--- a/Dbbb-Ebc/B410-TzK.docx
+++ b/Dbbb-Ebc/B410-TzK.docx
@@ -283,7 +283,7 @@
           <w:noProof/>
           <w:sz w:val="32"/>
           <w:szCs w:val="32"/>
-          <w:u w:val="single" w:color="00B050"/>
+          <w:u w:color="00B050"/>
           <w:lang w:eastAsia="en-GB" w:bidi="he-IL"/>
         </w:rPr>
         <w:sectPr>
@@ -420,7 +420,7 @@
           <w:noProof/>
           <w:sz w:val="32"/>
           <w:szCs w:val="32"/>
-          <w:u w:val="single" w:color="00B050"/>
+          <w:u w:color="00B050"/>
           <w:lang w:eastAsia="en-GB" w:bidi="he-IL"/>
         </w:rPr>
         <w:sectPr>
@@ -498,12 +498,10 @@
           <w:rFonts w:ascii="Antinoou" w:eastAsia="Antinoou" w:hAnsi="Antinoou" w:cs="Gentium"/>
           <w:b/>
           <w:bCs/>
-          <w:i/>
-          <w:iCs/>
-          <w:noProof/>
-          <w:sz w:val="32"/>
-          <w:szCs w:val="32"/>
-          <w:u w:val="single" w:color="00B050"/>
+          <w:noProof/>
+          <w:sz w:val="32"/>
+          <w:szCs w:val="32"/>
+          <w:u w:color="00B050"/>
           <w:lang w:eastAsia="en-GB" w:bidi="he-IL"/>
         </w:rPr>
         <w:sectPr>
@@ -584,12 +582,10 @@
           <w:rFonts w:ascii="Antinoou" w:eastAsia="Antinoou" w:hAnsi="Antinoou" w:cs="Gentium"/>
           <w:b/>
           <w:bCs/>
-          <w:i/>
-          <w:iCs/>
-          <w:noProof/>
-          <w:sz w:val="32"/>
-          <w:szCs w:val="32"/>
-          <w:u w:val="single" w:color="00B050"/>
+          <w:noProof/>
+          <w:sz w:val="32"/>
+          <w:szCs w:val="32"/>
+          <w:u w:color="00B050"/>
           <w:lang w:eastAsia="en-GB" w:bidi="he-IL"/>
         </w:rPr>
         <w:sectPr>
@@ -688,19 +684,19 @@
     </w:p>
     <w:p>
       <w:pPr>
-        <w:spacing w:before="120"/>
-        <w:jc w:val="both"/>
-        <w:rPr>
-          <w:rFonts w:ascii="Antinoou" w:eastAsia="Antinoou" w:hAnsi="Antinoou" w:cs="Gentium"/>
-          <w:b/>
-          <w:bCs/>
-          <w:i/>
-          <w:iCs/>
-          <w:noProof/>
-          <w:sz w:val="32"/>
-          <w:szCs w:val="32"/>
-          <w:u w:val="single" w:color="00B050"/>
-          <w:lang w:bidi="he-IL"/>
+        <w:keepNext/>
+        <w:widowControl w:val="0"/>
+        <w:spacing w:before="120"/>
+        <w:jc w:val="center"/>
+        <w:rPr>
+          <w:rFonts w:ascii="Antinoou" w:eastAsia="Antinoou" w:hAnsi="Antinoou" w:cs="Gentium"/>
+          <w:b/>
+          <w:bCs/>
+          <w:noProof/>
+          <w:sz w:val="32"/>
+          <w:szCs w:val="32"/>
+          <w:u w:color="00B050"/>
+          <w:lang w:eastAsia="en-GB" w:bidi="he-IL"/>
         </w:rPr>
         <w:sectPr>
           <w:type w:val="continuous"/>
@@ -771,19 +767,19 @@
     </w:p>
     <w:p>
       <w:pPr>
-        <w:spacing w:before="120"/>
-        <w:jc w:val="both"/>
-        <w:rPr>
-          <w:rFonts w:ascii="Antinoou" w:eastAsia="Antinoou" w:hAnsi="Antinoou" w:cs="Gentium"/>
-          <w:b/>
-          <w:bCs/>
-          <w:i/>
-          <w:iCs/>
-          <w:noProof/>
-          <w:sz w:val="32"/>
-          <w:szCs w:val="32"/>
-          <w:u w:val="single" w:color="00B050"/>
-          <w:lang w:val="el-GR" w:bidi="he-IL"/>
+        <w:keepNext/>
+        <w:widowControl w:val="0"/>
+        <w:spacing w:before="120"/>
+        <w:jc w:val="center"/>
+        <w:rPr>
+          <w:rFonts w:ascii="Antinoou" w:eastAsia="Antinoou" w:hAnsi="Antinoou" w:cs="Gentium"/>
+          <w:b/>
+          <w:bCs/>
+          <w:noProof/>
+          <w:sz w:val="32"/>
+          <w:szCs w:val="32"/>
+          <w:u w:color="00B050"/>
+          <w:lang w:eastAsia="en-GB" w:bidi="he-IL"/>
         </w:rPr>
         <w:sectPr>
           <w:type w:val="continuous"/>
@@ -854,19 +850,19 @@
     </w:p>
     <w:p>
       <w:pPr>
-        <w:spacing w:before="120"/>
-        <w:jc w:val="both"/>
-        <w:rPr>
-          <w:rFonts w:ascii="Antinoou" w:eastAsia="Antinoou" w:hAnsi="Antinoou" w:cs="Gentium"/>
-          <w:b/>
-          <w:bCs/>
-          <w:i/>
-          <w:iCs/>
-          <w:noProof/>
-          <w:sz w:val="32"/>
-          <w:szCs w:val="32"/>
-          <w:u w:val="single" w:color="00B050"/>
-          <w:lang w:val="el-GR" w:bidi="he-IL"/>
+        <w:keepNext/>
+        <w:widowControl w:val="0"/>
+        <w:spacing w:before="120"/>
+        <w:jc w:val="center"/>
+        <w:rPr>
+          <w:rFonts w:ascii="Antinoou" w:eastAsia="Antinoou" w:hAnsi="Antinoou" w:cs="Gentium"/>
+          <w:b/>
+          <w:bCs/>
+          <w:noProof/>
+          <w:sz w:val="32"/>
+          <w:szCs w:val="32"/>
+          <w:u w:color="00B050"/>
+          <w:lang w:eastAsia="en-GB" w:bidi="he-IL"/>
         </w:rPr>
         <w:sectPr>
           <w:type w:val="continuous"/>
@@ -938,19 +934,19 @@
     </w:p>
     <w:p>
       <w:pPr>
-        <w:spacing w:before="120"/>
-        <w:jc w:val="both"/>
-        <w:rPr>
-          <w:rFonts w:ascii="Antinoou" w:eastAsia="Antinoou" w:hAnsi="Antinoou" w:cs="Gentium"/>
-          <w:b/>
-          <w:bCs/>
-          <w:i/>
-          <w:iCs/>
-          <w:noProof/>
-          <w:sz w:val="32"/>
-          <w:szCs w:val="32"/>
-          <w:u w:val="single" w:color="00B050"/>
-          <w:lang w:val="el-GR" w:bidi="he-IL"/>
+        <w:keepNext/>
+        <w:widowControl w:val="0"/>
+        <w:spacing w:before="120"/>
+        <w:jc w:val="center"/>
+        <w:rPr>
+          <w:rFonts w:ascii="Antinoou" w:eastAsia="Antinoou" w:hAnsi="Antinoou" w:cs="Gentium"/>
+          <w:b/>
+          <w:bCs/>
+          <w:noProof/>
+          <w:sz w:val="32"/>
+          <w:szCs w:val="32"/>
+          <w:u w:color="00B050"/>
+          <w:lang w:eastAsia="en-GB" w:bidi="he-IL"/>
         </w:rPr>
         <w:sectPr>
           <w:type w:val="continuous"/>
@@ -1069,19 +1065,19 @@
     </w:p>
     <w:p>
       <w:pPr>
-        <w:spacing w:before="120"/>
-        <w:jc w:val="both"/>
-        <w:rPr>
-          <w:rFonts w:ascii="Antinoou" w:eastAsia="Antinoou" w:hAnsi="Antinoou" w:cs="Gentium"/>
-          <w:b/>
-          <w:bCs/>
-          <w:i/>
-          <w:iCs/>
-          <w:noProof/>
-          <w:sz w:val="32"/>
-          <w:szCs w:val="32"/>
-          <w:u w:val="single" w:color="00B050"/>
-          <w:lang w:val="el-GR" w:bidi="he-IL"/>
+        <w:keepNext/>
+        <w:widowControl w:val="0"/>
+        <w:spacing w:before="120"/>
+        <w:jc w:val="center"/>
+        <w:rPr>
+          <w:rFonts w:ascii="Antinoou" w:eastAsia="Antinoou" w:hAnsi="Antinoou" w:cs="Gentium"/>
+          <w:b/>
+          <w:bCs/>
+          <w:noProof/>
+          <w:sz w:val="32"/>
+          <w:szCs w:val="32"/>
+          <w:u w:color="00B050"/>
+          <w:lang w:eastAsia="en-GB" w:bidi="he-IL"/>
         </w:rPr>
         <w:sectPr>
           <w:type w:val="continuous"/>
@@ -1152,19 +1148,19 @@
     </w:p>
     <w:p>
       <w:pPr>
-        <w:spacing w:before="120"/>
-        <w:jc w:val="both"/>
-        <w:rPr>
-          <w:rFonts w:ascii="Antinoou" w:eastAsia="Antinoou" w:hAnsi="Antinoou" w:cs="Gentium"/>
-          <w:b/>
-          <w:bCs/>
-          <w:i/>
-          <w:iCs/>
-          <w:noProof/>
-          <w:sz w:val="32"/>
-          <w:szCs w:val="32"/>
-          <w:u w:val="single" w:color="00B050"/>
-          <w:lang w:val="el-GR" w:bidi="he-IL"/>
+        <w:keepNext/>
+        <w:widowControl w:val="0"/>
+        <w:spacing w:before="120"/>
+        <w:jc w:val="center"/>
+        <w:rPr>
+          <w:rFonts w:ascii="Antinoou" w:eastAsia="Antinoou" w:hAnsi="Antinoou" w:cs="Gentium"/>
+          <w:b/>
+          <w:bCs/>
+          <w:noProof/>
+          <w:sz w:val="32"/>
+          <w:szCs w:val="32"/>
+          <w:u w:color="00B050"/>
+          <w:lang w:eastAsia="en-GB" w:bidi="he-IL"/>
         </w:rPr>
         <w:sectPr>
           <w:type w:val="continuous"/>
@@ -1235,19 +1231,19 @@
     </w:p>
     <w:p>
       <w:pPr>
-        <w:spacing w:before="120"/>
-        <w:jc w:val="both"/>
-        <w:rPr>
-          <w:rFonts w:ascii="Antinoou" w:eastAsia="Antinoou" w:hAnsi="Antinoou" w:cs="Gentium"/>
-          <w:b/>
-          <w:bCs/>
-          <w:i/>
-          <w:iCs/>
-          <w:noProof/>
-          <w:sz w:val="32"/>
-          <w:szCs w:val="32"/>
-          <w:u w:val="single" w:color="00B050"/>
-          <w:lang w:val="el-GR" w:bidi="he-IL"/>
+        <w:keepNext/>
+        <w:widowControl w:val="0"/>
+        <w:spacing w:before="120"/>
+        <w:jc w:val="center"/>
+        <w:rPr>
+          <w:rFonts w:ascii="Antinoou" w:eastAsia="Antinoou" w:hAnsi="Antinoou" w:cs="Gentium"/>
+          <w:b/>
+          <w:bCs/>
+          <w:noProof/>
+          <w:sz w:val="32"/>
+          <w:szCs w:val="32"/>
+          <w:u w:color="00B050"/>
+          <w:lang w:eastAsia="en-GB" w:bidi="he-IL"/>
         </w:rPr>
         <w:sectPr>
           <w:type w:val="continuous"/>
@@ -1346,19 +1342,19 @@
     </w:p>
     <w:p>
       <w:pPr>
-        <w:spacing w:before="120"/>
-        <w:jc w:val="both"/>
-        <w:rPr>
-          <w:rFonts w:ascii="Antinoou" w:eastAsia="Antinoou" w:hAnsi="Antinoou" w:cs="Gentium"/>
-          <w:b/>
-          <w:bCs/>
-          <w:i/>
-          <w:iCs/>
-          <w:noProof/>
-          <w:sz w:val="32"/>
-          <w:szCs w:val="32"/>
-          <w:u w:val="single" w:color="00B050"/>
-          <w:lang w:val="el-GR" w:bidi="he-IL"/>
+        <w:keepNext/>
+        <w:widowControl w:val="0"/>
+        <w:spacing w:before="120"/>
+        <w:jc w:val="center"/>
+        <w:rPr>
+          <w:rFonts w:ascii="Antinoou" w:eastAsia="Antinoou" w:hAnsi="Antinoou" w:cs="Gentium"/>
+          <w:b/>
+          <w:bCs/>
+          <w:noProof/>
+          <w:sz w:val="32"/>
+          <w:szCs w:val="32"/>
+          <w:u w:color="00B050"/>
+          <w:lang w:eastAsia="en-GB" w:bidi="he-IL"/>
         </w:rPr>
         <w:sectPr>
           <w:type w:val="continuous"/>
@@ -1501,19 +1497,19 @@
     </w:p>
     <w:p>
       <w:pPr>
-        <w:spacing w:before="120"/>
-        <w:jc w:val="both"/>
-        <w:rPr>
-          <w:rFonts w:ascii="Antinoou" w:eastAsia="Antinoou" w:hAnsi="Antinoou" w:cs="Gentium"/>
-          <w:b/>
-          <w:bCs/>
-          <w:i/>
-          <w:iCs/>
-          <w:noProof/>
-          <w:sz w:val="32"/>
-          <w:szCs w:val="32"/>
-          <w:u w:val="single" w:color="00B050"/>
-          <w:lang w:val="el-GR" w:bidi="he-IL"/>
+        <w:keepNext/>
+        <w:widowControl w:val="0"/>
+        <w:spacing w:before="120"/>
+        <w:jc w:val="center"/>
+        <w:rPr>
+          <w:rFonts w:ascii="Antinoou" w:eastAsia="Antinoou" w:hAnsi="Antinoou" w:cs="Gentium"/>
+          <w:b/>
+          <w:bCs/>
+          <w:noProof/>
+          <w:sz w:val="32"/>
+          <w:szCs w:val="32"/>
+          <w:u w:color="00B050"/>
+          <w:lang w:eastAsia="en-GB" w:bidi="he-IL"/>
         </w:rPr>
         <w:sectPr>
           <w:type w:val="continuous"/>
@@ -1597,19 +1593,19 @@
     </w:p>
     <w:p>
       <w:pPr>
-        <w:spacing w:before="120"/>
-        <w:jc w:val="both"/>
-        <w:rPr>
-          <w:rFonts w:ascii="Antinoou" w:eastAsia="Antinoou" w:hAnsi="Antinoou" w:cs="Gentium"/>
-          <w:b/>
-          <w:bCs/>
-          <w:i/>
-          <w:iCs/>
-          <w:noProof/>
-          <w:sz w:val="32"/>
-          <w:szCs w:val="32"/>
-          <w:u w:val="single" w:color="00B050"/>
-          <w:lang w:val="el-GR" w:bidi="he-IL"/>
+        <w:keepNext/>
+        <w:widowControl w:val="0"/>
+        <w:spacing w:before="120"/>
+        <w:jc w:val="center"/>
+        <w:rPr>
+          <w:rFonts w:ascii="Antinoou" w:eastAsia="Antinoou" w:hAnsi="Antinoou" w:cs="Gentium"/>
+          <w:b/>
+          <w:bCs/>
+          <w:noProof/>
+          <w:sz w:val="32"/>
+          <w:szCs w:val="32"/>
+          <w:u w:color="00B050"/>
+          <w:lang w:eastAsia="en-GB" w:bidi="he-IL"/>
         </w:rPr>
         <w:sectPr>
           <w:type w:val="continuous"/>
@@ -1734,19 +1730,19 @@
     </w:p>
     <w:p>
       <w:pPr>
-        <w:spacing w:before="120"/>
-        <w:jc w:val="both"/>
-        <w:rPr>
-          <w:rFonts w:ascii="Antinoou" w:eastAsia="Antinoou" w:hAnsi="Antinoou" w:cs="Gentium"/>
-          <w:b/>
-          <w:bCs/>
-          <w:i/>
-          <w:iCs/>
-          <w:noProof/>
-          <w:sz w:val="32"/>
-          <w:szCs w:val="32"/>
-          <w:u w:val="single" w:color="00B050"/>
-          <w:lang w:val="el-GR" w:bidi="he-IL"/>
+        <w:keepNext/>
+        <w:widowControl w:val="0"/>
+        <w:spacing w:before="120"/>
+        <w:jc w:val="center"/>
+        <w:rPr>
+          <w:rFonts w:ascii="Antinoou" w:eastAsia="Antinoou" w:hAnsi="Antinoou" w:cs="Gentium"/>
+          <w:b/>
+          <w:bCs/>
+          <w:noProof/>
+          <w:sz w:val="32"/>
+          <w:szCs w:val="32"/>
+          <w:u w:color="00B050"/>
+          <w:lang w:eastAsia="en-GB" w:bidi="he-IL"/>
         </w:rPr>
         <w:sectPr>
           <w:type w:val="continuous"/>
@@ -1935,7 +1931,7 @@
           <w:lang w:eastAsia="en-GB" w:bidi="he-IL"/>
         </w:rPr>
         <w:lastRenderedPageBreak/>
-        <w:t>ϫⲉⲕⲁⲥ ⲉⲩⲉ̀ⲓ̀ ⲛ̀ϫⲉ ⲛⲅ︦ ⲛ̀ⲣⲱⲙⲓ ϧⲉⲛ ⲡⲓⲙⲁ ⲉ̀ⲧⲉⲙⲙⲁⲩ ⲛ̀ⲥⲱⲧⲡ ⲛ̀ⲥⲉⲇⲟⲕⲓⲙⲁⲍⲓⲛ ϧⲉⲛ ⲟⲩϧⲟⲧϧⲉⲧ ⲙ̀ⲡⲉⲧⲉⲙⲡ̀ϣⲁ ⲙ̀ⲡⲁⲓ ⲃⲁⲑⲙⲟⲥ ⲉ̀ϣⲱⲡ ⲁϥϣⲁⲛ ⲟⲩⲁⲓ ⲉ̀ⲃⲟⲗϧⲉⲛ ⲛⲓⲉⲑⲛⲟⲥ ⲉ̀ⲟⲩⲟⲛⲧⲁϥ ⲙ̀ⲙⲁⲩ ⲛ̀ⲟⲩⲥⲱⲓⲧ ⲉ̀ⲛⲁⲛⲉϥ ⲉϥⲟⲓ ⲛ̀ⲁⲧⲛⲟⲃⲓ ⲡⲉ ⲉϥⲟⲓ ⲛ̀ⲁⲧϫⲱⲛⲧ ⲡⲉ ⲡⲩⲙⲁⲓ ϩⲏⲕⲓ ⲡⲉ ⲟⲩⲣⲉⲙⲛ̀ϩⲏⲧ ⲡⲉ ⲛ̀ϩⲁⲕ ⲛ̀ⲟⲩⲣⲉϥⲑⲓϧⲓ ⲁⲛ ⲡⲉ ⲛ̀ⲟⲩⲡⲟⲣⲛⲟⲥ ⲁⲛ ⲡⲉ ⲛ̀ⲟⲩⲙⲉⲓ ⲧⲟⲓ ⲛ̀̀ϩⲟⲩⲟ̀ ⲁⲛ ⲡⲉ ⲛ̀ⲟⲩⲣⲉϥϣⲱϣ ⲁⲛ ⲡⲉ ⲛ̀ⲟⲩⲣⲉϥϭⲓ ϩⲟ ⲁⲛ ⲡⲉ ⲛⲉⲙ ⲛⲏⲉⲧⲓ̀ⲛⲓ ⲛⲛⲁⲓ.</w:t>
+        <w:t>ϫⲉⲕⲁⲥ ⲉⲩⲉ̀ⲓ̀ ⲛ̀ϫⲉ ⲛⲅ︦ ⲛ̀ⲣⲱⲙⲓ ϧⲉⲛ ⲡⲓⲙⲁ ⲉ̀ⲧⲉⲙⲙⲁⲩ ⲛ̀ⲥⲱⲧⲡ ⲛ̀ⲥⲉⲇⲟⲕⲓⲙⲁⲍⲓⲛ ϧⲉⲛ ⲟⲩϧⲟⲧϧⲉⲧ ⲙ̀ⲡⲉⲧⲉⲙⲡ̀ϣⲁ ⲙ̀ⲡⲁⲓ ⲃⲁⲑⲙⲟⲥ ⲉ̀ϣⲱⲡ ⲁϥϣⲁⲛ ⲟⲩⲁⲓ ⲉ̀ⲃⲟⲗϧⲉⲛ ⲛⲓⲉⲑⲛⲟⲥ ⲉ̀ⲟⲩⲟⲛⲧⲁϥ ⲙ̀ⲙⲁⲩ ⲛ̀ⲟⲩⲥⲱⲓⲧ ⲉ̀ⲛⲁⲛⲉϥ ⲉϥⲟⲓ ⲛ̀ⲁⲧⲛⲟⲃⲓ ⲡⲉ ⲉϥⲟⲓ ⲛ̀ⲁⲧϫⲱⲛⲧ ⲡⲉ ⲡⲩⲙⲁⲓ ϩⲏⲕⲓ ⲡⲉ ⲟⲩⲣⲉⲙⲛ̀ϩⲏⲧ ⲡⲉ ⲛ̀ϩⲁⲕ ⲛ̀ⲟⲩⲣⲉϥⲑⲓϧⲓ ⲁⲛ ⲡⲉ ⲛ̀ⲟⲩⲡⲟⲣⲛⲟⲥ ⲁⲛ ⲡⲉ ⲛ̀ⲟⲩⲙⲉⲓ ⲧⲟⲓ ⲛ̀ϩⲟⲩⲟ̀ ⲁⲛ ⲡⲉ ⲛ̀ⲟⲩⲣⲉϥϣⲱϣ ⲁⲛ ⲡⲉ ⲛ̀ⲟⲩⲣⲉϥϭⲓϩⲟ ⲁⲛ ⲡⲉ ⲛⲉⲙ ⲛⲏⲉⲧⲓ̀ⲛⲓ ⲛⲛⲁⲓ.</w:t>
       </w:r>
     </w:p>
     <w:p>
@@ -2050,19 +2046,19 @@
     </w:p>
     <w:p>
       <w:pPr>
-        <w:spacing w:before="120"/>
-        <w:jc w:val="both"/>
-        <w:rPr>
-          <w:rFonts w:ascii="Antinoou" w:eastAsia="Antinoou" w:hAnsi="Antinoou" w:cs="Gentium"/>
-          <w:b/>
-          <w:bCs/>
-          <w:i/>
-          <w:iCs/>
-          <w:noProof/>
-          <w:sz w:val="32"/>
-          <w:szCs w:val="32"/>
-          <w:u w:val="single" w:color="00B050"/>
-          <w:lang w:val="el-GR" w:bidi="he-IL"/>
+        <w:keepNext/>
+        <w:widowControl w:val="0"/>
+        <w:spacing w:before="120"/>
+        <w:jc w:val="center"/>
+        <w:rPr>
+          <w:rFonts w:ascii="Antinoou" w:eastAsia="Antinoou" w:hAnsi="Antinoou" w:cs="Gentium"/>
+          <w:b/>
+          <w:bCs/>
+          <w:noProof/>
+          <w:sz w:val="32"/>
+          <w:szCs w:val="32"/>
+          <w:u w:color="00B050"/>
+          <w:lang w:eastAsia="en-GB" w:bidi="he-IL"/>
         </w:rPr>
         <w:sectPr>
           <w:type w:val="continuous"/>
@@ -2156,19 +2152,19 @@
     </w:p>
     <w:p>
       <w:pPr>
-        <w:spacing w:before="120"/>
-        <w:jc w:val="both"/>
-        <w:rPr>
-          <w:rFonts w:ascii="Antinoou" w:eastAsia="Antinoou" w:hAnsi="Antinoou" w:cs="Gentium"/>
-          <w:b/>
-          <w:bCs/>
-          <w:i/>
-          <w:iCs/>
-          <w:noProof/>
-          <w:sz w:val="32"/>
-          <w:szCs w:val="32"/>
-          <w:u w:val="single" w:color="00B050"/>
-          <w:lang w:val="el-GR" w:bidi="he-IL"/>
+        <w:keepNext/>
+        <w:widowControl w:val="0"/>
+        <w:spacing w:before="120"/>
+        <w:jc w:val="center"/>
+        <w:rPr>
+          <w:rFonts w:ascii="Antinoou" w:eastAsia="Antinoou" w:hAnsi="Antinoou" w:cs="Gentium"/>
+          <w:b/>
+          <w:bCs/>
+          <w:noProof/>
+          <w:sz w:val="32"/>
+          <w:szCs w:val="32"/>
+          <w:u w:color="00B050"/>
+          <w:lang w:eastAsia="en-GB" w:bidi="he-IL"/>
         </w:rPr>
         <w:sectPr>
           <w:type w:val="continuous"/>
@@ -2240,19 +2236,19 @@
     </w:p>
     <w:p>
       <w:pPr>
-        <w:spacing w:before="120"/>
-        <w:jc w:val="both"/>
-        <w:rPr>
-          <w:rFonts w:ascii="Antinoou" w:eastAsia="Antinoou" w:hAnsi="Antinoou" w:cs="Gentium"/>
-          <w:b/>
-          <w:bCs/>
-          <w:i/>
-          <w:iCs/>
-          <w:noProof/>
-          <w:sz w:val="32"/>
-          <w:szCs w:val="32"/>
-          <w:u w:val="single" w:color="00B050"/>
-          <w:lang w:val="el-GR" w:bidi="he-IL"/>
+        <w:keepNext/>
+        <w:widowControl w:val="0"/>
+        <w:spacing w:before="120"/>
+        <w:jc w:val="center"/>
+        <w:rPr>
+          <w:rFonts w:ascii="Antinoou" w:eastAsia="Antinoou" w:hAnsi="Antinoou" w:cs="Gentium"/>
+          <w:b/>
+          <w:bCs/>
+          <w:noProof/>
+          <w:sz w:val="32"/>
+          <w:szCs w:val="32"/>
+          <w:u w:color="00B050"/>
+          <w:lang w:eastAsia="en-GB" w:bidi="he-IL"/>
         </w:rPr>
         <w:sectPr>
           <w:type w:val="continuous"/>
@@ -2323,19 +2319,19 @@
     </w:p>
     <w:p>
       <w:pPr>
-        <w:spacing w:before="120"/>
-        <w:jc w:val="both"/>
-        <w:rPr>
-          <w:rFonts w:ascii="Antinoou" w:eastAsia="Antinoou" w:hAnsi="Antinoou" w:cs="Gentium"/>
-          <w:b/>
-          <w:bCs/>
-          <w:i/>
-          <w:iCs/>
-          <w:noProof/>
-          <w:sz w:val="32"/>
-          <w:szCs w:val="32"/>
-          <w:u w:val="single" w:color="00B050"/>
-          <w:lang w:val="el-GR" w:bidi="he-IL"/>
+        <w:keepNext/>
+        <w:widowControl w:val="0"/>
+        <w:spacing w:before="120"/>
+        <w:jc w:val="center"/>
+        <w:rPr>
+          <w:rFonts w:ascii="Antinoou" w:eastAsia="Antinoou" w:hAnsi="Antinoou" w:cs="Gentium"/>
+          <w:b/>
+          <w:bCs/>
+          <w:noProof/>
+          <w:sz w:val="32"/>
+          <w:szCs w:val="32"/>
+          <w:u w:color="00B050"/>
+          <w:lang w:eastAsia="en-GB" w:bidi="he-IL"/>
         </w:rPr>
         <w:sectPr>
           <w:type w:val="continuous"/>
@@ -2406,19 +2402,19 @@
     </w:p>
     <w:p>
       <w:pPr>
-        <w:spacing w:before="120"/>
-        <w:jc w:val="both"/>
-        <w:rPr>
-          <w:rFonts w:ascii="Antinoou" w:eastAsia="Antinoou" w:hAnsi="Antinoou" w:cs="Gentium"/>
-          <w:b/>
-          <w:bCs/>
-          <w:i/>
-          <w:iCs/>
-          <w:noProof/>
-          <w:sz w:val="32"/>
-          <w:szCs w:val="32"/>
-          <w:u w:val="single" w:color="00B050"/>
-          <w:lang w:val="el-GR" w:bidi="he-IL"/>
+        <w:keepNext/>
+        <w:widowControl w:val="0"/>
+        <w:spacing w:before="120"/>
+        <w:jc w:val="center"/>
+        <w:rPr>
+          <w:rFonts w:ascii="Antinoou" w:eastAsia="Antinoou" w:hAnsi="Antinoou" w:cs="Gentium"/>
+          <w:b/>
+          <w:bCs/>
+          <w:noProof/>
+          <w:sz w:val="32"/>
+          <w:szCs w:val="32"/>
+          <w:u w:color="00B050"/>
+          <w:lang w:eastAsia="en-GB" w:bidi="he-IL"/>
         </w:rPr>
         <w:sectPr>
           <w:type w:val="continuous"/>
@@ -2489,19 +2485,19 @@
     </w:p>
     <w:p>
       <w:pPr>
-        <w:spacing w:before="120"/>
-        <w:jc w:val="both"/>
-        <w:rPr>
-          <w:rFonts w:ascii="Antinoou" w:eastAsia="Antinoou" w:hAnsi="Antinoou" w:cs="Gentium"/>
-          <w:b/>
-          <w:bCs/>
-          <w:i/>
-          <w:iCs/>
-          <w:noProof/>
-          <w:sz w:val="32"/>
-          <w:szCs w:val="32"/>
-          <w:u w:val="single" w:color="00B050"/>
-          <w:lang w:val="el-GR" w:bidi="he-IL"/>
+        <w:keepNext/>
+        <w:widowControl w:val="0"/>
+        <w:spacing w:before="120"/>
+        <w:jc w:val="center"/>
+        <w:rPr>
+          <w:rFonts w:ascii="Antinoou" w:eastAsia="Antinoou" w:hAnsi="Antinoou" w:cs="Gentium"/>
+          <w:b/>
+          <w:bCs/>
+          <w:noProof/>
+          <w:sz w:val="32"/>
+          <w:szCs w:val="32"/>
+          <w:u w:color="00B050"/>
+          <w:lang w:eastAsia="en-GB" w:bidi="he-IL"/>
         </w:rPr>
         <w:sectPr>
           <w:type w:val="continuous"/>
@@ -2572,19 +2568,19 @@
     </w:p>
     <w:p>
       <w:pPr>
-        <w:spacing w:before="120"/>
-        <w:jc w:val="both"/>
-        <w:rPr>
-          <w:rFonts w:ascii="Antinoou" w:eastAsia="Antinoou" w:hAnsi="Antinoou" w:cs="Gentium"/>
-          <w:b/>
-          <w:bCs/>
-          <w:i/>
-          <w:iCs/>
-          <w:noProof/>
-          <w:sz w:val="32"/>
-          <w:szCs w:val="32"/>
-          <w:u w:val="single" w:color="00B050"/>
-          <w:lang w:val="el-GR" w:bidi="he-IL"/>
+        <w:keepNext/>
+        <w:widowControl w:val="0"/>
+        <w:spacing w:before="120"/>
+        <w:jc w:val="center"/>
+        <w:rPr>
+          <w:rFonts w:ascii="Antinoou" w:eastAsia="Antinoou" w:hAnsi="Antinoou" w:cs="Gentium"/>
+          <w:b/>
+          <w:bCs/>
+          <w:noProof/>
+          <w:sz w:val="32"/>
+          <w:szCs w:val="32"/>
+          <w:u w:color="00B050"/>
+          <w:lang w:eastAsia="en-GB" w:bidi="he-IL"/>
         </w:rPr>
         <w:sectPr>
           <w:type w:val="continuous"/>
@@ -2655,19 +2651,19 @@
     </w:p>
     <w:p>
       <w:pPr>
-        <w:spacing w:before="120"/>
-        <w:jc w:val="both"/>
-        <w:rPr>
-          <w:rFonts w:ascii="Antinoou" w:eastAsia="Antinoou" w:hAnsi="Antinoou" w:cs="Gentium"/>
-          <w:b/>
-          <w:bCs/>
-          <w:i/>
-          <w:iCs/>
-          <w:noProof/>
-          <w:sz w:val="32"/>
-          <w:szCs w:val="32"/>
-          <w:u w:val="single" w:color="00B050"/>
-          <w:lang w:val="el-GR" w:bidi="he-IL"/>
+        <w:keepNext/>
+        <w:widowControl w:val="0"/>
+        <w:spacing w:before="120"/>
+        <w:jc w:val="center"/>
+        <w:rPr>
+          <w:rFonts w:ascii="Antinoou" w:eastAsia="Antinoou" w:hAnsi="Antinoou" w:cs="Gentium"/>
+          <w:b/>
+          <w:bCs/>
+          <w:noProof/>
+          <w:sz w:val="32"/>
+          <w:szCs w:val="32"/>
+          <w:u w:color="00B050"/>
+          <w:lang w:eastAsia="en-GB" w:bidi="he-IL"/>
         </w:rPr>
         <w:sectPr>
           <w:type w:val="continuous"/>
@@ -2738,19 +2734,19 @@
     </w:p>
     <w:p>
       <w:pPr>
-        <w:spacing w:before="120"/>
-        <w:jc w:val="both"/>
-        <w:rPr>
-          <w:rFonts w:ascii="Antinoou" w:eastAsia="Antinoou" w:hAnsi="Antinoou" w:cs="Gentium"/>
-          <w:b/>
-          <w:bCs/>
-          <w:i/>
-          <w:iCs/>
-          <w:noProof/>
-          <w:sz w:val="32"/>
-          <w:szCs w:val="32"/>
-          <w:u w:val="single" w:color="00B050"/>
-          <w:lang w:val="el-GR" w:bidi="he-IL"/>
+        <w:keepNext/>
+        <w:widowControl w:val="0"/>
+        <w:spacing w:before="120"/>
+        <w:jc w:val="center"/>
+        <w:rPr>
+          <w:rFonts w:ascii="Antinoou" w:eastAsia="Antinoou" w:hAnsi="Antinoou" w:cs="Gentium"/>
+          <w:b/>
+          <w:bCs/>
+          <w:noProof/>
+          <w:sz w:val="32"/>
+          <w:szCs w:val="32"/>
+          <w:u w:color="00B050"/>
+          <w:lang w:eastAsia="en-GB" w:bidi="he-IL"/>
         </w:rPr>
         <w:sectPr>
           <w:type w:val="continuous"/>
@@ -2821,20 +2817,19 @@
     </w:p>
     <w:p>
       <w:pPr>
-        <w:spacing w:before="120"/>
-        <w:jc w:val="both"/>
-        <w:rPr>
-          <w:rFonts w:ascii="Antinoou" w:eastAsia="Antinoou" w:hAnsi="Antinoou" w:cs="Gentium"/>
-          <w:b/>
-          <w:bCs/>
-          <w:i/>
-          <w:iCs/>
-          <w:noProof/>
-          <w:color w:val="7030A0"/>
-          <w:sz w:val="32"/>
-          <w:szCs w:val="32"/>
-          <w:u w:val="single" w:color="00B050"/>
-          <w:lang w:val="el-GR" w:bidi="he-IL"/>
+        <w:keepNext/>
+        <w:widowControl w:val="0"/>
+        <w:spacing w:before="120"/>
+        <w:jc w:val="center"/>
+        <w:rPr>
+          <w:rFonts w:ascii="Antinoou" w:eastAsia="Antinoou" w:hAnsi="Antinoou" w:cs="Gentium"/>
+          <w:b/>
+          <w:bCs/>
+          <w:noProof/>
+          <w:sz w:val="32"/>
+          <w:szCs w:val="32"/>
+          <w:u w:color="00B050"/>
+          <w:lang w:eastAsia="en-GB" w:bidi="he-IL"/>
         </w:rPr>
         <w:sectPr>
           <w:type w:val="continuous"/>
@@ -2906,19 +2901,19 @@
     </w:p>
     <w:p>
       <w:pPr>
-        <w:spacing w:before="120"/>
-        <w:jc w:val="both"/>
-        <w:rPr>
-          <w:rFonts w:ascii="Antinoou" w:eastAsia="Antinoou" w:hAnsi="Antinoou" w:cs="Gentium"/>
-          <w:b/>
-          <w:bCs/>
-          <w:i/>
-          <w:iCs/>
-          <w:noProof/>
-          <w:sz w:val="32"/>
-          <w:szCs w:val="32"/>
-          <w:u w:val="single" w:color="00B050"/>
-          <w:lang w:bidi="he-IL"/>
+        <w:keepNext/>
+        <w:widowControl w:val="0"/>
+        <w:spacing w:before="120"/>
+        <w:jc w:val="center"/>
+        <w:rPr>
+          <w:rFonts w:ascii="Antinoou" w:eastAsia="Antinoou" w:hAnsi="Antinoou" w:cs="Gentium"/>
+          <w:b/>
+          <w:bCs/>
+          <w:noProof/>
+          <w:sz w:val="32"/>
+          <w:szCs w:val="32"/>
+          <w:u w:color="00B050"/>
+          <w:lang w:eastAsia="en-GB" w:bidi="he-IL"/>
         </w:rPr>
         <w:sectPr>
           <w:type w:val="continuous"/>
@@ -2989,19 +2984,19 @@
     </w:p>
     <w:p>
       <w:pPr>
-        <w:spacing w:before="120"/>
-        <w:jc w:val="both"/>
-        <w:rPr>
-          <w:rFonts w:ascii="Antinoou" w:eastAsia="Antinoou" w:hAnsi="Antinoou" w:cs="Gentium"/>
-          <w:b/>
-          <w:bCs/>
-          <w:i/>
-          <w:iCs/>
-          <w:noProof/>
-          <w:sz w:val="32"/>
-          <w:szCs w:val="32"/>
-          <w:u w:val="single" w:color="00B050"/>
-          <w:lang w:val="el-GR" w:bidi="he-IL"/>
+        <w:keepNext/>
+        <w:widowControl w:val="0"/>
+        <w:spacing w:before="120"/>
+        <w:jc w:val="center"/>
+        <w:rPr>
+          <w:rFonts w:ascii="Antinoou" w:eastAsia="Antinoou" w:hAnsi="Antinoou" w:cs="Gentium"/>
+          <w:b/>
+          <w:bCs/>
+          <w:noProof/>
+          <w:sz w:val="32"/>
+          <w:szCs w:val="32"/>
+          <w:u w:color="00B050"/>
+          <w:lang w:eastAsia="en-GB" w:bidi="he-IL"/>
         </w:rPr>
         <w:sectPr>
           <w:type w:val="continuous"/>
@@ -3096,19 +3091,19 @@
     </w:p>
     <w:p>
       <w:pPr>
-        <w:spacing w:before="120"/>
-        <w:jc w:val="both"/>
-        <w:rPr>
-          <w:rFonts w:ascii="Antinoou" w:eastAsia="Antinoou" w:hAnsi="Antinoou" w:cs="Gentium"/>
-          <w:b/>
-          <w:bCs/>
-          <w:i/>
-          <w:iCs/>
-          <w:noProof/>
-          <w:sz w:val="32"/>
-          <w:szCs w:val="32"/>
-          <w:u w:val="single" w:color="00B050"/>
-          <w:lang w:val="el-GR" w:bidi="he-IL"/>
+        <w:keepNext/>
+        <w:widowControl w:val="0"/>
+        <w:spacing w:before="120"/>
+        <w:jc w:val="center"/>
+        <w:rPr>
+          <w:rFonts w:ascii="Antinoou" w:eastAsia="Antinoou" w:hAnsi="Antinoou" w:cs="Gentium"/>
+          <w:b/>
+          <w:bCs/>
+          <w:noProof/>
+          <w:sz w:val="32"/>
+          <w:szCs w:val="32"/>
+          <w:u w:color="00B050"/>
+          <w:lang w:eastAsia="en-GB" w:bidi="he-IL"/>
         </w:rPr>
         <w:sectPr>
           <w:type w:val="continuous"/>
@@ -3287,7 +3282,6 @@
       <w:pPr>
         <w:keepNext/>
         <w:widowControl w:val="0"/>
-        <w:spacing w:before="120"/>
         <w:jc w:val="center"/>
         <w:rPr>
           <w:rFonts w:ascii="Antinoou" w:eastAsia="Antinoou" w:hAnsi="Antinoou" w:cs="Gentium"/>
@@ -3449,19 +3443,19 @@
     </w:p>
     <w:p>
       <w:pPr>
-        <w:spacing w:before="120"/>
-        <w:jc w:val="both"/>
-        <w:rPr>
-          <w:rFonts w:ascii="Antinoou" w:eastAsia="Antinoou" w:hAnsi="Antinoou" w:cs="Gentium"/>
-          <w:b/>
-          <w:bCs/>
-          <w:i/>
-          <w:iCs/>
-          <w:noProof/>
-          <w:sz w:val="32"/>
-          <w:szCs w:val="32"/>
-          <w:u w:val="single" w:color="00B050"/>
-          <w:lang w:val="el-GR" w:bidi="he-IL"/>
+        <w:keepNext/>
+        <w:widowControl w:val="0"/>
+        <w:spacing w:before="120"/>
+        <w:jc w:val="center"/>
+        <w:rPr>
+          <w:rFonts w:ascii="Antinoou" w:eastAsia="Antinoou" w:hAnsi="Antinoou" w:cs="Gentium"/>
+          <w:b/>
+          <w:bCs/>
+          <w:noProof/>
+          <w:sz w:val="32"/>
+          <w:szCs w:val="32"/>
+          <w:u w:color="00B050"/>
+          <w:lang w:eastAsia="en-GB" w:bidi="he-IL"/>
         </w:rPr>
         <w:sectPr>
           <w:pgSz w:w="16838" w:h="11906" w:orient="landscape" w:code="9"/>
@@ -3558,17 +3552,19 @@
     </w:p>
     <w:p>
       <w:pPr>
-        <w:spacing w:before="120"/>
-        <w:jc w:val="both"/>
-        <w:rPr>
-          <w:rFonts w:ascii="Antinoou" w:eastAsia="Antinoou" w:hAnsi="Antinoou" w:cs="Gentium"/>
-          <w:b/>
-          <w:bCs/>
-          <w:noProof/>
-          <w:sz w:val="32"/>
-          <w:szCs w:val="32"/>
-          <w:u w:val="single" w:color="00B050"/>
-          <w:lang w:val="el-GR" w:bidi="he-IL"/>
+        <w:keepNext/>
+        <w:widowControl w:val="0"/>
+        <w:spacing w:before="120"/>
+        <w:jc w:val="center"/>
+        <w:rPr>
+          <w:rFonts w:ascii="Antinoou" w:eastAsia="Antinoou" w:hAnsi="Antinoou" w:cs="Gentium"/>
+          <w:b/>
+          <w:bCs/>
+          <w:noProof/>
+          <w:sz w:val="32"/>
+          <w:szCs w:val="32"/>
+          <w:u w:color="00B050"/>
+          <w:lang w:eastAsia="en-GB" w:bidi="he-IL"/>
         </w:rPr>
         <w:sectPr>
           <w:type w:val="continuous"/>
@@ -3720,17 +3716,18 @@
     </w:p>
     <w:p>
       <w:pPr>
-        <w:spacing w:before="120"/>
-        <w:jc w:val="both"/>
-        <w:rPr>
-          <w:rFonts w:ascii="Antinoou" w:eastAsia="Antinoou" w:hAnsi="Antinoou" w:cs="Gentium"/>
-          <w:b/>
-          <w:bCs/>
-          <w:noProof/>
-          <w:sz w:val="32"/>
-          <w:szCs w:val="32"/>
-          <w:u w:val="single" w:color="00B050"/>
-          <w:lang w:val="el-GR" w:bidi="he-IL"/>
+        <w:keepNext/>
+        <w:widowControl w:val="0"/>
+        <w:jc w:val="center"/>
+        <w:rPr>
+          <w:rFonts w:ascii="Antinoou" w:eastAsia="Antinoou" w:hAnsi="Antinoou" w:cs="Gentium"/>
+          <w:b/>
+          <w:bCs/>
+          <w:noProof/>
+          <w:sz w:val="32"/>
+          <w:szCs w:val="32"/>
+          <w:u w:color="00B050"/>
+          <w:lang w:eastAsia="en-GB" w:bidi="he-IL"/>
         </w:rPr>
         <w:sectPr>
           <w:type w:val="continuous"/>
@@ -3852,17 +3849,19 @@
     </w:p>
     <w:p>
       <w:pPr>
-        <w:spacing w:before="120"/>
-        <w:jc w:val="both"/>
-        <w:rPr>
-          <w:rFonts w:ascii="Antinoou" w:eastAsia="Antinoou" w:hAnsi="Antinoou" w:cs="Gentium"/>
-          <w:b/>
-          <w:bCs/>
-          <w:noProof/>
-          <w:sz w:val="32"/>
-          <w:szCs w:val="32"/>
-          <w:u w:val="single" w:color="00B050"/>
-          <w:lang w:val="el-GR" w:bidi="he-IL"/>
+        <w:keepNext/>
+        <w:widowControl w:val="0"/>
+        <w:spacing w:before="120"/>
+        <w:jc w:val="center"/>
+        <w:rPr>
+          <w:rFonts w:ascii="Antinoou" w:eastAsia="Antinoou" w:hAnsi="Antinoou" w:cs="Gentium"/>
+          <w:b/>
+          <w:bCs/>
+          <w:noProof/>
+          <w:sz w:val="32"/>
+          <w:szCs w:val="32"/>
+          <w:u w:color="00B050"/>
+          <w:lang w:eastAsia="en-GB" w:bidi="he-IL"/>
         </w:rPr>
         <w:sectPr>
           <w:type w:val="continuous"/>
@@ -3959,17 +3958,19 @@
     </w:p>
     <w:p>
       <w:pPr>
-        <w:spacing w:before="120"/>
-        <w:jc w:val="both"/>
-        <w:rPr>
-          <w:rFonts w:ascii="Antinoou" w:eastAsia="Antinoou" w:hAnsi="Antinoou" w:cs="Gentium"/>
-          <w:b/>
-          <w:bCs/>
-          <w:noProof/>
-          <w:sz w:val="32"/>
-          <w:szCs w:val="32"/>
-          <w:u w:val="single" w:color="00B050"/>
-          <w:lang w:val="el-GR" w:bidi="he-IL"/>
+        <w:keepNext/>
+        <w:widowControl w:val="0"/>
+        <w:spacing w:before="120"/>
+        <w:jc w:val="center"/>
+        <w:rPr>
+          <w:rFonts w:ascii="Antinoou" w:eastAsia="Antinoou" w:hAnsi="Antinoou" w:cs="Gentium"/>
+          <w:b/>
+          <w:bCs/>
+          <w:noProof/>
+          <w:sz w:val="32"/>
+          <w:szCs w:val="32"/>
+          <w:u w:color="00B050"/>
+          <w:lang w:eastAsia="en-GB" w:bidi="he-IL"/>
         </w:rPr>
         <w:sectPr>
           <w:type w:val="continuous"/>
@@ -4069,17 +4070,19 @@
     </w:p>
     <w:p>
       <w:pPr>
-        <w:spacing w:before="120"/>
-        <w:jc w:val="both"/>
-        <w:rPr>
-          <w:rFonts w:ascii="Antinoou" w:eastAsia="Antinoou" w:hAnsi="Antinoou" w:cs="Gentium"/>
-          <w:b/>
-          <w:bCs/>
-          <w:noProof/>
-          <w:sz w:val="32"/>
-          <w:szCs w:val="32"/>
-          <w:u w:val="single" w:color="00B050"/>
-          <w:lang w:val="el-GR" w:bidi="he-IL"/>
+        <w:keepNext/>
+        <w:widowControl w:val="0"/>
+        <w:spacing w:before="120"/>
+        <w:jc w:val="center"/>
+        <w:rPr>
+          <w:rFonts w:ascii="Antinoou" w:eastAsia="Antinoou" w:hAnsi="Antinoou" w:cs="Gentium"/>
+          <w:b/>
+          <w:bCs/>
+          <w:noProof/>
+          <w:sz w:val="32"/>
+          <w:szCs w:val="32"/>
+          <w:u w:color="00B050"/>
+          <w:lang w:eastAsia="en-GB" w:bidi="he-IL"/>
         </w:rPr>
         <w:sectPr>
           <w:type w:val="continuous"/>
@@ -4205,17 +4208,19 @@
     </w:p>
     <w:p>
       <w:pPr>
-        <w:spacing w:before="120"/>
-        <w:jc w:val="both"/>
-        <w:rPr>
-          <w:rFonts w:ascii="Antinoou" w:eastAsia="Antinoou" w:hAnsi="Antinoou" w:cs="Gentium"/>
-          <w:b/>
-          <w:bCs/>
-          <w:noProof/>
-          <w:sz w:val="32"/>
-          <w:szCs w:val="32"/>
-          <w:u w:val="single" w:color="00B050"/>
-          <w:lang w:val="el-GR" w:bidi="he-IL"/>
+        <w:keepNext/>
+        <w:widowControl w:val="0"/>
+        <w:spacing w:before="120"/>
+        <w:jc w:val="center"/>
+        <w:rPr>
+          <w:rFonts w:ascii="Antinoou" w:eastAsia="Antinoou" w:hAnsi="Antinoou" w:cs="Gentium"/>
+          <w:b/>
+          <w:bCs/>
+          <w:noProof/>
+          <w:sz w:val="32"/>
+          <w:szCs w:val="32"/>
+          <w:u w:color="00B050"/>
+          <w:lang w:eastAsia="en-GB" w:bidi="he-IL"/>
         </w:rPr>
         <w:sectPr>
           <w:type w:val="continuous"/>
@@ -4314,17 +4319,19 @@
     </w:p>
     <w:p>
       <w:pPr>
-        <w:spacing w:before="120"/>
-        <w:jc w:val="both"/>
-        <w:rPr>
-          <w:rFonts w:ascii="Antinoou" w:eastAsia="Antinoou" w:hAnsi="Antinoou" w:cs="Gentium"/>
-          <w:b/>
-          <w:bCs/>
-          <w:noProof/>
-          <w:sz w:val="32"/>
-          <w:szCs w:val="32"/>
-          <w:u w:val="single" w:color="00B050"/>
-          <w:lang w:val="el-GR" w:bidi="he-IL"/>
+        <w:keepNext/>
+        <w:widowControl w:val="0"/>
+        <w:spacing w:before="120"/>
+        <w:jc w:val="center"/>
+        <w:rPr>
+          <w:rFonts w:ascii="Antinoou" w:eastAsia="Antinoou" w:hAnsi="Antinoou" w:cs="Gentium"/>
+          <w:b/>
+          <w:bCs/>
+          <w:noProof/>
+          <w:sz w:val="32"/>
+          <w:szCs w:val="32"/>
+          <w:u w:color="00B050"/>
+          <w:lang w:eastAsia="en-GB" w:bidi="he-IL"/>
         </w:rPr>
         <w:sectPr>
           <w:type w:val="continuous"/>
@@ -4423,17 +4430,18 @@
     </w:p>
     <w:p>
       <w:pPr>
-        <w:spacing w:before="120"/>
-        <w:jc w:val="both"/>
-        <w:rPr>
-          <w:rFonts w:ascii="Antinoou" w:eastAsia="Antinoou" w:hAnsi="Antinoou" w:cs="Gentium"/>
-          <w:b/>
-          <w:bCs/>
-          <w:noProof/>
-          <w:sz w:val="32"/>
-          <w:szCs w:val="32"/>
-          <w:u w:val="single" w:color="00B050"/>
-          <w:lang w:val="el-GR" w:bidi="he-IL"/>
+        <w:keepNext/>
+        <w:widowControl w:val="0"/>
+        <w:jc w:val="center"/>
+        <w:rPr>
+          <w:rFonts w:ascii="Antinoou" w:eastAsia="Antinoou" w:hAnsi="Antinoou" w:cs="Gentium"/>
+          <w:b/>
+          <w:bCs/>
+          <w:noProof/>
+          <w:sz w:val="32"/>
+          <w:szCs w:val="32"/>
+          <w:u w:color="00B050"/>
+          <w:lang w:eastAsia="en-GB" w:bidi="he-IL"/>
         </w:rPr>
         <w:sectPr>
           <w:type w:val="continuous"/>
@@ -4530,17 +4538,19 @@
     </w:p>
     <w:p>
       <w:pPr>
-        <w:spacing w:before="120"/>
-        <w:jc w:val="both"/>
-        <w:rPr>
-          <w:rFonts w:ascii="Antinoou" w:eastAsia="Antinoou" w:hAnsi="Antinoou" w:cs="Gentium"/>
-          <w:b/>
-          <w:bCs/>
-          <w:noProof/>
-          <w:sz w:val="32"/>
-          <w:szCs w:val="32"/>
-          <w:u w:val="single" w:color="00B050"/>
-          <w:lang w:val="el-GR" w:bidi="he-IL"/>
+        <w:keepNext/>
+        <w:widowControl w:val="0"/>
+        <w:spacing w:before="120"/>
+        <w:jc w:val="center"/>
+        <w:rPr>
+          <w:rFonts w:ascii="Antinoou" w:eastAsia="Antinoou" w:hAnsi="Antinoou" w:cs="Gentium"/>
+          <w:b/>
+          <w:bCs/>
+          <w:noProof/>
+          <w:sz w:val="32"/>
+          <w:szCs w:val="32"/>
+          <w:u w:color="00B050"/>
+          <w:lang w:eastAsia="en-GB" w:bidi="he-IL"/>
         </w:rPr>
         <w:sectPr>
           <w:type w:val="continuous"/>
@@ -4957,17 +4967,19 @@
     </w:p>
     <w:p>
       <w:pPr>
-        <w:spacing w:before="120"/>
-        <w:jc w:val="both"/>
-        <w:rPr>
-          <w:rFonts w:ascii="Antinoou" w:eastAsia="Antinoou" w:hAnsi="Antinoou" w:cs="Gentium"/>
-          <w:b/>
-          <w:bCs/>
-          <w:noProof/>
-          <w:sz w:val="32"/>
-          <w:szCs w:val="32"/>
-          <w:u w:val="single" w:color="00B050"/>
-          <w:lang w:val="el-GR" w:bidi="he-IL"/>
+        <w:keepNext/>
+        <w:widowControl w:val="0"/>
+        <w:spacing w:before="120"/>
+        <w:jc w:val="center"/>
+        <w:rPr>
+          <w:rFonts w:ascii="Antinoou" w:eastAsia="Antinoou" w:hAnsi="Antinoou" w:cs="Gentium"/>
+          <w:b/>
+          <w:bCs/>
+          <w:noProof/>
+          <w:sz w:val="32"/>
+          <w:szCs w:val="32"/>
+          <w:u w:color="00B050"/>
+          <w:lang w:eastAsia="en-GB" w:bidi="he-IL"/>
         </w:rPr>
         <w:sectPr>
           <w:type w:val="continuous"/>
@@ -5066,17 +5078,19 @@
     </w:p>
     <w:p>
       <w:pPr>
-        <w:spacing w:before="120"/>
-        <w:jc w:val="both"/>
-        <w:rPr>
-          <w:rFonts w:ascii="Antinoou" w:eastAsia="Antinoou" w:hAnsi="Antinoou" w:cs="Gentium"/>
-          <w:b/>
-          <w:bCs/>
-          <w:noProof/>
-          <w:sz w:val="32"/>
-          <w:szCs w:val="32"/>
-          <w:u w:val="single" w:color="00B050"/>
-          <w:lang w:val="el-GR" w:bidi="he-IL"/>
+        <w:keepNext/>
+        <w:widowControl w:val="0"/>
+        <w:spacing w:before="120"/>
+        <w:jc w:val="center"/>
+        <w:rPr>
+          <w:rFonts w:ascii="Antinoou" w:eastAsia="Antinoou" w:hAnsi="Antinoou" w:cs="Gentium"/>
+          <w:b/>
+          <w:bCs/>
+          <w:noProof/>
+          <w:sz w:val="32"/>
+          <w:szCs w:val="32"/>
+          <w:u w:color="00B050"/>
+          <w:lang w:eastAsia="en-GB" w:bidi="he-IL"/>
         </w:rPr>
         <w:sectPr>
           <w:type w:val="continuous"/>
@@ -5203,17 +5217,19 @@
     </w:p>
     <w:p>
       <w:pPr>
-        <w:spacing w:before="120"/>
-        <w:jc w:val="both"/>
-        <w:rPr>
-          <w:rFonts w:ascii="Antinoou" w:eastAsia="Antinoou" w:hAnsi="Antinoou" w:cs="Gentium"/>
-          <w:b/>
-          <w:bCs/>
-          <w:noProof/>
-          <w:sz w:val="32"/>
-          <w:szCs w:val="32"/>
-          <w:u w:val="single" w:color="00B050"/>
-          <w:lang w:val="el-GR" w:bidi="he-IL"/>
+        <w:keepNext/>
+        <w:widowControl w:val="0"/>
+        <w:spacing w:before="60"/>
+        <w:jc w:val="center"/>
+        <w:rPr>
+          <w:rFonts w:ascii="Antinoou" w:eastAsia="Antinoou" w:hAnsi="Antinoou" w:cs="Gentium"/>
+          <w:b/>
+          <w:bCs/>
+          <w:noProof/>
+          <w:sz w:val="32"/>
+          <w:szCs w:val="32"/>
+          <w:u w:color="00B050"/>
+          <w:lang w:eastAsia="en-GB" w:bidi="he-IL"/>
         </w:rPr>
         <w:sectPr>
           <w:type w:val="continuous"/>
@@ -5338,17 +5354,19 @@
     </w:p>
     <w:p>
       <w:pPr>
-        <w:spacing w:before="120"/>
-        <w:jc w:val="both"/>
-        <w:rPr>
-          <w:rFonts w:ascii="Antinoou" w:eastAsia="Antinoou" w:hAnsi="Antinoou" w:cs="Gentium"/>
-          <w:b/>
-          <w:bCs/>
-          <w:noProof/>
-          <w:sz w:val="32"/>
-          <w:szCs w:val="32"/>
-          <w:u w:val="single" w:color="00B050"/>
-          <w:lang w:val="el-GR" w:bidi="he-IL"/>
+        <w:keepNext/>
+        <w:widowControl w:val="0"/>
+        <w:spacing w:before="60"/>
+        <w:jc w:val="center"/>
+        <w:rPr>
+          <w:rFonts w:ascii="Antinoou" w:eastAsia="Antinoou" w:hAnsi="Antinoou" w:cs="Gentium"/>
+          <w:b/>
+          <w:bCs/>
+          <w:noProof/>
+          <w:sz w:val="32"/>
+          <w:szCs w:val="32"/>
+          <w:u w:color="00B050"/>
+          <w:lang w:eastAsia="en-GB" w:bidi="he-IL"/>
         </w:rPr>
         <w:sectPr>
           <w:type w:val="continuous"/>
@@ -5540,17 +5558,19 @@
     </w:p>
     <w:p>
       <w:pPr>
-        <w:spacing w:before="120"/>
-        <w:jc w:val="both"/>
-        <w:rPr>
-          <w:rFonts w:ascii="Antinoou" w:eastAsia="Antinoou" w:hAnsi="Antinoou" w:cs="Gentium"/>
-          <w:b/>
-          <w:bCs/>
-          <w:noProof/>
-          <w:sz w:val="32"/>
-          <w:szCs w:val="32"/>
-          <w:u w:val="single" w:color="00B050"/>
-          <w:lang w:val="el-GR" w:bidi="he-IL"/>
+        <w:keepNext/>
+        <w:widowControl w:val="0"/>
+        <w:spacing w:before="120"/>
+        <w:jc w:val="center"/>
+        <w:rPr>
+          <w:rFonts w:ascii="Antinoou" w:eastAsia="Antinoou" w:hAnsi="Antinoou" w:cs="Gentium"/>
+          <w:b/>
+          <w:bCs/>
+          <w:noProof/>
+          <w:sz w:val="32"/>
+          <w:szCs w:val="32"/>
+          <w:u w:color="00B050"/>
+          <w:lang w:eastAsia="en-GB" w:bidi="he-IL"/>
         </w:rPr>
         <w:sectPr>
           <w:type w:val="continuous"/>
@@ -6014,17 +6034,18 @@
     </w:p>
     <w:p>
       <w:pPr>
-        <w:spacing w:before="120"/>
-        <w:jc w:val="both"/>
-        <w:rPr>
-          <w:rFonts w:ascii="Antinoou" w:eastAsia="Antinoou" w:hAnsi="Antinoou" w:cs="Gentium"/>
-          <w:b/>
-          <w:bCs/>
-          <w:noProof/>
-          <w:sz w:val="32"/>
-          <w:szCs w:val="32"/>
-          <w:u w:val="single" w:color="00B050"/>
-          <w:lang w:val="el-GR" w:bidi="he-IL"/>
+        <w:keepNext/>
+        <w:widowControl w:val="0"/>
+        <w:jc w:val="center"/>
+        <w:rPr>
+          <w:rFonts w:ascii="Antinoou" w:eastAsia="Antinoou" w:hAnsi="Antinoou" w:cs="Gentium"/>
+          <w:b/>
+          <w:bCs/>
+          <w:noProof/>
+          <w:sz w:val="32"/>
+          <w:szCs w:val="32"/>
+          <w:u w:color="00B050"/>
+          <w:lang w:eastAsia="en-GB" w:bidi="he-IL"/>
         </w:rPr>
         <w:sectPr>
           <w:type w:val="continuous"/>
@@ -6122,18 +6143,18 @@
     </w:p>
     <w:p>
       <w:pPr>
-        <w:spacing w:before="120"/>
-        <w:jc w:val="both"/>
-        <w:rPr>
-          <w:rFonts w:ascii="Antinoou" w:eastAsia="Antinoou" w:hAnsi="Antinoou"/>
-          <w:b/>
-          <w:bCs/>
-          <w:noProof/>
-          <w:color w:val="800000"/>
-          <w:sz w:val="26"/>
-          <w:szCs w:val="26"/>
-          <w:u w:val="single" w:color="00B050"/>
-          <w:lang w:val="el-GR" w:bidi="he-IL"/>
+        <w:keepNext/>
+        <w:widowControl w:val="0"/>
+        <w:jc w:val="center"/>
+        <w:rPr>
+          <w:rFonts w:ascii="Antinoou" w:eastAsia="Antinoou" w:hAnsi="Antinoou" w:cs="Gentium"/>
+          <w:b/>
+          <w:bCs/>
+          <w:noProof/>
+          <w:sz w:val="32"/>
+          <w:szCs w:val="32"/>
+          <w:u w:color="00B050"/>
+          <w:lang w:eastAsia="en-GB" w:bidi="he-IL"/>
         </w:rPr>
         <w:sectPr>
           <w:type w:val="continuous"/>
@@ -6231,17 +6252,19 @@
     </w:p>
     <w:p>
       <w:pPr>
-        <w:spacing w:before="120"/>
-        <w:jc w:val="both"/>
-        <w:rPr>
-          <w:rFonts w:ascii="Antinoou" w:eastAsia="Antinoou" w:hAnsi="Antinoou" w:cs="Gentium"/>
-          <w:b/>
-          <w:bCs/>
-          <w:noProof/>
-          <w:sz w:val="32"/>
-          <w:szCs w:val="32"/>
-          <w:u w:val="single" w:color="00B050"/>
-          <w:lang w:val="el-GR" w:bidi="he-IL"/>
+        <w:keepNext/>
+        <w:widowControl w:val="0"/>
+        <w:spacing w:before="120"/>
+        <w:jc w:val="center"/>
+        <w:rPr>
+          <w:rFonts w:ascii="Antinoou" w:eastAsia="Antinoou" w:hAnsi="Antinoou" w:cs="Gentium"/>
+          <w:b/>
+          <w:bCs/>
+          <w:noProof/>
+          <w:sz w:val="32"/>
+          <w:szCs w:val="32"/>
+          <w:u w:color="00B050"/>
+          <w:lang w:eastAsia="en-GB" w:bidi="he-IL"/>
         </w:rPr>
         <w:sectPr>
           <w:type w:val="continuous"/>
@@ -6339,17 +6362,19 @@
     </w:p>
     <w:p>
       <w:pPr>
-        <w:spacing w:before="120"/>
-        <w:jc w:val="both"/>
-        <w:rPr>
-          <w:rFonts w:ascii="Antinoou" w:eastAsia="Antinoou" w:hAnsi="Antinoou" w:cs="Gentium"/>
-          <w:b/>
-          <w:bCs/>
-          <w:noProof/>
-          <w:sz w:val="32"/>
-          <w:szCs w:val="32"/>
-          <w:u w:val="single" w:color="00B050"/>
-          <w:lang w:val="el-GR" w:bidi="he-IL"/>
+        <w:keepNext/>
+        <w:widowControl w:val="0"/>
+        <w:spacing w:before="120"/>
+        <w:jc w:val="center"/>
+        <w:rPr>
+          <w:rFonts w:ascii="Antinoou" w:eastAsia="Antinoou" w:hAnsi="Antinoou" w:cs="Gentium"/>
+          <w:b/>
+          <w:bCs/>
+          <w:noProof/>
+          <w:sz w:val="32"/>
+          <w:szCs w:val="32"/>
+          <w:u w:color="00B050"/>
+          <w:lang w:eastAsia="en-GB" w:bidi="he-IL"/>
         </w:rPr>
         <w:sectPr>
           <w:type w:val="continuous"/>
@@ -6501,17 +6526,19 @@
     </w:p>
     <w:p>
       <w:pPr>
-        <w:spacing w:before="120"/>
-        <w:jc w:val="both"/>
-        <w:rPr>
-          <w:rFonts w:ascii="Antinoou" w:eastAsia="Antinoou" w:hAnsi="Antinoou" w:cs="Gentium"/>
-          <w:b/>
-          <w:bCs/>
-          <w:noProof/>
-          <w:sz w:val="32"/>
-          <w:szCs w:val="32"/>
-          <w:u w:val="single" w:color="00B050"/>
-          <w:lang w:val="el-GR" w:bidi="he-IL"/>
+        <w:keepNext/>
+        <w:widowControl w:val="0"/>
+        <w:spacing w:before="120"/>
+        <w:jc w:val="center"/>
+        <w:rPr>
+          <w:rFonts w:ascii="Antinoou" w:eastAsia="Antinoou" w:hAnsi="Antinoou" w:cs="Gentium"/>
+          <w:b/>
+          <w:bCs/>
+          <w:noProof/>
+          <w:sz w:val="32"/>
+          <w:szCs w:val="32"/>
+          <w:u w:color="00B050"/>
+          <w:lang w:eastAsia="en-GB" w:bidi="he-IL"/>
         </w:rPr>
         <w:sectPr>
           <w:type w:val="continuous"/>
@@ -6611,17 +6638,19 @@
     </w:p>
     <w:p>
       <w:pPr>
-        <w:spacing w:before="120"/>
-        <w:jc w:val="both"/>
-        <w:rPr>
-          <w:rFonts w:ascii="Antinoou" w:eastAsia="Antinoou" w:hAnsi="Antinoou" w:cs="Gentium"/>
-          <w:b/>
-          <w:bCs/>
-          <w:noProof/>
-          <w:sz w:val="32"/>
-          <w:szCs w:val="32"/>
-          <w:u w:val="single" w:color="00B050"/>
-          <w:lang w:val="el-GR" w:bidi="he-IL"/>
+        <w:keepNext/>
+        <w:widowControl w:val="0"/>
+        <w:spacing w:before="120"/>
+        <w:jc w:val="center"/>
+        <w:rPr>
+          <w:rFonts w:ascii="Antinoou" w:eastAsia="Antinoou" w:hAnsi="Antinoou" w:cs="Gentium"/>
+          <w:b/>
+          <w:bCs/>
+          <w:noProof/>
+          <w:sz w:val="32"/>
+          <w:szCs w:val="32"/>
+          <w:u w:color="00B050"/>
+          <w:lang w:eastAsia="en-GB" w:bidi="he-IL"/>
         </w:rPr>
         <w:sectPr>
           <w:type w:val="continuous"/>
@@ -6720,17 +6749,19 @@
     </w:p>
     <w:p>
       <w:pPr>
-        <w:spacing w:before="120"/>
-        <w:jc w:val="both"/>
-        <w:rPr>
-          <w:rFonts w:ascii="Antinoou" w:eastAsia="Antinoou" w:hAnsi="Antinoou" w:cs="Gentium"/>
-          <w:b/>
-          <w:bCs/>
-          <w:noProof/>
-          <w:sz w:val="32"/>
-          <w:szCs w:val="32"/>
-          <w:u w:val="single" w:color="00B050"/>
-          <w:lang w:val="el-GR" w:bidi="he-IL"/>
+        <w:keepNext/>
+        <w:widowControl w:val="0"/>
+        <w:spacing w:before="120"/>
+        <w:jc w:val="center"/>
+        <w:rPr>
+          <w:rFonts w:ascii="Antinoou" w:eastAsia="Antinoou" w:hAnsi="Antinoou" w:cs="Gentium"/>
+          <w:b/>
+          <w:bCs/>
+          <w:noProof/>
+          <w:sz w:val="32"/>
+          <w:szCs w:val="32"/>
+          <w:u w:color="00B050"/>
+          <w:lang w:eastAsia="en-GB" w:bidi="he-IL"/>
         </w:rPr>
         <w:sectPr>
           <w:type w:val="continuous"/>
@@ -6910,17 +6941,19 @@
     </w:p>
     <w:p>
       <w:pPr>
-        <w:spacing w:before="120"/>
-        <w:jc w:val="both"/>
-        <w:rPr>
-          <w:rFonts w:ascii="Antinoou" w:eastAsia="Antinoou" w:hAnsi="Antinoou" w:cs="Gentium"/>
-          <w:b/>
-          <w:bCs/>
-          <w:noProof/>
-          <w:sz w:val="32"/>
-          <w:szCs w:val="32"/>
-          <w:u w:val="single" w:color="00B050"/>
-          <w:lang w:val="el-GR" w:bidi="he-IL"/>
+        <w:keepNext/>
+        <w:widowControl w:val="0"/>
+        <w:spacing w:before="120"/>
+        <w:jc w:val="center"/>
+        <w:rPr>
+          <w:rFonts w:ascii="Antinoou" w:eastAsia="Antinoou" w:hAnsi="Antinoou" w:cs="Gentium"/>
+          <w:b/>
+          <w:bCs/>
+          <w:noProof/>
+          <w:sz w:val="32"/>
+          <w:szCs w:val="32"/>
+          <w:u w:color="00B050"/>
+          <w:lang w:eastAsia="en-GB" w:bidi="he-IL"/>
         </w:rPr>
         <w:sectPr>
           <w:type w:val="continuous"/>
@@ -7074,17 +7107,19 @@
     </w:p>
     <w:p>
       <w:pPr>
-        <w:spacing w:before="120"/>
-        <w:jc w:val="both"/>
-        <w:rPr>
-          <w:rFonts w:ascii="Antinoou" w:eastAsia="Antinoou" w:hAnsi="Antinoou" w:cs="Gentium"/>
-          <w:b/>
-          <w:bCs/>
-          <w:noProof/>
-          <w:sz w:val="32"/>
-          <w:szCs w:val="32"/>
-          <w:u w:val="single" w:color="00B050"/>
-          <w:lang w:val="el-GR" w:bidi="he-IL"/>
+        <w:keepNext/>
+        <w:widowControl w:val="0"/>
+        <w:spacing w:before="120"/>
+        <w:jc w:val="center"/>
+        <w:rPr>
+          <w:rFonts w:ascii="Antinoou" w:eastAsia="Antinoou" w:hAnsi="Antinoou" w:cs="Gentium"/>
+          <w:b/>
+          <w:bCs/>
+          <w:noProof/>
+          <w:sz w:val="32"/>
+          <w:szCs w:val="32"/>
+          <w:u w:color="00B050"/>
+          <w:lang w:eastAsia="en-GB" w:bidi="he-IL"/>
         </w:rPr>
         <w:sectPr>
           <w:type w:val="continuous"/>
@@ -7183,17 +7218,19 @@
     </w:p>
     <w:p>
       <w:pPr>
-        <w:spacing w:before="120"/>
-        <w:jc w:val="both"/>
-        <w:rPr>
-          <w:rFonts w:ascii="Antinoou" w:eastAsia="Antinoou" w:hAnsi="Antinoou" w:cs="Gentium"/>
-          <w:b/>
-          <w:bCs/>
-          <w:noProof/>
-          <w:sz w:val="32"/>
-          <w:szCs w:val="32"/>
-          <w:u w:val="single" w:color="00B050"/>
-          <w:lang w:val="el-GR" w:bidi="he-IL"/>
+        <w:keepNext/>
+        <w:widowControl w:val="0"/>
+        <w:spacing w:before="120"/>
+        <w:jc w:val="center"/>
+        <w:rPr>
+          <w:rFonts w:ascii="Antinoou" w:eastAsia="Antinoou" w:hAnsi="Antinoou" w:cs="Gentium"/>
+          <w:b/>
+          <w:bCs/>
+          <w:noProof/>
+          <w:sz w:val="32"/>
+          <w:szCs w:val="32"/>
+          <w:u w:color="00B050"/>
+          <w:lang w:eastAsia="en-GB" w:bidi="he-IL"/>
         </w:rPr>
         <w:sectPr>
           <w:type w:val="continuous"/>
@@ -7292,17 +7329,19 @@
     </w:p>
     <w:p>
       <w:pPr>
-        <w:spacing w:before="120"/>
-        <w:jc w:val="both"/>
-        <w:rPr>
-          <w:rFonts w:ascii="Antinoou" w:eastAsia="Antinoou" w:hAnsi="Antinoou" w:cs="Gentium"/>
-          <w:b/>
-          <w:bCs/>
-          <w:noProof/>
-          <w:sz w:val="32"/>
-          <w:szCs w:val="32"/>
-          <w:u w:val="single" w:color="00B050"/>
-          <w:lang w:val="el-GR" w:bidi="he-IL"/>
+        <w:keepNext/>
+        <w:widowControl w:val="0"/>
+        <w:spacing w:before="120"/>
+        <w:jc w:val="center"/>
+        <w:rPr>
+          <w:rFonts w:ascii="Antinoou" w:eastAsia="Antinoou" w:hAnsi="Antinoou" w:cs="Gentium"/>
+          <w:b/>
+          <w:bCs/>
+          <w:noProof/>
+          <w:sz w:val="32"/>
+          <w:szCs w:val="32"/>
+          <w:u w:color="00B050"/>
+          <w:lang w:eastAsia="en-GB" w:bidi="he-IL"/>
         </w:rPr>
         <w:sectPr>
           <w:type w:val="continuous"/>
@@ -7429,17 +7468,19 @@
     </w:p>
     <w:p>
       <w:pPr>
-        <w:spacing w:before="120"/>
-        <w:jc w:val="both"/>
-        <w:rPr>
-          <w:rFonts w:ascii="Antinoou" w:eastAsia="Antinoou" w:hAnsi="Antinoou" w:cs="Gentium"/>
-          <w:b/>
-          <w:bCs/>
-          <w:noProof/>
-          <w:sz w:val="32"/>
-          <w:szCs w:val="32"/>
-          <w:u w:val="single" w:color="00B050"/>
-          <w:lang w:val="el-GR" w:bidi="he-IL"/>
+        <w:keepNext/>
+        <w:widowControl w:val="0"/>
+        <w:spacing w:before="120"/>
+        <w:jc w:val="center"/>
+        <w:rPr>
+          <w:rFonts w:ascii="Antinoou" w:eastAsia="Antinoou" w:hAnsi="Antinoou" w:cs="Gentium"/>
+          <w:b/>
+          <w:bCs/>
+          <w:noProof/>
+          <w:sz w:val="32"/>
+          <w:szCs w:val="32"/>
+          <w:u w:color="00B050"/>
+          <w:lang w:eastAsia="en-GB" w:bidi="he-IL"/>
         </w:rPr>
         <w:sectPr>
           <w:type w:val="continuous"/>
@@ -7538,17 +7579,19 @@
     </w:p>
     <w:p>
       <w:pPr>
-        <w:spacing w:before="120"/>
-        <w:jc w:val="both"/>
-        <w:rPr>
-          <w:rFonts w:ascii="Antinoou" w:eastAsia="Antinoou" w:hAnsi="Antinoou" w:cs="Gentium"/>
-          <w:b/>
-          <w:bCs/>
-          <w:noProof/>
-          <w:sz w:val="32"/>
-          <w:szCs w:val="32"/>
-          <w:u w:val="single" w:color="00B050"/>
-          <w:lang w:val="el-GR" w:bidi="he-IL"/>
+        <w:keepNext/>
+        <w:widowControl w:val="0"/>
+        <w:spacing w:before="120"/>
+        <w:jc w:val="center"/>
+        <w:rPr>
+          <w:rFonts w:ascii="Antinoou" w:eastAsia="Antinoou" w:hAnsi="Antinoou" w:cs="Gentium"/>
+          <w:b/>
+          <w:bCs/>
+          <w:noProof/>
+          <w:sz w:val="32"/>
+          <w:szCs w:val="32"/>
+          <w:u w:color="00B050"/>
+          <w:lang w:eastAsia="en-GB" w:bidi="he-IL"/>
         </w:rPr>
         <w:sectPr>
           <w:type w:val="continuous"/>
@@ -7647,17 +7690,19 @@
     </w:p>
     <w:p>
       <w:pPr>
-        <w:spacing w:before="120"/>
-        <w:jc w:val="both"/>
-        <w:rPr>
-          <w:rFonts w:ascii="Antinoou" w:eastAsia="Antinoou" w:hAnsi="Antinoou" w:cs="Gentium"/>
-          <w:b/>
-          <w:bCs/>
-          <w:noProof/>
-          <w:sz w:val="32"/>
-          <w:szCs w:val="32"/>
-          <w:u w:val="single" w:color="00B050"/>
-          <w:lang w:val="el-GR" w:bidi="he-IL"/>
+        <w:keepNext/>
+        <w:widowControl w:val="0"/>
+        <w:spacing w:before="120"/>
+        <w:jc w:val="center"/>
+        <w:rPr>
+          <w:rFonts w:ascii="Antinoou" w:eastAsia="Antinoou" w:hAnsi="Antinoou" w:cs="Gentium"/>
+          <w:b/>
+          <w:bCs/>
+          <w:noProof/>
+          <w:sz w:val="32"/>
+          <w:szCs w:val="32"/>
+          <w:u w:color="00B050"/>
+          <w:lang w:eastAsia="en-GB" w:bidi="he-IL"/>
         </w:rPr>
         <w:sectPr>
           <w:type w:val="continuous"/>
@@ -7784,17 +7829,19 @@
     </w:p>
     <w:p>
       <w:pPr>
-        <w:spacing w:before="120"/>
-        <w:jc w:val="both"/>
-        <w:rPr>
-          <w:rFonts w:ascii="Antinoou" w:eastAsia="Antinoou" w:hAnsi="Antinoou" w:cs="Gentium"/>
-          <w:b/>
-          <w:bCs/>
-          <w:noProof/>
-          <w:sz w:val="32"/>
-          <w:szCs w:val="32"/>
-          <w:u w:val="single" w:color="00B050"/>
-          <w:lang w:val="el-GR" w:bidi="he-IL"/>
+        <w:keepNext/>
+        <w:widowControl w:val="0"/>
+        <w:spacing w:before="120"/>
+        <w:jc w:val="center"/>
+        <w:rPr>
+          <w:rFonts w:ascii="Antinoou" w:eastAsia="Antinoou" w:hAnsi="Antinoou" w:cs="Gentium"/>
+          <w:b/>
+          <w:bCs/>
+          <w:noProof/>
+          <w:sz w:val="32"/>
+          <w:szCs w:val="32"/>
+          <w:u w:color="00B050"/>
+          <w:lang w:eastAsia="en-GB" w:bidi="he-IL"/>
         </w:rPr>
         <w:sectPr>
           <w:type w:val="continuous"/>
@@ -7893,17 +7940,19 @@
     </w:p>
     <w:p>
       <w:pPr>
-        <w:spacing w:before="120"/>
-        <w:jc w:val="both"/>
-        <w:rPr>
-          <w:rFonts w:ascii="Antinoou" w:eastAsia="Antinoou" w:hAnsi="Antinoou" w:cs="Gentium"/>
-          <w:b/>
-          <w:bCs/>
-          <w:noProof/>
-          <w:sz w:val="32"/>
-          <w:szCs w:val="32"/>
-          <w:u w:val="single" w:color="00B050"/>
-          <w:lang w:val="el-GR" w:bidi="he-IL"/>
+        <w:keepNext/>
+        <w:widowControl w:val="0"/>
+        <w:spacing w:before="120"/>
+        <w:jc w:val="center"/>
+        <w:rPr>
+          <w:rFonts w:ascii="Antinoou" w:eastAsia="Antinoou" w:hAnsi="Antinoou" w:cs="Gentium"/>
+          <w:b/>
+          <w:bCs/>
+          <w:noProof/>
+          <w:sz w:val="32"/>
+          <w:szCs w:val="32"/>
+          <w:u w:color="00B050"/>
+          <w:lang w:eastAsia="en-GB" w:bidi="he-IL"/>
         </w:rPr>
         <w:sectPr>
           <w:type w:val="continuous"/>
@@ -8636,17 +8685,817 @@
     <w:p>
       <w:pPr>
         <w:keepNext/>
-        <w:widowControl w:val="0"/>
-        <w:spacing w:before="120"/>
-        <w:jc w:val="center"/>
-        <w:rPr>
-          <w:rFonts w:ascii="Antinoou" w:eastAsia="Antinoou" w:hAnsi="Antinoou" w:cs="Gentium"/>
-          <w:b/>
-          <w:bCs/>
-          <w:noProof/>
-          <w:sz w:val="32"/>
-          <w:szCs w:val="32"/>
-          <w:u w:val="single" w:color="00B050"/>
+        <w:spacing w:before="120"/>
+        <w:jc w:val="center"/>
+        <w:rPr>
+          <w:rFonts w:ascii="Antinoou" w:eastAsia="Antinoou" w:hAnsi="Antinoou"/>
+          <w:bCs/>
+          <w:noProof/>
+          <w:color w:val="7030A0"/>
+          <w:sz w:val="26"/>
+          <w:szCs w:val="26"/>
+          <w:lang w:val="am-ET" w:eastAsia="en-GB" w:bidi="he-IL"/>
+        </w:rPr>
+      </w:pPr>
+      <w:r>
+        <w:rPr>
+          <w:rFonts w:ascii="Antinoou" w:eastAsia="Antinoou" w:hAnsi="Antinoou"/>
+          <w:bCs/>
+          <w:noProof/>
+          <w:color w:val="7030A0"/>
+          <w:sz w:val="26"/>
+          <w:szCs w:val="26"/>
+          <w:lang w:val="am-ET" w:eastAsia="en-GB" w:bidi="he-IL"/>
+        </w:rPr>
+        <w:t>ⲉⲑⲃⲉ ⲛⲓⲭⲁⲣⲓⲥⲙⲁ ⲛⲉⲙ ⲛⲓⲭⲓⲣⲟⲇⲟⲛⲓⲁ̀ ⲁϣ̀ⲧⲉⲙⲑ̀ⲣⲉ ϩ̀ⲗⲓ ϣⲟⲩϣⲟⲩ ⲙ̀ⲙⲟϥ ⲉ̀ϫⲱⲟⲩ.</w:t>
+      </w:r>
+    </w:p>
+    <w:p>
+      <w:pPr>
+        <w:spacing w:before="120"/>
+        <w:jc w:val="both"/>
+        <w:rPr>
+          <w:rFonts w:ascii="Antinoou" w:eastAsia="Antinoou" w:hAnsi="Antinoou"/>
+          <w:bCs/>
+          <w:noProof/>
+          <w:color w:val="7030A0"/>
+          <w:sz w:val="26"/>
+          <w:szCs w:val="26"/>
+          <w:lang w:val="am-ET" w:eastAsia="en-GB" w:bidi="he-IL"/>
+        </w:rPr>
+      </w:pPr>
+      <w:r>
+        <w:rPr>
+          <w:rFonts w:ascii="Antinoou" w:eastAsia="Antinoou" w:hAnsi="Antinoou"/>
+          <w:bCs/>
+          <w:noProof/>
+          <w:color w:val="7030A0"/>
+          <w:sz w:val="26"/>
+          <w:szCs w:val="26"/>
+          <w:lang w:val="am-ET" w:eastAsia="en-GB" w:bidi="he-IL"/>
+        </w:rPr>
+        <w:t>ⲛⲉⲛⲛⲟⲩϯ ⲟⲩⲟϩ ⲡⲉⲛⲥⲱⲧⲏⲣ ⲓ︦ⲏ︦ⲥ︦ ⲡⲭ︦ⲥ︦ ⲉϥϯ ⲉ̀ⲧⲟⲧⲉⲛ ⲙ̀ⲡⲓⲛⲓϣϯ ⲙ̀ⲙⲩⲥⲧⲏⲣⲓⲟⲛ ⲛ̀ϯⲙⲉⲧⲣⲉϥϣⲉⲙϣⲉ ⲛⲟⲩϯ ⲟⲩⲟϩ ⲉϥⲑⲱϩⲉⲙ ⲛ̀ⲛⲓⲓⲟⲩⲇⲁⲓ ⲛⲉⲙ ⲛⲓⲟⲩⲉⲓⲛⲓⲛ ⲧⲏⲣⲟⲩ ⲉⲑⲣⲟⲩⲥⲟⲩⲉⲛ ⲫϯ ⲙ̀ⲙⲏⲓ ⲫⲓⲱⲧ ⲙ̀ⲙⲁⲩⲁⲧϥ ⲕⲁⲧⲁⲫ̀ⲣϩϯ ⲉ̀ⲧⲁϥϫⲱⲙ̀ⲙⲟⲥ ⲛ̀ϫⲉ ⲡⲟ︦ⲥ︦ ϧⲉⲛ ⲟⲩⲙⲁ ⲉϥϣⲉⲡϩ̀ⲙⲟⲧ ⲉ̀ϫⲉⲛ ⲡ̀ⲟⲩϫⲁⲓ ⲛ̀ⲛⲏⲉ̀ⲧⲁⲩⲛⲁϩϯ ⲉ̀ⲣⲟϥ ϫⲉ ⲁⲓⲟⲩⲱⲛϩ ⲙ̀ⲡⲉⲕⲣⲁⲛ ⲉ̀ⲃⲟⲗ ⲛ̀ⲛⲓⲣⲱⲙⲓ ⲉ̀ⲧⲁⲕⲧⲏⲓⲧⲟⲩ ⲛⲏⲓ ⲁⲓϫⲉⲕ ⲡ̀ϩⲱⲃ ⲉ̀ⲃⲟⲗ ⲉ̀ⲧⲁⲕⲧⲏⲓⲧϥ ⲛⲏⲓ ⲉⲑⲣⲓⲁⲓϥ ⲟⲩⲟϩ ⲉϥⲥⲁϫⲓ ⲟⲛ ⲉ̀ϩ̀ⲣⲏⲓ ϩⲁ ⲡⲉϥⲓⲱⲧ ⲉⲑⲃⲏⲧⲉⲛ ϣⲁϥϫⲟⲥ ϫⲉ ⲡⲁⲓⲱⲧ ⲫϩⲉ̀ⲑⲟⲩⲁⲃ ⲙ̀ⲡⲉ ⲡⲓⲕⲟⲥⲙⲟⲥ ⲥⲟⲩⲱⲛⲕ ⲁ̀ⲛⲟⲕ ⲇⲉ ⲁⲓⲥⲟⲩⲱⲛⲕ ⲟⲩⲟϩ ⲛⲁⲓ ϩⲱⲟⲩ ⲟⲛ ⲁⲩⲥⲟⲩⲱⲛⲕ.</w:t>
+      </w:r>
+    </w:p>
+    <w:p>
+      <w:pPr>
+        <w:spacing w:before="120"/>
+        <w:jc w:val="both"/>
+        <w:rPr>
+          <w:rFonts w:ascii="Antinoou" w:eastAsia="Antinoou" w:hAnsi="Antinoou"/>
+          <w:bCs/>
+          <w:noProof/>
+          <w:color w:val="7030A0"/>
+          <w:sz w:val="26"/>
+          <w:szCs w:val="26"/>
+          <w:lang w:val="am-ET" w:eastAsia="en-GB" w:bidi="he-IL"/>
+        </w:rPr>
+      </w:pPr>
+      <w:r>
+        <w:rPr>
+          <w:rFonts w:ascii="Antinoou" w:eastAsia="Antinoou" w:hAnsi="Antinoou"/>
+          <w:bCs/>
+          <w:noProof/>
+          <w:color w:val="7030A0"/>
+          <w:sz w:val="26"/>
+          <w:szCs w:val="26"/>
+          <w:lang w:val="am-ET" w:eastAsia="en-GB" w:bidi="he-IL"/>
+        </w:rPr>
+        <w:t>ⲡⲓ ⲉⲧⲉⲣⲡ̀ⲣⲉⲡⲓ ⲛⲁⲛ ϯⲛⲟⲩ ⲡⲉ ⲉⲑⲣⲉϥϫⲟⲥ ⲛⲁⲛ ⲧⲏⲣⲉⲛ ⲁ̀ⲛⲟⲛ ⲛⲏⲉ̀ⲧ ⲁⲛⲉⲣⲧⲉⲗⲓⲟⲥ ⲉⲑⲃⲉ ⲛⲓⲭⲁⲣⲓⲥⲙⲁ ⲉ̀ⲧⲁϥⲧⲏⲓⲧⲟⲩ ⲛⲁⲛ ϩⲓⲧⲉⲛ ⲡⲉϥⲛ︦ⲁ︦ ⲉ̀ⲑⲟⲩⲁⲃ ϫⲉ ⲛⲁⲓ ⲙⲏⲓⲛⲓ ⲛⲁⲟⲩⲱⲛϩ ⲉ̀ⲛⲏⲉⲑⲛⲁϩϯ ⲥⲉⲛⲁϩⲓⲟⲩⲓ̀ ⲛ̀ⲛⲓⲇⲉⲙⲱⲛ ⲉ̀ⲃⲟⲗ ϧⲉⲛ ⲡⲁⲣⲁⲛ ⲥⲉⲛⲁⲥⲁϫⲓ ϧⲉⲛ ⲛⲓⲁ̀ⲥⲡⲓ ⲥⲉⲛⲁϥⲁⲓ ⲛ̀ⲛⲓϩⲟϥ ϧⲉⲛ ⲛⲟⲩϫⲓϫ ⲕⲁⲛ ⲁⲩϣⲁⲛⲥⲱ ⲛ̀ⲟⲩⲫⲁϧⲣⲓ ⲙ̀ⲙⲱⲟⲩ ⲛ̀ⲛⲉϥⲉⲣⲃⲗ̀ⲁⲡⲧⲓⲛ ⲙ̀ⲙⲱⲟⲩ ⲥⲉⲛⲁⲭⲱ ⲛ̀ⲛⲟⲩϫⲓϫ ⲉ̀ϫⲉⲛ ϩⲁⲛⲟⲩⲟⲛ ⲉⲩϣⲱⲛⲓ ⲛ̀ⲥⲉⲉⲙⲧⲟⲛ.</w:t>
+      </w:r>
+    </w:p>
+    <w:p>
+      <w:pPr>
+        <w:spacing w:before="120"/>
+        <w:jc w:val="both"/>
+        <w:rPr>
+          <w:rFonts w:ascii="Antinoou" w:eastAsia="Antinoou" w:hAnsi="Antinoou"/>
+          <w:bCs/>
+          <w:noProof/>
+          <w:color w:val="7030A0"/>
+          <w:sz w:val="26"/>
+          <w:szCs w:val="26"/>
+          <w:lang w:val="am-ET" w:eastAsia="en-GB" w:bidi="he-IL"/>
+        </w:rPr>
+      </w:pPr>
+      <w:r>
+        <w:rPr>
+          <w:rFonts w:ascii="Antinoou" w:eastAsia="Antinoou" w:hAnsi="Antinoou"/>
+          <w:bCs/>
+          <w:noProof/>
+          <w:color w:val="7030A0"/>
+          <w:sz w:val="26"/>
+          <w:szCs w:val="26"/>
+          <w:lang w:val="am-ET" w:eastAsia="en-GB" w:bidi="he-IL"/>
+        </w:rPr>
+        <w:t>ⲛⲓⲭⲁⲣⲓⲥⲙⲁ ⲇⲉ ⲉ̀ⲧⲉ ⲛⲁⲓ ⲛⲉ ⲁⲩⲧⲏⲓⲧⲟⲩ ⲛⲁⲛ ⲛ̀ϣⲟⲣⲡ ⲁ̀ⲛⲟⲛ ⲛⲓⲁ̀ⲡⲟⲥⲧⲟⲗⲟⲥ ⲙ̀ⲫ̀ⲛⲁⲩ ⲉ̀ⲧⲉⲛⲑⲏϣ ⲉ̀ⲡ̀ϩⲓⲱⲓϣ ⲙ̀ⲡⲓⲉⲩⲁⲅⲅⲉⲗⲓⲟⲛ ⲛ̀ϯⲕ̀ⲧⲏⲥⲓⲥ ⲧⲏⲣⲥ ⲉⲑⲣⲉⲛⲁⲓⲧⲟⲩ ⲛ̀ⲛⲏⲉⲑⲛⲁϩϯ ⲉ̀ⲃⲟⲗϩⲓⲧⲟⲧⲉⲛ ⲉⲩⲛⲟϥⲣⲓ ⲛⲁⲛ ⲁⲛ ⲁ̀ⲛⲟⲛ ⲉⲧⲓ̀ⲣⲓ ⲙ̀ⲙⲱⲟⲩ ⲁⲗⲗⲁ ⲛⲱⲧⲉⲛ ⲛ̀ⲑⲱⲧⲉⲛ ⲁ̀ⲛⲟⲛ ⲛⲁ ⲫϯ ⲁ̀ⲛⲟⲛ ⲛ̀ⲑⲱⲧⲉⲛ ⲇⲉ ⲛⲏⲉⲑⲛⲁϩϯ ⲉ̀ⲧⲉⲛϧⲏⲧⲉⲛ ⲉⲩⲛⲟϥⲣⲓ ⲛⲱⲧⲉⲛ ϫⲉⲕⲁⲥ ⲛⲏⲉ̀ⲧⲉ ⲙ̀ⲡⲉ ⲡ̀ⲥⲁϫⲓ ϫ̀ⲫⲉ ⲙ̀ⲙⲱⲟⲩ ⲉ̀ⲣⲉ ⲧ̀ϫⲟⲙ ⲛⲉⲙ ⲙⲏⲓⲛⲓ ⲛⲁϫ̀ⲫⲱⲟⲩ ⲛⲓⲙⲏⲓⲛⲓ ⲅⲁⲣ ⲁ̀ⲛⲟⲛ ⲁⲛ ⲛⲉ ⲁ̀ⲛⲟⲛ ⲙ̀ⲡⲓⲥⲧⲟⲥ ⲁⲗⲗⲁ ⲛⲁ ⲛⲓⲁ̀ⲡⲓⲥⲧⲟⲥ ⲛⲉ ⲉ̀ⲃⲟⲗϧⲉⲛ ⲛⲓⲓⲟⲩⲇⲁⲩ ⲛⲉⲙ ⲛⲓⲟⲩⲉⲓⲛⲓⲛ ⲟⲩⲇⲉ ⲅⲁⲣ ⲟⲩϩⲏⲟⲩ ⲛⲁⲛ ⲁⲛ ⲡⲉ ⲁⲛϣⲁⲛϩⲓ ⲇⲉⲙⲱⲛ ⲉ̀ⲃⲟⲗ ⲁⲗⲗⲁ ⲡ̀ϩⲏⲟⲩ ⲫⲁ ⲛⲏⲉ̀ⲧⲁⲩⲧⲟⲩⲃⲟ ⲡⲉ ϩⲓⲧⲉⲛ ⲧⲉⲛⲉⲣⲅⲓⲁ̀ ⲙ̀ⲡⲭ︦ⲥ︦ ⲓ︦ⲏ︦ⲥ︦ ⲡⲉⲛⲟ︦ⲥ︦.</w:t>
+      </w:r>
+    </w:p>
+    <w:p>
+      <w:pPr>
+        <w:spacing w:before="120"/>
+        <w:jc w:val="both"/>
+        <w:rPr>
+          <w:rFonts w:ascii="Antinoou" w:eastAsia="Antinoou" w:hAnsi="Antinoou"/>
+          <w:bCs/>
+          <w:noProof/>
+          <w:color w:val="7030A0"/>
+          <w:sz w:val="26"/>
+          <w:szCs w:val="26"/>
+          <w:lang w:val="am-ET" w:eastAsia="en-GB" w:bidi="he-IL"/>
+        </w:rPr>
+      </w:pPr>
+      <w:r>
+        <w:rPr>
+          <w:rFonts w:ascii="Antinoou" w:eastAsia="Antinoou" w:hAnsi="Antinoou"/>
+          <w:bCs/>
+          <w:noProof/>
+          <w:color w:val="7030A0"/>
+          <w:sz w:val="26"/>
+          <w:szCs w:val="26"/>
+          <w:lang w:val="am-ET" w:eastAsia="en-GB" w:bidi="he-IL"/>
+        </w:rPr>
+        <w:t>ⲕⲁⲧⲁⲫ̀ⲣⲏϯ ⲛ̀ⲑⲟϥ ⲡⲉⲛⲛⲟⲩϯ ⲉϥϯⲥ̀ⲃⲱ ⲛⲁⲓⲓ ϧⲉⲛ ⲟⲩⲙⲁ ⲉϥⲟⲩⲱⲛϩ ⲙ̀ⲡ̀ϩⲱⲃ ⲛⲁⲛ ⲉ̀ⲃⲟⲗ ⲉϥϫⲱⲙ̀ⲙⲟⲥ ϫⲉ ⲙ̀ⲡⲉⲣⲣⲁϣⲓ ϧⲉⲛ ⲫⲁⲓ ϫⲉ ⲛⲓⲡⲛ︦ⲁ︦ ⲛⲁϭ̀ⲛⲟⲛ ⲛ̀ϫⲱⲟⲩ ⲛⲱⲧⲉⲛ ⲁⲗⲗⲁ ⲣⲁϣⲓ ⲇⲉ ⲛ̀ⲑⲟϥ ϫⲉ ⲛⲉⲧⲉⲛⲣⲁⲛ ⲥ̀ⲥ̀ϧⲏⲟⲩⲧ ϧⲉⲛ ⲛⲓⲫⲏⲟⲩⲓ ⲉ̀ⲡⲓⲇⲏ ⲡ̀ϩⲓⲟⲩⲓ̀ ⲛ̀ⲛⲓⲇⲁⲙⲱⲛ ⲉ̀ⲃⲟⲗ ⲫⲁ ⲧ̀ϫⲟⲙ ⲁⲛ ⲡⲉ ⲉⲑⲣⲟⲩⲥⲏϧ ⲛⲉⲛⲣⲁⲛ ⲇⲉ ϧⲉⲛ ⲛⲓⲫⲏⲟⲩⲓ̀ ⲛⲉⲛⲟⲩⲱϣ ⲛⲉⲙ ⲛⲉⲛⲥ̀ⲡⲟⲩⲇⲏ ⲟⲩⲃⲟⲏ̀ⲑⲓⲁ̀ ⲉ̀ⲃⲟⲗϩⲓⲧⲟⲧϥ ⲕⲁⲧⲁ ⲡⲉⲧⲟⲩⲟⲛϩ ⲉ̀ⲃⲟⲗ.</w:t>
+      </w:r>
+    </w:p>
+    <w:p>
+      <w:pPr>
+        <w:spacing w:before="120"/>
+        <w:jc w:val="both"/>
+        <w:rPr>
+          <w:rFonts w:ascii="Antinoou" w:eastAsia="Antinoou" w:hAnsi="Antinoou"/>
+          <w:bCs/>
+          <w:noProof/>
+          <w:color w:val="7030A0"/>
+          <w:sz w:val="26"/>
+          <w:szCs w:val="26"/>
+          <w:lang w:val="am-ET" w:eastAsia="en-GB" w:bidi="he-IL"/>
+        </w:rPr>
+      </w:pPr>
+      <w:r>
+        <w:rPr>
+          <w:rFonts w:ascii="Antinoou" w:eastAsia="Antinoou" w:hAnsi="Antinoou"/>
+          <w:bCs/>
+          <w:noProof/>
+          <w:color w:val="7030A0"/>
+          <w:sz w:val="26"/>
+          <w:szCs w:val="26"/>
+          <w:lang w:val="am-ET" w:eastAsia="en-GB" w:bidi="he-IL"/>
+        </w:rPr>
+        <w:lastRenderedPageBreak/>
+        <w:t>ⲟⲩⲁ̀ⲛⲁⲅⲕⲏ ⲟⲛ ⲇⲉ ⲁⲛ ϯⲛⲟⲩ ⲡⲉ ⲉⲑⲣⲉ ⲡⲓⲥⲧⲟⲥ ⲛⲓⲃⲉⲛ ϩⲓⲟⲩⲓ̀ ⲛ̀ⲛⲓⲇⲉⲙⲱⲛ ⲉ̀ⲃⲟⲗ ⲓⲉ ⲉ̀ⲧⲟⲩⲛⲟⲥ ⲛⲓⲣⲉϥⲙⲱⲟⲩⲧ ⲓⲉ ⲉ̀ⲥⲁϫⲓ ϧⲉⲛ ϩⲁⲛⲥⲡⲓ ⲁⲗⲗⲁ ⲡⲉⲑⲛⲁⲉⲣⲉⲙⲡ̀ϣⲁ ⲛ̀ⲛⲁⲓ ϩ̀ⲙⲟⲧ ϥ̀ⲛⲁⲉⲣⲉⲙⲡ̀ϣⲁ ⲙ̀ⲙⲟϥ ⲡⲁⲛⲧⲱⲥ ⲁϭⲛⲉ ⲡⲩⲁⲓⲧⲓⲁ̀ ⲛ̀ⲭ̀ⲣⲩⲥⲓⲙⲱⲛ ⲉⲑⲃⲉ ⲡ̀ⲟⲩϫⲁⲓ ⲛ̀ⲛⲏⲁⲑⲛⲁϩϯ ⲉⲩϫ̀ⲫⲱⲟⲩ ⲉ̀ⲃⲟⲗϩⲓⲧⲟⲧϥ ϫⲉ ⲉ̀ⲡⲓⲇⲏ ⲙ̀ⲡⲟⲩⲱϣ ⲉ̀ϣⲱⲡ ⲉ̀ⲣⲱⲟⲩ ⲙ̀ⲫ̀ⲟⲩⲱⲛϩ ⲉ̀ⲃⲟⲗ ⲙ̀ⲡ̀ⲥⲁϫⲓ ⲉⲑⲃⲉ ⲫⲁⲓ ⲁⲩⲑ̀ⲣⲉⲛⲉⲣⲭ̀ⲣⲓⲁ̀ ⲛ̀ⲧⲉⲛⲉⲣⲅⲓⲁ̀ ⲛ̀ⲛⲓⲙⲏⲓⲛⲓ ⲁ̀ⲣⲏⲟⲩ ⲥⲉⲛⲁⲟⲩϫⲁⲓ ⲟⲩⲇⲉ ⲅⲁⲣ ⲛⲓⲁ̀ⲥⲉⲃⲏⲥ ϣⲓⲡⲓ ⲉⲩϫ̀ⲡⲓⲱⲟⲩ ⲉ̀ⲃⲟⲗϩⲓⲧⲉⲛ ⲛⲓϣ̀ⲡⲏⲏⲣⲓ ⲟⲩⲟϩ ⲛ̀ⲑⲟϥ ⲟⲛ ⲫϯ ⲉϥⲉⲣⲙⲉⲑⲣⲉ ⲙ̀ⲫⲁⲓ ⲙ̀ⲫ̀ⲣⲏϯ ⲉ̀ⲧⲁϥϫⲟⲥ ϧⲉⲛ ⲡⲓⲛⲟⲙⲟⲥ ϫⲉ ⲛ̀ϧ̀ⲣⲏⲓ ϧⲉⲛ ϩⲁⲛⲕⲉⲁⲥⲡⲓ ⲛⲉⲙ ϩⲁⲛⲕⲉⲥ̀ⲫⲟⲧⲟⲩ ϯⲛⲁⲥⲁϫⲓ ⲛⲉⲙ ⲡⲁⲓ ⲗⲁⲟⲥ ⲟⲩⲟϩ ⲛ̀ⲥⲉⲛⲁⲥⲱⲧⲉⲙ ⲉ̀ⲣⲟⲓ ⲁⲛ ⲛ̀ϯⲕⲉϩⲉ ⲡⲉϫⲉ ⲡⲟ︦ⲥ︦ ⲟⲩⲇⲉ ⲅⲁⲣ ⲙ̀ⲡⲉ ⲛⲓⲣⲉⲙⲛ̀ⲭⲏⲙⲓ ⲛⲁϩϯ ⲉ̀ⲫϯ ⲉ̀ⲧ ⲉⲣⲉ ⲙⲱⲩ̀ⲥⲏⲥ ⲡⲓⲡ̀ⲣⲟⲫⲏⲧⲏⲥ ⲉⲣ ⲛⲁⲓ ⲙⲏⲓⲛⲓ ⲛ̀ⲛⲓϣϯ ⲛⲉⲙ ⲛⲁⲓ ϣ̀ⲫⲏⲣⲓ ⲛ̀ϧϩⲧⲟⲩ.</w:t>
+      </w:r>
+    </w:p>
+    <w:p>
+      <w:pPr>
+        <w:spacing w:before="120"/>
+        <w:jc w:val="both"/>
+        <w:rPr>
+          <w:rFonts w:ascii="Antinoou" w:eastAsia="Antinoou" w:hAnsi="Antinoou"/>
+          <w:bCs/>
+          <w:noProof/>
+          <w:color w:val="7030A0"/>
+          <w:sz w:val="26"/>
+          <w:szCs w:val="26"/>
+          <w:lang w:val="am-ET" w:eastAsia="en-GB" w:bidi="he-IL"/>
+        </w:rPr>
+      </w:pPr>
+      <w:r>
+        <w:rPr>
+          <w:rFonts w:ascii="Antinoou" w:eastAsia="Antinoou" w:hAnsi="Antinoou"/>
+          <w:bCs/>
+          <w:noProof/>
+          <w:color w:val="7030A0"/>
+          <w:sz w:val="26"/>
+          <w:szCs w:val="26"/>
+          <w:lang w:val="am-ET" w:eastAsia="en-GB" w:bidi="he-IL"/>
+        </w:rPr>
+        <w:t>ⲟⲩⲇⲉ ⲟⲛ ⲉ̀ⲡⲉ ⲡ̀ⲙⲏϣ ⲛ̀ⲛⲓⲓⲟⲩⲇⲁⲩ ⲛⲁϩϯ ⲉ̀ⲫⲏⲉⲧⲟⲓ ⲛ̀ⲛⲓϣϯ ⲉ̀ⲙⲱⲩ̀ⲥⲏⲥ ⲉ̀ⲧⲉ ⲡⲭ︦ⲥ ⲡⲉ ⲉ̀ⲧⲁϥⲧⲁⲗϭⲟ ⲛ̀ϣⲱⲛⲓ ⲛⲓⲃⲉⲛ ϩⲓ ⲗⲟϫⲗⲉϫ ⲛⲓⲃⲉⲛ ⲉ̀ⲧⲉ ⲛ̀ϧⲏⲧⲟⲩ.</w:t>
+      </w:r>
+    </w:p>
+    <w:p>
+      <w:pPr>
+        <w:spacing w:before="120"/>
+        <w:jc w:val="both"/>
+        <w:rPr>
+          <w:rFonts w:ascii="Antinoou" w:eastAsia="Antinoou" w:hAnsi="Antinoou"/>
+          <w:bCs/>
+          <w:noProof/>
+          <w:color w:val="7030A0"/>
+          <w:sz w:val="26"/>
+          <w:szCs w:val="26"/>
+          <w:lang w:val="am-ET" w:eastAsia="en-GB" w:bidi="he-IL"/>
+        </w:rPr>
+      </w:pPr>
+      <w:r>
+        <w:rPr>
+          <w:rFonts w:ascii="Antinoou" w:eastAsia="Antinoou" w:hAnsi="Antinoou"/>
+          <w:bCs/>
+          <w:noProof/>
+          <w:color w:val="7030A0"/>
+          <w:sz w:val="26"/>
+          <w:szCs w:val="26"/>
+          <w:lang w:val="am-ET" w:eastAsia="en-GB" w:bidi="he-IL"/>
+        </w:rPr>
+        <w:t>ⲟⲩⲇⲉ ⲟⲛ ⲉ̀ⲡⲉ ⲡ̀ϣⲃⲱⲧ ϫ̀ⲡⲓⲉ ⲛ̀ⲛⲏⲉ̀ⲧⲉⲙⲙⲁⲩ ⲫⲁⲓ ⲛ̀ⲧⲁϥⲡⲱⲱⲛⲉ ⲉⲩϩⲟⲃ ⲁϥⲉⲣ ⲟⲩⲯⲩⲭⲏ ⲉⲥⲱⲛϧ ϧⲉⲛ ⲧ̀ϫⲓϫ ⲙ̀ⲡⲉϥⲃⲱⲕ ⲙⲱⲩ̀ⲥⲏⲥ ⲓⲉ ⲧ̀ϫⲓϫ ⲛ̀ⲁⲥⲟⲩⲃⲁϣ ⲛⲉⲙ ⲡ̀ⲙⲱⲟⲩ ⲛ̀ⲧⲁϥⲉⲣ ⲥ̀ⲛⲟϥ.</w:t>
+      </w:r>
+    </w:p>
+    <w:p>
+      <w:pPr>
+        <w:spacing w:before="120"/>
+        <w:jc w:val="both"/>
+        <w:rPr>
+          <w:rFonts w:ascii="Antinoou" w:eastAsia="Antinoou" w:hAnsi="Antinoou"/>
+          <w:bCs/>
+          <w:noProof/>
+          <w:color w:val="7030A0"/>
+          <w:sz w:val="26"/>
+          <w:szCs w:val="26"/>
+          <w:lang w:val="am-ET" w:eastAsia="en-GB" w:bidi="he-IL"/>
+        </w:rPr>
+      </w:pPr>
+      <w:r>
+        <w:rPr>
+          <w:rFonts w:ascii="Antinoou" w:eastAsia="Antinoou" w:hAnsi="Antinoou"/>
+          <w:bCs/>
+          <w:noProof/>
+          <w:color w:val="7030A0"/>
+          <w:sz w:val="26"/>
+          <w:szCs w:val="26"/>
+          <w:lang w:val="am-ET" w:eastAsia="en-GB" w:bidi="he-IL"/>
+        </w:rPr>
+        <w:t>ⲟⲩⲇⲉ ⲛⲁⲓ ϩⲱⲟⲩ ⲟⲛ ⲉ̀ⲡⲉ ⲛⲓⲃⲉⲗⲗⲉ ⲉ̀ⲧⲁⲩⲛⲁⲩ ⲙ̀ⲃⲟⲗ ⲉ̀ϫ̀ⲫⲟ ⲇⲉ ⲙ̀ⲙⲱⲟⲩ ⲟⲩⲇⲉ ⲛⲓϭⲁⲗⲉⲩ ⲉ̀ⲧⲁⲩⲙⲟϣⲓ ⲟⲩⲇⲉ ⲛⲏⲉⲑⲙⲱⲟⲩⲧ ⲉ̀ⲧⲁⲩⲧⲱⲟⲩⲛⲟⲩ.</w:t>
+      </w:r>
+    </w:p>
+    <w:p>
+      <w:pPr>
+        <w:spacing w:before="120"/>
+        <w:jc w:val="both"/>
+        <w:rPr>
+          <w:rFonts w:ascii="Antinoou" w:eastAsia="Antinoou" w:hAnsi="Antinoou"/>
+          <w:bCs/>
+          <w:noProof/>
+          <w:color w:val="7030A0"/>
+          <w:sz w:val="26"/>
+          <w:szCs w:val="26"/>
+          <w:lang w:val="am-ET" w:eastAsia="en-GB" w:bidi="he-IL"/>
+        </w:rPr>
+      </w:pPr>
+      <w:r>
+        <w:rPr>
+          <w:rFonts w:ascii="Antinoou" w:eastAsia="Antinoou" w:hAnsi="Antinoou"/>
+          <w:bCs/>
+          <w:noProof/>
+          <w:color w:val="7030A0"/>
+          <w:sz w:val="26"/>
+          <w:szCs w:val="26"/>
+          <w:lang w:val="am-ET" w:eastAsia="en-GB" w:bidi="he-IL"/>
+        </w:rPr>
+        <w:t>ⲟⲩⲟϩ ⲫⲁⲓ ⲙⲉⲛ ⲁⲩϯⲟⲩⲃⲏϥ ⲛ̀ϫⲉ ⲁⲛⲛⲏⲥ ⲛⲉⲙ ⲓⲁⲙⲃⲣⲓⲥ ⲡⲟ︦ⲥ︦ ⲇⲉ ϩⲱϥ ⲁⲛ̀ⲛⲁⲛ ⲛⲉⲙ ⲕⲁⲓⲁⲫⲁ.</w:t>
+      </w:r>
+    </w:p>
+    <w:p>
+      <w:pPr>
+        <w:spacing w:before="120"/>
+        <w:jc w:val="both"/>
+        <w:rPr>
+          <w:rFonts w:ascii="Antinoou" w:eastAsia="Antinoou" w:hAnsi="Antinoou"/>
+          <w:bCs/>
+          <w:noProof/>
+          <w:color w:val="7030A0"/>
+          <w:sz w:val="26"/>
+          <w:szCs w:val="26"/>
+          <w:lang w:val="am-ET" w:eastAsia="en-GB" w:bidi="he-IL"/>
+        </w:rPr>
+      </w:pPr>
+      <w:r>
+        <w:rPr>
+          <w:rFonts w:ascii="Antinoou" w:eastAsia="Antinoou" w:hAnsi="Antinoou"/>
+          <w:bCs/>
+          <w:noProof/>
+          <w:color w:val="7030A0"/>
+          <w:sz w:val="26"/>
+          <w:szCs w:val="26"/>
+          <w:lang w:val="am-ET" w:eastAsia="en-GB" w:bidi="he-IL"/>
+        </w:rPr>
+        <w:t>ⲑⲁⲓ ⲧⲉ ⲇⲉ ⲙ̀ⲫ̀ⲣⲏϯ ⲉ̀ⲣⲉ ⲛⲓⲙⲏⲓⲛⲓ ϫ̀ⲡⲓⲉ ⲟⲩⲟⲛⲛⲓⲃⲉⲛ ⲁⲛ ⲁⲗⲗⲁ ⲛⲟⲩⲅ̀ⲛⲱⲙⲏ ⲙ̀ⲙⲁⲩⲁ̀ⲧⲟⲩ ⲟⲩⲟϩ ⲉⲑⲃⲏⲧⲟⲩ ⲟⲛ ϣⲁϥϯⲙⲁϯ ⲛ̀ϫⲉ ⲫϯ ⲙ̀ⲫ̀ⲣⲏϯ ⲛ̀ⲟⲩⲥⲁⲃⲉ ⲛ̀ⲟⲓⲕⲟⲛⲟⲙⲟⲥ ⲉ̀ⲑⲣⲉ ϩⲁⲛϫⲟⲙ ϣⲱⲡⲓ ϧⲉⲛ ⲑ̀ⲙⲉⲧϫⲱⲣⲓ ⲁⲛ ⲛ̀ⲛⲓⲣⲱⲙⲓ ⲁⲗⲗⲁ ϧⲉⲛ ⲡⲉϥⲟⲩⲱϣ ⲛ̀ⲑⲟϥ ⲙ̀ⲙⲓⲛ ⲙ̀ⲙⲟϥ.</w:t>
+      </w:r>
+    </w:p>
+    <w:p>
+      <w:pPr>
+        <w:spacing w:before="120"/>
+        <w:jc w:val="both"/>
+        <w:rPr>
+          <w:rFonts w:ascii="Antinoou" w:eastAsia="Antinoou" w:hAnsi="Antinoou"/>
+          <w:bCs/>
+          <w:noProof/>
+          <w:color w:val="7030A0"/>
+          <w:sz w:val="26"/>
+          <w:szCs w:val="26"/>
+          <w:lang w:val="am-ET" w:eastAsia="en-GB" w:bidi="he-IL"/>
+        </w:rPr>
+      </w:pPr>
+      <w:r>
+        <w:rPr>
+          <w:rFonts w:ascii="Antinoou" w:eastAsia="Antinoou" w:hAnsi="Antinoou"/>
+          <w:bCs/>
+          <w:noProof/>
+          <w:color w:val="7030A0"/>
+          <w:sz w:val="26"/>
+          <w:szCs w:val="26"/>
+          <w:lang w:val="am-ET" w:eastAsia="en-GB" w:bidi="he-IL"/>
+        </w:rPr>
+        <w:t>ⲛⲁⲓ ⲇⲉ ⲁⲛϫⲱⲙ̀ⲙⲱⲟⲩ ϫⲉⲕⲁⲥ ⲛ̀ⲛⲟⲩϭⲓⲥⲓ ⲛ̀ϩⲏⲧ ⲛ̀ϫⲉ ⲛⲏⲉ̀ⲧ ⲁⲩϭⲓ ⲛ̀ⲛⲁⲓ ⲭⲁⲣⲓⲥⲙⲁ ⲛⲉⲙ ⲛⲁⲓ ϩ̀ⲙⲟⲧ ϧⲉⲛ ⲧⲁⲓⲙⲁⲓⲏ̀ ⲉ̀ϩ̀ⲣⲏⲓ ⲉ̀ϫⲉⲛ ⲛⲏⲉ̀ⲧⲉ ⲙ̀ⲡⲟⲩϭⲓ ⲉⲛⲥⲁϫⲓ ⲉ̀ⲛⲓⲭⲁϥⲓⲥⲙⲁ ⲙ̀̀ⲫϯ ⲛⲁⲓ ⲉ̀ⲧⲉ ϣⲁⲩϣⲱⲡⲓ ⲉ̀ⲃⲟⲗϩⲓⲧⲉⲛ ⲛⲓⲙⲏⲓⲛⲓ ⲉ̀ⲡⲓⲇⲏ ⲙ̀ⲙⲟⲛ ϩ̀ⲗⲓ ⲛ̀ⲣⲱⲙⲓ ⲉ̀ⲁϥⲛⲁϩϯ ⲉ̀ⲫϯ ⲉ̀ⲃⲟⲗϩⲓⲧⲉⲛ ⲛⲉϥϣⲏⲣⲓ ⲉ̀ⲑⲟⲩⲁⲃ ⲡⲁⲓ ⲙ̀ⲡⲉϥϭⲓ ⲛ̀ⲟⲩⲭⲁⲣⲓⲥⲙⲁ ⲙ̀ⲡⲛ︦ⲁ︦ⲧⲓⲕⲟⲛ ⲓⲉ ⲟⲩⲭⲁⲣⲓⲥⲙⲁ ⲉ̀ⲃⲟⲗⲛ̀ϧⲏⲧϥ.</w:t>
+      </w:r>
+    </w:p>
+    <w:p>
+      <w:pPr>
+        <w:spacing w:before="120"/>
+        <w:jc w:val="both"/>
+        <w:rPr>
+          <w:rFonts w:ascii="Antinoou" w:eastAsia="Antinoou" w:hAnsi="Antinoou"/>
+          <w:bCs/>
+          <w:noProof/>
+          <w:color w:val="7030A0"/>
+          <w:sz w:val="26"/>
+          <w:szCs w:val="26"/>
+          <w:lang w:val="am-ET" w:eastAsia="en-GB" w:bidi="he-IL"/>
+        </w:rPr>
+      </w:pPr>
+      <w:r>
+        <w:rPr>
+          <w:rFonts w:ascii="Antinoou" w:eastAsia="Antinoou" w:hAnsi="Antinoou"/>
+          <w:bCs/>
+          <w:noProof/>
+          <w:color w:val="7030A0"/>
+          <w:sz w:val="26"/>
+          <w:szCs w:val="26"/>
+          <w:lang w:val="am-ET" w:eastAsia="en-GB" w:bidi="he-IL"/>
+        </w:rPr>
+        <w:t>ⲛ̀ⲑⲟⲥ ⲅⲁⲣ ⲙ̀ⲙⲟⲛ ⲧ̀ⲙⲉⲧⲣⲉⲙϩⲉ ⲉ̀ⲃⲟⲗϧⲉⲛ ϯϣⲓⲃϯ ⲛ̀ⲑ̀ⲙⲉⲧⲣⲉϥϣⲉⲙϣⲉ ⲙ̀ⲙⲏϣ ⲛ̀ⲛⲟⲩϯ.</w:t>
+      </w:r>
+    </w:p>
+    <w:p>
+      <w:pPr>
+        <w:spacing w:before="120"/>
+        <w:jc w:val="both"/>
+        <w:rPr>
+          <w:rFonts w:ascii="Antinoou" w:eastAsia="Antinoou" w:hAnsi="Antinoou"/>
+          <w:bCs/>
+          <w:noProof/>
+          <w:color w:val="7030A0"/>
+          <w:sz w:val="26"/>
+          <w:szCs w:val="26"/>
+          <w:lang w:val="am-ET" w:eastAsia="en-GB" w:bidi="he-IL"/>
+        </w:rPr>
+      </w:pPr>
+      <w:r>
+        <w:rPr>
+          <w:rFonts w:ascii="Antinoou" w:eastAsia="Antinoou" w:hAnsi="Antinoou"/>
+          <w:bCs/>
+          <w:noProof/>
+          <w:color w:val="7030A0"/>
+          <w:sz w:val="26"/>
+          <w:szCs w:val="26"/>
+          <w:lang w:val="am-ET" w:eastAsia="en-GB" w:bidi="he-IL"/>
+        </w:rPr>
+        <w:t>ⲟⲩⲟϩ ⲫⲁⲓ ⲉϥⲉ̀ⲓ̀ ⲉ̀ϧⲟⲩⲛ ⲉ̀ⲫ̀ⲛⲁϩϯ ⲙ̀ⲫⲓⲱⲧ ⲛⲉⲙ ⲡⲉϥϣⲏⲣⲓ ⲛⲉⲙ ⲡⲓⲡⲛ︦ⲁ︦ ⲉ̀ⲑⲟⲩⲁⲃ ⲟⲩⲭⲁⲣⲓⲥⲙⲁ ⲛ̀ⲧⲉ ⲫϯ ⲧⲉ ⲙⲁⲗⲓⲥⲧⲁ ϫⲉ ⲁⲛϩⲓⲟⲩⲓ̀ ⲥⲁⲃⲟⲗ ⲙ̀ⲙⲟⲛ ⲙ̀ⲡ̀ϧⲏⲃⲥ ⲛ̀ⲛⲓⲓⲟⲩⲇⲁⲓ ⲟⲩⲟϩ ⲁⲛⲛⲁϩϯ ⲇⲉ ϧⲉⲛ ⲫⲟⲩⲱϣ ⲙ̀ⲫⲓⲱⲧ ⲛⲉⲙ ⲡⲓⲙⲟⲛⲟⲅⲉⲛⲏⲥ ⲛ̀ϣ ϩⲣⲓ ⲉⲧϣⲟⲡ ⲛⲉⲙ ⲛⲉϥⲓⲱⲧ ⲛ̀ⲁ̀ⲅⲁⲑⲟⲥ ϧⲁϫⲱⲟⲩ ⲛ̀ⲛⲓⲉ̀ⲱ ⲛ̀ⲧⲏⲣⲟⲩ ⲛⲉⲙ ⲡⲓⲡⲛ︦ⲁ︦ ⲉ̀ⲑⲟⲩⲁⲃ ⲛ̀ⲣⲉϥⲧⲁⲛϧⲟ.</w:t>
+      </w:r>
+    </w:p>
+    <w:p>
+      <w:pPr>
+        <w:spacing w:before="120"/>
+        <w:jc w:val="both"/>
+        <w:rPr>
+          <w:rFonts w:ascii="Antinoou" w:eastAsia="Antinoou" w:hAnsi="Antinoou"/>
+          <w:bCs/>
+          <w:noProof/>
+          <w:color w:val="7030A0"/>
+          <w:sz w:val="26"/>
+          <w:szCs w:val="26"/>
+          <w:lang w:val="am-ET" w:eastAsia="en-GB" w:bidi="he-IL"/>
+        </w:rPr>
+      </w:pPr>
+      <w:r>
+        <w:rPr>
+          <w:rFonts w:ascii="Antinoou" w:eastAsia="Antinoou" w:hAnsi="Antinoou"/>
+          <w:bCs/>
+          <w:noProof/>
+          <w:color w:val="7030A0"/>
+          <w:sz w:val="26"/>
+          <w:szCs w:val="26"/>
+          <w:lang w:val="am-ET" w:eastAsia="en-GB" w:bidi="he-IL"/>
+        </w:rPr>
+        <w:lastRenderedPageBreak/>
+        <w:t>ϧⲉⲛ ⲧ̀ϧⲁⲉ̀ ⲛ̀ⲛⲁⲓ ⲉ̀ϩⲟⲟⲩ ⲁⲩϫ̀ⲫⲟϥ ⲉ̀ⲃⲟⲗϧⲉⲛ ⲙⲁⲣⲓⲁ̀ ϯⲡⲁⲣⲑⲉⲛⲟⲥ ⲛ̀ⲁⲧⲑⲱⲗⲉⲃ ⲭⲱⲣⲓⲥ ⲥ̀ⲡⲉⲣⲙⲁ ⲛ̀ⲣⲱⲙⲓ ⲟⲩⲟϩ ϫⲉ ⲁϥⲡⲟⲗⲓⲧⲉⲩⲓⲛ ϧⲉⲛ ⲑ̀ⲙⲏϯ ⲛ̀ⲛⲓⲣⲱⲙⲓ ⲁϭⲛⲉ ⲛⲟⲃⲓ ⲉ̀ⲁϥϫⲏⲕ ⲇⲓⲕⲉⲟ̀ⲥⲩⲛⲏ ⲧⲏⲣⲥ ⲙ̀ⲡ̀ⲛⲟⲙⲟⲥ ⲉ̀ⲃⲟⲗ ⲟⲩⲟϩ ϫⲉ ϧⲉⲛ ⲧ̀ⲥⲩⲛⲭⲱⲣⲏⲥⲓⲥ ⲙ̀ⲫⲓⲱⲧ ⲁ̀ ⲫϯ ⲡⲓⲗⲟⲅⲟⲥ ϩⲩⲡⲟⲙⲟⲛⲏ ⲉ̀ⲡⲓⲥ̀ⲧⲁⲩⲣⲟⲥ ⲉ̀ⲁϥⲕⲁⲧⲁⲫ̀ⲣⲟⲛⲓⲛ ⲙ̀ⲡ̀ϣⲓⲛⲓ ⲟⲩⲟϩ ϫⲉ ⲁϥⲙⲟⲩ ⲟⲩⲟϩ ϫⲉ ⲁⲩⲑⲟⲙⲥϥ ⲟⲩⲟϩ ϫⲉ ⲁϥⲧⲉⲛϥ ⲉ̀ⲃⲟⲗϧⲉⲛ ⲛⲏⲉⲑⲙⲱⲟⲩⲧ ϧⲉⲛ ⲫ̀ⲙⲁϩ ⲅ︦ ⲛ̀ⲉ̀ϩⲟⲟⲩ ⲟⲩⲟϩ ϫⲉ ⲙⲉⲛⲉⲛⲥⲁ ⲑ̀ⲣⲉϥⲧⲱⲛϥ ⲁϥⲉⲣ ⲙ︦ ⲛ̀ⲉ̀ϩⲟⲟⲩ ⲛⲉⲙ ⲛⲓⲁ̀ⲡⲟⲥⲧⲟⲗⲟⲥ ⲟⲩⲟϩ ⲙⲉⲛⲉⲛⲥⲁ ⲑ̀ⲣⲉϥⲟⲩⲁϩⲥⲁϩⲛⲓ ⲛⲱⲟⲩ ϧⲉⲛ ⲟⲩⲁϩⲥⲁϩⲛⲓ ⲛⲓⲃⲉⲛ ⲁϥϣⲉⲛⲁϥ ⲉ̀ⲡ̀ϣⲱⲓ ϩⲁ ⲙⲟⲩϩⲟ ϣⲁ ⲫⲏⲉ̀ⲧⲉⲫⲱϥ ⲛ̀ⲓⲱⲧ ⲫϯ.</w:t>
+      </w:r>
+    </w:p>
+    <w:p>
+      <w:pPr>
+        <w:spacing w:before="120"/>
+        <w:jc w:val="both"/>
+        <w:rPr>
+          <w:rFonts w:ascii="Antinoou" w:eastAsia="Antinoou" w:hAnsi="Antinoou"/>
+          <w:bCs/>
+          <w:noProof/>
+          <w:color w:val="7030A0"/>
+          <w:sz w:val="26"/>
+          <w:szCs w:val="26"/>
+          <w:lang w:val="am-ET" w:eastAsia="en-GB" w:bidi="he-IL"/>
+        </w:rPr>
+      </w:pPr>
+      <w:r>
+        <w:rPr>
+          <w:rFonts w:ascii="Antinoou" w:eastAsia="Antinoou" w:hAnsi="Antinoou"/>
+          <w:bCs/>
+          <w:noProof/>
+          <w:color w:val="7030A0"/>
+          <w:sz w:val="26"/>
+          <w:szCs w:val="26"/>
+          <w:lang w:val="am-ET" w:eastAsia="en-GB" w:bidi="he-IL"/>
+        </w:rPr>
+        <w:t>ⲡⲓⲉⲧⲡⲓⲥⲧⲟⲥ ⲇⲉ ⲉ̀ⲫⲁⲓ ⲛ̀ⲧⲉϥⲛⲁϩϯ ⲁⲛ ⲙ̀ⲡⲁⲓⲣⲏϯ ϫⲉ ⲁ̀ ⲉⲡⲗⲱⲥ ⲡⲉ ⲟⲩⲇⲉ ϧⲉⲛ ⲟⲩⲙⲉⲧⲁ̀ⲗⲟⲅⲟⲥ ⲁⲛ ⲁⲗⲗⲁ ϧⲉⲛ ⲟⲩⲑⲱϩⲉⲙ ⲛⲉⲙ ⲟⲩⲑⲱⲧⲛ̀ϩⲏⲧ ⲉ̀ⲁϥϭⲓ ⲙ̀ⲡⲓⲭⲁⲣⲓⲥⲙⲁ ⲡⲉ ⲉ̀ⲃⲟⲗϩⲓⲧⲉⲛ ⲫϯ ⲫⲓⲱⲧ ⲡⲁⲓⲣⲏϯ ⲟⲛ ⲡⲉ ⲉ̀ⲧⲁϥⲉⲣⲣⲉⲙϩⲉ ⲉ̀ⲃⲟⲗϧⲉⲛ ϩⲁⲣⲉⲥⲓⲥ ⲛⲓⲃⲉⲛ ⲁϥϭⲓ ⲙ̀ⲡⲓⲭⲁⲣⲓⲥⲙⲁ ⲛ̀ⲟⲩⲱⲧ.</w:t>
+      </w:r>
+    </w:p>
+    <w:p>
+      <w:pPr>
+        <w:spacing w:before="120"/>
+        <w:jc w:val="both"/>
+        <w:rPr>
+          <w:rFonts w:ascii="Antinoou" w:eastAsia="Antinoou" w:hAnsi="Antinoou"/>
+          <w:bCs/>
+          <w:noProof/>
+          <w:color w:val="7030A0"/>
+          <w:sz w:val="26"/>
+          <w:szCs w:val="26"/>
+          <w:lang w:val="am-ET" w:eastAsia="en-GB" w:bidi="he-IL"/>
+        </w:rPr>
+      </w:pPr>
+      <w:r>
+        <w:rPr>
+          <w:rFonts w:ascii="Antinoou" w:eastAsia="Antinoou" w:hAnsi="Antinoou"/>
+          <w:bCs/>
+          <w:noProof/>
+          <w:color w:val="7030A0"/>
+          <w:sz w:val="26"/>
+          <w:szCs w:val="26"/>
+          <w:lang w:val="am-ET" w:eastAsia="en-GB" w:bidi="he-IL"/>
+        </w:rPr>
+        <w:t>ⲙ̀ⲫⲱⲣ ⲇⲉ ϯⲛⲟⲩ ⲙ̀ⲡⲉⲣⲑ̀ⲣⲉ ⲟⲩⲁⲓ ⲉ̀ⲃⲟⲗⲛ̀ϧⲏⲧⲉⲛ ⲕ̀ⲣⲓⲛⲓⲛ ⲛ̀ⲟⲩⲁⲓ ϧⲉⲛ ⲛⲏⲉ̀ⲧⲁⲩⲉⲣⲡⲓⲥⲧⲟⲥ ϫⲉ ⲙ̀ⲡⲉϥⲉⲣⲡⲉⲙⲡ̀ϣⲁ ⲉ̀ⲓ̀ⲣⲓ ⲛ̀ϩⲁⲛⲙⲏⲓⲛⲓ ⲛⲉⲙ ϩⲁⲛϣ̀ⲫⲏⲣⲓ ⲥⲉϣⲓⲃϯ ⲅⲁⲣ ⲛ̀ϫⲉ ⲛⲓϩ̀ⲙⲟⲧ ⲛ̀ⲧⲉ ⲫϯ ⲛⲁⲓ ⲉ̀ⲧⲟⲩϯ ⲙ̀ⲙⲱⲟⲩ ⲛ̀ⲛⲓⲣⲱⲙⲓ ⲉ̀ⲃⲟⲗ ϩⲓⲧⲟⲧϥ.</w:t>
+      </w:r>
+    </w:p>
+    <w:p>
+      <w:pPr>
+        <w:spacing w:before="120"/>
+        <w:jc w:val="both"/>
+        <w:rPr>
+          <w:rFonts w:ascii="Antinoou" w:eastAsia="Antinoou" w:hAnsi="Antinoou"/>
+          <w:bCs/>
+          <w:noProof/>
+          <w:color w:val="7030A0"/>
+          <w:sz w:val="26"/>
+          <w:szCs w:val="26"/>
+          <w:lang w:val="am-ET" w:eastAsia="en-GB" w:bidi="he-IL"/>
+        </w:rPr>
+      </w:pPr>
+      <w:r>
+        <w:rPr>
+          <w:rFonts w:ascii="Antinoou" w:eastAsia="Antinoou" w:hAnsi="Antinoou"/>
+          <w:bCs/>
+          <w:noProof/>
+          <w:color w:val="7030A0"/>
+          <w:sz w:val="26"/>
+          <w:szCs w:val="26"/>
+          <w:lang w:val="am-ET" w:eastAsia="en-GB" w:bidi="he-IL"/>
+        </w:rPr>
+        <w:t>ⲟⲩⲟϩ ⲛ̀ⲑⲟⲕ ⲙⲉⲛ ⲁⲕϭⲓ ⲙ̀ⲫⲁⲓ ⲕⲉⲧ ⲇⲉ ⲛ̀ⲕⲉⲟⲩⲁⲓ ⲟⲩⲟϩ ⲟⲩⲁⲓ ⲉ̀ⲁϥϭⲓ ⲛ̀ⲟⲩⲥⲁϫⲓ ⲛ̀ⲥⲟⲫⲓⲁ̀ ⲓⲉ ⲟⲩⲥⲱⲟⲩⲛ ⲓⲉ ⲟⲩⲇⲓⲁⲕⲣⲏⲥⲓⲥ ⲙ̀ⲡⲛ︦ⲁ︦ ⲓⲉ ⲁϥϣⲟⲣⲡ ⲉ̀ⲉ̀ⲙⲓ ⲉ̀ⲛⲏⲉⲑⲛⲁϣⲱⲡⲓ ⲓⲉ ⲟⲩⲥⲁϫⲓ ⲛ̀ⲥ̀ⲃⲱ ⲓⲉ ⲟⲩⲣⲉϥϥⲁⲓ ϧⲁ ϧⲓⲥⲓ ⲓⲉ ⲟⲩⲉⲅⲕ̀ⲣⲁⲧⲓⲁ̀.</w:t>
+      </w:r>
+    </w:p>
+    <w:p>
+      <w:pPr>
+        <w:spacing w:before="120"/>
+        <w:jc w:val="both"/>
+        <w:rPr>
+          <w:rFonts w:ascii="Antinoou" w:eastAsia="Antinoou" w:hAnsi="Antinoou"/>
+          <w:bCs/>
+          <w:noProof/>
+          <w:color w:val="7030A0"/>
+          <w:sz w:val="26"/>
+          <w:szCs w:val="26"/>
+          <w:lang w:val="am-ET" w:eastAsia="en-GB" w:bidi="he-IL"/>
+        </w:rPr>
+      </w:pPr>
+      <w:r>
+        <w:rPr>
+          <w:rFonts w:ascii="Antinoou" w:eastAsia="Antinoou" w:hAnsi="Antinoou"/>
+          <w:bCs/>
+          <w:noProof/>
+          <w:color w:val="7030A0"/>
+          <w:sz w:val="26"/>
+          <w:szCs w:val="26"/>
+          <w:lang w:val="am-ET" w:eastAsia="en-GB" w:bidi="he-IL"/>
+        </w:rPr>
+        <w:t>ⲕⲉ ⲅⲁⲣ ⲛ̀ⲑⲟϥ ⲟⲛ ⲙⲱⲩ̀ⲥⲏⲥ ⲫ̀ⲣⲱⲙⲓ ⲙ̀ⲫϯ ⲁϥⲓ̀ⲣⲓ ⲛ̀ⲛⲓⲙⲏⲓⲛⲓ ϧⲉⲛ ⲭⲏⲙⲓ ⲙ̀ⲡⲉϥϭⲓⲥⲓⲛ̀ϩⲏⲧ ⲉ̀ϫⲉⲛ ⲛⲉϥⲥ̀ⲛⲏⲟⲩ ⲟⲩⲇⲉ ⲉ̀ⲧⲁⲩⲙⲟⲩϯ ⲉ̀ⲣⲟϥ ϫⲉ ⲟⲩⲛⲟⲩϯ ⲙ̀ⲡⲉϥϭⲓⲥⲓⲛ̀ϩⲏⲧ ⲉ̀ϫⲉⲛ ⲡⲉϥⲡ̀ⲣⲟⲫⲏⲧⲏⲥ ⲁ̀ⲁ̀ⲣⲱⲛ ⲁⲗⲗⲁ ⲟⲩⲇⲉ ⲟⲛ ⲓⲏⲥⲟⲩ ⲛ̀ⲛⲁⲩⲏ̀ ⲫⲏⲉ̀ⲧⲁϥϭⲓⲙⲱⲓⲧ ⲛ̀ϧⲏⲧϥ ⲙ̀ⲡⲓⲗⲁⲟⲥ ⲙⲉⲛⲉⲛⲥⲱϥ ⲙ̀ⲡⲉϥϭⲓⲥⲓ ⲙ̀ⲙⲟϥ ⲉ̀ϫⲉⲛ ⲫⲓⲛⲉⲁⲥ ⲟⲩⲇⲉ ⲉ̀ϫⲉⲛ ⲭⲁⲗⲉⲃ ⲉ̀ⲧⲁϥⲧⲁϩⲉ ⲫ̀ⲣⲏ ⲉ̀ⲣⲁⲧϥ ⲉ̀ϫⲉⲛ ⲅⲁⲃⲁⲱⲛ ⲟⲩⲟϩ ⲡⲓⲓⲟϩ ⲉ̀ϫⲉⲛ ⲡⲓⲓⲁ ⲛ̀ⲉⲓⲗⲱⲛ ϧⲉⲛ ⲡⲓⲡⲟⲗⲉⲙⲟⲥ ⲛ̀ⲓⲉⲃⲟⲩⲥⲥⲁⲓⲟⲥ ⲉⲑⲃⲉ ϫⲉ ⲙ̀ⲡⲉ ⲡⲓⲉ̀ϩⲟⲟⲩ ⲙ̀ⲙⲁⲩⲁⲧϥ ⲣⲱϣⲓ ⲉ̀ⲣⲟϥ ⲉⲑⲣⲉϥϭⲣⲟ ⲟⲩⲇⲉ ⲟⲛ ⲛ̀ⲧⲉ ⲥⲁⲙⲟⲩⲏⲗ ⲉⲣ ⲛⲁⲓ ⲙⲏⲓⲛⲓ ⲧⲏⲣⲟⲩ ⲙ̀ⲙⲉϥⲉⲡ ⲇ︦ⲁ︦ⲁ︦ ⲫ̀ⲙⲁⲓ ⲛⲟⲩϯ ⲉ̀ϩ̀ⲗⲓ ϫⲉ ⲟⲩ ⲡⲉ ⲕⲉⲧⲟⲓϫⲉ ϩⲁⲛⲡ̀ⲣⲟⲫⲏⲧⲏⲥ ⲙ̀ⲡ̀ⲃ︦ ⲫⲁⲓ ⲙⲉⲛ ⲟⲩⲁⲣⲭⲏⲉ̀ⲣⲉⲩⲥ ⲡⲉ ⲡⲓⲭⲉⲧ ⲇⲉ ⲟⲩⲟⲩⲣⲟ ⲡⲉ ⲟⲩⲟϩ ⲟⲛ ϧⲉⲛ ⲡⲓ︦ⲥ︦ⲗ︦ ⲛⲁⲓ ⲉ̀ⲧⲁⲩⲁ̀ⲣⲉϩ ⲉ̀ⲣⲱⲟⲩ ⲉ̀ϣ̀ⲧⲉⲙⲡⲟⲩⲕⲱⲗϫ ⲫⲁⲧ ⲛ̀ϯⲃⲁⲁⲗ ⲟⲩⲇⲉ ⲉⲣ ϩ̀ⲗⲓ ⲏ̀ⲗⲓⲁⲥ ⲅⲁⲣ ⲙ̀ⲙⲁⲩⲁⲧϥ ⲛⲉⲙ ⲉ̀ⲗⲓⲥⲉⲟⲥ ⲡⲉϥⲙⲁⲑⲏⲧⲏⲥ ⲛⲏⲉ̀ⲧⲁⲩϣⲱⲡⲓ ⲛ̀ϧⲏⲧⲟⲩ ⲉⲩⲓ̀ⲣⲓ ⲛ̀ϩⲁⲛⲙⲏⲓⲛⲓ ⲛⲉⲙ ϩⲁⲛϣ̀ⲫⲏⲣⲓ ⲁⲗⲗⲁ ⲟⲩⲇⲉ ⲙ̀ⲡⲉ ⲏ̀ⲗⲓⲁⲥ ⲕⲱⲙϣ ⲛ̀ⲥⲁ ⲁⲃⲇⲓⲟⲩ ⲡⲓⲟ̀ⲓⲕⲟⲛⲟⲙⲟⲥ ⲉϥⲉⲣϩⲟϯ ϧⲁⲧϩⲏ ⲙ̀ⲫϯ ⲉϥⲓ̀ⲣⲓ ⲛ̀ϩⲁⲛⲙⲏⲓⲛⲓ ⲛⲉⲙ ϩⲁⲛϣ̀ⲫⲏⲣⲓ ⲟⲩⲇⲉ ⲙ̀ⲡⲉ ⲉ̀ⲗⲓⲥⲉⲟⲥ ⲡⲉϥⲙⲁⲑⲏⲧⲏⲥ ⲉⲣⲟⲩⲱ̀ ⲉ̀ⲡⲉϥⲕⲟⲩϫⲓ ⲉϥⲥ̀ⲑⲉⲣⲧⲉⲣ ϧⲁⲧϩⲏ ⲛ̀ⲛⲓϫⲁϫⲓ ⲉⲧⲕⲱⲧ ⲉ̀ⲣⲱⲟⲩ ⲟⲩⲇⲉ ⲅⲁⲣ ⲙ̀ⲡⲉ ⲡ̀ⲥⲟⲫⲟⲥ ⲇⲁⲛⲓⲏⲗ ϭⲓⲥⲓⲛ̀ϩⲏⲧ ⲉ̀ⲁϥⲛⲟϩⲉⲙ ⲛ̀ⲥⲟⲡ ⲃ︦ ⲉ̀ⲃⲟⲗϧⲉⲛ ⲣⲱⲟⲩ ⲛ̀ⲛⲓⲙⲟⲩⲓ̀ ⲟⲩⲇⲉ ⲟⲛ ⲡⲉ ⲡⲓⲅ︦ ⲛ̀ⲁ̀ⲇⲟⲩ ⲛ̀ⲁ̀ⲅⲓⲟⲥ ϣⲟϣϥ ⲛ̀ⲛⲟⲩϣ̀ⲫⲏⲣ ⲉ̀ⲧⲁⲩⲛⲟϩⲉⲙ ⲉ̀ⲃⲟⲗϧⲉⲛ ϯϩ̀ⲣⲱ ⲛ̀ⲥⲁϩϯ ⲉⲑⲙⲟϩ ⲥⲉⲥⲱⲟⲩⲛ ⲅⲁⲣ ϫⲉ ⲉ̀ⲧⲁⲩⲛⲟϩⲉⲙ ⲉ̀ⲛⲁⲓ ⲡⲉⲧϩⲱⲟⲩ ⲧⲏⲣⲟⲩ ⲛ̀ϧ̀ⲣⲏⲓ ϧⲉⲛ ⲧⲟⲩϫⲟⲙ ⲁⲛ ⲁⲗⲗⲁ ⲛ̀ϧ̀ⲣⲏⲓ ϧⲉⲛ ⲧ̀ϫⲟⲙ ⲙ̀ⲫϯ ⲉⲩⲓ̀ⲣⲓ ⲛ̀ⲛⲓⲙⲏⲓⲛⲓ ⲛⲉⲙ ϩⲁⲛϣ̀ⲫⲏⲣⲓ ⲁⲩⲫⲏⲧ ⲛ̀ⲧⲟⲧⲟⲩ ⲛ̀ⲛⲁⲓ ϧⲓⲥⲓ.</w:t>
+      </w:r>
+    </w:p>
+    <w:p>
+      <w:pPr>
+        <w:spacing w:before="120"/>
+        <w:jc w:val="both"/>
+        <w:rPr>
+          <w:rFonts w:ascii="Antinoou" w:eastAsia="Antinoou" w:hAnsi="Antinoou"/>
+          <w:bCs/>
+          <w:noProof/>
+          <w:color w:val="7030A0"/>
+          <w:sz w:val="26"/>
+          <w:szCs w:val="26"/>
+          <w:lang w:val="am-ET" w:eastAsia="en-GB" w:bidi="he-IL"/>
+        </w:rPr>
+      </w:pPr>
+      <w:r>
+        <w:rPr>
+          <w:rFonts w:ascii="Antinoou" w:eastAsia="Antinoou" w:hAnsi="Antinoou"/>
+          <w:bCs/>
+          <w:noProof/>
+          <w:color w:val="7030A0"/>
+          <w:sz w:val="26"/>
+          <w:szCs w:val="26"/>
+          <w:lang w:val="am-ET" w:eastAsia="en-GB" w:bidi="he-IL"/>
+        </w:rPr>
+        <w:lastRenderedPageBreak/>
+        <w:t>ⲙ̀ⲡⲉⲣⲑ̀ⲣⲉ ⲟⲩⲁⲓ ⲉ̀ⲃⲟⲗϧⲉⲛ ⲑⲏⲛⲟⲩ ϭⲓⲥⲓ ⲙ̀ⲙⲟϥ ⲉ̀ϫⲉⲛ ⲡⲉϥⲥⲟⲛ ⲕⲁⲛ ⲟⲩⲡ̀ⲣⲟⲫⲏⲧⲏⲥ ⲡⲉ ⲓⲉ ⲉϥⲓ̀ⲣⲓ ⲛ̀ϩⲁⲛⲙⲏⲓⲛⲓ ⲛⲉⲙ ϩⲁⲛϣ̀ⲫⲏⲣⲓ ⲉ̀ⲛⲉ ⲁⲩⲧⲏⲓⲥ ⲅⲁⲣ ⲡⲉ ⲉ̀ϣ̀ⲧⲉⲙⲑ̀ⲣⲉ ϩ̀ⲗⲓ ⲛ̀ⲣⲱⲙⲓ ϣⲱⲡⲓ ⲛ̀ⲁ̀ⲡⲓⲥⲧⲟⲥ ϧⲉⲛ ⲁϣ ⲙ̀ⲙⲁ ⲓⲥϫⲉ ⲁ̀ ⲧⲉⲛⲉⲣⲅⲓⲁ̀ ⲛ̀ⲛⲓⲙⲏⲓⲛⲓ ϣⲱⲡⲓ ⲉ̀ϩ̀ⲗⲓ ⲉⲑⲣⲉ ⲫ̀ⲣⲱⲙⲓ ⲙⲉⲛ ϣⲱⲡⲓ ⲛ̀ⲣⲉϥϣⲉⲙϣⲉ ⲛⲟⲩϯ ⲁ̀ ⲡⲉϥϩⲏⲧ ⲡⲉ ⲉⲑⲛⲁⲛⲉϥ ⲉⲑⲣⲉϥⲓ̀ⲣⲓ ⲇⲉ ⲛ̀ϩⲁⲛⲙⲏⲓⲛⲓ ⲛⲉⲙ ϩⲁⲛϣ̀ⲫⲏⲣⲓ ⲁ̀ⲧ̀ϫⲟⲙ ⲙ̀ⲫϯ ⲉⲧⲉⲛⲉⲣⲅⲓⲁ̀ ⲡⲉ ⲟⲩⲟϩ ⲛⲁⲓ ⲡ̀ϣⲟⲣⲡ ⲫⲱⲛ ⲡⲉ ⲫ̀ⲙⲁϩ ⲃ︦ ⲇⲉ ⲫⲁ ⲫϯ ⲡⲉ ⲉ̀ⲧⲉⲛⲉⲣⲅⲓⲛ ⲉⲑⲃⲉ ⲛⲓⲁⲧⲓⲁ̀ ⲇⲉ ⲉ̀ⲧⲁⲛϣⲟⲣⲡ ϫⲱⲟⲩ ⲟⲩⲕ ⲟⲩⲛ ⲙ̀ⲡⲉⲣⲑ̀ⲣⲉ ⲡⲓⲟⲩⲣⲟ ϣⲱϣϥ ⲛⲓⲥⲧⲣⲁⲧⲓⲁ̀ ⲉ̀ⲧ̀ϧⲁⲣⲁⲧϥ ⲟⲩⲇⲉ ⲙ̀ⲡⲉⲣⲑ̀ⲣⲉ ⲛⲓⲁⲣⲭⲱⲛ ϣⲱϣϥ ⲛⲏⲉ̀ⲧ ⲟⲩⲁⲣⲭⲏ ⲉ̀ϫⲱⲟⲩ ϩⲁⲛϩ̀ⲗⲓ ⲅⲁⲣ ⲛⲉ ⲛⲓⲁⲣⲭⲱⲛ ⲉⲩⲉⲙⲙⲁⲩ ⲁⲛ ⲛ̀ϫⲉ ⲛⲏⲉ̀ⲧ ⲟⲩⲁⲣⲭⲏ ⲉ̀ϩ̀ⲣⲏⲓ ⲉ̀ϫⲱⲟⲩ ⲟⲩⲟϩ ϯⲙⲉⲧⲟⲩⲣⲟ ⲛⲁϣ̀ⲟ̀ϩⲓ ⲉ̀ⲣⲁⲧⲥ ⲁⲛ ⲉⲩϣⲟⲡ ⲁⲛ ⲛ̀ϫⲉ ⲛⲓⲥⲧⲣⲁⲧⲏⲅⲟⲥ.</w:t>
+      </w:r>
+    </w:p>
+    <w:p>
+      <w:pPr>
+        <w:spacing w:before="120"/>
+        <w:jc w:val="both"/>
+        <w:rPr>
+          <w:rFonts w:ascii="Antinoou" w:eastAsia="Antinoou" w:hAnsi="Antinoou"/>
+          <w:bCs/>
+          <w:noProof/>
+          <w:color w:val="7030A0"/>
+          <w:sz w:val="26"/>
+          <w:szCs w:val="26"/>
+          <w:lang w:val="am-ET" w:eastAsia="en-GB" w:bidi="he-IL"/>
+        </w:rPr>
+      </w:pPr>
+      <w:r>
+        <w:rPr>
+          <w:rFonts w:ascii="Antinoou" w:eastAsia="Antinoou" w:hAnsi="Antinoou"/>
+          <w:bCs/>
+          <w:noProof/>
+          <w:color w:val="7030A0"/>
+          <w:sz w:val="26"/>
+          <w:szCs w:val="26"/>
+          <w:lang w:val="am-ET" w:eastAsia="en-GB" w:bidi="he-IL"/>
+        </w:rPr>
+        <w:t>ⲁⲗⲗⲁ ⲟⲩⲇⲉ ⲙ̀ⲡⲉⲣⲑ̀ⲣⲉ ⲡⲓⲉ̀ⲡⲓⲥⲕⲟⲡⲟⲥ ϭⲓⲥⲓ ⲙ̀ⲙⲟϥ ⲉ̀ϫⲉⲛ ⲇⲓⲁ̀ⲕⲱⲛⲟⲥ ⲓⲉ ⲡ̀ⲣⲉⲃⲩⲧⲉⲣⲟⲥ ⲟⲩⲇⲉ ⲙ̀ⲡⲉⲣⲑ̀ⲣⲉ ⲡⲓⲡ̀ⲣⲉⲥⲃⲩⲧⲉⲣⲟⲥ ϭⲓⲥⲓ ⲙ̀ⲙⲟϥ ⲉ̀ϫⲉⲛ ⲡ̀ⲗⲁⲟⲥ ⲉⲣⲉ ⲡ̀ⲧⲁϩⲟ ⲅⲁⲣ ⲉ̀ⲣⲁⲧϥ ⲙ̀ⲡⲉⲛⲑⲱⲟⲩϯ ⲉ̀ϧⲟⲩⲛ ϣⲟⲡ ⲉ̀ⲃⲟⲗϧⲉⲛ ⲛⲉⲛⲉ̀ⲣⲏⲟⲩ ⲉ̀ⲛⲉ ⲙ̀ⲙⲟⲛ ⲗⲁⲓ̀ⲕⲟⲥ ⲅⲁⲣ ϣⲟⲡ ⲛⲁⲉⲣⲉ̀ ⲡⲓⲉ̀ⲡⲓⲥⲕⲟⲡⲟⲥ ⲉϫⲉⲛ ⲛⲓⲙ ⲓⲉ ⲡⲓⲡ̀ⲣⲉⲃⲩⲧⲉⲣⲟⲥ ⲁⲩ ⲫⲱⲛ ⲙⲉⲛ ⲡⲉ ⲉⲑⲣⲉⲛⲉⲣ ⲭ̀ⲣⲏⲥⲧⲓⲁ̀ⲛⲟⲥ ⲧⲏⲣⲉⲛ ⲉⲑⲣⲉⲛⲉⲣ ⲁ̀ⲡⲟⲥⲧⲟⲗⲟⲥ ⲇⲉ ⲓⲉ ⲉ̀ⲡⲓⲥⲕⲟⲡⲟⲥ ⲓⲉ ⲕⲉ ϩ̀ⲗⲓ ⲙ̀ⲫⲱⲛ ⲁⲛ ⲡⲉ ⲓⲥϫⲉⲛ ⲡⲁⲓ ⲛⲁⲩ ⲁⲗⲗⲁ ⲫⲁ ⲫϯ ⲡⲉⲧ ϯ ⲛ̀ⲛⲁⲓ ϩ̀ⲙⲟⲧ ⲉⲓⲥ ⲛⲁⲓ ⲙⲉⲛ ⲁⲛϫⲱⲟⲩ ϣⲁ ⲡⲁⲓ ⲙⲁ ⲉⲑⲃⲉ ⲛⲏⲉ̀ⲧⲁⲩⲉⲣⲡⲉⲙⲡ̀ϣⲁ ⲛ̀ϩⲁⲛϩ̀ⲙⲟⲧ ⲓⲉ ϩⲁⲛⲁ̀ⲝⲓⲱ̀ⲙⲁ ⲡⲁⲓ ⲭⲉⲧ ⲇⲉ ⲧⲉⲛⲛⲁⲟⲩⲁϩϥ ⲉ̀ϫⲉⲛ ⲡ̀ⲥⲁϫⲓ ϫⲉ ⲟⲩⲇⲉ ⲛ̀ⲟⲩⲣⲉϥⲉⲣϣⲉⲙϣⲉ ⲛⲟⲩϯ ⲁⲛ ⲡⲉ ⲟⲩⲟⲛⲛⲓⲃⲉⲛ ⲉⲧⲉⲣⲡ̀ⲣⲟⲫⲏⲧⲉⲩⲓⲛ ⲟⲩⲇⲉ ⲛ̀ⲟⲩⲡⲉⲑⲟⲩⲁⲃ ⲁⲛ ⲡⲉ ⲟⲩⲟⲛⲛⲓⲃⲉⲛ ⲉⲑⲛⲁϩⲓⲟⲩⲓ̀ ⲛ̀ⲛⲓⲇⲉⲙⲱⲛ ⲉ̀ⲃⲟⲗ ⲕⲉ ⲅⲁⲣ ⲃⲁⲗⲁⲁⲙ ⲡ̀ϣⲏⲣⲓ ⲙ̀ⲃⲁⲱⲣ ⲫ̀ⲣⲉϥϣⲓⲛⲓ ⲟⲩⲁⲧⲛⲟⲩϯ ⲡⲉⲉϥⲉⲣⲡ̀ⲣⲟⲫⲏⲧⲉⲩⲓⲛ ⲟⲩⲟϩ ⲟⲛ ⲕⲁⲓⲁⲫⲁⲥ ⲥⲉⲙⲟⲩϯ ⲉ̀ⲣⲟϥ ϫⲉ ⲁⲣⲭϩⲉ̀ⲣⲉⲩⲥ ⲉ̀ⲟⲩⲣⲁⲛ ⲛ̀ⲛⲟⲩϫ ⲡⲉⲧⲭⲏ ϩⲓϫⲱϥ ⲡⲓⲇⲓⲁ̀ⲃⲟⲗⲟⲥ ⲇⲉ ⲟⲛ ⲛⲉⲙ ⲛⲓⲇⲉⲙⲱⲛ ⲉⲧϣⲟⲡ ϧⲁⲣⲁⲧϥ ⲥⲉϣⲟⲣⲡ ⲛ̀ⲧⲁⲟⲩⲟ̀ ⲛ̀ϩⲁⲛⲙⲏϣ ⲛ̀ϩⲱⲃ ⲟⲩ ⲡⲁⲣⲁ ⲧⲟⲧⲟⲩ ⲉ̀ⲣⲉ ⲛⲓⲙⲏⲓⲛⲓ ϩⲟⲗⲱⲥ ⲙ̀ⲙⲉⲧⲣⲉϥϣⲉⲙϣⲉ ⲛⲟⲩϯ ϣⲟⲡ ⲛ̀ϧⲏⲧⲟⲩ ⲉⲩⲓ̀ⲣⲓ ⲅⲁⲣ ⲙ̀ⲙⲱⲟⲩ ⲙ̀ⲙⲁⲩⲁ̀ⲧⲟⲩ ϧⲉⲛ ⲟⲩⲙⲉⲧⲁⲧⲥⲱⲟⲩⲛ ⲉⲑⲃⲉ ⲡⲓⲡⲉⲧϩⲱⲟⲩ ⲉⲑⲟⲩⲱϣ ⲉ̀ⲁⲓϥ.</w:t>
+      </w:r>
+    </w:p>
+    <w:p>
+      <w:pPr>
+        <w:spacing w:before="120"/>
+        <w:jc w:val="both"/>
+        <w:rPr>
+          <w:rFonts w:ascii="Antinoou" w:eastAsia="Antinoou" w:hAnsi="Antinoou"/>
+          <w:bCs/>
+          <w:noProof/>
+          <w:color w:val="7030A0"/>
+          <w:sz w:val="26"/>
+          <w:szCs w:val="26"/>
+          <w:lang w:val="am-ET" w:eastAsia="en-GB" w:bidi="he-IL"/>
+        </w:rPr>
+      </w:pPr>
+      <w:r>
+        <w:rPr>
+          <w:rFonts w:ascii="Antinoou" w:eastAsia="Antinoou" w:hAnsi="Antinoou"/>
+          <w:bCs/>
+          <w:noProof/>
+          <w:color w:val="7030A0"/>
+          <w:sz w:val="26"/>
+          <w:szCs w:val="26"/>
+          <w:lang w:val="am-ET" w:eastAsia="en-GB" w:bidi="he-IL"/>
+        </w:rPr>
+        <w:t xml:space="preserve">ⲡ̀ϩⲱⲃ ⲟⲩⲱⲛϩ ⲉ̀ⲃⲟⲗ ϫⲉ ⲉ̀ⲣⲉϣⲁⲛ ⲛⲓⲁ̀ⲥⲉⲃⲏⲥ ⲉⲣⲡ̀ⲣⲟⲫⲏⲧⲉⲩⲓⲛ ⲛ̀ⲥⲉⲛⲁϣ̀ϩⲱⲡ ⲛ̀ⲧⲟⲩⲡ̀ⲣⲟⲫϩⲧⲓⲁ̀ ⲁⲛ ϩⲓⲧⲉⲛ ⲧⲟⲩⲙⲉⲧⲁ̀ⲥⲉⲃⲏⲥ ⲟⲩⲇⲉ ⲉ̀ⲣⲉϣⲁⲛ ⲇⲉⲙⲱⲛ ⲛⲁϩⲓⲟⲩⲓ̀ ⲛ̀ⲟⲩⲇⲉⲙⲱⲛ ⲉ̀ⲃⲟⲗ ⲥⲉⲛⲁϣ̀ⲓ̀ⲣⲓ ⲁⲛ ⲉⲩⲟⲩⲁⲃ ϧⲉⲛ ⲡⲉⲧⲓ̀ⲣⲓ ⲛ̀ⲛⲁⲓ ϩⲩⲡⲟⲭⲱⲣⲓⲛ ⲛ̀ⲛⲁⲓ ⲉⲩⲉ̀ϣ̀ⲛⲉϫⲱⲟⲩ ⲛ̀ⲛⲟⲩⲉ̀ⲣⲏⲟⲩ ⲙ̀ⲫ̀ⲣⲏϯ ⲛ̀ϩⲁⲛⲣⲱⲙⲓ ⲉⲩⲓ̀ⲣⲓ ⲛ̀ϩⲁⲛϭⲓϩ̀ⲣⲁϥ ⲉⲑⲃⲉ ⲟⲩⲥⲱⲃⲓ ⲉⲩⲥⲟⲣⲙⲟⲩ ⲉⲩⲥⲱⲣⲉⲙ ⲛ̀ϩⲁⲛⲕⲉⲭⲱⲟⲩⲛⲓ ϧⲉⲛ ⲛⲏⲉⲑⲛⲁϥⲁⲓ ϧⲁⲣⲱⲟⲩ ⲡⲓⲟⲩⲣⲟ ⲇⲉ ⲁϥϣⲁⲛⲉⲣⲁ̀ⲥⲉⲃⲏⲥ ⲛ̀ⲟⲩⲟⲩⲣⲟ ⲁⲛ ⲡⲉ ⲓⲥϫⲉⲛ ⲡⲁⲓ ⲛⲁⲩ ⲁⲗⲗⲁ ⲟⲩⲇⲩⲣⲁⲛⲛⲟⲥ ⲡⲉ ⲟⲩⲇⲉ ⲡⲓⲉ̀ⲡⲓⲥⲕⲟⲡⲟⲥ ⲉϥⲑⲏⲧⲛ̀ϩⲏⲧ ⲉ̀ϫⲉⲛ ⲟⲩⲙⲉⲧⲁⲧⲥⲱⲟⲩⲛ ⲓⲉ ⲟⲩⲕⲁⲕⲓⲁ̀ ⲛ̀ⲟⲩⲉ̀ⲡⲓⲥⲕⲟⲡⲟⲥ ⲁⲛ ⲡⲉ ⲁⲗⲗⲁ ⲟⲩⲣⲁⲛ ⲛ̀ⲛⲟⲩϫ ⲡⲉⲧ ϩⲓϫⲱϥ ⲟⲩⲟϩ ⲙ̀ⲡⲟⲩⲑⲟϣϥ ⲉ̀ⲃⲟⲗϩⲓⲧⲉⲛ ⲫϯ ⲁⲗⲗⲁ ⲉ̀ⲃⲟⲗϩⲓⲧⲟⲧⲟⲩ ⲛ̀ⲛⲓⲣⲱⲙⲓ ⲙ̀ⲫ̀ⲣⲏϯ ⲛ̀ⲁ̀ⲛⲁⲛⲓⲁⲥ ⲛⲉⲙ ⲥⲁⲙⲁⲓⲁⲥ ϧⲉⲛ ⲡⲓⲥ︦ⲗ︦ ⲟⲩⲟϩ ⲟⲛ ⲙ̀ⲫ̀ⲣⲏϯ ⲛ̀ⲍⲉⲇⲉⲕⲓⲁⲥ ⲛⲉⲙ ⲁ̀ⲭⲓⲁ̀ ⲛⲁⲓ ⲉ̀ⲧⲁⲩϣⲱⲡⲓ ⲛ̀ϩⲁⲛⲡ̀ⲣⲟⲫⲏⲧⲏⲥ ⲛ̀ⲛⲟⲩϫ ϧⲉⲛ ⲧ̀ⲃⲁⲃⲩⲗⲱⲛ ⲟⲩⲟϩ ⲙ̀ⲫ̀ⲣⲏϯ ⲙ̀ⲃⲁⲗⲁⲁⲙ ⲡ̀ⲣⲉϥϣⲓⲛⲓ ⲫⲁⲓ ⲉ̀ⲧⲁⲩⲇⲓⲙⲱⲣⲓⲛ ⲙ̀ⲙⲟϥ ϫⲉ ⲁϥⲑ̀ⲣⲉ ⲡⲓⲥ︦ⲗ︦ ⲧⲏⲣϥ ⲉⲣⲛⲟⲃⲓ ϧⲉⲛ ⲃⲉⲉⲗⲫⲉⲅⲱⲣ ⲟⲩⲟϩ ⲙ̀ⲫ̀ⲣⲏϯ ⲟⲛ ⲛ̀̀ⲓϣⲏⲣⲓ ⲛ̀ⲁⲥⲕⲁⲩⲁ̀ ⲛⲁⲓ ⲉ̀ⲧⲉⲣⲉϩⲓⲧⲟⲧⲟⲩ ⲉ̀ϩⲓⲟⲩⲓ̀ ⲙ̀ⲡⲓⲇⲉⲙⲱⲛ ⲉ̀ⲃⲟⲗ ⲁⲩⲫⲱⲧ ϧⲉⲛ ⲟⲩϣⲓⲡⲓ ⲉ̀ⲁⲩⲡ̀ⲗⲩⲅⲏ ⲙ̀ⲙⲱⲟⲩ ϩⲓⲧⲉⲛ ⲛⲏⲉ̀ⲧⲉⲙⲙⲁⲩ ⲟⲩⲟϩ ⲙ̀ⲫ̀ⲣⲏϯ ⲛ̀ⲛⲓⲟⲩⲣⲱⲟⲩ ⲧⲏⲣⲟⲩ ⲙ̀ⲡⲓⲥ︦ⲗ︦ ⲛⲉⲙ ⲓⲟⲩⲇⲁ ⲉ̀ ⲁⲩⲇⲓⲙⲱⲣⲓⲛ ⲙ̀ⲙⲱⲟⲩ ϧⲉⲛ ⲇⲓⲙⲱⲣⲓⲁ̀ ⲛⲓⲃⲉⲛ </w:t>
+      </w:r>
+      <w:r>
+        <w:rPr>
+          <w:rFonts w:ascii="Antinoou" w:eastAsia="Antinoou" w:hAnsi="Antinoou"/>
+          <w:bCs/>
+          <w:noProof/>
+          <w:color w:val="7030A0"/>
+          <w:sz w:val="26"/>
+          <w:szCs w:val="26"/>
+          <w:lang w:val="am-ET" w:eastAsia="en-GB" w:bidi="he-IL"/>
+        </w:rPr>
+        <w:lastRenderedPageBreak/>
+        <w:t>ⲡ̀ϩⲱⲃ ⲇⲉ ⲟⲩⲱⲛϩ ⲉ̀ⲃⲟⲗ ϫⲉ ⲛ̀ⲑⲱⲟⲩ ϩⲱⲟⲩ ⲛⲓⲉ̀ⲡⲓⲥⲕⲟⲡⲟⲥ ⲛⲉⲙ ⲛⲓⲡ̀ⲣⲉⲥⲃⲩⲧⲉⲣⲟⲥ ⲉ̀ⲧⲉ ⲟⲩⲣⲁⲛ ⲛ̀ⲛⲟⲩϫ ⲡⲉⲧϣⲟⲡ ⲙ̀ⲙⲱⲟⲩ ⲥⲉⲛⲁϣ̀ⲫⲱⲧ ⲁⲛ ⲛ̀ⲧⲟⲧϥ ⲙ̀ⲡ̀ϩⲁⲡ ⲙ̀ⲙⲏⲓ ⲛ̀ⲧⲉ ⲫϯ ⲥⲉⲛⲁϫⲟⲥ ⲅⲁⲣ ⲟⲛ ⲉ̀ⲣⲱⲟⲩ ϫⲉ ⲛ̀ⲑⲱⲧⲉⲛ ⲛⲓⲟⲩⲏⲃ ϩⲱⲧⲉⲛ ⲉⲧϣⲱϣϥ ⲙ̀ⲡⲁⲣⲁⲛ ⲉ̀ⲑⲟⲩⲁⲃ ϯⲛⲁϯ ⲛⲱⲧⲉⲛ ⲛ̀ⲟⲩϧⲟⲗϧⲉⲗ ⲙ̀ⲫ̀ⲣⲏϯ ⲛ̀ⲍⲉⲇⲉⲕⲓⲁⲥ ⲛⲉⲙ ⲁ̀ⲭⲓⲁⲥ ⲛⲁⲓ ⲉ̀ⲧⲉ ⲡⲟⲩⲣⲟ ⲛ̀ⲑ̀ⲃⲁⲃⲩⲗⲱⲛ ϧⲟⲑⲃⲟⲩ ⲙ̀ⲫ̀ⲣⲏϯ ⲉ̀ⲧⲁϥϫⲱⲙ̀ⲙⲟⲥ ⲛ̀ϫⲉ ⲓⲉⲣⲉⲙⲓⲁⲥ ⲡⲓⲡ̀ⲣⲟⲫⲏⲧⲏⲥ ⲙ̀ⲙⲏⲓ ⲧⲉⲛⲥⲱⲟⲩⲛ ⲅⲁⲣ ϫⲉ ⲉⲩⲉⲛⲉⲣⲅⲓⲛ ⲙ̀ⲙⲱⲟⲩ ϧⲉⲛ ⲛⲓⲣⲱⲙⲓ ⲉ̀ⲑⲟⲩⲁⲃ ⲛ̀ϫⲉ ⲫϯ ϩⲓⲧⲉⲛ ⲡⲓⲡⲛ︦ⲁ︦ ⲉ̀ⲑ︦ⲩ︦ ⲁⲗⲗⲁ ⲉⲛϥⲁⲓ ⲙ̀ⲙⲱⲟⲩ ⲛ̀ⲑⲟϥ ⲛ̀ⲑ̀ⲙⲉⲧϭⲁⲥⲓϩⲏⲧ ⲛ̀ⲟⲩϣⲟⲩϣⲟⲩ ⲟⲩⲟϩ ⲉⲛⲧⲁⲙⲟ ⲙ̀ⲙⲱⲟⲩ ϫⲉ ϣⲁⲣⲉ ⲫϯ ⲱ̀ⲗⲓ ⲙ̀ⲡⲓϩ̀ⲙⲟⲧ ⲛ̀ⲧⲟⲧⲟⲩ ⲛ̀ⲛⲁⲓ ⲉⲧϩⲏ ⲫϯ ⲅⲁⲣ ϯⲟⲩⲃⲉ ⲛ̀ⲛⲓϭⲁⲥⲓϩⲏⲧ ϥ̀ϯ ⲇⲉ ⲛ̀ⲟⲩϩ̀ⲙⲟⲧ ⲛ̀ⲛⲉⲧ ⲑⲉⲃⲓⲏⲟⲩⲧ ⲥⲓⲗⲁⲥ ⲙⲉⲛ ⲇⲉ ⲟⲩⲟϩ ⲛ̀ⲅⲁⲃⲟⲥ ⲁⲩϣⲱⲡⲓ ⲙ̀ⲡ̀ⲣⲟⲫⲏⲧⲏⲥ ⲉ̀ⲃⲟⲗ ⲙ̀ⲙⲟⲛ ⲟⲩⲟϩ ⲙ̀ⲡⲟⲩϭⲓⲥⲓ ⲙ̀ⲙⲱⲟⲩ ⲉ̀ϫⲉⲛ ⲛⲓⲁ̀ⲡⲟⲥⲧⲣⲟⲗⲟⲥ ⲟⲩⲇⲉ ⲙ̀ⲡⲟⲩⲉⲣⲡ̀ⲃⲟⲗ ⲛ̀ⲛⲟⲩϣⲓ ⲕⲉⲧⲟⲓ ϩⲁⲛⲙⲉⲛⲣⲓⲧ ⲛ̀ⲧⲉ ⲫϯ ⲛⲉ.</w:t>
+      </w:r>
+    </w:p>
+    <w:p>
+      <w:pPr>
+        <w:spacing w:before="120"/>
+        <w:jc w:val="both"/>
+        <w:rPr>
+          <w:rFonts w:ascii="Antinoou" w:eastAsia="Antinoou" w:hAnsi="Antinoou"/>
+          <w:bCs/>
+          <w:noProof/>
+          <w:color w:val="7030A0"/>
+          <w:sz w:val="26"/>
+          <w:szCs w:val="26"/>
+          <w:lang w:val="am-ET" w:eastAsia="en-GB" w:bidi="he-IL"/>
+        </w:rPr>
+      </w:pPr>
+      <w:r>
+        <w:rPr>
+          <w:rFonts w:ascii="Antinoou" w:eastAsia="Antinoou" w:hAnsi="Antinoou"/>
+          <w:bCs/>
+          <w:noProof/>
+          <w:color w:val="7030A0"/>
+          <w:sz w:val="26"/>
+          <w:szCs w:val="26"/>
+          <w:lang w:val="am-ET" w:eastAsia="en-GB" w:bidi="he-IL"/>
+        </w:rPr>
+        <w:t>ⲁⲩⲉⲣⲡ̀ⲣⲟⲫⲏⲧⲉⲩⲓⲛ ⲇⲉ ⲟⲛ ⲛ̀ϫⲉ ϩⲁⲛⲕⲉϩⲓⲟ̀ⲙⲓ ϧⲉⲛ ϯⲡⲁⲗⲁⲉ̀ⲛⲉⲙ ⲙⲁⲣⲓⲁⲙ ⲧ̀ⲥⲱⲛⲓ ⲙ̀ⲙⲱⲩ̀ⲥⲏⲥ ⲛⲉⲙ ⲁ̀ⲁ̀ⲣⲱⲛ ⲙⲉⲛⲉⲛⲥⲱⲥ ⲇⲉ ⲇⲉⲃⲃⲱⲣⲁ ⲟⲩⲟϩ ⲙⲉⲛⲉⲛⲥⲱⲥ ϩⲁⲛⲕⲉⲙⲏϣ ⲛⲉⲙ ⲓⲟⲩⲇⲓⲑ ϯⲟⲩⲓ̀ ⲙⲉⲛ ϩⲓ ⲓⲱⲥⲓⲁⲥ ϯⲕⲉⲟⲩⲓ̀ ⲧⲉ ϩⲓ ⲧⲁⲣⲓⲟⲥ.</w:t>
+      </w:r>
+    </w:p>
+    <w:p>
+      <w:pPr>
+        <w:spacing w:before="120"/>
+        <w:jc w:val="both"/>
+        <w:rPr>
+          <w:rFonts w:ascii="Antinoou" w:eastAsia="Antinoou" w:hAnsi="Antinoou"/>
+          <w:bCs/>
+          <w:noProof/>
+          <w:color w:val="7030A0"/>
+          <w:sz w:val="26"/>
+          <w:szCs w:val="26"/>
+          <w:lang w:val="am-ET" w:eastAsia="en-GB" w:bidi="he-IL"/>
+        </w:rPr>
+      </w:pPr>
+      <w:r>
+        <w:rPr>
+          <w:rFonts w:ascii="Antinoou" w:eastAsia="Antinoou" w:hAnsi="Antinoou"/>
+          <w:bCs/>
+          <w:noProof/>
+          <w:color w:val="7030A0"/>
+          <w:sz w:val="26"/>
+          <w:szCs w:val="26"/>
+          <w:lang w:val="am-ET" w:eastAsia="en-GB" w:bidi="he-IL"/>
+        </w:rPr>
+        <w:t>ϧⲉⲛ ⲧ̀ⲕⲁⲓⲛⲏ ⲇⲉ ϩⲱⲥ ⲁ̀ⲑ̀ⲙⲁⲩ ⲙ̀ⲡⲟ︦ⲥ︦ ⲉⲣⲡ̀ⲣⲟⲫϩⲧⲉⲩⲓⲛ ⲛⲉⲙ ⲁ̀ⲗⲓⲥⲁⲃⲉⲧ ⲧⲉⲥⲥⲩⲅⲅⲉⲛⲏⲥ ⲛⲉⲙ ⲁⲛⲛⲁ ⲧ̀ϣⲉⲣⲓ ⲙ̀ⲫⲁⲛⲟⲩⲏⲗ ⲟⲩⲟϩ ⲉ̀ⲃⲟⲗ ⲙ̀ⲙⲟⲛ ⲛⲓϣⲉⲣⲓ ⲛ̀ⲧⲉ ⲫⲓⲗⲓⲡⲡⲟⲥ ⲟⲩⲟϩ ⲙ̀ⲡⲉ ⲛⲁⲓ ϭⲓⲥⲓ ⲙ̀ⲙⲱⲟⲩ ⲉ̀ϫⲉⲛ ⲛⲓϩⲟⲩⲟⲧ ⲁⲗⲗⲁ ⲁⲩⲁ̀ⲣⲉϩ ⲉ̀ⲛⲟⲩϣⲓ.</w:t>
+      </w:r>
+    </w:p>
+    <w:p>
+      <w:pPr>
+        <w:spacing w:before="120"/>
+        <w:jc w:val="both"/>
+        <w:rPr>
+          <w:rFonts w:ascii="Antinoou" w:eastAsia="Antinoou" w:hAnsi="Antinoou"/>
+          <w:bCs/>
+          <w:noProof/>
+          <w:color w:val="7030A0"/>
+          <w:sz w:val="26"/>
+          <w:szCs w:val="26"/>
+          <w:lang w:val="am-ET" w:eastAsia="en-GB" w:bidi="he-IL"/>
+        </w:rPr>
+      </w:pPr>
+      <w:r>
+        <w:rPr>
+          <w:rFonts w:ascii="Antinoou" w:eastAsia="Antinoou" w:hAnsi="Antinoou"/>
+          <w:bCs/>
+          <w:noProof/>
+          <w:color w:val="7030A0"/>
+          <w:sz w:val="26"/>
+          <w:szCs w:val="26"/>
+          <w:lang w:val="am-ET" w:eastAsia="en-GB" w:bidi="he-IL"/>
+        </w:rPr>
+        <w:t>ⲟⲩⲟϩ ⲟⲛ ⲕⲁⲛ ⲟⲩⲥ̀ϩⲓⲙⲓ ⲧⲉ ⲓⲉ ⲟⲩϩⲟⲩⲟⲧ ⲡⲉ ⲡⲉⲧⲁϥϭⲓ ⲉ̀ⲛⲁⲓ ϩ̀ⲙⲟⲧ ⲛ̀ⲧⲁⲓⲙⲁⲓⲏ̀ ⲙⲁⲣⲉϥϣⲱⲡⲓ ⲉϥⲑⲉⲃⲓⲏⲟⲩⲧ ϫⲉⲕⲁⲥ ⲉ̀ⲣⲉ ⲫϯ ⲉⲣⲏⲓ ⲛⲁϥ ⲛ̀ϧⲏⲧϥ.</w:t>
+      </w:r>
+    </w:p>
+    <w:p>
+      <w:pPr>
+        <w:spacing w:before="120"/>
+        <w:jc w:val="both"/>
+        <w:rPr>
+          <w:rFonts w:ascii="Antinoou" w:eastAsia="Antinoou" w:hAnsi="Antinoou"/>
+          <w:bCs/>
+          <w:noProof/>
+          <w:color w:val="7030A0"/>
+          <w:sz w:val="26"/>
+          <w:szCs w:val="26"/>
+          <w:lang w:val="am-ET" w:eastAsia="en-GB" w:bidi="he-IL"/>
+        </w:rPr>
+      </w:pPr>
+      <w:r>
+        <w:rPr>
+          <w:rFonts w:ascii="Antinoou" w:eastAsia="Antinoou" w:hAnsi="Antinoou"/>
+          <w:bCs/>
+          <w:noProof/>
+          <w:color w:val="7030A0"/>
+          <w:sz w:val="26"/>
+          <w:szCs w:val="26"/>
+          <w:lang w:val="am-ET" w:eastAsia="en-GB" w:bidi="he-IL"/>
+        </w:rPr>
+        <w:t>ⲡⲉϫⲁϥ ⲅⲁⲣ ϫⲉ ⲉⲓⲛⲁϫⲟⲩϣⲧ ⲉ̀ϫⲉⲛ ⲛⲓⲙ ⲉ̀ϫⲉⲛ ⲫⲏⲉ̀ⲧ ⲑⲉⲃⲓⲏⲟⲩⲧ ⲛⲉⲙ ⲡⲓⲣⲉⲙⲣⲁⲩϣ ⲟⲩⲟϩ ⲉⲧⲥ̀ⲑⲉⲣⲧⲉⲣ ⲛ̀ⲥⲁ ⲛⲁⲥⲁϫⲓ.</w:t>
+      </w:r>
+    </w:p>
+    <w:p>
+      <w:pPr>
+        <w:spacing w:before="120"/>
+        <w:jc w:val="center"/>
+        <w:rPr>
+          <w:rFonts w:ascii="Antinoou" w:eastAsia="Antinoou" w:hAnsi="Antinoou"/>
+          <w:bCs/>
+          <w:noProof/>
+          <w:color w:val="7030A0"/>
+          <w:sz w:val="26"/>
+          <w:szCs w:val="26"/>
+          <w:lang w:eastAsia="en-GB" w:bidi="he-IL"/>
+        </w:rPr>
+      </w:pPr>
+      <w:r>
+        <w:rPr>
+          <w:rFonts w:ascii="Antinoou" w:eastAsia="Antinoou" w:hAnsi="Antinoou"/>
+          <w:bCs/>
+          <w:noProof/>
+          <w:color w:val="7030A0"/>
+          <w:sz w:val="26"/>
+          <w:szCs w:val="26"/>
+          <w:lang w:eastAsia="en-GB" w:bidi="he-IL"/>
+        </w:rPr>
+        <w:t>———————</w:t>
+      </w:r>
+    </w:p>
+    <w:p>
+      <w:pPr>
+        <w:spacing w:before="120"/>
+        <w:jc w:val="both"/>
+        <w:rPr>
+          <w:rFonts w:ascii="Antinoou" w:eastAsia="Antinoou" w:hAnsi="Antinoou"/>
+          <w:bCs/>
+          <w:noProof/>
+          <w:color w:val="7030A0"/>
+          <w:sz w:val="26"/>
+          <w:szCs w:val="26"/>
+          <w:lang w:val="am-ET" w:eastAsia="en-GB" w:bidi="he-IL"/>
+        </w:rPr>
+      </w:pPr>
+      <w:r>
+        <w:rPr>
+          <w:rFonts w:ascii="Antinoou" w:eastAsia="Antinoou" w:hAnsi="Antinoou"/>
+          <w:bCs/>
+          <w:noProof/>
+          <w:color w:val="7030A0"/>
+          <w:sz w:val="26"/>
+          <w:szCs w:val="26"/>
+          <w:lang w:val="am-ET" w:eastAsia="en-GB" w:bidi="he-IL"/>
+        </w:rPr>
+        <w:t>ⲁϥϫⲱⲕ ⲉ̀ⲃⲟⲗ ⲛ̀ϫⲉ ⲡⲓϫⲱⲙ ⲙ̀ⲙⲁϩ ⲅ︦ ⲉ̀ⲃⲟⲗϧⲉⲛ ⲛⲓⲕⲁⲛⲱⲛ ⲛ̀ⲧⲉ ⲛⲉⲛⲓⲟϯ ⲛ̀ⲁ̀ⲡⲟⲥⲧⲟⲗⲟⲥ ⲛ̀ⲑⲟϥ ⲡⲉ ⲡ̀ϫⲱⲙ ⲙ̀ⲙⲁϩ ⲇ︦ ϧⲉⲛ ⲟⲩϩⲓⲣⲏⲛⲏ ⲛ̀ⲧⲉ ⲫϯ ⲁ̀ⲙⲏⲛ.</w:t>
+      </w:r>
+    </w:p>
+    <w:p>
+      <w:pPr>
+        <w:spacing w:before="120"/>
+        <w:jc w:val="center"/>
+        <w:rPr>
+          <w:rFonts w:ascii="Antinoou" w:eastAsia="Antinoou" w:hAnsi="Antinoou"/>
+          <w:bCs/>
+          <w:noProof/>
+          <w:color w:val="7030A0"/>
+          <w:sz w:val="26"/>
+          <w:szCs w:val="26"/>
+          <w:rtl/>
+          <w:lang w:eastAsia="en-GB" w:bidi="he-IL"/>
+        </w:rPr>
+      </w:pPr>
+      <w:r>
+        <w:rPr>
+          <w:rFonts w:ascii="Antinoou" w:eastAsia="Antinoou" w:hAnsi="Antinoou"/>
+          <w:bCs/>
+          <w:noProof/>
+          <w:color w:val="7030A0"/>
+          <w:sz w:val="26"/>
+          <w:szCs w:val="26"/>
+          <w:lang w:eastAsia="en-GB" w:bidi="he-IL"/>
+        </w:rPr>
+        <w:t>———————</w:t>
+      </w:r>
+    </w:p>
+    <w:p>
+      <w:pPr>
+        <w:keepNext/>
+        <w:widowControl w:val="0"/>
+        <w:jc w:val="center"/>
+        <w:rPr>
+          <w:rFonts w:ascii="Antinoou" w:eastAsia="Antinoou" w:hAnsi="Antinoou" w:cs="Gentium"/>
+          <w:b/>
+          <w:bCs/>
+          <w:noProof/>
+          <w:sz w:val="32"/>
+          <w:szCs w:val="32"/>
+          <w:u w:color="00B050"/>
           <w:lang w:eastAsia="en-GB" w:bidi="he-IL"/>
         </w:rPr>
         <w:sectPr>
@@ -8660,802 +9509,330 @@
     <w:p>
       <w:pPr>
         <w:keepNext/>
-        <w:spacing w:before="120"/>
-        <w:jc w:val="center"/>
-        <w:rPr>
-          <w:rFonts w:ascii="Antinoou" w:eastAsia="Antinoou" w:hAnsi="Antinoou"/>
-          <w:bCs/>
-          <w:noProof/>
-          <w:color w:val="7030A0"/>
-          <w:sz w:val="26"/>
-          <w:szCs w:val="26"/>
-          <w:lang w:val="am-ET" w:eastAsia="en-GB" w:bidi="he-IL"/>
-        </w:rPr>
-      </w:pPr>
-      <w:r>
-        <w:rPr>
-          <w:rFonts w:ascii="Antinoou" w:eastAsia="Antinoou" w:hAnsi="Antinoou"/>
-          <w:bCs/>
-          <w:noProof/>
-          <w:color w:val="7030A0"/>
-          <w:sz w:val="26"/>
-          <w:szCs w:val="26"/>
-          <w:lang w:val="am-ET" w:eastAsia="en-GB" w:bidi="he-IL"/>
-        </w:rPr>
-        <w:t>ⲉⲑⲃⲉ ⲛⲓⲭⲁⲣⲓⲥⲙⲁ ⲛⲉⲙ ⲛⲓⲭⲓⲣⲟⲇⲟⲛⲓⲁ̀ ⲁϣ̀ⲧⲉⲙⲑ̀ⲣⲉ ϩ̀ⲗⲓ ϣⲟⲩϣⲟⲩ ⲙ̀ⲙⲟϥ ⲉ̀ϫⲱⲟⲩ.</w:t>
-      </w:r>
-    </w:p>
-    <w:p>
-      <w:pPr>
-        <w:spacing w:before="120"/>
-        <w:jc w:val="both"/>
-        <w:rPr>
-          <w:rFonts w:ascii="Antinoou" w:eastAsia="Antinoou" w:hAnsi="Antinoou"/>
-          <w:bCs/>
-          <w:noProof/>
-          <w:color w:val="7030A0"/>
-          <w:sz w:val="26"/>
-          <w:szCs w:val="26"/>
-          <w:lang w:val="am-ET" w:eastAsia="en-GB" w:bidi="he-IL"/>
-        </w:rPr>
-      </w:pPr>
-      <w:r>
-        <w:rPr>
-          <w:rFonts w:ascii="Antinoou" w:eastAsia="Antinoou" w:hAnsi="Antinoou"/>
-          <w:bCs/>
-          <w:noProof/>
-          <w:color w:val="7030A0"/>
-          <w:sz w:val="26"/>
-          <w:szCs w:val="26"/>
-          <w:lang w:val="am-ET" w:eastAsia="en-GB" w:bidi="he-IL"/>
-        </w:rPr>
-        <w:t>ⲛⲉⲛⲛⲟⲩϯ ⲟⲩⲟϩ ⲡⲉⲛⲥⲱⲧⲏⲣ ⲓ︦ⲏ︦ⲥ︦ ⲡⲭ︦ⲥ︦ ⲉϥϯ ⲉ̀ⲧⲟⲧⲉⲛ ⲙ̀ⲡⲓⲛⲓϣϯ ⲙ̀ⲙⲩⲥⲧⲏⲣⲓⲟⲛ ⲛ̀ϯⲙⲉⲧⲣⲉϥϣⲉⲙϣⲉ ⲛⲟⲩϯ ⲟⲩⲟϩ ⲉϥⲑⲱϩⲉⲙ ⲛ̀ⲛⲓⲓⲟⲩⲇⲁⲓ ⲛⲉⲙ ⲛⲓⲟⲩⲉⲓⲛⲓⲛ ⲧⲏⲣⲟⲩ ⲉⲑⲣⲟⲩⲥⲟⲩⲉⲛ ⲫϯ ⲙ̀ⲙⲏⲓ ⲫⲓⲱⲧ ⲙ̀ⲙⲁⲩⲁⲧϥ ⲕⲁⲧⲁⲫ̀ⲣϩϯ ⲉ̀ⲧⲁϥϫⲱⲙ̀ⲙⲟⲥ ⲛ̀ϫⲉ ⲡⲟ︦ⲥ︦ ϧⲉⲛ ⲟⲩⲙⲁ ⲉϥϣⲉⲡϩ̀ⲙⲟⲧ ⲉ̀ϫⲉⲛ ⲡ̀ⲟⲩϫⲁⲓ ⲛ̀ⲛⲏⲉ̀ⲧⲁⲩⲛⲁϩϯ ⲉ̀ⲣⲟϥ ϫⲉ ⲁⲓⲟⲩⲱⲛϩ ⲙ̀ⲡⲉⲕⲣⲁⲛ ⲉ̀ⲃⲟⲗ ⲛ̀ⲛⲓⲣⲱⲙⲓ ⲉ̀ⲧⲁⲕⲧⲏⲓⲧⲟⲩ ⲛⲏⲓ ⲁⲓϫⲉⲕ ⲡ̀ϩⲱⲃ ⲉ̀ⲃⲟⲗ ⲉ̀ⲧⲁⲕⲧⲏⲓⲧϥ ⲛⲏⲓ ⲉⲑⲣⲓⲁⲓϥ ⲟⲩⲟϩ ⲉϥⲥⲁϫⲓ ⲟⲛ ⲉ̀ϩ̀ⲣⲏⲓ ϩⲁ ⲡⲉϥⲓⲱⲧ ⲉⲑⲃⲏⲧⲉⲛ ϣⲁϥϫⲟⲥ ϫⲉ ⲡⲁⲓⲱⲧ ⲫϩⲉ̀ⲑⲟⲩⲁⲃ ⲙ̀ⲡⲉ ⲡⲓⲕⲟⲥⲙⲟⲥ ⲥⲟⲩⲱⲛⲕ ⲁ̀ⲛⲟⲕ ⲇⲉ ⲁⲓⲥⲟⲩⲱⲛⲕ ⲟⲩⲟϩ ⲛⲁⲓ ϩⲱⲟⲩ ⲟⲛ ⲁⲩⲥⲟⲩⲱⲛⲕ.</w:t>
-      </w:r>
-    </w:p>
-    <w:p>
-      <w:pPr>
-        <w:spacing w:before="120"/>
-        <w:jc w:val="both"/>
-        <w:rPr>
-          <w:rFonts w:ascii="Antinoou" w:eastAsia="Antinoou" w:hAnsi="Antinoou"/>
-          <w:bCs/>
-          <w:noProof/>
-          <w:color w:val="7030A0"/>
-          <w:sz w:val="26"/>
-          <w:szCs w:val="26"/>
-          <w:lang w:val="am-ET" w:eastAsia="en-GB" w:bidi="he-IL"/>
-        </w:rPr>
-      </w:pPr>
-      <w:r>
-        <w:rPr>
-          <w:rFonts w:ascii="Antinoou" w:eastAsia="Antinoou" w:hAnsi="Antinoou"/>
-          <w:bCs/>
-          <w:noProof/>
-          <w:color w:val="7030A0"/>
-          <w:sz w:val="26"/>
-          <w:szCs w:val="26"/>
-          <w:lang w:val="am-ET" w:eastAsia="en-GB" w:bidi="he-IL"/>
-        </w:rPr>
-        <w:t>ⲡⲓ ⲉⲧⲉⲣⲡ̀ⲣⲉⲡⲓ ⲛⲁⲛ ϯⲛⲟⲩ ⲡⲉ ⲉⲑⲣⲉϥϫⲟⲥ ⲛⲁⲛ ⲧⲏⲣⲉⲛ ⲁ̀ⲛⲟⲛ ⲛⲏⲉ̀ⲧ ⲁⲛⲉⲣⲧⲉⲗⲓⲟⲥ ⲉⲑⲃⲉ ⲛⲓⲭⲁⲣⲓⲥⲙⲁ ⲉ̀ⲧⲁϥⲧⲏⲓⲧⲟⲩ ⲛⲁⲛ ϩⲓⲧⲉⲛ ⲡⲉϥⲛ︦ⲁ︦ ⲉ̀ⲑⲟⲩⲁⲃ ϫⲉ ⲛⲁⲓ ⲙⲏⲓⲛⲓ ⲛⲁⲟⲩⲱⲛϩ ⲉ̀ⲛⲏⲉⲑⲛⲁϩϯ ⲥⲉⲛⲁϩⲓⲟⲩⲓ̀ ⲛ̀ⲛⲓⲇⲉⲙⲱⲛ ⲉ̀ⲃⲟⲗ ϧⲉⲛ ⲡⲁⲣⲁⲛ ⲥⲉⲛⲁⲥⲁϫⲓ ϧⲉⲛ ⲛⲓⲁ̀ⲥⲡⲓ ⲥⲉⲛⲁϥⲁⲓ ⲛ̀ⲛⲓϩⲟϥ ϧⲉⲛ ⲛⲟⲩϫⲓϫ ⲕⲁⲛ ⲁⲩϣⲁⲛⲥⲱ ⲛ̀ⲟⲩⲫⲁϧⲣⲓ ⲙ̀ⲙⲱⲟⲩ ⲛ̀ⲛⲉϥⲉⲣⲃⲗ̀ⲁⲡⲧⲓⲛ ⲙ̀ⲙⲱⲟⲩ ⲥⲉⲛⲁⲭⲱ ⲛ̀ⲛⲟⲩϫⲓϫ ⲉ̀ϫⲉⲛ ϩⲁⲛⲟⲩⲟⲛ ⲉⲩϣⲱⲛⲓ ⲛ̀ⲥⲉⲉⲙⲧⲟⲛ.</w:t>
-      </w:r>
-    </w:p>
-    <w:p>
-      <w:pPr>
-        <w:spacing w:before="120"/>
-        <w:jc w:val="both"/>
-        <w:rPr>
-          <w:rFonts w:ascii="Antinoou" w:eastAsia="Antinoou" w:hAnsi="Antinoou"/>
-          <w:bCs/>
-          <w:noProof/>
-          <w:color w:val="7030A0"/>
-          <w:sz w:val="26"/>
-          <w:szCs w:val="26"/>
-          <w:lang w:val="am-ET" w:eastAsia="en-GB" w:bidi="he-IL"/>
-        </w:rPr>
-      </w:pPr>
-      <w:r>
-        <w:rPr>
-          <w:rFonts w:ascii="Antinoou" w:eastAsia="Antinoou" w:hAnsi="Antinoou"/>
-          <w:bCs/>
-          <w:noProof/>
-          <w:color w:val="7030A0"/>
-          <w:sz w:val="26"/>
-          <w:szCs w:val="26"/>
-          <w:lang w:val="am-ET" w:eastAsia="en-GB" w:bidi="he-IL"/>
-        </w:rPr>
-        <w:t>ⲛⲓⲭⲁⲣⲓⲥⲙⲁ ⲇⲉ ⲉ̀ⲧⲉ ⲛⲁⲓ ⲛⲉ ⲁⲩⲧⲏⲓⲧⲟⲩ ⲛⲁⲛ ⲛ̀ϣⲟⲣⲡ ⲁ̀ⲛⲟⲛ ⲛⲓⲁ̀ⲡⲟⲥⲧⲟⲗⲟⲥ ⲙ̀ⲫ̀ⲛⲁⲩ ⲉ̀ⲧⲉⲛⲑⲏϣ ⲉ̀ⲡ̀ϩⲓⲱⲓϣ ⲙ̀ⲡⲓⲉⲩⲁⲅⲅⲉⲗⲓⲟⲛ ⲛ̀ϯⲕ̀ⲧⲏⲥⲓⲥ ⲧⲏⲣⲥ ⲉⲑⲣⲉⲛⲁⲓⲧⲟⲩ ⲛ̀ⲛⲏⲉⲑⲛⲁϩϯ ⲉ̀ⲃⲟⲗϩⲓⲧⲟⲧⲉⲛ ⲉⲩⲛⲟϥⲣⲓ ⲛⲁⲛ ⲁⲛ ⲁ̀ⲛⲟⲛ ⲉⲧⲓ̀ⲣⲓ ⲙ̀ⲙⲱⲟⲩ ⲁⲗⲗⲁ ⲛⲱⲧⲉⲛ ⲛ̀ⲑⲱⲧⲉⲛ ⲁ̀ⲛⲟⲛ ⲛⲁ ⲫϯ ⲁ̀ⲛⲟⲛ ⲛ̀ⲑⲱⲧⲉⲛ ⲇⲉ ⲛⲏⲉⲑⲛⲁϩϯ ⲉ̀ⲧⲉⲛϧⲏⲧⲉⲛ ⲉⲩⲛⲟϥⲣⲓ ⲛⲱⲧⲉⲛ ϫⲉⲕⲁⲥ ⲛⲏⲉ̀ⲧⲉ ⲙ̀ⲡⲉ ⲡ̀ⲥⲁϫⲓ ϫ̀ⲫⲉ ⲙ̀ⲙⲱⲟⲩ ⲉ̀ⲣⲉ ⲧ̀ϫⲟⲙ ⲛⲉⲙ ⲙⲏⲓⲛⲓ ⲛⲁϫ̀ⲫⲱⲟⲩ ⲛⲓⲙⲏⲓⲛⲓ ⲅⲁⲣ ⲁ̀ⲛⲟⲛ ⲁⲛ ⲛⲉ ⲁ̀ⲛⲟⲛ ⲙ̀ⲡⲓⲥⲧⲟⲥ ⲁⲗⲗⲁ ⲛⲁ ⲛⲓⲁ̀ⲡⲓⲥⲧⲟⲥ ⲛⲉ ⲉ̀ⲃⲟⲗϧⲉⲛ ⲛⲓⲓⲟⲩⲇⲁⲩ ⲛⲉⲙ ⲛⲓⲟⲩⲉⲓⲛⲓⲛ ⲟⲩⲇⲉ ⲅⲁⲣ ⲟⲩϩⲏⲟⲩ ⲛⲁⲛ ⲁⲛ ⲡⲉ ⲁⲛϣⲁⲛϩⲓ ⲇⲉⲙⲱⲛ ⲉ̀ⲃⲟⲗ ⲁⲗⲗⲁ ⲡ̀ϩⲏⲟⲩ ⲫⲁ ⲛⲏⲉ̀ⲧⲁⲩⲧⲟⲩⲃⲟ ⲡⲉ ϩⲓⲧⲉⲛ ⲧⲉⲛⲉⲣⲅⲓⲁ̀ ⲙ̀ⲡⲭ︦ⲥ︦ ⲓ︦ⲏ︦ⲥ︦ ⲡⲉⲛⲟ︦ⲥ︦.</w:t>
-      </w:r>
-    </w:p>
-    <w:p>
-      <w:pPr>
-        <w:spacing w:before="120"/>
-        <w:jc w:val="both"/>
-        <w:rPr>
-          <w:rFonts w:ascii="Antinoou" w:eastAsia="Antinoou" w:hAnsi="Antinoou"/>
-          <w:bCs/>
-          <w:noProof/>
-          <w:color w:val="7030A0"/>
-          <w:sz w:val="26"/>
-          <w:szCs w:val="26"/>
-          <w:lang w:val="am-ET" w:eastAsia="en-GB" w:bidi="he-IL"/>
-        </w:rPr>
-      </w:pPr>
-      <w:r>
-        <w:rPr>
-          <w:rFonts w:ascii="Antinoou" w:eastAsia="Antinoou" w:hAnsi="Antinoou"/>
-          <w:bCs/>
-          <w:noProof/>
-          <w:color w:val="7030A0"/>
-          <w:sz w:val="26"/>
-          <w:szCs w:val="26"/>
-          <w:lang w:val="am-ET" w:eastAsia="en-GB" w:bidi="he-IL"/>
-        </w:rPr>
-        <w:t>ⲕⲁⲧⲁⲫ̀ⲣⲏϯ ⲛ̀ⲑⲟϥ ⲡⲉⲛⲛⲟⲩϯ ⲉϥϯⲥ̀ⲃⲱ ⲛⲁⲓⲓ ϧⲉⲛ ⲟⲩⲙⲁ ⲉϥⲟⲩⲱⲛϩ ⲙ̀ⲡ̀ϩⲱⲃ ⲛⲁⲛ ⲉ̀ⲃⲟⲗ ⲉϥϫⲱⲙ̀ⲙⲟⲥ ϫⲉ ⲙ̀ⲡⲉⲣⲣⲁϣⲓ ϧⲉⲛ ⲫⲁⲓ ϫⲉ ⲛⲓⲡⲛ︦ⲁ︦ ⲛⲁϭ̀ⲛⲟⲛ ⲛ̀ϫⲱⲟⲩ ⲛⲱⲧⲉⲛ ⲁⲗⲗⲁ ⲣⲁϣⲓ ⲇⲉ ⲛ̀ⲑⲟϥ ϫⲉ ⲛⲉⲧⲉⲛⲣⲁⲛ ⲥ̀ⲥ̀ϧⲏⲟⲩⲧ ϧⲉⲛ ⲛⲓⲫⲏⲟⲩⲓ ⲉ̀ⲡⲓⲇⲏ ⲡ̀ϩⲓⲟⲩⲓ̀ ⲛ̀ⲛⲓⲇⲁⲙⲱⲛ ⲉ̀ⲃⲟⲗ ⲫⲁ ⲧ̀ϫⲟⲙ ⲁⲛ ⲡⲉ ⲉⲑⲣⲟⲩⲥⲏϧ ⲛⲉⲛⲣⲁⲛ ⲇⲉ ϧⲉⲛ ⲛⲓⲫⲏⲟⲩⲓ̀ ⲛⲉⲛⲟⲩⲱϣ ⲛⲉⲙ ⲛⲉⲛⲥ̀ⲡⲟⲩⲇⲏ ⲟⲩⲃⲟⲏ̀ⲑⲓⲁ̀ ⲉ̀ⲃⲟⲗϩⲓⲧⲟⲧϥ ⲕⲁⲧⲁ ⲡⲉⲧⲟⲩⲟⲛϩ ⲉ̀ⲃⲟⲗ.</w:t>
-      </w:r>
-    </w:p>
-    <w:p>
-      <w:pPr>
-        <w:spacing w:before="120"/>
-        <w:jc w:val="both"/>
-        <w:rPr>
-          <w:rFonts w:ascii="Antinoou" w:eastAsia="Antinoou" w:hAnsi="Antinoou"/>
-          <w:bCs/>
-          <w:noProof/>
-          <w:color w:val="7030A0"/>
-          <w:sz w:val="26"/>
-          <w:szCs w:val="26"/>
-          <w:lang w:val="am-ET" w:eastAsia="en-GB" w:bidi="he-IL"/>
-        </w:rPr>
-      </w:pPr>
-      <w:r>
-        <w:rPr>
-          <w:rFonts w:ascii="Antinoou" w:eastAsia="Antinoou" w:hAnsi="Antinoou"/>
-          <w:bCs/>
-          <w:noProof/>
-          <w:color w:val="7030A0"/>
-          <w:sz w:val="26"/>
-          <w:szCs w:val="26"/>
-          <w:lang w:val="am-ET" w:eastAsia="en-GB" w:bidi="he-IL"/>
+        <w:widowControl w:val="0"/>
+        <w:jc w:val="center"/>
+        <w:rPr>
+          <w:rFonts w:ascii="Antinoou" w:eastAsia="Antinoou" w:hAnsi="Antinoou" w:cs="Gentium"/>
+          <w:b/>
+          <w:bCs/>
+          <w:noProof/>
+          <w:sz w:val="32"/>
+          <w:szCs w:val="32"/>
+          <w:u w:val="single" w:color="00B050"/>
+          <w:lang w:eastAsia="en-GB" w:bidi="he-IL"/>
+        </w:rPr>
+      </w:pPr>
+      <w:r>
+        <w:rPr>
+          <w:rFonts w:ascii="Antinoou" w:eastAsia="Antinoou" w:hAnsi="Antinoou" w:cs="Gentium"/>
+          <w:b/>
+          <w:bCs/>
+          <w:noProof/>
+          <w:sz w:val="32"/>
+          <w:szCs w:val="32"/>
+          <w:u w:color="00B050"/>
+          <w:lang w:eastAsia="en-GB" w:bidi="he-IL"/>
         </w:rPr>
         <w:lastRenderedPageBreak/>
-        <w:t>ⲟⲩⲁ̀ⲛⲁⲅⲕⲏ ⲟⲛ ⲇⲉ ⲁⲛ ϯⲛⲟⲩ ⲡⲉ ⲉⲑⲣⲉ ⲡⲓⲥⲧⲟⲥ ⲛⲓⲃⲉⲛ ϩⲓⲟⲩⲓ̀ ⲛ̀ⲛⲓⲇⲉⲙⲱⲛ ⲉ̀ⲃⲟⲗ ⲓⲉ ⲉ̀ⲧⲟⲩⲛⲟⲥ ⲛⲓⲣⲉϥⲙⲱⲟⲩⲧ ⲓⲉ ⲉ̀ⲥⲁϫⲓ ϧⲉⲛ ϩⲁⲛⲥⲡⲓ ⲁⲗⲗⲁ ⲡⲉⲑⲛⲁⲉⲣⲉⲙⲡ̀ϣⲁ ⲛ̀ⲛⲁⲓ ϩ̀ⲙⲟⲧ ϥ̀ⲛⲁⲉⲣⲉⲙⲡ̀ϣⲁ ⲙ̀ⲙⲟϥ ⲡⲁⲛⲧⲱⲥ ⲁϭⲛⲉ ⲡⲩⲁⲓⲧⲓⲁ̀ ⲛ̀ⲭ̀ⲣⲩⲥⲓⲙⲱⲛ ⲉⲑⲃⲉ ⲡ̀ⲟⲩϫⲁⲓ ⲛ̀ⲛⲏⲁⲑⲛⲁϩϯ ⲉⲩϫ̀ⲫⲱⲟⲩ ⲉ̀ⲃⲟⲗϩⲓⲧⲟⲧϥ ϫⲉ ⲉ̀ⲡⲓⲇⲏ ⲙ̀ⲡⲟⲩⲱϣ ⲉ̀ϣⲱⲡ ⲉ̀ⲣⲱⲟⲩ ⲙ̀ⲫ̀ⲟⲩⲱⲛϩ ⲉ̀ⲃⲟⲗ ⲙ̀ⲡ̀ⲥⲁϫⲓ ⲉⲑⲃⲉ ⲫⲁⲓ ⲁⲩⲑ̀ⲣⲉⲛⲉⲣⲭ̀ⲣⲓⲁ̀ ⲛ̀ⲧⲉⲛⲉⲣⲅⲓⲁ̀ ⲛ̀ⲛⲓⲙⲏⲓⲛⲓ ⲁ̀ⲣⲏⲟⲩ ⲥⲉⲛⲁⲟⲩϫⲁⲓ ⲟⲩⲇⲉ ⲅⲁⲣ ⲛⲓⲁ̀ⲥⲉⲃⲏⲥ ϣⲓⲡⲓ ⲉⲩϫ̀ⲡⲓⲱⲟⲩ ⲉ̀ⲃⲟⲗϩⲓⲧⲉⲛ ⲛⲓϣ̀ⲡⲏⲏⲣⲓ ⲟⲩⲟϩ ⲛ̀ⲑⲟϥ ⲟⲛ ⲫϯ ⲉϥⲉⲣⲙⲉⲑⲣⲉ ⲙ̀ⲫⲁⲓ ⲙ̀ⲫ̀ⲣⲏϯ ⲉ̀ⲧⲁϥϫⲟⲥ ϧⲉⲛ ⲡⲓⲛⲟⲙⲟⲥ ϫⲉ ⲛ̀ϧ̀ⲣⲏⲓ ϧⲉⲛ ϩⲁⲛⲕⲉⲁⲥⲡⲓ ⲛⲉⲙ ϩⲁⲛⲕⲉⲥ̀ⲫⲟⲧⲟⲩ ϯⲛⲁⲥⲁϫⲓ ⲛⲉⲙ ⲡⲁⲓ ⲗⲁⲟⲥ ⲟⲩⲟϩ ⲛ̀ⲥⲉⲛⲁⲥⲱⲧⲉⲙ ⲉ̀ⲣⲟⲓ ⲁⲛ ⲛ̀ϯⲕⲉϩⲉ ⲡⲉϫⲉ ⲡⲟ︦ⲥ︦ ⲟⲩⲇⲉ ⲅⲁⲣ ⲙ̀ⲡⲉ ⲛⲓⲣⲉⲙⲛ̀ⲭⲏⲙⲓ ⲛⲁϩϯ ⲉ̀ⲫϯ ⲉ̀ⲧ ⲉⲣⲉ ⲙⲱⲩ̀ⲥⲏⲥ ⲡⲓⲡ̀ⲣⲟⲫⲏⲧⲏⲥ ⲉⲣ ⲛⲁⲓ ⲙⲏⲓⲛⲓ ⲛ̀ⲛⲓϣϯ ⲛⲉⲙ ⲛⲁⲓ ϣ̀ⲫⲏⲣⲓ ⲛ̀ϧϩⲧⲟⲩ.</w:t>
-      </w:r>
-    </w:p>
-    <w:p>
-      <w:pPr>
-        <w:spacing w:before="120"/>
-        <w:jc w:val="both"/>
-        <w:rPr>
-          <w:rFonts w:ascii="Antinoou" w:eastAsia="Antinoou" w:hAnsi="Antinoou"/>
-          <w:bCs/>
-          <w:noProof/>
-          <w:color w:val="7030A0"/>
-          <w:sz w:val="26"/>
-          <w:szCs w:val="26"/>
-          <w:lang w:val="am-ET" w:eastAsia="en-GB" w:bidi="he-IL"/>
-        </w:rPr>
-      </w:pPr>
-      <w:r>
-        <w:rPr>
-          <w:rFonts w:ascii="Antinoou" w:eastAsia="Antinoou" w:hAnsi="Antinoou"/>
-          <w:bCs/>
-          <w:noProof/>
-          <w:color w:val="7030A0"/>
-          <w:sz w:val="26"/>
-          <w:szCs w:val="26"/>
-          <w:lang w:val="am-ET" w:eastAsia="en-GB" w:bidi="he-IL"/>
-        </w:rPr>
-        <w:t>ⲟⲩⲇⲉ ⲟⲛ ⲉ̀ⲡⲉ ⲡ̀ⲙⲏϣ ⲛ̀ⲛⲓⲓⲟⲩⲇⲁⲩ ⲛⲁϩϯ ⲉ̀ⲫⲏⲉⲧⲟⲓ ⲛ̀ⲛⲓϣϯ ⲉ̀ⲙⲱⲩ̀ⲥⲏⲥ ⲉ̀ⲧⲉ ⲡⲭ︦ⲥ ⲡⲉ ⲉ̀ⲧⲁϥⲧⲁⲗϭⲟ ⲛ̀ϣⲱⲛⲓ ⲛⲓⲃⲉⲛ ϩⲓ ⲗⲟϫⲗⲉϫ ⲛⲓⲃⲉⲛ ⲉ̀ⲧⲉ ⲛ̀ϧⲏⲧⲟⲩ.</w:t>
-      </w:r>
-    </w:p>
-    <w:p>
-      <w:pPr>
-        <w:spacing w:before="120"/>
-        <w:jc w:val="both"/>
-        <w:rPr>
-          <w:rFonts w:ascii="Antinoou" w:eastAsia="Antinoou" w:hAnsi="Antinoou"/>
-          <w:bCs/>
-          <w:noProof/>
-          <w:color w:val="7030A0"/>
-          <w:sz w:val="26"/>
-          <w:szCs w:val="26"/>
-          <w:lang w:val="am-ET" w:eastAsia="en-GB" w:bidi="he-IL"/>
-        </w:rPr>
-      </w:pPr>
-      <w:r>
-        <w:rPr>
-          <w:rFonts w:ascii="Antinoou" w:eastAsia="Antinoou" w:hAnsi="Antinoou"/>
-          <w:bCs/>
-          <w:noProof/>
-          <w:color w:val="7030A0"/>
-          <w:sz w:val="26"/>
-          <w:szCs w:val="26"/>
-          <w:lang w:val="am-ET" w:eastAsia="en-GB" w:bidi="he-IL"/>
-        </w:rPr>
-        <w:t>ⲟⲩⲇⲉ ⲟⲛ ⲉ̀ⲡⲉ ⲡ̀ϣⲃⲱⲧ ϫ̀ⲡⲓⲉ ⲛ̀ⲛⲏⲉ̀ⲧⲉⲙⲙⲁⲩ ⲫⲁⲓ ⲛ̀ⲧⲁϥⲡⲱⲱⲛⲉ ⲉⲩϩⲟⲃ ⲁϥⲉⲣ ⲟⲩⲯⲩⲭⲏ ⲉⲥⲱⲛϧ ϧⲉⲛ ⲧ̀ϫⲓϫ ⲙ̀ⲡⲉϥⲃⲱⲕ ⲙⲱⲩ̀ⲥⲏⲥ ⲓⲉ ⲧ̀ϫⲓϫ ⲛ̀ⲁⲥⲟⲩⲃⲁϣ ⲛⲉⲙ ⲡ̀ⲙⲱⲟⲩ ⲛ̀ⲧⲁϥⲉⲣ ⲥ̀ⲛⲟϥ.</w:t>
-      </w:r>
-    </w:p>
-    <w:p>
-      <w:pPr>
-        <w:spacing w:before="120"/>
-        <w:jc w:val="both"/>
-        <w:rPr>
-          <w:rFonts w:ascii="Antinoou" w:eastAsia="Antinoou" w:hAnsi="Antinoou"/>
-          <w:bCs/>
-          <w:noProof/>
-          <w:color w:val="7030A0"/>
-          <w:sz w:val="26"/>
-          <w:szCs w:val="26"/>
-          <w:lang w:val="am-ET" w:eastAsia="en-GB" w:bidi="he-IL"/>
-        </w:rPr>
-      </w:pPr>
-      <w:r>
-        <w:rPr>
-          <w:rFonts w:ascii="Antinoou" w:eastAsia="Antinoou" w:hAnsi="Antinoou"/>
-          <w:bCs/>
-          <w:noProof/>
-          <w:color w:val="7030A0"/>
-          <w:sz w:val="26"/>
-          <w:szCs w:val="26"/>
-          <w:lang w:val="am-ET" w:eastAsia="en-GB" w:bidi="he-IL"/>
-        </w:rPr>
-        <w:t>ⲟⲩⲇⲉ ⲛⲁⲓ ϩⲱⲟⲩ ⲟⲛ ⲉ̀ⲡⲉ ⲛⲓⲃⲉⲗⲗⲉ ⲉ̀ⲧⲁⲩⲛⲁⲩ ⲙ̀ⲃⲟⲗ ⲉ̀ϫ̀ⲫⲟ ⲇⲉ ⲙ̀ⲙⲱⲟⲩ ⲟⲩⲇⲉ ⲛⲓϭⲁⲗⲉⲩ ⲉ̀ⲧⲁⲩⲙⲟϣⲓ ⲟⲩⲇⲉ ⲛⲏⲉⲑⲙⲱⲟⲩⲧ ⲉ̀ⲧⲁⲩⲧⲱⲟⲩⲛⲟⲩ.</w:t>
-      </w:r>
-    </w:p>
-    <w:p>
-      <w:pPr>
-        <w:spacing w:before="120"/>
-        <w:jc w:val="both"/>
-        <w:rPr>
-          <w:rFonts w:ascii="Antinoou" w:eastAsia="Antinoou" w:hAnsi="Antinoou"/>
-          <w:bCs/>
-          <w:noProof/>
-          <w:color w:val="7030A0"/>
-          <w:sz w:val="26"/>
-          <w:szCs w:val="26"/>
-          <w:lang w:val="am-ET" w:eastAsia="en-GB" w:bidi="he-IL"/>
-        </w:rPr>
-      </w:pPr>
-      <w:r>
-        <w:rPr>
-          <w:rFonts w:ascii="Antinoou" w:eastAsia="Antinoou" w:hAnsi="Antinoou"/>
-          <w:bCs/>
-          <w:noProof/>
-          <w:color w:val="7030A0"/>
-          <w:sz w:val="26"/>
-          <w:szCs w:val="26"/>
-          <w:lang w:val="am-ET" w:eastAsia="en-GB" w:bidi="he-IL"/>
-        </w:rPr>
-        <w:t>ⲟⲩⲟϩ ⲫⲁⲓ ⲙⲉⲛ ⲁⲩϯⲟⲩⲃⲏϥ ⲛ̀ϫⲉ ⲁⲛⲛⲏⲥ ⲛⲉⲙ ⲓⲁⲙⲃⲣⲓⲥ ⲡⲟ︦ⲥ︦ ⲇⲉ ϩⲱϥ ⲁⲛ̀ⲛⲁⲛ ⲛⲉⲙ ⲕⲁⲓⲁⲫⲁ.</w:t>
-      </w:r>
-    </w:p>
-    <w:p>
-      <w:pPr>
-        <w:spacing w:before="120"/>
-        <w:jc w:val="both"/>
-        <w:rPr>
-          <w:rFonts w:ascii="Antinoou" w:eastAsia="Antinoou" w:hAnsi="Antinoou"/>
-          <w:bCs/>
-          <w:noProof/>
-          <w:color w:val="7030A0"/>
-          <w:sz w:val="26"/>
-          <w:szCs w:val="26"/>
-          <w:lang w:val="am-ET" w:eastAsia="en-GB" w:bidi="he-IL"/>
-        </w:rPr>
-      </w:pPr>
-      <w:r>
-        <w:rPr>
-          <w:rFonts w:ascii="Antinoou" w:eastAsia="Antinoou" w:hAnsi="Antinoou"/>
-          <w:bCs/>
-          <w:noProof/>
-          <w:color w:val="7030A0"/>
-          <w:sz w:val="26"/>
-          <w:szCs w:val="26"/>
-          <w:lang w:val="am-ET" w:eastAsia="en-GB" w:bidi="he-IL"/>
-        </w:rPr>
-        <w:t>ⲑⲁⲓ ⲧⲉ ⲇⲉ ⲙ̀ⲫ̀ⲣⲏϯ ⲉ̀ⲣⲉ ⲛⲓⲙⲏⲓⲛⲓ ϫ̀ⲡⲓⲉ ⲟⲩⲟⲛⲛⲓⲃⲉⲛ ⲁⲛ ⲁⲗⲗⲁ ⲛⲟⲩⲅ̀ⲛⲱⲙⲏ ⲙ̀ⲙⲁⲩⲁ̀ⲧⲟⲩ ⲟⲩⲟϩ ⲉⲑⲃⲏⲧⲟⲩ ⲟⲛ ϣⲁϥϯⲙⲁϯ ⲛ̀ϫⲉ ⲫϯ ⲙ̀ⲫ̀ⲣⲏϯ ⲛ̀ⲟⲩⲥⲁⲃⲉ ⲛ̀ⲟⲓⲕⲟⲛⲟⲙⲟⲥ ⲉ̀ⲑⲣⲉ ϩⲁⲛϫⲟⲙ ϣⲱⲡⲓ ϧⲉⲛ ⲑ̀ⲙⲉⲧϫⲱⲣⲓ ⲁⲛ ⲛ̀ⲛⲓⲣⲱⲙⲓ ⲁⲗⲗⲁ ϧⲉⲛ ⲡⲉϥⲟⲩⲱϣ ⲛ̀ⲑⲟϥ ⲙ̀ⲙⲓⲛ ⲙ̀ⲙⲟϥ.</w:t>
-      </w:r>
-    </w:p>
-    <w:p>
-      <w:pPr>
-        <w:spacing w:before="120"/>
-        <w:jc w:val="both"/>
-        <w:rPr>
-          <w:rFonts w:ascii="Antinoou" w:eastAsia="Antinoou" w:hAnsi="Antinoou"/>
-          <w:bCs/>
-          <w:noProof/>
-          <w:color w:val="7030A0"/>
-          <w:sz w:val="26"/>
-          <w:szCs w:val="26"/>
-          <w:lang w:val="am-ET" w:eastAsia="en-GB" w:bidi="he-IL"/>
-        </w:rPr>
-      </w:pPr>
-      <w:r>
-        <w:rPr>
-          <w:rFonts w:ascii="Antinoou" w:eastAsia="Antinoou" w:hAnsi="Antinoou"/>
-          <w:bCs/>
-          <w:noProof/>
-          <w:color w:val="7030A0"/>
-          <w:sz w:val="26"/>
-          <w:szCs w:val="26"/>
-          <w:lang w:val="am-ET" w:eastAsia="en-GB" w:bidi="he-IL"/>
-        </w:rPr>
-        <w:t>ⲛⲁⲓ ⲇⲉ ⲁⲛϫⲱⲙ̀ⲙⲱⲟⲩ ϫⲉⲕⲁⲥ ⲛ̀ⲛⲟⲩϭⲓⲥⲓ ⲛ̀ϩⲏⲧ ⲛ̀ϫⲉ ⲛⲏⲉ̀ⲧ ⲁⲩϭⲓ ⲛ̀ⲛⲁⲓ ⲭⲁⲣⲓⲥⲙⲁ ⲛⲉⲙ ⲛⲁⲓ ϩ̀ⲙⲟⲧ ϧⲉⲛ ⲧⲁⲓⲙⲁⲓⲏ̀ ⲉ̀ϩ̀ⲣⲏⲓ ⲉ̀ϫⲉⲛ ⲛⲏⲉ̀ⲧⲉ ⲙ̀ⲡⲟⲩϭⲓ ⲉⲛⲥⲁϫⲓ ⲉ̀ⲛⲓⲭⲁϥⲓⲥⲙⲁ ⲙ̀̀ⲫϯ ⲛⲁⲓ ⲉ̀ⲧⲉ ϣⲁⲩϣⲱⲡⲓ ⲉ̀ⲃⲟⲗϩⲓⲧⲉⲛ ⲛⲓⲙⲏⲓⲛⲓ ⲉ̀ⲡⲓⲇⲏ ⲙ̀ⲙⲟⲛ ϩ̀ⲗⲓ ⲛ̀ⲣⲱⲙⲓ ⲉ̀ⲁϥⲛⲁϩϯ ⲉ̀ⲫϯ ⲉ̀ⲃⲟⲗϩⲓⲧⲉⲛ ⲛⲉϥϣⲏⲣⲓ ⲉ̀ⲑⲟⲩⲁⲃ ⲡⲁⲓ ⲙ̀ⲡⲉϥϭⲓ ⲛ̀ⲟⲩⲭⲁⲣⲓⲥⲙⲁ ⲙ̀ⲡⲛ︦ⲁ︦ⲧⲓⲕⲟⲛ ⲓⲉ ⲟⲩⲭⲁⲣⲓⲥⲙⲁ ⲉ̀ⲃⲟⲗⲛ̀ϧⲏⲧϥ.</w:t>
-      </w:r>
-    </w:p>
-    <w:p>
-      <w:pPr>
-        <w:spacing w:before="120"/>
-        <w:jc w:val="both"/>
-        <w:rPr>
-          <w:rFonts w:ascii="Antinoou" w:eastAsia="Antinoou" w:hAnsi="Antinoou"/>
-          <w:bCs/>
-          <w:noProof/>
-          <w:color w:val="7030A0"/>
-          <w:sz w:val="26"/>
-          <w:szCs w:val="26"/>
-          <w:lang w:val="am-ET" w:eastAsia="en-GB" w:bidi="he-IL"/>
-        </w:rPr>
-      </w:pPr>
-      <w:r>
-        <w:rPr>
-          <w:rFonts w:ascii="Antinoou" w:eastAsia="Antinoou" w:hAnsi="Antinoou"/>
-          <w:bCs/>
-          <w:noProof/>
-          <w:color w:val="7030A0"/>
-          <w:sz w:val="26"/>
-          <w:szCs w:val="26"/>
-          <w:lang w:val="am-ET" w:eastAsia="en-GB" w:bidi="he-IL"/>
-        </w:rPr>
-        <w:t>ⲛ̀ⲑⲟⲥ ⲅⲁⲣ ⲙ̀ⲙⲟⲛ ⲧ̀ⲙⲉⲧⲣⲉⲙϩⲉ ⲉ̀ⲃⲟⲗϧⲉⲛ ϯϣⲓⲃϯ ⲛ̀ⲑ̀ⲙⲉⲧⲣⲉϥϣⲉⲙϣⲉ ⲙ̀ⲙⲏϣ ⲛ̀ⲛⲟⲩϯ.</w:t>
-      </w:r>
-    </w:p>
-    <w:p>
-      <w:pPr>
-        <w:spacing w:before="120"/>
-        <w:jc w:val="both"/>
-        <w:rPr>
-          <w:rFonts w:ascii="Antinoou" w:eastAsia="Antinoou" w:hAnsi="Antinoou"/>
-          <w:bCs/>
-          <w:noProof/>
-          <w:color w:val="7030A0"/>
-          <w:sz w:val="26"/>
-          <w:szCs w:val="26"/>
-          <w:lang w:val="am-ET" w:eastAsia="en-GB" w:bidi="he-IL"/>
-        </w:rPr>
-      </w:pPr>
-      <w:r>
-        <w:rPr>
-          <w:rFonts w:ascii="Antinoou" w:eastAsia="Antinoou" w:hAnsi="Antinoou"/>
-          <w:bCs/>
-          <w:noProof/>
-          <w:color w:val="7030A0"/>
-          <w:sz w:val="26"/>
-          <w:szCs w:val="26"/>
-          <w:lang w:val="am-ET" w:eastAsia="en-GB" w:bidi="he-IL"/>
-        </w:rPr>
-        <w:t>ⲟⲩⲟϩ ⲫⲁⲓ ⲉϥⲉ̀ⲓ̀ ⲉ̀ϧⲟⲩⲛ ⲉ̀ⲫ̀ⲛⲁϩϯ ⲙ̀ⲫⲓⲱⲧ ⲛⲉⲙ ⲡⲉϥϣⲏⲣⲓ ⲛⲉⲙ ⲡⲓⲡⲛ︦ⲁ︦ ⲉ̀ⲑⲟⲩⲁⲃ ⲟⲩⲭⲁⲣⲓⲥⲙⲁ ⲛ̀ⲧⲉ ⲫϯ ⲧⲉ ⲙⲁⲗⲓⲥⲧⲁ ϫⲉ ⲁⲛϩⲓⲟⲩⲓ̀ ⲥⲁⲃⲟⲗ ⲙ̀ⲙⲟⲛ ⲙ̀ⲡ̀ϧⲏⲃⲥ ⲛ̀ⲛⲓⲓⲟⲩⲇⲁⲓ ⲟⲩⲟϩ ⲁⲛⲛⲁϩϯ ⲇⲉ ϧⲉⲛ ⲫⲟⲩⲱϣ ⲙ̀ⲫⲓⲱⲧ ⲛⲉⲙ ⲡⲓⲙⲟⲛⲟⲅⲉⲛⲏⲥ ⲛ̀ϣ ϩⲣⲓ ⲉⲧϣⲟⲡ ⲛⲉⲙ ⲛⲉϥⲓⲱⲧ ⲛ̀ⲁ̀ⲅⲁⲑⲟⲥ ϧⲁϫⲱⲟⲩ ⲛ̀ⲛⲓⲉ̀ⲱ ⲛ̀ⲧⲏⲣⲟⲩ ⲛⲉⲙ ⲡⲓⲡⲛ︦ⲁ︦ ⲉ̀ⲑⲟⲩⲁⲃ ⲛ̀ⲣⲉϥⲧⲁⲛϧⲟ.</w:t>
-      </w:r>
-    </w:p>
-    <w:p>
-      <w:pPr>
-        <w:spacing w:before="120"/>
-        <w:jc w:val="both"/>
-        <w:rPr>
-          <w:rFonts w:ascii="Antinoou" w:eastAsia="Antinoou" w:hAnsi="Antinoou"/>
-          <w:bCs/>
-          <w:noProof/>
-          <w:color w:val="7030A0"/>
-          <w:sz w:val="26"/>
-          <w:szCs w:val="26"/>
-          <w:lang w:val="am-ET" w:eastAsia="en-GB" w:bidi="he-IL"/>
-        </w:rPr>
-      </w:pPr>
-      <w:r>
-        <w:rPr>
-          <w:rFonts w:ascii="Antinoou" w:eastAsia="Antinoou" w:hAnsi="Antinoou"/>
-          <w:bCs/>
-          <w:noProof/>
-          <w:color w:val="7030A0"/>
-          <w:sz w:val="26"/>
-          <w:szCs w:val="26"/>
-          <w:lang w:val="am-ET" w:eastAsia="en-GB" w:bidi="he-IL"/>
+        <w:t>(ⲝ︦ⲇ︦.)</w:t>
+      </w:r>
+    </w:p>
+    <w:p>
+      <w:pPr>
+        <w:jc w:val="center"/>
+        <w:rPr>
+          <w:rFonts w:ascii="Antinoou" w:eastAsia="Antinoou" w:hAnsi="Antinoou"/>
+          <w:bCs/>
+          <w:noProof/>
+          <w:color w:val="7030A0"/>
+          <w:sz w:val="26"/>
+          <w:szCs w:val="26"/>
+          <w:lang w:eastAsia="en-GB" w:bidi="he-IL"/>
+        </w:rPr>
+      </w:pPr>
+      <w:r>
+        <w:rPr>
+          <w:rFonts w:ascii="Antinoou" w:eastAsia="Antinoou" w:hAnsi="Antinoou"/>
+          <w:bCs/>
+          <w:noProof/>
+          <w:color w:val="7030A0"/>
+          <w:sz w:val="26"/>
+          <w:szCs w:val="26"/>
+          <w:lang w:eastAsia="en-GB" w:bidi="he-IL"/>
+        </w:rPr>
+        <w:t>ⲥⲱⲛ ⲑ︦ⲱ︦ ⲓⲥⲭ̀ⲩⲣⲟⲥ.</w:t>
+      </w:r>
+    </w:p>
+    <w:p>
+      <w:pPr>
+        <w:spacing w:before="80"/>
+        <w:jc w:val="center"/>
+        <w:rPr>
+          <w:rFonts w:ascii="Antinoou" w:eastAsia="Antinoou" w:hAnsi="Antinoou"/>
+          <w:bCs/>
+          <w:noProof/>
+          <w:color w:val="7030A0"/>
+          <w:sz w:val="26"/>
+          <w:szCs w:val="26"/>
+          <w:lang w:eastAsia="en-GB" w:bidi="he-IL"/>
+        </w:rPr>
+      </w:pPr>
+      <w:r>
+        <w:rPr>
+          <w:rFonts w:ascii="Antinoou" w:eastAsia="Antinoou" w:hAnsi="Antinoou"/>
+          <w:bCs/>
+          <w:noProof/>
+          <w:color w:val="7030A0"/>
+          <w:sz w:val="26"/>
+          <w:szCs w:val="26"/>
+          <w:lang w:eastAsia="en-GB" w:bidi="he-IL"/>
+        </w:rPr>
+        <w:t>ⲡⲓϫⲱⲙ ⲙ̀ⲙⲁϩ ⲇ︦ ⲉ̀ⲃⲟⲗϧⲉⲛ ⲛⲓⲕⲁⲛⲱⲛ ⲛ̀ⲧⲉ ⲛⲉⲛⲓⲟϯ ⲛ̀ⲁ̀ⲡⲟⲥⲧⲟⲗⲟⲥ ⲉⲧϧⲉⲛ ⲛⲉⲛϫⲓϫ ⲛ̀ⲁⲕⲗⲏⲙⲏⲥ ⲉ̀ⲧⲉ ⲛ̀ⲑⲟϥ ⲡⲉ ⲛ̀ϫⲱⲙ ⲙ̀ⲙⲁϩ ⲉ︦.</w:t>
+      </w:r>
+    </w:p>
+    <w:p>
+      <w:pPr>
+        <w:spacing w:before="80"/>
+        <w:jc w:val="both"/>
+        <w:rPr>
+          <w:rFonts w:ascii="Antinoou" w:eastAsia="Antinoou" w:hAnsi="Antinoou"/>
+          <w:bCs/>
+          <w:noProof/>
+          <w:color w:val="7030A0"/>
+          <w:sz w:val="26"/>
+          <w:szCs w:val="26"/>
+          <w:lang w:eastAsia="en-GB" w:bidi="he-IL"/>
+        </w:rPr>
+      </w:pPr>
+      <w:r>
+        <w:rPr>
+          <w:rFonts w:ascii="Antinoou" w:eastAsia="Antinoou" w:hAnsi="Antinoou"/>
+          <w:bCs/>
+          <w:noProof/>
+          <w:color w:val="7030A0"/>
+          <w:sz w:val="26"/>
+          <w:szCs w:val="26"/>
+          <w:lang w:eastAsia="en-GB" w:bidi="he-IL"/>
+        </w:rPr>
+        <w:t>ⲛ̀ϣⲟⲣⲡ ⲙⲉⲛ ⲙ̀ⲡⲁⲓ ⲥⲁϫⲓ ⲁⲛⲧⲁⲟⲩⲟ̀ ⲙ̀ⲙⲟϥ ⲉⲑⲃⲉ ⲛⲓⲭⲁⲣⲓⲥⲙⲁ ⲉⲧⲉ̀ ⲫϯ ⲧⲏⲓⲧⲟⲩ ⲛ̀ⲛⲓⲣⲱⲙⲓ ⲕⲁⲧⲁ ⲡⲉϥⲟⲩⲱϣ ⲉ̀ⲑⲟⲩⲁⲃ ⲟⲩⲟϩ ⲙ̀ⲫ̀ⲣⲏϯ ⲉ̀ϣⲁϥϫ̀ⲡⲓⲟ̀ ⲙ̀ⲡⲓⲥ̀ⲙⲟⲧ ⲛ̀ⲛⲉⲧ ϩⲓⲧⲟⲧⲟⲩ ⲉ̀ϫⲱ ⲛ̀ϩⲁⲛⲙⲉⲑⲛⲟⲩϫ ⲉⲩⲕⲓⲙ ⲉ̀ⲣⲱⲟⲩ ϩⲓⲧⲉⲛ ⲛⲓⲡⲛ︦ⲁ︦ ⲛ̀ϣⲉⲙⲙⲟ ⲟⲩⲟϩ ϫⲉ ⲁ̀ ⲫϯ ϯⲙⲁϯ ⲉⲑⲣⲉ ϩⲁⲛⲡⲟⲛⲏⲣⲟⲥ ⲉⲣⲡ̀ⲣⲟⲫⲏⲧⲉⲩⲓⲛ ⲟⲩⲟϩ ⲛ̀ⲥⲉⲓ̀ⲣⲓ ⲛ̀ϩⲁⲛⲙⲏⲓⲛⲓ ⲛⲉⲙ ϩⲁⲛϣ̀ⲫⲏⲣⲓ.</w:t>
+      </w:r>
+    </w:p>
+    <w:p>
+      <w:pPr>
+        <w:spacing w:before="80"/>
+        <w:jc w:val="both"/>
+        <w:rPr>
+          <w:rFonts w:ascii="Antinoou" w:eastAsia="Antinoou" w:hAnsi="Antinoou"/>
+          <w:bCs/>
+          <w:noProof/>
+          <w:color w:val="7030A0"/>
+          <w:sz w:val="26"/>
+          <w:szCs w:val="26"/>
+          <w:lang w:eastAsia="en-GB" w:bidi="he-IL"/>
+        </w:rPr>
+      </w:pPr>
+      <w:r>
+        <w:rPr>
+          <w:rFonts w:ascii="Antinoou" w:eastAsia="Antinoou" w:hAnsi="Antinoou"/>
+          <w:bCs/>
+          <w:noProof/>
+          <w:color w:val="7030A0"/>
+          <w:sz w:val="26"/>
+          <w:szCs w:val="26"/>
+          <w:lang w:eastAsia="en-GB" w:bidi="he-IL"/>
+        </w:rPr>
+        <w:t>ϯⲛⲟⲩ ⲇⲉ ⲁ̀ ⲡⲓⲥⲁϫⲓ ⲥⲱⲕ ⲙ̀ⲙⲟⲛ ⲉⲑⲣⲉⲛⲓ̀ ⲉ̀ϫⲉⲛ ⲡ̀ⲕⲉⲫⲁⲗⲉⲟⲛ ⲙ̀ⲡ̀ⲑⲱϣ ⲛ̀ϯⲉⲕⲕ̀ⲗⲏⲥⲓⲁ̀ ϫⲉⲕⲁⲥ ⲛ̀ⲑⲱⲧⲉⲛ ⲛⲏⲉ̀ⲧ ⲁⲩⲑⲟϣⲟⲩ ⲛ̀ⲉ̀ⲡⲓⲥⲕⲟⲡⲟⲥ ⲉ̀ⲃⲟⲗϩⲓⲧⲟⲧⲉⲛ ϧⲉⲛ ⲡⲟⲩⲁϩⲥⲁϩⲛⲓ ⲙ̀ⲡⲭ︦ⲥ︦ ⲁ̀ⲧⲉⲧⲉⲛϣⲁⲛⲉ̀ⲙⲓ ⲉ̀ⲧⲁⲓ ⲧⲁⲝⲓⲥ ⲉ̀ⲃⲟⲗϩⲓⲧⲟⲧⲉⲛ ⲉ̀ⲧⲉⲧⲉⲛⲉⲣϩⲱⲃ ⲛⲓⲃⲉⲛ ⲕⲁⲧⲁ ϯⲉⲛⲧⲓⲗⲏ ⲉ̀ⲧⲁⲩⲧⲏⲓⲥ ⲉ̀ⲧⲟⲧⲉⲛ ⲉ̀ⲧⲉⲧⲉⲛⲥⲱⲟⲩⲛ ϫⲉ ⲫⲏⲉⲧⲥⲱⲧⲉⲙ ⲉ̀ⲡⲭ︦ⲥ︦ ⲉϥⲉ̀ⲥⲱⲧⲉⲙ ⲉ̀ⲫϯ ⲫⲓⲱⲧ ⲫⲁⲓ ⲉ̀ⲧⲉ ⲡⲓⲱⲟⲩ ⲛⲁϥ ⲥⲅⲁ ⲉ̀ⲛⲉϩ ⲁ̀ⲙⲏⲛ.</w:t>
+      </w:r>
+    </w:p>
+    <w:p>
+      <w:pPr>
+        <w:keepNext/>
+        <w:widowControl w:val="0"/>
+        <w:spacing w:before="80"/>
+        <w:jc w:val="center"/>
+        <w:rPr>
+          <w:rFonts w:ascii="Antinoou" w:eastAsia="Antinoou" w:hAnsi="Antinoou" w:cs="Gentium"/>
+          <w:b/>
+          <w:bCs/>
+          <w:noProof/>
+          <w:sz w:val="32"/>
+          <w:szCs w:val="32"/>
+          <w:u w:color="00B050"/>
+          <w:lang w:eastAsia="en-GB" w:bidi="he-IL"/>
+        </w:rPr>
+        <w:sectPr>
+          <w:pgSz w:w="16838" w:h="11906" w:orient="landscape" w:code="9"/>
+          <w:pgMar w:top="1418" w:right="1418" w:bottom="1418" w:left="1418" w:header="709" w:footer="709" w:gutter="0"/>
+          <w:cols w:space="708"/>
+          <w:docGrid w:linePitch="360"/>
+        </w:sectPr>
+      </w:pPr>
+    </w:p>
+    <w:p>
+      <w:pPr>
+        <w:keepNext/>
+        <w:widowControl w:val="0"/>
+        <w:spacing w:before="80"/>
+        <w:jc w:val="center"/>
+        <w:rPr>
+          <w:rFonts w:ascii="Antinoou" w:eastAsia="Antinoou" w:hAnsi="Antinoou" w:cs="Gentium"/>
+          <w:b/>
+          <w:bCs/>
+          <w:noProof/>
+          <w:sz w:val="32"/>
+          <w:szCs w:val="32"/>
+          <w:u w:color="00B050"/>
+          <w:lang w:eastAsia="en-GB" w:bidi="he-IL"/>
+        </w:rPr>
+      </w:pPr>
+      <w:r>
+        <w:rPr>
+          <w:rFonts w:ascii="Antinoou" w:eastAsia="Antinoou" w:hAnsi="Antinoou" w:cs="Gentium"/>
+          <w:b/>
+          <w:bCs/>
+          <w:noProof/>
+          <w:sz w:val="32"/>
+          <w:szCs w:val="32"/>
+          <w:u w:color="00B050"/>
+          <w:lang w:eastAsia="en-GB" w:bidi="he-IL"/>
+        </w:rPr>
+        <w:t>ⲝ︦ⲉ︦.</w:t>
+      </w:r>
+    </w:p>
+    <w:p>
+      <w:pPr>
+        <w:keepNext/>
+        <w:jc w:val="center"/>
+        <w:rPr>
+          <w:rFonts w:ascii="Antinoou" w:eastAsia="Antinoou" w:hAnsi="Antinoou"/>
+          <w:bCs/>
+          <w:noProof/>
+          <w:color w:val="7030A0"/>
+          <w:sz w:val="26"/>
+          <w:szCs w:val="26"/>
+          <w:lang w:eastAsia="en-GB" w:bidi="he-IL"/>
+        </w:rPr>
+      </w:pPr>
+      <w:r>
+        <w:rPr>
+          <w:rFonts w:ascii="Antinoou" w:eastAsia="Antinoou" w:hAnsi="Antinoou"/>
+          <w:bCs/>
+          <w:noProof/>
+          <w:color w:val="7030A0"/>
+          <w:sz w:val="26"/>
+          <w:szCs w:val="26"/>
+          <w:lang w:eastAsia="en-GB" w:bidi="he-IL"/>
+        </w:rPr>
+        <w:t>ⲉⲑⲃⲉ ⲛⲓⲉ̀ⲡⲓⲥⲕⲟⲡⲟⲥ.</w:t>
+      </w:r>
+    </w:p>
+    <w:p>
+      <w:pPr>
+        <w:spacing w:before="80"/>
+        <w:jc w:val="both"/>
+        <w:rPr>
+          <w:rFonts w:ascii="Antinoou" w:eastAsia="Antinoou" w:hAnsi="Antinoou"/>
+          <w:bCs/>
+          <w:noProof/>
+          <w:color w:val="7030A0"/>
+          <w:sz w:val="26"/>
+          <w:szCs w:val="26"/>
+          <w:lang w:eastAsia="en-GB" w:bidi="he-IL"/>
+        </w:rPr>
+      </w:pPr>
+      <w:r>
+        <w:rPr>
+          <w:rFonts w:ascii="Antinoou" w:eastAsia="Antinoou" w:hAnsi="Antinoou"/>
+          <w:bCs/>
+          <w:noProof/>
+          <w:color w:val="7030A0"/>
+          <w:sz w:val="26"/>
+          <w:szCs w:val="26"/>
+          <w:lang w:eastAsia="en-GB" w:bidi="he-IL"/>
+        </w:rPr>
+        <w:t>ⲥ̀ϣⲉ ⲇⲉ ⲉ̀ⲡⲓⲉ̀ⲡⲓⲥⲕⲟⲡⲟⲥ ⲉⲑⲣⲟⲩⲭⲓⲣⲟⲇⲟⲛⲓⲛ ⲙ̀ⲙⲟϥ ⲙ̀ⲫ̀ⲣⲏϯ ⲉ̀ⲧⲁⲛϣⲟⲣⲡ ⲉ̀ⲟⲩϩⲥⲁϩⲛⲓ ⲙ̀ⲙⲟⲥ ⲧⲏⲣⲉⲛ ϩⲓ ⲟⲩⲥⲟⲡ ⲛ̀ϣⲟⲣⲡ ⲉϥⲥⲱⲧⲡ ⲉ̀ϥⲟⲩⲁⲃ ⲉⲩⲥⲱⲧⲡ ⲡⲉ ϧⲉⲛ ϩⲱⲃⲛⲓⲃⲉⲛ ⲁ̀ ⲡ̀ⲗⲁⲟⲥ ⲧⲏⲣϥ ⲥⲟⲧⲡϥ ⲉⲩϣⲁⲛⲟ̀ⲛⲟⲙⲁⲥⲉ ⲇⲉ ⲙ̀ⲙⲟϥ ⲟⲩⲟϩ ⲉⲩⲉⲣⲁⲛⲁⲩ ⲙⲁⲣⲉ ⲡ̀ⲗⲁⲟⲥ ⲧⲏⲣϥ ⲛⲉⲙ ⲛⲓⲡ̀ⲣⲉⲥⲃⲩⲧⲉⲣⲟⲥ ⲟⲩⲟϩ ⲛⲓⲉ̀ⲡⲓⲥⲕⲟⲡⲟⲥ ⲉⲧⲧⲁⲓⲏⲟⲩⲧ ⲑⲱⲟⲩϯ ⲉ̀ϧⲟⲩⲛ ⲙ̀ⲡ̀ⲉ̀ϩⲟⲟⲩ ⲛ̀ϯⲕⲩⲣⲓⲁ̀ⲕⲏ ⲟⲩⲟϩ ⲙⲁⲣⲉ ⲡⲓⲛⲓϣϯ ⲉ̀ⲧⲉ ⲛ̀ϧⲏⲧⲟⲩ ϣⲓⲛⲓ ⲉ̀ⲛⲓⲡ̀ⲣⲉⲥⲃⲩⲧⲉⲣⲟⲥ ⲛⲉⲙ ⲡⲓⲗⲁⲟⲥ ⲧⲏⲣϥ ϫⲉ ⲉ̀ⲛⲉ ⲡⲁⲓ ⲡⲉ ⲡⲓⲣⲱⲙⲓ ⲉ̀ⲧⲉⲧⲉⲛⲁⲓϥ ⲛⲱⲧⲉⲛ ⲛ̀ⲟⲩⲁⲣⲭⲱⲛ ⲟⲩⲟϩ ⲉ̀ⲛⲉ ⲁⲩϣⲁⲛϫⲟⲥ ⲁ̀ϩⲁ ⲫⲁⲓ ⲡⲉ ϧⲉⲛ ⲟⲩⲙⲉⲑⲏⲓ.</w:t>
+      </w:r>
+    </w:p>
+    <w:p>
+      <w:pPr>
+        <w:spacing w:before="80"/>
+        <w:jc w:val="both"/>
+        <w:rPr>
+          <w:rFonts w:ascii="Antinoou" w:eastAsia="Antinoou" w:hAnsi="Antinoou"/>
+          <w:bCs/>
+          <w:noProof/>
+          <w:color w:val="7030A0"/>
+          <w:sz w:val="26"/>
+          <w:szCs w:val="26"/>
+          <w:lang w:eastAsia="en-GB" w:bidi="he-IL"/>
+        </w:rPr>
+      </w:pPr>
+      <w:r>
+        <w:rPr>
+          <w:rFonts w:ascii="Antinoou" w:eastAsia="Antinoou" w:hAnsi="Antinoou"/>
+          <w:bCs/>
+          <w:noProof/>
+          <w:color w:val="7030A0"/>
+          <w:sz w:val="26"/>
+          <w:szCs w:val="26"/>
+          <w:lang w:eastAsia="en-GB" w:bidi="he-IL"/>
+        </w:rPr>
+        <w:t>ⲙⲁⲣⲉϥϣⲉⲛ ⲟⲩⲟⲛ ϫⲉ ⲧⲉⲧⲉⲛⲉⲣⲙⲉⲑⲣⲉ ϧⲁⲣⲟϥ ⲧⲏⲣⲟⲩ ϫⲉ ϥ̀ⲉⲙⲡ̀ϣⲁ ⲛ̀ⲧⲁⲓ ⲛⲓϣϯ ⲙ̀ⲙⲉⲧϩⲏⲅⲉⲙⲱⲛ ⲉⲧⲧⲁⲓⲏⲟⲩⲧ ⲟⲩⲟϩ ⲉ̀ⲑⲟⲩⲁⲃ ⲟⲩⲟϩ ϫⲉ ⲉ̀ⲛⲉ ⲁϥⲕⲁⲑⲣⲟⲥ ϧⲉⲛ ϯⲙⲉⲧⲉⲩⲥⲉⲃⲏⲥ ⲉ̀ⲧⲉ ⲟⲩⲟⲛⲧⲁϥ ⲥⲁϧⲟⲩⲛ ⲉ̀ⲫϯ ⲟⲩⲟϩ ϫⲉ ⲉ̀ⲛⲉ ⲉϥⲁ̀ⲣⲉϥ ⲉ̀ⲡ̀ⲇⲓⲕⲉⲟ̀ⲥⲩⲛⲏ ⲉ̀ϧⲟⲩⲛ ⲉ̀ⲣⲱⲙⲓ ⲛⲓⲃⲉⲛ ⲟⲩⲟϩ ϫⲉ ⲉ̀ⲛⲉ ⲁϥⲟⲓⲕⲟⲛⲟⲙⲓⲛ ⲙ̀ⲡⲉϥⲏⲓ ⲕⲁⲗⲱⲥ ⲟⲩⲟϩ ϫⲉ ⲉ̀ⲛⲉ ⲁ̀ ⲡⲉϥⲃⲓⲟⲥ ⲧⲏⲣϥ ϣⲱⲡⲓ ⲉϥⲟⲩⲟϫ ⲙ̀ⲡⲟⲩⲧⲁϩⲟϥ ϧⲉⲛ ϩ̀ⲗⲓ ⲛ̀ϩⲱⲃ ⲟⲩⲇⲉ ⲛⲁ ⲡⲉϥⲏⲓ.</w:t>
+      </w:r>
+    </w:p>
+    <w:p>
+      <w:pPr>
+        <w:spacing w:before="80"/>
+        <w:jc w:val="both"/>
+        <w:rPr>
+          <w:rFonts w:ascii="Antinoou" w:eastAsia="Antinoou" w:hAnsi="Antinoou"/>
+          <w:bCs/>
+          <w:noProof/>
+          <w:color w:val="7030A0"/>
+          <w:sz w:val="26"/>
+          <w:szCs w:val="26"/>
+          <w:lang w:eastAsia="en-GB" w:bidi="he-IL"/>
+        </w:rPr>
+      </w:pPr>
+      <w:r>
+        <w:rPr>
+          <w:rFonts w:ascii="Antinoou" w:eastAsia="Antinoou" w:hAnsi="Antinoou"/>
+          <w:bCs/>
+          <w:noProof/>
+          <w:color w:val="7030A0"/>
+          <w:sz w:val="26"/>
+          <w:szCs w:val="26"/>
+          <w:lang w:eastAsia="en-GB" w:bidi="he-IL"/>
+        </w:rPr>
+        <w:t>ⲟⲩⲟϩ ⲛ̀ⲑⲱⲟⲩ ⲧⲏⲣⲟⲩ ϩⲓ ⲟⲩⲥⲟⲡ ⲁⲩϣⲁⲛⲉⲣⲙⲉⲑⲣⲉ ϫⲉ ⲟⲩϯⲙⲏⲓⲛⲓ ⲡⲉ ⲕⲁⲧⲁ ϯⲙⲉⲑⲙⲏⲓ ⲕⲁⲧⲁ ⲟⲩϭⲓϩⲟ ⲁⲛ ⲉ̀ⲣⲉ ⲫϯ ⲫⲓⲱⲧ ⲛⲉⲙ ⲡⲉϥⲙⲟⲛⲟⲅⲉⲛⲏⲥ ⲛ̀ϣⲏⲣⲓ ⲓ︦ⲏ︦ⲥ︦ ⲡⲭⲥ ⲡⲉⲛⲟ︦ⲥ︦ ⲛⲉⲙ ⲡⲓⲡ︦ⲛ︦ⲁ︦ ⲉ̀ⲑⲟⲩⲁⲃ ⲟⲓ ⲛ̀ⲕ̀ⲣⲓⲧⲏⲥ ⲉ̀ⲛⲁⲓ ⲙ̀ⲡⲁⲓⲣⲏϯ ⲙⲁⲣⲟⲩϣⲉⲛⲟⲩ ⲟⲛ ⲙ̀ⲫ̀ⲙⲁϩ ⲅ︦ ⲛ̀ⲥⲟⲡ ϫⲉ ⲉ̀ⲛⲉϥⲉⲙⲡ̀ϣⲁ ⲛ̀ⲧⲁⲓ ⲛⲓϣϯ ⲛ̀ⲗⲓⲧⲟⲣⲅⲓⲁ̀ ⲛ̀ⲧⲁⲓ ϣⲱⲧ ϫⲉⲕⲁⲥ ⲉ̀ⲃⲟⲗϩⲓⲧⲉⲛ ⲣⲱϥ ⲙ̀ⲙⲉⲑⲣⲉ ⲃ︦ ⲓⲉ ⲅ︦ ⲉ̀ⲣⲉ ⲥⲁϫⲓ ⲛⲓⲃⲉⲛ ⲟ̀ϩⲓ ⲉ̀ⲣⲁⲧϥ.</w:t>
+      </w:r>
+    </w:p>
+    <w:p>
+      <w:pPr>
+        <w:spacing w:before="120"/>
+        <w:jc w:val="both"/>
+        <w:rPr>
+          <w:rFonts w:ascii="Antinoou" w:eastAsia="Antinoou" w:hAnsi="Antinoou"/>
+          <w:bCs/>
+          <w:noProof/>
+          <w:color w:val="7030A0"/>
+          <w:sz w:val="26"/>
+          <w:szCs w:val="26"/>
+          <w:lang w:eastAsia="en-GB" w:bidi="he-IL"/>
+        </w:rPr>
+      </w:pPr>
+      <w:r>
+        <w:rPr>
+          <w:rFonts w:ascii="Antinoou" w:eastAsia="Antinoou" w:hAnsi="Antinoou"/>
+          <w:bCs/>
+          <w:noProof/>
+          <w:color w:val="7030A0"/>
+          <w:sz w:val="26"/>
+          <w:szCs w:val="26"/>
+          <w:lang w:eastAsia="en-GB" w:bidi="he-IL"/>
         </w:rPr>
         <w:lastRenderedPageBreak/>
-        <w:t>ϧⲉⲛ ⲧ̀ϧⲁⲉ̀ ⲛ̀ⲛⲁⲓ ⲉ̀ϩⲟⲟⲩ ⲁⲩϫ̀ⲫⲟϥ ⲉ̀ⲃⲟⲗϧⲉⲛ ⲙⲁⲣⲓⲁ̀ ϯⲡⲁⲣⲑⲉⲛⲟⲥ ⲛ̀ⲁⲧⲑⲱⲗⲉⲃ ⲭⲱⲣⲓⲥ ⲥ̀ⲡⲉⲣⲙⲁ ⲛ̀ⲣⲱⲙⲓ ⲟⲩⲟϩ ϫⲉ ⲁϥⲡⲟⲗⲓⲧⲉⲩⲓⲛ ϧⲉⲛ ⲑ̀ⲙⲏϯ ⲛ̀ⲛⲓⲣⲱⲙⲓ ⲁϭⲛⲉ ⲛⲟⲃⲓ ⲉ̀ⲁϥϫⲏⲕ ⲇⲓⲕⲉⲟ̀ⲥⲩⲛⲏ ⲧⲏⲣⲥ ⲙ̀ⲡ̀ⲛⲟⲙⲟⲥ ⲉ̀ⲃⲟⲗ ⲟⲩⲟϩ ϫⲉ ϧⲉⲛ ⲧ̀ⲥⲩⲛⲭⲱⲣⲏⲥⲓⲥ ⲙ̀ⲫⲓⲱⲧ ⲁ̀ ⲫϯ ⲡⲓⲗⲟⲅⲟⲥ ϩⲩⲡⲟⲙⲟⲛⲏ ⲉ̀ⲡⲓⲥ̀ⲧⲁⲩⲣⲟⲥ ⲉ̀ⲁϥⲕⲁⲧⲁⲫ̀ⲣⲟⲛⲓⲛ ⲙ̀ⲡ̀ϣⲓⲛⲓ ⲟⲩⲟϩ ϫⲉ ⲁϥⲙⲟⲩ ⲟⲩⲟϩ ϫⲉ ⲁⲩⲑⲟⲙⲥϥ ⲟⲩⲟϩ ϫⲉ ⲁϥⲧⲉⲛϥ ⲉ̀ⲃⲟⲗϧⲉⲛ ⲛⲏⲉⲑⲙⲱⲟⲩⲧ ϧⲉⲛ ⲫ̀ⲙⲁϩ ⲅ︦ ⲛ̀ⲉ̀ϩⲟⲟⲩ ⲟⲩⲟϩ ϫⲉ ⲙⲉⲛⲉⲛⲥⲁ ⲑ̀ⲣⲉϥⲧⲱⲛϥ ⲁϥⲉⲣ ⲙ︦ ⲛ̀ⲉ̀ϩⲟⲟⲩ ⲛⲉⲙ ⲛⲓⲁ̀ⲡⲟⲥⲧⲟⲗⲟⲥ ⲟⲩⲟϩ ⲙⲉⲛⲉⲛⲥⲁ ⲑ̀ⲣⲉϥⲟⲩⲁϩⲥⲁϩⲛⲓ ⲛⲱⲟⲩ ϧⲉⲛ ⲟⲩⲁϩⲥⲁϩⲛⲓ ⲛⲓⲃⲉⲛ ⲁϥϣⲉⲛⲁϥ ⲉ̀ⲡ̀ϣⲱⲓ ϩⲁ ⲙⲟⲩϩⲟ ϣⲁ ⲫⲏⲉ̀ⲧⲉⲫⲱϥ ⲛ̀ⲓⲱⲧ ⲫϯ.</w:t>
-      </w:r>
-    </w:p>
-    <w:p>
-      <w:pPr>
-        <w:spacing w:before="120"/>
-        <w:jc w:val="both"/>
-        <w:rPr>
-          <w:rFonts w:ascii="Antinoou" w:eastAsia="Antinoou" w:hAnsi="Antinoou"/>
-          <w:bCs/>
-          <w:noProof/>
-          <w:color w:val="7030A0"/>
-          <w:sz w:val="26"/>
-          <w:szCs w:val="26"/>
-          <w:lang w:val="am-ET" w:eastAsia="en-GB" w:bidi="he-IL"/>
-        </w:rPr>
-      </w:pPr>
-      <w:r>
-        <w:rPr>
-          <w:rFonts w:ascii="Antinoou" w:eastAsia="Antinoou" w:hAnsi="Antinoou"/>
-          <w:bCs/>
-          <w:noProof/>
-          <w:color w:val="7030A0"/>
-          <w:sz w:val="26"/>
-          <w:szCs w:val="26"/>
-          <w:lang w:val="am-ET" w:eastAsia="en-GB" w:bidi="he-IL"/>
-        </w:rPr>
-        <w:t>ⲡⲓⲉⲧⲡⲓⲥⲧⲟⲥ ⲇⲉ ⲉ̀ⲫⲁⲓ ⲛ̀ⲧⲉϥⲛⲁϩϯ ⲁⲛ ⲙ̀ⲡⲁⲓⲣⲏϯ ϫⲉ ⲁ̀ ⲉⲡⲗⲱⲥ ⲡⲉ ⲟⲩⲇⲉ ϧⲉⲛ ⲟⲩⲙⲉⲧⲁ̀ⲗⲟⲅⲟⲥ ⲁⲛ ⲁⲗⲗⲁ ϧⲉⲛ ⲟⲩⲑⲱϩⲉⲙ ⲛⲉⲙ ⲟⲩⲑⲱⲧⲛ̀ϩⲏⲧ ⲉ̀ⲁϥϭⲓ ⲙ̀ⲡⲓⲭⲁⲣⲓⲥⲙⲁ ⲡⲉ ⲉ̀ⲃⲟⲗϩⲓⲧⲉⲛ ⲫϯ ⲫⲓⲱⲧ ⲡⲁⲓⲣⲏϯ ⲟⲛ ⲡⲉ ⲉ̀ⲧⲁϥⲉⲣⲣⲉⲙϩⲉ ⲉ̀ⲃⲟⲗϧⲉⲛ ϩⲁⲣⲉⲥⲓⲥ ⲛⲓⲃⲉⲛ ⲁϥϭⲓ ⲙ̀ⲡⲓⲭⲁⲣⲓⲥⲙⲁ ⲛ̀ⲟⲩⲱⲧ.</w:t>
-      </w:r>
-    </w:p>
-    <w:p>
-      <w:pPr>
-        <w:spacing w:before="120"/>
-        <w:jc w:val="both"/>
-        <w:rPr>
-          <w:rFonts w:ascii="Antinoou" w:eastAsia="Antinoou" w:hAnsi="Antinoou"/>
-          <w:bCs/>
-          <w:noProof/>
-          <w:color w:val="7030A0"/>
-          <w:sz w:val="26"/>
-          <w:szCs w:val="26"/>
-          <w:lang w:val="am-ET" w:eastAsia="en-GB" w:bidi="he-IL"/>
-        </w:rPr>
-      </w:pPr>
-      <w:r>
-        <w:rPr>
-          <w:rFonts w:ascii="Antinoou" w:eastAsia="Antinoou" w:hAnsi="Antinoou"/>
-          <w:bCs/>
-          <w:noProof/>
-          <w:color w:val="7030A0"/>
-          <w:sz w:val="26"/>
-          <w:szCs w:val="26"/>
-          <w:lang w:val="am-ET" w:eastAsia="en-GB" w:bidi="he-IL"/>
-        </w:rPr>
-        <w:t>ⲙ̀ⲫⲱⲣ ⲇⲉ ϯⲛⲟⲩ ⲙ̀ⲡⲉⲣⲑ̀ⲣⲉ ⲟⲩⲁⲓ ⲉ̀ⲃⲟⲗⲛ̀ϧⲏⲧⲉⲛ ⲕ̀ⲣⲓⲛⲓⲛ ⲛ̀ⲟⲩⲁⲓ ϧⲉⲛ ⲛⲏⲉ̀ⲧⲁⲩⲉⲣⲡⲓⲥⲧⲟⲥ ϫⲉ ⲙ̀ⲡⲉϥⲉⲣⲡⲉⲙⲡ̀ϣⲁ ⲉ̀ⲓ̀ⲣⲓ ⲛ̀ϩⲁⲛⲙⲏⲓⲛⲓ ⲛⲉⲙ ϩⲁⲛϣ̀ⲫⲏⲣⲓ ⲥⲉϣⲓⲃϯ ⲅⲁⲣ ⲛ̀ϫⲉ ⲛⲓϩ̀ⲙⲟⲧ ⲛ̀ⲧⲉ ⲫϯ ⲛⲁⲓ ⲉ̀ⲧⲟⲩϯ ⲙ̀ⲙⲱⲟⲩ ⲛ̀ⲛⲓⲣⲱⲙⲓ ⲉ̀ⲃⲟⲗ ϩⲓⲧⲟⲧϥ.</w:t>
-      </w:r>
-    </w:p>
-    <w:p>
-      <w:pPr>
-        <w:spacing w:before="120"/>
-        <w:jc w:val="both"/>
-        <w:rPr>
-          <w:rFonts w:ascii="Antinoou" w:eastAsia="Antinoou" w:hAnsi="Antinoou"/>
-          <w:bCs/>
-          <w:noProof/>
-          <w:color w:val="7030A0"/>
-          <w:sz w:val="26"/>
-          <w:szCs w:val="26"/>
-          <w:lang w:val="am-ET" w:eastAsia="en-GB" w:bidi="he-IL"/>
-        </w:rPr>
-      </w:pPr>
-      <w:r>
-        <w:rPr>
-          <w:rFonts w:ascii="Antinoou" w:eastAsia="Antinoou" w:hAnsi="Antinoou"/>
-          <w:bCs/>
-          <w:noProof/>
-          <w:color w:val="7030A0"/>
-          <w:sz w:val="26"/>
-          <w:szCs w:val="26"/>
-          <w:lang w:val="am-ET" w:eastAsia="en-GB" w:bidi="he-IL"/>
-        </w:rPr>
-        <w:t>ⲟⲩⲟϩ ⲛ̀ⲑⲟⲕ ⲙⲉⲛ ⲁⲕϭⲓ ⲙ̀ⲫⲁⲓ ⲕⲉⲧ ⲇⲉ ⲛ̀ⲕⲉⲟⲩⲁⲓ ⲟⲩⲟϩ ⲟⲩⲁⲓ ⲉ̀ⲁϥϭⲓ ⲛ̀ⲟⲩⲥⲁϫⲓ ⲛ̀ⲥⲟⲫⲓⲁ̀ ⲓⲉ ⲟⲩⲥⲱⲟⲩⲛ ⲓⲉ ⲟⲩⲇⲓⲁⲕⲣⲏⲥⲓⲥ ⲙ̀ⲡⲛ︦ⲁ︦ ⲓⲉ ⲁϥϣⲟⲣⲡ ⲉ̀ⲉ̀ⲙⲓ ⲉ̀ⲛⲏⲉⲑⲛⲁϣⲱⲡⲓ ⲓⲉ ⲟⲩⲥⲁϫⲓ ⲛ̀ⲥ̀ⲃⲱ ⲓⲉ ⲟⲩⲣⲉϥϥⲁⲓ ϧⲁ ϧⲓⲥⲓ ⲓⲉ ⲟⲩⲉⲅⲕ̀ⲣⲁⲧⲓⲁ̀.</w:t>
-      </w:r>
-    </w:p>
-    <w:p>
-      <w:pPr>
-        <w:spacing w:before="120"/>
-        <w:jc w:val="both"/>
-        <w:rPr>
-          <w:rFonts w:ascii="Antinoou" w:eastAsia="Antinoou" w:hAnsi="Antinoou"/>
-          <w:bCs/>
-          <w:noProof/>
-          <w:color w:val="7030A0"/>
-          <w:sz w:val="26"/>
-          <w:szCs w:val="26"/>
-          <w:lang w:val="am-ET" w:eastAsia="en-GB" w:bidi="he-IL"/>
-        </w:rPr>
-      </w:pPr>
-      <w:r>
-        <w:rPr>
-          <w:rFonts w:ascii="Antinoou" w:eastAsia="Antinoou" w:hAnsi="Antinoou"/>
-          <w:bCs/>
-          <w:noProof/>
-          <w:color w:val="7030A0"/>
-          <w:sz w:val="26"/>
-          <w:szCs w:val="26"/>
-          <w:lang w:val="am-ET" w:eastAsia="en-GB" w:bidi="he-IL"/>
-        </w:rPr>
-        <w:t>ⲕⲉ ⲅⲁⲣ ⲛ̀ⲑⲟϥ ⲟⲛ ⲙⲱⲩ̀ⲥⲏⲥ ⲫ̀ⲣⲱⲙⲓ ⲙ̀ⲫϯ ⲁϥⲓ̀ⲣⲓ ⲛ̀ⲛⲓⲙⲏⲓⲛⲓ ϧⲉⲛ ⲭⲏⲙⲓ ⲙ̀ⲡⲉϥϭⲓⲥⲓⲛ̀ϩⲏⲧ ⲉ̀ϫⲉⲛ ⲛⲉϥⲥ̀ⲛⲏⲟⲩ ⲟⲩⲇⲉ ⲉ̀ⲧⲁⲩⲙⲟⲩϯ ⲉ̀ⲣⲟϥ ϫⲉ ⲟⲩⲛⲟⲩϯ ⲙ̀ⲡⲉϥϭⲓⲥⲓⲛ̀ϩⲏⲧ ⲉ̀ϫⲉⲛ ⲡⲉϥⲡ̀ⲣⲟⲫⲏⲧⲏⲥ ⲁ̀ⲁ̀ⲣⲱⲛ ⲁⲗⲗⲁ ⲟⲩⲇⲉ ⲟⲛ ⲓⲏⲥⲟⲩ ⲛ̀ⲛⲁⲩⲏ̀ ⲫⲏⲉ̀ⲧⲁϥϭⲓⲙⲱⲓⲧ ⲛ̀ϧⲏⲧϥ ⲙ̀ⲡⲓⲗⲁⲟⲥ ⲙⲉⲛⲉⲛⲥⲱϥ ⲙ̀ⲡⲉϥϭⲓⲥⲓ ⲙ̀ⲙⲟϥ ⲉ̀ϫⲉⲛ ⲫⲓⲛⲉⲁⲥ ⲟⲩⲇⲉ ⲉ̀ϫⲉⲛ ⲭⲁⲗⲉⲃ ⲉ̀ⲧⲁϥⲧⲁϩⲉ ⲫ̀ⲣⲏ ⲉ̀ⲣⲁⲧϥ ⲉ̀ϫⲉⲛ ⲅⲁⲃⲁⲱⲛ ⲟⲩⲟϩ ⲡⲓⲓⲟϩ ⲉ̀ϫⲉⲛ ⲡⲓⲓⲁ ⲛ̀ⲉⲓⲗⲱⲛ ϧⲉⲛ ⲡⲓⲡⲟⲗⲉⲙⲟⲥ ⲛ̀ⲓⲉⲃⲟⲩⲥⲥⲁⲓⲟⲥ ⲉⲑⲃⲉ ϫⲉ ⲙ̀ⲡⲉ ⲡⲓⲉ̀ϩⲟⲟⲩ ⲙ̀ⲙⲁⲩⲁⲧϥ ⲣⲱϣⲓ ⲉ̀ⲣⲟϥ ⲉⲑⲣⲉϥϭⲣⲟ ⲟⲩⲇⲉ ⲟⲛ ⲛ̀ⲧⲉ ⲥⲁⲙⲟⲩⲏⲗ ⲉⲣ ⲛⲁⲓ ⲙⲏⲓⲛⲓ ⲧⲏⲣⲟⲩ ⲙ̀ⲙⲉϥⲉⲡ ⲇ︦ⲁ︦ⲁ︦ ⲫ̀ⲙⲁⲓ ⲛⲟⲩϯ ⲉ̀ϩ̀ⲗⲓ ϫⲉ ⲟⲩ ⲡⲉ ⲕⲉⲧⲟⲓϫⲉ ϩⲁⲛⲡ̀ⲣⲟⲫⲏⲧⲏⲥ ⲙ̀ⲡ̀ⲃ︦ ⲫⲁⲓ ⲙⲉⲛ ⲟⲩⲁⲣⲭⲏⲉ̀ⲣⲉⲩⲥ ⲡⲉ ⲡⲓⲭⲉⲧ ⲇⲉ ⲟⲩⲟⲩⲣⲟ ⲡⲉ ⲟⲩⲟϩ ⲟⲛ ϧⲉⲛ ⲡⲓ︦ⲥ︦ⲗ︦ ⲛⲁⲓ ⲉ̀ⲧⲁⲩⲁ̀ⲣⲉϩ ⲉ̀ⲣⲱⲟⲩ ⲉ̀ϣ̀ⲧⲉⲙⲡⲟⲩⲕⲱⲗϫ ⲫⲁⲧ ⲛ̀ϯⲃⲁⲁⲗ ⲟⲩⲇⲉ ⲉⲣ ϩ̀ⲗⲓ ⲏ̀ⲗⲓⲁⲥ ⲅⲁⲣ ⲙ̀ⲙⲁⲩⲁⲧϥ ⲛⲉⲙ ⲉ̀ⲗⲓⲥⲉⲟⲥ ⲡⲉϥⲙⲁⲑⲏⲧⲏⲥ ⲛⲏⲉ̀ⲧⲁⲩϣⲱⲡⲓ ⲛ̀ϧⲏⲧⲟⲩ ⲉⲩⲓ̀ⲣⲓ ⲛ̀ϩⲁⲛⲙⲏⲓⲛⲓ ⲛⲉⲙ ϩⲁⲛϣ̀ⲫⲏⲣⲓ ⲁⲗⲗⲁ ⲟⲩⲇⲉ ⲙ̀ⲡⲉ ⲏ̀ⲗⲓⲁⲥ ⲕⲱⲙϣ ⲛ̀ⲥⲁ ⲁⲃⲇⲓⲟⲩ ⲡⲓⲟ̀ⲓⲕⲟⲛⲟⲙⲟⲥ ⲉϥⲉⲣϩⲟϯ ϧⲁⲧϩⲏ ⲙ̀ⲫϯ ⲉϥⲓ̀ⲣⲓ ⲛ̀ϩⲁⲛⲙⲏⲓⲛⲓ ⲛⲉⲙ ϩⲁⲛϣ̀ⲫⲏⲣⲓ ⲟⲩⲇⲉ ⲙ̀ⲡⲉ ⲉ̀ⲗⲓⲥⲉⲟⲥ ⲡⲉϥⲙⲁⲑⲏⲧⲏⲥ ⲉⲣⲟⲩⲱ̀ ⲉ̀ⲡⲉϥⲕⲟⲩϫⲓ ⲉϥⲥ̀ⲑⲉⲣⲧⲉⲣ ϧⲁⲧϩⲏ ⲛ̀ⲛⲓϫⲁϫⲓ ⲉⲧⲕⲱⲧ ⲉ̀ⲣⲱⲟⲩ ⲟⲩⲇⲉ ⲅⲁⲣ ⲙ̀ⲡⲉ ⲡ̀ⲥⲟⲫⲟⲥ ⲇⲁⲛⲓⲏⲗ ϭⲓⲥⲓⲛ̀ϩⲏⲧ ⲉ̀ⲁϥⲛⲟϩⲉⲙ ⲛ̀ⲥⲟⲡ ⲃ︦ ⲉ̀ⲃⲟⲗϧⲉⲛ ⲣⲱⲟⲩ ⲛ̀ⲛⲓⲙⲟⲩⲓ̀ ⲟⲩⲇⲉ ⲟⲛ ⲡⲉ ⲡⲓⲅ︦ ⲛ̀ⲁ̀ⲇⲟⲩ ⲛ̀ⲁ̀ⲅⲓⲟⲥ ϣⲟϣϥ ⲛ̀ⲛⲟⲩϣ̀ⲫⲏⲣ ⲉ̀ⲧⲁⲩⲛⲟϩⲉⲙ ⲉ̀ⲃⲟⲗϧⲉⲛ ϯϩ̀ⲣⲱ ⲛ̀ⲥⲁϩϯ ⲉⲑⲙⲟϩ ⲥⲉⲥⲱⲟⲩⲛ ⲅⲁⲣ ϫⲉ ⲉ̀ⲧⲁⲩⲛⲟϩⲉⲙ ⲉ̀ⲛⲁⲓ ⲡⲉⲧϩⲱⲟⲩ ⲧⲏⲣⲟⲩ ⲛ̀ϧ̀ⲣⲏⲓ ϧⲉⲛ ⲧⲟⲩϫⲟⲙ ⲁⲛ ⲁⲗⲗⲁ ⲛ̀ϧ̀ⲣⲏⲓ ϧⲉⲛ ⲧ̀ϫⲟⲙ ⲙ̀ⲫϯ ⲉⲩⲓ̀ⲣⲓ ⲛ̀ⲛⲓⲙⲏⲓⲛⲓ ⲛⲉⲙ ϩⲁⲛϣ̀ⲫⲏⲣⲓ ⲁⲩⲫⲏⲧ ⲛ̀ⲧⲟⲧⲟⲩ ⲛ̀ⲛⲁⲓ ϧⲓⲥⲓ.</w:t>
-      </w:r>
-    </w:p>
-    <w:p>
-      <w:pPr>
-        <w:spacing w:before="120"/>
-        <w:jc w:val="both"/>
-        <w:rPr>
-          <w:rFonts w:ascii="Antinoou" w:eastAsia="Antinoou" w:hAnsi="Antinoou"/>
-          <w:bCs/>
-          <w:noProof/>
-          <w:color w:val="7030A0"/>
-          <w:sz w:val="26"/>
-          <w:szCs w:val="26"/>
-          <w:lang w:val="am-ET" w:eastAsia="en-GB" w:bidi="he-IL"/>
-        </w:rPr>
-      </w:pPr>
-      <w:r>
-        <w:rPr>
-          <w:rFonts w:ascii="Antinoou" w:eastAsia="Antinoou" w:hAnsi="Antinoou"/>
-          <w:bCs/>
-          <w:noProof/>
-          <w:color w:val="7030A0"/>
-          <w:sz w:val="26"/>
-          <w:szCs w:val="26"/>
-          <w:lang w:val="am-ET" w:eastAsia="en-GB" w:bidi="he-IL"/>
-        </w:rPr>
-        <w:lastRenderedPageBreak/>
-        <w:t>ⲙ̀ⲡⲉⲣⲑ̀ⲣⲉ ⲟⲩⲁⲓ ⲉ̀ⲃⲟⲗϧⲉⲛ ⲑⲏⲛⲟⲩ ϭⲓⲥⲓ ⲙ̀ⲙⲟϥ ⲉ̀ϫⲉⲛ ⲡⲉϥⲥⲟⲛ ⲕⲁⲛ ⲟⲩⲡ̀ⲣⲟⲫⲏⲧⲏⲥ ⲡⲉ ⲓⲉ ⲉϥⲓ̀ⲣⲓ ⲛ̀ϩⲁⲛⲙⲏⲓⲛⲓ ⲛⲉⲙ ϩⲁⲛϣ̀ⲫⲏⲣⲓ ⲉ̀ⲛⲉ ⲁⲩⲧⲏⲓⲥ ⲅⲁⲣ ⲡⲉ ⲉ̀ϣ̀ⲧⲉⲙⲑ̀ⲣⲉ ϩ̀ⲗⲓ ⲛ̀ⲣⲱⲙⲓ ϣⲱⲡⲓ ⲛ̀ⲁ̀ⲡⲓⲥⲧⲟⲥ ϧⲉⲛ ⲁϣ ⲙ̀ⲙⲁ ⲓⲥϫⲉ ⲁ̀ ⲧⲉⲛⲉⲣⲅⲓⲁ̀ ⲛ̀ⲛⲓⲙⲏⲓⲛⲓ ϣⲱⲡⲓ ⲉ̀ϩ̀ⲗⲓ ⲉⲑⲣⲉ ⲫ̀ⲣⲱⲙⲓ ⲙⲉⲛ ϣⲱⲡⲓ ⲛ̀ⲣⲉϥϣⲉⲙϣⲉ ⲛⲟⲩϯ ⲁ̀ ⲡⲉϥϩⲏⲧ ⲡⲉ ⲉⲑⲛⲁⲛⲉϥ ⲉⲑⲣⲉϥⲓ̀ⲣⲓ ⲇⲉ ⲛ̀ϩⲁⲛⲙⲏⲓⲛⲓ ⲛⲉⲙ ϩⲁⲛϣ̀ⲫⲏⲣⲓ ⲁ̀ⲧ̀ϫⲟⲙ ⲙ̀ⲫϯ ⲉⲧⲉⲛⲉⲣⲅⲓⲁ̀ ⲡⲉ ⲟⲩⲟϩ ⲛⲁⲓ ⲡ̀ϣⲟⲣⲡ ⲫⲱⲛ ⲡⲉ ⲫ̀ⲙⲁϩ ⲃ︦ ⲇⲉ ⲫⲁ ⲫϯ ⲡⲉ ⲉ̀ⲧⲉⲛⲉⲣⲅⲓⲛ ⲉⲑⲃⲉ ⲛⲓⲁⲧⲓⲁ̀ ⲇⲉ ⲉ̀ⲧⲁⲛϣⲟⲣⲡ ϫⲱⲟⲩ ⲟⲩⲕ ⲟⲩⲛ ⲙ̀ⲡⲉⲣⲑ̀ⲣⲉ ⲡⲓⲟⲩⲣⲟ ϣⲱϣϥ ⲛⲓⲥⲧⲣⲁⲧⲓⲁ̀ ⲉ̀ⲧ̀ϧⲁⲣⲁⲧϥ ⲟⲩⲇⲉ ⲙ̀ⲡⲉⲣⲑ̀ⲣⲉ ⲛⲓⲁⲣⲭⲱⲛ ϣⲱϣϥ ⲛⲏⲉ̀ⲧ ⲟⲩⲁⲣⲭⲏ ⲉ̀ϫⲱⲟⲩ ϩⲁⲛϩ̀ⲗⲓ ⲅⲁⲣ ⲛⲉ ⲛⲓⲁⲣⲭⲱⲛ ⲉⲩⲉⲙⲙⲁⲩ ⲁⲛ ⲛ̀ϫⲉ ⲛⲏⲉ̀ⲧ ⲟⲩⲁⲣⲭⲏ ⲉ̀ϩ̀ⲣⲏⲓ ⲉ̀ϫⲱⲟⲩ ⲟⲩⲟϩ ϯⲙⲉⲧⲟⲩⲣⲟ ⲛⲁϣ̀ⲟ̀ϩⲓ ⲉ̀ⲣⲁⲧⲥ ⲁⲛ ⲉⲩϣⲟⲡ ⲁⲛ ⲛ̀ϫⲉ ⲛⲓⲥⲧⲣⲁⲧⲏⲅⲟⲥ.</w:t>
-      </w:r>
-    </w:p>
-    <w:p>
-      <w:pPr>
-        <w:spacing w:before="120"/>
-        <w:jc w:val="both"/>
-        <w:rPr>
-          <w:rFonts w:ascii="Antinoou" w:eastAsia="Antinoou" w:hAnsi="Antinoou"/>
-          <w:bCs/>
-          <w:noProof/>
-          <w:color w:val="7030A0"/>
-          <w:sz w:val="26"/>
-          <w:szCs w:val="26"/>
-          <w:lang w:val="am-ET" w:eastAsia="en-GB" w:bidi="he-IL"/>
-        </w:rPr>
-      </w:pPr>
-      <w:r>
-        <w:rPr>
-          <w:rFonts w:ascii="Antinoou" w:eastAsia="Antinoou" w:hAnsi="Antinoou"/>
-          <w:bCs/>
-          <w:noProof/>
-          <w:color w:val="7030A0"/>
-          <w:sz w:val="26"/>
-          <w:szCs w:val="26"/>
-          <w:lang w:val="am-ET" w:eastAsia="en-GB" w:bidi="he-IL"/>
-        </w:rPr>
-        <w:t>ⲁⲗⲗⲁ ⲟⲩⲇⲉ ⲙ̀ⲡⲉⲣⲑ̀ⲣⲉ ⲡⲓⲉ̀ⲡⲓⲥⲕⲟⲡⲟⲥ ϭⲓⲥⲓ ⲙ̀ⲙⲟϥ ⲉ̀ϫⲉⲛ ⲇⲓⲁ̀ⲕⲱⲛⲟⲥ ⲓⲉ ⲡ̀ⲣⲉⲃⲩⲧⲉⲣⲟⲥ ⲟⲩⲇⲉ ⲙ̀ⲡⲉⲣⲑ̀ⲣⲉ ⲡⲓⲡ̀ⲣⲉⲥⲃⲩⲧⲉⲣⲟⲥ ϭⲓⲥⲓ ⲙ̀ⲙⲟϥ ⲉ̀ϫⲉⲛ ⲡ̀ⲗⲁⲟⲥ ⲉⲣⲉ ⲡ̀ⲧⲁϩⲟ ⲅⲁⲣ ⲉ̀ⲣⲁⲧϥ ⲙ̀ⲡⲉⲛⲑⲱⲟⲩϯ ⲉ̀ϧⲟⲩⲛ ϣⲟⲡ ⲉ̀ⲃⲟⲗϧⲉⲛ ⲛⲉⲛⲉ̀ⲣⲏⲟⲩ ⲉ̀ⲛⲉ ⲙ̀ⲙⲟⲛ ⲗⲁⲓ̀ⲕⲟⲥ ⲅⲁⲣ ϣⲟⲡ ⲛⲁⲉⲣⲉ̀ ⲡⲓⲉ̀ⲡⲓⲥⲕⲟⲡⲟⲥ ⲉϫⲉⲛ ⲛⲓⲙ ⲓⲉ ⲡⲓⲡ̀ⲣⲉⲃⲩⲧⲉⲣⲟⲥ ⲁⲩ ⲫⲱⲛ ⲙⲉⲛ ⲡⲉ ⲉⲑⲣⲉⲛⲉⲣ ⲭ̀ⲣⲏⲥⲧⲓⲁ̀ⲛⲟⲥ ⲧⲏⲣⲉⲛ ⲉⲑⲣⲉⲛⲉⲣ ⲁ̀ⲡⲟⲥⲧⲟⲗⲟⲥ ⲇⲉ ⲓⲉ ⲉ̀ⲡⲓⲥⲕⲟⲡⲟⲥ ⲓⲉ ⲕⲉ ϩ̀ⲗⲓ ⲙ̀ⲫⲱⲛ ⲁⲛ ⲡⲉ ⲓⲥϫⲉⲛ ⲡⲁⲓ ⲛⲁⲩ ⲁⲗⲗⲁ ⲫⲁ ⲫϯ ⲡⲉⲧ ϯ ⲛ̀ⲛⲁⲓ ϩ̀ⲙⲟⲧ ⲉⲓⲥ ⲛⲁⲓ ⲙⲉⲛ ⲁⲛϫⲱⲟⲩ ϣⲁ ⲡⲁⲓ ⲙⲁ ⲉⲑⲃⲉ ⲛⲏⲉ̀ⲧⲁⲩⲉⲣⲡⲉⲙⲡ̀ϣⲁ ⲛ̀ϩⲁⲛϩ̀ⲙⲟⲧ ⲓⲉ ϩⲁⲛⲁ̀ⲝⲓⲱ̀ⲙⲁ ⲡⲁⲓ ⲭⲉⲧ ⲇⲉ ⲧⲉⲛⲛⲁⲟⲩⲁϩϥ ⲉ̀ϫⲉⲛ ⲡ̀ⲥⲁϫⲓ ϫⲉ ⲟⲩⲇⲉ ⲛ̀ⲟⲩⲣⲉϥⲉⲣϣⲉⲙϣⲉ ⲛⲟⲩϯ ⲁⲛ ⲡⲉ ⲟⲩⲟⲛⲛⲓⲃⲉⲛ ⲉⲧⲉⲣⲡ̀ⲣⲟⲫⲏⲧⲉⲩⲓⲛ ⲟⲩⲇⲉ ⲛ̀ⲟⲩⲡⲉⲑⲟⲩⲁⲃ ⲁⲛ ⲡⲉ ⲟⲩⲟⲛⲛⲓⲃⲉⲛ ⲉⲑⲛⲁϩⲓⲟⲩⲓ̀ ⲛ̀ⲛⲓⲇⲉⲙⲱⲛ ⲉ̀ⲃⲟⲗ ⲕⲉ ⲅⲁⲣ ⲃⲁⲗⲁⲁⲙ ⲡ̀ϣⲏⲣⲓ ⲙ̀ⲃⲁⲱⲣ ⲫ̀ⲣⲉϥϣⲓⲛⲓ ⲟⲩⲁⲧⲛⲟⲩϯ ⲡⲉⲉϥⲉⲣⲡ̀ⲣⲟⲫⲏⲧⲉⲩⲓⲛ ⲟⲩⲟϩ ⲟⲛ ⲕⲁⲓⲁⲫⲁⲥ ⲥⲉⲙⲟⲩϯ ⲉ̀ⲣⲟϥ ϫⲉ ⲁⲣⲭϩⲉ̀ⲣⲉⲩⲥ ⲉ̀ⲟⲩⲣⲁⲛ ⲛ̀ⲛⲟⲩϫ ⲡⲉⲧⲭⲏ ϩⲓϫⲱϥ ⲡⲓⲇⲓⲁ̀ⲃⲟⲗⲟⲥ ⲇⲉ ⲟⲛ ⲛⲉⲙ ⲛⲓⲇⲉⲙⲱⲛ ⲉⲧϣⲟⲡ ϧⲁⲣⲁⲧϥ ⲥⲉϣⲟⲣⲡ ⲛ̀ⲧⲁⲟⲩⲟ̀ ⲛ̀ϩⲁⲛⲙⲏϣ ⲛ̀ϩⲱⲃ ⲟⲩ ⲡⲁⲣⲁ ⲧⲟⲧⲟⲩ ⲉ̀ⲣⲉ ⲛⲓⲙⲏⲓⲛⲓ ϩⲟⲗⲱⲥ ⲙ̀ⲙⲉⲧⲣⲉϥϣⲉⲙϣⲉ ⲛⲟⲩϯ ϣⲟⲡ ⲛ̀ϧⲏⲧⲟⲩ ⲉⲩⲓ̀ⲣⲓ ⲅⲁⲣ ⲙ̀ⲙⲱⲟⲩ ⲙ̀ⲙⲁⲩⲁ̀ⲧⲟⲩ ϧⲉⲛ ⲟⲩⲙⲉⲧⲁⲧⲥⲱⲟⲩⲛ ⲉⲑⲃⲉ ⲡⲓⲡⲉⲧϩⲱⲟⲩ ⲉⲑⲟⲩⲱϣ ⲉ̀ⲁⲓϥ.</w:t>
-      </w:r>
-    </w:p>
-    <w:p>
-      <w:pPr>
-        <w:spacing w:before="120"/>
-        <w:jc w:val="both"/>
-        <w:rPr>
-          <w:rFonts w:ascii="Antinoou" w:eastAsia="Antinoou" w:hAnsi="Antinoou"/>
-          <w:bCs/>
-          <w:noProof/>
-          <w:color w:val="7030A0"/>
-          <w:sz w:val="26"/>
-          <w:szCs w:val="26"/>
-          <w:lang w:val="am-ET" w:eastAsia="en-GB" w:bidi="he-IL"/>
-        </w:rPr>
-      </w:pPr>
-      <w:r>
-        <w:rPr>
-          <w:rFonts w:ascii="Antinoou" w:eastAsia="Antinoou" w:hAnsi="Antinoou"/>
-          <w:bCs/>
-          <w:noProof/>
-          <w:color w:val="7030A0"/>
-          <w:sz w:val="26"/>
-          <w:szCs w:val="26"/>
-          <w:lang w:val="am-ET" w:eastAsia="en-GB" w:bidi="he-IL"/>
-        </w:rPr>
-        <w:t xml:space="preserve">ⲡ̀ϩⲱⲃ ⲟⲩⲱⲛϩ ⲉ̀ⲃⲟⲗ ϫⲉ ⲉ̀ⲣⲉϣⲁⲛ ⲛⲓⲁ̀ⲥⲉⲃⲏⲥ ⲉⲣⲡ̀ⲣⲟⲫⲏⲧⲉⲩⲓⲛ ⲛ̀ⲥⲉⲛⲁϣ̀ϩⲱⲡ ⲛ̀ⲧⲟⲩⲡ̀ⲣⲟⲫϩⲧⲓⲁ̀ ⲁⲛ ϩⲓⲧⲉⲛ ⲧⲟⲩⲙⲉⲧⲁ̀ⲥⲉⲃⲏⲥ ⲟⲩⲇⲉ ⲉ̀ⲣⲉϣⲁⲛ ⲇⲉⲙⲱⲛ ⲛⲁϩⲓⲟⲩⲓ̀ ⲛ̀ⲟⲩⲇⲉⲙⲱⲛ ⲉ̀ⲃⲟⲗ ⲥⲉⲛⲁϣ̀ⲓ̀ⲣⲓ ⲁⲛ ⲉⲩⲟⲩⲁⲃ ϧⲉⲛ ⲡⲉⲧⲓ̀ⲣⲓ ⲛ̀ⲛⲁⲓ ϩⲩⲡⲟⲭⲱⲣⲓⲛ ⲛ̀ⲛⲁⲓ ⲉⲩⲉ̀ϣ̀ⲛⲉϫⲱⲟⲩ ⲛ̀ⲛⲟⲩⲉ̀ⲣⲏⲟⲩ ⲙ̀ⲫ̀ⲣⲏϯ ⲛ̀ϩⲁⲛⲣⲱⲙⲓ ⲉⲩⲓ̀ⲣⲓ ⲛ̀ϩⲁⲛϭⲓϩ̀ⲣⲁϥ ⲉⲑⲃⲉ ⲟⲩⲥⲱⲃⲓ ⲉⲩⲥⲟⲣⲙⲟⲩ ⲉⲩⲥⲱⲣⲉⲙ ⲛ̀ϩⲁⲛⲕⲉⲭⲱⲟⲩⲛⲓ ϧⲉⲛ ⲛⲏⲉⲑⲛⲁϥⲁⲓ ϧⲁⲣⲱⲟⲩ ⲡⲓⲟⲩⲣⲟ ⲇⲉ ⲁϥϣⲁⲛⲉⲣⲁ̀ⲥⲉⲃⲏⲥ ⲛ̀ⲟⲩⲟⲩⲣⲟ ⲁⲛ ⲡⲉ ⲓⲥϫⲉⲛ ⲡⲁⲓ ⲛⲁⲩ ⲁⲗⲗⲁ ⲟⲩⲇⲩⲣⲁⲛⲛⲟⲥ ⲡⲉ ⲟⲩⲇⲉ ⲡⲓⲉ̀ⲡⲓⲥⲕⲟⲡⲟⲥ ⲉϥⲑⲏⲧⲛ̀ϩⲏⲧ ⲉ̀ϫⲉⲛ ⲟⲩⲙⲉⲧⲁⲧⲥⲱⲟⲩⲛ ⲓⲉ ⲟⲩⲕⲁⲕⲓⲁ̀ ⲛ̀ⲟⲩⲉ̀ⲡⲓⲥⲕⲟⲡⲟⲥ ⲁⲛ ⲡⲉ ⲁⲗⲗⲁ ⲟⲩⲣⲁⲛ ⲛ̀ⲛⲟⲩϫ ⲡⲉⲧ ϩⲓϫⲱϥ ⲟⲩⲟϩ ⲙ̀ⲡⲟⲩⲑⲟϣϥ ⲉ̀ⲃⲟⲗϩⲓⲧⲉⲛ ⲫϯ ⲁⲗⲗⲁ ⲉ̀ⲃⲟⲗϩⲓⲧⲟⲧⲟⲩ ⲛ̀ⲛⲓⲣⲱⲙⲓ ⲙ̀ⲫ̀ⲣⲏϯ ⲛ̀ⲁ̀ⲛⲁⲛⲓⲁⲥ ⲛⲉⲙ ⲥⲁⲙⲁⲓⲁⲥ ϧⲉⲛ ⲡⲓⲥ︦ⲗ︦ ⲟⲩⲟϩ ⲟⲛ ⲙ̀ⲫ̀ⲣⲏϯ ⲛ̀ⲍⲉⲇⲉⲕⲓⲁⲥ ⲛⲉⲙ ⲁ̀ⲭⲓⲁ̀ ⲛⲁⲓ ⲉ̀ⲧⲁⲩϣⲱⲡⲓ ⲛ̀ϩⲁⲛⲡ̀ⲣⲟⲫⲏⲧⲏⲥ ⲛ̀ⲛⲟⲩϫ ϧⲉⲛ ⲧ̀ⲃⲁⲃⲩⲗⲱⲛ ⲟⲩⲟϩ ⲙ̀ⲫ̀ⲣⲏϯ ⲙ̀ⲃⲁⲗⲁⲁⲙ ⲡ̀ⲣⲉϥϣⲓⲛⲓ ⲫⲁⲓ ⲉ̀ⲧⲁⲩⲇⲓⲙⲱⲣⲓⲛ ⲙ̀ⲙⲟϥ ϫⲉ ⲁϥⲑ̀ⲣⲉ ⲡⲓⲥ︦ⲗ︦ ⲧⲏⲣϥ ⲉⲣⲛⲟⲃⲓ ϧⲉⲛ ⲃⲉⲉⲗⲫⲉⲅⲱⲣ ⲟⲩⲟϩ ⲙ̀ⲫ̀ⲣⲏϯ ⲟⲛ ⲛ̀̀ⲓϣⲏⲣⲓ ⲛ̀ⲁⲥⲕⲁⲩⲁ̀ ⲛⲁⲓ ⲉ̀ⲧⲉⲣⲉϩⲓⲧⲟⲧⲟⲩ ⲉ̀ϩⲓⲟⲩⲓ̀ ⲙ̀ⲡⲓⲇⲉⲙⲱⲛ ⲉ̀ⲃⲟⲗ ⲁⲩⲫⲱⲧ ϧⲉⲛ ⲟⲩϣⲓⲡⲓ ⲉ̀ⲁⲩⲡ̀ⲗⲩⲅⲏ ⲙ̀ⲙⲱⲟⲩ ϩⲓⲧⲉⲛ ⲛⲏⲉ̀ⲧⲉⲙⲙⲁⲩ ⲟⲩⲟϩ ⲙ̀ⲫ̀ⲣⲏϯ ⲛ̀ⲛⲓⲟⲩⲣⲱⲟⲩ ⲧⲏⲣⲟⲩ ⲙ̀ⲡⲓⲥ︦ⲗ︦ ⲛⲉⲙ ⲓⲟⲩⲇⲁ ⲉ̀ ⲁⲩⲇⲓⲙⲱⲣⲓⲛ ⲙ̀ⲙⲱⲟⲩ ϧⲉⲛ ⲇⲓⲙⲱⲣⲓⲁ̀ ⲛⲓⲃⲉⲛ </w:t>
-      </w:r>
-      <w:r>
-        <w:rPr>
-          <w:rFonts w:ascii="Antinoou" w:eastAsia="Antinoou" w:hAnsi="Antinoou"/>
-          <w:bCs/>
-          <w:noProof/>
-          <w:color w:val="7030A0"/>
-          <w:sz w:val="26"/>
-          <w:szCs w:val="26"/>
-          <w:lang w:val="am-ET" w:eastAsia="en-GB" w:bidi="he-IL"/>
-        </w:rPr>
-        <w:lastRenderedPageBreak/>
-        <w:t>ⲡ̀ϩⲱⲃ ⲇⲉ ⲟⲩⲱⲛϩ ⲉ̀ⲃⲟⲗ ϫⲉ ⲛ̀ⲑⲱⲟⲩ ϩⲱⲟⲩ ⲛⲓⲉ̀ⲡⲓⲥⲕⲟⲡⲟⲥ ⲛⲉⲙ ⲛⲓⲡ̀ⲣⲉⲥⲃⲩⲧⲉⲣⲟⲥ ⲉ̀ⲧⲉ ⲟⲩⲣⲁⲛ ⲛ̀ⲛⲟⲩϫ ⲡⲉⲧϣⲟⲡ ⲙ̀ⲙⲱⲟⲩ ⲥⲉⲛⲁϣ̀ⲫⲱⲧ ⲁⲛ ⲛ̀ⲧⲟⲧϥ ⲙ̀ⲡ̀ϩⲁⲡ ⲙ̀ⲙⲏⲓ ⲛ̀ⲧⲉ ⲫϯ ⲥⲉⲛⲁϫⲟⲥ ⲅⲁⲣ ⲟⲛ ⲉ̀ⲣⲱⲟⲩ ϫⲉ ⲛ̀ⲑⲱⲧⲉⲛ ⲛⲓⲟⲩⲏⲃ ϩⲱⲧⲉⲛ ⲉⲧϣⲱϣϥ ⲙ̀ⲡⲁⲣⲁⲛ ⲉ̀ⲑⲟⲩⲁⲃ ϯⲛⲁϯ ⲛⲱⲧⲉⲛ ⲛ̀ⲟⲩϧⲟⲗϧⲉⲗ ⲙ̀ⲫ̀ⲣⲏϯ ⲛ̀ⲍⲉⲇⲉⲕⲓⲁⲥ ⲛⲉⲙ ⲁ̀ⲭⲓⲁⲥ ⲛⲁⲓ ⲉ̀ⲧⲉ ⲡⲟⲩⲣⲟ ⲛ̀ⲑ̀ⲃⲁⲃⲩⲗⲱⲛ ϧⲟⲑⲃⲟⲩ ⲙ̀ⲫ̀ⲣⲏϯ ⲉ̀ⲧⲁϥϫⲱⲙ̀ⲙⲟⲥ ⲛ̀ϫⲉ ⲓⲉⲣⲉⲙⲓⲁⲥ ⲡⲓⲡ̀ⲣⲟⲫⲏⲧⲏⲥ ⲙ̀ⲙⲏⲓ ⲧⲉⲛⲥⲱⲟⲩⲛ ⲅⲁⲣ ϫⲉ ⲉⲩⲉⲛⲉⲣⲅⲓⲛ ⲙ̀ⲙⲱⲟⲩ ϧⲉⲛ ⲛⲓⲣⲱⲙⲓ ⲉ̀ⲑⲟⲩⲁⲃ ⲛ̀ϫⲉ ⲫϯ ϩⲓⲧⲉⲛ ⲡⲓⲡⲛ︦ⲁ︦ ⲉ̀ⲑ︦ⲩ︦ ⲁⲗⲗⲁ ⲉⲛϥⲁⲓ ⲙ̀ⲙⲱⲟⲩ ⲛ̀ⲑⲟϥ ⲛ̀ⲑ̀ⲙⲉⲧϭⲁⲥⲓϩⲏⲧ ⲛ̀ⲟⲩϣⲟⲩϣⲟⲩ ⲟⲩⲟϩ ⲉⲛⲧⲁⲙⲟ ⲙ̀ⲙⲱⲟⲩ ϫⲉ ϣⲁⲣⲉ ⲫϯ ⲱ̀ⲗⲓ ⲙ̀ⲡⲓϩ̀ⲙⲟⲧ ⲛ̀ⲧⲟⲧⲟⲩ ⲛ̀ⲛⲁⲓ ⲉⲧϩⲏ ⲫϯ ⲅⲁⲣ ϯⲟⲩⲃⲉ ⲛ̀ⲛⲓϭⲁⲥⲓϩⲏⲧ ϥ̀ϯ ⲇⲉ ⲛ̀ⲟⲩϩ̀ⲙⲟⲧ ⲛ̀ⲛⲉⲧ ⲑⲉⲃⲓⲏⲟⲩⲧ ⲥⲓⲗⲁⲥ ⲙⲉⲛ ⲇⲉ ⲟⲩⲟϩ ⲛ̀ⲅⲁⲃⲟⲥ ⲁⲩϣⲱⲡⲓ ⲙ̀ⲡ̀ⲣⲟⲫⲏⲧⲏⲥ ⲉ̀ⲃⲟⲗ ⲙ̀ⲙⲟⲛ ⲟⲩⲟϩ ⲙ̀ⲡⲟⲩϭⲓⲥⲓ ⲙ̀ⲙⲱⲟⲩ ⲉ̀ϫⲉⲛ ⲛⲓⲁ̀ⲡⲟⲥⲧⲣⲟⲗⲟⲥ ⲟⲩⲇⲉ ⲙ̀ⲡⲟⲩⲉⲣⲡ̀ⲃⲟⲗ ⲛ̀ⲛⲟⲩϣⲓ ⲕⲉⲧⲟⲓ ϩⲁⲛⲙⲉⲛⲣⲓⲧ ⲛ̀ⲧⲉ ⲫϯ ⲛⲉ.</w:t>
-      </w:r>
-    </w:p>
-    <w:p>
-      <w:pPr>
-        <w:spacing w:before="120"/>
-        <w:jc w:val="both"/>
-        <w:rPr>
-          <w:rFonts w:ascii="Antinoou" w:eastAsia="Antinoou" w:hAnsi="Antinoou"/>
-          <w:bCs/>
-          <w:noProof/>
-          <w:color w:val="7030A0"/>
-          <w:sz w:val="26"/>
-          <w:szCs w:val="26"/>
-          <w:lang w:val="am-ET" w:eastAsia="en-GB" w:bidi="he-IL"/>
-        </w:rPr>
-      </w:pPr>
-      <w:r>
-        <w:rPr>
-          <w:rFonts w:ascii="Antinoou" w:eastAsia="Antinoou" w:hAnsi="Antinoou"/>
-          <w:bCs/>
-          <w:noProof/>
-          <w:color w:val="7030A0"/>
-          <w:sz w:val="26"/>
-          <w:szCs w:val="26"/>
-          <w:lang w:val="am-ET" w:eastAsia="en-GB" w:bidi="he-IL"/>
-        </w:rPr>
-        <w:t>ⲁⲩⲉⲣⲡ̀ⲣⲟⲫⲏⲧⲉⲩⲓⲛ ⲇⲉ ⲟⲛ ⲛ̀ϫⲉ ϩⲁⲛⲕⲉϩⲓⲟ̀ⲙⲓ ϧⲉⲛ ϯⲡⲁⲗⲁⲉ̀ⲛⲉⲙ ⲙⲁⲣⲓⲁⲙ ⲧ̀ⲥⲱⲛⲓ ⲙ̀ⲙⲱⲩ̀ⲥⲏⲥ ⲛⲉⲙ ⲁ̀ⲁ̀ⲣⲱⲛ ⲙⲉⲛⲉⲛⲥⲱⲥ ⲇⲉ ⲇⲉⲃⲃⲱⲣⲁ ⲟⲩⲟϩ ⲙⲉⲛⲉⲛⲥⲱⲥ ϩⲁⲛⲕⲉⲙⲏϣ ⲛⲉⲙ ⲓⲟⲩⲇⲓⲑ ϯⲟⲩⲓ̀ ⲙⲉⲛ ϩⲓ ⲓⲱⲥⲓⲁⲥ ϯⲕⲉⲟⲩⲓ̀ ⲧⲉ ϩⲓ ⲧⲁⲣⲓⲟⲥ.</w:t>
-      </w:r>
-    </w:p>
-    <w:p>
-      <w:pPr>
-        <w:spacing w:before="120"/>
-        <w:jc w:val="both"/>
-        <w:rPr>
-          <w:rFonts w:ascii="Antinoou" w:eastAsia="Antinoou" w:hAnsi="Antinoou"/>
-          <w:bCs/>
-          <w:noProof/>
-          <w:color w:val="7030A0"/>
-          <w:sz w:val="26"/>
-          <w:szCs w:val="26"/>
-          <w:lang w:val="am-ET" w:eastAsia="en-GB" w:bidi="he-IL"/>
-        </w:rPr>
-      </w:pPr>
-      <w:r>
-        <w:rPr>
-          <w:rFonts w:ascii="Antinoou" w:eastAsia="Antinoou" w:hAnsi="Antinoou"/>
-          <w:bCs/>
-          <w:noProof/>
-          <w:color w:val="7030A0"/>
-          <w:sz w:val="26"/>
-          <w:szCs w:val="26"/>
-          <w:lang w:val="am-ET" w:eastAsia="en-GB" w:bidi="he-IL"/>
-        </w:rPr>
-        <w:t>ϧⲉⲛ ⲧ̀ⲕⲁⲓⲛⲏ ⲇⲉ ϩⲱⲥ ⲁ̀ⲑ̀ⲙⲁⲩ ⲙ̀ⲡⲟ︦ⲥ︦ ⲉⲣⲡ̀ⲣⲟⲫϩⲧⲉⲩⲓⲛ ⲛⲉⲙ ⲁ̀ⲗⲓⲥⲁⲃⲉⲧ ⲧⲉⲥⲥⲩⲅⲅⲉⲛⲏⲥ ⲛⲉⲙ ⲁⲛⲛⲁ ⲧ̀ϣⲉⲣⲓ ⲙ̀ⲫⲁⲛⲟⲩⲏⲗ ⲟⲩⲟϩ ⲉ̀ⲃⲟⲗ ⲙ̀ⲙⲟⲛ ⲛⲓϣⲉⲣⲓ ⲛ̀ⲧⲉ ⲫⲓⲗⲓⲡⲡⲟⲥ ⲟⲩⲟϩ ⲙ̀ⲡⲉ ⲛⲁⲓ ϭⲓⲥⲓ ⲙ̀ⲙⲱⲟⲩ ⲉ̀ϫⲉⲛ ⲛⲓϩⲟⲩⲟⲧ ⲁⲗⲗⲁ ⲁⲩⲁ̀ⲣⲉϩ ⲉ̀ⲛⲟⲩϣⲓ.</w:t>
-      </w:r>
-    </w:p>
-    <w:p>
-      <w:pPr>
-        <w:spacing w:before="120"/>
-        <w:jc w:val="both"/>
-        <w:rPr>
-          <w:rFonts w:ascii="Antinoou" w:eastAsia="Antinoou" w:hAnsi="Antinoou"/>
-          <w:bCs/>
-          <w:noProof/>
-          <w:color w:val="7030A0"/>
-          <w:sz w:val="26"/>
-          <w:szCs w:val="26"/>
-          <w:lang w:val="am-ET" w:eastAsia="en-GB" w:bidi="he-IL"/>
-        </w:rPr>
-      </w:pPr>
-      <w:r>
-        <w:rPr>
-          <w:rFonts w:ascii="Antinoou" w:eastAsia="Antinoou" w:hAnsi="Antinoou"/>
-          <w:bCs/>
-          <w:noProof/>
-          <w:color w:val="7030A0"/>
-          <w:sz w:val="26"/>
-          <w:szCs w:val="26"/>
-          <w:lang w:val="am-ET" w:eastAsia="en-GB" w:bidi="he-IL"/>
-        </w:rPr>
-        <w:t>ⲟⲩⲟϩ ⲟⲛ ⲕⲁⲛ ⲟⲩⲥ̀ϩⲓⲙⲓ ⲧⲉ ⲓⲉ ⲟⲩϩⲟⲩⲟⲧ ⲡⲉ ⲡⲉⲧⲁϥϭⲓ ⲉ̀ⲛⲁⲓ ϩ̀ⲙⲟⲧ ⲛ̀ⲧⲁⲓⲙⲁⲓⲏ̀ ⲙⲁⲣⲉϥϣⲱⲡⲓ ⲉϥⲑⲉⲃⲓⲏⲟⲩⲧ ϫⲉⲕⲁⲥ ⲉ̀ⲣⲉ ⲫϯ ⲉⲣⲏⲓ ⲛⲁϥ ⲛ̀ϧⲏⲧϥ.</w:t>
-      </w:r>
-    </w:p>
-    <w:p>
-      <w:pPr>
-        <w:spacing w:before="120"/>
-        <w:jc w:val="both"/>
-        <w:rPr>
-          <w:rFonts w:ascii="Antinoou" w:eastAsia="Antinoou" w:hAnsi="Antinoou"/>
-          <w:bCs/>
-          <w:noProof/>
-          <w:color w:val="7030A0"/>
-          <w:sz w:val="26"/>
-          <w:szCs w:val="26"/>
-          <w:lang w:val="am-ET" w:eastAsia="en-GB" w:bidi="he-IL"/>
-        </w:rPr>
-      </w:pPr>
-      <w:r>
-        <w:rPr>
-          <w:rFonts w:ascii="Antinoou" w:eastAsia="Antinoou" w:hAnsi="Antinoou"/>
-          <w:bCs/>
-          <w:noProof/>
-          <w:color w:val="7030A0"/>
-          <w:sz w:val="26"/>
-          <w:szCs w:val="26"/>
-          <w:lang w:val="am-ET" w:eastAsia="en-GB" w:bidi="he-IL"/>
-        </w:rPr>
-        <w:t>ⲡⲉϫⲁϥ ⲅⲁⲣ ϫⲉ ⲉⲓⲛⲁϫⲟⲩϣⲧ ⲉ̀ϫⲉⲛ ⲛⲓⲙ ⲉ̀ϫⲉⲛ ⲫⲏⲉ̀ⲧ ⲑⲉⲃⲓⲏⲟⲩⲧ ⲛⲉⲙ ⲡⲓⲣⲉⲙⲣⲁⲩϣ ⲟⲩⲟϩ ⲉⲧⲥ̀ⲑⲉⲣⲧⲉⲣ ⲛ̀ⲥⲁ ⲛⲁⲥⲁϫⲓ.</w:t>
-      </w:r>
-    </w:p>
-    <w:p>
-      <w:pPr>
-        <w:spacing w:before="120"/>
-        <w:jc w:val="center"/>
-        <w:rPr>
-          <w:rFonts w:ascii="Antinoou" w:eastAsia="Antinoou" w:hAnsi="Antinoou"/>
-          <w:bCs/>
-          <w:noProof/>
-          <w:color w:val="7030A0"/>
-          <w:sz w:val="26"/>
-          <w:szCs w:val="26"/>
-          <w:lang w:eastAsia="en-GB" w:bidi="he-IL"/>
-        </w:rPr>
-      </w:pPr>
-      <w:r>
-        <w:rPr>
-          <w:rFonts w:ascii="Antinoou" w:eastAsia="Antinoou" w:hAnsi="Antinoou"/>
-          <w:bCs/>
-          <w:noProof/>
-          <w:color w:val="7030A0"/>
-          <w:sz w:val="26"/>
-          <w:szCs w:val="26"/>
-          <w:lang w:eastAsia="en-GB" w:bidi="he-IL"/>
-        </w:rPr>
-        <w:t>———————</w:t>
-      </w:r>
-    </w:p>
-    <w:p>
-      <w:pPr>
-        <w:spacing w:before="120"/>
-        <w:jc w:val="both"/>
-        <w:rPr>
-          <w:rFonts w:ascii="Antinoou" w:eastAsia="Antinoou" w:hAnsi="Antinoou"/>
-          <w:bCs/>
-          <w:noProof/>
-          <w:color w:val="7030A0"/>
-          <w:sz w:val="26"/>
-          <w:szCs w:val="26"/>
-          <w:lang w:val="am-ET" w:eastAsia="en-GB" w:bidi="he-IL"/>
-        </w:rPr>
-      </w:pPr>
-      <w:r>
-        <w:rPr>
-          <w:rFonts w:ascii="Antinoou" w:eastAsia="Antinoou" w:hAnsi="Antinoou"/>
-          <w:bCs/>
-          <w:noProof/>
-          <w:color w:val="7030A0"/>
-          <w:sz w:val="26"/>
-          <w:szCs w:val="26"/>
-          <w:lang w:val="am-ET" w:eastAsia="en-GB" w:bidi="he-IL"/>
-        </w:rPr>
-        <w:t>ⲁϥϫⲱⲕ ⲉ̀ⲃⲟⲗ ⲛ̀ϫⲉ ⲡⲓϫⲱⲙ ⲙ̀ⲙⲁϩ ⲅ︦ ⲉ̀ⲃⲟⲗϧⲉⲛ ⲛⲓⲕⲁⲛⲱⲛ ⲛ̀ⲧⲉ ⲛⲉⲛⲓⲟϯ ⲛ̀ⲁ̀ⲡⲟⲥⲧⲟⲗⲟⲥ ⲛ̀ⲑⲟϥ ⲡⲉ ⲡ̀ϫⲱⲙ ⲙ̀ⲙⲁϩ ⲇ︦ ϧⲉⲛ ⲟⲩϩⲓⲣⲏⲛⲏ ⲛ̀ⲧⲉ ⲫϯ ⲁ̀ⲙⲏⲛ.</w:t>
-      </w:r>
-    </w:p>
-    <w:p>
-      <w:pPr>
-        <w:spacing w:before="120"/>
-        <w:jc w:val="center"/>
-        <w:rPr>
-          <w:rFonts w:ascii="Antinoou" w:eastAsia="Antinoou" w:hAnsi="Antinoou"/>
-          <w:bCs/>
-          <w:noProof/>
-          <w:color w:val="7030A0"/>
-          <w:sz w:val="26"/>
-          <w:szCs w:val="26"/>
-          <w:rtl/>
-          <w:lang w:eastAsia="en-GB" w:bidi="he-IL"/>
-        </w:rPr>
-      </w:pPr>
-      <w:r>
-        <w:rPr>
-          <w:rFonts w:ascii="Antinoou" w:eastAsia="Antinoou" w:hAnsi="Antinoou"/>
-          <w:bCs/>
-          <w:noProof/>
-          <w:color w:val="7030A0"/>
-          <w:sz w:val="26"/>
-          <w:szCs w:val="26"/>
-          <w:lang w:eastAsia="en-GB" w:bidi="he-IL"/>
-        </w:rPr>
-        <w:t>———————</w:t>
+        <w:t>ⲟⲩⲟϩ ⲁⲩϣⲁⲛϫⲟⲥ ⲙ̀ⲫ̀ⲙⲁϩ ⲅ︦ ⲛ̀ⲥⲟⲡ ϫⲉ ϥ̀ⲉⲙⲡ̀ϣⲁ ⲙⲁⲣⲟⲩϭⲓ ⲛ̀ⲧⲟⲧⲟⲩ ⲧⲏⲣⲟⲩ ⲛ̀ⲛⲟⲩⲥⲩⲛⲑⲩⲙⲁ ⲟⲩⲟϩ ⲁⲩϣⲁⲛⲧⲏⲓϥ ϧⲉⲛ ⲟⲩⲉ̀ⲣⲱⲟⲩⲧ ⲙⲁⲣⲉ ⲟⲩⲭⲁⲣⲱϥ ϣⲱⲡⲓ ⲛⲉⲙ ⲟⲩⲉ̀ⲥⲩⲭⲓⲁ̀ ⲛ̀ⲧⲉ ⲟⲩⲁⲓ ϧⲉⲛ ⲛⲓⲛⲓϣϯ ⲛ̀ⲉ̀ⲡⲓⲥⲕⲟⲡⲟⲥ ϭⲓ ⲛⲉⲙⲁϥ ⲛ̀ⲕⲉ ⲃ︦ ⲛ̀ⲉ̀ⲡⲓⲥⲕⲟⲡⲟⲥ ⲉ̀ⲣⲉ ⲛⲓⲉ̀ⲡⲓⲥⲕⲟⲡⲟⲥ ⲑⲣⲟⲩ ⲟ̀ϩⲓ ⲉ̀ⲣⲁⲧⲟⲩ ϧⲁⲧⲉⲛ ⲡⲓⲑⲩⲥⲓⲁⲥⲧⲏⲣⲓⲟⲛ ⲉⲩϣ̀ⲗⲏⲗ ϧⲉⲛ ⲟⲩⲭⲁⲣⲱϥ ⲛⲉⲙ ⲛⲓⲡ̀ⲣⲉⲥⲃⲩϩⲧⲉⲣⲟⲥ ⲉ̀ⲣⲉ ⲛⲓⲇⲓⲁ̀ⲕⲱⲛⲟⲥ ⲧⲏⲣⲟⲩ ϩⲱⲟⲩ ⲁ̀ⲙⲁϩⲧⲉ ⲛ̀ⲛⲓⲉⲩⲁⲅⲅⲉⲗⲓⲟⲛ ⲉ̀ⲑⲟⲩⲁⲃ ⲉⲩⲫⲱⲣϣ ⲉ̀ⲃⲟⲗϩⲓϫⲉⲛ ⲧ̀ⲁ̀ⲫⲉ ⲙ̀ⲫⲏⲉ̀ⲧ ⲟⲩⲛⲁⲭⲓⲣⲟⲇⲟⲛⲓⲛ ⲙ̀ⲙⲟϥ ⲉ̀ⲣⲉ ⲡⲓⲉ̀ⲡⲓⲥⲕⲟⲡⲟⲥ ϣ̀ⲗⲏⲗ ⲉ̀ⲫϯ ⲉ̀ϩ̀ⲣⲏⲓ ⲉ̀ϫⲱϥ ⲟⲩⲟϩ ⲁϥϣⲁⲛⲟⲩϣ̀ ⲉϥϣ̀ⲗⲏⲗ ⲉ̀ϫⲱϥ ⲙⲁⲣⲉ ⲟⲩⲁⲓ ϧⲉⲛ ⲡⲓⲉ̀ⲡⲓⲥⲕⲟⲡⲟⲥ ⲧⲁⲗⲉ ϯⲑⲩⲥⲓⲁ̀ ⲉ̀ϩ̀ⲣⲏⲓ ⲉ̀ϫⲉⲛ ⲛⲓϫⲓϫ ⲙ̀ⲫⲏⲉ̀ⲧⲟⲩⲛⲁⲭⲓⲣⲟⲇⲟⲛⲓⲛ ⲙ̀ⲙⲟϥ ⲟⲩⲟϩ ⲙⲁⲣⲉ ⲛⲓⲕⲉⲉ̀ⲡⲓⲥⲕⲟⲡⲟⲥ ⲧ̀ϩⲉⲙⲥⲟϥ ⲉ̀ϫⲉⲛ ⲡⲓⲑ̀ⲣⲟⲛⲟⲥ ⲉ̀ⲧⲉⲣⲡⲣⲉⲡⲓ ⲛⲁϥ ⲟⲩⲟϩ ⲁⲩϣⲁⲛⲁⲥⲡⲁⲍⲉⲥⲑⲉ ⲙ̀ⲙⲟϥ ϧⲉⲛ ⲡⲓⲁⲥⲡⲁⲥⲙⲟⲥ ⲉⲧϧⲉⲛ ⲛⲟ︦ⲥ︦ ⲙⲁⲣⲟⲩⲱϣ ϧⲉⲛ ⲛⲓⲉⲩⲁⲅⲅⲉⲗⲓⲟⲛ ⲉ̀ⲑⲟⲩⲁⲃ ⲟⲩⲟϩ ⲁⲩϣⲁⲛⲟⲩⲱ̀ ⲉⲩⲟⲩⲱϣ ⲙ̀ⲡⲓⲉⲩⲁⲅⲅⲉⲗⲓⲟⲛ ⲙⲁⲣⲉ ⲡⲓⲉ̀ⲡⲓⲥⲕⲟⲡⲟⲥ ⲉ̀ⲧⲁⲩⲭⲓⲣⲟⲇⲟⲛⲓⲛ ⲙ̀ⲙⲟϥ ⲁⲥⲡⲁⲍⲉⲥⲑⲉ ⲛ̀ϯⲉⲕⲕ̀ⲗⲏⲥⲓⲁ̀ ⲧⲏⲣⲥ ⲉϥϫⲱⲙ̀ⲙⲟⲥ ϫⲉ ϯⲭⲁⲣⲓⲥⲙⲁ ⲙ̀ⲡⲉⲛⲟ︦ⲥ︦ ⲓ︦ⲏ︦ⲥ︦ ⲡⲭ︦ⲥ︦ ⲟⲩⲟϩ ϯⲁ̀ⲅⲁⲡⲏ ⲛ̀ⲧⲉ ⲫϯ ⲫⲓⲱⲧ ⲛⲉⲙ ⲧ̀ⲕⲟⲓⲛⲱⲛⲓⲁ̀ ⲙ̀ⲡⲓⲡⲛ︦ⲁ︦ ⲉ̀ⲑⲟⲩⲁⲃ ⲛⲉⲙⲱⲧⲉⲛ ⲧⲏⲣⲟⲩ ⲟⲩⲟϩ ⲙⲁⲣⲟⲩⲉⲣⲟⲩⲱ̀ ⲧⲏⲣⲟⲩ ϫⲉ ⲛⲉⲙ ⲡⲉⲕⲡⲛ︦ⲁ︦ ϩⲱⲕ ⲟⲩⲟϩ ⲁϥϣⲁⲛⲟⲩⲱ̀ ⲉϥϫⲱ ⲙ̀ⲫⲁⲓ ⲙⲁⲣⲉϥϫⲱ ⲟⲛ ⲉ̀ⲡ̀ⲗⲁⲟⲥ ⲛ̀ϩⲁⲛⲥⲁϫⲓ ⲛ̀ⲥⲟⲗⲥⲉⲗ ⲁϥϣⲁⲛⲟⲩⲱ̀ ⲇⲉ ⲉϥϯⲥ̀ⲃⲱ ⲙⲁⲣⲉ ⲡ̀ⲇⲓⲁ̀ⲕⲱⲛⲟⲥ ⲁ̀ⲗⲏⲓ ⲉ̀ϩ̀ⲣⲏⲓ ⲉ̀ϫⲉⲛ ⲟⲩⲙⲁ ⲉϥϭⲟⲥⲓ ⲉϥⲕⲩⲣⲓⲝ ϫⲉ ⲙ̀ⲡⲉⲣⲑ̀ⲣⲉ ⲟⲩⲁⲓ ⲛ̀ⲁ̀ⲡⲓⲥⲧⲟⲥ ⲭⲱ ⲙ̀ⲡⲁⲓⲙⲁ ⲟⲩⲟϩ ⲡⲁⲓⲣⲏϯ ⲁ̀ⲣⲉϣⲁⲛ ⲡⲓⲉ̀ⲡⲓⲥⲕⲟⲡⲟⲥ ϫⲉⲕ ⲛⲓⲉⲩⲭⲏ ⲧⲏⲣⲟⲩ ⲉ̀ⲃⲟⲃ ⲉⲧⲥ̀ϣⲉ ⲉⲑⲣⲉϥⲁⲓⲧⲟⲩ ⲓ̀ⲧⲉ ϧⲁ ⲛⲏⲉⲧϣⲱⲛⲓ ⲛⲉⲙ ⲡ̀ⲕⲉⲥⲉⲡⲓ ⲙⲁⲣⲉ ⲛⲓⲇⲓⲁ̀ⲕⲟⲛⲟⲥ ϫⲟⲥ ⲛⲱⲟⲩ ⲧⲏⲣⲟⲩ ϫⲉ ⲁⲥⲡⲁⲍⲉⲥⲑⲉ ⲛ̀ⲛⲉⲧⲉⲛⲉ̀ⲣⲏⲟⲩ ϧⲉⲛ ⲟⲩϥⲓ ⲉⲥⲟⲩⲁⲛ ⲟⲩⲟϩ ⲙⲁⲣⲉ ⲛⲓⲕ̀ⲗⲏⲣⲟⲥ ⲁⲥⲡⲁⲍⲉⲥⲑⲉ ⲙ̀ⲡⲓⲉ̀ⲡⲓⲥⲕⲟⲡⲟⲥ ⲟⲩⲟϩ ⲛⲓⲇⲁⲓ̀ⲕⲟⲥ ⲛ̀ϩⲟⲟⲩⲧ ⲁⲥⲡⲁⲍⲉⲥⲑⲉ ⲛ̀ⲛⲟⲩⲉ̀ⲣⲏⲟⲩ ⲟⲩⲟϩ ⲛⲓϩⲓⲟ̀ⲙⲓ ⲟⲛ ⲁⲥⲡⲁⲍⲉⲥⲑⲉ ⲛ̀ⲛⲓϩⲓⲟ̀ⲙⲓ ⲙⲁⲣⲉ ⲛⲓⲁ̀ⲗⲱⲟⲩⲓ̀ ⲟ̀ϩⲓ ⲉ̀ⲣⲁⲧⲟⲩ ϧⲁⲧⲉⲛ ⲡⲓⲛⲏⲙⲁ ⲟⲩⲟϩ ⲙⲁⲣⲉ ⲕⲉⲇⲓⲁ̀ⲕⲟⲛⲟⲥ ⲟ̀ϩⲓ ⲉ̀ⲣⲁⲧϥ ϩⲟⲧⲟⲩ ⲱⲟⲩ ϫⲉ ⲛ̀ⲛⲟⲩⲥ̀ⲡⲁⲧⲁⲗⲁ ⲛⲉⲙ ⲛⲟⲩⲉ̀ⲣⲏⲟⲩ ⲉ̀ⲣⲉ ϩⲁⲛⲕⲉⲇⲓⲁ̀ⲕⲟⲛⲟⲥ ⲙⲟϣⲓ ϩⲱⲟⲩ ⲉⲩⲡⲁⲧⲏⲣⲉ ⲓⲉ ⲛ̀ⲛⲓϩⲟⲟⲩⲧ ⲛⲉⲙ ⲛⲓϩⲓⲟ̀ⲙⲓ ϫⲉⲕⲁⲥ ⲛ̀ⲛⲉ ϩ̀ⲗⲓ ⲛ̀ϣ̀ⲑⲟⲣⲧⲉⲣ ⲉⲣϣⲱⲡⲓ ⲛ̀ϧⲏⲩⲟⲩ ⲟⲩⲟϩ ϫⲉⲕⲁⲥ ⲛ̀ⲧⲉ ⲟⲩⲁⲓ ϭⲱⲣⲉⲙ ⲉ̀ⲟⲩⲁⲓ ⲓⲉ ⲉϥⲕⲁⲥⲕⲉⲥ ⲓⲉ ⲉϥϩⲩⲛⲓⲙ ⲙⲁⲣⲉ ⲟⲩϩⲩⲡⲟⲇⲓⲁ̀ⲕⲟⲛⲟⲥ ⲟ̀ϩⲓ ⲉ̀ⲣⲁⲧϥ ϧⲁⲧⲉⲛ ⲫ̀ⲣⲟ ⲛ̀ⲛⲓϩⲟⲟⲩⲧ ⲟⲩⲟϩ ⲉ̀ⲣⲉ ϩⲁⲛⲕⲉⲇⲓⲁ̀ⲕⲟⲛⲟⲥ ⲟ̀ϩⲓ ⲉ̀ⲣⲁⲧⲟⲩ ϧⲁⲧⲉⲛ ⲛⲓⲣⲱⲟⲩ ⲛ̀ⲧⲉ ⲛⲓϩⲓⲟ̀ⲙⲓ ϫⲉⲕⲁⲥ ⲛ̀ⲛⲉ ϩ̀ⲗⲓ ϣⲉⲛⲁϥ ⲉ̀ⲃⲟⲗ ⲟⲩⲇⲉ ⲛ̀ⲛⲟⲩⲟⲩⲱⲛ ⲛ̀ⲛⲓⲣⲱⲟⲩ ⲙ̀ⲫ̀ⲛⲁⲩ ⲛ̀ϯⲡ̀ⲣⲟⲥⲫⲟⲣⲁ ⲉ̀ⲑⲟⲩⲁⲃ ⲕⲁⲛ ⲟⲩⲡⲓⲥⲧⲟⲥ ⲡⲉⲧϩⲓⲣⲉⲛ ⲫ̀ⲣⲟ ⲙⲁⲣⲉ ⲛⲓϩⲩⲡⲟⲇⲓⲁ̀ⲕⲟⲛⲟⲥ ⲇⲉ ⲓ̀ⲛⲓ ⲛ̀ⲟⲩⲙⲱⲟⲩ ⲛ̀ⲛⲓⲟⲩⲏⲃ ⲉ̀ⲓⲁ ⲛⲟⲩϫⲓϫ ⲉ̀ⲡ̀ⲙⲏⲓⲛⲓ ⲛ̀ⲟⲩⲧⲟⲩⲃⲟ ⲛ̀ⲛⲟⲩⲯⲩⲭⲏ ⲉⲩϥⲁⲓ ⲙ̀ⲙⲱⲟⲩ ⲉ̀ϩ̀ⲣⲏⲓ ϣⲁ ⲫϯ ⲡⲓⲡⲁⲛⲧⲟⲕⲣⲁⲧⲱⲣ ⲟⲩⲟϩ ⲙⲁⲣⲉ ⲕⲉⲇⲓⲁ̀ⲕⲟⲛⲟⲥ ⲱϣ ⲉ̀ⲃⲟⲗ ϫⲉ ⲙ̀ⲡⲉⲣⲑ̀ⲣⲉ ⲟⲩⲟⲛ ϧⲉⲛ ⲛⲏⲉⲧⲥⲱⲧⲉⲙ ⲉ̀ⲡ̀ⲥⲁϫⲓ ⲙ̀ⲙⲁⲩⲁⲧϥ ⲉ̀ϣ̀ⲧⲉⲙⲟⲓⲕⲟⲛⲱⲛⲓⲛ ⲇⲉ ⲙ̀ⲙⲩⲥⲧⲏⲣⲓⲟⲛ ⲉ̀ⲑⲟⲩⲁⲃ ⲟ̀ϩⲓ ⲉ̀ⲣⲁⲧⲟⲩ ⲙ̀ⲡⲁⲓⲙⲁ ⲙ̀ⲡⲉⲣⲑ̀ⲣⲉ ⲟⲩⲟⲛ ϧⲉⲛ ⲛⲓⲁ̀ⲡⲓⲥⲧⲟⲥ ⲭⲱ ⲙ̀ⲡⲉⲣⲑⲣⲉ ⲟⲩⲟⲛ ϧⲉⲛ ⲛⲓϩⲉⲣⲁⲧⲓⲕⲟⲥ ⲟ̀ϩⲓ ⲉⲣⲁⲧⲟⲩ ⲙ̀ⲡⲁⲓⲙⲁ ⲛⲉⲙⲁⲛ ⲙ̀ⲡⲱⲟⲩ ⲛⲓⲙⲁⲩ ⲁ̀ⲙⲁϩⲧⲉ ⲛ̀ⲛⲉⲧⲉⲛϣⲏⲣⲓ ⲙ̀ⲡⲉⲣⲑⲣⲉ ⲟⲩⲁⲓ ⲭⲱ ⲛ̀ⲟⲩⲁ̀ⲣⲓⲕⲓ ϧⲉⲛ ⲡⲉϥϩⲏⲧ ⲉ̀ϧⲟⲩⲛ ⲉ̀ⲟⲩⲁⲓ ⲙ̀ⲡⲉⲣⲑ̀ⲣⲉ ⲟⲩⲁⲓ ⲟ̀ϩⲓ ⲉ̀ⲣⲁⲧϥ ⲙ̀ⲡⲁⲓⲙⲁ ϧⲉⲛ ⲟⲩϩⲩⲡⲟⲕ̀ⲣⲓⲛⲉ ⲓⲉ ϧⲉⲛ ⲟⲩϩⲩⲡⲟⲕ̀ⲣⲏⲥⲓⲥ ϣⲱⲡⲓ ⲉ̀ⲧⲉⲧⲉⲛⲥⲟⲩⲧⲱⲛ ⲧⲏⲣⲟⲩ ⲉ̀ϧⲟⲩⲛ ⲉ̀ⲡⲟ︦ⲥ︦ ⲫϯ ⲙⲁⲣⲉ ⲛⲉⲧⲉⲛⲟ̀ϩⲓ ⲉ̀ⲣⲁⲧⲉⲛ ϧⲉⲛ ⲟⲩϩⲟϯ ⲛⲉⲙ ⲟⲩⲥ̀ⲑⲉⲣⲧⲉⲣ.</w:t>
       </w:r>
     </w:p>
     <w:p>
@@ -9487,15 +9864,16 @@
       <w:pPr>
         <w:keepNext/>
         <w:widowControl w:val="0"/>
-        <w:jc w:val="center"/>
-        <w:rPr>
-          <w:rFonts w:ascii="Antinoou" w:eastAsia="Antinoou" w:hAnsi="Antinoou" w:cs="Gentium"/>
-          <w:b/>
-          <w:bCs/>
-          <w:noProof/>
-          <w:sz w:val="32"/>
-          <w:szCs w:val="32"/>
-          <w:u w:val="single" w:color="00B050"/>
+        <w:spacing w:before="120"/>
+        <w:jc w:val="center"/>
+        <w:rPr>
+          <w:rFonts w:ascii="Antinoou" w:eastAsia="Antinoou" w:hAnsi="Antinoou" w:cs="Gentium"/>
+          <w:b/>
+          <w:bCs/>
+          <w:noProof/>
+          <w:sz w:val="32"/>
+          <w:szCs w:val="32"/>
+          <w:u w:color="00B050"/>
           <w:lang w:eastAsia="en-GB" w:bidi="he-IL"/>
         </w:rPr>
       </w:pPr>
@@ -9511,322 +9889,186 @@
           <w:lang w:eastAsia="en-GB" w:bidi="he-IL"/>
         </w:rPr>
         <w:lastRenderedPageBreak/>
-        <w:t>(ⲝ︦ⲇ︦.)</w:t>
-      </w:r>
-    </w:p>
-    <w:p>
-      <w:pPr>
-        <w:jc w:val="center"/>
-        <w:rPr>
-          <w:rFonts w:ascii="Antinoou" w:eastAsia="Antinoou" w:hAnsi="Antinoou"/>
-          <w:bCs/>
-          <w:noProof/>
-          <w:color w:val="7030A0"/>
-          <w:sz w:val="26"/>
-          <w:szCs w:val="26"/>
-          <w:lang w:eastAsia="en-GB" w:bidi="he-IL"/>
-        </w:rPr>
-      </w:pPr>
-      <w:r>
-        <w:rPr>
-          <w:rFonts w:ascii="Antinoou" w:eastAsia="Antinoou" w:hAnsi="Antinoou"/>
-          <w:bCs/>
-          <w:noProof/>
-          <w:color w:val="7030A0"/>
-          <w:sz w:val="26"/>
-          <w:szCs w:val="26"/>
-          <w:lang w:eastAsia="en-GB" w:bidi="he-IL"/>
-        </w:rPr>
-        <w:t>ⲥⲱⲛ ⲑ︦ⲱ︦ ⲓⲥⲭ̀ⲩⲣⲟⲥ.</w:t>
-      </w:r>
-    </w:p>
-    <w:p>
-      <w:pPr>
+        <w:t>ⲝ︦ⲋ︦.</w:t>
+      </w:r>
+    </w:p>
+    <w:p>
+      <w:pPr>
+        <w:keepNext/>
+        <w:jc w:val="center"/>
+        <w:rPr>
+          <w:rFonts w:ascii="Antinoou" w:eastAsia="Antinoou" w:hAnsi="Antinoou"/>
+          <w:bCs/>
+          <w:noProof/>
+          <w:color w:val="7030A0"/>
+          <w:sz w:val="26"/>
+          <w:szCs w:val="26"/>
+          <w:lang w:eastAsia="en-GB" w:bidi="he-IL"/>
+        </w:rPr>
+      </w:pPr>
+      <w:r>
+        <w:rPr>
+          <w:rFonts w:ascii="Antinoou" w:eastAsia="Antinoou" w:hAnsi="Antinoou"/>
+          <w:bCs/>
+          <w:noProof/>
+          <w:color w:val="7030A0"/>
+          <w:sz w:val="26"/>
+          <w:szCs w:val="26"/>
+          <w:lang w:eastAsia="en-GB" w:bidi="he-IL"/>
+        </w:rPr>
+        <w:t>ⲡ̀ⲣⲟⲥⲫⲉⲣⲓⲛ.</w:t>
+      </w:r>
+    </w:p>
+    <w:p>
+      <w:pPr>
+        <w:spacing w:before="100"/>
+        <w:jc w:val="both"/>
+        <w:rPr>
+          <w:rFonts w:ascii="Antinoou" w:eastAsia="Antinoou" w:hAnsi="Antinoou"/>
+          <w:bCs/>
+          <w:noProof/>
+          <w:color w:val="7030A0"/>
+          <w:sz w:val="26"/>
+          <w:szCs w:val="26"/>
+          <w:lang w:eastAsia="en-GB" w:bidi="he-IL"/>
+        </w:rPr>
+      </w:pPr>
+      <w:r>
+        <w:rPr>
+          <w:rFonts w:ascii="Antinoou" w:eastAsia="Antinoou" w:hAnsi="Antinoou"/>
+          <w:bCs/>
+          <w:noProof/>
+          <w:color w:val="7030A0"/>
+          <w:sz w:val="26"/>
+          <w:szCs w:val="26"/>
+          <w:lang w:eastAsia="en-GB" w:bidi="he-IL"/>
+        </w:rPr>
+        <w:t>ⲛⲁⲓ ⲇⲉ ⲁⲩϣⲁⲛϣⲱⲡⲓ ⲙⲁⲣⲉ ⲛⲓⲇⲓⲁ̀ⲕⲟⲛⲟⲥ ⲓ̀ⲛⲓ ⲛ̀ⲛⲓⲇⲱⲣⲟⲛ ⲉ̀ϧⲟⲩⲛ ⲉ̀ⲡⲓⲉ̀ⲡⲓⲥⲕⲟⲡⲟⲥ ⲉ̀ⲡⲓⲑⲩⲥⲓⲁⲥⲧⲏⲣⲓⲟⲛ ⲉ̀ⲑⲟⲩⲁⲃ ⲟⲩⲟϩ ϣⲁⲣⲉ ⲛⲓⲡ̀ⲣⲉⲃⲩⲧⲉⲣⲟⲥ ⲟ̀ϩⲓ ⲉ̀ⲣⲁⲧⲟⲩ ⲥⲁⲟⲓ̀ⲛⲁⲙ ⲛⲉⲙ ⲥⲁϫⲁϭⲏ ⲙ̀ⲡⲓⲉ̀ⲡⲓⲥⲕⲟⲡⲟⲥ ϧⲉⲛ ⲟⲩⲉ̀ⲥⲩⲭⲓⲁ̀ ⲙ̀ⲡ̀ⲥ̀ⲙⲟⲧ ⲛ̀ϩⲁⲛⲙⲁⲑⲏⲧⲏϩ ⲉⲩⲟ̀ϩⲓ ⲉ̀ⲣⲁⲧⲟⲩ ⲉ̀ⲡⲟⲩⲥⲁϧ ⲙⲁⲣⲉ ⲕⲉⲃ︦ ⲛ̀ⲇⲓⲁ̀ⲕⲟⲛⲟⲥ ⲟ̀ϩⲓ ⲉ̀ⲣⲁⲧⲟⲩ ⲛ̀ⲥⲁ ⲡⲁⲓⲥⲁ ⲛⲉⲙ ⲡⲁⲓ ⲙ̀ⲡⲓⲑⲩⲥⲓⲁⲥⲧⲏⲣⲓⲟⲛ ⲉ̀ⲣⲉ ϩⲁⲛⲥⲁⲧⲱ ⲛ̀ⲧⲟⲧⲟⲩ ⲉⲩϣⲟⲟⲙⲁ ⲉ̀ⲁⲩⲑⲁⲙⲱ̀ⲟⲩ ⲉ̀ⲃⲟⲗϧⲉⲛ ϩⲁⲛⲭⲁ ⲉⲩϣⲟⲟⲙⲉ ⲓⲉ ϩⲁⲛⲙⲏϩⲉ ⲛ̀ⲧⲁⲩⲣⲟⲥ ⲓⲉ ⲛ̀ⲑⲟϥ ϧⲉⲛ ⲫⲁ ⲕⲓⲁⲣⲓⲟⲛ ⲉⲩϣⲟⲙⲙⲉ ⲛ̀ⲥⲉⲑ̀ⲗⲟ ⲉ̀ⲃⲟⲗ ⲛ̀ⲛⲓⲕⲟⲩϫⲓ ⲛ̀ⲥⲱⲛⲧ ⲉⲧϩⲏⲗ ⲉ̀ϣ̀ⲧⲉⲙⲑ̀ⲣⲟⲩϣⲉⲛⲱⲟⲩ ⲉ̀ϩ̀ⲣⲏⲓ ⲉ̀ⲡⲓⲡⲟⲧⲏⲣⲓⲟⲛ.</w:t>
+      </w:r>
+    </w:p>
+    <w:p>
+      <w:pPr>
+        <w:spacing w:before="100"/>
+        <w:jc w:val="both"/>
+        <w:rPr>
+          <w:rFonts w:ascii="Antinoou" w:eastAsia="Antinoou" w:hAnsi="Antinoou"/>
+          <w:bCs/>
+          <w:noProof/>
+          <w:color w:val="7030A0"/>
+          <w:sz w:val="26"/>
+          <w:szCs w:val="26"/>
+          <w:lang w:eastAsia="en-GB" w:bidi="he-IL"/>
+        </w:rPr>
+      </w:pPr>
+      <w:r>
+        <w:rPr>
+          <w:rFonts w:ascii="Antinoou" w:eastAsia="Antinoou" w:hAnsi="Antinoou"/>
+          <w:bCs/>
+          <w:noProof/>
+          <w:color w:val="7030A0"/>
+          <w:sz w:val="26"/>
+          <w:szCs w:val="26"/>
+          <w:lang w:eastAsia="en-GB" w:bidi="he-IL"/>
+        </w:rPr>
+        <w:t>ⲟⲩⲟϩ ⲡⲁⲓⲣⲏϯ ⲙⲁⲣⲉ ⲡⲓⲁⲣⲭⲏⲉ̀ⲣⲉⲩⲥ ⲧⲱⲃϩ ⲉ̀ϩ̀ⲣⲏⲓ ⲉ̀ϫⲉⲛ ϯⲡ̀ⲣⲟⲥⲫⲟⲣⲁ ⲉⲑⲣⲉ ⲡⲓⲡⲛ︦ⲁ︦ ⲉ̀ⲑⲟⲩⲁⲃ ⲓ̀ ⲉ̀ϩ̀ⲣⲏⲓ ⲉ̀ϫⲱⲥ ⲡⲓⲱⲓⲕ ⲙⲉⲛ ⲉϥⲁⲓϥ ⲛ̀ⲥⲱⲙⲁ ⲙ̀ⲡⲭ︦ⲥ︦ ⲡⲓⲡⲟⲧⲏⲣⲓⲟⲛ ⲇⲉ ⲡ̀ⲥ̀ⲛⲟϥ ⲙ̀ⲡⲭ︦ⲥ︦ ⲟⲩⲟϩ ⲁϥϣⲁⲛϫⲱⲕ ⲉ̀ⲃⲟⲗ ⲛ̀ⲛⲓⲡ̀ⲣⲟⲥⲉⲩⲭⲏ ⲉⲧⲥ̀ϣⲉ ⲉ̀ⲣⲟϥ ⲉⲑⲣⲉϥϫⲟⲟⲩ ⲙⲁⲣⲉ ⲡⲓⲉ̀ⲡⲓⲥⲕⲟⲡⲟⲥ ϭⲓ ⲛ̀ϣⲟⲣⲡ ⲙⲉⲛⲉⲛⲥⲱϥ ⲛⲓⲡ̀ⲣⲉⲥⲃⲩⲧⲉⲣⲟⲥ ⲙⲉⲛⲉⲛⲥⲱⲟⲩ ⲛⲓⲇⲓⲁ̀ⲕⲟⲛⲟⲥ ⲟⲩⲟϩ ⲡⲁⲓⲣⲏϯ ⲡ̀ⲕⲉⲕ̀ⲗⲏⲣⲟⲥ ⲧⲏⲣⲟⲩ ⲕⲁⲧⲁ ⲧⲁⲝⲓⲥ ⲙⲉⲛⲉⲛⲥⲱⲟⲩ ⲡ̀ⲗⲁⲟⲥ ⲧⲏⲣϥ ϭⲓ ⲉ̀ⲣⲉ ⲡⲓⲉ̀ⲡⲓⲥⲕⲟⲡⲟⲥ ⲇⲉ ⲉⲧϯ ⲙⲁⲣⲉϥϫⲟⲥ ϫⲉ ⲡⲁⲓ ⲡⲉ ⲡ̀ⲥⲱⲙⲁ ⲙ̀ⲡⲭ︦ⲥ︦ ⲙⲁⲣⲉ ⲫⲏⲉⲧϭⲓ ϩⲱϥ ⲉ̀ⲣⲟⲩⲱ̀ ϫⲉ ⲁ̀ⲙⲏⲛ ϩⲟⲙⲁⲓⲱⲥ ⲇⲉ ⲟⲛ ⲡⲓⲇⲓⲁ̀ⲕⲟⲛⲟⲥ ⲉⲧϯ ⲙ̀ⲡⲓⲡⲟⲧⲏⲣⲓⲟⲛ ⲙⲁⲣⲉϥϫⲟⲥ ϫⲉ ⲡⲁⲓ ⲡⲉ ⲡ̀ⲥ̀ⲛⲟϥ ⲙ̀ⲡⲭ︦ⲥ︦ ⲫⲁⲓ ⲡⲉ ⲡⲓⲡⲟⲧⲏⲣⲓⲟⲛ ⲙ̀ⲡⲱⲛϧ ⲫⲏⲉⲧϭⲓ ϩⲱϥ ⲟⲛ ⲙⲁⲣⲉϥϫⲟⲥ ϫⲉ ⲁ̀ⲙⲏⲛ.</w:t>
+      </w:r>
+    </w:p>
+    <w:p>
+      <w:pPr>
+        <w:spacing w:before="100"/>
+        <w:jc w:val="both"/>
+        <w:rPr>
+          <w:rFonts w:ascii="Antinoou" w:eastAsia="Antinoou" w:hAnsi="Antinoou"/>
+          <w:bCs/>
+          <w:noProof/>
+          <w:color w:val="7030A0"/>
+          <w:sz w:val="26"/>
+          <w:szCs w:val="26"/>
+          <w:lang w:eastAsia="en-GB" w:bidi="he-IL"/>
+        </w:rPr>
+      </w:pPr>
+      <w:r>
+        <w:rPr>
+          <w:rFonts w:ascii="Antinoou" w:eastAsia="Antinoou" w:hAnsi="Antinoou"/>
+          <w:bCs/>
+          <w:noProof/>
+          <w:color w:val="7030A0"/>
+          <w:sz w:val="26"/>
+          <w:szCs w:val="26"/>
+          <w:lang w:eastAsia="en-GB" w:bidi="he-IL"/>
+        </w:rPr>
+        <w:t>ⲟⲩⲟϩ ⲙⲁⲣⲟⲩⲉⲣⲯⲁⲗⲓⲛ ⲉⲩϯ ϣⲁⲛⲧⲟⲩⲟⲩⲱ̀ ⲉⲩⲥⲩⲛⲁⲅⲱⲅⲏ ⲧⲏⲣⲟⲩ.</w:t>
+      </w:r>
+    </w:p>
+    <w:p>
+      <w:pPr>
+        <w:spacing w:before="100"/>
+        <w:jc w:val="both"/>
+        <w:rPr>
+          <w:rFonts w:ascii="Antinoou" w:eastAsia="Antinoou" w:hAnsi="Antinoou"/>
+          <w:bCs/>
+          <w:noProof/>
+          <w:color w:val="7030A0"/>
+          <w:sz w:val="26"/>
+          <w:szCs w:val="26"/>
+          <w:lang w:eastAsia="en-GB" w:bidi="he-IL"/>
+        </w:rPr>
+      </w:pPr>
+      <w:r>
+        <w:rPr>
+          <w:rFonts w:ascii="Antinoou" w:eastAsia="Antinoou" w:hAnsi="Antinoou"/>
+          <w:bCs/>
+          <w:noProof/>
+          <w:color w:val="7030A0"/>
+          <w:sz w:val="26"/>
+          <w:szCs w:val="26"/>
+          <w:lang w:eastAsia="en-GB" w:bidi="he-IL"/>
+        </w:rPr>
+        <w:t>ϩⲟⲧⲁⲛ ⲇⲉ ⲁⲩϣⲁⲛϭⲓ ⲧⲏⲣⲟⲩ ⲙⲁⲣⲉ ⲛⲓⲕⲉϩⲓⲟ̀ⲙⲓ ⲧⲏⲣⲟⲩ ϭⲓ ⲟⲩⲟϩ ϧⲉⲛ ⲡ̀ϫⲓⲛⲑ̀ⲣⲉϥⲗⲟ ⲙ̀ⲡⲓⲯⲁⲗⲗⲓⲧⲏⲥ ⲉϥⲉⲣⲯⲁⲗⲓⲛ ⲙⲁⲣⲉ ⲡⲓⲇⲓⲁ̀ⲕⲟⲛⲟⲥ ⲱϣ ⲉ̀ⲃⲟⲗ ⲉϥϫⲱⲙ̀ⲙⲟⲥ ϫⲉ ⲁⲛϭⲓ ⲧⲏⲣⲉⲛ ⲉ̀ⲃⲟⲗϧⲉⲛ ⲡⲓⲥⲱⲙⲁ ⲛⲉⲙ ⲡⲓⲥ̀ⲛⲟϥ ⲉⲧⲧⲁⲓⲏⲟⲩⲧ ⲛ̀ⲧⲉ ⲡⲭ︦ⲥ︦ ⲙⲁⲣⲉⲛⲉⲩⲭⲁⲣⲓⲥⲧⲟⲩ ⲛⲁϥ ϫⲉ ⲁϥⲁⲓⲧⲉⲛ ⲛ̀ⲉⲙⲡ̀ϣⲁ ⲉ̀ⲁⲛϭⲓ ⲉ̀ⲃⲟⲗϧⲉⲙ ⲛⲉϥⲙⲩⲥⲑⲣⲓⲟⲛ ⲉ̀ⲑⲟⲩⲁⲃ ⲟⲩⲟϩ ⲛ̀ⲁⲧⲙⲟⲩ ⲉⲧⲏ̀ⲡⲓ ϧⲉⲛ ⲛⲓⲫⲏⲟⲩⲓ̀ ⲟⲩⲟϩ ⲙⲉⲛⲉⲛⲥⲱⲥ ⲙⲁⲣⲉ ⲡⲓⲉ̀ⲡⲓⲥⲕⲟⲡⲟⲥ ϣ̀ⲗⲏⲗ ⲉϥϣⲉⲡϩ̀ⲙⲟⲧ ⲉ̀ϫⲉⲛ ⲫ̀ⲟⲩⲱⲙ ⲙ̀ⲡⲓⲥⲱⲙⲁ ⲛⲉⲙ ⲡ̀ⲥⲱ ⲙ̀ⲡⲓⲥ̀ⲛⲟϥ ⲙ̀ⲡⲭ︦ⲥ︦ ⲉϥϣⲁⲛⲟⲩⲱ̀ ⲇⲉ ⲉϥϣ̀ⲗⲏⲗ ⲙⲁⲣⲉ ⲡⲓⲇⲓⲁ̀ⲕⲟⲛⲟⲥ ϫⲟⲥ ϫⲉ ⲕⲉⲗϫ ⲧⲉⲧⲉⲛⲁ̀ⲫⲉ ⲉ̀ⲡⲉⲥⲏⲧ ⲙ̀ⲡⲟ︦ⲥ︦ ⲛ̀ⲧⲉϥⲥ̀ⲙⲟⲩ ⲉ̀ⲣⲱⲧⲉⲛ ⲟⲩⲟϩ ⲁⲩϣⲁⲛϭⲓ ⲥ̀ⲙⲟⲩ ⲙⲁⲣⲉ ⲡⲓⲇⲓⲁ̀ⲕⲟⲛⲟⲥ ϫⲟⲥ ⲛⲱⲟⲩ ϫⲉ ⲙⲁϣⲉⲛⲱⲧⲉⲛ ϧⲉⲛ ⲟⲩϩⲓⲣⲏⲛⲏ ⲡⲓⲕⲟⲩϫⲓ ⲇⲉ ⲉⲑⲛⲁⲥⲉⲡⲓ ⲙⲁⲣⲉ ⲛⲓⲡ̀ⲣⲉⲥⲃⲩⲧⲉⲣⲟⲥ ⲛⲉⲙ ⲛⲓⲇⲓⲁ̀ⲕⲟⲛⲟⲥ ⲥⲩⲥⲧⲉⲗⲁⲓ ⲙ̀ⲙⲱⲟⲩ ⲉⲑⲣⲟⲩϭⲓⲧⲟⲩ ⲉ̀ϣ̀ⲧⲉⲙⲑ̀ⲣⲉ ϩ̀ⲗⲓ ⲉⲣϩⲟⲩⲟ̀ ϫⲉ ⲛ̀ⲛⲉ ⲟⲩⲕ̀ⲣⲓⲛⲓⲛ ϣⲱⲡⲓ ϩⲓϫⲱⲟⲩ ⲛ̀ⲛⲓⲱϯ ⲙ̀ⲫ̀ⲣⲏϯ ⲛ̀ⲛⲓϣⲏⲣⲓ ⲛ̀ⲧⲉ ⲁ̀ⲁ̀ⲣⲱⲛ ⲛⲉⲙ ⲛⲓϣⲏⲣⲓ ⲛ̀ⲧⲉ ϩⲁ̀ⲗⲓ ⲛⲁⲩ ⲉ̀ⲧⲉ ⲡⲓⲡⲛ︦ⲁ︦ ⲉ̀ⲑⲟⲩⲁⲃ ⲧⲁⲕⲱⲟⲩ ϫⲉ ⲙ̀ⲡⲟⲩⲁ̀ⲣⲉϩ ⲉ̀ⲣⲱⲟⲩ ⲉ̀ϣ̀ⲧⲉⲙϣⲉϣϥ ⲛ̀ϯⲑⲩⲥⲓⲁ̀ ⲛ̀ⲧⲉ ⲡⲟ︦ⲥ︦ ⲡⲱⲥ ⲱ̀ ⲙⲁⲗⲗⲟⲛ ⲛⲏⲉⲑⲛⲁⲕⲁⲧⲁⲫ̀ⲣⲟⲛⲓⲛ ⲙ̀ⲡ̀ⲥⲱⲙⲁ ⲛⲉⲙ ⲡ̀ⲥ̀ⲛⲟϥ ⲙ̀ⲡⲟ︦ⲥ︦ ⲉⲩⲙⲉⲩⲓ̀ ϫⲉ ⲟⲩⲧ̀ⲣⲟⲫⲏ ⲛ̀ⲥⲱⲙⲁⲧⲓⲕⲟⲛ ⲧⲉ ⲉ̀ⲧⲟⲩϭⲉ ⲙ̀ⲙⲟⲥ ⲙ̀ⲙⲁⲩⲁⲧⲥ ⲛ̀ⲟⲩⲡ︦ⲛ︦ⲁ︦ⲧⲓⲕⲏ ⲁⲛ ⲧⲉ.</w:t>
+      </w:r>
+    </w:p>
+    <w:p>
+      <w:pPr>
+        <w:spacing w:before="100"/>
+        <w:jc w:val="both"/>
+        <w:rPr>
+          <w:rFonts w:ascii="Antinoou" w:eastAsia="Antinoou" w:hAnsi="Antinoou"/>
+          <w:bCs/>
+          <w:noProof/>
+          <w:color w:val="7030A0"/>
+          <w:sz w:val="26"/>
+          <w:szCs w:val="26"/>
+          <w:lang w:eastAsia="en-GB" w:bidi="he-IL"/>
+        </w:rPr>
+      </w:pPr>
+      <w:r>
+        <w:rPr>
+          <w:rFonts w:ascii="Antinoou" w:eastAsia="Antinoou" w:hAnsi="Antinoou"/>
+          <w:bCs/>
+          <w:noProof/>
+          <w:color w:val="7030A0"/>
+          <w:sz w:val="26"/>
+          <w:szCs w:val="26"/>
+          <w:lang w:eastAsia="en-GB" w:bidi="he-IL"/>
+        </w:rPr>
+        <w:t>ⲛⲁⲓ ⲇⲉ ⲛⲉ ⲛⲏⲉ̀ⲧⲉⲛⲟⲩⲁϩⲥⲁϩⲛⲓ ⲙ̀ⲙⲱⲟⲩ ⲛⲱⲧⲉⲛ ⲱ̀ ⲛⲓⲉ̀ⲡⲓⲥⲕⲟⲡⲟⲥ ⲛⲉⲙ ⲛⲓⲡ̀ⲣⲉⲃⲩⲧⲉⲣⲟⲥ ⲛⲉⲙ ⲛⲓⲇⲓⲁ̀ⲕⲟⲛⲟⲥ ⲉⲑⲃⲉ ⲡⲓϣⲉⲙϣⲓ ⲉ̀ⲑⲟⲩⲁⲃ ⲛⲉⲙ ⲛⲓⲙⲩⲥⲧⲏⲣⲓⲟⲛ.</w:t>
+      </w:r>
+    </w:p>
+    <w:p>
+      <w:pPr>
+        <w:keepNext/>
+        <w:widowControl w:val="0"/>
         <w:spacing w:before="80"/>
         <w:jc w:val="center"/>
         <w:rPr>
-          <w:rFonts w:ascii="Antinoou" w:eastAsia="Antinoou" w:hAnsi="Antinoou"/>
-          <w:bCs/>
-          <w:noProof/>
-          <w:color w:val="7030A0"/>
-          <w:sz w:val="26"/>
-          <w:szCs w:val="26"/>
-          <w:lang w:eastAsia="en-GB" w:bidi="he-IL"/>
-        </w:rPr>
-      </w:pPr>
-      <w:r>
-        <w:rPr>
-          <w:rFonts w:ascii="Antinoou" w:eastAsia="Antinoou" w:hAnsi="Antinoou"/>
-          <w:bCs/>
-          <w:noProof/>
-          <w:color w:val="7030A0"/>
-          <w:sz w:val="26"/>
-          <w:szCs w:val="26"/>
-          <w:lang w:eastAsia="en-GB" w:bidi="he-IL"/>
-        </w:rPr>
-        <w:t>ⲡⲓϫⲱⲙ ⲙ̀ⲙⲁϩ ⲇ︦ ⲉ̀ⲃⲟⲗϧⲉⲛ ⲛⲓⲕⲁⲛⲱⲛ ⲛ̀ⲧⲉ ⲛⲉⲛⲓⲟϯ ⲛ̀ⲁ̀ⲡⲟⲥⲧⲟⲗⲟⲥ ⲉⲧϧⲉⲛ ⲛⲉⲛϫⲓϫ ⲛ̀ⲁⲕⲗⲏⲙⲏⲥ ⲉ̀ⲧⲉ ⲛ̀ⲑⲟϥ ⲡⲉ ⲛ̀ϫⲱⲙ ⲙ̀ⲙⲁϩ ⲉ︦.</w:t>
-      </w:r>
-    </w:p>
-    <w:p>
-      <w:pPr>
-        <w:spacing w:before="80"/>
-        <w:jc w:val="both"/>
-        <w:rPr>
-          <w:rFonts w:ascii="Antinoou" w:eastAsia="Antinoou" w:hAnsi="Antinoou"/>
-          <w:bCs/>
-          <w:noProof/>
-          <w:color w:val="7030A0"/>
-          <w:sz w:val="26"/>
-          <w:szCs w:val="26"/>
-          <w:lang w:eastAsia="en-GB" w:bidi="he-IL"/>
-        </w:rPr>
-      </w:pPr>
-      <w:r>
-        <w:rPr>
-          <w:rFonts w:ascii="Antinoou" w:eastAsia="Antinoou" w:hAnsi="Antinoou"/>
-          <w:bCs/>
-          <w:noProof/>
-          <w:color w:val="7030A0"/>
-          <w:sz w:val="26"/>
-          <w:szCs w:val="26"/>
-          <w:lang w:eastAsia="en-GB" w:bidi="he-IL"/>
-        </w:rPr>
-        <w:t>ⲛ̀ϣⲟⲣⲡ ⲙⲉⲛ ⲙ̀ⲡⲁⲓ ⲥⲁϫⲓ ⲁⲛⲧⲁⲟⲩⲟ̀ ⲙ̀ⲙⲟϥ ⲉⲑⲃⲉ ⲛⲓⲭⲁⲣⲓⲥⲙⲁ ⲉⲧⲉ̀ ⲫϯ ⲧⲏⲓⲧⲟⲩ ⲛ̀ⲛⲓⲣⲱⲙⲓ ⲕⲁⲧⲁ ⲡⲉϥⲟⲩⲱϣ ⲉ̀ⲑⲟⲩⲁⲃ ⲟⲩⲟϩ ⲙ̀ⲫ̀ⲣⲏϯ ⲉ̀ϣⲁϥϫ̀ⲡⲓⲟ̀ ⲙ̀ⲡⲓⲥ̀ⲙⲟⲧ ⲛ̀ⲛⲉⲧ ϩⲓⲧⲟⲧⲟⲩ ⲉ̀ϫⲱ ⲛ̀ϩⲁⲛⲙⲉⲑⲛⲟⲩϫ ⲉⲩⲕⲓⲙ ⲉ̀ⲣⲱⲟⲩ ϩⲓⲧⲉⲛ ⲛⲓⲡⲛ︦ⲁ︦ ⲛ̀ϣⲉⲙⲙⲟ ⲟⲩⲟϩ ϫⲉ ⲁ̀ ⲫϯ ϯⲙⲁϯ ⲉⲑⲣⲉ ϩⲁⲛⲡⲟⲛⲏⲣⲟⲥ ⲉⲣⲡ̀ⲣⲟⲫⲏⲧⲉⲩⲓⲛ ⲟⲩⲟϩ ⲛ̀ⲥⲉⲓ̀ⲣⲓ ⲛ̀ϩⲁⲛⲙⲏⲓⲛⲓ ⲛⲉⲙ ϩⲁⲛϣ̀ⲫⲏⲣⲓ.</w:t>
-      </w:r>
-    </w:p>
-    <w:p>
-      <w:pPr>
-        <w:spacing w:before="80"/>
-        <w:jc w:val="both"/>
-        <w:rPr>
-          <w:rFonts w:ascii="Antinoou" w:eastAsia="Antinoou" w:hAnsi="Antinoou"/>
-          <w:bCs/>
-          <w:noProof/>
-          <w:color w:val="7030A0"/>
-          <w:sz w:val="26"/>
-          <w:szCs w:val="26"/>
-          <w:lang w:eastAsia="en-GB" w:bidi="he-IL"/>
-        </w:rPr>
-      </w:pPr>
-      <w:r>
-        <w:rPr>
-          <w:rFonts w:ascii="Antinoou" w:eastAsia="Antinoou" w:hAnsi="Antinoou"/>
-          <w:bCs/>
-          <w:noProof/>
-          <w:color w:val="7030A0"/>
-          <w:sz w:val="26"/>
-          <w:szCs w:val="26"/>
-          <w:lang w:eastAsia="en-GB" w:bidi="he-IL"/>
-        </w:rPr>
-        <w:t>ϯⲛⲟⲩ ⲇⲉ ⲁ̀ ⲡⲓⲥⲁϫⲓ ⲥⲱⲕ ⲙ̀ⲙⲟⲛ ⲉⲑⲣⲉⲛⲓ̀ ⲉ̀ϫⲉⲛ ⲡ̀ⲕⲉⲫⲁⲗⲉⲟⲛ ⲙ̀ⲡ̀ⲑⲱϣ ⲛ̀ϯⲉⲕⲕ̀ⲗⲏⲥⲓⲁ̀ ϫⲉⲕⲁⲥ ⲛ̀ⲑⲱⲧⲉⲛ ⲛⲏⲉ̀ⲧ ⲁⲩⲑⲟϣⲟⲩ ⲛ̀ⲉ̀ⲡⲓⲥⲕⲟⲡⲟⲥ ⲉ̀ⲃⲟⲗϩⲓⲧⲟⲧⲉⲛ ϧⲉⲛ ⲡⲟⲩⲁϩⲥⲁϩⲛⲓ ⲙ̀ⲡⲭ︦ⲥ︦ ⲁ̀ⲧⲉⲧⲉⲛϣⲁⲛⲉ̀ⲙⲓ ⲉ̀ⲧⲁⲓ ⲧⲁⲝⲓⲥ ⲉ̀ⲃⲟⲗϩⲓⲧⲟⲧⲉⲛ ⲉ̀ⲧⲉⲧⲉⲛⲉⲣϩⲱⲃ ⲛⲓⲃⲉⲛ ⲕⲁⲧⲁ ϯⲉⲛⲧⲓⲗⲏ ⲉ̀ⲧⲁⲩⲧⲏⲓⲥ ⲉ̀ⲧⲟⲧⲉⲛ ⲉ̀ⲧⲉⲧⲉⲛⲥⲱⲟⲩⲛ ϫⲉ ⲫⲏⲉⲧⲥⲱⲧⲉⲙ ⲉ̀ⲡⲭ︦ⲥ︦ ⲉϥⲉ̀ⲥⲱⲧⲉⲙ ⲉ̀ⲫϯ ⲫⲓⲱⲧ ⲫⲁⲓ ⲉ̀ⲧⲉ ⲡⲓⲱⲟⲩ ⲛⲁϥ ⲥⲅⲁ ⲉ̀ⲛⲉϩ ⲁ̀ⲙⲏⲛ.</w:t>
-      </w:r>
-    </w:p>
-    <w:p>
-      <w:pPr>
-        <w:spacing w:before="120"/>
-        <w:jc w:val="both"/>
-        <w:outlineLvl w:val="2"/>
-        <w:rPr>
-          <w:rFonts w:ascii="Antinoou" w:eastAsia="Antinoou" w:hAnsi="Antinoou" w:cs="Gentium"/>
-          <w:b/>
-          <w:bCs/>
-          <w:i/>
-          <w:iCs/>
-          <w:noProof/>
-          <w:sz w:val="32"/>
-          <w:szCs w:val="32"/>
-          <w:u w:val="single" w:color="00B050"/>
-          <w:lang w:val="el-GR" w:bidi="he-IL"/>
-        </w:rPr>
-        <w:sectPr>
-          <w:pgSz w:w="16838" w:h="11906" w:orient="landscape" w:code="9"/>
-          <w:pgMar w:top="1418" w:right="1418" w:bottom="1418" w:left="1418" w:header="709" w:footer="709" w:gutter="0"/>
-          <w:cols w:space="708"/>
-          <w:docGrid w:linePitch="360"/>
-        </w:sectPr>
-      </w:pPr>
-    </w:p>
-    <w:p>
-      <w:pPr>
-        <w:keepNext/>
-        <w:widowControl w:val="0"/>
-        <w:spacing w:before="80"/>
-        <w:jc w:val="center"/>
-        <w:rPr>
-          <w:rFonts w:ascii="Antinoou" w:eastAsia="Antinoou" w:hAnsi="Antinoou" w:cs="Gentium"/>
-          <w:b/>
-          <w:bCs/>
-          <w:noProof/>
-          <w:sz w:val="32"/>
-          <w:szCs w:val="32"/>
-          <w:u w:color="00B050"/>
-          <w:lang w:eastAsia="en-GB" w:bidi="he-IL"/>
-        </w:rPr>
-      </w:pPr>
-      <w:r>
-        <w:rPr>
-          <w:rFonts w:ascii="Antinoou" w:eastAsia="Antinoou" w:hAnsi="Antinoou" w:cs="Gentium"/>
-          <w:b/>
-          <w:bCs/>
-          <w:noProof/>
-          <w:sz w:val="32"/>
-          <w:szCs w:val="32"/>
-          <w:u w:color="00B050"/>
-          <w:lang w:eastAsia="en-GB" w:bidi="he-IL"/>
-        </w:rPr>
-        <w:t>ⲝ︦ⲉ︦.</w:t>
-      </w:r>
-    </w:p>
-    <w:p>
-      <w:pPr>
-        <w:keepNext/>
-        <w:jc w:val="center"/>
-        <w:rPr>
-          <w:rFonts w:ascii="Antinoou" w:eastAsia="Antinoou" w:hAnsi="Antinoou"/>
-          <w:bCs/>
-          <w:noProof/>
-          <w:color w:val="7030A0"/>
-          <w:sz w:val="26"/>
-          <w:szCs w:val="26"/>
-          <w:lang w:eastAsia="en-GB" w:bidi="he-IL"/>
-        </w:rPr>
-      </w:pPr>
-      <w:r>
-        <w:rPr>
-          <w:rFonts w:ascii="Antinoou" w:eastAsia="Antinoou" w:hAnsi="Antinoou"/>
-          <w:bCs/>
-          <w:noProof/>
-          <w:color w:val="7030A0"/>
-          <w:sz w:val="26"/>
-          <w:szCs w:val="26"/>
-          <w:lang w:eastAsia="en-GB" w:bidi="he-IL"/>
-        </w:rPr>
-        <w:t>ⲉⲑⲃⲉ ⲛⲓⲉ̀ⲡⲓⲥⲕⲟⲡⲟⲥ.</w:t>
-      </w:r>
-    </w:p>
-    <w:p>
-      <w:pPr>
-        <w:spacing w:before="80"/>
-        <w:jc w:val="both"/>
-        <w:rPr>
-          <w:rFonts w:ascii="Antinoou" w:eastAsia="Antinoou" w:hAnsi="Antinoou"/>
-          <w:bCs/>
-          <w:noProof/>
-          <w:color w:val="7030A0"/>
-          <w:sz w:val="26"/>
-          <w:szCs w:val="26"/>
-          <w:lang w:eastAsia="en-GB" w:bidi="he-IL"/>
-        </w:rPr>
-      </w:pPr>
-      <w:r>
-        <w:rPr>
-          <w:rFonts w:ascii="Antinoou" w:eastAsia="Antinoou" w:hAnsi="Antinoou"/>
-          <w:bCs/>
-          <w:noProof/>
-          <w:color w:val="7030A0"/>
-          <w:sz w:val="26"/>
-          <w:szCs w:val="26"/>
-          <w:lang w:eastAsia="en-GB" w:bidi="he-IL"/>
-        </w:rPr>
-        <w:t>ⲥ̀ϣⲉ ⲇⲉ ⲉ̀ⲡⲓⲉ̀ⲡⲓⲥⲕⲟⲡⲟⲥ ⲉⲑⲣⲟⲩⲭⲓⲣⲟⲇⲟⲛⲓⲛ ⲙ̀ⲙⲟϥ ⲙ̀ⲫ̀ⲣⲏϯ ⲉ̀ⲧⲁⲛϣⲟⲣⲡ ⲉ̀ⲟⲩϩⲥⲁϩⲛⲓ ⲙ̀ⲙⲟⲥ ⲧⲏⲣⲉⲛ ϩⲓ ⲟⲩⲥⲟⲡ ⲛ̀ϣⲟⲣⲡ ⲉϥⲥⲱⲧⲡ ⲉ̀ϥⲟⲩⲁⲃ ⲉⲩⲥⲱⲧⲡ ⲡⲉ ϧⲉⲛ ϩⲱⲃⲛⲓⲃⲉⲛ ⲁ̀ ⲡ̀ⲗⲁⲟⲥ ⲧⲏⲣϥ ⲥⲟⲧⲡϥ ⲉⲩϣⲁⲛⲟ̀ⲛⲟⲙⲁⲥⲉ ⲇⲉ ⲙ̀ⲙⲟϥ ⲟⲩⲟϩ ⲉⲩⲉⲣⲁⲛⲁⲩ ⲙⲁⲣⲉ ⲡ̀ⲗⲁⲟⲥ ⲧⲏⲣϥ ⲛⲉⲙ ⲛⲓⲡ̀ⲣⲉⲥⲃⲩⲧⲉⲣⲟⲥ ⲟⲩⲟϩ ⲛⲓⲉ̀ⲡⲓⲥⲕⲟⲡⲟⲥ ⲉⲧⲧⲁⲓⲏⲟⲩⲧ ⲑⲱⲟⲩϯ ⲉ̀ϧⲟⲩⲛ ⲙ̀ⲡ̀ⲉ̀ϩⲟⲟⲩ ⲛ̀ϯⲕⲩⲣⲓⲁ̀ⲕⲏ ⲟⲩⲟϩ ⲙⲁⲣⲉ ⲡⲓⲛⲓϣϯ ⲉ̀ⲧⲉ ⲛ̀ϧⲏⲧⲟⲩ ϣⲓⲛⲓ ⲉ̀ⲛⲓⲡ̀ⲣⲉⲥⲃⲩⲧⲉⲣⲟⲥ ⲛⲉⲙ ⲡⲓⲗⲁⲟⲥ ⲧⲏⲣϥ ϫⲉ ⲉ̀ⲛⲉ ⲡⲁⲓ ⲡⲉ ⲡⲓⲣⲱⲙⲓ ⲉ̀ⲧⲉⲧⲉⲛⲁⲓϥ ⲛⲱⲧⲉⲛ ⲛ̀ⲟⲩⲁⲣⲭⲱⲛ ⲟⲩⲟϩ ⲉ̀ⲛⲉ ⲁⲩϣⲁⲛϫⲟⲥ ⲁ̀ϩⲁ ⲫⲁⲓ ⲡⲉ ϧⲉⲛ ⲟⲩⲙⲉⲑⲏⲓ.</w:t>
-      </w:r>
-    </w:p>
-    <w:p>
-      <w:pPr>
-        <w:spacing w:before="80"/>
-        <w:jc w:val="both"/>
-        <w:rPr>
-          <w:rFonts w:ascii="Antinoou" w:eastAsia="Antinoou" w:hAnsi="Antinoou"/>
-          <w:bCs/>
-          <w:noProof/>
-          <w:color w:val="7030A0"/>
-          <w:sz w:val="26"/>
-          <w:szCs w:val="26"/>
-          <w:lang w:eastAsia="en-GB" w:bidi="he-IL"/>
-        </w:rPr>
-      </w:pPr>
-      <w:r>
-        <w:rPr>
-          <w:rFonts w:ascii="Antinoou" w:eastAsia="Antinoou" w:hAnsi="Antinoou"/>
-          <w:bCs/>
-          <w:noProof/>
-          <w:color w:val="7030A0"/>
-          <w:sz w:val="26"/>
-          <w:szCs w:val="26"/>
-          <w:lang w:eastAsia="en-GB" w:bidi="he-IL"/>
-        </w:rPr>
-        <w:t>ⲙⲁⲣⲉϥϣⲉⲛ ⲟⲩⲟⲛ ϫⲉ ⲧⲉⲧⲉⲛⲉⲣⲙⲉⲑⲣⲉ ϧⲁⲣⲟϥ ⲧⲏⲣⲟⲩ ϫⲉ ϥ̀ⲉⲙⲡ̀ϣⲁ ⲛ̀ⲧⲁⲓ ⲛⲓϣϯ ⲙ̀ⲙⲉⲧϩⲏⲅⲉⲙⲱⲛ ⲉⲧⲧⲁⲓⲏⲟⲩⲧ ⲟⲩⲟϩ ⲉ̀ⲑⲟⲩⲁⲃ ⲟⲩⲟϩ ϫⲉ ⲉ̀ⲛⲉ ⲁϥⲕⲁⲑⲣⲟⲥ ϧⲉⲛ ϯⲙⲉⲧⲉⲩⲥⲉⲃⲏⲥ ⲉ̀ⲧⲉ ⲟⲩⲟⲛⲧⲁϥ ⲥⲁϧⲟⲩⲛ ⲉ̀ⲫϯ ⲟⲩⲟϩ ϫⲉ ⲉ̀ⲛⲉ ⲉϥⲁ̀ⲣⲉϥ ⲉ̀ⲡ̀ⲇⲓⲕⲉⲟ̀ⲥⲩⲛⲏ ⲉ̀ϧⲟⲩⲛ ⲉ̀ⲣⲱⲙⲓ ⲛⲓⲃⲉⲛ ⲟⲩⲟϩ ϫⲉ ⲉ̀ⲛⲉ ⲁϥⲟⲓⲕⲟⲛⲟⲙⲓⲛ ⲙ̀ⲡⲉϥⲏⲓ ⲕⲁⲗⲱⲥ ⲟⲩⲟϩ ϫⲉ ⲉ̀ⲛⲉ ⲁ̀ ⲡⲉϥⲃⲓⲟⲥ ⲧⲏⲣϥ ϣⲱⲡⲓ ⲉϥⲟⲩⲟϫ ⲙ̀ⲡⲟⲩⲧⲁϩⲟϥ ϧⲉⲛ ϩ̀ⲗⲓ ⲛ̀ϩⲱⲃ ⲟⲩⲇⲉ ⲛⲁ ⲡⲉϥⲏⲓ.</w:t>
-      </w:r>
-    </w:p>
-    <w:p>
-      <w:pPr>
-        <w:spacing w:before="80"/>
-        <w:jc w:val="both"/>
-        <w:rPr>
-          <w:rFonts w:ascii="Antinoou" w:eastAsia="Antinoou" w:hAnsi="Antinoou"/>
-          <w:bCs/>
-          <w:noProof/>
-          <w:color w:val="7030A0"/>
-          <w:sz w:val="26"/>
-          <w:szCs w:val="26"/>
-          <w:lang w:eastAsia="en-GB" w:bidi="he-IL"/>
-        </w:rPr>
-      </w:pPr>
-      <w:r>
-        <w:rPr>
-          <w:rFonts w:ascii="Antinoou" w:eastAsia="Antinoou" w:hAnsi="Antinoou"/>
-          <w:bCs/>
-          <w:noProof/>
-          <w:color w:val="7030A0"/>
-          <w:sz w:val="26"/>
-          <w:szCs w:val="26"/>
-          <w:lang w:eastAsia="en-GB" w:bidi="he-IL"/>
-        </w:rPr>
-        <w:t>ⲟⲩⲟϩ ⲛ̀ⲑⲱⲟⲩ ⲧⲏⲣⲟⲩ ϩⲓ ⲟⲩⲥⲟⲡ ⲁⲩϣⲁⲛⲉⲣⲙⲉⲑⲣⲉ ϫⲉ ⲟⲩϯⲙⲏⲓⲛⲓ ⲡⲉ ⲕⲁⲧⲁ ϯⲙⲉⲑⲙⲏⲓ ⲕⲁⲧⲁ ⲟⲩϭⲓϩⲟ ⲁⲛ ⲉ̀ⲣⲉ ⲫϯ ⲫⲓⲱⲧ ⲛⲉⲙ ⲡⲉϥⲙⲟⲛⲟⲅⲉⲛⲏⲥ ⲛ̀ϣⲏⲣⲓ ⲓ︦ⲏ︦ⲥ︦ ⲡⲭⲥ ⲡⲉⲛⲟ︦ⲥ︦ ⲛⲉⲙ ⲡⲓⲡ︦ⲛ︦ⲁ︦ ⲉ̀ⲑⲟⲩⲁⲃ ⲟⲓ ⲛ̀ⲕ̀ⲣⲓⲧⲏⲥ ⲉ̀ⲛⲁⲓ ⲙ̀ⲡⲁⲓⲣⲏϯ ⲙⲁⲣⲟⲩϣⲉⲛⲟⲩ ⲟⲛ ⲙ̀ⲫ̀ⲙⲁϩ ⲅ︦ ⲛ̀ⲥⲟⲡ ϫⲉ ⲉ̀ⲛⲉϥⲉⲙⲡ̀ϣⲁ ⲛ̀ⲧⲁⲓ ⲛⲓϣϯ ⲛ̀ⲗⲓⲧⲟⲣⲅⲓⲁ̀ ⲛ̀ⲧⲁⲓ ϣⲱⲧ ϫⲉⲕⲁⲥ ⲉ̀ⲃⲟⲗϩⲓⲧⲉⲛ ⲣⲱϥ ⲙ̀ⲙⲉⲑⲣⲉ ⲃ︦ ⲓⲉ ⲅ︦ ⲉ̀ⲣⲉ ⲥⲁϫⲓ ⲛⲓⲃⲉⲛ ⲟ̀ϩⲓ ⲉ̀ⲣⲁⲧϥ.</w:t>
-      </w:r>
-    </w:p>
-    <w:p>
-      <w:pPr>
-        <w:spacing w:before="120"/>
-        <w:jc w:val="both"/>
-        <w:rPr>
-          <w:rFonts w:ascii="Antinoou" w:eastAsia="Antinoou" w:hAnsi="Antinoou"/>
-          <w:bCs/>
-          <w:noProof/>
-          <w:color w:val="7030A0"/>
-          <w:sz w:val="26"/>
-          <w:szCs w:val="26"/>
-          <w:lang w:eastAsia="en-GB" w:bidi="he-IL"/>
-        </w:rPr>
-      </w:pPr>
-      <w:r>
-        <w:rPr>
-          <w:rFonts w:ascii="Antinoou" w:eastAsia="Antinoou" w:hAnsi="Antinoou"/>
-          <w:bCs/>
-          <w:noProof/>
-          <w:color w:val="7030A0"/>
-          <w:sz w:val="26"/>
-          <w:szCs w:val="26"/>
-          <w:lang w:eastAsia="en-GB" w:bidi="he-IL"/>
-        </w:rPr>
-        <w:lastRenderedPageBreak/>
-        <w:t>ⲟⲩⲟϩ ⲁⲩϣⲁⲛϫⲟⲥ ⲙ̀ⲫ̀ⲙⲁϩ ⲅ︦ ⲛ̀ⲥⲟⲡ ϫⲉ ϥ̀ⲉⲙⲡ̀ϣⲁ ⲙⲁⲣⲟⲩϭⲓ ⲛ̀ⲧⲟⲧⲟⲩ ⲧⲏⲣⲟⲩ ⲛ̀ⲛⲟⲩⲥⲩⲛⲑⲩⲙⲁ ⲟⲩⲟϩ ⲁⲩϣⲁⲛⲧⲏⲓϥ ϧⲉⲛ ⲟⲩⲉ̀ⲣⲱⲟⲩⲧ ⲙⲁⲣⲉ ⲟⲩⲭⲁⲣⲱϥ ϣⲱⲡⲓ ⲛⲉⲙ ⲟⲩⲉ̀ⲥⲩⲭⲓⲁ̀ ⲛ̀ⲧⲉ ⲟⲩⲁⲓ ϧⲉⲛ ⲛⲓⲛⲓϣϯ ⲛ̀ⲉ̀ⲡⲓⲥⲕⲟⲡⲟⲥ ϭⲓ ⲛⲉⲙⲁϥ ⲛ̀ⲕⲉ ⲃ︦ ⲛ̀ⲉ̀ⲡⲓⲥⲕⲟⲡⲟⲥ ⲉ̀ⲣⲉ ⲛⲓⲉ̀ⲡⲓⲥⲕⲟⲡⲟⲥ ⲑⲣⲟⲩ ⲟ̀ϩⲓ ⲉ̀ⲣⲁⲧⲟⲩ ϧⲁⲧⲉⲛ ⲡⲓⲑⲩⲥⲓⲁⲥⲧⲏⲣⲓⲟⲛ ⲉⲩϣ̀ⲗⲏⲗ ϧⲉⲛ ⲟⲩⲭⲁⲣⲱϥ ⲛⲉⲙ ⲛⲓⲡ̀ⲣⲉⲥⲃⲩϩⲧⲉⲣⲟⲥ ⲉ̀ⲣⲉ ⲛⲓⲇⲓⲁ̀ⲕⲱⲛⲟⲥ ⲧⲏⲣⲟⲩ ϩⲱⲟⲩ ⲁ̀ⲙⲁϩⲧⲉ ⲛ̀ⲛⲓⲉⲩⲁⲅⲅⲉⲗⲓⲟⲛ ⲉ̀ⲑⲟⲩⲁⲃ ⲉⲩⲫⲱⲣϣ ⲉ̀ⲃⲟⲗϩⲓϫⲉⲛ ⲧ̀ⲁ̀ⲫⲉ ⲙ̀ⲫⲏⲉ̀ⲧ ⲟⲩⲛⲁⲭⲓⲣⲟⲇⲟⲛⲓⲛ ⲙ̀ⲙⲟϥ ⲉ̀ⲣⲉ ⲡⲓⲉ̀ⲡⲓⲥⲕⲟⲡⲟⲥ ϣ̀ⲗⲏⲗ ⲉ̀ⲫϯ ⲉ̀ϩ̀ⲣⲏⲓ ⲉ̀ϫⲱϥ ⲟⲩⲟϩ ⲁϥϣⲁⲛⲟⲩϣ̀ ⲉϥϣ̀ⲗⲏⲗ ⲉ̀ϫⲱϥ ⲙⲁⲣⲉ ⲟⲩⲁⲓ ϧⲉⲛ ⲡⲓⲉ̀ⲡⲓⲥⲕⲟⲡⲟⲥ ⲧⲁⲗⲉ ϯⲑⲩⲥⲓⲁ̀ ⲉ̀ϩ̀ⲣⲏⲓ ⲉ̀ϫⲉⲛ ⲛⲓϫⲓϫ ⲙ̀ⲫⲏⲉ̀ⲧⲟⲩⲛⲁⲭⲓⲣⲟⲇⲟⲛⲓⲛ ⲙ̀ⲙⲟϥ ⲟⲩⲟϩ ⲙⲁⲣⲉ ⲛⲓⲕⲉⲉ̀ⲡⲓⲥⲕⲟⲡⲟⲥ ⲧ̀ϩⲉⲙⲥⲟϥ ⲉ̀ϫⲉⲛ ⲡⲓⲑ̀ⲣⲟⲛⲟⲥ ⲉ̀ⲧⲉⲣⲡⲣⲉⲡⲓ ⲛⲁϥ ⲟⲩⲟϩ ⲁⲩϣⲁⲛⲁⲥⲡⲁⲍⲉⲥⲑⲉ ⲙ̀ⲙⲟϥ ϧⲉⲛ ⲡⲓⲁⲥⲡⲁⲥⲙⲟⲥ ⲉⲧϧⲉⲛ ⲛⲟ︦ⲥ︦ ⲙⲁⲣⲟⲩⲱϣ ϧⲉⲛ ⲛⲓⲉⲩⲁⲅⲅⲉⲗⲓⲟⲛ ⲉ̀ⲑⲟⲩⲁⲃ ⲟⲩⲟϩ ⲁⲩϣⲁⲛⲟⲩⲱ̀ ⲉⲩⲟⲩⲱϣ ⲙ̀ⲡⲓⲉⲩⲁⲅⲅⲉⲗⲓⲟⲛ ⲙⲁⲣⲉ ⲡⲓⲉ̀ⲡⲓⲥⲕⲟⲡⲟⲥ ⲉ̀ⲧⲁⲩⲭⲓⲣⲟⲇⲟⲛⲓⲛ ⲙ̀ⲙⲟϥ ⲁⲥⲡⲁⲍⲉⲥⲑⲉ ⲛ̀ϯⲉⲕⲕ̀ⲗⲏⲥⲓⲁ̀ ⲧⲏⲣⲥ ⲉϥϫⲱⲙ̀ⲙⲟⲥ ϫⲉ ϯⲭⲁⲣⲓⲥⲙⲁ ⲙ̀ⲡⲉⲛⲟ︦ⲥ︦ ⲓ︦ⲏ︦ⲥ︦ ⲡⲭ︦ⲥ︦ ⲟⲩⲟϩ ϯⲁ̀ⲅⲁⲡⲏ ⲛ̀ⲧⲉ ⲫϯ ⲫⲓⲱⲧ ⲛⲉⲙ ⲧ̀ⲕⲟⲓⲛⲱⲛⲓⲁ̀ ⲙ̀ⲡⲓⲡⲛ︦ⲁ︦ ⲉ̀ⲑⲟⲩⲁⲃ ⲛⲉⲙⲱⲧⲉⲛ ⲧⲏⲣⲟⲩ ⲟⲩⲟϩ ⲙⲁⲣⲟⲩⲉⲣⲟⲩⲱ̀ ⲧⲏⲣⲟⲩ ϫⲉ ⲛⲉⲙ ⲡⲉⲕⲡⲛ︦ⲁ︦ ϩⲱⲕ ⲟⲩⲟϩ ⲁϥϣⲁⲛⲟⲩⲱ̀ ⲉϥϫⲱ ⲙ̀ⲫⲁⲓ ⲙⲁⲣⲉϥϫⲱ ⲟⲛ ⲉ̀ⲡ̀ⲗⲁⲟⲥ ⲛ̀ϩⲁⲛⲥⲁϫⲓ ⲛ̀ⲥⲟⲗⲥⲉⲗ ⲁϥϣⲁⲛⲟⲩⲱ̀ ⲇⲉ ⲉϥϯⲥ̀ⲃⲱ ⲙⲁⲣⲉ ⲡ̀ⲇⲓⲁ̀ⲕⲱⲛⲟⲥ ⲁ̀ⲗⲏⲓ ⲉ̀ϩ̀ⲣⲏⲓ ⲉ̀ϫⲉⲛ ⲟⲩⲙⲁ ⲉϥϭⲟⲥⲓ ⲉϥⲕⲩⲣⲓⲝ ϫⲉ ⲙ̀ⲡⲉⲣⲑ̀ⲣⲉ ⲟⲩⲁⲓ ⲛ̀ⲁ̀ⲡⲓⲥⲧⲟⲥ ⲭⲱ ⲙ̀ⲡⲁⲓⲙⲁ ⲟⲩⲟϩ ⲡⲁⲓⲣⲏϯ ⲁ̀ⲣⲉϣⲁⲛ ⲡⲓⲉ̀ⲡⲓⲥⲕⲟⲡⲟⲥ ϫⲉⲕ ⲛⲓⲉⲩⲭⲏ ⲧⲏⲣⲟⲩ ⲉ̀ⲃⲟⲃ ⲉⲧⲥ̀ϣⲉ ⲉⲑⲣⲉϥⲁⲓⲧⲟⲩ ⲓ̀ⲧⲉ ϧⲁ ⲛⲏⲉⲧϣⲱⲛⲓ ⲛⲉⲙ ⲡ̀ⲕⲉⲥⲉⲡⲓ ⲙⲁⲣⲉ ⲛⲓⲇⲓⲁ̀ⲕⲟⲛⲟⲥ ϫⲟⲥ ⲛⲱⲟⲩ ⲧⲏⲣⲟⲩ ϫⲉ ⲁⲥⲡⲁⲍⲉⲥⲑⲉ ⲛ̀ⲛⲉⲧⲉⲛⲉ̀ⲣⲏⲟⲩ ϧⲉⲛ ⲟⲩϥⲓ ⲉⲥⲟⲩⲁⲛ ⲟⲩⲟϩ ⲙⲁⲣⲉ ⲛⲓⲕ̀ⲗⲏⲣⲟⲥ ⲁⲥⲡⲁⲍⲉⲥⲑⲉ ⲙ̀ⲡⲓⲉ̀ⲡⲓⲥⲕⲟⲡⲟⲥ ⲟⲩⲟϩ ⲛⲓⲇⲁⲓ̀ⲕⲟⲥ ⲛ̀ϩⲟⲟⲩⲧ ⲁⲥⲡⲁⲍⲉⲥⲑⲉ ⲛ̀ⲛⲟⲩⲉ̀ⲣⲏⲟⲩ ⲟⲩⲟϩ ⲛⲓϩⲓⲟ̀ⲙⲓ ⲟⲛ ⲁⲥⲡⲁⲍⲉⲥⲑⲉ ⲛ̀ⲛⲓϩⲓⲟ̀ⲙⲓ ⲙⲁⲣⲉ ⲛⲓⲁ̀ⲗⲱⲟⲩⲓ̀ ⲟ̀ϩⲓ ⲉ̀ⲣⲁⲧⲟⲩ ϧⲁⲧⲉⲛ ⲡⲓⲛⲏⲙⲁ ⲟⲩⲟϩ ⲙⲁⲣⲉ ⲕⲉⲇⲓⲁ̀ⲕⲟⲛⲟⲥ ⲟ̀ϩⲓ ⲉ̀ⲣⲁⲧϥ ϩⲟⲧⲟⲩ ⲱⲟⲩ ϫⲉ ⲛ̀ⲛⲟⲩⲥ̀ⲡⲁⲧⲁⲗⲁ ⲛⲉⲙ ⲛⲟⲩⲉ̀ⲣⲏⲟⲩ ⲉ̀ⲣⲉ ϩⲁⲛⲕⲉⲇⲓⲁ̀ⲕⲟⲛⲟⲥ ⲙⲟϣⲓ ϩⲱⲟⲩ ⲉⲩⲡⲁⲧⲏⲣⲉ ⲓⲉ ⲛ̀ⲛⲓϩⲟⲟⲩⲧ ⲛⲉⲙ ⲛⲓϩⲓⲟ̀ⲙⲓ ϫⲉⲕⲁⲥ ⲛ̀ⲛⲉ ϩ̀ⲗⲓ ⲛ̀ϣ̀ⲑⲟⲣⲧⲉⲣ ⲉⲣϣⲱⲡⲓ ⲛ̀ϧⲏⲩⲟⲩ ⲟⲩⲟϩ ϫⲉⲕⲁⲥ ⲛ̀ⲧⲉ ⲟⲩⲁⲓ ϭⲱⲣⲉⲙ ⲉ̀ⲟⲩⲁⲓ ⲓⲉ ⲉϥⲕⲁⲥⲕⲉⲥ ⲓⲉ ⲉϥϩⲩⲛⲓⲙ ⲙⲁⲣⲉ ⲟⲩϩⲩⲡⲟⲇⲓⲁ̀ⲕⲟⲛⲟⲥ ⲟ̀ϩⲓ ⲉ̀ⲣⲁⲧϥ ϧⲁⲧⲉⲛ ⲫ̀ⲣⲟ ⲛ̀ⲛⲓϩⲟⲟⲩⲧ ⲟⲩⲟϩ ⲉ̀ⲣⲉ ϩⲁⲛⲕⲉⲇⲓⲁ̀ⲕⲟⲛⲟⲥ ⲟ̀ϩⲓ ⲉ̀ⲣⲁⲧⲟⲩ ϧⲁⲧⲉⲛ ⲛⲓⲣⲱⲟⲩ ⲛ̀ⲧⲉ ⲛⲓϩⲓⲟ̀ⲙⲓ ϫⲉⲕⲁⲥ ⲛ̀ⲛⲉ ϩ̀ⲗⲓ ϣⲉⲛⲁϥ ⲉ̀ⲃⲟⲗ ⲟⲩⲇⲉ ⲛ̀ⲛⲟⲩⲟⲩⲱⲛ ⲛ̀ⲛⲓⲣⲱⲟⲩ ⲙ̀ⲫ̀ⲛⲁⲩ ⲛ̀ϯⲡ̀ⲣⲟⲥⲫⲟⲣⲁ ⲉ̀ⲑⲟⲩⲁⲃ ⲕⲁⲛ ⲟⲩⲡⲓⲥⲧⲟⲥ ⲡⲉⲧϩⲓⲣⲉⲛ ⲫ̀ⲣⲟ ⲙⲁⲣⲉ ⲛⲓϩⲩⲡⲟⲇⲓⲁ̀ⲕⲟⲛⲟⲥ ⲇⲉ ⲓ̀ⲛⲓ ⲛ̀ⲟⲩⲙⲱⲟⲩ ⲛ̀ⲛⲓⲟⲩⲏⲃ ⲉ̀ⲓⲁ ⲛⲟⲩϫⲓϫ ⲉ̀ⲡ̀ⲙⲏⲓⲛⲓ ⲛ̀ⲟⲩⲧⲟⲩⲃⲟ ⲛ̀ⲛⲟⲩⲯⲩⲭⲏ ⲉⲩϥⲁⲓ ⲙ̀ⲙⲱⲟⲩ ⲉ̀ϩ̀ⲣⲏⲓ ϣⲁ ⲫϯ ⲡⲓⲡⲁⲛⲧⲟⲕⲣⲁⲧⲱⲣ ⲟⲩⲟϩ ⲙⲁⲣⲉ ⲕⲉⲇⲓⲁ̀ⲕⲟⲛⲟⲥ ⲱϣ ⲉ̀ⲃⲟⲗ ϫⲉ ⲙ̀ⲡⲉⲣⲑ̀ⲣⲉ ⲟⲩⲟⲛ ϧⲉⲛ ⲛⲏⲉⲧⲥⲱⲧⲉⲙ ⲉ̀ⲡ̀ⲥⲁϫⲓ ⲙ̀ⲙⲁⲩⲁⲧϥ ⲉ̀ϣ̀ⲧⲉⲙⲟⲓⲕⲟⲛⲱⲛⲓⲛ ⲇⲉ ⲙ̀ⲙⲩⲥⲧⲏⲣⲓⲟⲛ ⲉ̀ⲑⲟⲩⲁⲃ ⲟ̀ϩⲓ ⲉ̀ⲣⲁⲧⲟⲩ ⲙ̀ⲡⲁⲓⲙⲁ ⲙ̀ⲡⲉⲣⲑ̀ⲣⲉ ⲟⲩⲟⲛ ϧⲉⲛ ⲛⲓⲁ̀ⲡⲓⲥⲧⲟⲥ ⲭⲱ ⲙ̀ⲡⲉⲣⲑⲣⲉ ⲟⲩⲟⲛ ϧⲉⲛ ⲛⲓϩⲉⲣⲁⲧⲓⲕⲟⲥ ⲟ̀ϩⲓ ⲉⲣⲁⲧⲟⲩ ⲙ̀ⲡⲁⲓⲙⲁ ⲛⲉⲙⲁⲛ ⲙ̀ⲡⲱⲟⲩ ⲛⲓⲙⲁⲩ ⲁ̀ⲙⲁϩⲧⲉ ⲛ̀ⲛⲉⲧⲉⲛϣⲏⲣⲓ ⲙ̀ⲡⲉⲣⲑⲣⲉ ⲟⲩⲁⲓ ⲭⲱ ⲛ̀ⲟⲩⲁ̀ⲣⲓⲕⲓ ϧⲉⲛ ⲡⲉϥϩⲏⲧ ⲉ̀ϧⲟⲩⲛ ⲉ̀ⲟⲩⲁⲓ ⲙ̀ⲡⲉⲣⲑ̀ⲣⲉ ⲟⲩⲁⲓ ⲟ̀ϩⲓ ⲉ̀ⲣⲁⲧϥ ⲙ̀ⲡⲁⲓⲙⲁ ϧⲉⲛ ⲟⲩϩⲩⲡⲟⲕ̀ⲣⲓⲛⲉ ⲓⲉ ϧⲉⲛ ⲟⲩϩⲩⲡⲟⲕ̀ⲣⲏⲥⲓⲥ ϣⲱⲡⲓ ⲉ̀ⲧⲉⲧⲉⲛⲥⲟⲩⲧⲱⲛ ⲧⲏⲣⲟⲩ ⲉ̀ϧⲟⲩⲛ ⲉ̀ⲡⲟ︦ⲥ︦ ⲫϯ ⲙⲁⲣⲉ ⲛⲉⲧⲉⲛⲟ̀ϩⲓ ⲉ̀ⲣⲁⲧⲉⲛ ϧⲉⲛ ⲟⲩϩⲟϯ ⲛⲉⲙ ⲟⲩⲥ̀ⲑⲉⲣⲧⲉⲣ.</w:t>
-      </w:r>
-    </w:p>
-    <w:p>
-      <w:pPr>
-        <w:spacing w:before="120"/>
-        <w:jc w:val="both"/>
-        <w:outlineLvl w:val="2"/>
-        <w:rPr>
-          <w:rFonts w:ascii="Antinoou" w:eastAsia="Antinoou" w:hAnsi="Antinoou" w:cs="Gentium"/>
-          <w:b/>
-          <w:bCs/>
-          <w:noProof/>
-          <w:sz w:val="32"/>
-          <w:szCs w:val="32"/>
-          <w:u w:val="single" w:color="00B050"/>
-          <w:lang w:val="el-GR" w:bidi="he-IL"/>
+          <w:rFonts w:ascii="Antinoou" w:eastAsia="Antinoou" w:hAnsi="Antinoou" w:cs="Gentium"/>
+          <w:b/>
+          <w:bCs/>
+          <w:noProof/>
+          <w:sz w:val="32"/>
+          <w:szCs w:val="32"/>
+          <w:u w:color="00B050"/>
+          <w:lang w:eastAsia="en-GB" w:bidi="he-IL"/>
         </w:rPr>
         <w:sectPr>
           <w:type w:val="continuous"/>
@@ -9841,7 +10083,7 @@
       <w:pPr>
         <w:keepNext/>
         <w:widowControl w:val="0"/>
-        <w:spacing w:before="120"/>
+        <w:spacing w:before="80"/>
         <w:jc w:val="center"/>
         <w:rPr>
           <w:rFonts w:ascii="Antinoou" w:eastAsia="Antinoou" w:hAnsi="Antinoou" w:cs="Gentium"/>
@@ -9866,185 +10108,105 @@
           <w:lang w:eastAsia="en-GB" w:bidi="he-IL"/>
         </w:rPr>
         <w:lastRenderedPageBreak/>
-        <w:t>ⲝ︦ⲋ︦.</w:t>
-      </w:r>
-    </w:p>
-    <w:p>
-      <w:pPr>
-        <w:keepNext/>
-        <w:jc w:val="center"/>
-        <w:rPr>
-          <w:rFonts w:ascii="Antinoou" w:eastAsia="Antinoou" w:hAnsi="Antinoou"/>
-          <w:bCs/>
-          <w:noProof/>
-          <w:color w:val="7030A0"/>
-          <w:sz w:val="26"/>
-          <w:szCs w:val="26"/>
-          <w:lang w:eastAsia="en-GB" w:bidi="he-IL"/>
-        </w:rPr>
-      </w:pPr>
-      <w:r>
-        <w:rPr>
-          <w:rFonts w:ascii="Antinoou" w:eastAsia="Antinoou" w:hAnsi="Antinoou"/>
-          <w:bCs/>
-          <w:noProof/>
-          <w:color w:val="7030A0"/>
-          <w:sz w:val="26"/>
-          <w:szCs w:val="26"/>
-          <w:lang w:eastAsia="en-GB" w:bidi="he-IL"/>
-        </w:rPr>
-        <w:t>ⲡ̀ⲣⲟⲥⲫⲉⲣⲓⲛ.</w:t>
-      </w:r>
-    </w:p>
-    <w:p>
-      <w:pPr>
-        <w:spacing w:before="100"/>
-        <w:jc w:val="both"/>
-        <w:rPr>
-          <w:rFonts w:ascii="Antinoou" w:eastAsia="Antinoou" w:hAnsi="Antinoou"/>
-          <w:bCs/>
-          <w:noProof/>
-          <w:color w:val="7030A0"/>
-          <w:sz w:val="26"/>
-          <w:szCs w:val="26"/>
-          <w:lang w:eastAsia="en-GB" w:bidi="he-IL"/>
-        </w:rPr>
-      </w:pPr>
-      <w:r>
-        <w:rPr>
-          <w:rFonts w:ascii="Antinoou" w:eastAsia="Antinoou" w:hAnsi="Antinoou"/>
-          <w:bCs/>
-          <w:noProof/>
-          <w:color w:val="7030A0"/>
-          <w:sz w:val="26"/>
-          <w:szCs w:val="26"/>
-          <w:lang w:eastAsia="en-GB" w:bidi="he-IL"/>
-        </w:rPr>
-        <w:t>ⲛⲁⲓ ⲇⲉ ⲁⲩϣⲁⲛϣⲱⲡⲓ ⲙⲁⲣⲉ ⲛⲓⲇⲓⲁ̀ⲕⲟⲛⲟⲥ ⲓ̀ⲛⲓ ⲛ̀ⲛⲓⲇⲱⲣⲟⲛ ⲉ̀ϧⲟⲩⲛ ⲉ̀ⲡⲓⲉ̀ⲡⲓⲥⲕⲟⲡⲟⲥ ⲉ̀ⲡⲓⲑⲩⲥⲓⲁⲥⲧⲏⲣⲓⲟⲛ ⲉ̀ⲑⲟⲩⲁⲃ ⲟⲩⲟϩ ϣⲁⲣⲉ ⲛⲓⲡ̀ⲣⲉⲃⲩⲧⲉⲣⲟⲥ ⲟ̀ϩⲓ ⲉ̀ⲣⲁⲧⲟⲩ ⲥⲁⲟⲓ̀ⲛⲁⲙ ⲛⲉⲙ ⲥⲁϫⲁϭⲏ ⲙ̀ⲡⲓⲉ̀ⲡⲓⲥⲕⲟⲡⲟⲥ ϧⲉⲛ ⲟⲩⲉ̀ⲥⲩⲭⲓⲁ̀ ⲙ̀ⲡ̀ⲥ̀ⲙⲟⲧ ⲛ̀ϩⲁⲛⲙⲁⲑⲏⲧⲏϩ ⲉⲩⲟ̀ϩⲓ ⲉ̀ⲣⲁⲧⲟⲩ ⲉ̀ⲡⲟⲩⲥⲁϧ ⲙⲁⲣⲉ ⲕⲉⲃ︦ ⲛ̀ⲇⲓⲁ̀ⲕⲟⲛⲟⲥ ⲟ̀ϩⲓ ⲉ̀ⲣⲁⲧⲟⲩ ⲛ̀ⲥⲁ ⲡⲁⲓⲥⲁ ⲛⲉⲙ ⲡⲁⲓ ⲙ̀ⲡⲓⲑⲩⲥⲓⲁⲥⲧⲏⲣⲓⲟⲛ ⲉ̀ⲣⲉ ϩⲁⲛⲥⲁⲧⲱ ⲛ̀ⲧⲟⲧⲟⲩ ⲉⲩϣⲟⲟⲙⲁ ⲉ̀ⲁⲩⲑⲁⲙⲱ̀ⲟⲩ ⲉ̀ⲃⲟⲗϧⲉⲛ ϩⲁⲛⲭⲁ ⲉⲩϣⲟⲟⲙⲉ ⲓⲉ ϩⲁⲛⲙⲏϩⲉ ⲛ̀ⲧⲁⲩⲣⲟⲥ ⲓⲉ ⲛ̀ⲑⲟϥ ϧⲉⲛ ⲫⲁ ⲕⲓⲁⲣⲓⲟⲛ ⲉⲩϣⲟⲙⲙⲉ ⲛ̀ⲥⲉⲑ̀ⲗⲟ ⲉ̀ⲃⲟⲗ ⲛ̀ⲛⲓⲕⲟⲩϫⲓ ⲛ̀ⲥⲱⲛⲧ ⲉⲧϩⲏⲗ ⲉ̀ϣ̀ⲧⲉⲙⲑ̀ⲣⲟⲩϣⲉⲛⲱⲟⲩ ⲉ̀ϩ̀ⲣⲏⲓ ⲉ̀ⲡⲓⲡⲟⲧⲏⲣⲓⲟⲛ.</w:t>
-      </w:r>
-    </w:p>
-    <w:p>
-      <w:pPr>
-        <w:spacing w:before="100"/>
-        <w:jc w:val="both"/>
-        <w:rPr>
-          <w:rFonts w:ascii="Antinoou" w:eastAsia="Antinoou" w:hAnsi="Antinoou"/>
-          <w:bCs/>
-          <w:noProof/>
-          <w:color w:val="7030A0"/>
-          <w:sz w:val="26"/>
-          <w:szCs w:val="26"/>
-          <w:lang w:eastAsia="en-GB" w:bidi="he-IL"/>
-        </w:rPr>
-      </w:pPr>
-      <w:r>
-        <w:rPr>
-          <w:rFonts w:ascii="Antinoou" w:eastAsia="Antinoou" w:hAnsi="Antinoou"/>
-          <w:bCs/>
-          <w:noProof/>
-          <w:color w:val="7030A0"/>
-          <w:sz w:val="26"/>
-          <w:szCs w:val="26"/>
-          <w:lang w:eastAsia="en-GB" w:bidi="he-IL"/>
-        </w:rPr>
-        <w:t>ⲟⲩⲟϩ ⲡⲁⲓⲣⲏϯ ⲙⲁⲣⲉ ⲡⲓⲁⲣⲭⲏⲉ̀ⲣⲉⲩⲥ ⲧⲱⲃϩ ⲉ̀ϩ̀ⲣⲏⲓ ⲉ̀ϫⲉⲛ ϯⲡ̀ⲣⲟⲥⲫⲟⲣⲁ ⲉⲑⲣⲉ ⲡⲓⲡⲛ︦ⲁ︦ ⲉ̀ⲑⲟⲩⲁⲃ ⲓ̀ ⲉ̀ϩ̀ⲣⲏⲓ ⲉ̀ϫⲱⲥ ⲡⲓⲱⲓⲕ ⲙⲉⲛ ⲉϥⲁⲓϥ ⲛ̀ⲥⲱⲙⲁ ⲙ̀ⲡⲭ︦ⲥ︦ ⲡⲓⲡⲟⲧⲏⲣⲓⲟⲛ ⲇⲉ ⲡ̀ⲥ̀ⲛⲟϥ ⲙ̀ⲡⲭ︦ⲥ︦ ⲟⲩⲟϩ ⲁϥϣⲁⲛϫⲱⲕ ⲉ̀ⲃⲟⲗ ⲛ̀ⲛⲓⲡ̀ⲣⲟⲥⲉⲩⲭⲏ ⲉⲧⲥ̀ϣⲉ ⲉ̀ⲣⲟϥ ⲉⲑⲣⲉϥϫⲟⲟⲩ ⲙⲁⲣⲉ ⲡⲓⲉ̀ⲡⲓⲥⲕⲟⲡⲟⲥ ϭⲓ ⲛ̀ϣⲟⲣⲡ ⲙⲉⲛⲉⲛⲥⲱϥ ⲛⲓⲡ̀ⲣⲉⲥⲃⲩⲧⲉⲣⲟⲥ ⲙⲉⲛⲉⲛⲥⲱⲟⲩ ⲛⲓⲇⲓⲁ̀ⲕⲟⲛⲟⲥ ⲟⲩⲟϩ ⲡⲁⲓⲣⲏϯ ⲡ̀ⲕⲉⲕ̀ⲗⲏⲣⲟⲥ ⲧⲏⲣⲟⲩ ⲕⲁⲧⲁ ⲧⲁⲝⲓⲥ ⲙⲉⲛⲉⲛⲥⲱⲟⲩ ⲡ̀ⲗⲁⲟⲥ ⲧⲏⲣϥ ϭⲓ ⲉ̀ⲣⲉ ⲡⲓⲉ̀ⲡⲓⲥⲕⲟⲡⲟⲥ ⲇⲉ ⲉⲧϯ ⲙⲁⲣⲉϥϫⲟⲥ ϫⲉ ⲡⲁⲓ ⲡⲉ ⲡ̀ⲥⲱⲙⲁ ⲙ̀ⲡⲭ︦ⲥ︦ ⲙⲁⲣⲉ ⲫⲏⲉⲧϭⲓ ϩⲱϥ ⲉ̀ⲣⲟⲩⲱ̀ ϫⲉ ⲁ̀ⲙⲏⲛ ϩⲟⲙⲁⲓⲱⲥ ⲇⲉ ⲟⲛ ⲡⲓⲇⲓⲁ̀ⲕⲟⲛⲟⲥ ⲉⲧϯ ⲙ̀ⲡⲓⲡⲟⲧⲏⲣⲓⲟⲛ ⲙⲁⲣⲉϥϫⲟⲥ ϫⲉ ⲡⲁⲓ ⲡⲉ ⲡ̀ⲥ̀ⲛⲟϥ ⲙ̀ⲡⲭ︦ⲥ︦ ⲫⲁⲓ ⲡⲉ ⲡⲓⲡⲟⲧⲏⲣⲓⲟⲛ ⲙ̀ⲡⲱⲛϧ ⲫⲏⲉⲧϭⲓ ϩⲱϥ ⲟⲛ ⲙⲁⲣⲉϥϫⲟⲥ ϫⲉ ⲁ̀ⲙⲏⲛ.</w:t>
-      </w:r>
-    </w:p>
-    <w:p>
-      <w:pPr>
-        <w:spacing w:before="100"/>
-        <w:jc w:val="both"/>
-        <w:rPr>
-          <w:rFonts w:ascii="Antinoou" w:eastAsia="Antinoou" w:hAnsi="Antinoou"/>
-          <w:bCs/>
-          <w:noProof/>
-          <w:color w:val="7030A0"/>
-          <w:sz w:val="26"/>
-          <w:szCs w:val="26"/>
-          <w:lang w:eastAsia="en-GB" w:bidi="he-IL"/>
-        </w:rPr>
-      </w:pPr>
-      <w:r>
-        <w:rPr>
-          <w:rFonts w:ascii="Antinoou" w:eastAsia="Antinoou" w:hAnsi="Antinoou"/>
-          <w:bCs/>
-          <w:noProof/>
-          <w:color w:val="7030A0"/>
-          <w:sz w:val="26"/>
-          <w:szCs w:val="26"/>
-          <w:lang w:eastAsia="en-GB" w:bidi="he-IL"/>
-        </w:rPr>
-        <w:t>ⲟⲩⲟϩ ⲙⲁⲣⲟⲩⲉⲣⲯⲁⲗⲓⲛ ⲉⲩϯ ϣⲁⲛⲧⲟⲩⲟⲩⲱ̀ ⲉⲩⲥⲩⲛⲁⲅⲱⲅⲏ ⲧⲏⲣⲟⲩ.</w:t>
-      </w:r>
-    </w:p>
-    <w:p>
-      <w:pPr>
-        <w:spacing w:before="100"/>
-        <w:jc w:val="both"/>
-        <w:rPr>
-          <w:rFonts w:ascii="Antinoou" w:eastAsia="Antinoou" w:hAnsi="Antinoou"/>
-          <w:bCs/>
-          <w:noProof/>
-          <w:color w:val="7030A0"/>
-          <w:sz w:val="26"/>
-          <w:szCs w:val="26"/>
-          <w:lang w:eastAsia="en-GB" w:bidi="he-IL"/>
-        </w:rPr>
-      </w:pPr>
-      <w:r>
-        <w:rPr>
-          <w:rFonts w:ascii="Antinoou" w:eastAsia="Antinoou" w:hAnsi="Antinoou"/>
-          <w:bCs/>
-          <w:noProof/>
-          <w:color w:val="7030A0"/>
-          <w:sz w:val="26"/>
-          <w:szCs w:val="26"/>
-          <w:lang w:eastAsia="en-GB" w:bidi="he-IL"/>
-        </w:rPr>
-        <w:t>ϩⲟⲧⲁⲛ ⲇⲉ ⲁⲩϣⲁⲛϭⲓ ⲧⲏⲣⲟⲩ ⲙⲁⲣⲉ ⲛⲓⲕⲉϩⲓⲟ̀ⲙⲓ ⲧⲏⲣⲟⲩ ϭⲓ ⲟⲩⲟϩ ϧⲉⲛ ⲡ̀ϫⲓⲛⲑ̀ⲣⲉϥⲗⲟ ⲙ̀ⲡⲓⲯⲁⲗⲗⲓⲧⲏⲥ ⲉϥⲉⲣⲯⲁⲗⲓⲛ ⲙⲁⲣⲉ ⲡⲓⲇⲓⲁ̀ⲕⲟⲛⲟⲥ ⲱϣ ⲉ̀ⲃⲟⲗ ⲉϥϫⲱⲙ̀ⲙⲟⲥ ϫⲉ ⲁⲛϭⲓ ⲧⲏⲣⲉⲛ ⲉ̀ⲃⲟⲗϧⲉⲛ ⲡⲓⲥⲱⲙⲁ ⲛⲉⲙ ⲡⲓⲥ̀ⲛⲟϥ ⲉⲧⲧⲁⲓⲏⲟⲩⲧ ⲛ̀ⲧⲉ ⲡⲭ︦ⲥ︦ ⲙⲁⲣⲉⲛⲉⲩⲭⲁⲣⲓⲥⲧⲟⲩ ⲛⲁϥ ϫⲉ ⲁϥⲁⲓⲧⲉⲛ ⲛ̀ⲉⲙⲡ̀ϣⲁ ⲉ̀ⲁⲛϭⲓ ⲉ̀ⲃⲟⲗϧⲉⲙ ⲛⲉϥⲙⲩⲥⲑⲣⲓⲟⲛ ⲉ̀ⲑⲟⲩⲁⲃ ⲟⲩⲟϩ ⲛ̀ⲁⲧⲙⲟⲩ ⲉⲧⲏ̀ⲡⲓ ϧⲉⲛ ⲛⲓⲫⲏⲟⲩⲓ̀ ⲟⲩⲟϩ ⲙⲉⲛⲉⲛⲥⲱⲥ ⲙⲁⲣⲉ ⲡⲓⲉ̀ⲡⲓⲥⲕⲟⲡⲟⲥ ϣ̀ⲗⲏⲗ ⲉϥϣⲉⲡϩ̀ⲙⲟⲧ ⲉ̀ϫⲉⲛ ⲫ̀ⲟⲩⲱⲙ ⲙ̀ⲡⲓⲥⲱⲙⲁ ⲛⲉⲙ ⲡ̀ⲥⲱ ⲙ̀ⲡⲓⲥ̀ⲛⲟϥ ⲙ̀ⲡⲭ︦ⲥ︦ ⲉϥϣⲁⲛⲟⲩⲱ̀ ⲇⲉ ⲉϥϣ̀ⲗⲏⲗ ⲙⲁⲣⲉ ⲡⲓⲇⲓⲁ̀ⲕⲟⲛⲟⲥ ϫⲟⲥ ϫⲉ ⲕⲉⲗϫ ⲧⲉⲧⲉⲛⲁ̀ⲫⲉ ⲉ̀ⲡⲉⲥⲏⲧ ⲙ̀ⲡⲟ︦ⲥ︦ ⲛ̀ⲧⲉϥⲥ̀ⲙⲟⲩ ⲉ̀ⲣⲱⲧⲉⲛ ⲟⲩⲟϩ ⲁⲩϣⲁⲛϭⲓ ⲥ̀ⲙⲟⲩ ⲙⲁⲣⲉ ⲡⲓⲇⲓⲁ̀ⲕⲟⲛⲟⲥ ϫⲟⲥ ⲛⲱⲟⲩ ϫⲉ ⲙⲁϣⲉⲛⲱⲧⲉⲛ ϧⲉⲛ ⲟⲩϩⲓⲣⲏⲛⲏ ⲡⲓⲕⲟⲩϫⲓ ⲇⲉ ⲉⲑⲛⲁⲥⲉⲡⲓ ⲙⲁⲣⲉ ⲛⲓⲡ̀ⲣⲉⲥⲃⲩⲧⲉⲣⲟⲥ ⲛⲉⲙ ⲛⲓⲇⲓⲁ̀ⲕⲟⲛⲟⲥ ⲥⲩⲥⲧⲉⲗⲁⲓ ⲙ̀ⲙⲱⲟⲩ ⲉⲑⲣⲟⲩϭⲓⲧⲟⲩ ⲉ̀ϣ̀ⲧⲉⲙⲑ̀ⲣⲉ ϩ̀ⲗⲓ ⲉⲣϩⲟⲩⲟ̀ ϫⲉ ⲛ̀ⲛⲉ ⲟⲩⲕ̀ⲣⲓⲛⲓⲛ ϣⲱⲡⲓ ϩⲓϫⲱⲟⲩ ⲛ̀ⲛⲓⲱϯ ⲙ̀ⲫ̀ⲣⲏϯ ⲛ̀ⲛⲓϣⲏⲣⲓ ⲛ̀ⲧⲉ ⲁ̀ⲁ̀ⲣⲱⲛ ⲛⲉⲙ ⲛⲓϣⲏⲣⲓ ⲛ̀ⲧⲉ ϩⲁ̀ⲗⲓ ⲛⲁⲩ ⲉ̀ⲧⲉ ⲡⲓⲡⲛ︦ⲁ︦ ⲉ̀ⲑⲟⲩⲁⲃ ⲧⲁⲕⲱⲟⲩ ϫⲉ ⲙ̀ⲡⲟⲩⲁ̀ⲣⲉϩ ⲉ̀ⲣⲱⲟⲩ ⲉ̀ϣ̀ⲧⲉⲙϣⲉϣϥ ⲛ̀ϯⲑⲩⲥⲓⲁ̀ ⲛ̀ⲧⲉ ⲡⲟ︦ⲥ︦ ⲡⲱⲥ ⲱ̀ ⲙⲁⲗⲗⲟⲛ ⲛⲏⲉⲑⲛⲁⲕⲁⲧⲁⲫ̀ⲣⲟⲛⲓⲛ ⲙ̀ⲡ̀ⲥⲱⲙⲁ ⲛⲉⲙ ⲡ̀ⲥ̀ⲛⲟϥ ⲙ̀ⲡⲟ︦ⲥ︦ ⲉⲩⲙⲉⲩⲓ̀ ϫⲉ ⲟⲩⲧ̀ⲣⲟⲫⲏ ⲛ̀ⲥⲱⲙⲁⲧⲓⲕⲟⲛ ⲧⲉ ⲉ̀ⲧⲟⲩϭⲉ ⲙ̀ⲙⲟⲥ ⲙ̀ⲙⲁⲩⲁⲧⲥ ⲛ̀ⲟⲩⲡ︦ⲛ︦ⲁ︦ⲧⲓⲕⲏ ⲁⲛ ⲧⲉ.</w:t>
-      </w:r>
-    </w:p>
-    <w:p>
-      <w:pPr>
-        <w:spacing w:before="100"/>
-        <w:jc w:val="both"/>
-        <w:rPr>
-          <w:rFonts w:ascii="Antinoou" w:eastAsia="Antinoou" w:hAnsi="Antinoou"/>
-          <w:bCs/>
-          <w:noProof/>
-          <w:color w:val="7030A0"/>
-          <w:sz w:val="26"/>
-          <w:szCs w:val="26"/>
-          <w:lang w:eastAsia="en-GB" w:bidi="he-IL"/>
-        </w:rPr>
-      </w:pPr>
-      <w:r>
-        <w:rPr>
-          <w:rFonts w:ascii="Antinoou" w:eastAsia="Antinoou" w:hAnsi="Antinoou"/>
-          <w:bCs/>
-          <w:noProof/>
-          <w:color w:val="7030A0"/>
-          <w:sz w:val="26"/>
-          <w:szCs w:val="26"/>
-          <w:lang w:eastAsia="en-GB" w:bidi="he-IL"/>
-        </w:rPr>
-        <w:t>ⲛⲁⲓ ⲇⲉ ⲛⲉ ⲛⲏⲉ̀ⲧⲉⲛⲟⲩⲁϩⲥⲁϩⲛⲓ ⲙ̀ⲙⲱⲟⲩ ⲛⲱⲧⲉⲛ ⲱ̀ ⲛⲓⲉ̀ⲡⲓⲥⲕⲟⲡⲟⲥ ⲛⲉⲙ ⲛⲓⲡ̀ⲣⲉⲃⲩⲧⲉⲣⲟⲥ ⲛⲉⲙ ⲛⲓⲇⲓⲁ̀ⲕⲟⲛⲟⲥ ⲉⲑⲃⲉ ⲡⲓϣⲉⲙϣⲓ ⲉ̀ⲑⲟⲩⲁⲃ ⲛⲉⲙ ⲛⲓⲙⲩⲥⲧⲏⲣⲓⲟⲛ.</w:t>
-      </w:r>
-    </w:p>
-    <w:p>
-      <w:pPr>
-        <w:spacing w:before="120"/>
-        <w:jc w:val="both"/>
-        <w:outlineLvl w:val="2"/>
-        <w:rPr>
-          <w:rFonts w:ascii="Antinoou" w:eastAsia="Antinoou" w:hAnsi="Antinoou" w:cs="Gentium"/>
-          <w:b/>
-          <w:bCs/>
-          <w:noProof/>
-          <w:sz w:val="32"/>
-          <w:szCs w:val="32"/>
-          <w:u w:val="single" w:color="00B050"/>
-          <w:lang w:val="el-GR" w:bidi="he-IL"/>
+        <w:t>ⲝ︦ⲍ︦.</w:t>
+      </w:r>
+    </w:p>
+    <w:p>
+      <w:pPr>
+        <w:keepNext/>
+        <w:jc w:val="center"/>
+        <w:rPr>
+          <w:rFonts w:ascii="Antinoou" w:eastAsia="Antinoou" w:hAnsi="Antinoou"/>
+          <w:bCs/>
+          <w:noProof/>
+          <w:color w:val="7030A0"/>
+          <w:sz w:val="26"/>
+          <w:szCs w:val="26"/>
+          <w:lang w:eastAsia="en-GB" w:bidi="he-IL"/>
+        </w:rPr>
+      </w:pPr>
+      <w:r>
+        <w:rPr>
+          <w:rFonts w:ascii="Antinoou" w:eastAsia="Antinoou" w:hAnsi="Antinoou"/>
+          <w:bCs/>
+          <w:noProof/>
+          <w:color w:val="7030A0"/>
+          <w:sz w:val="26"/>
+          <w:szCs w:val="26"/>
+          <w:lang w:eastAsia="en-GB" w:bidi="he-IL"/>
+        </w:rPr>
+        <w:t>ⲉⲑⲃⲉ ⲧ̀ⲭⲓⲣⲟⲇⲟⲛⲓⲁ̀ ⲛ̀ⲛⲓⲡ̀ⲣⲉⲥⲃⲩⲧⲉⲣⲟⲥ ⲛⲉⲙ ⲛⲓⲇⲓⲁ̀ⲕⲟⲛⲟⲥ.</w:t>
+      </w:r>
+    </w:p>
+    <w:p>
+      <w:pPr>
+        <w:spacing w:before="80"/>
+        <w:jc w:val="both"/>
+        <w:rPr>
+          <w:rFonts w:ascii="Antinoou" w:eastAsia="Antinoou" w:hAnsi="Antinoou"/>
+          <w:bCs/>
+          <w:noProof/>
+          <w:color w:val="7030A0"/>
+          <w:sz w:val="26"/>
+          <w:szCs w:val="26"/>
+          <w:lang w:eastAsia="en-GB" w:bidi="he-IL"/>
+        </w:rPr>
+      </w:pPr>
+      <w:r>
+        <w:rPr>
+          <w:rFonts w:ascii="Antinoou" w:eastAsia="Antinoou" w:hAnsi="Antinoou"/>
+          <w:bCs/>
+          <w:noProof/>
+          <w:color w:val="7030A0"/>
+          <w:sz w:val="26"/>
+          <w:szCs w:val="26"/>
+          <w:lang w:eastAsia="en-GB" w:bidi="he-IL"/>
+        </w:rPr>
+        <w:t>ⲛ̀ⲑⲟⲕ ⲇⲉ ⲱ̀ ⲡⲓⲉ̀ⲡⲓⲥⲕⲟⲡⲟⲥ ⲉⲕⲭⲓⲣⲟⲇⲟⲛⲓⲛ ⲙ̀ⲡⲓⲡ̀ⲣⲉⲃⲩⲧⲉⲣⲟⲥ ⲭⲁ ⲧⲉⲕϫⲓϫ ⲉ̀ϩ̀ⲣⲏⲓ ⲉ̀ϫⲉⲛ ⲧⲉϥⲁ̀ⲫⲉ ⲉ̀ⲣⲉ ⲛⲓⲡ̀ⲣⲉⲥⲃⲩⲧⲉⲣⲟⲥ ⲧⲏⲣⲟⲩ ⲟ̀ϩⲓ ⲉ̀ⲣⲁⲧⲟⲩ ⲛⲉⲙ ⲛⲓⲇⲓⲁ̀ⲕⲟⲛⲟⲥ ⲉⲕϣ̀ⲗⲏⲗ ⲉⲩⲭⲓⲣⲟⲇⲟⲛⲓⲛ ⲙ̀ⲙⲟϥ ⲡⲓⲇⲓⲁ̀ⲕⲟⲛⲟⲥ ⲟⲛ ⲉⲕⲛⲁⲭⲓⲣⲟⲇⲟⲛⲓⲛ ⲙ̀ⲙⲟϥ ⲕⲁⲧⲁ ⲡⲁⲓ ⲑⲱϣ ⲛ̀ⲟⲩⲱⲧ.</w:t>
+      </w:r>
+    </w:p>
+    <w:p>
+      <w:pPr>
+        <w:spacing w:before="80"/>
+        <w:jc w:val="both"/>
+        <w:rPr>
+          <w:rFonts w:ascii="Antinoou" w:eastAsia="Antinoou" w:hAnsi="Antinoou"/>
+          <w:bCs/>
+          <w:noProof/>
+          <w:color w:val="7030A0"/>
+          <w:sz w:val="26"/>
+          <w:szCs w:val="26"/>
+          <w:lang w:eastAsia="en-GB" w:bidi="he-IL"/>
+        </w:rPr>
+      </w:pPr>
+      <w:r>
+        <w:rPr>
+          <w:rFonts w:ascii="Antinoou" w:eastAsia="Antinoou" w:hAnsi="Antinoou"/>
+          <w:bCs/>
+          <w:noProof/>
+          <w:color w:val="7030A0"/>
+          <w:sz w:val="26"/>
+          <w:szCs w:val="26"/>
+          <w:lang w:eastAsia="en-GB" w:bidi="he-IL"/>
+        </w:rPr>
+        <w:t>ⲉⲑⲃⲉ ⲛⲓϩⲩⲡⲟⲇⲓⲁ̀ⲕⲟⲛⲟⲥ ⲇⲉ ⲛⲉⲙ ⲛⲓⲁ̀ⲛⲁⲅ̀ⲛⲱⲥⲧⲏⲥ ⲛⲉⲙ ⲛⲓⲇⲓⲁ̀ⲕⲟⲛⲟⲥ ⲛ̀ⲥ̀ϩⲓⲙⲓ ⲁⲛϣⲟⲣⲡ ϫⲟⲥ ϫⲉ ⲛ̀ⲟⲩⲡⲉⲧⲥ̀ϣⲉ ⲁⲛ ⲡⲉ ⲉ̀ⲭⲓⲣⲟⲇⲟⲛⲓⲛ ⲙ̀ⲙⲱⲟⲩ.</w:t>
+      </w:r>
+    </w:p>
+    <w:p>
+      <w:pPr>
+        <w:keepNext/>
+        <w:widowControl w:val="0"/>
+        <w:spacing w:before="80"/>
+        <w:jc w:val="center"/>
+        <w:rPr>
+          <w:rFonts w:ascii="Antinoou" w:eastAsia="Antinoou" w:hAnsi="Antinoou" w:cs="Gentium"/>
+          <w:b/>
+          <w:bCs/>
+          <w:noProof/>
+          <w:sz w:val="32"/>
+          <w:szCs w:val="32"/>
+          <w:u w:color="00B050"/>
+          <w:lang w:eastAsia="en-GB" w:bidi="he-IL"/>
         </w:rPr>
         <w:sectPr>
           <w:type w:val="continuous"/>
@@ -10083,35 +10245,34 @@
           <w:u w:color="00B050"/>
           <w:lang w:eastAsia="en-GB" w:bidi="he-IL"/>
         </w:rPr>
-        <w:lastRenderedPageBreak/>
-        <w:t>ⲝ︦ⲍ︦.</w:t>
-      </w:r>
-    </w:p>
-    <w:p>
-      <w:pPr>
-        <w:keepNext/>
-        <w:jc w:val="center"/>
-        <w:rPr>
-          <w:rFonts w:ascii="Antinoou" w:eastAsia="Antinoou" w:hAnsi="Antinoou"/>
-          <w:bCs/>
-          <w:noProof/>
-          <w:color w:val="7030A0"/>
-          <w:sz w:val="26"/>
-          <w:szCs w:val="26"/>
-          <w:lang w:eastAsia="en-GB" w:bidi="he-IL"/>
-        </w:rPr>
-      </w:pPr>
-      <w:r>
-        <w:rPr>
-          <w:rFonts w:ascii="Antinoou" w:eastAsia="Antinoou" w:hAnsi="Antinoou"/>
-          <w:bCs/>
-          <w:noProof/>
-          <w:color w:val="7030A0"/>
-          <w:sz w:val="26"/>
-          <w:szCs w:val="26"/>
-          <w:lang w:eastAsia="en-GB" w:bidi="he-IL"/>
-        </w:rPr>
-        <w:t>ⲉⲑⲃⲉ ⲧ̀ⲭⲓⲣⲟⲇⲟⲛⲓⲁ̀ ⲛ̀ⲛⲓⲡ̀ⲣⲉⲥⲃⲩⲧⲉⲣⲟⲥ ⲛⲉⲙ ⲛⲓⲇⲓⲁ̀ⲕⲟⲛⲟⲥ.</w:t>
+        <w:t>ⲝ︦ⲏ︦.</w:t>
+      </w:r>
+    </w:p>
+    <w:p>
+      <w:pPr>
+        <w:keepNext/>
+        <w:jc w:val="center"/>
+        <w:rPr>
+          <w:rFonts w:ascii="Antinoou" w:eastAsia="Antinoou" w:hAnsi="Antinoou"/>
+          <w:bCs/>
+          <w:noProof/>
+          <w:color w:val="7030A0"/>
+          <w:sz w:val="26"/>
+          <w:szCs w:val="26"/>
+          <w:lang w:eastAsia="en-GB" w:bidi="he-IL"/>
+        </w:rPr>
+      </w:pPr>
+      <w:r>
+        <w:rPr>
+          <w:rFonts w:ascii="Antinoou" w:eastAsia="Antinoou" w:hAnsi="Antinoou"/>
+          <w:bCs/>
+          <w:noProof/>
+          <w:color w:val="7030A0"/>
+          <w:sz w:val="26"/>
+          <w:szCs w:val="26"/>
+          <w:lang w:eastAsia="en-GB" w:bidi="he-IL"/>
+        </w:rPr>
+        <w:t>ⲉⲑⲃⲉ ⲛⲓⲟ̀ⲙⲟⲗⲟⲅⲓⲧⲏⲥ.</w:t>
       </w:r>
     </w:p>
     <w:p>
@@ -10138,7 +10299,7 @@
           <w:szCs w:val="26"/>
           <w:lang w:eastAsia="en-GB" w:bidi="he-IL"/>
         </w:rPr>
-        <w:t>ⲛ̀ⲑⲟⲕ ⲇⲉ ⲱ̀ ⲡⲓⲉ̀ⲡⲓⲥⲕⲟⲡⲟⲥ ⲉⲕⲭⲓⲣⲟⲇⲟⲛⲓⲛ ⲙ̀ⲡⲓⲡ̀ⲣⲉⲃⲩⲧⲉⲣⲟⲥ ⲭⲁ ⲧⲉⲕϫⲓϫ ⲉ̀ϩ̀ⲣⲏⲓ ⲉ̀ϫⲉⲛ ⲧⲉϥⲁ̀ⲫⲉ ⲉ̀ⲣⲉ ⲛⲓⲡ̀ⲣⲉⲥⲃⲩⲧⲉⲣⲟⲥ ⲧⲏⲣⲟⲩ ⲟ̀ϩⲓ ⲉ̀ⲣⲁⲧⲟⲩ ⲛⲉⲙ ⲛⲓⲇⲓⲁ̀ⲕⲟⲛⲟⲥ ⲉⲕϣ̀ⲗⲏⲗ ⲉⲩⲭⲓⲣⲟⲇⲟⲛⲓⲛ ⲙ̀ⲙⲟϥ ⲡⲓⲇⲓⲁ̀ⲕⲟⲛⲟⲥ ⲟⲛ ⲉⲕⲛⲁⲭⲓⲣⲟⲇⲟⲛⲓⲛ ⲙ̀ⲙⲟϥ ⲕⲁⲧⲁ ⲡⲁⲓ ⲑⲱϣ ⲛ̀ⲟⲩⲱⲧ.</w:t>
+        <w:t>ⲡⲓⲟ̀ⲙⲟⲗⲟⲅⲓⲧⲏⲥ ⲙ̀ⲡⲉⲣⲭⲓⲣⲟⲇⲟⲛⲓⲛ ⲙ̀ⲙⲟϥ ⲡⲁⲓ ϩⲱⲃ ⲅⲁⲣ ⲡⲉ ⲧⲉϥⲅ̀ⲛⲱⲙⲏ ⲡⲉ ⲛⲉⲙ ⲧⲉϥϩⲩⲡⲟⲙⲟⲛⲏ ϥ̀ⲉⲙⲡ̀ϣⲁ ⲅⲁⲣ ⲛ̀ⲟⲩⲛⲓϣϯ ⲛ̀ⲧⲁⲓⲟ̀ ϩⲱⲥ ⲉ̀ⲁϥⲟ̀ⲙⲟⲗⲟⲅⲓⲛ ⲙ̀ⲫ̀ⲣⲁⲛ ⲙ̀ⲫϯ ⲛⲉϥϣⲏⲣⲓ ⲙ̀ⲡⲉⲙ̀ⲑⲟ ⲉ̀ⲃⲟⲗ ⲛ̀ⲛⲓⲟⲩⲣⲱⲟⲩ ⲛⲉⲙ ⲛⲓⲉⲑⲛⲟⲥ ⲉ̀ⲣⲉϣⲁⲛϯⲉ̀ⲭⲣⲓⲁ̀ ⲇⲉ ϣⲱⲡⲓ ⲉⲑⲣⲟⲩⲁⲓϥ ⲛ̀ⲉ̀ⲡⲓⲥⲕⲟⲡⲟⲥ ⲓⲉ ⲡ̀ⲣⲉⲥⲃⲩⲧⲉⲣⲟⲥ ⲓⲉ ⲡ̀ⲇⲓⲁ̀ⲕⲟⲛⲟⲥ ⲙⲁⲣⲟⲩⲭⲓⲣⲟⲇⲟⲛⲓⲛ ⲙ̀ⲙⲟϥ.</w:t>
       </w:r>
     </w:p>
     <w:p>
@@ -10165,23 +10326,24 @@
           <w:szCs w:val="26"/>
           <w:lang w:eastAsia="en-GB" w:bidi="he-IL"/>
         </w:rPr>
-        <w:t>ⲉⲑⲃⲉ ⲛⲓϩⲩⲡⲟⲇⲓⲁ̀ⲕⲟⲛⲟⲥ ⲇⲉ ⲛⲉⲙ ⲛⲓⲁ̀ⲛⲁⲅ̀ⲛⲱⲥⲧⲏⲥ ⲛⲉⲙ ⲛⲓⲇⲓⲁ̀ⲕⲟⲛⲟⲥ ⲛ̀ⲥ̀ϩⲓⲙⲓ ⲁⲛϣⲟⲣⲡ ϫⲟⲥ ϫⲉ ⲛ̀ⲟⲩⲡⲉⲧⲥ̀ϣⲉ ⲁⲛ ⲡⲉ ⲉ̀ⲭⲓⲣⲟⲇⲟⲛⲓⲛ ⲙ̀ⲙⲱⲟⲩ.</w:t>
-      </w:r>
-    </w:p>
-    <w:p>
-      <w:pPr>
+        <w:t>ⲉ̀ⲣⲉϣⲁⲛ ⲟⲩⲟ̀ⲙⲟⲗⲟⲅⲓⲧⲏⲥ ⲙ̀ⲡⲟⲩⲭⲓⲣⲟⲇⲟⲛⲓⲛ ⲙ̀ⲙⲟϥ ⲁϥϩⲱⲗⲉⲙ ⲛⲁϥ ⲙ̀ⲙⲁⲩⲁⲧϥ ⲙ̀ⲡⲓⲁ̀ⲝⲓⲱ̀ⲙⲁ ⲉⲑⲃⲉ ϯⲟ̀ⲙⲟⲗⲟⲅⲓⲁ̀ ⲫⲁⲓ ⲙⲁⲣⲟⲩⲁ̀ⲛⲁⲑⲏⲙⲁ ⲙ̀ⲙⲟϥ ⲛ̀ⲟⲩⲁⲓ ⲅⲁⲣ ⲁⲛ ⲡⲉ ⲉ̀ⲡⲓⲇⲏ ⲁϥⲁⲣⲛⲁ ⲙ̀ⲡⲟⲩⲁϩⲥⲁϩⲛⲓ ⲙ̀ⲡⲭ︦ⲥ︦ ⲟⲩⲟϩ ⲁϥϣⲱⲡⲓ ⲉϥϩⲱⲟⲩ ⲉⲩⲁ̀ⲡⲓⲥⲧⲟⲥ.</w:t>
+      </w:r>
+    </w:p>
+    <w:p>
+      <w:pPr>
+        <w:keepNext/>
+        <w:widowControl w:val="0"/>
         <w:spacing w:before="80"/>
-        <w:jc w:val="both"/>
-        <w:outlineLvl w:val="2"/>
-        <w:rPr>
-          <w:rFonts w:ascii="Antinoou" w:eastAsia="Antinoou" w:hAnsi="Antinoou" w:cs="Gentium"/>
-          <w:b/>
-          <w:bCs/>
-          <w:noProof/>
-          <w:sz w:val="32"/>
-          <w:szCs w:val="32"/>
-          <w:u w:val="single" w:color="00B050"/>
-          <w:lang w:val="el-GR" w:bidi="he-IL"/>
+        <w:jc w:val="center"/>
+        <w:rPr>
+          <w:rFonts w:ascii="Antinoou" w:eastAsia="Antinoou" w:hAnsi="Antinoou" w:cs="Gentium"/>
+          <w:b/>
+          <w:bCs/>
+          <w:noProof/>
+          <w:sz w:val="32"/>
+          <w:szCs w:val="32"/>
+          <w:u w:color="00B050"/>
+          <w:lang w:eastAsia="en-GB" w:bidi="he-IL"/>
         </w:rPr>
         <w:sectPr>
           <w:type w:val="continuous"/>
@@ -10220,34 +10382,34 @@
           <w:u w:color="00B050"/>
           <w:lang w:eastAsia="en-GB" w:bidi="he-IL"/>
         </w:rPr>
-        <w:t>ⲝ︦ⲏ︦.</w:t>
-      </w:r>
-    </w:p>
-    <w:p>
-      <w:pPr>
-        <w:keepNext/>
-        <w:jc w:val="center"/>
-        <w:rPr>
-          <w:rFonts w:ascii="Antinoou" w:eastAsia="Antinoou" w:hAnsi="Antinoou"/>
-          <w:bCs/>
-          <w:noProof/>
-          <w:color w:val="7030A0"/>
-          <w:sz w:val="26"/>
-          <w:szCs w:val="26"/>
-          <w:lang w:eastAsia="en-GB" w:bidi="he-IL"/>
-        </w:rPr>
-      </w:pPr>
-      <w:r>
-        <w:rPr>
-          <w:rFonts w:ascii="Antinoou" w:eastAsia="Antinoou" w:hAnsi="Antinoou"/>
-          <w:bCs/>
-          <w:noProof/>
-          <w:color w:val="7030A0"/>
-          <w:sz w:val="26"/>
-          <w:szCs w:val="26"/>
-          <w:lang w:eastAsia="en-GB" w:bidi="he-IL"/>
-        </w:rPr>
-        <w:t>ⲉⲑⲃⲉ ⲛⲓⲟ̀ⲙⲟⲗⲟⲅⲓⲧⲏⲥ.</w:t>
+        <w:t>ⲝ︦ⲑ︦.</w:t>
+      </w:r>
+    </w:p>
+    <w:p>
+      <w:pPr>
+        <w:keepNext/>
+        <w:jc w:val="center"/>
+        <w:rPr>
+          <w:rFonts w:ascii="Antinoou" w:eastAsia="Antinoou" w:hAnsi="Antinoou"/>
+          <w:bCs/>
+          <w:noProof/>
+          <w:color w:val="7030A0"/>
+          <w:sz w:val="26"/>
+          <w:szCs w:val="26"/>
+          <w:lang w:eastAsia="en-GB" w:bidi="he-IL"/>
+        </w:rPr>
+      </w:pPr>
+      <w:r>
+        <w:rPr>
+          <w:rFonts w:ascii="Antinoou" w:eastAsia="Antinoou" w:hAnsi="Antinoou"/>
+          <w:bCs/>
+          <w:noProof/>
+          <w:color w:val="7030A0"/>
+          <w:sz w:val="26"/>
+          <w:szCs w:val="26"/>
+          <w:lang w:eastAsia="en-GB" w:bidi="he-IL"/>
+        </w:rPr>
+        <w:t>ⲉⲑⲃⲉ ⲛⲓⲡⲁⲣⲑⲉⲛⲟⲥ.</w:t>
       </w:r>
     </w:p>
     <w:p>
@@ -10274,50 +10436,23 @@
           <w:szCs w:val="26"/>
           <w:lang w:eastAsia="en-GB" w:bidi="he-IL"/>
         </w:rPr>
-        <w:t>ⲡⲓⲟ̀ⲙⲟⲗⲟⲅⲓⲧⲏⲥ ⲙ̀ⲡⲉⲣⲭⲓⲣⲟⲇⲟⲛⲓⲛ ⲙ̀ⲙⲟϥ ⲡⲁⲓ ϩⲱⲃ ⲅⲁⲣ ⲡⲉ ⲧⲉϥⲅ̀ⲛⲱⲙⲏ ⲡⲉ ⲛⲉⲙ ⲧⲉϥϩⲩⲡⲟⲙⲟⲛⲏ ϥ̀ⲉⲙⲡ̀ϣⲁ ⲅⲁⲣ ⲛ̀ⲟⲩⲛⲓϣϯ ⲛ̀ⲧⲁⲓⲟ̀ ϩⲱⲥ ⲉ̀ⲁϥⲟ̀ⲙⲟⲗⲟⲅⲓⲛ ⲙ̀ⲫ̀ⲣⲁⲛ ⲙ̀ⲫϯ ⲛⲉϥϣⲏⲣⲓ ⲙ̀ⲡⲉⲙ̀ⲑⲟ ⲉ̀ⲃⲟⲗ ⲛ̀ⲛⲓⲟⲩⲣⲱⲟⲩ ⲛⲉⲙ ⲛⲓⲉⲑⲛⲟⲥ ⲉ̀ⲣⲉϣⲁⲛϯⲉ̀ⲭⲣⲓⲁ̀ ⲇⲉ ϣⲱⲡⲓ ⲉⲑⲣⲟⲩⲁⲓϥ ⲛ̀ⲉ̀ⲡⲓⲥⲕⲟⲡⲟⲥ ⲓⲉ ⲡ̀ⲣⲉⲥⲃⲩⲧⲉⲣⲟⲥ ⲓⲉ ⲡ̀ⲇⲓⲁ̀ⲕⲟⲛⲟⲥ ⲙⲁⲣⲟⲩⲭⲓⲣⲟⲇⲟⲛⲓⲛ ⲙ̀ⲙⲟϥ.</w:t>
-      </w:r>
-    </w:p>
-    <w:p>
-      <w:pPr>
-        <w:spacing w:before="80"/>
-        <w:jc w:val="both"/>
-        <w:rPr>
-          <w:rFonts w:ascii="Antinoou" w:eastAsia="Antinoou" w:hAnsi="Antinoou"/>
-          <w:bCs/>
-          <w:noProof/>
-          <w:color w:val="7030A0"/>
-          <w:sz w:val="26"/>
-          <w:szCs w:val="26"/>
-          <w:lang w:eastAsia="en-GB" w:bidi="he-IL"/>
-        </w:rPr>
-      </w:pPr>
-      <w:r>
-        <w:rPr>
-          <w:rFonts w:ascii="Antinoou" w:eastAsia="Antinoou" w:hAnsi="Antinoou"/>
-          <w:bCs/>
-          <w:noProof/>
-          <w:color w:val="7030A0"/>
-          <w:sz w:val="26"/>
-          <w:szCs w:val="26"/>
-          <w:lang w:eastAsia="en-GB" w:bidi="he-IL"/>
-        </w:rPr>
-        <w:t>ⲉ̀ⲣⲉϣⲁⲛ ⲟⲩⲟ̀ⲙⲟⲗⲟⲅⲓⲧⲏⲥ ⲙ̀ⲡⲟⲩⲭⲓⲣⲟⲇⲟⲛⲓⲛ ⲙ̀ⲙⲟϥ ⲁϥϩⲱⲗⲉⲙ ⲛⲁϥ ⲙ̀ⲙⲁⲩⲁⲧϥ ⲙ̀ⲡⲓⲁ̀ⲝⲓⲱ̀ⲙⲁ ⲉⲑⲃⲉ ϯⲟ̀ⲙⲟⲗⲟⲅⲓⲁ̀ ⲫⲁⲓ ⲙⲁⲣⲟⲩⲁ̀ⲛⲁⲑⲏⲙⲁ ⲙ̀ⲙⲟϥ ⲛ̀ⲟⲩⲁⲓ ⲅⲁⲣ ⲁⲛ ⲡⲉ ⲉ̀ⲡⲓⲇⲏ ⲁϥⲁⲣⲛⲁ ⲙ̀ⲡⲟⲩⲁϩⲥⲁϩⲛⲓ ⲙ̀ⲡⲭ︦ⲥ︦ ⲟⲩⲟϩ ⲁϥϣⲱⲡⲓ ⲉϥϩⲱⲟⲩ ⲉⲩⲁ̀ⲡⲓⲥⲧⲟⲥ.</w:t>
-      </w:r>
-    </w:p>
-    <w:p>
-      <w:pPr>
-        <w:spacing w:before="80"/>
-        <w:jc w:val="both"/>
-        <w:outlineLvl w:val="2"/>
-        <w:rPr>
-          <w:rFonts w:ascii="Antinoou" w:eastAsia="Antinoou" w:hAnsi="Antinoou" w:cs="Gentium"/>
-          <w:b/>
-          <w:bCs/>
-          <w:noProof/>
-          <w:sz w:val="32"/>
-          <w:szCs w:val="32"/>
-          <w:u w:val="single" w:color="00B050"/>
-          <w:lang w:val="el-GR" w:bidi="he-IL"/>
+        <w:t>ⲙ̀ⲡⲉⲣⲑ̀ⲣⲟⲩⲭⲓⲣⲟⲇⲟⲛⲓⲛ ⲙ̀ⲡⲁⲣⲑⲉⲛⲟⲥ ⲙ̀ⲙⲟⲛⲧⲁⲛ ⲟⲩⲁϩⲥⲁϩⲛⲓ ⲙ̀ⲙⲁⲩ ⲛ̀ⲧⲉⲛ ⲡⲟ︦ⲥ︦ ⲫⲁⲓ ⲁ̀ⲅⲱⲛ ⲅⲁⲣ ⲡⲉ ⲧⲉⲥⲡ̀ⲣⲟϩⲁⲣⲉⲥⲓⲥ ⲡⲉ ⲟⲩⲟϩ ⲉϥ ⲙ̀ⲙⲁⲩ ⲁⲛ ⲉⲑⲃⲉ ⲡ̀ϣⲉϣϥ ⲙ̀ⲡ̀ⲅⲁⲙⲟⲥ ⲁⲗⲗⲁ ⲉⲑⲃⲉ ⲥ̀ⲣⲟϥⲧ ⲙ̀ⲙⲉⲧϣⲉⲙϣⲉ ⲛⲟⲩϯ.</w:t>
+      </w:r>
+    </w:p>
+    <w:p>
+      <w:pPr>
+        <w:keepNext/>
+        <w:widowControl w:val="0"/>
+        <w:jc w:val="center"/>
+        <w:rPr>
+          <w:rFonts w:ascii="Antinoou" w:eastAsia="Antinoou" w:hAnsi="Antinoou" w:cs="Gentium"/>
+          <w:b/>
+          <w:bCs/>
+          <w:noProof/>
+          <w:sz w:val="32"/>
+          <w:szCs w:val="32"/>
+          <w:u w:color="00B050"/>
+          <w:lang w:eastAsia="en-GB" w:bidi="he-IL"/>
         </w:rPr>
         <w:sectPr>
           <w:type w:val="continuous"/>
@@ -10332,101 +10467,114 @@
       <w:pPr>
         <w:keepNext/>
         <w:widowControl w:val="0"/>
+        <w:jc w:val="center"/>
+        <w:rPr>
+          <w:rFonts w:ascii="Antinoou" w:eastAsia="Antinoou" w:hAnsi="Antinoou" w:cs="Gentium"/>
+          <w:b/>
+          <w:bCs/>
+          <w:noProof/>
+          <w:sz w:val="32"/>
+          <w:szCs w:val="32"/>
+          <w:u w:color="00B050"/>
+          <w:lang w:eastAsia="en-GB" w:bidi="he-IL"/>
+        </w:rPr>
+      </w:pPr>
+      <w:r>
+        <w:rPr>
+          <w:rFonts w:ascii="Antinoou" w:eastAsia="Antinoou" w:hAnsi="Antinoou" w:cs="Gentium"/>
+          <w:b/>
+          <w:bCs/>
+          <w:noProof/>
+          <w:sz w:val="32"/>
+          <w:szCs w:val="32"/>
+          <w:u w:color="00B050"/>
+          <w:lang w:eastAsia="en-GB" w:bidi="he-IL"/>
+        </w:rPr>
+        <w:t>ⲟ︦.</w:t>
+      </w:r>
+    </w:p>
+    <w:p>
+      <w:pPr>
+        <w:keepNext/>
+        <w:jc w:val="center"/>
+        <w:rPr>
+          <w:rFonts w:ascii="Antinoou" w:eastAsia="Antinoou" w:hAnsi="Antinoou"/>
+          <w:bCs/>
+          <w:noProof/>
+          <w:color w:val="7030A0"/>
+          <w:sz w:val="26"/>
+          <w:szCs w:val="26"/>
+          <w:lang w:eastAsia="en-GB" w:bidi="he-IL"/>
+        </w:rPr>
+      </w:pPr>
+      <w:r>
+        <w:rPr>
+          <w:rFonts w:ascii="Antinoou" w:eastAsia="Antinoou" w:hAnsi="Antinoou"/>
+          <w:bCs/>
+          <w:noProof/>
+          <w:color w:val="7030A0"/>
+          <w:sz w:val="26"/>
+          <w:szCs w:val="26"/>
+          <w:lang w:eastAsia="en-GB" w:bidi="he-IL"/>
+        </w:rPr>
+        <w:t>ⲉⲑⲃⲉ ⲛⲓⲭⲏⲣⲁ.</w:t>
+      </w:r>
+    </w:p>
+    <w:p>
+      <w:pPr>
         <w:spacing w:before="80"/>
-        <w:jc w:val="center"/>
-        <w:rPr>
-          <w:rFonts w:ascii="Antinoou" w:eastAsia="Antinoou" w:hAnsi="Antinoou" w:cs="Gentium"/>
-          <w:b/>
-          <w:bCs/>
-          <w:noProof/>
-          <w:sz w:val="32"/>
-          <w:szCs w:val="32"/>
-          <w:u w:color="00B050"/>
-          <w:lang w:eastAsia="en-GB" w:bidi="he-IL"/>
-        </w:rPr>
-      </w:pPr>
-      <w:r>
-        <w:rPr>
-          <w:rFonts w:ascii="Antinoou" w:eastAsia="Antinoou" w:hAnsi="Antinoou" w:cs="Gentium"/>
-          <w:b/>
-          <w:bCs/>
-          <w:noProof/>
-          <w:sz w:val="32"/>
-          <w:szCs w:val="32"/>
-          <w:u w:color="00B050"/>
-          <w:lang w:eastAsia="en-GB" w:bidi="he-IL"/>
-        </w:rPr>
-        <w:t>ⲝ︦ⲑ︦.</w:t>
-      </w:r>
-    </w:p>
-    <w:p>
-      <w:pPr>
-        <w:keepNext/>
-        <w:jc w:val="center"/>
-        <w:rPr>
-          <w:rFonts w:ascii="Antinoou" w:eastAsia="Antinoou" w:hAnsi="Antinoou"/>
-          <w:bCs/>
-          <w:noProof/>
-          <w:color w:val="7030A0"/>
-          <w:sz w:val="26"/>
-          <w:szCs w:val="26"/>
-          <w:lang w:eastAsia="en-GB" w:bidi="he-IL"/>
-        </w:rPr>
-      </w:pPr>
-      <w:r>
-        <w:rPr>
-          <w:rFonts w:ascii="Antinoou" w:eastAsia="Antinoou" w:hAnsi="Antinoou"/>
-          <w:bCs/>
-          <w:noProof/>
-          <w:color w:val="7030A0"/>
-          <w:sz w:val="26"/>
-          <w:szCs w:val="26"/>
-          <w:lang w:eastAsia="en-GB" w:bidi="he-IL"/>
-        </w:rPr>
-        <w:t>ⲉⲑⲃⲉ ⲛⲓⲡⲁⲣⲑⲉⲛⲟⲥ.</w:t>
-      </w:r>
-    </w:p>
-    <w:p>
-      <w:pPr>
-        <w:spacing w:before="80"/>
-        <w:jc w:val="both"/>
-        <w:rPr>
-          <w:rFonts w:ascii="Antinoou" w:eastAsia="Antinoou" w:hAnsi="Antinoou"/>
-          <w:bCs/>
-          <w:noProof/>
-          <w:color w:val="7030A0"/>
-          <w:sz w:val="26"/>
-          <w:szCs w:val="26"/>
-          <w:lang w:eastAsia="en-GB" w:bidi="he-IL"/>
-        </w:rPr>
-      </w:pPr>
-      <w:r>
-        <w:rPr>
-          <w:rFonts w:ascii="Antinoou" w:eastAsia="Antinoou" w:hAnsi="Antinoou"/>
-          <w:bCs/>
-          <w:noProof/>
-          <w:color w:val="7030A0"/>
-          <w:sz w:val="26"/>
-          <w:szCs w:val="26"/>
-          <w:lang w:eastAsia="en-GB" w:bidi="he-IL"/>
-        </w:rPr>
-        <w:t>ⲙ̀ⲡⲉⲣⲑ̀ⲣⲟⲩⲭⲓⲣⲟⲇⲟⲛⲓⲛ ⲙ̀ⲡⲁⲣⲑⲉⲛⲟⲥ ⲙ̀ⲙⲟⲛⲧⲁⲛ ⲟⲩⲁϩⲥⲁϩⲛⲓ ⲙ̀ⲙⲁⲩ ⲛ̀ⲧⲉⲛ ⲡⲟ︦ⲥ︦ ⲫⲁⲓ ⲁ̀ⲅⲱⲛ ⲅⲁⲣ ⲡⲉ ⲧⲉⲥⲡ̀ⲣⲟϩⲁⲣⲉⲥⲓⲥ ⲡⲉ ⲟⲩⲟϩ ⲉϥ ⲙ̀ⲙⲁⲩ ⲁⲛ ⲉⲑⲃⲉ ⲡ̀ϣⲉϣϥ ⲙ̀ⲡ̀ⲅⲁⲙⲟⲥ ⲁⲗⲗⲁ ⲉⲑⲃⲉ ⲥ̀ⲣⲟϥⲧ ⲙ̀ⲙⲉⲧϣⲉⲙϣⲉ ⲛⲟⲩϯ.</w:t>
-      </w:r>
-    </w:p>
-    <w:p>
-      <w:pPr>
-        <w:spacing w:before="120"/>
-        <w:jc w:val="both"/>
-        <w:outlineLvl w:val="2"/>
-        <w:rPr>
-          <w:rFonts w:ascii="Antinoou" w:eastAsia="Antinoou" w:hAnsi="Antinoou" w:cs="Gentium"/>
-          <w:b/>
-          <w:bCs/>
-          <w:noProof/>
-          <w:sz w:val="32"/>
-          <w:szCs w:val="32"/>
-          <w:u w:val="single" w:color="00B050"/>
-          <w:lang w:val="el-GR" w:bidi="he-IL"/>
+        <w:jc w:val="both"/>
+        <w:rPr>
+          <w:rFonts w:ascii="Antinoou" w:eastAsia="Antinoou" w:hAnsi="Antinoou"/>
+          <w:bCs/>
+          <w:noProof/>
+          <w:color w:val="7030A0"/>
+          <w:sz w:val="26"/>
+          <w:szCs w:val="26"/>
+          <w:lang w:eastAsia="en-GB" w:bidi="he-IL"/>
+        </w:rPr>
+      </w:pPr>
+      <w:r>
+        <w:rPr>
+          <w:rFonts w:ascii="Antinoou" w:eastAsia="Antinoou" w:hAnsi="Antinoou"/>
+          <w:bCs/>
+          <w:noProof/>
+          <w:color w:val="7030A0"/>
+          <w:sz w:val="26"/>
+          <w:szCs w:val="26"/>
+          <w:lang w:eastAsia="en-GB" w:bidi="he-IL"/>
+        </w:rPr>
+        <w:t xml:space="preserve">ⲛ̀ⲛⲟⲩⲭⲓⲣⲟⲇⲟⲛⲓⲛ ⲛ̀ⲭⲏⲣⲁ ⲁⲗⲗⲁ ⲉ̀ϣⲱⲡ ⲁⲥϣⲁⲛ ⲟⲩⲓ̀ ⲧⲉ ⲁ̀ ⲡⲉⲥϩⲁⲓ ⲙⲟⲩ ⲓⲥ ⲟⲩⲛⲓϣϯ ⲛ̀ⲥⲏⲟⲩ ⲟⲩⲟϩ ⲁⲥⲱⲛϧ ϧⲉⲛ ⲟⲩⲙⲉⲧϣⲁⲩ ⲙ̀ⲡⲟⲩϫⲉⲙ ϩ̀ⲗⲓ ⲛ̀ⲁⲓⲧⲓⲁ̀ ⲉ̀ϧⲟⲩⲛ ⲉ̀ⲣⲟⲥ ⲟⲩⲟϩ ⲉ̀ⲁⲥϥⲉⲓ ⲙ̀ⲫ̀ⲣⲱⲟⲩϣ ⲛ̀ⲛⲁ ⲡⲉⲥⲏⲓ ⲕⲁⲗⲱⲥ ⲙ̀ⲫ̀ⲣⲏϯ ⲛ̀ⲓⲟⲩⲇⲓⲑ ⲛⲉⲙ ⲁⲛⲛⲁ ⲛ̀ⲥⲉⲙⲛⲉ ⲙⲁⲣⲟⲩⲧⲁⲥⲥⲉ ⲙ̀ⲙⲟⲥ ⲉ̀ⲡⲓⲭϩⲣⲓⲕⲟⲛ ⲉ̀ϣⲱⲡ ⲙⲉⲛ </w:t>
+      </w:r>
+      <w:r>
+        <w:rPr>
+          <w:rFonts w:ascii="Antinoou" w:eastAsia="Antinoou" w:hAnsi="Antinoou"/>
+          <w:bCs/>
+          <w:noProof/>
+          <w:color w:val="7030A0"/>
+          <w:sz w:val="26"/>
+          <w:szCs w:val="26"/>
+          <w:lang w:eastAsia="en-GB" w:bidi="he-IL"/>
+        </w:rPr>
+        <w:lastRenderedPageBreak/>
+        <w:t>ⲙ̀ⲡⲉⲥⲱⲥⲕ ⲓⲥϫⲉⲛ ⲧⲁ ⲡⲉⲥϩⲁⲓ ⲙⲟⲩ ⲙ̀ⲡⲉⲣⲡⲓⲥⲧⲏ ⲛⲁⲥ ⲁⲗⲗⲁ ⲙⲁⲣⲟⲩⲇⲟⲕⲓⲙⲁⲍⲓⲛ ⲙ̀ⲙⲟⲥ ϩⲓⲧⲉⲛ ⲡⲓⲭ̀ⲣⲟⲛⲟⲥ ϣⲁⲣⲉ ⲡⲓⲡⲁⲑⲟⲥ ϩⲱⲟⲩ ⲉⲣϧⲉⲗⲗⲟ ⲛⲉⲙ ⲡⲓⲣⲱⲙⲓ ⲉⲑⲛⲁⲭⲁ ⲙⲁ ⲛⲁⲩ ⲛ̀ϧⲏⲧϥ ⲉⲩϣⲁⲛϣ̀ⲧⲉⲙⲭⲁⲗⲓⲛⲟ ⲙ̀ⲙⲱⲟⲩ ϧⲉⲛ ⲟⲩⲭⲁⲗⲓⲛⲟⲥ ⲉϥⲛⲁϣⲧ.</w:t>
+      </w:r>
+    </w:p>
+    <w:p>
+      <w:pPr>
+        <w:keepNext/>
+        <w:widowControl w:val="0"/>
+        <w:spacing w:before="120"/>
+        <w:jc w:val="center"/>
+        <w:rPr>
+          <w:rFonts w:ascii="Antinoou" w:eastAsia="Antinoou" w:hAnsi="Antinoou" w:cs="Gentium"/>
+          <w:b/>
+          <w:bCs/>
+          <w:noProof/>
+          <w:sz w:val="32"/>
+          <w:szCs w:val="32"/>
+          <w:u w:color="00B050"/>
+          <w:lang w:eastAsia="en-GB" w:bidi="he-IL"/>
         </w:rPr>
         <w:sectPr>
           <w:type w:val="continuous"/>
@@ -10441,113 +10589,103 @@
       <w:pPr>
         <w:keepNext/>
         <w:widowControl w:val="0"/>
-        <w:jc w:val="center"/>
-        <w:rPr>
-          <w:rFonts w:ascii="Antinoou" w:eastAsia="Antinoou" w:hAnsi="Antinoou" w:cs="Gentium"/>
-          <w:b/>
-          <w:bCs/>
-          <w:noProof/>
-          <w:sz w:val="32"/>
-          <w:szCs w:val="32"/>
-          <w:u w:color="00B050"/>
-          <w:lang w:eastAsia="en-GB" w:bidi="he-IL"/>
-        </w:rPr>
-      </w:pPr>
-      <w:r>
-        <w:rPr>
-          <w:rFonts w:ascii="Antinoou" w:eastAsia="Antinoou" w:hAnsi="Antinoou" w:cs="Gentium"/>
-          <w:b/>
-          <w:bCs/>
-          <w:noProof/>
-          <w:sz w:val="32"/>
-          <w:szCs w:val="32"/>
-          <w:u w:color="00B050"/>
-          <w:lang w:eastAsia="en-GB" w:bidi="he-IL"/>
-        </w:rPr>
-        <w:t>ⲟ︦.</w:t>
-      </w:r>
-    </w:p>
-    <w:p>
-      <w:pPr>
-        <w:keepNext/>
-        <w:jc w:val="center"/>
-        <w:rPr>
-          <w:rFonts w:ascii="Antinoou" w:eastAsia="Antinoou" w:hAnsi="Antinoou"/>
-          <w:bCs/>
-          <w:noProof/>
-          <w:color w:val="7030A0"/>
-          <w:sz w:val="26"/>
-          <w:szCs w:val="26"/>
-          <w:lang w:eastAsia="en-GB" w:bidi="he-IL"/>
-        </w:rPr>
-      </w:pPr>
-      <w:r>
-        <w:rPr>
-          <w:rFonts w:ascii="Antinoou" w:eastAsia="Antinoou" w:hAnsi="Antinoou"/>
-          <w:bCs/>
-          <w:noProof/>
-          <w:color w:val="7030A0"/>
-          <w:sz w:val="26"/>
-          <w:szCs w:val="26"/>
-          <w:lang w:eastAsia="en-GB" w:bidi="he-IL"/>
-        </w:rPr>
-        <w:t>ⲉⲑⲃⲉ ⲛⲓⲭⲏⲣⲁ.</w:t>
-      </w:r>
-    </w:p>
-    <w:p>
-      <w:pPr>
-        <w:spacing w:before="80"/>
-        <w:jc w:val="both"/>
-        <w:rPr>
-          <w:rFonts w:ascii="Antinoou" w:eastAsia="Antinoou" w:hAnsi="Antinoou"/>
-          <w:bCs/>
-          <w:noProof/>
-          <w:color w:val="7030A0"/>
-          <w:sz w:val="26"/>
-          <w:szCs w:val="26"/>
-          <w:lang w:eastAsia="en-GB" w:bidi="he-IL"/>
-        </w:rPr>
-      </w:pPr>
-      <w:r>
-        <w:rPr>
-          <w:rFonts w:ascii="Antinoou" w:eastAsia="Antinoou" w:hAnsi="Antinoou"/>
-          <w:bCs/>
-          <w:noProof/>
-          <w:color w:val="7030A0"/>
-          <w:sz w:val="26"/>
-          <w:szCs w:val="26"/>
-          <w:lang w:eastAsia="en-GB" w:bidi="he-IL"/>
-        </w:rPr>
-        <w:t xml:space="preserve">ⲛ̀ⲛⲟⲩⲭⲓⲣⲟⲇⲟⲛⲓⲛ ⲛ̀ⲭⲏⲣⲁ ⲁⲗⲗⲁ ⲉ̀ϣⲱⲡ ⲁⲥϣⲁⲛ ⲟⲩⲓ̀ ⲧⲉ ⲁ̀ ⲡⲉⲥϩⲁⲓ ⲙⲟⲩ ⲓⲥ ⲟⲩⲛⲓϣϯ ⲛ̀ⲥⲏⲟⲩ ⲟⲩⲟϩ ⲁⲥⲱⲛϧ ϧⲉⲛ ⲟⲩⲙⲉⲧϣⲁⲩ ⲙ̀ⲡⲟⲩϫⲉⲙ ϩ̀ⲗⲓ ⲛ̀ⲁⲓⲧⲓⲁ̀ ⲉ̀ϧⲟⲩⲛ ⲉ̀ⲣⲟⲥ ⲟⲩⲟϩ ⲉ̀ⲁⲥϥⲉⲓ ⲙ̀ⲫ̀ⲣⲱⲟⲩϣ ⲛ̀ⲛⲁ ⲡⲉⲥⲏⲓ ⲕⲁⲗⲱⲥ ⲙ̀ⲫ̀ⲣⲏϯ ⲛ̀ⲓⲟⲩⲇⲓⲑ ⲛⲉⲙ ⲁⲛⲛⲁ ⲛ̀ⲥⲉⲙⲛⲉ ⲙⲁⲣⲟⲩⲧⲁⲥⲥⲉ ⲙ̀ⲙⲟⲥ ⲉ̀ⲡⲓⲭϩⲣⲓⲕⲟⲛ ⲉ̀ϣⲱⲡ ⲙⲉⲛ </w:t>
-      </w:r>
-      <w:r>
-        <w:rPr>
-          <w:rFonts w:ascii="Antinoou" w:eastAsia="Antinoou" w:hAnsi="Antinoou"/>
-          <w:bCs/>
-          <w:noProof/>
-          <w:color w:val="7030A0"/>
-          <w:sz w:val="26"/>
-          <w:szCs w:val="26"/>
-          <w:lang w:eastAsia="en-GB" w:bidi="he-IL"/>
-        </w:rPr>
-        <w:lastRenderedPageBreak/>
-        <w:t>ⲙ̀ⲡⲉⲥⲱⲥⲕ ⲓⲥϫⲉⲛ ⲧⲁ ⲡⲉⲥϩⲁⲓ ⲙⲟⲩ ⲙ̀ⲡⲉⲣⲡⲓⲥⲧⲏ ⲛⲁⲥ ⲁⲗⲗⲁ ⲙⲁⲣⲟⲩⲇⲟⲕⲓⲙⲁⲍⲓⲛ ⲙ̀ⲙⲟⲥ ϩⲓⲧⲉⲛ ⲡⲓⲭ̀ⲣⲟⲛⲟⲥ ϣⲁⲣⲉ ⲡⲓⲡⲁⲑⲟⲥ ϩⲱⲟⲩ ⲉⲣϧⲉⲗⲗⲟ ⲛⲉⲙ ⲡⲓⲣⲱⲙⲓ ⲉⲑⲛⲁⲭⲁ ⲙⲁ ⲛⲁⲩ ⲛ̀ϧⲏⲧϥ ⲉⲩϣⲁⲛϣ̀ⲧⲉⲙⲭⲁⲗⲓⲛⲟ ⲙ̀ⲙⲱⲟⲩ ϧⲉⲛ ⲟⲩⲭⲁⲗⲓⲛⲟⲥ ⲉϥⲛⲁϣⲧ.</w:t>
-      </w:r>
-    </w:p>
-    <w:p>
-      <w:pPr>
-        <w:spacing w:before="120"/>
-        <w:jc w:val="both"/>
-        <w:outlineLvl w:val="2"/>
-        <w:rPr>
-          <w:rFonts w:ascii="Antinoou" w:eastAsia="Antinoou" w:hAnsi="Antinoou" w:cs="Gentium"/>
-          <w:b/>
-          <w:bCs/>
-          <w:noProof/>
-          <w:sz w:val="32"/>
-          <w:szCs w:val="32"/>
-          <w:u w:val="single" w:color="00B050"/>
-          <w:lang w:val="el-GR" w:bidi="he-IL"/>
+        <w:spacing w:before="120"/>
+        <w:jc w:val="center"/>
+        <w:rPr>
+          <w:rFonts w:ascii="Antinoou" w:eastAsia="Antinoou" w:hAnsi="Antinoou" w:cs="Gentium"/>
+          <w:b/>
+          <w:bCs/>
+          <w:noProof/>
+          <w:sz w:val="32"/>
+          <w:szCs w:val="32"/>
+          <w:u w:color="00B050"/>
+          <w:lang w:eastAsia="en-GB" w:bidi="he-IL"/>
+        </w:rPr>
+      </w:pPr>
+      <w:r>
+        <w:rPr>
+          <w:rFonts w:ascii="Antinoou" w:eastAsia="Antinoou" w:hAnsi="Antinoou" w:cs="Gentium"/>
+          <w:b/>
+          <w:bCs/>
+          <w:noProof/>
+          <w:sz w:val="32"/>
+          <w:szCs w:val="32"/>
+          <w:u w:color="00B050"/>
+          <w:lang w:eastAsia="en-GB" w:bidi="he-IL"/>
+        </w:rPr>
+        <w:t>ⲟ︦ⲁ︦.</w:t>
+      </w:r>
+    </w:p>
+    <w:p>
+      <w:pPr>
+        <w:keepNext/>
+        <w:spacing w:before="120"/>
+        <w:jc w:val="center"/>
+        <w:rPr>
+          <w:rFonts w:ascii="Antinoou" w:eastAsia="Antinoou" w:hAnsi="Antinoou"/>
+          <w:bCs/>
+          <w:noProof/>
+          <w:color w:val="7030A0"/>
+          <w:sz w:val="26"/>
+          <w:szCs w:val="26"/>
+          <w:lang w:eastAsia="en-GB" w:bidi="he-IL"/>
+        </w:rPr>
+      </w:pPr>
+      <w:r>
+        <w:rPr>
+          <w:rFonts w:ascii="Antinoou" w:eastAsia="Antinoou" w:hAnsi="Antinoou"/>
+          <w:bCs/>
+          <w:noProof/>
+          <w:color w:val="7030A0"/>
+          <w:sz w:val="26"/>
+          <w:szCs w:val="26"/>
+          <w:lang w:eastAsia="en-GB" w:bidi="he-IL"/>
+        </w:rPr>
+        <w:t>ⲉⲑⲃⲉ ⲛⲓⲝⲟⲣⲅⲓⲥⲙⲟⲥ.</w:t>
+      </w:r>
+    </w:p>
+    <w:p>
+      <w:pPr>
+        <w:spacing w:before="120"/>
+        <w:jc w:val="both"/>
+        <w:rPr>
+          <w:rFonts w:ascii="Antinoou" w:eastAsia="Antinoou" w:hAnsi="Antinoou"/>
+          <w:bCs/>
+          <w:noProof/>
+          <w:color w:val="7030A0"/>
+          <w:sz w:val="26"/>
+          <w:szCs w:val="26"/>
+          <w:lang w:eastAsia="en-GB" w:bidi="he-IL"/>
+        </w:rPr>
+      </w:pPr>
+      <w:r>
+        <w:rPr>
+          <w:rFonts w:ascii="Antinoou" w:eastAsia="Antinoou" w:hAnsi="Antinoou"/>
+          <w:bCs/>
+          <w:noProof/>
+          <w:color w:val="7030A0"/>
+          <w:sz w:val="26"/>
+          <w:szCs w:val="26"/>
+          <w:lang w:eastAsia="en-GB" w:bidi="he-IL"/>
+        </w:rPr>
+        <w:t>ⲛ̀ⲛⲟⲩⲭⲓⲣⲟⲇⲟⲛⲓⲛ ⲛ̀ⲛⲓⲝⲟⲣⲅⲓⲥⲙⲟⲥ ⲡⲓⲁⲑⲗⲟⲛ ⲅⲁⲣ ⲡⲁ ⲡⲟⲩⲱϣ ⲛ̀ⲧⲉ ⲡ̀ⲣⲟϩⲉⲣⲉⲥⲓⲥ ⲡⲉ ⲟⲩⲟϩ ⲡⲁ ϯⲭⲁⲣⲓⲥ ⲙ̀ⲫϯ ⲡⲉ ⲛⲉⲙ ⲡⲭ︦ⲥ︦ ⲓ︦ⲏ︦ⲥ︦ ⲉ̀ⲣⲉϣⲁⲛ ⲡⲓⲡⲛ︦ⲁ︦ ⲉ̀ⲑⲟⲩⲁⲃ ⲟⲩⲱϩ ϧⲉⲛ ⲡⲓⲣⲱⲙⲓ ⲉⲑⲛⲁϭⲓ ⲛ̀ⲟⲩϩ̀ⲙⲟⲧ ⲛ̀ⲧⲁⲗϭⲟ ϣⲁϥⲑ̀ⲣⲉϥⲟⲩⲱⲛϩ ⲉ̀ⲃⲟⲗϩⲓⲧⲉⲛ ⲡ̀ϭⲱⲗⲡ ⲉ̀ⲃⲟⲗ ⲙ̀ⲫϯ ϧⲉⲛ ϯⲭⲁⲣⲓⲥ ⲛ̀ⲧⲉ ⲫϯ ⲉ̀ⲧⲉⲛϧⲏⲧϥ ⲉⲣⲟⲩⲱⲓⲛⲓ ⲉ̀ⲣⲱⲙⲓ ⲛⲓⲃⲉⲛ ⲉ̀ⲣⲉϣⲁⲛϯⲭ̀ⲣⲓⲁ̀ ⲇⲉ ϣⲱⲡⲓ ⲉⲑⲣⲉϥⲉⲣ ⲉ̀ⲡⲓⲥⲕⲟⲡⲟⲥ ⲓⲉ ⲡ̀ⲣⲉⲥⲃⲩⲧⲉⲣⲟⲥ ⲓⲉ ⲇⲓⲁ̀ⲕⲟⲛⲟⲥ ⲙⲁⲣⲟⲩⲭⲓⲣⲟⲇⲟⲛⲓⲛ ⲙ̀ⲙⲟϥ.</w:t>
+      </w:r>
+    </w:p>
+    <w:p>
+      <w:pPr>
+        <w:keepNext/>
+        <w:widowControl w:val="0"/>
+        <w:spacing w:before="120"/>
+        <w:jc w:val="center"/>
+        <w:rPr>
+          <w:rFonts w:ascii="Antinoou" w:eastAsia="Antinoou" w:hAnsi="Antinoou" w:cs="Gentium"/>
+          <w:b/>
+          <w:bCs/>
+          <w:noProof/>
+          <w:sz w:val="32"/>
+          <w:szCs w:val="32"/>
+          <w:u w:color="00B050"/>
+          <w:lang w:eastAsia="en-GB" w:bidi="he-IL"/>
         </w:rPr>
         <w:sectPr>
           <w:type w:val="continuous"/>
@@ -10586,78 +10724,212 @@
           <w:u w:color="00B050"/>
           <w:lang w:eastAsia="en-GB" w:bidi="he-IL"/>
         </w:rPr>
-        <w:t>ⲟ︦ⲁ︦.</w:t>
-      </w:r>
-    </w:p>
-    <w:p>
-      <w:pPr>
-        <w:keepNext/>
-        <w:spacing w:before="120"/>
-        <w:jc w:val="center"/>
-        <w:rPr>
-          <w:rFonts w:ascii="Antinoou" w:eastAsia="Antinoou" w:hAnsi="Antinoou"/>
-          <w:bCs/>
-          <w:noProof/>
-          <w:color w:val="7030A0"/>
-          <w:sz w:val="26"/>
-          <w:szCs w:val="26"/>
-          <w:lang w:eastAsia="en-GB" w:bidi="he-IL"/>
-        </w:rPr>
-      </w:pPr>
-      <w:r>
-        <w:rPr>
-          <w:rFonts w:ascii="Antinoou" w:eastAsia="Antinoou" w:hAnsi="Antinoou"/>
-          <w:bCs/>
-          <w:noProof/>
-          <w:color w:val="7030A0"/>
-          <w:sz w:val="26"/>
-          <w:szCs w:val="26"/>
-          <w:lang w:eastAsia="en-GB" w:bidi="he-IL"/>
-        </w:rPr>
-        <w:t>ⲉⲑⲃⲉ ⲛⲓⲝⲟⲣⲅⲓⲥⲙⲟⲥ.</w:t>
-      </w:r>
-    </w:p>
-    <w:p>
-      <w:pPr>
-        <w:spacing w:before="120"/>
-        <w:jc w:val="both"/>
-        <w:rPr>
-          <w:rFonts w:ascii="Antinoou" w:eastAsia="Antinoou" w:hAnsi="Antinoou"/>
-          <w:bCs/>
-          <w:noProof/>
-          <w:color w:val="7030A0"/>
-          <w:sz w:val="26"/>
-          <w:szCs w:val="26"/>
-          <w:lang w:eastAsia="en-GB" w:bidi="he-IL"/>
-        </w:rPr>
-      </w:pPr>
-      <w:r>
-        <w:rPr>
-          <w:rFonts w:ascii="Antinoou" w:eastAsia="Antinoou" w:hAnsi="Antinoou"/>
-          <w:bCs/>
-          <w:noProof/>
-          <w:color w:val="7030A0"/>
-          <w:sz w:val="26"/>
-          <w:szCs w:val="26"/>
-          <w:lang w:eastAsia="en-GB" w:bidi="he-IL"/>
-        </w:rPr>
-        <w:t>ⲛ̀ⲛⲟⲩⲭⲓⲣⲟⲇⲟⲛⲓⲛ ⲛ̀ⲛⲓⲝⲟⲣⲅⲓⲥⲙⲟⲥ ⲡⲓⲁⲑⲗⲟⲛ ⲅⲁⲣ ⲡⲁ ⲡⲟⲩⲱϣ ⲛ̀ⲧⲉ ⲡ̀ⲣⲟϩⲉⲣⲉⲥⲓⲥ ⲡⲉ ⲟⲩⲟϩ ⲡⲁ ϯⲭⲁⲣⲓⲥ ⲙ̀ⲫϯ ⲡⲉ ⲛⲉⲙ ⲡⲭ︦ⲥ︦ ⲓ︦ⲏ︦ⲥ︦ ⲉ̀ⲣⲉϣⲁⲛ ⲡⲓⲡⲛ︦ⲁ︦ ⲉ̀ⲑⲟⲩⲁⲃ ⲟⲩⲱϩ ϧⲉⲛ ⲡⲓⲣⲱⲙⲓ ⲉⲑⲛⲁϭⲓ ⲛ̀ⲟⲩϩ̀ⲙⲟⲧ ⲛ̀ⲧⲁⲗϭⲟ ϣⲁϥⲑ̀ⲣⲉϥⲟⲩⲱⲛϩ ⲉ̀ⲃⲟⲗϩⲓⲧⲉⲛ ⲡ̀ϭⲱⲗⲡ ⲉ̀ⲃⲟⲗ ⲙ̀ⲫϯ ϧⲉⲛ ϯⲭⲁⲣⲓⲥ ⲛ̀ⲧⲉ ⲫϯ ⲉ̀ⲧⲉⲛϧⲏⲧϥ ⲉⲣⲟⲩⲱⲓⲛⲓ ⲉ̀ⲣⲱⲙⲓ ⲛⲓⲃⲉⲛ ⲉ̀ⲣⲉϣⲁⲛϯⲭ̀ⲣⲓⲁ̀ ⲇⲉ ϣⲱⲡⲓ ⲉⲑⲣⲉϥⲉⲣ ⲉ̀ⲡⲓⲥⲕⲟⲡⲟⲥ ⲓⲉ ⲡ̀ⲣⲉⲥⲃⲩⲧⲉⲣⲟⲥ ⲓⲉ ⲇⲓⲁ̀ⲕⲟⲛⲟⲥ ⲙⲁⲣⲟⲩⲭⲓⲣⲟⲇⲟⲛⲓⲛ ⲙ̀ⲙⲟϥ.</w:t>
-      </w:r>
-    </w:p>
-    <w:p>
-      <w:pPr>
-        <w:spacing w:before="120"/>
-        <w:jc w:val="both"/>
-        <w:outlineLvl w:val="2"/>
-        <w:rPr>
-          <w:rFonts w:ascii="Antinoou" w:eastAsia="Antinoou" w:hAnsi="Antinoou" w:cs="Gentium"/>
-          <w:b/>
-          <w:bCs/>
-          <w:noProof/>
-          <w:sz w:val="32"/>
-          <w:szCs w:val="32"/>
-          <w:u w:val="single" w:color="00B050"/>
-          <w:lang w:val="el-GR" w:bidi="he-IL"/>
+        <w:t>ⲟ︦ⲃ︦.</w:t>
+      </w:r>
+    </w:p>
+    <w:p>
+      <w:pPr>
+        <w:keepNext/>
+        <w:spacing w:before="120"/>
+        <w:jc w:val="center"/>
+        <w:rPr>
+          <w:rFonts w:ascii="Antinoou" w:eastAsia="Antinoou" w:hAnsi="Antinoou"/>
+          <w:bCs/>
+          <w:noProof/>
+          <w:color w:val="7030A0"/>
+          <w:sz w:val="26"/>
+          <w:szCs w:val="26"/>
+          <w:lang w:eastAsia="en-GB" w:bidi="he-IL"/>
+        </w:rPr>
+      </w:pPr>
+      <w:r>
+        <w:rPr>
+          <w:rFonts w:ascii="Antinoou" w:eastAsia="Antinoou" w:hAnsi="Antinoou"/>
+          <w:bCs/>
+          <w:noProof/>
+          <w:color w:val="7030A0"/>
+          <w:sz w:val="26"/>
+          <w:szCs w:val="26"/>
+          <w:lang w:eastAsia="en-GB" w:bidi="he-IL"/>
+        </w:rPr>
+        <w:t>ⲉⲑⲃⲉ ϫⲉ ⲡⲉⲧⲥ̀ϣⲉ ⲡⲉ ⲉⲑⲣⲟⲩⲭⲓⲣⲟⲇⲟⲛⲓⲛ ⲙ̀ⲡⲓⲉ̀ⲡⲓⲥⲕⲟⲡⲟⲥ ϩⲓⲧⲉⲛ ⲟⲩⲏⲣ ⲛ̀ⲉ̀ⲡⲓⲥⲕⲟⲡⲟⲥ.</w:t>
+      </w:r>
+    </w:p>
+    <w:p>
+      <w:pPr>
+        <w:spacing w:before="120"/>
+        <w:jc w:val="both"/>
+        <w:rPr>
+          <w:rFonts w:ascii="Antinoou" w:eastAsia="Antinoou" w:hAnsi="Antinoou"/>
+          <w:bCs/>
+          <w:noProof/>
+          <w:color w:val="7030A0"/>
+          <w:sz w:val="26"/>
+          <w:szCs w:val="26"/>
+          <w:lang w:eastAsia="en-GB" w:bidi="he-IL"/>
+        </w:rPr>
+      </w:pPr>
+      <w:r>
+        <w:rPr>
+          <w:rFonts w:ascii="Antinoou" w:eastAsia="Antinoou" w:hAnsi="Antinoou"/>
+          <w:bCs/>
+          <w:noProof/>
+          <w:color w:val="7030A0"/>
+          <w:sz w:val="26"/>
+          <w:szCs w:val="26"/>
+          <w:lang w:eastAsia="en-GB" w:bidi="he-IL"/>
+        </w:rPr>
+        <w:t>ⲡⲉⲧⲥ̀ϣⲉ ⲡⲉ ⲉⲑⲣⲟⲩⲭⲓⲣⲟⲇⲟⲛⲓⲛ ⲙ̀ⲡⲓⲉ̀ⲡⲓⲥⲕⲟⲡⲟⲥ ϩⲓⲧⲉⲛ ⲅ︦ ⲛ̀ⲉ̀ⲡⲓⲥⲕⲟⲡⲟⲥ ⲓⲉ ⲃ︦ ⲉ̀ϣⲱⲡ ⲇⲉ ⲟⲩⲉ̀ⲡⲓⲥⲕⲟⲡⲟⲥ ⲛ̀ⲟⲩⲱⲧ ⲡⲉⲧⲁϥⲭⲓⲣⲟⲇⲟⲛⲓⲛ ⲙ̀ⲙⲟϥ ⲙⲁⲣⲟⲩⲉⲣⲁ̀ⲛⲁⲑⲏⲙⲁ ⲙ̀ⲙⲟϥ.</w:t>
+      </w:r>
+    </w:p>
+    <w:p>
+      <w:pPr>
+        <w:spacing w:before="120"/>
+        <w:jc w:val="both"/>
+        <w:rPr>
+          <w:rFonts w:ascii="Antinoou" w:eastAsia="Antinoou" w:hAnsi="Antinoou"/>
+          <w:bCs/>
+          <w:noProof/>
+          <w:color w:val="7030A0"/>
+          <w:sz w:val="26"/>
+          <w:szCs w:val="26"/>
+          <w:lang w:eastAsia="en-GB" w:bidi="he-IL"/>
+        </w:rPr>
+      </w:pPr>
+      <w:r>
+        <w:rPr>
+          <w:rFonts w:ascii="Antinoou" w:eastAsia="Antinoou" w:hAnsi="Antinoou"/>
+          <w:bCs/>
+          <w:noProof/>
+          <w:color w:val="7030A0"/>
+          <w:sz w:val="26"/>
+          <w:szCs w:val="26"/>
+          <w:lang w:eastAsia="en-GB" w:bidi="he-IL"/>
+        </w:rPr>
+        <w:t>ⲉ̀ϣⲱⲡ ⲇⲉ ⲉⲧⲁ̀ⲛⲁⲅⲕⲏ ⲧⲁϩⲉ ⲟⲩⲁⲓ ⲉⲑⲣⲟⲩⲭⲓⲣⲟⲇⲟⲛⲓⲛ ⲙ̀ⲙⲟϥ ⲉ̀ⲃⲟⲗϩⲓⲧⲉⲛ ⲟⲩⲁⲓ ⲙ̀ⲙⲁⲩⲁⲧϥ ⲉ̀ⲃⲏⲗ ϫⲉ ⲙ̀ⲡⲟⲩϣ̀ϫⲉⲙ̀ⲟⲙ ⲉ̀ⲑⲱⲟⲩϯ ⲉ̀ϧⲟⲩⲛ ⲉⲑⲃⲉ ⲡ̀ⲇⲓⲱⲅⲙⲟⲥ ⲉ̀ⲧⲉⲃⲃⲟⲗ ⲓⲉ ⲉⲑⲃⲉ ⲕⲉ ϩ̀ⲗⲓ ⲛ̀ⲁⲓⲧⲓⲁ̀ ⲡⲁⲓⲣⲏϯ ⲙⲁⲣⲟⲩϭⲓ ϯⲯⲩⲭⲟⲥ ⲛ̀ⲧⲟⲧⲟⲩ ⲛ̀ϩⲁⲛⲕⲉⲉ̀ⲡⲓⲥⲕⲟⲡⲟⲥ ⲉⲩⲟⲩⲁⲃ ⲉⲩⲟϣ ⲉⲩⲉⲣ ⲫⲁⲓ ⲉⲧⲉⲣⲡ̀ⲣⲉⲡⲓ ⲛⲁϥ.</w:t>
+      </w:r>
+    </w:p>
+    <w:p>
+      <w:pPr>
+        <w:spacing w:before="120"/>
+        <w:jc w:val="center"/>
+        <w:rPr>
+          <w:rFonts w:ascii="Antinoou" w:eastAsia="Antinoou" w:hAnsi="Antinoou"/>
+          <w:bCs/>
+          <w:noProof/>
+          <w:color w:val="7030A0"/>
+          <w:sz w:val="26"/>
+          <w:szCs w:val="26"/>
+          <w:lang w:eastAsia="en-GB" w:bidi="he-IL"/>
+        </w:rPr>
+      </w:pPr>
+      <w:r>
+        <w:rPr>
+          <w:rFonts w:ascii="Antinoou" w:eastAsia="Antinoou" w:hAnsi="Antinoou"/>
+          <w:bCs/>
+          <w:noProof/>
+          <w:color w:val="7030A0"/>
+          <w:sz w:val="26"/>
+          <w:szCs w:val="26"/>
+          <w:lang w:eastAsia="en-GB" w:bidi="he-IL"/>
+        </w:rPr>
+        <w:t>———————</w:t>
+      </w:r>
+    </w:p>
+    <w:p>
+      <w:pPr>
+        <w:spacing w:before="120"/>
+        <w:jc w:val="both"/>
+        <w:rPr>
+          <w:rFonts w:ascii="Antinoou" w:eastAsia="Antinoou" w:hAnsi="Antinoou"/>
+          <w:bCs/>
+          <w:noProof/>
+          <w:color w:val="7030A0"/>
+          <w:sz w:val="26"/>
+          <w:szCs w:val="26"/>
+          <w:lang w:eastAsia="en-GB" w:bidi="he-IL"/>
+        </w:rPr>
+      </w:pPr>
+      <w:r>
+        <w:rPr>
+          <w:rFonts w:ascii="Antinoou" w:eastAsia="Antinoou" w:hAnsi="Antinoou"/>
+          <w:bCs/>
+          <w:noProof/>
+          <w:color w:val="7030A0"/>
+          <w:sz w:val="26"/>
+          <w:szCs w:val="26"/>
+          <w:lang w:eastAsia="en-GB" w:bidi="he-IL"/>
+        </w:rPr>
+        <w:t>ⲁϥϫⲱⲕ ⲉ̀ⲃⲟⲗ ⲛ̀ϫⲉ ⲡⲓϫⲱⲙ ⲙ̀ⲙⲁϩ ⲇ︦ ⲉ̀ⲃⲟⲗϧⲉⲛ ⲛⲓⲕⲁⲛⲱⲛ ⲛ̀ⲧⲉ ⲛⲉⲛⲓⲟϯ ⲉ̀ⲑⲟⲩⲁⲃ ⲛ̀ⲁ̀ⲡⲟⲥⲧⲟⲗⲟⲥ ⲉⲧϧⲉⲛ ⲧ̀ϫⲓϫ ⲛ̀ⲁⲕⲗⲏⲙⲏⲥ ⲛ̀ⲑⲟϥ ⲡⲉ ⲡⲓϫⲱⲙ ⲙ̀ⲙⲁϩ ⲉ︦ ϧⲉⲛ ⲟⲩϩⲓⲣⲏⲛⲏ ⲫϯ ⲁ̀ⲙⲏⲛ.</w:t>
+      </w:r>
+    </w:p>
+    <w:p>
+      <w:pPr>
+        <w:jc w:val="center"/>
+        <w:rPr>
+          <w:rFonts w:ascii="Antinoou" w:eastAsia="Antinoou" w:hAnsi="Antinoou"/>
+          <w:bCs/>
+          <w:noProof/>
+          <w:color w:val="7030A0"/>
+          <w:sz w:val="26"/>
+          <w:szCs w:val="26"/>
+          <w:lang w:eastAsia="en-GB" w:bidi="he-IL"/>
+        </w:rPr>
+      </w:pPr>
+      <w:r>
+        <w:rPr>
+          <w:rFonts w:ascii="Antinoou" w:eastAsia="Antinoou" w:hAnsi="Antinoou"/>
+          <w:bCs/>
+          <w:noProof/>
+          <w:color w:val="7030A0"/>
+          <w:sz w:val="26"/>
+          <w:szCs w:val="26"/>
+          <w:lang w:eastAsia="en-GB" w:bidi="he-IL"/>
+        </w:rPr>
+        <w:t>ⲁ︦ϣⲟ ⲫ︦ⲕ︦ ⲉ̀ⲡ̀ⲇⲓⲟⲕⲗⲏ.</w:t>
+      </w:r>
+    </w:p>
+    <w:p>
+      <w:pPr>
+        <w:jc w:val="center"/>
+        <w:rPr>
+          <w:rFonts w:ascii="Antinoou" w:eastAsia="Antinoou" w:hAnsi="Antinoou"/>
+          <w:bCs/>
+          <w:noProof/>
+          <w:color w:val="7030A0"/>
+          <w:sz w:val="26"/>
+          <w:szCs w:val="26"/>
+          <w:lang w:eastAsia="en-GB" w:bidi="he-IL"/>
+        </w:rPr>
+      </w:pPr>
+      <w:r>
+        <w:rPr>
+          <w:rFonts w:ascii="Antinoou" w:eastAsia="Antinoou" w:hAnsi="Antinoou"/>
+          <w:bCs/>
+          <w:noProof/>
+          <w:color w:val="7030A0"/>
+          <w:sz w:val="26"/>
+          <w:szCs w:val="26"/>
+          <w:lang w:eastAsia="en-GB" w:bidi="he-IL"/>
+        </w:rPr>
+        <w:t>———————</w:t>
+      </w:r>
+    </w:p>
+    <w:p>
+      <w:pPr>
+        <w:keepNext/>
+        <w:widowControl w:val="0"/>
+        <w:spacing w:before="120"/>
+        <w:jc w:val="center"/>
+        <w:rPr>
+          <w:rFonts w:ascii="Antinoou" w:eastAsia="Antinoou" w:hAnsi="Antinoou" w:cs="Gentium"/>
+          <w:b/>
+          <w:bCs/>
+          <w:noProof/>
+          <w:sz w:val="32"/>
+          <w:szCs w:val="32"/>
+          <w:u w:color="00B050"/>
+          <w:lang w:eastAsia="en-GB" w:bidi="he-IL"/>
         </w:rPr>
         <w:sectPr>
           <w:type w:val="continuous"/>
@@ -10681,217 +10953,355 @@
           <w:noProof/>
           <w:sz w:val="32"/>
           <w:szCs w:val="32"/>
-          <w:u w:color="00B050"/>
-          <w:lang w:eastAsia="en-GB" w:bidi="he-IL"/>
-        </w:rPr>
-      </w:pPr>
-      <w:r>
-        <w:rPr>
-          <w:rFonts w:ascii="Antinoou" w:eastAsia="Antinoou" w:hAnsi="Antinoou" w:cs="Gentium"/>
-          <w:b/>
-          <w:bCs/>
-          <w:noProof/>
-          <w:sz w:val="32"/>
-          <w:szCs w:val="32"/>
-          <w:u w:color="00B050"/>
-          <w:lang w:eastAsia="en-GB" w:bidi="he-IL"/>
-        </w:rPr>
-        <w:t>ⲟ︦ⲃ︦.</w:t>
-      </w:r>
-    </w:p>
-    <w:p>
-      <w:pPr>
-        <w:keepNext/>
-        <w:spacing w:before="120"/>
-        <w:jc w:val="center"/>
-        <w:rPr>
-          <w:rFonts w:ascii="Antinoou" w:eastAsia="Antinoou" w:hAnsi="Antinoou"/>
-          <w:bCs/>
-          <w:noProof/>
-          <w:color w:val="7030A0"/>
-          <w:sz w:val="26"/>
-          <w:szCs w:val="26"/>
-          <w:lang w:eastAsia="en-GB" w:bidi="he-IL"/>
-        </w:rPr>
-      </w:pPr>
-      <w:r>
-        <w:rPr>
-          <w:rFonts w:ascii="Antinoou" w:eastAsia="Antinoou" w:hAnsi="Antinoou"/>
-          <w:bCs/>
-          <w:noProof/>
-          <w:color w:val="7030A0"/>
-          <w:sz w:val="26"/>
-          <w:szCs w:val="26"/>
-          <w:lang w:eastAsia="en-GB" w:bidi="he-IL"/>
-        </w:rPr>
-        <w:t>ⲉⲑⲃⲉ ϫⲉ ⲡⲉⲧⲥ̀ϣⲉ ⲡⲉ ⲉⲑⲣⲟⲩⲭⲓⲣⲟⲇⲟⲛⲓⲛ ⲙ̀ⲡⲓⲉ̀ⲡⲓⲥⲕⲟⲡⲟⲥ ϩⲓⲧⲉⲛ ⲟⲩⲏⲣ ⲛ̀ⲉ̀ⲡⲓⲥⲕⲟⲡⲟⲥ.</w:t>
-      </w:r>
-    </w:p>
-    <w:p>
-      <w:pPr>
-        <w:spacing w:before="120"/>
-        <w:jc w:val="both"/>
-        <w:rPr>
-          <w:rFonts w:ascii="Antinoou" w:eastAsia="Antinoou" w:hAnsi="Antinoou"/>
-          <w:bCs/>
-          <w:noProof/>
-          <w:color w:val="7030A0"/>
-          <w:sz w:val="26"/>
-          <w:szCs w:val="26"/>
-          <w:lang w:eastAsia="en-GB" w:bidi="he-IL"/>
-        </w:rPr>
-      </w:pPr>
-      <w:r>
-        <w:rPr>
-          <w:rFonts w:ascii="Antinoou" w:eastAsia="Antinoou" w:hAnsi="Antinoou"/>
-          <w:bCs/>
-          <w:noProof/>
-          <w:color w:val="7030A0"/>
-          <w:sz w:val="26"/>
-          <w:szCs w:val="26"/>
-          <w:lang w:eastAsia="en-GB" w:bidi="he-IL"/>
-        </w:rPr>
-        <w:t>ⲡⲉⲧⲥ̀ϣⲉ ⲡⲉ ⲉⲑⲣⲟⲩⲭⲓⲣⲟⲇⲟⲛⲓⲛ ⲙ̀ⲡⲓⲉ̀ⲡⲓⲥⲕⲟⲡⲟⲥ ϩⲓⲧⲉⲛ ⲅ︦ ⲛ̀ⲉ̀ⲡⲓⲥⲕⲟⲡⲟⲥ ⲓⲉ ⲃ︦ ⲉ̀ϣⲱⲡ ⲇⲉ ⲟⲩⲉ̀ⲡⲓⲥⲕⲟⲡⲟⲥ ⲛ̀ⲟⲩⲱⲧ ⲡⲉⲧⲁϥⲭⲓⲣⲟⲇⲟⲛⲓⲛ ⲙ̀ⲙⲟϥ ⲙⲁⲣⲟⲩⲉⲣⲁ̀ⲛⲁⲑⲏⲙⲁ ⲙ̀ⲙⲟϥ.</w:t>
-      </w:r>
-    </w:p>
-    <w:p>
-      <w:pPr>
-        <w:spacing w:before="120"/>
-        <w:jc w:val="both"/>
-        <w:rPr>
-          <w:rFonts w:ascii="Antinoou" w:eastAsia="Antinoou" w:hAnsi="Antinoou"/>
-          <w:bCs/>
-          <w:noProof/>
-          <w:color w:val="7030A0"/>
-          <w:sz w:val="26"/>
-          <w:szCs w:val="26"/>
-          <w:lang w:eastAsia="en-GB" w:bidi="he-IL"/>
-        </w:rPr>
-      </w:pPr>
-      <w:r>
-        <w:rPr>
-          <w:rFonts w:ascii="Antinoou" w:eastAsia="Antinoou" w:hAnsi="Antinoou"/>
-          <w:bCs/>
-          <w:noProof/>
-          <w:color w:val="7030A0"/>
-          <w:sz w:val="26"/>
-          <w:szCs w:val="26"/>
-          <w:lang w:eastAsia="en-GB" w:bidi="he-IL"/>
-        </w:rPr>
-        <w:t>ⲉ̀ϣⲱⲡ ⲇⲉ ⲉⲧⲁ̀ⲛⲁⲅⲕⲏ ⲧⲁϩⲉ ⲟⲩⲁⲓ ⲉⲑⲣⲟⲩⲭⲓⲣⲟⲇⲟⲛⲓⲛ ⲙ̀ⲙⲟϥ ⲉ̀ⲃⲟⲗϩⲓⲧⲉⲛ ⲟⲩⲁⲓ ⲙ̀ⲙⲁⲩⲁⲧϥ ⲉ̀ⲃⲏⲗ ϫⲉ ⲙ̀ⲡⲟⲩϣ̀ϫⲉⲙ̀ⲟⲙ ⲉ̀ⲑⲱⲟⲩϯ ⲉ̀ϧⲟⲩⲛ ⲉⲑⲃⲉ ⲡ̀ⲇⲓⲱⲅⲙⲟⲥ ⲉ̀ⲧⲉⲃⲃⲟⲗ ⲓⲉ ⲉⲑⲃⲉ ⲕⲉ ϩ̀ⲗⲓ ⲛ̀ⲁⲓⲧⲓⲁ̀ ⲡⲁⲓⲣⲏϯ ⲙⲁⲣⲟⲩϭⲓ ϯⲯⲩⲭⲟⲥ ⲛ̀ⲧⲟⲧⲟⲩ ⲛ̀ϩⲁⲛⲕⲉⲉ̀ⲡⲓⲥⲕⲟⲡⲟⲥ ⲉⲩⲟⲩⲁⲃ ⲉⲩⲟϣ ⲉⲩⲉⲣ ⲫⲁⲓ ⲉⲧⲉⲣⲡ̀ⲣⲉⲡⲓ ⲛⲁϥ.</w:t>
-      </w:r>
-    </w:p>
-    <w:p>
-      <w:pPr>
-        <w:spacing w:before="120"/>
-        <w:jc w:val="center"/>
-        <w:rPr>
-          <w:rFonts w:ascii="Antinoou" w:eastAsia="Antinoou" w:hAnsi="Antinoou"/>
-          <w:bCs/>
-          <w:noProof/>
-          <w:color w:val="7030A0"/>
-          <w:sz w:val="26"/>
-          <w:szCs w:val="26"/>
-          <w:lang w:eastAsia="en-GB" w:bidi="he-IL"/>
-        </w:rPr>
-      </w:pPr>
-      <w:r>
-        <w:rPr>
-          <w:rFonts w:ascii="Antinoou" w:eastAsia="Antinoou" w:hAnsi="Antinoou"/>
-          <w:bCs/>
-          <w:noProof/>
-          <w:color w:val="7030A0"/>
-          <w:sz w:val="26"/>
-          <w:szCs w:val="26"/>
-          <w:lang w:eastAsia="en-GB" w:bidi="he-IL"/>
-        </w:rPr>
-        <w:t>———————</w:t>
-      </w:r>
-    </w:p>
-    <w:p>
-      <w:pPr>
-        <w:spacing w:before="120"/>
-        <w:jc w:val="both"/>
-        <w:rPr>
-          <w:rFonts w:ascii="Antinoou" w:eastAsia="Antinoou" w:hAnsi="Antinoou"/>
-          <w:bCs/>
-          <w:noProof/>
-          <w:color w:val="7030A0"/>
-          <w:sz w:val="26"/>
-          <w:szCs w:val="26"/>
-          <w:lang w:eastAsia="en-GB" w:bidi="he-IL"/>
-        </w:rPr>
-      </w:pPr>
-      <w:r>
-        <w:rPr>
-          <w:rFonts w:ascii="Antinoou" w:eastAsia="Antinoou" w:hAnsi="Antinoou"/>
-          <w:bCs/>
-          <w:noProof/>
-          <w:color w:val="7030A0"/>
-          <w:sz w:val="26"/>
-          <w:szCs w:val="26"/>
-          <w:lang w:eastAsia="en-GB" w:bidi="he-IL"/>
-        </w:rPr>
-        <w:t>ⲁϥϫⲱⲕ ⲉ̀ⲃⲟⲗ ⲛ̀ϫⲉ ⲡⲓϫⲱⲙ ⲙ̀ⲙⲁϩ ⲇ︦ ⲉ̀ⲃⲟⲗϧⲉⲛ ⲛⲓⲕⲁⲛⲱⲛ ⲛ̀ⲧⲉ ⲛⲉⲛⲓⲟϯ ⲉ̀ⲑⲟⲩⲁⲃ ⲛ̀ⲁ̀ⲡⲟⲥⲧⲟⲗⲟⲥ ⲉⲧϧⲉⲛ ⲧ̀ϫⲓϫ ⲛ̀ⲁⲕⲗⲏⲙⲏⲥ ⲛ̀ⲑⲟϥ ⲡⲉ ⲡⲓϫⲱⲙ ⲙ̀ⲙⲁϩ ⲉ︦ ϧⲉⲛ ⲟⲩϩⲓⲣⲏⲛⲏ ⲫϯ ⲁ̀ⲙⲏⲛ.</w:t>
-      </w:r>
-    </w:p>
-    <w:p>
-      <w:pPr>
-        <w:jc w:val="center"/>
-        <w:rPr>
-          <w:rFonts w:ascii="Antinoou" w:eastAsia="Antinoou" w:hAnsi="Antinoou"/>
-          <w:bCs/>
-          <w:noProof/>
-          <w:color w:val="7030A0"/>
-          <w:sz w:val="26"/>
-          <w:szCs w:val="26"/>
-          <w:lang w:eastAsia="en-GB" w:bidi="he-IL"/>
-        </w:rPr>
-      </w:pPr>
-      <w:r>
-        <w:rPr>
-          <w:rFonts w:ascii="Antinoou" w:eastAsia="Antinoou" w:hAnsi="Antinoou"/>
-          <w:bCs/>
-          <w:noProof/>
-          <w:color w:val="7030A0"/>
-          <w:sz w:val="26"/>
-          <w:szCs w:val="26"/>
-          <w:lang w:eastAsia="en-GB" w:bidi="he-IL"/>
-        </w:rPr>
-        <w:t>ⲁ︦ϣⲟ ⲫ︦ⲕ︦ ⲉ̀ⲡ̀ⲇⲓⲟⲕⲗⲏ.</w:t>
-      </w:r>
-    </w:p>
-    <w:p>
-      <w:pPr>
-        <w:jc w:val="center"/>
-        <w:rPr>
-          <w:rFonts w:ascii="Antinoou" w:eastAsia="Antinoou" w:hAnsi="Antinoou"/>
-          <w:bCs/>
-          <w:noProof/>
-          <w:color w:val="7030A0"/>
-          <w:sz w:val="26"/>
-          <w:szCs w:val="26"/>
-          <w:lang w:eastAsia="en-GB" w:bidi="he-IL"/>
-        </w:rPr>
-      </w:pPr>
-      <w:r>
-        <w:rPr>
-          <w:rFonts w:ascii="Antinoou" w:eastAsia="Antinoou" w:hAnsi="Antinoou"/>
-          <w:bCs/>
-          <w:noProof/>
-          <w:color w:val="7030A0"/>
-          <w:sz w:val="26"/>
-          <w:szCs w:val="26"/>
-          <w:lang w:eastAsia="en-GB" w:bidi="he-IL"/>
-        </w:rPr>
-        <w:t>———————</w:t>
-      </w:r>
-    </w:p>
-    <w:p>
-      <w:pPr>
-        <w:keepNext/>
-        <w:widowControl w:val="0"/>
-        <w:spacing w:before="120"/>
+          <w:u w:val="single" w:color="00B050"/>
+          <w:lang w:eastAsia="en-GB" w:bidi="he-IL"/>
+        </w:rPr>
+      </w:pPr>
+      <w:r>
+        <w:rPr>
+          <w:rFonts w:ascii="Antinoou" w:eastAsia="Antinoou" w:hAnsi="Antinoou" w:cs="Gentium"/>
+          <w:b/>
+          <w:bCs/>
+          <w:noProof/>
+          <w:sz w:val="32"/>
+          <w:szCs w:val="32"/>
+          <w:u w:color="00B050"/>
+          <w:lang w:eastAsia="en-GB" w:bidi="he-IL"/>
+        </w:rPr>
+        <w:lastRenderedPageBreak/>
+        <w:t>ⲟ︦ⲅ︦.</w:t>
+      </w:r>
+    </w:p>
+    <w:p>
+      <w:pPr>
+        <w:spacing w:before="120"/>
+        <w:jc w:val="center"/>
+        <w:rPr>
+          <w:rFonts w:ascii="Antinoou" w:eastAsia="Antinoou" w:hAnsi="Antinoou"/>
+          <w:bCs/>
+          <w:noProof/>
+          <w:color w:val="7030A0"/>
+          <w:sz w:val="26"/>
+          <w:szCs w:val="26"/>
+          <w:lang w:eastAsia="en-GB" w:bidi="he-IL"/>
+        </w:rPr>
+      </w:pPr>
+      <w:r>
+        <w:rPr>
+          <w:rFonts w:ascii="Antinoou" w:eastAsia="Antinoou" w:hAnsi="Antinoou"/>
+          <w:bCs/>
+          <w:noProof/>
+          <w:color w:val="7030A0"/>
+          <w:sz w:val="26"/>
+          <w:szCs w:val="26"/>
+          <w:lang w:eastAsia="en-GB" w:bidi="he-IL"/>
+        </w:rPr>
+        <w:t>ⲥⲱⲛ ⲑ︦ⲱ︦ ⲓⲥⲭⲩⲣⲟⲥ.</w:t>
+      </w:r>
+    </w:p>
+    <w:p>
+      <w:pPr>
+        <w:spacing w:before="120"/>
+        <w:jc w:val="center"/>
+        <w:rPr>
+          <w:rFonts w:ascii="Antinoou" w:eastAsia="Antinoou" w:hAnsi="Antinoou"/>
+          <w:bCs/>
+          <w:noProof/>
+          <w:color w:val="7030A0"/>
+          <w:sz w:val="26"/>
+          <w:szCs w:val="26"/>
+          <w:lang w:eastAsia="en-GB" w:bidi="he-IL"/>
+        </w:rPr>
+      </w:pPr>
+      <w:r>
+        <w:rPr>
+          <w:rFonts w:ascii="Antinoou" w:eastAsia="Antinoou" w:hAnsi="Antinoou"/>
+          <w:bCs/>
+          <w:noProof/>
+          <w:color w:val="7030A0"/>
+          <w:sz w:val="26"/>
+          <w:szCs w:val="26"/>
+          <w:lang w:eastAsia="en-GB" w:bidi="he-IL"/>
+        </w:rPr>
+        <w:t>ⲡⲓϫⲱⲙ ⲙ̀ⲙⲁϩ ⲉ︦ ⲉ̀ⲃⲟⲗϧⲉⲛ ⲛⲓⲕⲁⲛⲱⲛ ⲛ̀ⲧⲉ ⲛⲉⲛⲓⲟϯ ⲛ̀ⲁ̀ⲡⲟⲥⲧⲟⲗⲟⲥ ⲉ̀ⲧϧⲉⲛ ⲧ̀ϫⲓϫ ⲛ̀ⲁⲕⲗⲏⲙⲏⲥ ⲛ̀ⲑⲟϥ ⲡⲓ ⲡⲓϫⲱⲙ ⲙ̀ⲙⲁϩ ⲋ︦.</w:t>
+      </w:r>
+    </w:p>
+    <w:p>
+      <w:pPr>
+        <w:spacing w:before="120"/>
+        <w:jc w:val="both"/>
+        <w:rPr>
+          <w:rFonts w:ascii="Antinoou" w:eastAsia="Antinoou" w:hAnsi="Antinoou"/>
+          <w:bCs/>
+          <w:noProof/>
+          <w:color w:val="7030A0"/>
+          <w:sz w:val="26"/>
+          <w:szCs w:val="26"/>
+          <w:lang w:eastAsia="en-GB" w:bidi="he-IL"/>
+        </w:rPr>
+      </w:pPr>
+      <w:r>
+        <w:rPr>
+          <w:rFonts w:ascii="Antinoou" w:eastAsia="Antinoou" w:hAnsi="Antinoou"/>
+          <w:bCs/>
+          <w:noProof/>
+          <w:color w:val="7030A0"/>
+          <w:sz w:val="26"/>
+          <w:szCs w:val="26"/>
+          <w:lang w:eastAsia="en-GB" w:bidi="he-IL"/>
+        </w:rPr>
+        <w:t>ⲡⲓⲉ̀ⲡⲓⲥⲕⲟⲡⲟⲥ ϣⲁϥⲥ̀ⲙⲟⲩ ⲙ̀ⲙⲟⲛ ⲉⲩⲥ̀ⲙⲟⲩ ⲉ̀ⲣⲟϥ ϣⲁϥⲭⲓⲣⲟⲇⲟⲛⲟⲛ ϣⲁϥⲭⲁ ϫⲓϫ ⲉ̀ϫⲉⲛ ⲛⲓⲣⲱⲙⲓ ϣⲁϥⲧⲁⲗⲉ ⲡ̀ⲣⲟⲥⲫⲟⲣⲁ ⲉ̀ϩ̀ⲣⲏⲓ ϣⲁϥϭⲓ ⲉⲩⲗⲟⲅⲓⲁ̀ ⲛ̀ⲧⲟⲧⲟⲩ ⲛ̀ⲛⲓⲉ̀ⲡⲓⲥⲕⲟⲡⲟⲥ ⲁⲗⲗⲁ ⲛ̀ⲧⲟⲧⲟⲩ ⲛ̀ⲛⲓⲡ̀ⲣⲉⲥⲃⲩⲧⲉⲣⲟⲥ ⲁⲛ ⲡⲓⲉ̀ⲡⲓⲥⲕⲟⲡⲟⲥ ϣⲁϥⲁ̀ⲛⲁⲑⲏⲙⲁ ⲛ̀ⲕ̀ⲗⲏⲣⲟⲥ ⲛⲓⲃⲉⲛ ⲉⲧⲉⲙⲡ̀ϣⲁ ⲛ̀ⲟⲩⲁ̀ⲛⲁⲑⲏⲙⲁ ⲛⲕⲉ ⲉ̀ⲡⲓⲥⲕⲟⲡⲟⲥ ⲇⲉ ⲟⲩⲁⲧϫⲟⲙ ⲡⲉ ⲉⲑⲣⲉϥⲉⲣ ⲫⲁⲓ ⲙ̀ⲙⲁⲩⲁⲧϥ.</w:t>
+      </w:r>
+    </w:p>
+    <w:p>
+      <w:pPr>
+        <w:spacing w:before="120"/>
+        <w:jc w:val="both"/>
+        <w:rPr>
+          <w:rFonts w:ascii="Antinoou" w:eastAsia="Antinoou" w:hAnsi="Antinoou"/>
+          <w:bCs/>
+          <w:noProof/>
+          <w:color w:val="7030A0"/>
+          <w:sz w:val="26"/>
+          <w:szCs w:val="26"/>
+          <w:lang w:eastAsia="en-GB" w:bidi="he-IL"/>
+        </w:rPr>
+      </w:pPr>
+      <w:r>
+        <w:rPr>
+          <w:rFonts w:ascii="Antinoou" w:eastAsia="Antinoou" w:hAnsi="Antinoou"/>
+          <w:bCs/>
+          <w:noProof/>
+          <w:color w:val="7030A0"/>
+          <w:sz w:val="26"/>
+          <w:szCs w:val="26"/>
+          <w:lang w:eastAsia="en-GB" w:bidi="he-IL"/>
+        </w:rPr>
+        <w:t>ⲡⲓⲡ̀ⲣⲉⲥⲃⲩⲧⲉⲣⲟⲥ ϩⲱϥ ϣⲁϥⲥ̀ⲙⲟⲩ ϣⲁϥϭⲓ ⲉⲩⲗⲟⲅⲓⲁ̀ ⲛ̀ⲧⲟⲧϥ ⲙ̀ⲡⲉϥϣ̀ⲫⲏⲣ ⲙ̀ⲡ̀ⲣⲉⲥⲃⲩⲧⲉⲣⲟⲥ ⲟⲩⲟϩ ⲛ̀ⲧⲟⲧϥ ⲙ̀ⲡⲓⲉ̀ⲡⲓⲥⲕⲟⲡⲟⲥ ⲟⲩⲟϩ ⲛ̀ⲑⲟϥ ϩⲱϥ ⲟⲛ ϣⲁϥϯ ⲙ̀ⲡⲉϥϣ̀ⲫⲏⲣ ⲙ̀ⲡ̀ⲣⲉⲥⲃⲩⲧⲉⲣⲟⲥ ϣⲁϥⲭⲁ ϫⲓϫ ⲉ̀ϫⲉⲛ ⲛⲓⲣⲱⲙⲓ ⲁⲗⲗⲁ ⲙ̀ⲡⲉϥⲭⲓⲣⲟⲇⲟⲛⲓⲛ ⲟⲩⲇⲉ ⲙ̀ⲡⲉϥⲁ̀ⲛⲁⲑⲏⲙⲁ ϣⲁϥⲭⲁ ⲛⲏⲉⲧϭⲟϫⲓ ⲛ̀ⲥⲱϥ ϩⲓⲃⲟⲗ.</w:t>
+      </w:r>
+    </w:p>
+    <w:p>
+      <w:pPr>
+        <w:spacing w:before="120"/>
+        <w:jc w:val="both"/>
+        <w:rPr>
+          <w:rFonts w:ascii="Antinoou" w:eastAsia="Antinoou" w:hAnsi="Antinoou"/>
+          <w:bCs/>
+          <w:noProof/>
+          <w:color w:val="7030A0"/>
+          <w:sz w:val="26"/>
+          <w:szCs w:val="26"/>
+          <w:lang w:eastAsia="en-GB" w:bidi="he-IL"/>
+        </w:rPr>
+      </w:pPr>
+      <w:r>
+        <w:rPr>
+          <w:rFonts w:ascii="Antinoou" w:eastAsia="Antinoou" w:hAnsi="Antinoou"/>
+          <w:bCs/>
+          <w:noProof/>
+          <w:color w:val="7030A0"/>
+          <w:sz w:val="26"/>
+          <w:szCs w:val="26"/>
+          <w:lang w:eastAsia="en-GB" w:bidi="he-IL"/>
+        </w:rPr>
+        <w:t>ⲉ̀ϣⲱⲡ ⲇⲉ ⲟⲩⲟⲛ ϩⲁⲛⲟⲩⲟⲛ ⲙ̀ⲙⲁⲩ ⲉⲩⲉⲙⲡ̀ϣⲁ ⲛ̀ⲇⲓⲙⲱⲣⲓⲛ ⲙ̀ⲙⲱⲟⲩ ⲙⲁⲣⲉϥϯ ⲙ̀ⲡⲉⲣ ⲇⲓⲁ̀ⲕⲟⲛⲟⲥ ⲥ̀ⲙⲟⲩ ⲟⲩⲇⲉ ⲙ̀ⲡⲉϥϯ ⲉⲩⲗⲟⲅⲓⲁ̀ ϣⲁϥϭⲓ ⲇⲉ ⲛ̀ⲧⲟⲧϥ ⲙ̀ⲡⲓⲡ̀ⲣⲉⲥⲃⲩⲧⲉⲣⲟⲥ ⲛⲉⲙ ⲡⲓⲉ̀ⲡⲓⲥⲕⲟⲡⲟⲥ ⲙ̀ⲡⲉϥⲃⲁⲡⲧⲓⲥⲙⲁ ⲟⲩⲇⲉ ⲙ̀ⲡⲉϥⲧⲁⲗⲉ ⲡ̀ⲣⲟⲥⲫⲟⲣⲁ ⲉ̀ϩ̀ⲣⲏⲓ.</w:t>
+      </w:r>
+    </w:p>
+    <w:p>
+      <w:pPr>
+        <w:spacing w:before="120"/>
+        <w:jc w:val="both"/>
+        <w:rPr>
+          <w:rFonts w:ascii="Antinoou" w:eastAsia="Antinoou" w:hAnsi="Antinoou"/>
+          <w:bCs/>
+          <w:noProof/>
+          <w:color w:val="7030A0"/>
+          <w:sz w:val="26"/>
+          <w:szCs w:val="26"/>
+          <w:lang w:eastAsia="en-GB" w:bidi="he-IL"/>
+        </w:rPr>
+      </w:pPr>
+      <w:r>
+        <w:rPr>
+          <w:rFonts w:ascii="Antinoou" w:eastAsia="Antinoou" w:hAnsi="Antinoou"/>
+          <w:bCs/>
+          <w:noProof/>
+          <w:color w:val="7030A0"/>
+          <w:sz w:val="26"/>
+          <w:szCs w:val="26"/>
+          <w:lang w:eastAsia="en-GB" w:bidi="he-IL"/>
+        </w:rPr>
+        <w:t>ⲉ̀ⲣⲉϣⲁⲛ ⲡⲓⲉ̀ⲡⲓⲥⲕⲟⲡⲟⲥ ⲇⲉ ⲓⲉ ⲡⲓⲡ̀ⲣⲉⲥⲃⲩⲧⲉⲣⲟⲥ ⲧⲁⲗⲟ ⲉ̀ϩ̀ⲣⲏⲓ ⲡⲓⲇⲓⲁ̀ⲕⲟⲛⲟⲥ ⲡⲉ ϣⲁϥϯ ⲙ̀ⲡⲓⲡⲟⲧⲏⲣⲓⲟⲛ ϩⲱⲥ ⲟⲩⲏⲃ ⲁⲛ ⲁⲗⲗⲁ ϩⲱⲥ ⲉ̀ϯⲇⲓⲁ̀ⲕⲱⲛⲓⲛ ⲉ̀ⲛⲓⲟⲩⲏⲃ ⲟⲩⲕⲉⲝⲟⲣⲥⲓⲁ̀ ⲛ̀ϩ̀ⲗⲓ ϧⲉⲛ ⲛⲓⲕ̀ⲗⲏⲣⲓⲕⲟⲥ ⲧⲏⲣⲟⲩ ⲉ̀ⲣⲉ ⲡ̀ϩⲱⲃ ⲙ̀ⲡⲓⲇⲓⲁ̀ⲕⲟⲛⲟⲥ.</w:t>
+      </w:r>
+    </w:p>
+    <w:p>
+      <w:pPr>
+        <w:spacing w:before="120"/>
+        <w:jc w:val="both"/>
+        <w:rPr>
+          <w:rFonts w:ascii="Antinoou" w:eastAsia="Antinoou" w:hAnsi="Antinoou"/>
+          <w:bCs/>
+          <w:noProof/>
+          <w:color w:val="7030A0"/>
+          <w:sz w:val="26"/>
+          <w:szCs w:val="26"/>
+          <w:lang w:eastAsia="en-GB" w:bidi="he-IL"/>
+        </w:rPr>
+      </w:pPr>
+      <w:r>
+        <w:rPr>
+          <w:rFonts w:ascii="Antinoou" w:eastAsia="Antinoou" w:hAnsi="Antinoou"/>
+          <w:bCs/>
+          <w:noProof/>
+          <w:color w:val="7030A0"/>
+          <w:sz w:val="26"/>
+          <w:szCs w:val="26"/>
+          <w:lang w:eastAsia="en-GB" w:bidi="he-IL"/>
+        </w:rPr>
+        <w:t>ⲧ̀ⲇⲓⲁ̀ⲕⲟⲛⲟⲥ ⲇⲉ ⲛ̀ⲥ̀ϩⲓⲙⲓ ⲙ̀ⲡⲉⲥⲥ̀ⲙⲟⲩ ⲟⲩⲇⲉ ⲙ̀ⲡⲉⲥⲉⲣ ϩ̀ⲗⲓ ⲛ̀ϩⲱⲃ ϧⲉⲛ ⲛⲏⲉⲧⲉⲣⲉ ⲛⲓⲡ̀ⲣⲉⲥⲃⲩⲧⲉⲣⲟⲥ ⲛⲉⲙ ⲛⲓⲇⲓⲁ̀ⲕⲟⲛⲟⲥ ⲓ̀ⲣⲓ ⲙ̀ⲙⲱⲟⲩ ⲁⲗⲗⲁ ϣⲁⲥⲁ̀ⲣⲉϩ ⲉ̀ⲛⲓⲣⲱⲟⲩ ⲙ̀ⲙⲁⲩⲁ̀ⲧⲟⲩ ⲟⲩⲟϩ ⲛ̀ⲧⲉⲥϣⲉⲙϣⲓ ⲛ̀ⲛⲓⲡ̀ⲣⲉⲃⲩⲧⲉⲣⲟⲥ ⲙ̀ⲫ̀ⲛⲁⲩ ⲛⲁ ⲃⲁⲡⲧⲓⲥⲙⲁ ⲛ̀ⲛⲓϩⲓⲟ̀ⲙⲓ ϫⲉ ⲡⲉⲧⲉⲣⲡ̀ⲣⲉⲡⲓ ⲡⲉ ⲫⲁⲓ.</w:t>
+      </w:r>
+    </w:p>
+    <w:p>
+      <w:pPr>
+        <w:spacing w:before="120"/>
+        <w:jc w:val="both"/>
+        <w:rPr>
+          <w:rFonts w:ascii="Antinoou" w:eastAsia="Antinoou" w:hAnsi="Antinoou"/>
+          <w:bCs/>
+          <w:noProof/>
+          <w:color w:val="7030A0"/>
+          <w:sz w:val="26"/>
+          <w:szCs w:val="26"/>
+          <w:lang w:eastAsia="en-GB" w:bidi="he-IL"/>
+        </w:rPr>
+      </w:pPr>
+      <w:r>
+        <w:rPr>
+          <w:rFonts w:ascii="Antinoou" w:eastAsia="Antinoou" w:hAnsi="Antinoou"/>
+          <w:bCs/>
+          <w:noProof/>
+          <w:color w:val="7030A0"/>
+          <w:sz w:val="26"/>
+          <w:szCs w:val="26"/>
+          <w:lang w:eastAsia="en-GB" w:bidi="he-IL"/>
+        </w:rPr>
+        <w:t>ⲡⲓⲇⲓⲁ̀ⲕⲟⲛⲟⲥ ⲛⲁⲭⲁ ⲡ̀ϩⲩⲡⲟⲇⲓⲁ̀ⲕⲟⲛⲟⲥ ϩⲓⲃⲟⲗ ⲛⲉⲙ ⲛⲓⲁ̀ⲛⲁⲅ̀ⲛⲱⲥⲧⲏⲥ ⲛⲉⲙ ⲡⲓⲯⲁⲗⲧⲏⲥ ⲛⲉⲙ ⲛⲓⲇⲓⲁ̀ⲕⲟⲛⲟⲥ ⲛ̀ⲥ̀ϩⲓⲙⲓ ⲉ̀ϣⲱⲡ ⲉ̀ⲡⲓϩⲱⲃ ϭⲓ ⲉ̀ϧⲟⲩⲛ ⲉ̀ⲣⲱⲟⲩ ⲙⲉⲛⲧⲟⲓⲅⲉ ⲙ̀ⲙⲟⲛ ⲡ̀ⲣⲉⲥⲃⲩⲧⲉⲣⲟⲥ ⲙ̀ⲙⲁⲩ ⲟⲩⲕⲉⲝⲟⲩϭⲓⲁ̀ ⲙ̀ⲡⲓϩⲩⲡⲟⲇⲓⲁ̀ⲕⲟⲛⲟⲥ ⲉ̀ⲭⲁ ⲁ̀ⲛⲁⲅ̀ⲛⲱⲥⲧⲏⲥ ϩⲓⲃⲟⲗ ϩⲓ ⲯⲁⲗⲧⲏⲥ ϩⲓ ⲇⲓⲁ̀ⲕⲟⲛⲟⲥ ⲛ̀ⲥ̀ϩⲓⲙⲓ ⲓⲉ ⲗⲁⲓ̀ⲕⲟⲥ ϩⲁⲛϣⲉⲙϣⲏⲧ ⲅⲁⲣ ⲛ̀ⲛⲓⲇⲓⲁ̀ⲕⲟⲛⲟⲥ ⲛⲉ.</w:t>
+      </w:r>
+    </w:p>
+    <w:p>
+      <w:pPr>
+        <w:keepNext/>
+        <w:widowControl w:val="0"/>
+        <w:jc w:val="center"/>
+        <w:rPr>
+          <w:rFonts w:ascii="Antinoou" w:eastAsia="Antinoou" w:hAnsi="Antinoou" w:cs="Gentium"/>
+          <w:b/>
+          <w:bCs/>
+          <w:noProof/>
+          <w:sz w:val="32"/>
+          <w:szCs w:val="32"/>
+          <w:u w:color="00B050"/>
+          <w:lang w:eastAsia="en-GB" w:bidi="he-IL"/>
+        </w:rPr>
+        <w:sectPr>
+          <w:pgSz w:w="16838" w:h="11906" w:orient="landscape" w:code="9"/>
+          <w:pgMar w:top="1418" w:right="1418" w:bottom="1418" w:left="1418" w:header="709" w:footer="709" w:gutter="0"/>
+          <w:cols w:space="708"/>
+          <w:docGrid w:linePitch="360"/>
+        </w:sectPr>
+      </w:pPr>
+    </w:p>
+    <w:p>
+      <w:pPr>
+        <w:keepNext/>
+        <w:widowControl w:val="0"/>
+        <w:spacing w:before="120"/>
+        <w:jc w:val="center"/>
+        <w:rPr>
+          <w:rFonts w:ascii="Antinoou" w:eastAsia="Antinoou" w:hAnsi="Antinoou" w:cs="Gentium"/>
+          <w:b/>
+          <w:bCs/>
+          <w:noProof/>
+          <w:sz w:val="32"/>
+          <w:szCs w:val="32"/>
+          <w:u w:color="00B050"/>
+          <w:lang w:eastAsia="en-GB" w:bidi="he-IL"/>
+        </w:rPr>
+      </w:pPr>
+      <w:r>
+        <w:rPr>
+          <w:rFonts w:ascii="Antinoou" w:eastAsia="Antinoou" w:hAnsi="Antinoou" w:cs="Gentium"/>
+          <w:b/>
+          <w:bCs/>
+          <w:noProof/>
+          <w:sz w:val="32"/>
+          <w:szCs w:val="32"/>
+          <w:u w:color="00B050"/>
+          <w:lang w:eastAsia="en-GB" w:bidi="he-IL"/>
+        </w:rPr>
+        <w:lastRenderedPageBreak/>
+        <w:t>ⲟ︦ⲇ︦.</w:t>
+      </w:r>
+    </w:p>
+    <w:p>
+      <w:pPr>
+        <w:keepNext/>
+        <w:spacing w:before="120"/>
+        <w:jc w:val="center"/>
+        <w:rPr>
+          <w:rFonts w:ascii="Antinoou" w:eastAsia="Antinoou" w:hAnsi="Antinoou"/>
+          <w:bCs/>
+          <w:noProof/>
+          <w:color w:val="7030A0"/>
+          <w:sz w:val="26"/>
+          <w:szCs w:val="26"/>
+          <w:lang w:eastAsia="en-GB" w:bidi="he-IL"/>
+        </w:rPr>
+      </w:pPr>
+      <w:r>
+        <w:rPr>
+          <w:rFonts w:ascii="Antinoou" w:eastAsia="Antinoou" w:hAnsi="Antinoou"/>
+          <w:bCs/>
+          <w:noProof/>
+          <w:color w:val="7030A0"/>
+          <w:sz w:val="26"/>
+          <w:szCs w:val="26"/>
+          <w:lang w:eastAsia="en-GB" w:bidi="he-IL"/>
+        </w:rPr>
+        <w:t>ⲉⲑⲃⲉ ⲛⲓⲁ̀ⲡⲁⲣⲭⲏ ⲛⲉⲙ ⲛⲓⲣⲉⲙⲏⲧ.</w:t>
+      </w:r>
+    </w:p>
+    <w:p>
+      <w:pPr>
+        <w:spacing w:before="120"/>
+        <w:jc w:val="both"/>
+        <w:rPr>
+          <w:rFonts w:ascii="Antinoou" w:eastAsia="Antinoou" w:hAnsi="Antinoou"/>
+          <w:bCs/>
+          <w:noProof/>
+          <w:color w:val="7030A0"/>
+          <w:sz w:val="26"/>
+          <w:szCs w:val="26"/>
+          <w:lang w:eastAsia="en-GB" w:bidi="he-IL"/>
+        </w:rPr>
+      </w:pPr>
+      <w:r>
+        <w:rPr>
+          <w:rFonts w:ascii="Antinoou" w:eastAsia="Antinoou" w:hAnsi="Antinoou"/>
+          <w:bCs/>
+          <w:noProof/>
+          <w:color w:val="7030A0"/>
+          <w:sz w:val="26"/>
+          <w:szCs w:val="26"/>
+          <w:lang w:eastAsia="en-GB" w:bidi="he-IL"/>
+        </w:rPr>
+        <w:t>ⲁ̀ⲡⲁⲣⲭⲏ ⲛⲓⲃⲉⲛ ⲉⲩϭⲓ ⲙ̀ⲙⲱⲟⲩ ⲉ̀ϧⲟⲩⲛ ⲉ̀ⲡⲓⲉⲡⲓⲥⲕⲟⲡⲟⲥ ⲛⲉⲙ ⲛⲓⲡ̀ⲣⲉⲃⲩⲧⲉⲣⲟⲥ ⲛⲉⲙ ⲛⲓⲇⲓⲁ̀ⲕⲟⲛⲟⲥ ⲉⲑⲣⲟⲩⲟⲩⲟ̀ⲙⲟⲩ ⲣⲉⲙⲏⲧ ⲇⲉ ⲛⲓⲃⲉⲛ ϩⲱⲟⲩ ⲉⲩⲉ̀ϭⲓⲧⲟⲩ ⲉⲑⲣⲉ ⲡ̀ⲕⲉⲕ̀ⲗⲏⲣⲓⲕⲟⲥ ⲟⲩⲟ̀ⲙⲟⲩ ⲛⲉⲙ ⲛⲓⲡⲁⲣⲑⲉⲛⲟⲥ ⲛⲉⲙ ⲛⲓⲭϩⲣⲁ ⲛⲉⲙ ⲟⲩⲟⲛⲛⲓⲃⲉⲛ ⲉⲧϣⲟⲡ ϧⲉⲛ ⲟⲩⲙⲉⲧ ϩⲏⲕⲓ ⲛⲓⲁ̀ⲡⲁⲣⲭⲏ ⲅⲁⲣ ⲛⲁ ⲛⲓⲟⲩⲏⲃ ⲙ̀ⲙⲁⲩⲁ̀ⲧⲟⲩ ⲛⲉ ⲛⲉⲙ ⲛⲏⲉⲧϩⲩⲡⲉⲣⲉⲧⲏⲥ ⲙ̀ⲙⲱⲟⲩ.</w:t>
+      </w:r>
+    </w:p>
+    <w:p>
+      <w:pPr>
+        <w:keepNext/>
+        <w:widowControl w:val="0"/>
         <w:jc w:val="center"/>
         <w:rPr>
           <w:rFonts w:ascii="Antinoou" w:eastAsia="Antinoou" w:hAnsi="Antinoou" w:cs="Gentium"/>
@@ -10916,374 +11326,400 @@
       <w:pPr>
         <w:keepNext/>
         <w:widowControl w:val="0"/>
-        <w:spacing w:before="120"/>
-        <w:jc w:val="center"/>
-        <w:rPr>
-          <w:rFonts w:ascii="Antinoou" w:eastAsia="Antinoou" w:hAnsi="Antinoou" w:cs="Gentium"/>
-          <w:b/>
-          <w:bCs/>
-          <w:noProof/>
-          <w:sz w:val="32"/>
-          <w:szCs w:val="32"/>
-          <w:u w:val="single" w:color="00B050"/>
-          <w:lang w:eastAsia="en-GB" w:bidi="he-IL"/>
-        </w:rPr>
-      </w:pPr>
-      <w:r>
-        <w:rPr>
-          <w:rFonts w:ascii="Antinoou" w:eastAsia="Antinoou" w:hAnsi="Antinoou" w:cs="Gentium"/>
-          <w:b/>
-          <w:bCs/>
-          <w:noProof/>
-          <w:sz w:val="32"/>
-          <w:szCs w:val="32"/>
-          <w:u w:color="00B050"/>
+        <w:jc w:val="center"/>
+        <w:rPr>
+          <w:rFonts w:ascii="Antinoou" w:eastAsia="Antinoou" w:hAnsi="Antinoou" w:cs="Gentium"/>
+          <w:b/>
+          <w:bCs/>
+          <w:noProof/>
+          <w:sz w:val="32"/>
+          <w:szCs w:val="32"/>
+          <w:u w:color="00B050"/>
+          <w:lang w:eastAsia="en-GB" w:bidi="he-IL"/>
+        </w:rPr>
+      </w:pPr>
+      <w:r>
+        <w:rPr>
+          <w:rFonts w:ascii="Antinoou" w:eastAsia="Antinoou" w:hAnsi="Antinoou" w:cs="Gentium"/>
+          <w:b/>
+          <w:bCs/>
+          <w:noProof/>
+          <w:sz w:val="32"/>
+          <w:szCs w:val="32"/>
+          <w:u w:color="00B050"/>
+          <w:lang w:eastAsia="en-GB" w:bidi="he-IL"/>
+        </w:rPr>
+        <w:t>ⲟ︦ⲉ︦.</w:t>
+      </w:r>
+    </w:p>
+    <w:p>
+      <w:pPr>
+        <w:keepNext/>
+        <w:jc w:val="center"/>
+        <w:rPr>
+          <w:rFonts w:ascii="Antinoou" w:eastAsia="Antinoou" w:hAnsi="Antinoou"/>
+          <w:bCs/>
+          <w:noProof/>
+          <w:color w:val="7030A0"/>
+          <w:sz w:val="26"/>
+          <w:szCs w:val="26"/>
+          <w:lang w:eastAsia="en-GB" w:bidi="he-IL"/>
+        </w:rPr>
+      </w:pPr>
+      <w:r>
+        <w:rPr>
+          <w:rFonts w:ascii="Antinoou" w:eastAsia="Antinoou" w:hAnsi="Antinoou"/>
+          <w:bCs/>
+          <w:noProof/>
+          <w:color w:val="7030A0"/>
+          <w:sz w:val="26"/>
+          <w:szCs w:val="26"/>
+          <w:lang w:eastAsia="en-GB" w:bidi="he-IL"/>
+        </w:rPr>
+        <w:t>ⲉⲑⲃⲉ ⲛⲏⲉⲑⲛⲁⲉⲣϩⲟⲩⲟ̀ ϧⲉⲛ ⲛⲓⲡ̀ⲣⲟⲥⲫⲟⲣⲁ ⲙ̀ⲡⲟⲩⲧⲁⲗⲟⲩ ⲉ̀ϩ̀ⲣⲏⲓ ⲙ̀ⲫ̀ⲛⲁⲩ ⲙ̀ⲙⲩⲥⲧⲏⲣⲓⲟⲛ.</w:t>
+      </w:r>
+    </w:p>
+    <w:p>
+      <w:pPr>
+        <w:spacing w:before="120"/>
+        <w:jc w:val="both"/>
+        <w:rPr>
+          <w:rFonts w:ascii="Antinoou" w:eastAsia="Antinoou" w:hAnsi="Antinoou"/>
+          <w:bCs/>
+          <w:noProof/>
+          <w:color w:val="7030A0"/>
+          <w:sz w:val="26"/>
+          <w:szCs w:val="26"/>
+          <w:lang w:eastAsia="en-GB" w:bidi="he-IL"/>
+        </w:rPr>
+      </w:pPr>
+      <w:r>
+        <w:rPr>
+          <w:rFonts w:ascii="Antinoou" w:eastAsia="Antinoou" w:hAnsi="Antinoou"/>
+          <w:bCs/>
+          <w:noProof/>
+          <w:color w:val="7030A0"/>
+          <w:sz w:val="26"/>
+          <w:szCs w:val="26"/>
+          <w:lang w:eastAsia="en-GB" w:bidi="he-IL"/>
+        </w:rPr>
+        <w:t>ⲛⲓⲉⲩⲗⲟⲅⲓⲁ̀ ⲉⲑⲛⲁⲉⲣϩⲟⲩⲟ̀ ⲉ̀ⲛⲓⲙⲩⲥⲧⲏⲣⲓⲟⲛ ⲙ̀ⲡⲟⲩⲧⲁⲗⲟⲩ ⲉ̀ϩ̀ⲣⲏⲓ ⲙⲁⲣⲉ ⲛⲓⲇⲓⲁ̀ⲕⲟⲛⲟⲥ ⲫⲟϣⲟⲩ ⲉ̀ϫⲉⲛ ⲛⲓⲕ̀ⲗⲏⲣⲟⲥ ϩⲓⲧⲉⲛ ϯⲉⲅⲛⲱⲙⲏ ⲙ̀ⲡⲓⲉ̀ⲡⲓⲥⲕⲟⲡⲟⲥ ⲛⲉⲙ ⲛⲓⲡ̀ⲣⲉⲥⲃⲩⲧⲉⲣⲟⲥ ⲛ̀ⲥⲉϯ ⲇ︦ ⲛ̀ⲟⲩⲧⲟⲓ ⲙ̀ⲡⲓⲉ̀ⲡⲓⲥⲕⲟⲡⲟⲥ ⲛ̀ⲥⲉϯ ⲅ︦ ⲙ̀ⲡ̀ⲣⲉⲥⲃⲩⲧⲉⲣⲟⲥ ⲛ̀ⲥⲉϯ ⲃ︦ ⲙ̀ⲡⲓⲇⲓⲁ̀ⲕⲟⲛⲟⲥ ⲛⲓⲕⲉⲭⲱⲟⲩⲛⲓ ⲇⲉ ⲉ̀ⲧⲉ ⲛⲓϩⲩⲡⲟⲇⲓⲁ̀ⲕⲟⲛⲟⲥ ⲛⲉⲙ ⲛⲓⲁ̀ⲛⲁⲅ̀ⲛⲱⲥⲧⲏⲥ ⲛⲉⲙ ⲛⲓⲯⲁⲗⲧⲏⲥ ⲛⲉⲙ ⲛⲓⲇⲓⲁ̀ⲕⲟⲛⲟⲥ ⲛ̀ⲥ̀ϩⲓⲙⲓ ⲛ̀ⲥⲉϯ ⲛⲱⲟⲩ ⲛ̀ⲟⲩⲁⲓ ⲫⲁⲓ ⲅⲁⲣ ⲡⲉⲑⲛⲁⲛⲉϥ ⲟⲩⲟϩ ⲉⲧϣⲏⲡ ⲙ̀ⲡⲉⲙ̀ⲑⲟ ⲉ̀ⲃⲟⲗ ⲙ̀ⲫϯ ⲉⲑⲣⲟⲩⲧⲁⲓⲟ̀ ⲙ̀ⲡⲓⲟⲩⲁⲓ ⲡⲓⲟⲩⲁⲓ ⲕⲁⲧⲁ ⲡⲉϥⲁⲝⲓⲱ̀ⲙⲁ.</w:t>
+      </w:r>
+    </w:p>
+    <w:p>
+      <w:pPr>
+        <w:spacing w:before="120"/>
+        <w:jc w:val="both"/>
+        <w:rPr>
+          <w:rFonts w:ascii="Antinoou" w:eastAsia="Antinoou" w:hAnsi="Antinoou"/>
+          <w:bCs/>
+          <w:noProof/>
+          <w:color w:val="7030A0"/>
+          <w:sz w:val="26"/>
+          <w:szCs w:val="26"/>
+          <w:lang w:eastAsia="en-GB" w:bidi="he-IL"/>
+        </w:rPr>
+      </w:pPr>
+      <w:r>
+        <w:rPr>
+          <w:rFonts w:ascii="Antinoou" w:eastAsia="Antinoou" w:hAnsi="Antinoou"/>
+          <w:bCs/>
+          <w:noProof/>
+          <w:color w:val="7030A0"/>
+          <w:sz w:val="26"/>
+          <w:szCs w:val="26"/>
+          <w:lang w:eastAsia="en-GB" w:bidi="he-IL"/>
+        </w:rPr>
+        <w:t>ϯⲉⲕⲕ̀ⲗⲏⲥⲓⲁ̀ ⲟⲩⲙⲁ ⲛ̀ϯⲥ̀ⲃⲱ ⲁⲛ ⲧⲉ ϧⲉⲛ ⲟⲩϣ̀ⲑⲟⲣⲧⲉⲣ ⲁⲗⲗⲁ ϧⲉⲛ ⲟⲩⲧⲁⲝⲓⲥ ⲉ̀ⲛⲁⲛⲉϥ.</w:t>
+      </w:r>
+    </w:p>
+    <w:p>
+      <w:pPr>
+        <w:spacing w:before="120"/>
+        <w:jc w:val="both"/>
+        <w:rPr>
+          <w:rFonts w:ascii="Antinoou" w:eastAsia="Antinoou" w:hAnsi="Antinoou"/>
+          <w:bCs/>
+          <w:noProof/>
+          <w:color w:val="7030A0"/>
+          <w:sz w:val="26"/>
+          <w:szCs w:val="26"/>
+          <w:lang w:eastAsia="en-GB" w:bidi="he-IL"/>
+        </w:rPr>
+      </w:pPr>
+      <w:r>
+        <w:rPr>
+          <w:rFonts w:ascii="Antinoou" w:eastAsia="Antinoou" w:hAnsi="Antinoou"/>
+          <w:bCs/>
+          <w:noProof/>
+          <w:color w:val="7030A0"/>
+          <w:sz w:val="26"/>
+          <w:szCs w:val="26"/>
+          <w:lang w:eastAsia="en-GB" w:bidi="he-IL"/>
+        </w:rPr>
+        <w:t>ⲡⲓⲥⲧⲟⲥ ⲇⲉ ⲛⲓⲃⲉⲛ ⲓⲉ ⲡⲓⲥⲧⲏⲥ ⲁⲩϣⲁⲛⲧⲱⲟⲩⲛⲟⲩ ⲛ̀ϣⲱⲣⲡ ϩⲁ ⲡⲓϩⲩⲛⲓⲙ ⲙ̀ⲡⲁⲧⲟⲩⲉⲣ ϩ̀ⲗⲓ ⲛ̀ϩⲱⲃ ⲙⲁⲣⲟⲩⲓⲁ ⲧⲟⲧⲟⲩ ⲛ̀ⲥⲉϣ̀ⲗⲏⲗ ⲉ̀ⲣⲉϣⲁⲛ ⲧ̀ⲕⲁⲑⲏⲕⲉⲥⲓⲥ ⲇⲉ ⲙ̀ⲡ̀ⲥⲁϫⲓ ϣⲱⲡⲓ ⲙⲁⲣⲟⲩⲥⲱⲧⲡ ⲙ̀ⲡ̀ⲥⲁϫⲓ ⲛ̀ϯⲙⲉⲧⲉⲩⲥⲉⲃⲏⲥ ⲛⲱⲟⲩ ⲛ̀ϩⲟⲩⲟ̀̀ⲉ̀ϩⲱⲃⲛⲓⲃⲉⲛ.</w:t>
+      </w:r>
+    </w:p>
+    <w:p>
+      <w:pPr>
+        <w:spacing w:before="120"/>
+        <w:jc w:val="both"/>
+        <w:rPr>
+          <w:rFonts w:ascii="Antinoou" w:eastAsia="Antinoou" w:hAnsi="Antinoou"/>
+          <w:bCs/>
+          <w:noProof/>
+          <w:color w:val="7030A0"/>
+          <w:sz w:val="26"/>
+          <w:szCs w:val="26"/>
+          <w:lang w:eastAsia="en-GB" w:bidi="he-IL"/>
+        </w:rPr>
+      </w:pPr>
+      <w:r>
+        <w:rPr>
+          <w:rFonts w:ascii="Antinoou" w:eastAsia="Antinoou" w:hAnsi="Antinoou"/>
+          <w:bCs/>
+          <w:noProof/>
+          <w:color w:val="7030A0"/>
+          <w:sz w:val="26"/>
+          <w:szCs w:val="26"/>
+          <w:lang w:eastAsia="en-GB" w:bidi="he-IL"/>
+        </w:rPr>
+        <w:t>ⲡⲓⲥⲧⲟⲥ ⲇⲉ ⲛⲓⲃⲉⲛ ⲓⲉ ⲡⲓⲥⲧⲏ ⲙⲁⲣⲟⲩⲉⲣⲡ̀ⲣⲟⲥⲉⲩⲭⲏ ⲛ̀ϫⲉ ⲛⲟⲩⲉ̀ⲃⲓⲁⲓⲕ ϧⲉⲛ ⲟⲩⲙⲉⲧⲣⲉⲙⲣⲁⲩϣ ⲕⲁⲧⲁⲫ̀ⲣⲏϯ ⲉ̀ⲧⲁⲛⲟⲩⲁϩⲥⲁϩⲛⲓ ⲙ̀ⲙⲟⲥ ⲛⲱⲧⲉⲛ ϩⲓ ⲫⲁϩⲟⲩ ⲟⲩⲟϩ ⲁⲛϯⲥ̀ⲃⲱ ⲛⲱⲟⲩ ⲙ̀ⲡⲁⲓⲣⲏϯ ϧⲉⲛ ⲛⲓⲉ̀ⲡⲓⲥⲧⲟⲗⲏ.</w:t>
+      </w:r>
+    </w:p>
+    <w:p>
+      <w:pPr>
+        <w:spacing w:before="120"/>
+        <w:jc w:val="both"/>
+        <w:rPr>
+          <w:rFonts w:ascii="Antinoou" w:eastAsia="Antinoou" w:hAnsi="Antinoou"/>
+          <w:bCs/>
+          <w:noProof/>
+          <w:color w:val="7030A0"/>
+          <w:sz w:val="26"/>
+          <w:szCs w:val="26"/>
+          <w:lang w:eastAsia="en-GB" w:bidi="he-IL"/>
+        </w:rPr>
+      </w:pPr>
+      <w:r>
+        <w:rPr>
+          <w:rFonts w:ascii="Antinoou" w:eastAsia="Antinoou" w:hAnsi="Antinoou"/>
+          <w:bCs/>
+          <w:noProof/>
+          <w:color w:val="7030A0"/>
+          <w:sz w:val="26"/>
+          <w:szCs w:val="26"/>
+          <w:lang w:eastAsia="en-GB" w:bidi="he-IL"/>
+        </w:rPr>
+        <w:t>ⲙⲁⲣⲉ ⲛⲓⲉ̀ⲃⲓⲁⲓⲕ ⲉⲣ ⲉ︦ ⲛ̀ⲉ̀ϩⲟⲟⲩ ⲉⲩⲉⲣϩⲱⲃ ⲡⲓⲥⲁⲃⲃⲁⲧⲟⲛ ⲇⲉ ⲛⲉⲙ ϯⲕⲩⲣⲓⲁ̀ⲕⲏ ⲙⲁⲣⲟⲩⲥ̀ⲣⲟϥⲧ ⲉ̀ϯⲉⲕⲕ̀ⲗⲏⲥⲓⲁ̀ ⲉⲑⲣⲟⲩϭⲓⲥⲃⲱ ⲉ̀ⲑ̀ⲙⲉⲧⲉⲩⲥⲉⲃⲏⲥ ⲛ̀ϯⲙⲉⲧⲣⲉϥϣⲉⲙϣⲉ ⲛⲟⲩϯ.</w:t>
+      </w:r>
+    </w:p>
+    <w:p>
+      <w:pPr>
+        <w:spacing w:before="120"/>
+        <w:jc w:val="both"/>
+        <w:rPr>
+          <w:rFonts w:ascii="Antinoou" w:eastAsia="Antinoou" w:hAnsi="Antinoou"/>
+          <w:bCs/>
+          <w:noProof/>
+          <w:color w:val="7030A0"/>
+          <w:sz w:val="26"/>
+          <w:szCs w:val="26"/>
+          <w:lang w:eastAsia="en-GB" w:bidi="he-IL"/>
+        </w:rPr>
+      </w:pPr>
+      <w:r>
+        <w:rPr>
+          <w:rFonts w:ascii="Antinoou" w:eastAsia="Antinoou" w:hAnsi="Antinoou"/>
+          <w:bCs/>
+          <w:noProof/>
+          <w:color w:val="7030A0"/>
+          <w:sz w:val="26"/>
+          <w:szCs w:val="26"/>
           <w:lang w:eastAsia="en-GB" w:bidi="he-IL"/>
         </w:rPr>
         <w:lastRenderedPageBreak/>
-        <w:t>ⲟ︦ⲅ︦.</w:t>
-      </w:r>
-    </w:p>
-    <w:p>
-      <w:pPr>
-        <w:spacing w:before="120"/>
-        <w:jc w:val="center"/>
-        <w:rPr>
-          <w:rFonts w:ascii="Antinoou" w:eastAsia="Antinoou" w:hAnsi="Antinoou"/>
-          <w:bCs/>
-          <w:noProof/>
-          <w:color w:val="7030A0"/>
-          <w:sz w:val="26"/>
-          <w:szCs w:val="26"/>
-          <w:lang w:eastAsia="en-GB" w:bidi="he-IL"/>
-        </w:rPr>
-      </w:pPr>
-      <w:r>
-        <w:rPr>
-          <w:rFonts w:ascii="Antinoou" w:eastAsia="Antinoou" w:hAnsi="Antinoou"/>
-          <w:bCs/>
-          <w:noProof/>
-          <w:color w:val="7030A0"/>
-          <w:sz w:val="26"/>
-          <w:szCs w:val="26"/>
-          <w:lang w:eastAsia="en-GB" w:bidi="he-IL"/>
-        </w:rPr>
-        <w:t>ⲥⲱⲛ ⲑ︦ⲱ︦ ⲓⲥⲭⲩⲣⲟⲥ.</w:t>
-      </w:r>
-    </w:p>
-    <w:p>
-      <w:pPr>
-        <w:spacing w:before="120"/>
-        <w:jc w:val="center"/>
-        <w:rPr>
-          <w:rFonts w:ascii="Antinoou" w:eastAsia="Antinoou" w:hAnsi="Antinoou"/>
-          <w:bCs/>
-          <w:noProof/>
-          <w:color w:val="7030A0"/>
-          <w:sz w:val="26"/>
-          <w:szCs w:val="26"/>
-          <w:lang w:eastAsia="en-GB" w:bidi="he-IL"/>
-        </w:rPr>
-      </w:pPr>
-      <w:r>
-        <w:rPr>
-          <w:rFonts w:ascii="Antinoou" w:eastAsia="Antinoou" w:hAnsi="Antinoou"/>
-          <w:bCs/>
-          <w:noProof/>
-          <w:color w:val="7030A0"/>
-          <w:sz w:val="26"/>
-          <w:szCs w:val="26"/>
-          <w:lang w:eastAsia="en-GB" w:bidi="he-IL"/>
-        </w:rPr>
-        <w:t>ⲡⲓϫⲱⲙ ⲙ̀ⲙⲁϩ ⲉ︦ ⲉ̀ⲃⲟⲗϧⲉⲛ ⲛⲓⲕⲁⲛⲱⲛ ⲛ̀ⲧⲉ ⲛⲉⲛⲓⲟϯ ⲛ̀ⲁ̀ⲡⲟⲥⲧⲟⲗⲟⲥ ⲉ̀ⲧϧⲉⲛ ⲧ̀ϫⲓϫ ⲛ̀ⲁⲕⲗⲏⲙⲏⲥ ⲛ̀ⲑⲟϥ ⲡⲓ ⲡⲓϫⲱⲙ ⲙ̀ⲙⲁϩ ⲋ︦.</w:t>
-      </w:r>
-    </w:p>
-    <w:p>
-      <w:pPr>
-        <w:spacing w:before="120"/>
-        <w:jc w:val="both"/>
-        <w:rPr>
-          <w:rFonts w:ascii="Antinoou" w:eastAsia="Antinoou" w:hAnsi="Antinoou"/>
-          <w:bCs/>
-          <w:noProof/>
-          <w:color w:val="7030A0"/>
-          <w:sz w:val="26"/>
-          <w:szCs w:val="26"/>
-          <w:lang w:eastAsia="en-GB" w:bidi="he-IL"/>
-        </w:rPr>
-      </w:pPr>
-      <w:r>
-        <w:rPr>
-          <w:rFonts w:ascii="Antinoou" w:eastAsia="Antinoou" w:hAnsi="Antinoou"/>
-          <w:bCs/>
-          <w:noProof/>
-          <w:color w:val="7030A0"/>
-          <w:sz w:val="26"/>
-          <w:szCs w:val="26"/>
-          <w:lang w:eastAsia="en-GB" w:bidi="he-IL"/>
-        </w:rPr>
-        <w:t>ⲡⲓⲉ̀ⲡⲓⲥⲕⲟⲡⲟⲥ ϣⲁϥⲥ̀ⲙⲟⲩ ⲙ̀ⲙⲟⲛ ⲉⲩⲥ̀ⲙⲟⲩ ⲉ̀ⲣⲟϥ ϣⲁϥⲭⲓⲣⲟⲇⲟⲛⲟⲛ ϣⲁϥⲭⲁ ϫⲓϫ ⲉ̀ϫⲉⲛ ⲛⲓⲣⲱⲙⲓ ϣⲁϥⲧⲁⲗⲉ ⲡ̀ⲣⲟⲥⲫⲟⲣⲁ ⲉ̀ϩ̀ⲣⲏⲓ ϣⲁϥϭⲓ ⲉⲩⲗⲟⲅⲓⲁ̀ ⲛ̀ⲧⲟⲧⲟⲩ ⲛ̀ⲛⲓⲉ̀ⲡⲓⲥⲕⲟⲡⲟⲥ ⲁⲗⲗⲁ ⲛ̀ⲧⲟⲧⲟⲩ ⲛ̀ⲛⲓⲡ̀ⲣⲉⲥⲃⲩⲧⲉⲣⲟⲥ ⲁⲛ ⲡⲓⲉ̀ⲡⲓⲥⲕⲟⲡⲟⲥ ϣⲁϥⲁ̀ⲛⲁⲑⲏⲙⲁ ⲛ̀ⲕ̀ⲗⲏⲣⲟⲥ ⲛⲓⲃⲉⲛ ⲉⲧⲉⲙⲡ̀ϣⲁ ⲛ̀ⲟⲩⲁ̀ⲛⲁⲑⲏⲙⲁ ⲛⲕⲉ ⲉ̀ⲡⲓⲥⲕⲟⲡⲟⲥ ⲇⲉ ⲟⲩⲁⲧϫⲟⲙ ⲡⲉ ⲉⲑⲣⲉϥⲉⲣ ⲫⲁⲓ ⲙ̀ⲙⲁⲩⲁⲧϥ.</w:t>
-      </w:r>
-    </w:p>
-    <w:p>
-      <w:pPr>
-        <w:spacing w:before="120"/>
-        <w:jc w:val="both"/>
-        <w:rPr>
-          <w:rFonts w:ascii="Antinoou" w:eastAsia="Antinoou" w:hAnsi="Antinoou"/>
-          <w:bCs/>
-          <w:noProof/>
-          <w:color w:val="7030A0"/>
-          <w:sz w:val="26"/>
-          <w:szCs w:val="26"/>
-          <w:lang w:eastAsia="en-GB" w:bidi="he-IL"/>
-        </w:rPr>
-      </w:pPr>
-      <w:r>
-        <w:rPr>
-          <w:rFonts w:ascii="Antinoou" w:eastAsia="Antinoou" w:hAnsi="Antinoou"/>
-          <w:bCs/>
-          <w:noProof/>
-          <w:color w:val="7030A0"/>
-          <w:sz w:val="26"/>
-          <w:szCs w:val="26"/>
-          <w:lang w:eastAsia="en-GB" w:bidi="he-IL"/>
-        </w:rPr>
-        <w:t>ⲡⲓⲡ̀ⲣⲉⲥⲃⲩⲧⲉⲣⲟⲥ ϩⲱϥ ϣⲁϥⲥ̀ⲙⲟⲩ ϣⲁϥϭⲓ ⲉⲩⲗⲟⲅⲓⲁ̀ ⲛ̀ⲧⲟⲧϥ ⲙ̀ⲡⲉϥϣ̀ⲫⲏⲣ ⲙ̀ⲡ̀ⲣⲉⲥⲃⲩⲧⲉⲣⲟⲥ ⲟⲩⲟϩ ⲛ̀ⲧⲟⲧϥ ⲙ̀ⲡⲓⲉ̀ⲡⲓⲥⲕⲟⲡⲟⲥ ⲟⲩⲟϩ ⲛ̀ⲑⲟϥ ϩⲱϥ ⲟⲛ ϣⲁϥϯ ⲙ̀ⲡⲉϥϣ̀ⲫⲏⲣ ⲙ̀ⲡ̀ⲣⲉⲥⲃⲩⲧⲉⲣⲟⲥ ϣⲁϥⲭⲁ ϫⲓϫ ⲉ̀ϫⲉⲛ ⲛⲓⲣⲱⲙⲓ ⲁⲗⲗⲁ ⲙ̀ⲡⲉϥⲭⲓⲣⲟⲇⲟⲛⲓⲛ ⲟⲩⲇⲉ ⲙ̀ⲡⲉϥⲁ̀ⲛⲁⲑⲏⲙⲁ ϣⲁϥⲭⲁ ⲛⲏⲉⲧϭⲟϫⲓ ⲛ̀ⲥⲱϥ ϩⲓⲃⲟⲗ.</w:t>
-      </w:r>
-    </w:p>
-    <w:p>
-      <w:pPr>
-        <w:spacing w:before="120"/>
-        <w:jc w:val="both"/>
-        <w:rPr>
-          <w:rFonts w:ascii="Antinoou" w:eastAsia="Antinoou" w:hAnsi="Antinoou"/>
-          <w:bCs/>
-          <w:noProof/>
-          <w:color w:val="7030A0"/>
-          <w:sz w:val="26"/>
-          <w:szCs w:val="26"/>
-          <w:lang w:eastAsia="en-GB" w:bidi="he-IL"/>
-        </w:rPr>
-      </w:pPr>
-      <w:r>
-        <w:rPr>
-          <w:rFonts w:ascii="Antinoou" w:eastAsia="Antinoou" w:hAnsi="Antinoou"/>
-          <w:bCs/>
-          <w:noProof/>
-          <w:color w:val="7030A0"/>
-          <w:sz w:val="26"/>
-          <w:szCs w:val="26"/>
-          <w:lang w:eastAsia="en-GB" w:bidi="he-IL"/>
-        </w:rPr>
-        <w:t>ⲉ̀ϣⲱⲡ ⲇⲉ ⲟⲩⲟⲛ ϩⲁⲛⲟⲩⲟⲛ ⲙ̀ⲙⲁⲩ ⲉⲩⲉⲙⲡ̀ϣⲁ ⲛ̀ⲇⲓⲙⲱⲣⲓⲛ ⲙ̀ⲙⲱⲟⲩ ⲙⲁⲣⲉϥϯ ⲙ̀ⲡⲉⲣ ⲇⲓⲁ̀ⲕⲟⲛⲟⲥ ⲥ̀ⲙⲟⲩ ⲟⲩⲇⲉ ⲙ̀ⲡⲉϥϯ ⲉⲩⲗⲟⲅⲓⲁ̀ ϣⲁϥϭⲓ ⲇⲉ ⲛ̀ⲧⲟⲧϥ ⲙ̀ⲡⲓⲡ̀ⲣⲉⲥⲃⲩⲧⲉⲣⲟⲥ ⲛⲉⲙ ⲡⲓⲉ̀ⲡⲓⲥⲕⲟⲡⲟⲥ ⲙ̀ⲡⲉϥⲃⲁⲡⲧⲓⲥⲙⲁ ⲟⲩⲇⲉ ⲙ̀ⲡⲉϥⲧⲁⲗⲉ ⲡ̀ⲣⲟⲥⲫⲟⲣⲁ ⲉ̀ϩ̀ⲣⲏⲓ.</w:t>
-      </w:r>
-    </w:p>
-    <w:p>
-      <w:pPr>
-        <w:spacing w:before="120"/>
-        <w:jc w:val="both"/>
-        <w:rPr>
-          <w:rFonts w:ascii="Antinoou" w:eastAsia="Antinoou" w:hAnsi="Antinoou"/>
-          <w:bCs/>
-          <w:noProof/>
-          <w:color w:val="7030A0"/>
-          <w:sz w:val="26"/>
-          <w:szCs w:val="26"/>
-          <w:lang w:eastAsia="en-GB" w:bidi="he-IL"/>
-        </w:rPr>
-      </w:pPr>
-      <w:r>
-        <w:rPr>
-          <w:rFonts w:ascii="Antinoou" w:eastAsia="Antinoou" w:hAnsi="Antinoou"/>
-          <w:bCs/>
-          <w:noProof/>
-          <w:color w:val="7030A0"/>
-          <w:sz w:val="26"/>
-          <w:szCs w:val="26"/>
-          <w:lang w:eastAsia="en-GB" w:bidi="he-IL"/>
-        </w:rPr>
-        <w:t>ⲉ̀ⲣⲉϣⲁⲛ ⲡⲓⲉ̀ⲡⲓⲥⲕⲟⲡⲟⲥ ⲇⲉ ⲓⲉ ⲡⲓⲡ̀ⲣⲉⲥⲃⲩⲧⲉⲣⲟⲥ ⲧⲁⲗⲟ ⲉ̀ϩ̀ⲣⲏⲓ ⲡⲓⲇⲓⲁ̀ⲕⲟⲛⲟⲥ ⲡⲉ ϣⲁϥϯ ⲙ̀ⲡⲓⲡⲟⲧⲏⲣⲓⲟⲛ ϩⲱⲥ ⲟⲩⲏⲃ ⲁⲛ ⲁⲗⲗⲁ ϩⲱⲥ ⲉ̀ϯⲇⲓⲁ̀ⲕⲱⲛⲓⲛ ⲉ̀ⲛⲓⲟⲩⲏⲃ ⲟⲩⲕⲉⲝⲟⲣⲥⲓⲁ̀ ⲛ̀ϩ̀ⲗⲓ ϧⲉⲛ ⲛⲓⲕ̀ⲗⲏⲣⲓⲕⲟⲥ ⲧⲏⲣⲟⲩ ⲉ̀ⲣⲉ ⲡ̀ϩⲱⲃ ⲙ̀ⲡⲓⲇⲓⲁ̀ⲕⲟⲛⲟⲥ.</w:t>
-      </w:r>
-    </w:p>
-    <w:p>
-      <w:pPr>
-        <w:spacing w:before="120"/>
-        <w:jc w:val="both"/>
-        <w:rPr>
-          <w:rFonts w:ascii="Antinoou" w:eastAsia="Antinoou" w:hAnsi="Antinoou"/>
-          <w:bCs/>
-          <w:noProof/>
-          <w:color w:val="7030A0"/>
-          <w:sz w:val="26"/>
-          <w:szCs w:val="26"/>
-          <w:lang w:eastAsia="en-GB" w:bidi="he-IL"/>
-        </w:rPr>
-      </w:pPr>
-      <w:r>
-        <w:rPr>
-          <w:rFonts w:ascii="Antinoou" w:eastAsia="Antinoou" w:hAnsi="Antinoou"/>
-          <w:bCs/>
-          <w:noProof/>
-          <w:color w:val="7030A0"/>
-          <w:sz w:val="26"/>
-          <w:szCs w:val="26"/>
-          <w:lang w:eastAsia="en-GB" w:bidi="he-IL"/>
-        </w:rPr>
-        <w:t>ⲧ̀ⲇⲓⲁ̀ⲕⲟⲛⲟⲥ ⲇⲉ ⲛ̀ⲥ̀ϩⲓⲙⲓ ⲙ̀ⲡⲉⲥⲥ̀ⲙⲟⲩ ⲟⲩⲇⲉ ⲙ̀ⲡⲉⲥⲉⲣ ϩ̀ⲗⲓ ⲛ̀ϩⲱⲃ ϧⲉⲛ ⲛⲏⲉⲧⲉⲣⲉ ⲛⲓⲡ̀ⲣⲉⲥⲃⲩⲧⲉⲣⲟⲥ ⲛⲉⲙ ⲛⲓⲇⲓⲁ̀ⲕⲟⲛⲟⲥ ⲓ̀ⲣⲓ ⲙ̀ⲙⲱⲟⲩ ⲁⲗⲗⲁ ϣⲁⲥⲁ̀ⲣⲉϩ ⲉ̀ⲛⲓⲣⲱⲟⲩ ⲙ̀ⲙⲁⲩⲁ̀ⲧⲟⲩ ⲟⲩⲟϩ ⲛ̀ⲧⲉⲥϣⲉⲙϣⲓ ⲛ̀ⲛⲓⲡ̀ⲣⲉⲃⲩⲧⲉⲣⲟⲥ ⲙ̀ⲫ̀ⲛⲁⲩ ⲛⲁ ⲃⲁⲡⲧⲓⲥⲙⲁ ⲛ̀ⲛⲓϩⲓⲟ̀ⲙⲓ ϫⲉ ⲡⲉⲧⲉⲣⲡ̀ⲣⲉⲡⲓ ⲡⲉ ⲫⲁⲓ.</w:t>
-      </w:r>
-    </w:p>
-    <w:p>
-      <w:pPr>
-        <w:spacing w:before="120"/>
-        <w:jc w:val="both"/>
-        <w:rPr>
-          <w:rFonts w:ascii="Antinoou" w:eastAsia="Antinoou" w:hAnsi="Antinoou"/>
-          <w:bCs/>
-          <w:noProof/>
-          <w:color w:val="7030A0"/>
-          <w:sz w:val="26"/>
-          <w:szCs w:val="26"/>
-          <w:lang w:eastAsia="en-GB" w:bidi="he-IL"/>
-        </w:rPr>
-      </w:pPr>
-      <w:r>
-        <w:rPr>
-          <w:rFonts w:ascii="Antinoou" w:eastAsia="Antinoou" w:hAnsi="Antinoou"/>
-          <w:bCs/>
-          <w:noProof/>
-          <w:color w:val="7030A0"/>
-          <w:sz w:val="26"/>
-          <w:szCs w:val="26"/>
-          <w:lang w:eastAsia="en-GB" w:bidi="he-IL"/>
-        </w:rPr>
-        <w:t>ⲡⲓⲇⲓⲁ̀ⲕⲟⲛⲟⲥ ⲛⲁⲭⲁ ⲡ̀ϩⲩⲡⲟⲇⲓⲁ̀ⲕⲟⲛⲟⲥ ϩⲓⲃⲟⲗ ⲛⲉⲙ ⲛⲓⲁ̀ⲛⲁⲅ̀ⲛⲱⲥⲧⲏⲥ ⲛⲉⲙ ⲡⲓⲯⲁⲗⲧⲏⲥ ⲛⲉⲙ ⲛⲓⲇⲓⲁ̀ⲕⲟⲛⲟⲥ ⲛ̀ⲥ̀ϩⲓⲙⲓ ⲉ̀ϣⲱⲡ ⲉ̀ⲡⲓϩⲱⲃ ϭⲓ ⲉ̀ϧⲟⲩⲛ ⲉ̀ⲣⲱⲟⲩ ⲙⲉⲛⲧⲟⲓⲅⲉ ⲙ̀ⲙⲟⲛ ⲡ̀ⲣⲉⲥⲃⲩⲧⲉⲣⲟⲥ ⲙ̀ⲙⲁⲩ ⲟⲩⲕⲉⲝⲟⲩϭⲓⲁ̀ ⲙ̀ⲡⲓϩⲩⲡⲟⲇⲓⲁ̀ⲕⲟⲛⲟⲥ ⲉ̀ⲭⲁ ⲁ̀ⲛⲁⲅ̀ⲛⲱⲥⲧⲏⲥ ϩⲓⲃⲟⲗ ϩⲓ ⲯⲁⲗⲧⲏⲥ ϩⲓ ⲇⲓⲁ̀ⲕⲟⲛⲟⲥ ⲛ̀ⲥ̀ϩⲓⲙⲓ ⲓⲉ ⲗⲁⲓ̀ⲕⲟⲥ ϩⲁⲛϣⲉⲙϣⲏⲧ ⲅⲁⲣ ⲛ̀ⲛⲓⲇⲓⲁ̀ⲕⲟⲛⲟⲥ ⲛⲉ.</w:t>
-      </w:r>
-    </w:p>
-    <w:p>
-      <w:pPr>
-        <w:spacing w:before="120"/>
-        <w:jc w:val="both"/>
-        <w:outlineLvl w:val="2"/>
-        <w:rPr>
-          <w:rFonts w:ascii="Antinoou" w:eastAsia="Antinoou" w:hAnsi="Antinoou" w:cs="Gentium"/>
-          <w:b/>
-          <w:bCs/>
-          <w:i/>
-          <w:iCs/>
-          <w:noProof/>
-          <w:sz w:val="32"/>
-          <w:szCs w:val="32"/>
-          <w:u w:val="single" w:color="00B050"/>
-          <w:lang w:val="el-GR" w:bidi="he-IL"/>
-        </w:rPr>
-        <w:sectPr>
-          <w:pgSz w:w="16838" w:h="11906" w:orient="landscape" w:code="9"/>
-          <w:pgMar w:top="1418" w:right="1418" w:bottom="1418" w:left="1418" w:header="709" w:footer="709" w:gutter="0"/>
-          <w:cols w:space="708"/>
-          <w:docGrid w:linePitch="360"/>
-        </w:sectPr>
-      </w:pPr>
-    </w:p>
-    <w:p>
-      <w:pPr>
-        <w:keepNext/>
-        <w:widowControl w:val="0"/>
-        <w:jc w:val="center"/>
-        <w:rPr>
-          <w:rFonts w:ascii="Antinoou" w:eastAsia="Antinoou" w:hAnsi="Antinoou" w:cs="Gentium"/>
-          <w:b/>
-          <w:bCs/>
-          <w:noProof/>
-          <w:sz w:val="32"/>
-          <w:szCs w:val="32"/>
-          <w:u w:color="00B050"/>
-          <w:lang w:eastAsia="en-GB" w:bidi="he-IL"/>
-        </w:rPr>
-      </w:pPr>
-      <w:r>
-        <w:rPr>
-          <w:rFonts w:ascii="Antinoou" w:eastAsia="Antinoou" w:hAnsi="Antinoou" w:cs="Gentium"/>
-          <w:b/>
-          <w:bCs/>
-          <w:noProof/>
-          <w:sz w:val="32"/>
-          <w:szCs w:val="32"/>
-          <w:u w:color="00B050"/>
+        <w:t>ⲡ̀ⲥⲁⲃⲃⲁⲧⲟⲛ ⲇⲉ ⲙⲉⲛ ϫⲉ ⲁ̀ ⲡⲟ︦ⲥ︦ ⲉⲙⲧⲟⲛ ⲙ̀ⲙⲟϥ ⲛ̀ϧⲏⲧϥ ⲉ̀ⲃⲟⲗϧⲉⲛ ⲡ̀ⲥⲱⲛⲧ ⲧⲏⲣϥ ⲉ̀ⲧⲁϥϫⲱⲕϥ ⲉ̀ⲃⲟⲗ ϯⲕⲩⲣⲓⲁ̀ⲕⲏ ⲇⲉ ϫⲉ ⲡ̀ⲉ̀ϩⲟⲟⲩ ⲛ̀ϯⲁ̀ⲛⲁⲥⲧⲁⲥⲓⲥ ⲛ̀ⲧⲉ ⲡⲟ︦ⲥ︦ ⲡⲉ ⲙ̀ⲡⲉⲣⲑ̀ⲣⲟⲩⲉⲣϩⲱⲃ ⲇⲉ ⲟⲛ ⲛ̀ϯⲉⲃⲇⲱⲙⲁⲥ ⲛ̀ⲧⲉ ⲡⲓⲛⲓϣϯ ⲡⲓⲡⲁⲥⲭⲁ ⲛⲉⲙ ⲑⲏⲉⲑⲛⲏⲟⲩ ⲙⲉⲛⲉⲛⲥⲱⲥ ⲉ̀ⲧⲉ ⲡ̀ϣⲁⲓ ⲡⲉ ϯⲟⲩⲓ ⲙⲉⲛ ϫⲉ ⲉ̀ⲧⲁⲩⲥ̀ⲧⲁⲩⲣⲱⲛⲓⲛ ⲙ̀ⲡⲟ︦ⲥ︦ ⲛ̀ϧⲏⲧⲥ ϯⲕⲉⲟⲩⲓ̀ ⲇⲉ ϫⲉ ⲉ̀ⲧⲁϥⲧⲱⲛϥ ⲉ̀ⲃⲟⲗϧⲉⲛ ⲛⲏⲉⲑⲙⲱⲟⲩⲧ ⲛ̀ϧⲏⲧⲥ ϯⲉ̀ⲭ̀ⲣⲓⲁ̀ ⲅⲁⲣ ⲧⲉ ⲉⲑⲣⲟⲩⲉ̀ⲙⲓ ϩⲓⲧⲉⲛ ϯⲥ̀ⲃⲱ ϫⲉ ⲛⲓⲙⲛⲡⲉⲧⲁϥⲙⲟⲩ ⲟⲩⲟϩ ⲁϥⲧⲱⲛϥ ⲙ̀ⲡⲉⲣⲑ̀ⲣⲟⲩⲉⲣϩⲱⲃ ⲇⲉ ⲟⲛ ⲛ̀ϯⲁ̀ⲛⲁⲗⲩⲙⲯⲓⲥ ϫⲉ ⲉ̀ⲧⲁϯⲟⲓⲕⲟⲛⲟⲙⲓⲁ̀ ⲙ̀ⲡⲟ︦ⲥ︦ ϫⲱⲕ ⲉ̀ⲃⲟⲗ ⲙ̀ⲡⲓⲉ̀ϩⲟⲟⲩ ⲉ̀ⲧⲉⲙⲙⲁⲩ ⲟⲩⲇⲉ ⲙ̀ⲡⲉⲣⲑ̀ⲣⲟⲩⲉⲣϩⲱⲃ ⲛ̀ϯⲡⲉⲛⲧⲏⲕⲟⲥⲧⲏ ⲉⲑⲃⲉ ⲧ̀ⲡⲁⲣⲟⲩⲥⲓⲁ̀ ⲙ̀ⲡⲓⲡⲛ︦ⲁ︦ ⲉ̀ⲑⲟⲩⲁⲃ ⲫⲁⲓ ⲉ̀ⲧⲁϥⲓ̀ ⲉ̀ϩ̀ⲣⲏⲓ ⲉ̀ϫⲱⲛ ⲁ̀ⲛⲟⲛ ϧⲁ ⲛⲓⲁ̀ⲡⲟⲥⲧⲟⲗⲟⲥ ⲛⲉⲙ ⲟⲩⲟⲛⲛⲓⲃⲉⲛ ⲉⲑⲛⲁϩϯ ⲉ̀ⲡⲭ︦ⲥ︦.</w:t>
+      </w:r>
+    </w:p>
+    <w:p>
+      <w:pPr>
+        <w:spacing w:before="120"/>
+        <w:jc w:val="both"/>
+        <w:rPr>
+          <w:rFonts w:ascii="Antinoou" w:eastAsia="Antinoou" w:hAnsi="Antinoou"/>
+          <w:bCs/>
+          <w:noProof/>
+          <w:color w:val="7030A0"/>
+          <w:sz w:val="26"/>
+          <w:szCs w:val="26"/>
+          <w:lang w:eastAsia="en-GB" w:bidi="he-IL"/>
+        </w:rPr>
+      </w:pPr>
+      <w:r>
+        <w:rPr>
+          <w:rFonts w:ascii="Antinoou" w:eastAsia="Antinoou" w:hAnsi="Antinoou"/>
+          <w:bCs/>
+          <w:noProof/>
+          <w:color w:val="7030A0"/>
+          <w:sz w:val="26"/>
+          <w:szCs w:val="26"/>
+          <w:lang w:eastAsia="en-GB" w:bidi="he-IL"/>
+        </w:rPr>
+        <w:t>ⲙ̀ⲡⲉⲣⲑ̀ⲣⲟⲩⲉⲣϩⲱⲃ ⲟⲛ ϧⲉⲛ ⲡ̀ⲉ̀ϩⲟⲟⲩ ⲙ̀ⲙⲓⲥⲓ ⲙ̀ⲡⲭ︦ⲥ︦ ⲉⲑⲃⲉ ϯⲭⲁⲣⲓⲥ ⲉ̀ⲧⲁⲩⲧⲏⲓⲥ ⲛ̀ⲛⲓⲣⲱⲙⲓ ⲙ̀ⲡⲓⲉ̀ϩⲟⲟⲩ ⲉ̀ⲧⲉⲙⲙⲁⲩ ϧⲉⲛ ⲟⲩⲙⲉⲧⲣⲁⲙⲁⲟ̀ ϧⲉⲛ ⲡⲓϫ̀ⲫⲟ ⲛⲁⲛ ⲙ̀ⲫϯ ⲡⲓⲗⲟⲅⲟⲥ ⲛ̀ⲧⲉ ⲫⲓⲱⲧ ⲉ̀ⲃⲟⲗϩⲓⲧⲉⲛ ϯⲑⲉⲟ̀ⲇⲟⲕⲟⲥ ⲉ̀ⲑⲟⲩⲁⲃ ⲙⲁⲣⲓⲁ̀ ϯⲡⲁⲣⲑⲉⲛⲟⲥ ⲉ̀ⲡ̀ⲟⲩϫⲁⲓ ⲙ̀ⲡ̀ⲅⲉⲛⲟⲥ ⲧⲏⲣϥ ⲛ̀ⲛⲓⲣⲱⲙⲓ ⲙ̀ⲡⲉⲣⲑⲣⲟⲩⲉⲣϩⲱⲃ ⲇⲉ ⲟⲛ ϧⲉⲛ ⲡ̀ϣⲁⲓ ⲙ̀ⲡⲓϫⲱⲕⲉⲙ ⲡⲓⲉ̀ϩⲟⲟⲩ ⲅⲁⲣ ⲉ̀ⲧⲉⲙⲙⲁⲩ ⲉ̀ⲧ ⲁ ϯⲙⲉⲑⲛⲟⲩϯ ⲛ̀ⲧⲉ ⲡⲭ︦ⲥ︦ ⲟⲩⲱⲛϩ ⲉ̀ⲃⲟⲗ ⲁ̀ ⲫⲓⲱⲧ ⲉⲣⲙⲉⲑⲣⲉ ϧⲁⲣⲟϥ ϩⲓϫⲉⲛ ⲡⲓⲃⲁⲡⲧⲓⲥⲙⲁ ⲟⲩⲟϩ ⲁ̀ⲡⲓⲡⲛ︦ⲁ︦ ⲉ̀ⲑⲟⲩⲁⲃ ⲓ̀ ⲉ̀ϩ̀ⲣⲏⲓ ⲉ̀ϫⲱϥ ϧⲉⲛ ⲟⲩⲓ̀ⲛⲓ ⲛ̀ϭ̀ⲣⲟⲙⲡⲓ ⲟⲩⲟϩ ⲁϥⲟⲩⲱⲛϩ ⲛ̀ϫⲉ ⲫⲏⲉ̀ⲧⲁⲩⲉⲣⲙⲉⲑⲣⲉ ϧⲁⲣⲟϥ ⲛ̀ⲛⲏⲉⲧⲟ̀ϩⲓ ⲉ̀ⲣⲁⲧⲟⲩ ϫⲉ ⲫⲁⲓ ⲡⲉ ⲫϯ ⲙ̀ⲙⲏⲓ ⲟⲩⲟϩ ⲡ̀ϣⲏⲣⲓ ⲙ̀ⲫϯ ϧⲉⲛ ⲟⲩⲙⲉⲑⲙⲏⲓ ⲙ̀ⲡⲉⲣⲑ̀ⲣⲟⲩⲉⲣϩⲱⲃ ⲛ̀ⲛⲓⲉ̀ϩⲟⲟⲩ ⲛ̀ⲧⲉ ⲛⲓⲁ̀ⲡⲟⲥⲧⲟⲗⲟⲥ ⲛ̀ⲑⲱⲟⲩ ⲅⲁⲣ ⲛⲉⲙ ⲛⲏⲉⲧⲁⲩϣⲱⲡⲓ ⲛⲱⲧⲉⲛ ⲛ̀ⲣⲉϥϯⲥ̀ⲃⲱ ⲉ̀ϧⲟⲩⲛ ⲉ̀ⲡⲭ︦ⲥ︦ ⲟⲩⲟϩ ⲁⲩⲉⲣⲑⲏⲛⲟⲩ ⲛ̀ⲉⲙⲡ̀ϣⲁ ⲉⲑⲣⲉⲧⲉⲧⲉⲛϭⲓ ⲉ̀ϯⲇⲱⲣⲁ ⲉ̀ⲙ̀ⲡⲓⲡⲛ︦ⲁ︦ ⲉ̀ⲑⲟⲩⲁⲃ ⲙ̀ⲡⲉⲣⲑ̀ⲣⲟⲩⲉⲣϩⲱⲃ ⲙ̀ⲡ̀ⲉ̀ϩⲟⲟⲩ ⲛ̀ⲥ̀ⲧⲁⲫⲁⲛⲟⲥ ⲡⲓⲙⲁⲣⲧⲩⲣⲟⲥ ⲟⲩⲟϩ ⲛ̀ⲁⲣⲭⲏ ⲇⲓⲁ̀ⲕⲟⲛⲟⲥ ⲛⲉⲙ ⲛⲓⲕⲉⲙⲁⲣⲧⲩⲣⲟⲥ ⲉ̀̀ⲟⲩⲁⲃ ⲛⲁⲓ ⲉ̀ⲧⲁⲩⲙⲉⲛⲣⲉ ⲙ̀ⲡⲭ︦ⲥ︦ ⲛ̀ϩⲟⲩⲟ̀ ⲉ̀ⲡⲟⲩⲱⲛϧ ⲙ̀ⲙⲓⲛ ⲙ̀ⲙⲱⲟⲩ.</w:t>
+      </w:r>
+    </w:p>
+    <w:p>
+      <w:pPr>
+        <w:spacing w:before="120"/>
+        <w:jc w:val="both"/>
+        <w:rPr>
+          <w:rFonts w:ascii="Antinoou" w:eastAsia="Antinoou" w:hAnsi="Antinoou"/>
+          <w:bCs/>
+          <w:noProof/>
+          <w:color w:val="7030A0"/>
+          <w:sz w:val="26"/>
+          <w:szCs w:val="26"/>
+          <w:lang w:eastAsia="en-GB" w:bidi="he-IL"/>
+        </w:rPr>
+      </w:pPr>
+      <w:r>
+        <w:rPr>
+          <w:rFonts w:ascii="Antinoou" w:eastAsia="Antinoou" w:hAnsi="Antinoou"/>
+          <w:bCs/>
+          <w:noProof/>
+          <w:color w:val="7030A0"/>
+          <w:sz w:val="26"/>
+          <w:szCs w:val="26"/>
+          <w:lang w:eastAsia="en-GB" w:bidi="he-IL"/>
+        </w:rPr>
+        <w:t>ⲉ̀ⲧⲉⲧⲉⲛϣⲁⲛⲧⲱⲟⲩⲛ ⲇⲉ ⲙ̀ⲫ̀ⲛⲁⲩ ⲛ̀ϩⲁⲛⲉ̀ⲧⲟⲟⲩⲓ̀ ⲉ̀ϣ̀ⲗⲏⲗ ϣ̀ⲗⲏⲗ ⲟⲛ ⲙ̀ⲫ̀ⲛⲁⲩ ⲛ̀ⲁϫⲡ ⲅ︦ ⲛⲉⲙ ⲁϫⲡ ⲋ︦ ⲛⲉⲙ ⲁϫⲡ ⲑ︦ϯ ⲛⲉⲙ ⲣⲟⲩϩⲓ ⲛⲉⲙ ⲫ̀ⲛⲁⲩ ⲉⲧⲉⲣⲉ ⲡ̀ⲗⲉⲕⲧⲱⲣ ⲛⲁⲙⲟⲩϯ ⲫ̀ⲛⲁⲩ ⲙⲉⲛ ⲙ̀ⲡⲓⲟⲩⲱⲓⲛⲓ ϫⲉ ⲁ̀ ⲡⲟ︦ⲥ︦ ⲉⲣⲟⲩⲱⲓⲛⲓ ⲉ̀ⲣⲟⲛ ⲁϥⲑ̀ⲣⲉ ⲡⲓⲉ̀ϫⲱⲣϩ ⲥⲓⲛⲓ ⲟⲩⲟϩ ⲁϥⲓ̀ⲛⲓ ⲛⲁⲛ ϩⲱϥ ⲙ̀ⲫⲱⲟⲩⲓⲛⲓ̀ ⲙ̀ⲡⲓⲉ̀ϩⲟⲟⲩ ⲁϫⲡ ⲅ︦ ⲇⲉ ϫⲉ ⲉ̀ⲧ ⲁ ⲡⲓⲗⲁⲧⲟⲥ ϯⲁ̀ⲡⲟⲫⲁⲥⲓⲥ ⲉ̀ⲡⲟ︦ⲥ︦ ⲙ̀ⲫ̀ⲛⲁⲩ ⲉ̀ⲧⲉⲙⲙⲁⲩ ⲁ̀ϫⲡ ⲋ︦ ⲇⲉ ϫⲉ ⲉ̀ⲧⲁⲩⲥ̀ⲧⲁⲩⲣⲟⲛⲓⲛ ⲙ̀ⲡⲭ︦ⲥ︦ ⲛ̀ϯⲟⲩⲛⲟⲩ ⲉ̀ⲧⲉⲙⲙⲁⲩ ⲟⲩⲟϩ ⲉ̀ⲁⲩⲑⲟⲝϥ ⲉ̀ⲡⲉϥⲥ̀ⲫⲓⲣ ⲁϥⲓ̀ ⲉ̀ⲃⲟⲗ ⲛ̀ϫⲉ ⲟⲩⲥ̀ⲛⲟϥ ⲛⲉⲙ ⲟⲩⲙⲱⲟⲩ ⲁϫⲡ ⲑ︦ϯ ⲇⲉ ⲟⲛ ϫⲉ ⲉⲧ ⲉ̀ⲣⲉⲥ̀ⲧⲁⲩⲣⲟⲛⲓⲛ ⲙ̀ⲡⲟ︦ⲥ︦ ⲁ̀ ⲡ̀ⲕⲁϩⲓ ⲧⲏⲣϥ ⲕⲓⲙ ⲟⲩⲟϩ ⲁϥⲥ̀ⲑⲉⲣⲧⲉⲣ ⲛ̀ϧⲏⲧⲥ ⲛ̀ⲧ̀ⲧⲟⲗⲙⲏⲣⲓⲁ̀ ⲛ̀ⲛⲓⲁⲧⲛⲟⲩϯ ⲛⲓⲓⲟⲩⲇⲁⲓ ⲙ̀ⲡⲟⲩⲱϣϥⲉⲓ ⲉ̀ⲣⲱⲟⲩ ⲉⲩⲛⲁⲩ ⲉ̀ⲡⲟⲩⲟ︦ⲥ︦ ⲉⲩⲥⲱⲃⲓ ⲙ̀ⲙⲟϥ ⲣⲟⲩϩⲓ ⲇⲉ ⲉ̀ⲧⲉⲧⲉⲛⲛⲁϣⲉⲡϩ̀ⲙⲟⲧ ϫⲉ ⲁϥϯ ⲛⲱⲧⲉⲛ ⲙ̀ⲡⲓⲉ̀ϫⲱⲣϩ ⲛ̀ⲉⲙⲧⲟⲛ ϧⲉⲛ ⲛⲓϧⲓⲥⲓ ⲛ̀ⲧⲉ ⲡⲓⲉ̀ϩⲟⲟⲩ ⲙ̀ⲫ̀ⲛⲁⲩ ⲇⲉ ⲉⲧ ⲉ̀ⲣⲉ ⲡⲓⲁⲗⲉⲕⲧⲱⲣ ⲛⲁⲙⲟⲩϯ ⲉ̀ⲧⲉⲧⲉⲛⲉ̀ϣ̀ⲗⲏⲗ ϫⲉ ⲉⲩⲧⲁϩⲓⲱⲓϣ ⲛⲱⲧⲉⲛ ϧⲉⲛ ϯⲟⲩⲛⲟⲩ ⲉ̀ⲧⲉⲙⲙⲁⲩ ⲛ̀ⲧ̀ⲡⲁⲣⲟⲩⲥⲓⲁ̀ ⲙ̀ⲡⲓⲉ̀ϩⲟⲟⲩ ⲉ̀ⲧⲉⲧⲉⲛⲉ̀ϯⲙ̀ⲡⲉⲧⲉⲛⲟⲩⲟⲓ ⲉ̀ϧⲟⲩⲛ ⲉ̀ⲛⲓϩ̀ⲃⲏⲟⲩⲓ̀ ⲙ̀ⲡⲓⲟⲱⲓⲛⲓ ⲉ̀ⲧⲉⲧⲉⲛⲁⲓⲧⲟⲩ.</w:t>
+      </w:r>
+    </w:p>
+    <w:p>
+      <w:pPr>
+        <w:spacing w:before="120"/>
+        <w:jc w:val="both"/>
+        <w:rPr>
+          <w:rFonts w:ascii="Antinoou" w:eastAsia="Antinoou" w:hAnsi="Antinoou"/>
+          <w:bCs/>
+          <w:noProof/>
+          <w:color w:val="7030A0"/>
+          <w:sz w:val="26"/>
+          <w:szCs w:val="26"/>
+          <w:lang w:eastAsia="en-GB" w:bidi="he-IL"/>
+        </w:rPr>
+      </w:pPr>
+      <w:r>
+        <w:rPr>
+          <w:rFonts w:ascii="Antinoou" w:eastAsia="Antinoou" w:hAnsi="Antinoou"/>
+          <w:bCs/>
+          <w:noProof/>
+          <w:color w:val="7030A0"/>
+          <w:sz w:val="26"/>
+          <w:szCs w:val="26"/>
+          <w:lang w:eastAsia="en-GB" w:bidi="he-IL"/>
+        </w:rPr>
+        <w:t>ⲉ̀ϣⲱⲡ ⲙ̀ⲙⲟⲛϣ̀ϫⲟⲙ ⲉⲑⲣⲉⲧⲉⲧⲉⲛϣⲉⲛⲱⲧⲉⲛ ⲉ̀ϧⲟⲩⲛ ⲉ̀ϯⲉⲕⲕ̀ⲗⲏⲥⲓⲁ̀ ⲉⲑⲃⲉ ⲛⲏⲁⲑⲛⲁϩϯ ⲛ̀ⲑⲟⲕ ⲇⲉ ⲱ̀ ⲡⲓⲉ̀ⲡⲓⲥⲕⲟⲡⲟⲥ ⲉⲕⲛⲁⲓ̀ⲣⲓ ⲛ̀ϯⲥⲩⲛⲁⲝⲓⲥ ϧⲉⲛ ⲡⲉⲕⲏⲓ ϫⲉⲕⲁⲥ ⲛ̀ⲛⲉ ⲛⲓⲣⲉϥϣⲉⲙϣⲉ ⲛⲟⲩϯ ⲑⲱⲟⲩϯ ⲉ̀ϧⲟⲩⲛ ⲛⲉⲙ ⲛⲓⲁ̀ⲥⲉⲃⲏⲥ.</w:t>
+      </w:r>
+    </w:p>
+    <w:p>
+      <w:pPr>
+        <w:spacing w:before="120"/>
+        <w:jc w:val="both"/>
+        <w:rPr>
+          <w:rFonts w:ascii="Antinoou" w:eastAsia="Antinoou" w:hAnsi="Antinoou"/>
+          <w:bCs/>
+          <w:noProof/>
+          <w:color w:val="7030A0"/>
+          <w:sz w:val="26"/>
+          <w:szCs w:val="26"/>
+          <w:lang w:eastAsia="en-GB" w:bidi="he-IL"/>
+        </w:rPr>
+      </w:pPr>
+      <w:r>
+        <w:rPr>
+          <w:rFonts w:ascii="Antinoou" w:eastAsia="Antinoou" w:hAnsi="Antinoou"/>
+          <w:bCs/>
+          <w:noProof/>
+          <w:color w:val="7030A0"/>
+          <w:sz w:val="26"/>
+          <w:szCs w:val="26"/>
           <w:lang w:eastAsia="en-GB" w:bidi="he-IL"/>
         </w:rPr>
         <w:lastRenderedPageBreak/>
-        <w:t>ⲟ︦ⲇ︦.</w:t>
-      </w:r>
-    </w:p>
-    <w:p>
-      <w:pPr>
-        <w:keepNext/>
-        <w:jc w:val="center"/>
-        <w:rPr>
-          <w:rFonts w:ascii="Antinoou" w:eastAsia="Antinoou" w:hAnsi="Antinoou"/>
-          <w:bCs/>
-          <w:noProof/>
-          <w:color w:val="7030A0"/>
-          <w:sz w:val="26"/>
-          <w:szCs w:val="26"/>
-          <w:lang w:eastAsia="en-GB" w:bidi="he-IL"/>
-        </w:rPr>
-      </w:pPr>
-      <w:r>
-        <w:rPr>
-          <w:rFonts w:ascii="Antinoou" w:eastAsia="Antinoou" w:hAnsi="Antinoou"/>
-          <w:bCs/>
-          <w:noProof/>
-          <w:color w:val="7030A0"/>
-          <w:sz w:val="26"/>
-          <w:szCs w:val="26"/>
-          <w:lang w:eastAsia="en-GB" w:bidi="he-IL"/>
-        </w:rPr>
-        <w:t>ⲉⲑⲃⲉ ⲛⲓⲁ̀ⲡⲁⲣⲭⲏ ⲛⲉⲙ ⲛⲓⲣⲉⲙⲏⲧ.</w:t>
-      </w:r>
-    </w:p>
-    <w:p>
-      <w:pPr>
-        <w:spacing w:before="120"/>
-        <w:jc w:val="both"/>
-        <w:rPr>
-          <w:rFonts w:ascii="Antinoou" w:eastAsia="Antinoou" w:hAnsi="Antinoou"/>
-          <w:bCs/>
-          <w:noProof/>
-          <w:color w:val="7030A0"/>
-          <w:sz w:val="26"/>
-          <w:szCs w:val="26"/>
-          <w:lang w:eastAsia="en-GB" w:bidi="he-IL"/>
-        </w:rPr>
-      </w:pPr>
-      <w:r>
-        <w:rPr>
-          <w:rFonts w:ascii="Antinoou" w:eastAsia="Antinoou" w:hAnsi="Antinoou"/>
-          <w:bCs/>
-          <w:noProof/>
-          <w:color w:val="7030A0"/>
-          <w:sz w:val="26"/>
-          <w:szCs w:val="26"/>
-          <w:lang w:eastAsia="en-GB" w:bidi="he-IL"/>
-        </w:rPr>
-        <w:t>ⲁ̀ⲡⲁⲣⲭⲏ ⲛⲓⲃⲉⲛ ⲉⲩϭⲓ ⲙ̀ⲙⲱⲟⲩ ⲉ̀ϧⲟⲩⲛ ⲉ̀ⲡⲓⲉⲡⲓⲥⲕⲟⲡⲟⲥ ⲛⲉⲙ ⲛⲓⲡ̀ⲣⲉⲃⲩⲧⲉⲣⲟⲥ ⲛⲉⲙ ⲛⲓⲇⲓⲁ̀ⲕⲟⲛⲟⲥ ⲉⲑⲣⲟⲩⲟⲩⲟ̀ⲙⲟⲩ ⲣⲉⲙⲏⲧ ⲇⲉ ⲛⲓⲃⲉⲛ ϩⲱⲟⲩ ⲉⲩⲉ̀ϭⲓⲧⲟⲩ ⲉⲑⲣⲉ ⲡ̀ⲕⲉⲕ̀ⲗⲏⲣⲓⲕⲟⲥ ⲟⲩⲟ̀ⲙⲟⲩ ⲛⲉⲙ ⲛⲓⲡⲁⲣⲑⲉⲛⲟⲥ ⲛⲉⲙ ⲛⲓⲭϩⲣⲁ ⲛⲉⲙ ⲟⲩⲟⲛⲛⲓⲃⲉⲛ ⲉⲧϣⲟⲡ ϧⲉⲛ ⲟⲩⲙⲉⲧ ϩⲏⲕⲓ ⲛⲓⲁ̀ⲡⲁⲣⲭⲏ ⲅⲁⲣ ⲛⲁ ⲛⲓⲟⲩⲏⲃ ⲙ̀ⲙⲁⲩⲁ̀ⲧⲟⲩ ⲛⲉ ⲛⲉⲙ ⲛⲏⲉⲧϩⲩⲡⲉⲣⲉⲧⲏⲥ ⲙ̀ⲙⲱⲟⲩ.</w:t>
-      </w:r>
-    </w:p>
-    <w:p>
-      <w:pPr>
-        <w:spacing w:before="120"/>
-        <w:jc w:val="both"/>
-        <w:outlineLvl w:val="2"/>
-        <w:rPr>
-          <w:rFonts w:ascii="Antinoou" w:eastAsia="Antinoou" w:hAnsi="Antinoou" w:cs="Gentium"/>
-          <w:b/>
-          <w:bCs/>
-          <w:noProof/>
-          <w:sz w:val="32"/>
-          <w:szCs w:val="32"/>
-          <w:u w:val="single" w:color="00B050"/>
-          <w:lang w:val="el-GR" w:bidi="he-IL"/>
+        <w:t>ⲡ̀ⲧⲟⲡⲟⲥ ⲅⲁⲣ ⲁⲛ ⲡⲉⲧⲧⲟⲩⲃⲟ ⲙ̀ⲡⲓⲣⲱⲙⲓ ⲁⲗⲗⲁ ⲫ̀ⲣⲱⲙⲓ ⲡⲉⲧⲧⲟⲩⲃⲟ ⲙ̀ⲡ̀ⲧⲟⲡⲟⲥ ⲉ̀ϣⲱⲡ ⲁ̀ⲣⲉϣⲁⲛ ⲛⲓⲁ̀ⲥⲉⲃⲏⲥ ⲁ̀ⲙⲁϩⲧⲉ ⲉ̀ϫⲉⲛ ⲡ̀ⲧⲟⲡⲟⲥ ⲫⲱⲧ ⲉ̀ⲃⲟⲗ ⲙ̀ⲙⲟϥ ⲉⲑⲃⲉ ϫⲉ ⲁⲩϭⲁϧⲙⲉϥ ⲙ̀ⲫ̀ⲣⲏϯ ⲅⲁⲣ ⲉ̀ⲧⲉϣⲁⲣⲉ ⲛⲓⲣⲱⲙⲓ ⲉ̀ⲑⲟⲩⲁⲃ ⲧⲟⲩⲃⲟ ⲙ̀ⲡ̀ⲧⲟⲡⲟⲥ ⲑⲁⲓ ⲟⲛ ⲧⲉ ⲙ̀ⲫ̀ⲣⲏϯ ⲉ̀ⲧⲉ ⲛⲏⲉ̀ⲧⲉ ⲛ̀ⲥⲉⲟⲩⲁⲃ ⲁⲛ ϭⲁϧⲙⲉϥ.</w:t>
+      </w:r>
+    </w:p>
+    <w:p>
+      <w:pPr>
+        <w:spacing w:before="120"/>
+        <w:jc w:val="both"/>
+        <w:rPr>
+          <w:rFonts w:ascii="Antinoou" w:eastAsia="Antinoou" w:hAnsi="Antinoou"/>
+          <w:bCs/>
+          <w:noProof/>
+          <w:color w:val="7030A0"/>
+          <w:sz w:val="26"/>
+          <w:szCs w:val="26"/>
+          <w:lang w:eastAsia="en-GB" w:bidi="he-IL"/>
+        </w:rPr>
+      </w:pPr>
+      <w:r>
+        <w:rPr>
+          <w:rFonts w:ascii="Antinoou" w:eastAsia="Antinoou" w:hAnsi="Antinoou"/>
+          <w:bCs/>
+          <w:noProof/>
+          <w:color w:val="7030A0"/>
+          <w:sz w:val="26"/>
+          <w:szCs w:val="26"/>
+          <w:lang w:eastAsia="en-GB" w:bidi="he-IL"/>
+        </w:rPr>
+        <w:t>ⲉ̀ϣⲱⲡ ⲁϥϣⲁⲛ ⲟⲩⲁⲧϫⲟⲙ ⲡⲉ ⲉ̀ⲑⲱⲟⲩϯ ⲛⲉⲙ ⲛⲟⲩⲉ̀ⲣⲏⲟⲩ ⲓ̀ⲧⲉ ϧⲉⲛ ⲡⲓⲏⲓ ⲓ̀ⲧⲉ ϧⲉⲛ ϯⲉⲕⲕ̀ⲗⲏⲥⲓⲁ̀ ⲙⲁⲣⲉ ⲡⲓⲟⲩⲁⲓ ⲡⲓⲟⲩⲁⲓ ⲉⲣⲯⲁⲗⲓⲛ ϧⲁⲣⲓ ϧⲁⲣⲟϥ ⲙⲁⲣⲉϥⲱϣ ⲙⲁⲣⲉϥϣ̀ⲗⲏⲗ ⲓⲉ ⲙ̀ⲙⲟⲛ ⲉⲩ ⲙ̀ⲙⲁⲩ ⲛⲉⲙ ⲉⲧ ⲉ̀ⲣⲉ ⲃ︦ ⲓⲉ ⲅ︦ ⲑⲱⲟⲩϯ ⲛ̀ϧⲏⲧϥ ϧⲉⲛ ⲡⲁⲣⲁⲛ ϯϣⲟⲡ ⲛⲉⲙⲱⲟⲩ ϧⲉⲛ ⲧⲟⲩⲙⲏϯ.</w:t>
+      </w:r>
+    </w:p>
+    <w:p>
+      <w:pPr>
+        <w:spacing w:before="100"/>
+        <w:jc w:val="both"/>
+        <w:rPr>
+          <w:rFonts w:ascii="Antinoou" w:eastAsia="Antinoou" w:hAnsi="Antinoou"/>
+          <w:bCs/>
+          <w:noProof/>
+          <w:color w:val="7030A0"/>
+          <w:sz w:val="26"/>
+          <w:szCs w:val="26"/>
+          <w:lang w:eastAsia="en-GB" w:bidi="he-IL"/>
+        </w:rPr>
+      </w:pPr>
+      <w:r>
+        <w:rPr>
+          <w:rFonts w:ascii="Antinoou" w:eastAsia="Antinoou" w:hAnsi="Antinoou"/>
+          <w:bCs/>
+          <w:noProof/>
+          <w:color w:val="7030A0"/>
+          <w:sz w:val="26"/>
+          <w:szCs w:val="26"/>
+          <w:lang w:eastAsia="en-GB" w:bidi="he-IL"/>
+        </w:rPr>
+        <w:t>ⲙ̀ⲡⲉⲣⲑⲣⲉ ⲡⲓⲥⲧⲟⲥ ϣ̀ⲗⲏⲗ ϧⲉⲛ ⲛⲓⲏⲓ ⲛ̀ⲛⲓⲕⲁⲧⲏⲭⲟⲩⲙⲉⲛⲟⲥ ⲟⲩⲇⲓⲕⲉⲟⲛ ⲅⲁⲣ ⲁⲛ ⲡⲉⲉⲑⲣⲉ ⲡⲉⲧⲕⲟⲓⲛⲱⲛⲓⲛ ⲙ̀ⲙⲩⲥⲧⲏⲣⲓⲟⲛ ϭⲟϩⲛⲉⲙ ⲛⲏⲉ̀ⲧⲉ ⲛ̀ⲥⲉⲕⲟⲓⲛⲱⲛⲓⲁ̀ ⲁⲛ ⲟⲩⲇⲉ ⲙ̀ⲡⲉⲣⲑ̀ⲣⲉϥϣⲉⲙϣⲉ ⲛⲟⲩϯ ϣ̀ⲗⲏⲗ ϧⲉⲛ ⲡⲏⲓ ⲛ̀ϩⲉⲣⲉⲧⲓⲕⲟⲥ ⲁϣ ⲅⲁⲣ ⲧⲉ ⲧ̀ⲕⲟⲓⲛⲱⲛⲓⲁ̀ ⲙ̀ⲡⲓⲟⲩⲱⲓⲛⲓ ⲛⲉⲙ ⲡⲓⲭⲁⲕⲓ ⲓⲉ ⲁϣ ⲡⲉ ⲡ̀ⲙⲉⲣⲟⲥ ⲙ̀ⲡⲭ︦ⲥ︦ ⲛⲉⲙ ⲡ̀ⲥⲁⲧⲁⲛⲁⲥ ⲟⲩⲡⲓⲥⲧⲟⲥ ⲓⲉ ⲟⲩⲡⲓⲥⲧⲏⲥ ⲁⲩϣⲁⲛϩⲉⲙⲥⲓ ⲛⲉⲙ ϩⲁⲛⲉ̀ⲃⲓⲁⲓⲕ ⲙⲁ̀ⲣⲟⲩⲫⲱⲣϫ ⲉ̀ⲃⲟⲗ ⲓⲉ ⲙⲁⲣⲟⲩϩⲓⲧⲟⲩ ⲉ̀ⲃⲟⲗϧⲉⲛ ϯⲉⲕⲕ̀ⲗⲏⲥⲓⲁ̀.</w:t>
+      </w:r>
+    </w:p>
+    <w:p>
+      <w:pPr>
+        <w:keepNext/>
+        <w:widowControl w:val="0"/>
+        <w:spacing w:before="120"/>
+        <w:jc w:val="center"/>
+        <w:rPr>
+          <w:rFonts w:ascii="Antinoou" w:eastAsia="Antinoou" w:hAnsi="Antinoou" w:cs="Gentium"/>
+          <w:b/>
+          <w:bCs/>
+          <w:noProof/>
+          <w:sz w:val="32"/>
+          <w:szCs w:val="32"/>
+          <w:u w:color="00B050"/>
+          <w:lang w:eastAsia="en-GB" w:bidi="he-IL"/>
         </w:rPr>
         <w:sectPr>
           <w:type w:val="continuous"/>
@@ -11298,219 +11734,247 @@
       <w:pPr>
         <w:keepNext/>
         <w:widowControl w:val="0"/>
-        <w:jc w:val="center"/>
-        <w:rPr>
-          <w:rFonts w:ascii="Antinoou" w:eastAsia="Antinoou" w:hAnsi="Antinoou" w:cs="Gentium"/>
-          <w:b/>
-          <w:bCs/>
-          <w:noProof/>
-          <w:sz w:val="32"/>
-          <w:szCs w:val="32"/>
-          <w:u w:color="00B050"/>
-          <w:lang w:eastAsia="en-GB" w:bidi="he-IL"/>
-        </w:rPr>
-      </w:pPr>
-      <w:r>
-        <w:rPr>
-          <w:rFonts w:ascii="Antinoou" w:eastAsia="Antinoou" w:hAnsi="Antinoou" w:cs="Gentium"/>
-          <w:b/>
-          <w:bCs/>
-          <w:noProof/>
-          <w:sz w:val="32"/>
-          <w:szCs w:val="32"/>
-          <w:u w:color="00B050"/>
-          <w:lang w:eastAsia="en-GB" w:bidi="he-IL"/>
-        </w:rPr>
-        <w:t>ⲟ︦ⲉ︦.</w:t>
-      </w:r>
-    </w:p>
-    <w:p>
-      <w:pPr>
-        <w:keepNext/>
-        <w:jc w:val="center"/>
-        <w:rPr>
-          <w:rFonts w:ascii="Antinoou" w:eastAsia="Antinoou" w:hAnsi="Antinoou"/>
-          <w:bCs/>
-          <w:noProof/>
-          <w:color w:val="7030A0"/>
-          <w:sz w:val="26"/>
-          <w:szCs w:val="26"/>
-          <w:lang w:eastAsia="en-GB" w:bidi="he-IL"/>
-        </w:rPr>
-      </w:pPr>
-      <w:r>
-        <w:rPr>
-          <w:rFonts w:ascii="Antinoou" w:eastAsia="Antinoou" w:hAnsi="Antinoou"/>
-          <w:bCs/>
-          <w:noProof/>
-          <w:color w:val="7030A0"/>
-          <w:sz w:val="26"/>
-          <w:szCs w:val="26"/>
-          <w:lang w:eastAsia="en-GB" w:bidi="he-IL"/>
-        </w:rPr>
-        <w:t>ⲉⲑⲃⲉ ⲛⲏⲉⲑⲛⲁⲉⲣϩⲟⲩⲟ̀ ϧⲉⲛ ⲛⲓⲡ̀ⲣⲟⲥⲫⲟⲣⲁ ⲙ̀ⲡⲟⲩⲧⲁⲗⲟⲩ ⲉ̀ϩ̀ⲣⲏⲓ ⲙ̀ⲫ̀ⲛⲁⲩ ⲙ̀ⲙⲩⲥⲧⲏⲣⲓⲟⲛ.</w:t>
-      </w:r>
-    </w:p>
-    <w:p>
-      <w:pPr>
-        <w:spacing w:before="120"/>
-        <w:jc w:val="both"/>
-        <w:rPr>
-          <w:rFonts w:ascii="Antinoou" w:eastAsia="Antinoou" w:hAnsi="Antinoou"/>
-          <w:bCs/>
-          <w:noProof/>
-          <w:color w:val="7030A0"/>
-          <w:sz w:val="26"/>
-          <w:szCs w:val="26"/>
-          <w:lang w:eastAsia="en-GB" w:bidi="he-IL"/>
-        </w:rPr>
-      </w:pPr>
-      <w:r>
-        <w:rPr>
-          <w:rFonts w:ascii="Antinoou" w:eastAsia="Antinoou" w:hAnsi="Antinoou"/>
-          <w:bCs/>
-          <w:noProof/>
-          <w:color w:val="7030A0"/>
-          <w:sz w:val="26"/>
-          <w:szCs w:val="26"/>
-          <w:lang w:eastAsia="en-GB" w:bidi="he-IL"/>
-        </w:rPr>
-        <w:t>ⲛⲓⲉⲩⲗⲟⲅⲓⲁ̀ ⲉⲑⲛⲁⲉⲣϩⲟⲩⲟ̀ ⲉ̀ⲛⲓⲙⲩⲥⲧⲏⲣⲓⲟⲛ ⲙ̀ⲡⲟⲩⲧⲁⲗⲟⲩ ⲉ̀ϩ̀ⲣⲏⲓ ⲙⲁⲣⲉ ⲛⲓⲇⲓⲁ̀ⲕⲟⲛⲟⲥ ⲫⲟϣⲟⲩ ⲉ̀ϫⲉⲛ ⲛⲓⲕ̀ⲗⲏⲣⲟⲥ ϩⲓⲧⲉⲛ ϯⲉⲅⲛⲱⲙⲏ ⲙ̀ⲡⲓⲉ̀ⲡⲓⲥⲕⲟⲡⲟⲥ ⲛⲉⲙ ⲛⲓⲡ̀ⲣⲉⲥⲃⲩⲧⲉⲣⲟⲥ ⲛ̀ⲥⲉϯ ⲇ︦ ⲛ̀ⲟⲩⲧⲟⲓ ⲙ̀ⲡⲓⲉ̀ⲡⲓⲥⲕⲟⲡⲟⲥ ⲛ̀ⲥⲉϯ ⲅ︦ ⲙ̀ⲡ̀ⲣⲉⲥⲃⲩⲧⲉⲣⲟⲥ ⲛ̀ⲥⲉϯ ⲃ︦ ⲙ̀ⲡⲓⲇⲓⲁ̀ⲕⲟⲛⲟⲥ ⲛⲓⲕⲉⲭⲱⲟⲩⲛⲓ ⲇⲉ ⲉ̀ⲧⲉ ⲛⲓϩⲩⲡⲟⲇⲓⲁ̀ⲕⲟⲛⲟⲥ ⲛⲉⲙ ⲛⲓⲁ̀ⲛⲁⲅ̀ⲛⲱⲥⲧⲏⲥ ⲛⲉⲙ ⲛⲓⲯⲁⲗⲧⲏⲥ ⲛⲉⲙ ⲛⲓⲇⲓⲁ̀ⲕⲟⲛⲟⲥ ⲛ̀ⲥ̀ϩⲓⲙⲓ ⲛ̀ⲥⲉϯ ⲛⲱⲟⲩ ⲛ̀ⲟⲩⲁⲓ ⲫⲁⲓ ⲅⲁⲣ ⲡⲉⲑⲛⲁⲛⲉϥ ⲟⲩⲟϩ ⲉⲧϣⲏⲡ ⲙ̀ⲡⲉⲙ̀ⲑⲟ ⲉ̀ⲃⲟⲗ ⲙ̀ⲫϯ ⲉⲑⲣⲟⲩⲧⲁⲓⲟ̀ ⲙ̀ⲡⲓⲟⲩⲁⲓ ⲡⲓⲟⲩⲁⲓ ⲕⲁⲧⲁ ⲡⲉϥⲁⲝⲓⲱ̀ⲙⲁ.</w:t>
-      </w:r>
-    </w:p>
-    <w:p>
-      <w:pPr>
-        <w:spacing w:before="120"/>
-        <w:jc w:val="both"/>
-        <w:rPr>
-          <w:rFonts w:ascii="Antinoou" w:eastAsia="Antinoou" w:hAnsi="Antinoou"/>
-          <w:bCs/>
-          <w:noProof/>
-          <w:color w:val="7030A0"/>
-          <w:sz w:val="26"/>
-          <w:szCs w:val="26"/>
-          <w:lang w:eastAsia="en-GB" w:bidi="he-IL"/>
-        </w:rPr>
-      </w:pPr>
-      <w:r>
-        <w:rPr>
-          <w:rFonts w:ascii="Antinoou" w:eastAsia="Antinoou" w:hAnsi="Antinoou"/>
-          <w:bCs/>
-          <w:noProof/>
-          <w:color w:val="7030A0"/>
-          <w:sz w:val="26"/>
-          <w:szCs w:val="26"/>
-          <w:lang w:eastAsia="en-GB" w:bidi="he-IL"/>
-        </w:rPr>
-        <w:t>ϯⲉⲕⲕ̀ⲗⲏⲥⲓⲁ̀ ⲟⲩⲙⲁ ⲛ̀ϯⲥ̀ⲃⲱ ⲁⲛ ⲧⲉ ϧⲉⲛ ⲟⲩϣ̀ⲑⲟⲣⲧⲉⲣ ⲁⲗⲗⲁ ϧⲉⲛ ⲟⲩⲧⲁⲝⲓⲥ ⲉ̀ⲛⲁⲛⲉϥ.</w:t>
-      </w:r>
-    </w:p>
-    <w:p>
-      <w:pPr>
-        <w:spacing w:before="120"/>
-        <w:jc w:val="both"/>
-        <w:rPr>
-          <w:rFonts w:ascii="Antinoou" w:eastAsia="Antinoou" w:hAnsi="Antinoou"/>
-          <w:bCs/>
-          <w:noProof/>
-          <w:color w:val="7030A0"/>
-          <w:sz w:val="26"/>
-          <w:szCs w:val="26"/>
-          <w:lang w:eastAsia="en-GB" w:bidi="he-IL"/>
-        </w:rPr>
-      </w:pPr>
-      <w:r>
-        <w:rPr>
-          <w:rFonts w:ascii="Antinoou" w:eastAsia="Antinoou" w:hAnsi="Antinoou"/>
-          <w:bCs/>
-          <w:noProof/>
-          <w:color w:val="7030A0"/>
-          <w:sz w:val="26"/>
-          <w:szCs w:val="26"/>
-          <w:lang w:eastAsia="en-GB" w:bidi="he-IL"/>
-        </w:rPr>
-        <w:t>ⲡⲓⲥⲧⲟⲥ ⲇⲉ ⲛⲓⲃⲉⲛ ⲓⲉ ⲡⲓⲥⲧⲏⲥ ⲁⲩϣⲁⲛⲧⲱⲟⲩⲛⲟⲩ ⲛ̀ϣⲱⲣⲡ ϩⲁ ⲡⲓϩⲩⲛⲓⲙ ⲙ̀ⲡⲁⲧⲟⲩⲉⲣ ϩ̀ⲗⲓ ⲛ̀ϩⲱⲃ ⲙⲁⲣⲟⲩⲓⲁ ⲧⲟⲧⲟⲩ ⲛ̀ⲥⲉϣ̀ⲗⲏⲗ ⲉ̀ⲣⲉϣⲁⲛ ⲧ̀ⲕⲁⲑⲏⲕⲉⲥⲓⲥ ⲇⲉ ⲙ̀ⲡ̀ⲥⲁϫⲓ ϣⲱⲡⲓ ⲙⲁⲣⲟⲩⲥⲱⲧⲡ ⲙ̀ⲡ̀ⲥⲁϫⲓ ⲛ̀ϯⲙⲉⲧⲉⲩⲥⲉⲃⲏⲥ ⲛⲱⲟⲩ ⲛ̀ϩⲟⲩⲟ̀̀ⲉ̀ϩⲱⲃⲛⲓⲃⲉⲛ.</w:t>
-      </w:r>
-    </w:p>
-    <w:p>
-      <w:pPr>
-        <w:spacing w:before="120"/>
-        <w:jc w:val="both"/>
-        <w:rPr>
-          <w:rFonts w:ascii="Antinoou" w:eastAsia="Antinoou" w:hAnsi="Antinoou"/>
-          <w:bCs/>
-          <w:noProof/>
-          <w:color w:val="7030A0"/>
-          <w:sz w:val="26"/>
-          <w:szCs w:val="26"/>
-          <w:lang w:eastAsia="en-GB" w:bidi="he-IL"/>
-        </w:rPr>
-      </w:pPr>
-      <w:r>
-        <w:rPr>
-          <w:rFonts w:ascii="Antinoou" w:eastAsia="Antinoou" w:hAnsi="Antinoou"/>
-          <w:bCs/>
-          <w:noProof/>
-          <w:color w:val="7030A0"/>
-          <w:sz w:val="26"/>
-          <w:szCs w:val="26"/>
-          <w:lang w:eastAsia="en-GB" w:bidi="he-IL"/>
-        </w:rPr>
-        <w:t>ⲡⲓⲥⲧⲟⲥ ⲇⲉ ⲛⲓⲃⲉⲛ ⲓⲉ ⲡⲓⲥⲧⲏ ⲙⲁⲣⲟⲩⲉⲣⲡ̀ⲣⲟⲥⲉⲩⲭⲏ ⲛ̀ϫⲉ ⲛⲟⲩⲉ̀ⲃⲓⲁⲓⲕ ϧⲉⲛ ⲟⲩⲙⲉⲧⲣⲉⲙⲣⲁⲩϣ ⲕⲁⲧⲁⲫ̀ⲣⲏϯ ⲉ̀ⲧⲁⲛⲟⲩⲁϩⲥⲁϩⲛⲓ ⲙ̀ⲙⲟⲥ ⲛⲱⲧⲉⲛ ϩⲓ ⲫⲁϩⲟⲩ ⲟⲩⲟϩ ⲁⲛϯⲥ̀ⲃⲱ ⲛⲱⲟⲩ ⲙ̀ⲡⲁⲓⲣⲏϯ ϧⲉⲛ ⲛⲓⲉ̀ⲡⲓⲥⲧⲟⲗⲏ.</w:t>
-      </w:r>
-    </w:p>
-    <w:p>
-      <w:pPr>
-        <w:spacing w:before="120"/>
-        <w:jc w:val="both"/>
-        <w:rPr>
-          <w:rFonts w:ascii="Antinoou" w:eastAsia="Antinoou" w:hAnsi="Antinoou"/>
-          <w:bCs/>
-          <w:noProof/>
-          <w:color w:val="7030A0"/>
-          <w:sz w:val="26"/>
-          <w:szCs w:val="26"/>
-          <w:lang w:eastAsia="en-GB" w:bidi="he-IL"/>
-        </w:rPr>
-      </w:pPr>
-      <w:r>
-        <w:rPr>
-          <w:rFonts w:ascii="Antinoou" w:eastAsia="Antinoou" w:hAnsi="Antinoou"/>
-          <w:bCs/>
-          <w:noProof/>
-          <w:color w:val="7030A0"/>
-          <w:sz w:val="26"/>
-          <w:szCs w:val="26"/>
-          <w:lang w:eastAsia="en-GB" w:bidi="he-IL"/>
-        </w:rPr>
-        <w:t>ⲙⲁⲣⲉ ⲛⲓⲉ̀ⲃⲓⲁⲓⲕ ⲉⲣ ⲉ︦ ⲛ̀ⲉ̀ϩⲟⲟⲩ ⲉⲩⲉⲣϩⲱⲃ ⲡⲓⲥⲁⲃⲃⲁⲧⲟⲛ ⲇⲉ ⲛⲉⲙ ϯⲕⲩⲣⲓⲁ̀ⲕⲏ ⲙⲁⲣⲟⲩⲥ̀ⲣⲟϥⲧ ⲉ̀ϯⲉⲕⲕ̀ⲗⲏⲥⲓⲁ̀ ⲉⲑⲣⲟⲩϭⲓⲥⲃⲱ ⲉ̀ⲑ̀ⲙⲉⲧⲉⲩⲥⲉⲃⲏⲥ ⲛ̀ϯⲙⲉⲧⲣⲉϥϣⲉⲙϣⲉ ⲛⲟⲩϯ.</w:t>
-      </w:r>
-    </w:p>
-    <w:p>
-      <w:pPr>
-        <w:spacing w:before="120"/>
-        <w:jc w:val="both"/>
-        <w:rPr>
-          <w:rFonts w:ascii="Antinoou" w:eastAsia="Antinoou" w:hAnsi="Antinoou"/>
-          <w:bCs/>
-          <w:noProof/>
-          <w:color w:val="7030A0"/>
-          <w:sz w:val="26"/>
-          <w:szCs w:val="26"/>
-          <w:lang w:eastAsia="en-GB" w:bidi="he-IL"/>
-        </w:rPr>
-      </w:pPr>
-      <w:r>
-        <w:rPr>
-          <w:rFonts w:ascii="Antinoou" w:eastAsia="Antinoou" w:hAnsi="Antinoou"/>
-          <w:bCs/>
-          <w:noProof/>
-          <w:color w:val="7030A0"/>
-          <w:sz w:val="26"/>
-          <w:szCs w:val="26"/>
-          <w:lang w:eastAsia="en-GB" w:bidi="he-IL"/>
-        </w:rPr>
-        <w:t xml:space="preserve">ⲡ̀ⲥⲁⲃⲃⲁⲧⲟⲛ ⲇⲉ ⲙⲉⲛ ϫⲉ ⲁ̀ ⲡⲟ︦ⲥ︦ ⲉⲙⲧⲟⲛ ⲙ̀ⲙⲟϥ ⲛ̀ϧⲏⲧϥ ⲉ̀ⲃⲟⲗϧⲉⲛ ⲡ̀ⲥⲱⲛⲧ ⲧⲏⲣϥ ⲉ̀ⲧⲁϥϫⲱⲕϥ ⲉ̀ⲃⲟⲗ ϯⲕⲩⲣⲓⲁ̀ⲕⲏ ⲇⲉ ϫⲉ ⲡ̀ⲉ̀ϩⲟⲟⲩ ⲛ̀ϯⲁ̀ⲛⲁⲥⲧⲁⲥⲓⲥ ⲛ̀ⲧⲉ ⲡⲟ︦ⲥ︦ ⲡⲉ ⲙ̀ⲡⲉⲣⲑ̀ⲣⲟⲩⲉⲣϩⲱⲃ ⲇⲉ ⲟⲛ ⲛ̀ϯⲉⲃⲇⲱⲙⲁⲥ ⲛ̀ⲧⲉ ⲡⲓⲛⲓϣϯ ⲡⲓⲡⲁⲥⲭⲁ ⲛⲉⲙ ⲑⲏⲉⲑⲛⲏⲟⲩ ⲙⲉⲛⲉⲛⲥⲱⲥ ⲉ̀ⲧⲉ ⲡ̀ϣⲁⲓ ⲡⲉ ϯⲟⲩⲓ ⲙⲉⲛ ϫⲉ ⲉ̀ⲧⲁⲩⲥ̀ⲧⲁⲩⲣⲱⲛⲓⲛ </w:t>
+        <w:spacing w:before="120"/>
+        <w:jc w:val="center"/>
+        <w:rPr>
+          <w:rFonts w:ascii="Antinoou" w:eastAsia="Antinoou" w:hAnsi="Antinoou" w:cs="Gentium"/>
+          <w:b/>
+          <w:bCs/>
+          <w:noProof/>
+          <w:sz w:val="32"/>
+          <w:szCs w:val="32"/>
+          <w:u w:color="00B050"/>
+          <w:lang w:eastAsia="en-GB" w:bidi="he-IL"/>
+        </w:rPr>
+      </w:pPr>
+      <w:r>
+        <w:rPr>
+          <w:rFonts w:ascii="Antinoou" w:eastAsia="Antinoou" w:hAnsi="Antinoou" w:cs="Gentium"/>
+          <w:b/>
+          <w:bCs/>
+          <w:noProof/>
+          <w:sz w:val="32"/>
+          <w:szCs w:val="32"/>
+          <w:u w:color="00B050"/>
+          <w:lang w:eastAsia="en-GB" w:bidi="he-IL"/>
+        </w:rPr>
+        <w:t>ⲟ︦ⲋ︦.</w:t>
+      </w:r>
+    </w:p>
+    <w:p>
+      <w:pPr>
+        <w:keepNext/>
+        <w:jc w:val="center"/>
+        <w:rPr>
+          <w:rFonts w:ascii="Antinoou" w:eastAsia="Antinoou" w:hAnsi="Antinoou"/>
+          <w:bCs/>
+          <w:noProof/>
+          <w:color w:val="7030A0"/>
+          <w:sz w:val="26"/>
+          <w:szCs w:val="26"/>
+          <w:lang w:eastAsia="en-GB" w:bidi="he-IL"/>
+        </w:rPr>
+      </w:pPr>
+      <w:r>
+        <w:rPr>
+          <w:rFonts w:ascii="Antinoou" w:eastAsia="Antinoou" w:hAnsi="Antinoou"/>
+          <w:bCs/>
+          <w:noProof/>
+          <w:color w:val="7030A0"/>
+          <w:sz w:val="26"/>
+          <w:szCs w:val="26"/>
+          <w:lang w:eastAsia="en-GB" w:bidi="he-IL"/>
+        </w:rPr>
+        <w:t>ⲉⲑⲃⲉ ϫⲉ ⲁϣ ⲛⲉ ⲛⲓⲉ̀ϩⲟⲟⲩ ⲉⲧⲥ̀ϣⲉ ⲉⲁ̀ⲓⲧⲟⲩ ⲉⲑⲃⲉ ⲛⲏⲉ̀ⲧⲁⲩⲉⲛⲕⲟⲧ.</w:t>
+      </w:r>
+    </w:p>
+    <w:p>
+      <w:pPr>
+        <w:spacing w:before="100"/>
+        <w:jc w:val="both"/>
+        <w:rPr>
+          <w:rFonts w:ascii="Antinoou" w:eastAsia="Antinoou" w:hAnsi="Antinoou"/>
+          <w:bCs/>
+          <w:noProof/>
+          <w:color w:val="7030A0"/>
+          <w:sz w:val="26"/>
+          <w:szCs w:val="26"/>
+          <w:lang w:eastAsia="en-GB" w:bidi="he-IL"/>
+        </w:rPr>
+      </w:pPr>
+      <w:r>
+        <w:rPr>
+          <w:rFonts w:ascii="Antinoou" w:eastAsia="Antinoou" w:hAnsi="Antinoou"/>
+          <w:bCs/>
+          <w:noProof/>
+          <w:color w:val="7030A0"/>
+          <w:sz w:val="26"/>
+          <w:szCs w:val="26"/>
+          <w:lang w:eastAsia="en-GB" w:bidi="he-IL"/>
+        </w:rPr>
+        <w:t>ⲙⲁⲣⲟⲩⲉⲣ ⲡ̀ⲅ︦ ⲛ̀ⲛⲏⲉ̀ⲧ ⲁⲩⲉⲛⲕⲟⲧ ϧⲉⲛ ϩⲁⲛⲯⲁⲗⲙⲟⲥ ⲛⲉⲙ ϩⲁⲛϣ̀ⲗⲏⲗ ⲉⲑⲃⲉ ⲫⲏⲉ̀ⲧⲁϥⲧⲱⲛϥ ⲉ̀ⲃⲟⲗϧⲉⲛ ⲛⲏⲉⲑⲙⲱⲟⲩⲧ ⲙⲉⲛⲉⲛⲥⲁ ⲅ̀ ⲛ̀ⲉ̀ϩⲟⲟⲩ.</w:t>
+      </w:r>
+    </w:p>
+    <w:p>
+      <w:pPr>
+        <w:spacing w:before="100"/>
+        <w:jc w:val="both"/>
+        <w:rPr>
+          <w:rFonts w:ascii="Antinoou" w:eastAsia="Antinoou" w:hAnsi="Antinoou"/>
+          <w:bCs/>
+          <w:noProof/>
+          <w:color w:val="7030A0"/>
+          <w:sz w:val="26"/>
+          <w:szCs w:val="26"/>
+          <w:lang w:eastAsia="en-GB" w:bidi="he-IL"/>
+        </w:rPr>
+      </w:pPr>
+      <w:r>
+        <w:rPr>
+          <w:rFonts w:ascii="Antinoou" w:eastAsia="Antinoou" w:hAnsi="Antinoou"/>
+          <w:bCs/>
+          <w:noProof/>
+          <w:color w:val="7030A0"/>
+          <w:sz w:val="26"/>
+          <w:szCs w:val="26"/>
+          <w:lang w:eastAsia="en-GB" w:bidi="he-IL"/>
+        </w:rPr>
+        <w:t>ⲟⲩⲟϩ ⲙⲁⲣⲟⲩⲉⲣ ⲡⲟⲩⲍ︦ ⲉⲩⲉⲣⲫ̀ⲙⲉⲩⲓ̀ ⲛ̀ⲛⲏⲉⲧⲟⲛϧ ⲛⲉⲙ ⲛⲏⲉ̀ⲧⲁⲩⲉⲛⲕⲟⲧ.</w:t>
+      </w:r>
+    </w:p>
+    <w:p>
+      <w:pPr>
+        <w:spacing w:before="100"/>
+        <w:jc w:val="both"/>
+        <w:rPr>
+          <w:rFonts w:ascii="Antinoou" w:eastAsia="Antinoou" w:hAnsi="Antinoou"/>
+          <w:bCs/>
+          <w:noProof/>
+          <w:color w:val="7030A0"/>
+          <w:sz w:val="26"/>
+          <w:szCs w:val="26"/>
+          <w:lang w:eastAsia="en-GB" w:bidi="he-IL"/>
+        </w:rPr>
+      </w:pPr>
+      <w:r>
+        <w:rPr>
+          <w:rFonts w:ascii="Antinoou" w:eastAsia="Antinoou" w:hAnsi="Antinoou"/>
+          <w:bCs/>
+          <w:noProof/>
+          <w:color w:val="7030A0"/>
+          <w:sz w:val="26"/>
+          <w:szCs w:val="26"/>
+          <w:lang w:eastAsia="en-GB" w:bidi="he-IL"/>
+        </w:rPr>
+        <w:t>ⲙⲁⲣⲟⲩⲓ̀ⲣⲓ ⲇⲉ ⲟⲛ ⲙ̀ⲡⲟⲩⲁ̀ⲃⲟⲧ ⲙ̀ⲡ̀ⲧⲩⲡⲟⲥ ⲛ̀ⲛⲓⲁⲣⲭⲉⲟⲥ ⲑⲁⲓ ⲅⲁⲣ ⲧⲉ ⲙ̀ⲫ̀ⲣⲏϯ ⲉ̀ⲧ ⲁ ⲡⲓⲗⲁⲟⲥ ⲉⲣϩⲃⲓ ⲉ̀ⲙⲱⲩ̀ⲥⲏⲥ.</w:t>
+      </w:r>
+    </w:p>
+    <w:p>
+      <w:pPr>
+        <w:spacing w:before="100"/>
+        <w:jc w:val="both"/>
+        <w:rPr>
+          <w:rFonts w:ascii="Antinoou" w:eastAsia="Antinoou" w:hAnsi="Antinoou"/>
+          <w:bCs/>
+          <w:noProof/>
+          <w:color w:val="7030A0"/>
+          <w:sz w:val="26"/>
+          <w:szCs w:val="26"/>
+          <w:lang w:eastAsia="en-GB" w:bidi="he-IL"/>
+        </w:rPr>
+      </w:pPr>
+      <w:r>
+        <w:rPr>
+          <w:rFonts w:ascii="Antinoou" w:eastAsia="Antinoou" w:hAnsi="Antinoou"/>
+          <w:bCs/>
+          <w:noProof/>
+          <w:color w:val="7030A0"/>
+          <w:sz w:val="26"/>
+          <w:szCs w:val="26"/>
+          <w:lang w:eastAsia="en-GB" w:bidi="he-IL"/>
+        </w:rPr>
+        <w:t>ⲟⲩⲟϩ ⲙⲁⲣⲟⲩⲓ̀ⲣⲓ ⲛ̀ⲧⲟⲩⲣⲟⲙⲡⲓ ⲉ̀ⲡ̀ⲙⲏⲓⲛⲓ ⲙ̀ⲡⲟⲩⲉⲣⲫ̀ⲙⲉⲩⲓ̀ ⲉⲩϯ ⲛ̀ⲛⲓϩⲏⲕⲓ ⲉ̀ⲃⲟⲗϧⲉⲛ ⲛⲓⲡⲁⲣⲭⲟⲛⲧⲁ ⲙ̀ⲫⲏⲉ̀ⲧⲁϥⲙⲟⲩ ⲉⲩⲉⲣⲫ̀ⲙⲉⲩⲓ̀ ⲛⲁϥ.</w:t>
+      </w:r>
+    </w:p>
+    <w:p>
+      <w:pPr>
+        <w:spacing w:before="100"/>
+        <w:jc w:val="both"/>
+        <w:rPr>
+          <w:rFonts w:ascii="Antinoou" w:eastAsia="Antinoou" w:hAnsi="Antinoou"/>
+          <w:bCs/>
+          <w:noProof/>
+          <w:color w:val="7030A0"/>
+          <w:sz w:val="26"/>
+          <w:szCs w:val="26"/>
+          <w:lang w:eastAsia="en-GB" w:bidi="he-IL"/>
+        </w:rPr>
+      </w:pPr>
+      <w:r>
+        <w:rPr>
+          <w:rFonts w:ascii="Antinoou" w:eastAsia="Antinoou" w:hAnsi="Antinoou"/>
+          <w:bCs/>
+          <w:noProof/>
+          <w:color w:val="7030A0"/>
+          <w:sz w:val="26"/>
+          <w:szCs w:val="26"/>
+          <w:lang w:eastAsia="en-GB" w:bidi="he-IL"/>
+        </w:rPr>
+        <w:t>ⲛⲁⲓ ⲇⲉ ⲉⲛϫⲱⲙ̀ⲙⲱⲟⲩ ⲉⲑⲃⲉ ⲛⲓⲣⲉϥϣⲉⲙϣⲉ ⲛⲟⲩϯ ⲙ̀ⲙⲁⲩⲁ̀ⲧⲟⲩ ⲉⲑⲃⲉ ⲛⲓⲁ̀ⲥⲉⲃⲏⲥ ⲇⲉ ⲕⲁⲛ ⲁⲕϣⲁⲛϯ ⲛ̀ⲉⲛⲭⲁⲓⲛⲓⲃⲉⲛ ⲉⲧ ϧⲉⲛ ⲡⲓⲕⲟⲥⲙⲟⲥ ϧⲁⲣⲱⲟⲩ ⲛ̀ⲛⲓϩⲏⲕⲓ ⲛⲁⲕⲛⲁⲱ̀ⲫⲉⲗⲓⲁ̀ ⲙ̀ⲙⲱⲟⲩ ⲁⲛ ⲛ̀ϩ̀ⲗⲓ ⲛⲏⲉⲧⲉ̀ⲣⲉ ⲫϯ ⲅⲁⲣ ⲟⲓ ⲛ̀ϫⲁϫⲓ ⲉ̀ⲣⲱⲟⲩ ϧⲉⲛ ⲡⲁⲓ ⲕⲟⲥⲙⲟⲥ ϥ̀ⲛⲁⲭⲱ ⲟⲛ ⲉϥⲟⲓ ⲛ̀ϫⲁϫⲓ ⲉ̀ⲣⲱⲟⲩ ⲙⲉⲛⲉⲛⲥⲁ ⲑ̀ⲣⲟⲩⲓ̀ ⲉ̀ⲃⲟⲗϧⲉⲛ ⲡⲁⲓ ⲕⲟⲥⲙⲟⲥ ⲙ̀ⲙⲟⲛ ϭⲓⲛ̀ϫⲟⲛⲥ ⲅⲁⲣ ⲛ̀̀ϧⲏⲧϥ ⲟⲩⲇⲓⲕⲉⲟⲥ ⲡⲉ ⲡⲟ︦ⲥ︦ ⲁϥⲙⲉⲛⲣⲉ ⲧ̀ⲇⲓⲕⲉⲟ̀ⲥⲩⲛⲏ ⲟⲩⲟϩ ⲟⲛ ϫⲉ ⲓⲥ ⲡⲓⲣⲱⲙⲓ ⲛⲉⲙ ⲡⲉϥϩⲱⲃ.</w:t>
+      </w:r>
+    </w:p>
+    <w:p>
+      <w:pPr>
+        <w:spacing w:before="100"/>
+        <w:jc w:val="both"/>
+        <w:rPr>
+          <w:rFonts w:ascii="Antinoou" w:eastAsia="Antinoou" w:hAnsi="Antinoou"/>
+          <w:bCs/>
+          <w:noProof/>
+          <w:color w:val="7030A0"/>
+          <w:sz w:val="26"/>
+          <w:szCs w:val="26"/>
+          <w:lang w:eastAsia="en-GB" w:bidi="he-IL"/>
+        </w:rPr>
+      </w:pPr>
+      <w:r>
+        <w:rPr>
+          <w:rFonts w:ascii="Antinoou" w:eastAsia="Antinoou" w:hAnsi="Antinoou"/>
+          <w:bCs/>
+          <w:noProof/>
+          <w:color w:val="7030A0"/>
+          <w:sz w:val="26"/>
+          <w:szCs w:val="26"/>
+          <w:lang w:eastAsia="en-GB" w:bidi="he-IL"/>
+        </w:rPr>
+        <w:t>ⲉⲩϣⲁⲛⲑⲁϩⲉⲙ ⲑⲏⲛⲟⲩ ⲇⲉ ϧⲉⲛ ⲛⲟⲩⲉ̀ϩⲟⲟⲩ ⲟⲩⲱⲙ ϧⲉⲛ ⲟⲩⲥⲉⲙⲛⲓ ⲛⲉⲙ ⲟⲩϩⲟϯ ⲛ̀ⲧⲉ ⲫϯ ⲅⲱⲥ ⲉ̀ⲟⲩⲟⲛϣ̀ϫⲟⲙ ⲙ̀ⲙⲱⲧⲉⲛ ⲉ̀ⲉⲣⲡ̀ⲣⲉⲥⲃⲉⲩⲓⲛ ϩⲁ ⲛⲏⲉ̀ⲧⲁⲩⲓ̀ ⲉ̀ⲃⲟⲗϧⲉⲛ ⲡⲁⲓ ⲕⲟⲥⲙⲟⲥ ⲉ̀ⲧⲉⲧⲉⲛⲟⲓ ⲙ̀ⲡ̀ⲣⲉⲥⲃⲩⲧⲉⲣⲟⲥ ϩⲓ ⲇⲓⲁ̀ⲕⲟⲛⲟⲥ ⲙ̀ⲡⲭ︦ⲥ︦.</w:t>
+      </w:r>
+    </w:p>
+    <w:p>
+      <w:pPr>
+        <w:spacing w:before="100"/>
+        <w:jc w:val="both"/>
+        <w:rPr>
+          <w:rFonts w:ascii="Antinoou" w:eastAsia="Antinoou" w:hAnsi="Antinoou"/>
+          <w:bCs/>
+          <w:noProof/>
+          <w:color w:val="7030A0"/>
+          <w:sz w:val="26"/>
+          <w:szCs w:val="26"/>
+          <w:lang w:eastAsia="en-GB" w:bidi="he-IL"/>
+        </w:rPr>
+      </w:pPr>
+      <w:r>
+        <w:rPr>
+          <w:rFonts w:ascii="Antinoou" w:eastAsia="Antinoou" w:hAnsi="Antinoou"/>
+          <w:bCs/>
+          <w:noProof/>
+          <w:color w:val="7030A0"/>
+          <w:sz w:val="26"/>
+          <w:szCs w:val="26"/>
+          <w:lang w:eastAsia="en-GB" w:bidi="he-IL"/>
+        </w:rPr>
+        <w:t xml:space="preserve">ⲧⲉⲧⲉⲛⲉⲙⲡ̀ϣⲁ ⲟⲩⲛ ⲉ̀ⲛⲓⲙⲫⲓⲛ ⲛ̀ⲥⲏⲟⲩⲛⲓⲃⲉⲛ ϧⲁⲣⲱⲧⲉⲛ ⲙ̀ⲙⲁⲩⲁ̀ⲧⲉⲛ ⲑⲏⲛⲟⲩ ⲛⲉⲙ ϩⲁⲛⲕⲉⲭⲱⲟⲩⲛⲓ ϫⲉⲕⲁⲥ ⲉ̀ⲧⲉⲧⲉⲛϣ̀ϫⲉⲙϫⲟⲙ ⲉ̀ϯⲥ̀ⲃⲱ ⲛ̀ⲛⲁⲓ ⲁⲧⲥ̀ⲃⲱ ⲥ̀ϫⲱ ⲅⲁⲣ ⲙ̀ⲙⲟⲥ ⲛ̀ϫⲉ ϯⲅ̀ⲣⲁⲫⲏ ϫⲉ ϩⲁⲛⲣⲉϥϫⲱⲛⲧ ⲛⲉ ⲛⲁⲓ ⲛⲓϣϯ ⲙ̀ⲡⲉⲣⲑ̀ⲣⲟⲩⲥⲉ ϩⲣⲡ ⲙⲏⲡⲟⲧⲉ ⲛ̀ⲥⲉⲥⲱ ⲛ̀ⲇⲉⲉⲣⲡⲱⲃϣ ⲛ̀ϯⲥⲟⲫⲓⲁ̀ ⲟⲩⲟϩ </w:t>
       </w:r>
       <w:r>
         <w:rPr>
@@ -11523,143 +11987,7 @@
           <w:lang w:eastAsia="en-GB" w:bidi="he-IL"/>
         </w:rPr>
         <w:lastRenderedPageBreak/>
-        <w:t>ⲙ̀ⲡⲟ︦ⲥ︦ ⲛ̀ϧⲏⲧⲥ ϯⲕⲉⲟⲩⲓ̀ ⲇⲉ ϫⲉ ⲉ̀ⲧⲁϥⲧⲱⲛϥ ⲉ̀ⲃⲟⲗϧⲉⲛ ⲛⲏⲉⲑⲙⲱⲟⲩⲧ ⲛ̀ϧⲏⲧⲥ ϯⲉ̀ⲭ̀ⲣⲓⲁ̀ ⲅⲁⲣ ⲧⲉ ⲉⲑⲣⲟⲩⲉ̀ⲙⲓ ϩⲓⲧⲉⲛ ϯⲥ̀ⲃⲱ ϫⲉ ⲛⲓⲙⲛⲡⲉⲧⲁϥⲙⲟⲩ ⲟⲩⲟϩ ⲁϥⲧⲱⲛϥ ⲙ̀ⲡⲉⲣⲑ̀ⲣⲟⲩⲉⲣϩⲱⲃ ⲇⲉ ⲟⲛ ⲛ̀ϯⲁ̀ⲛⲁⲗⲩⲙⲯⲓⲥ ϫⲉ ⲉ̀ⲧⲁϯⲟⲓⲕⲟⲛⲟⲙⲓⲁ̀ ⲙ̀ⲡⲟ︦ⲥ︦ ϫⲱⲕ ⲉ̀ⲃⲟⲗ ⲙ̀ⲡⲓⲉ̀ϩⲟⲟⲩ ⲉ̀ⲧⲉⲙⲙⲁⲩ ⲟⲩⲇⲉ ⲙ̀ⲡⲉⲣⲑ̀ⲣⲟⲩⲉⲣϩⲱⲃ ⲛ̀ϯⲡⲉⲛⲧⲏⲕⲟⲥⲧⲏ ⲉⲑⲃⲉ ⲧ̀ⲡⲁⲣⲟⲩⲥⲓⲁ̀ ⲙ̀ⲡⲓⲡⲛ︦ⲁ︦ ⲉ̀ⲑⲟⲩⲁⲃ ⲫⲁⲓ ⲉ̀ⲧⲁϥⲓ̀ ⲉ̀ϩ̀ⲣⲏⲓ ⲉ̀ϫⲱⲛ ⲁ̀ⲛⲟⲛ ϧⲁ ⲛⲓⲁ̀ⲡⲟⲥⲧⲟⲗⲟⲥ ⲛⲉⲙ ⲟⲩⲟⲛⲛⲓⲃⲉⲛ ⲉⲑⲛⲁϩϯ ⲉ̀ⲡⲭ︦ⲥ︦.</w:t>
-      </w:r>
-    </w:p>
-    <w:p>
-      <w:pPr>
-        <w:spacing w:before="120"/>
-        <w:jc w:val="both"/>
-        <w:rPr>
-          <w:rFonts w:ascii="Antinoou" w:eastAsia="Antinoou" w:hAnsi="Antinoou"/>
-          <w:bCs/>
-          <w:noProof/>
-          <w:color w:val="7030A0"/>
-          <w:sz w:val="26"/>
-          <w:szCs w:val="26"/>
-          <w:lang w:eastAsia="en-GB" w:bidi="he-IL"/>
-        </w:rPr>
-      </w:pPr>
-      <w:r>
-        <w:rPr>
-          <w:rFonts w:ascii="Antinoou" w:eastAsia="Antinoou" w:hAnsi="Antinoou"/>
-          <w:bCs/>
-          <w:noProof/>
-          <w:color w:val="7030A0"/>
-          <w:sz w:val="26"/>
-          <w:szCs w:val="26"/>
-          <w:lang w:eastAsia="en-GB" w:bidi="he-IL"/>
-        </w:rPr>
-        <w:t>ⲙ̀ⲡⲉⲣⲑ̀ⲣⲟⲩⲉⲣϩⲱⲃ ⲟⲛ ϧⲉⲛ ⲡ̀ⲉ̀ϩⲟⲟⲩ ⲙ̀ⲙⲓⲥⲓ ⲙ̀ⲡⲭ︦ⲥ︦ ⲉⲑⲃⲉ ϯⲭⲁⲣⲓⲥ ⲉ̀ⲧⲁⲩⲧⲏⲓⲥ ⲛ̀ⲛⲓⲣⲱⲙⲓ ⲙ̀ⲡⲓⲉ̀ϩⲟⲟⲩ ⲉ̀ⲧⲉⲙⲙⲁⲩ ϧⲉⲛ ⲟⲩⲙⲉⲧⲣⲁⲙⲁⲟ̀ ϧⲉⲛ ⲡⲓϫ̀ⲫⲟ ⲛⲁⲛ ⲙ̀ⲫϯ ⲡⲓⲗⲟⲅⲟⲥ ⲛ̀ⲧⲉ ⲫⲓⲱⲧ ⲉ̀ⲃⲟⲗϩⲓⲧⲉⲛ ϯⲑⲉⲟ̀ⲇⲟⲕⲟⲥ ⲉ̀ⲑⲟⲩⲁⲃ ⲙⲁⲣⲓⲁ̀ ϯⲡⲁⲣⲑⲉⲛⲟⲥ ⲉ̀ⲡ̀ⲟⲩϫⲁⲓ ⲙ̀ⲡ̀ⲅⲉⲛⲟⲥ ⲧⲏⲣϥ ⲛ̀ⲛⲓⲣⲱⲙⲓ ⲙ̀ⲡⲉⲣⲑⲣⲟⲩⲉⲣϩⲱⲃ ⲇⲉ ⲟⲛ ϧⲉⲛ ⲡ̀ϣⲁⲓ ⲙ̀ⲡⲓϫⲱⲕⲉⲙ ⲡⲓⲉ̀ϩⲟⲟⲩ ⲅⲁⲣ ⲉ̀ⲧⲉⲙⲙⲁⲩ ⲉ̀ⲧ ⲁ ϯⲙⲉⲑⲛⲟⲩϯ ⲛ̀ⲧⲉ ⲡⲭ︦ⲥ︦ ⲟⲩⲱⲛϩ ⲉ̀ⲃⲟⲗ ⲁ̀ ⲫⲓⲱⲧ ⲉⲣⲙⲉⲑⲣⲉ ϧⲁⲣⲟϥ ϩⲓϫⲉⲛ ⲡⲓⲃⲁⲡⲧⲓⲥⲙⲁ ⲟⲩⲟϩ ⲁ̀ⲡⲓⲡⲛ︦ⲁ︦ ⲉ̀ⲑⲟⲩⲁⲃ ⲓ̀ ⲉ̀ϩ̀ⲣⲏⲓ ⲉ̀ϫⲱϥ ϧⲉⲛ ⲟⲩⲓ̀ⲛⲓ ⲛ̀ϭ̀ⲣⲟⲙⲡⲓ ⲟⲩⲟϩ ⲁϥⲟⲩⲱⲛϩ ⲛ̀ϫⲉ ⲫⲏⲉ̀ⲧⲁⲩⲉⲣⲙⲉⲑⲣⲉ ϧⲁⲣⲟϥ ⲛ̀ⲛⲏⲉⲧⲟ̀ϩⲓ ⲉ̀ⲣⲁⲧⲟⲩ ϫⲉ ⲫⲁⲓ ⲡⲉ ⲫϯ ⲙ̀ⲙⲏⲓ ⲟⲩⲟϩ ⲡ̀ϣⲏⲣⲓ ⲙ̀ⲫϯ ϧⲉⲛ ⲟⲩⲙⲉⲑⲙⲏⲓ ⲙ̀ⲡⲉⲣⲑ̀ⲣⲟⲩⲉⲣϩⲱⲃ ⲛ̀ⲛⲓⲉ̀ϩⲟⲟⲩ ⲛ̀ⲧⲉ ⲛⲓⲁ̀ⲡⲟⲥⲧⲟⲗⲟⲥ ⲛ̀ⲑⲱⲟⲩ ⲅⲁⲣ ⲛⲉⲙ ⲛⲏⲉⲧⲁⲩϣⲱⲡⲓ ⲛⲱⲧⲉⲛ ⲛ̀ⲣⲉϥϯⲥ̀ⲃⲱ ⲉ̀ϧⲟⲩⲛ ⲉ̀ⲡⲭ︦ⲥ︦ ⲟⲩⲟϩ ⲁⲩⲉⲣⲑⲏⲛⲟⲩ ⲛ̀ⲉⲙⲡ̀ϣⲁ ⲉⲑⲣⲉⲧⲉⲧⲉⲛϭⲓ ⲉ̀ϯⲇⲱⲣⲁ ⲉ̀ⲙ̀ⲡⲓⲡⲛ︦ⲁ︦ ⲉ̀ⲑⲟⲩⲁⲃ ⲙ̀ⲡⲉⲣⲑ̀ⲣⲟⲩⲉⲣϩⲱⲃ ⲙ̀ⲡ̀ⲉ̀ϩⲟⲟⲩ ⲛ̀ⲥ̀ⲧⲁⲫⲁⲛⲟⲥ ⲡⲓⲙⲁⲣⲧⲩⲣⲟⲥ ⲟⲩⲟϩ ⲛ̀ⲁⲣⲭⲏ ⲇⲓⲁ̀ⲕⲟⲛⲟⲥ ⲛⲉⲙ ⲛⲓⲕⲉⲙⲁⲣⲧⲩⲣⲟⲥ ⲉ̀̀ⲟⲩⲁⲃ ⲛⲁⲓ ⲉ̀ⲧⲁⲩⲙⲉⲛⲣⲉ ⲙ̀ⲡⲭ︦ⲥ︦ ⲛ̀ϩⲟⲩⲟ̀ ⲉ̀ⲡⲟⲩⲱⲛϧ ⲙ̀ⲙⲓⲛ ⲙ̀ⲙⲱⲟⲩ.</w:t>
-      </w:r>
-    </w:p>
-    <w:p>
-      <w:pPr>
-        <w:spacing w:before="120"/>
-        <w:jc w:val="both"/>
-        <w:rPr>
-          <w:rFonts w:ascii="Antinoou" w:eastAsia="Antinoou" w:hAnsi="Antinoou"/>
-          <w:bCs/>
-          <w:noProof/>
-          <w:color w:val="7030A0"/>
-          <w:sz w:val="26"/>
-          <w:szCs w:val="26"/>
-          <w:lang w:eastAsia="en-GB" w:bidi="he-IL"/>
-        </w:rPr>
-      </w:pPr>
-      <w:r>
-        <w:rPr>
-          <w:rFonts w:ascii="Antinoou" w:eastAsia="Antinoou" w:hAnsi="Antinoou"/>
-          <w:bCs/>
-          <w:noProof/>
-          <w:color w:val="7030A0"/>
-          <w:sz w:val="26"/>
-          <w:szCs w:val="26"/>
-          <w:lang w:eastAsia="en-GB" w:bidi="he-IL"/>
-        </w:rPr>
-        <w:t>ⲉ̀ⲧⲉⲧⲉⲛϣⲁⲛⲧⲱⲟⲩⲛ ⲇⲉ ⲙ̀ⲫ̀ⲛⲁⲩ ⲛ̀ϩⲁⲛⲉ̀ⲧⲟⲟⲩⲓ̀ ⲉ̀ϣ̀ⲗⲏⲗ ϣ̀ⲗⲏⲗ ⲟⲛ ⲙ̀ⲫ̀ⲛⲁⲩ ⲛ̀ⲁϫⲡ ⲅ︦ ⲛⲉⲙ ⲁϫⲡ ⲋ︦ ⲛⲉⲙ ⲁϫⲡ ⲑ︦ϯ ⲛⲉⲙ ⲣⲟⲩϩⲓ ⲛⲉⲙ ⲫ̀ⲛⲁⲩ ⲉⲧⲉⲣⲉ ⲡ̀ⲗⲉⲕⲧⲱⲣ ⲛⲁⲙⲟⲩϯ ⲫ̀ⲛⲁⲩ ⲙⲉⲛ ⲙ̀ⲡⲓⲟⲩⲱⲓⲛⲓ ϫⲉ ⲁ̀ ⲡⲟ︦ⲥ︦ ⲉⲣⲟⲩⲱⲓⲛⲓ ⲉ̀ⲣⲟⲛ ⲁϥⲑ̀ⲣⲉ ⲡⲓⲉ̀ϫⲱⲣϩ ⲥⲓⲛⲓ ⲟⲩⲟϩ ⲁϥⲓ̀ⲛⲓ ⲛⲁⲛ ϩⲱϥ ⲙ̀ⲫⲱⲟⲩⲓⲛⲓ̀ ⲙ̀ⲡⲓⲉ̀ϩⲟⲟⲩ ⲁϫⲡ ⲅ︦ ⲇⲉ ϫⲉ ⲉ̀ⲧ ⲁ ⲡⲓⲗⲁⲧⲟⲥ ϯⲁ̀ⲡⲟⲫⲁⲥⲓⲥ ⲉ̀ⲡⲟ︦ⲥ︦ ⲙ̀ⲫ̀ⲛⲁⲩ ⲉ̀ⲧⲉⲙⲙⲁⲩ ⲁ̀ϫⲡ ⲋ︦ ⲇⲉ ϫⲉ ⲉ̀ⲧⲁⲩⲥ̀ⲧⲁⲩⲣⲟⲛⲓⲛ ⲙ̀ⲡⲭ︦ⲥ︦ ⲛ̀ϯⲟⲩⲛⲟⲩ ⲉ̀ⲧⲉⲙⲙⲁⲩ ⲟⲩⲟϩ ⲉ̀ⲁⲩⲑⲟⲝϥ ⲉ̀ⲡⲉϥⲥ̀ⲫⲓⲣ ⲁϥⲓ̀ ⲉ̀ⲃⲟⲗ ⲛ̀ϫⲉ ⲟⲩⲥ̀ⲛⲟϥ ⲛⲉⲙ ⲟⲩⲙⲱⲟⲩ ⲁϫⲡ ⲑ︦ϯ ⲇⲉ ⲟⲛ ϫⲉ ⲉⲧ ⲉ̀ⲣⲉⲥ̀ⲧⲁⲩⲣⲟⲛⲓⲛ ⲙ̀ⲡⲟ︦ⲥ︦ ⲁ̀ ⲡ̀ⲕⲁϩⲓ ⲧⲏⲣϥ ⲕⲓⲙ ⲟⲩⲟϩ ⲁϥⲥ̀ⲑⲉⲣⲧⲉⲣ ⲛ̀ϧⲏⲧⲥ ⲛ̀ⲧ̀ⲧⲟⲗⲙⲏⲣⲓⲁ̀ ⲛ̀ⲛⲓⲁⲧⲛⲟⲩϯ ⲛⲓⲓⲟⲩⲇⲁⲓ ⲙ̀ⲡⲟⲩⲱϣϥⲉⲓ ⲉ̀ⲣⲱⲟⲩ ⲉⲩⲛⲁⲩ ⲉ̀ⲡⲟⲩⲟ︦ⲥ︦ ⲉⲩⲥⲱⲃⲓ ⲙ̀ⲙⲟϥ ⲣⲟⲩϩⲓ ⲇⲉ ⲉ̀ⲧⲉⲧⲉⲛⲛⲁϣⲉⲡϩ̀ⲙⲟⲧ ϫⲉ ⲁϥϯ ⲛⲱⲧⲉⲛ ⲙ̀ⲡⲓⲉ̀ϫⲱⲣϩ ⲛ̀ⲉⲙⲧⲟⲛ ϧⲉⲛ ⲛⲓϧⲓⲥⲓ ⲛ̀ⲧⲉ ⲡⲓⲉ̀ϩⲟⲟⲩ ⲙ̀ⲫ̀ⲛⲁⲩ ⲇⲉ ⲉⲧ ⲉ̀ⲣⲉ ⲡⲓⲁⲗⲉⲕⲧⲱⲣ ⲛⲁⲙⲟⲩϯ ⲉ̀ⲧⲉⲧⲉⲛⲉ̀ϣ̀ⲗⲏⲗ ϫⲉ ⲉⲩⲧⲁϩⲓⲱⲓϣ ⲛⲱⲧⲉⲛ ϧⲉⲛ ϯⲟⲩⲛⲟⲩ ⲉ̀ⲧⲉⲙⲙⲁⲩ ⲛ̀ⲧ̀ⲡⲁⲣⲟⲩⲥⲓⲁ̀ ⲙ̀ⲡⲓⲉ̀ϩⲟⲟⲩ ⲉ̀ⲧⲉⲧⲉⲛⲉ̀ϯⲙ̀ⲡⲉⲧⲉⲛⲟⲩⲟⲓ ⲉ̀ϧⲟⲩⲛ ⲉ̀ⲛⲓϩ̀ⲃⲏⲟⲩⲓ̀ ⲙ̀ⲡⲓⲟⲱⲓⲛⲓ ⲉ̀ⲧⲉⲧⲉⲛⲁⲓⲧⲟⲩ.</w:t>
-      </w:r>
-    </w:p>
-    <w:p>
-      <w:pPr>
-        <w:spacing w:before="120"/>
-        <w:jc w:val="both"/>
-        <w:rPr>
-          <w:rFonts w:ascii="Antinoou" w:eastAsia="Antinoou" w:hAnsi="Antinoou"/>
-          <w:bCs/>
-          <w:noProof/>
-          <w:color w:val="7030A0"/>
-          <w:sz w:val="26"/>
-          <w:szCs w:val="26"/>
-          <w:lang w:eastAsia="en-GB" w:bidi="he-IL"/>
-        </w:rPr>
-      </w:pPr>
-      <w:r>
-        <w:rPr>
-          <w:rFonts w:ascii="Antinoou" w:eastAsia="Antinoou" w:hAnsi="Antinoou"/>
-          <w:bCs/>
-          <w:noProof/>
-          <w:color w:val="7030A0"/>
-          <w:sz w:val="26"/>
-          <w:szCs w:val="26"/>
-          <w:lang w:eastAsia="en-GB" w:bidi="he-IL"/>
-        </w:rPr>
-        <w:t>ⲉ̀ϣⲱⲡ ⲙ̀ⲙⲟⲛϣ̀ϫⲟⲙ ⲉⲑⲣⲉⲧⲉⲧⲉⲛϣⲉⲛⲱⲧⲉⲛ ⲉ̀ϧⲟⲩⲛ ⲉ̀ϯⲉⲕⲕ̀ⲗⲏⲥⲓⲁ̀ ⲉⲑⲃⲉ ⲛⲏⲁⲑⲛⲁϩϯ ⲛ̀ⲑⲟⲕ ⲇⲉ ⲱ̀ ⲡⲓⲉ̀ⲡⲓⲥⲕⲟⲡⲟⲥ ⲉⲕⲛⲁⲓ̀ⲣⲓ ⲛ̀ϯⲥⲩⲛⲁⲝⲓⲥ ϧⲉⲛ ⲡⲉⲕⲏⲓ ϫⲉⲕⲁⲥ ⲛ̀ⲛⲉ ⲛⲓⲣⲉϥϣⲉⲙϣⲉ ⲛⲟⲩϯ ⲑⲱⲟⲩϯ ⲉ̀ϧⲟⲩⲛ ⲛⲉⲙ ⲛⲓⲁ̀ⲥⲉⲃⲏⲥ.</w:t>
-      </w:r>
-    </w:p>
-    <w:p>
-      <w:pPr>
-        <w:spacing w:before="120"/>
-        <w:jc w:val="both"/>
-        <w:rPr>
-          <w:rFonts w:ascii="Antinoou" w:eastAsia="Antinoou" w:hAnsi="Antinoou"/>
-          <w:bCs/>
-          <w:noProof/>
-          <w:color w:val="7030A0"/>
-          <w:sz w:val="26"/>
-          <w:szCs w:val="26"/>
-          <w:lang w:eastAsia="en-GB" w:bidi="he-IL"/>
-        </w:rPr>
-      </w:pPr>
-      <w:r>
-        <w:rPr>
-          <w:rFonts w:ascii="Antinoou" w:eastAsia="Antinoou" w:hAnsi="Antinoou"/>
-          <w:bCs/>
-          <w:noProof/>
-          <w:color w:val="7030A0"/>
-          <w:sz w:val="26"/>
-          <w:szCs w:val="26"/>
-          <w:lang w:eastAsia="en-GB" w:bidi="he-IL"/>
-        </w:rPr>
-        <w:t>ⲡ̀ⲧⲟⲡⲟⲥ ⲅⲁⲣ ⲁⲛ ⲡⲉⲧⲧⲟⲩⲃⲟ ⲙ̀ⲡⲓⲣⲱⲙⲓ ⲁⲗⲗⲁ ⲫ̀ⲣⲱⲙⲓ ⲡⲉⲧⲧⲟⲩⲃⲟ ⲙ̀ⲡ̀ⲧⲟⲡⲟⲥ ⲉ̀ϣⲱⲡ ⲁ̀ⲣⲉϣⲁⲛ ⲛⲓⲁ̀ⲥⲉⲃⲏⲥ ⲁ̀ⲙⲁϩⲧⲉ ⲉ̀ϫⲉⲛ ⲡ̀ⲧⲟⲡⲟⲥ ⲫⲱⲧ ⲉ̀ⲃⲟⲗ ⲙ̀ⲙⲟϥ ⲉⲑⲃⲉ ϫⲉ ⲁⲩϭⲁϧⲙⲉϥ ⲙ̀ⲫ̀ⲣⲏϯ ⲅⲁⲣ ⲉ̀ⲧⲉϣⲁⲣⲉ ⲛⲓⲣⲱⲙⲓ ⲉ̀ⲑⲟⲩⲁⲃ ⲧⲟⲩⲃⲟ ⲙ̀ⲡ̀ⲧⲟⲡⲟⲥ ⲑⲁⲓ ⲟⲛ ⲧⲉ ⲙ̀ⲫ̀ⲣⲏϯ ⲉ̀ⲧⲉ ⲛⲏⲉ̀ⲧⲉ ⲛ̀ⲥⲉⲟⲩⲁⲃ ⲁⲛ ϭⲁϧⲙⲉϥ.</w:t>
-      </w:r>
-    </w:p>
-    <w:p>
-      <w:pPr>
-        <w:spacing w:before="120"/>
-        <w:jc w:val="both"/>
-        <w:rPr>
-          <w:rFonts w:ascii="Antinoou" w:eastAsia="Antinoou" w:hAnsi="Antinoou"/>
-          <w:bCs/>
-          <w:noProof/>
-          <w:color w:val="7030A0"/>
-          <w:sz w:val="26"/>
-          <w:szCs w:val="26"/>
-          <w:lang w:eastAsia="en-GB" w:bidi="he-IL"/>
-        </w:rPr>
-      </w:pPr>
-      <w:r>
-        <w:rPr>
-          <w:rFonts w:ascii="Antinoou" w:eastAsia="Antinoou" w:hAnsi="Antinoou"/>
-          <w:bCs/>
-          <w:noProof/>
-          <w:color w:val="7030A0"/>
-          <w:sz w:val="26"/>
-          <w:szCs w:val="26"/>
-          <w:lang w:eastAsia="en-GB" w:bidi="he-IL"/>
-        </w:rPr>
-        <w:lastRenderedPageBreak/>
-        <w:t>ⲉ̀ϣⲱⲡ ⲁϥϣⲁⲛ ⲟⲩⲁⲧϫⲟⲙ ⲡⲉ ⲉ̀ⲑⲱⲟⲩϯ ⲛⲉⲙ ⲛⲟⲩⲉ̀ⲣⲏⲟⲩ ⲓ̀ⲧⲉ ϧⲉⲛ ⲡⲓⲏⲓ ⲓ̀ⲧⲉ ϧⲉⲛ ϯⲉⲕⲕ̀ⲗⲏⲥⲓⲁ̀ ⲙⲁⲣⲉ ⲡⲓⲟⲩⲁⲓ ⲡⲓⲟⲩⲁⲓ ⲉⲣⲯⲁⲗⲓⲛ ϧⲁⲣⲓ ϧⲁⲣⲟϥ ⲙⲁⲣⲉϥⲱϣ ⲙⲁⲣⲉϥϣ̀ⲗⲏⲗ ⲓⲉ ⲙ̀ⲙⲟⲛ ⲉⲩ ⲙ̀ⲙⲁⲩ ⲛⲉⲙ ⲉⲧ ⲉ̀ⲣⲉ ⲃ︦ ⲓⲉ ⲅ︦ ⲑⲱⲟⲩϯ ⲛ̀ϧⲏⲧϥ ϧⲉⲛ ⲡⲁⲣⲁⲛ ϯϣⲟⲡ ⲛⲉⲙⲱⲟⲩ ϧⲉⲛ ⲧⲟⲩⲙⲏϯ.</w:t>
+        <w:t>ⲛ̀ⲥⲉϣ̀ⲧⲉⲙⲉ̀ϣ̀ϫⲉⲙϫⲟⲙ ⲉ̀ⲕ̀ⲣⲓⲛⲓⲛ ⲙ̀ⲡ̀ⲥⲱⲟⲩⲧⲉⲛ ⲟⲩⲕ ⲟⲩⲛ ⲇⲉ ⲙⲉⲛⲉⲛⲥⲁ ⲫϯ ⲡⲓⲡⲁⲛⲧⲟⲕⲣⲁⲧⲱⲣ ⲛⲉⲙ ⲡⲉϥⲙⲉⲛⲣⲓⲧ ⲛ̀ϣⲏⲣⲓ ⲓ︦ⲏ︦ⲥ︦ ⲡⲭ︦ⲥ︦ ⲛⲉⲙ ⲡⲓⲡⲛ︦ⲁ︦ ⲉ̀ⲑⲟⲩⲁⲃ ⲛⲓⲉ̀ⲡⲓⲥⲕⲟⲡⲟⲥ ⲛⲉⲙ ⲛⲓⲡ̀ⲣⲉⲥⲃⲩⲧⲉⲣⲟⲥ ⲛ̀ⲑⲱⲟⲩ ⲛⲉ ⲛⲓⲛⲓϣϯ ⲛ̀ϯⲉⲕⲕ̀ⲗⲏⲥⲓⲁ̀.</w:t>
       </w:r>
     </w:p>
     <w:p>
@@ -11686,23 +12014,50 @@
           <w:szCs w:val="26"/>
           <w:lang w:eastAsia="en-GB" w:bidi="he-IL"/>
         </w:rPr>
-        <w:t>ⲙ̀ⲡⲉⲣⲑⲣⲉ ⲡⲓⲥⲧⲟⲥ ϣ̀ⲗⲏⲗ ϧⲉⲛ ⲛⲓⲏⲓ ⲛ̀ⲛⲓⲕⲁⲧⲏⲭⲟⲩⲙⲉⲛⲟⲥ ⲟⲩⲇⲓⲕⲉⲟⲛ ⲅⲁⲣ ⲁⲛ ⲡⲉⲉⲑⲣⲉ ⲡⲉⲧⲕⲟⲓⲛⲱⲛⲓⲛ ⲙ̀ⲙⲩⲥⲧⲏⲣⲓⲟⲛ ϭⲟϩⲛⲉⲙ ⲛⲏⲉ̀ⲧⲉ ⲛ̀ⲥⲉⲕⲟⲓⲛⲱⲛⲓⲁ̀ ⲁⲛ ⲟⲩⲇⲉ ⲙ̀ⲡⲉⲣⲑ̀ⲣⲉϥϣⲉⲙϣⲉ ⲛⲟⲩϯ ϣ̀ⲗⲏⲗ ϧⲉⲛ ⲡⲏⲓ ⲛ̀ϩⲉⲣⲉⲧⲓⲕⲟⲥ ⲁϣ ⲅⲁⲣ ⲧⲉ ⲧ̀ⲕⲟⲓⲛⲱⲛⲓⲁ̀ ⲙ̀ⲡⲓⲟⲩⲱⲓⲛⲓ ⲛⲉⲙ ⲡⲓⲭⲁⲕⲓ ⲓⲉ ⲁϣ ⲡⲉ ⲡ̀ⲙⲉⲣⲟⲥ ⲙ̀ⲡⲭ︦ⲥ︦ ⲛⲉⲙ ⲡ̀ⲥⲁⲧⲁⲛⲁⲥ ⲟⲩⲡⲓⲥⲧⲟⲥ ⲓⲉ ⲟⲩⲡⲓⲥⲧⲏⲥ ⲁⲩϣⲁⲛϩⲉⲙⲥⲓ ⲛⲉⲙ ϩⲁⲛⲉ̀ⲃⲓⲁⲓⲕ ⲙⲁ̀ⲣⲟⲩⲫⲱⲣϫ ⲉ̀ⲃⲟⲗ ⲓⲉ ⲙⲁⲣⲟⲩϩⲓⲧⲟⲩ ⲉ̀ⲃⲟⲗϧⲉⲛ ϯⲉⲕⲕ̀ⲗⲏⲥⲓⲁ̀.</w:t>
-      </w:r>
-    </w:p>
-    <w:p>
-      <w:pPr>
-        <w:spacing w:before="120"/>
-        <w:jc w:val="both"/>
-        <w:outlineLvl w:val="2"/>
-        <w:rPr>
-          <w:rFonts w:ascii="Antinoou" w:eastAsia="Antinoou" w:hAnsi="Antinoou" w:cs="Gentium"/>
-          <w:b/>
-          <w:bCs/>
-          <w:noProof/>
-          <w:sz w:val="32"/>
-          <w:szCs w:val="32"/>
-          <w:u w:val="single" w:color="00B050"/>
-          <w:lang w:val="el-GR" w:bidi="he-IL"/>
+        <w:t>ⲉⲛϫⲱ ⲇⲉ ⲛ̀ⲛⲁⲓ ⲉⲛⲉⲣⲕⲱⲗⲓⲛ ⲙ̀ⲙⲱⲟⲩ ⲁⲛ ⲉ̀ϣ̀ⲧⲉⲙⲑ̀ⲣⲟⲩⲥⲱ ⲙ̀ⲙⲟⲛϣ̀ϫⲟⲙ ⲅⲁⲣ ⲉⲑⲣⲉⲛϣⲉϣϥ ⲙ̀ⲫⲏⲉ̀ⲧ ⲁ ⲫϯ ⲑⲁⲙⲓⲟϥ ⲉⲩⲫ̀ⲣⲟⲥⲩⲛⲏ ⲛ̀ⲛⲓⲣⲱⲙⲓ ⲁⲗⲗⲁ ⲉⲛⲟⲩⲁϩⲥⲁϩⲛⲓ ⲉ̀ϣ̀ⲧⲉⲙⲑ̀ⲣⲟⲩⲥⲱ ⲛ̀ⲇⲉⲑⲓϧⲓ.</w:t>
+      </w:r>
+    </w:p>
+    <w:p>
+      <w:pPr>
+        <w:spacing w:before="100"/>
+        <w:jc w:val="both"/>
+        <w:rPr>
+          <w:rFonts w:ascii="Antinoou" w:eastAsia="Antinoou" w:hAnsi="Antinoou"/>
+          <w:bCs/>
+          <w:noProof/>
+          <w:color w:val="7030A0"/>
+          <w:sz w:val="26"/>
+          <w:szCs w:val="26"/>
+          <w:lang w:eastAsia="en-GB" w:bidi="he-IL"/>
+        </w:rPr>
+      </w:pPr>
+      <w:r>
+        <w:rPr>
+          <w:rFonts w:ascii="Antinoou" w:eastAsia="Antinoou" w:hAnsi="Antinoou"/>
+          <w:bCs/>
+          <w:noProof/>
+          <w:color w:val="7030A0"/>
+          <w:sz w:val="26"/>
+          <w:szCs w:val="26"/>
+          <w:lang w:eastAsia="en-GB" w:bidi="he-IL"/>
+        </w:rPr>
+        <w:t>ⲙ̀ⲡⲉⲥϫⲟⲥ ⲅⲁⲣ ⲛ̀ϫⲉ ϯⲅ̀ⲣⲁⲫⲏ ⲉ̀ϣ̀ⲧⲉⲙⲥⲉ ⲏⲣⲡ ⲉ̀ⲡ̀ⲧⲏⲣϥ ⲁⲗⲗⲁ ⲟⲩ ⲡⲉⲧⲉⲥϫⲱⲙ̀ⲙⲟⲥ ⲙ̀ⲡⲉⲣⲥⲉ ⲏⲣⲡ ⲡⲉϫⲁⲥ ⲉⲩⲑⲓϧⲓ ⲟⲩⲟϩ ⲟⲛ ϫⲉ ϣⲁⲣⲉ ⲡⲓϣⲟⲛϯ ⲣⲱⲧ ϧⲉⲛ ⲛⲉⲛϫⲓϫ ⲙ̀ⲡⲓⲣⲉϥⲑⲓϧⲓ ⲫⲁⲓ ⲇⲉ ⲉⲛϫⲱⲙ̀ⲙⲟϥ ⲉⲑⲃⲉ ⲛⲓⲕ̀ⲗⲏⲣⲟⲥ ⲙ̀ⲙⲁⲩⲁ̀ⲧⲟⲩ ⲁⲛ ⲁⲗⲗⲁ ⲉⲑⲃⲉ ⲛⲓⲗⲁⲓ̀ⲕⲟⲥ ⲟⲛ ⲛ̀ⲭ̀ⲣⲏⲥⲧⲓⲁ̀ⲛⲟⲥ ⲛⲁⲓ ⲉ̀ⲧⲁⲩⲙⲟⲩϯ ⲉ̀ϩ̀ⲣⲏⲓ ⲉ̀ϫⲱⲟⲩ ⲙ̀ⲫ̀ⲣⲁⲛ ⲙ̀ⲡⲭ︦ⲥ︦ ⲓ︦ⲏ︦ⲥ︦ ⲡⲉⲛⲟ︦ⲥ︦ ⲛⲁⲓ ⲅⲁⲣ ⲟⲛ ⲛⲏⲉ̀ⲧ ⲁⲩϫⲟⲥ ⲉⲑⲃⲏⲧⲟⲩ ϫⲉ ⲉ̀ⲣⲉ ⲡⲓⲟⲩⲟⲓ ⲛⲁϣⲱⲡⲓ ⲛ̀ⲛⲓⲙ ⲟⲩⲟϩ ⲡⲓϣ̀ⲑⲟⲣⲧⲉⲣ ⲛ̀ⲛⲓⲙ ⲛⲉⲙ ⲛⲓϭⲓϩⲁⲡ ⲛ̀ⲛⲓⲙ ⲛⲉⲙ ⲛⲓⲗⲉⲥⲭⲉ ⲉⲧϩⲱⲟⲩ ⲛ̀ⲛⲓⲙ ⲛⲉⲙ ⲙ̀ⲙⲓϣⲓ ⲛ̀ϫⲓⲛϫⲏ ⲛ̀ⲛⲓⲙ ⲓⲉ ⲛⲓⲙ ⲡⲉⲉⲧⲉⲣⲉ ⲛⲉϥⲃⲁⲗ ⲟⲓ ⲛ̀ⲗⲉⲗⲉⲭⲏⲙⲓ ⲙⲏ ⲛ̀ⲛⲏⲉⲧⲱⲥⲕ ⲁⲛ ⲛⲉ ϧⲉⲛ ⲡ̀ⲏⲣⲡ ⲟⲩⲟϩ ⲉⲧϣⲓⲛⲓ ϫⲉ ⲉ̀ⲣⲉ ⲙ̀ⲙⲁⲛⲥⲱ ⲛⲁϣⲱⲡⲓ ⲛ̀ⲑⲱⲛ.</w:t>
+      </w:r>
+    </w:p>
+    <w:p>
+      <w:pPr>
+        <w:keepNext/>
+        <w:widowControl w:val="0"/>
+        <w:jc w:val="center"/>
+        <w:rPr>
+          <w:rFonts w:ascii="Antinoou" w:eastAsia="Antinoou" w:hAnsi="Antinoou" w:cs="Gentium"/>
+          <w:b/>
+          <w:bCs/>
+          <w:noProof/>
+          <w:sz w:val="32"/>
+          <w:szCs w:val="32"/>
+          <w:u w:color="00B050"/>
+          <w:lang w:eastAsia="en-GB" w:bidi="he-IL"/>
         </w:rPr>
         <w:sectPr>
           <w:type w:val="continuous"/>
@@ -11717,58 +12072,57 @@
       <w:pPr>
         <w:keepNext/>
         <w:widowControl w:val="0"/>
-        <w:spacing w:before="120"/>
-        <w:jc w:val="center"/>
-        <w:rPr>
-          <w:rFonts w:ascii="Antinoou" w:eastAsia="Antinoou" w:hAnsi="Antinoou" w:cs="Gentium"/>
-          <w:b/>
-          <w:bCs/>
-          <w:noProof/>
-          <w:sz w:val="32"/>
-          <w:szCs w:val="32"/>
-          <w:u w:color="00B050"/>
-          <w:lang w:eastAsia="en-GB" w:bidi="he-IL"/>
-        </w:rPr>
-      </w:pPr>
-      <w:r>
-        <w:rPr>
-          <w:rFonts w:ascii="Antinoou" w:eastAsia="Antinoou" w:hAnsi="Antinoou" w:cs="Gentium"/>
-          <w:b/>
-          <w:bCs/>
-          <w:noProof/>
-          <w:sz w:val="32"/>
-          <w:szCs w:val="32"/>
-          <w:u w:color="00B050"/>
-          <w:lang w:eastAsia="en-GB" w:bidi="he-IL"/>
-        </w:rPr>
-        <w:t>ⲟ︦ⲋ︦.</w:t>
-      </w:r>
-    </w:p>
-    <w:p>
-      <w:pPr>
-        <w:keepNext/>
-        <w:jc w:val="center"/>
-        <w:rPr>
-          <w:rFonts w:ascii="Antinoou" w:eastAsia="Antinoou" w:hAnsi="Antinoou"/>
-          <w:bCs/>
-          <w:noProof/>
-          <w:color w:val="7030A0"/>
-          <w:sz w:val="26"/>
-          <w:szCs w:val="26"/>
-          <w:lang w:eastAsia="en-GB" w:bidi="he-IL"/>
-        </w:rPr>
-      </w:pPr>
-      <w:r>
-        <w:rPr>
-          <w:rFonts w:ascii="Antinoou" w:eastAsia="Antinoou" w:hAnsi="Antinoou"/>
-          <w:bCs/>
-          <w:noProof/>
-          <w:color w:val="7030A0"/>
-          <w:sz w:val="26"/>
-          <w:szCs w:val="26"/>
-          <w:lang w:eastAsia="en-GB" w:bidi="he-IL"/>
-        </w:rPr>
-        <w:t>ⲉⲑⲃⲉ ϫⲉ ⲁϣ ⲛⲉ ⲛⲓⲉ̀ϩⲟⲟⲩ ⲉⲧⲥ̀ϣⲉ ⲉⲁ̀ⲓⲧⲟⲩ ⲉⲑⲃⲉ ⲛⲏⲉ̀ⲧⲁⲩⲉⲛⲕⲟⲧ.</w:t>
+        <w:jc w:val="center"/>
+        <w:rPr>
+          <w:rFonts w:ascii="Antinoou" w:eastAsia="Antinoou" w:hAnsi="Antinoou" w:cs="Gentium"/>
+          <w:b/>
+          <w:bCs/>
+          <w:noProof/>
+          <w:sz w:val="32"/>
+          <w:szCs w:val="32"/>
+          <w:u w:color="00B050"/>
+          <w:lang w:eastAsia="en-GB" w:bidi="he-IL"/>
+        </w:rPr>
+      </w:pPr>
+      <w:r>
+        <w:rPr>
+          <w:rFonts w:ascii="Antinoou" w:eastAsia="Antinoou" w:hAnsi="Antinoou" w:cs="Gentium"/>
+          <w:b/>
+          <w:bCs/>
+          <w:noProof/>
+          <w:sz w:val="32"/>
+          <w:szCs w:val="32"/>
+          <w:u w:color="00B050"/>
+          <w:lang w:eastAsia="en-GB" w:bidi="he-IL"/>
+        </w:rPr>
+        <w:t>ⲟ︦ⲍ︦.</w:t>
+      </w:r>
+    </w:p>
+    <w:p>
+      <w:pPr>
+        <w:keepNext/>
+        <w:jc w:val="center"/>
+        <w:rPr>
+          <w:rFonts w:ascii="Antinoou" w:eastAsia="Antinoou" w:hAnsi="Antinoou"/>
+          <w:bCs/>
+          <w:noProof/>
+          <w:color w:val="7030A0"/>
+          <w:sz w:val="26"/>
+          <w:szCs w:val="26"/>
+          <w:lang w:eastAsia="en-GB" w:bidi="he-IL"/>
+        </w:rPr>
+      </w:pPr>
+      <w:r>
+        <w:rPr>
+          <w:rFonts w:ascii="Antinoou" w:eastAsia="Antinoou" w:hAnsi="Antinoou"/>
+          <w:bCs/>
+          <w:noProof/>
+          <w:color w:val="7030A0"/>
+          <w:sz w:val="26"/>
+          <w:szCs w:val="26"/>
+          <w:lang w:eastAsia="en-GB" w:bidi="he-IL"/>
+        </w:rPr>
+        <w:t>ⲉⲑⲃⲉ ⲛⲏⲉ̀ⲧⲁⲩϭⲟϭⲓ ⲙ̀ⲙⲱⲟⲩ ⲉⲑⲃⲉ ⲡⲓⲛⲁϩϯ ⲛⲉⲙ ⲛⲏⲉ̀ⲧⲁⲩⲫⲱⲧ ϩⲓ ⲡⲟⲥⲟⲡ ⲉ̀ⲃⲟⲗϧⲉⲛ ⲡⲟⲗⲓⲥ ⲉ̀ⲡⲟⲗⲓⲥ ⲉⲑⲃⲉ ⲡⲓⲛⲁϩϯ ϩⲱⲥⲇⲉ ⲉⲑⲣⲟⲩⲃⲟⲏ̀ⲑⲓⲛ ⲉⲣⲱⲟⲩ ϩⲓ ⲟⲩⲥⲟⲡ.</w:t>
       </w:r>
     </w:p>
     <w:p>
@@ -11795,7 +12149,7 @@
           <w:szCs w:val="26"/>
           <w:lang w:eastAsia="en-GB" w:bidi="he-IL"/>
         </w:rPr>
-        <w:t>ⲙⲁⲣⲟⲩⲉⲣ ⲡ̀ⲅ︦ ⲛ̀ⲛⲏⲉ̀ⲧ ⲁⲩⲉⲛⲕⲟⲧ ϧⲉⲛ ϩⲁⲛⲯⲁⲗⲙⲟⲥ ⲛⲉⲙ ϩⲁⲛϣ̀ⲗⲏⲗ ⲉⲑⲃⲉ ⲫⲏⲉ̀ⲧⲁϥⲧⲱⲛϥ ⲉ̀ⲃⲟⲗϧⲉⲛ ⲛⲏⲉⲑⲙⲱⲟⲩⲧ ⲙⲉⲛⲉⲛⲥⲁ ⲅ̀ ⲛ̀ⲉ̀ϩⲟⲟⲩ.</w:t>
+        <w:t>ϣⲱⲡ ⲉ̀ⲣⲱⲧⲉⲛ ⲛ̀ⲛⲏⲉ̀ⲧ ⲁⲩϭⲟϫⲓ ⲛ̀ⲥⲱⲟⲩ ⲉⲑⲃⲉ ⲡⲓⲛⲁϩϯ ⲟⲩⲟϩ ⲉⲩⲫⲏⲧ ⲛ̀ⲥⲱⲟⲩ ⲉ̀ⲃⲟⲗϧⲉⲛ ⲡⲟⲗⲓⲥ ⲉ̀ⲡⲟⲗⲓⲥ ⲉⲑⲃⲉ ⲡ̀ⲉⲣⲫ̀ⲙⲉⲩⲓ̀ ⲛ̀ⲛⲓⲥⲁϫⲓ ⲛ̀ⲧⲉ ⲡⲟ︦ⲥ︦ ⲉⲩⲥⲱⲟⲩⲛ ⲙⲉⲛ ϫⲉ ⲡⲓⲡⲛ︦ⲁ︦ ⲙⲉⲛⲣⲱⲟⲩⲧ ϯⲥⲁⲣⲝ ⲇⲉ ⲟⲩⲁⲥⲑⲉⲛⲏⲥ ⲧⲉ ⲉⲑⲃⲉ ⲫⲁⲓ ϣⲁⲩⲫⲱⲧ ⲟⲩⲟϩ ϣⲁⲩϣⲟⲡ ⲉ̀ⲣⲱⲟⲩ ⲙ̀ⲡ̀ϩⲱⲗⲉⲙ ⲛ̀ⲛⲟⲩϩⲩⲡⲁⲣⲭⲟⲛⲧⲁ ϫⲉⲕⲁⲥ ⲉⲩⲉ̀ⲁⲣⲉϩ ⲛⲱⲟⲩ ⲙ̀ⲫ̀ⲣⲁⲛ ⲙ̀ⲡⲭ︦ⲥ︦ ⲙ̀ⲡⲟⲩⲁⲣⲛⲁ ⲙ̀ⲙⲟϥ ⲃⲟⲏ̀ⲑⲓⲛ ⲉ̀ⲣⲱⲟⲩ ⲛ̀ⲧⲉⲧⲉⲛϫⲱⲕ ⲉ̀ⲃⲟⲗ ⲛ̀ϯⲉⲛⲧⲟⲗⲏ ⲛ̀̀ⲉ ⲡⲟ︦ⲥ︦.</w:t>
       </w:r>
     </w:p>
     <w:p>
@@ -11822,7 +12176,7 @@
           <w:szCs w:val="26"/>
           <w:lang w:eastAsia="en-GB" w:bidi="he-IL"/>
         </w:rPr>
-        <w:t>ⲟⲩⲟϩ ⲙⲁⲣⲟⲩⲉⲣ ⲡⲟⲩⲍ︦ ⲉⲩⲉⲣⲫ̀ⲙⲉⲩⲓ̀ ⲛ̀ⲛⲏⲉⲧⲟⲛϧ ⲛⲉⲙ ⲛⲏⲉ̀ⲧⲁⲩⲉⲛⲕⲟⲧ.</w:t>
+        <w:t>ⲫⲁⲓ ⲇⲉ ⲧⲉⲛⲟⲩⲁϩⲥⲁϩⲛⲓ ⲙ̀ⲙⲟϥ ⲛⲱⲧⲉⲛ ⲧⲏⲣⲟⲩ ϩⲓ ⲟⲩⲥⲟⲡ ⲉⲑⲃⲉ ⲡⲓⲟⲩⲁⲓ ⲡⲓⲟⲩⲁⲓ ⲭⲱ ϧⲉⲛ ϯⲧⲁⲝⲓⲥ ⲉ̀ⲧⲁⲩⲧⲏⲓⲥ ⲉ̀ⲧⲟⲧϥ ⲟⲩⲟϩ ⲉ̀ϣ̀ⲧⲉⲙⲑ̀ⲣⲉ ⲧⲉⲧⲉⲛⲣⲡ̀ⲃⲟⲗ ⲙ̀ⲡⲓϣⲓ ⲛⲉⲙ ⲡⲓⲑⲱϣ ⲉ̀ⲧⲁⲩⲑⲟϣⲟⲩ ⲛⲱⲧⲉⲛ ⲛⲟⲩⲛ ⲅⲁⲣ ⲁⲛ ⲛⲉ ⲁⲗⲗⲁ ⲛⲁ ⲫϯ ⲛⲉ.</w:t>
       </w:r>
     </w:p>
     <w:p>
@@ -11849,7 +12203,7 @@
           <w:szCs w:val="26"/>
           <w:lang w:eastAsia="en-GB" w:bidi="he-IL"/>
         </w:rPr>
-        <w:t>ⲙⲁⲣⲟⲩⲓ̀ⲣⲓ ⲇⲉ ⲟⲛ ⲙ̀ⲡⲟⲩⲁ̀ⲃⲟⲧ ⲙ̀ⲡ̀ⲧⲩⲡⲟⲥ ⲛ̀ⲛⲓⲁⲣⲭⲉⲟⲥ ⲑⲁⲓ ⲅⲁⲣ ⲧⲉ ⲙ̀ⲫ̀ⲣⲏϯ ⲉ̀ⲧ ⲁ ⲡⲓⲗⲁⲟⲥ ⲉⲣϩⲃⲓ ⲉ̀ⲙⲱⲩ̀ⲥⲏⲥ.</w:t>
+        <w:t>ⲡⲟ︦ⲥ︦ ⲅⲁⲣ ϥ̀ϫⲱⲙ̀ⲙⲟⲥ ϫⲉ ⲫⲏⲉ̀ⲧⲥⲱⲧⲉⲙ ⲉ̀ⲣⲱⲧⲉⲛ ⲉϥⲉ̀ⲥⲱⲧⲉⲙ ⲉ̀ⲣⲟⲓ ⲟⲩⲟϩ ⲫⲏⲉ̀ⲧϫⲱⲗ ⲙ̀ⲙⲱⲧⲉⲛ ϥ̀ϫⲱⲗ ⲙ̀ⲙⲟⲓ ⲟⲩⲟϩ ⲫⲏⲉ̀ⲧϫⲱⲗ ⲙ̀ⲙⲟⲓ ϥ̀ϫⲱⲗ ⲙ̀ⲫⲏⲉ̀ⲧ ⲁϥⲧⲁⲟⲩⲟⲓ.</w:t>
       </w:r>
     </w:p>
     <w:p>
@@ -11876,7 +12230,8 @@
           <w:szCs w:val="26"/>
           <w:lang w:eastAsia="en-GB" w:bidi="he-IL"/>
         </w:rPr>
-        <w:t>ⲟⲩⲟϩ ⲙⲁⲣⲟⲩⲓ̀ⲣⲓ ⲛ̀ⲧⲟⲩⲣⲟⲙⲡⲓ ⲉ̀ⲡ̀ⲙⲏⲓⲛⲓ ⲙ̀ⲡⲟⲩⲉⲣⲫ̀ⲙⲉⲩⲓ̀ ⲉⲩϯ ⲛ̀ⲛⲓϩⲏⲕⲓ ⲉ̀ⲃⲟⲗϧⲉⲛ ⲛⲓⲡⲁⲣⲭⲟⲛⲧⲁ ⲙ̀ⲫⲏⲉ̀ⲧⲁϥⲙⲟⲩ ⲉⲩⲉⲣⲫ̀ⲙⲉⲩⲓ̀ ⲛⲁϥ.</w:t>
+        <w:lastRenderedPageBreak/>
+        <w:t>ⲓⲥϫⲉ ⲁ̀ⲯⲩⲭⲟⲛ ⲅⲁⲣ ⲉ̀ⲧⲁϥⲑⲁⲙⲓⲱⲟⲩ ⲥⲉⲁ̀ⲣⲉϩ ⲉ̀ⲧⲟⲩⲧⲁⲝⲓⲥ ⲉⲥϫⲏⲕ ⲉ̀ⲃⲟⲗ ⲉ̀ⲧⲉ ⲡⲓⲉ̀ϫⲱⲣϩ ⲛⲉⲙ ⲡⲓⲉ̀ϩⲟⲟⲩ ⲡⲓⲣⲏ ⲛⲉⲙ ⲡⲓⲓⲟϩ ⲛⲉⲙ ⲛⲓⲥⲓⲟⲩ ⲛⲓⲥ̀ⲧⲟⲓⲭⲓⲟⲛ ⲡⲓⲥ̀ⲧⲉⲣⲉⲱ̀ⲙⲁ ⲉ̀ⲧⲉ ⲛⲓϣⲓⲃϯ ⲛ̀ⲛⲓⲥⲏⲟⲩ ⲛⲓⲁ̀ⲃⲟⲧ ⲛⲓⲉⲃⲇⲱⲙⲁⲥ ⲛⲓⲟⲩⲛⲟⲩ ⲥⲉⲟⲓ ⲙ̀ⲛⲱⲕ ⲉ̀ϯⲉⲭ̀ⲣⲓⲁ̀ ⲉ̀ⲧⲁϥⲑⲟϣⲟⲩ ⲉ̀ⲣⲟⲥ ⲕⲁⲧⲁ ⲫⲏⲉⲧ ⲁϥϫⲟϥ ϫⲉ ⲁϥⲭⲱ ⲛⲱⲟⲩ ⲛ̀ⲟⲩⲑⲱϣ ⲛ̀ⲛⲟⲩϣ̀ⲥⲉⲛϥ.</w:t>
       </w:r>
     </w:p>
     <w:p>
@@ -11903,77 +12258,143 @@
           <w:szCs w:val="26"/>
           <w:lang w:eastAsia="en-GB" w:bidi="he-IL"/>
         </w:rPr>
-        <w:t>ⲛⲁⲓ ⲇⲉ ⲉⲛϫⲱⲙ̀ⲙⲱⲟⲩ ⲉⲑⲃⲉ ⲛⲓⲣⲉϥϣⲉⲙϣⲉ ⲛⲟⲩϯ ⲙ̀ⲙⲁⲩⲁ̀ⲧⲟⲩ ⲉⲑⲃⲉ ⲛⲓⲁ̀ⲥⲉⲃⲏⲥ ⲇⲉ ⲕⲁⲛ ⲁⲕϣⲁⲛϯ ⲛ̀ⲉⲛⲭⲁⲓⲛⲓⲃⲉⲛ ⲉⲧ ϧⲉⲛ ⲡⲓⲕⲟⲥⲙⲟⲥ ϧⲁⲣⲱⲟⲩ ⲛ̀ⲛⲓϩⲏⲕⲓ ⲛⲁⲕⲛⲁⲱ̀ⲫⲉⲗⲓⲁ̀ ⲙ̀ⲙⲱⲟⲩ ⲁⲛ ⲛ̀ϩ̀ⲗⲓ ⲛⲏⲉⲧⲉ̀ⲣⲉ ⲫϯ ⲅⲁⲣ ⲟⲓ ⲛ̀ϫⲁϫⲓ ⲉ̀ⲣⲱⲟⲩ ϧⲉⲛ ⲡⲁⲓ ⲕⲟⲥⲙⲟⲥ ϥ̀ⲛⲁⲭⲱ ⲟⲛ ⲉϥⲟⲓ ⲛ̀ϫⲁϫⲓ ⲉ̀ⲣⲱⲟⲩ ⲙⲉⲛⲉⲛⲥⲁ ⲑ̀ⲣⲟⲩⲓ̀ ⲉ̀ⲃⲟⲗϧⲉⲛ ⲡⲁⲓ ⲕⲟⲥⲙⲟⲥ ⲙ̀ⲙⲟⲛ ϭⲓⲛ̀ϫⲟⲛⲥ ⲅⲁⲣ ⲛ̀̀ϧⲏⲧϥ ⲟⲩⲇⲓⲕⲉⲟⲥ ⲡⲉ ⲡⲟ︦ⲥ︦ ⲁϥⲙⲉⲛⲣⲉ ⲧ̀ⲇⲓⲕⲉⲟ̀ⲥⲩⲛⲏ ⲟⲩⲟϩ ⲟⲛ ϫⲉ ⲓⲥ ⲡⲓⲣⲱⲙⲓ ⲛⲉⲙ ⲡⲉϥϩⲱⲃ.</w:t>
-      </w:r>
-    </w:p>
-    <w:p>
-      <w:pPr>
-        <w:spacing w:before="100"/>
-        <w:jc w:val="both"/>
-        <w:rPr>
-          <w:rFonts w:ascii="Antinoou" w:eastAsia="Antinoou" w:hAnsi="Antinoou"/>
-          <w:bCs/>
-          <w:noProof/>
-          <w:color w:val="7030A0"/>
-          <w:sz w:val="26"/>
-          <w:szCs w:val="26"/>
-          <w:lang w:eastAsia="en-GB" w:bidi="he-IL"/>
-        </w:rPr>
-      </w:pPr>
-      <w:r>
-        <w:rPr>
-          <w:rFonts w:ascii="Antinoou" w:eastAsia="Antinoou" w:hAnsi="Antinoou"/>
-          <w:bCs/>
-          <w:noProof/>
-          <w:color w:val="7030A0"/>
-          <w:sz w:val="26"/>
-          <w:szCs w:val="26"/>
-          <w:lang w:eastAsia="en-GB" w:bidi="he-IL"/>
-        </w:rPr>
-        <w:t>ⲉⲩϣⲁⲛⲑⲁϩⲉⲙ ⲑⲏⲛⲟⲩ ⲇⲉ ϧⲉⲛ ⲛⲟⲩⲉ̀ϩⲟⲟⲩ ⲟⲩⲱⲙ ϧⲉⲛ ⲟⲩⲥⲉⲙⲛⲓ ⲛⲉⲙ ⲟⲩϩⲟϯ ⲛ̀ⲧⲉ ⲫϯ ⲅⲱⲥ ⲉ̀ⲟⲩⲟⲛϣ̀ϫⲟⲙ ⲙ̀ⲙⲱⲧⲉⲛ ⲉ̀ⲉⲣⲡ̀ⲣⲉⲥⲃⲉⲩⲓⲛ ϩⲁ ⲛⲏⲉ̀ⲧⲁⲩⲓ̀ ⲉ̀ⲃⲟⲗϧⲉⲛ ⲡⲁⲓ ⲕⲟⲥⲙⲟⲥ ⲉ̀ⲧⲉⲧⲉⲛⲟⲓ ⲙ̀ⲡ̀ⲣⲉⲥⲃⲩⲧⲉⲣⲟⲥ ϩⲓ ⲇⲓⲁ̀ⲕⲟⲛⲟⲥ ⲙ̀ⲡⲭ︦ⲥ︦.</w:t>
-      </w:r>
-    </w:p>
-    <w:p>
-      <w:pPr>
-        <w:spacing w:before="100"/>
-        <w:jc w:val="both"/>
-        <w:rPr>
-          <w:rFonts w:ascii="Antinoou" w:eastAsia="Antinoou" w:hAnsi="Antinoou"/>
-          <w:bCs/>
-          <w:noProof/>
-          <w:color w:val="7030A0"/>
-          <w:sz w:val="26"/>
-          <w:szCs w:val="26"/>
-          <w:lang w:eastAsia="en-GB" w:bidi="he-IL"/>
-        </w:rPr>
-      </w:pPr>
-      <w:r>
-        <w:rPr>
-          <w:rFonts w:ascii="Antinoou" w:eastAsia="Antinoou" w:hAnsi="Antinoou"/>
-          <w:bCs/>
-          <w:noProof/>
-          <w:color w:val="7030A0"/>
-          <w:sz w:val="26"/>
-          <w:szCs w:val="26"/>
-          <w:lang w:eastAsia="en-GB" w:bidi="he-IL"/>
-        </w:rPr>
-        <w:t>ⲧⲉⲧⲉⲛⲉⲙⲡ̀ϣⲁ ⲟⲩⲛ ⲉ̀ⲛⲓⲙⲫⲓⲛ ⲛ̀ⲥⲏⲟⲩⲛⲓⲃⲉⲛ ϧⲁⲣⲱⲧⲉⲛ ⲙ̀ⲙⲁⲩⲁ̀ⲧⲉⲛ ⲑⲏⲛⲟⲩ ⲛⲉⲙ ϩⲁⲛⲕⲉⲭⲱⲟⲩⲛⲓ ϫⲉⲕⲁⲥ ⲉ̀ⲧⲉⲧⲉⲛϣ̀ϫⲉⲙϫⲟⲙ ⲉ̀ϯⲥ̀ⲃⲱ ⲛ̀ⲛⲁⲓ ⲁⲧⲥ̀ⲃⲱ ⲥ̀ϫⲱ ⲅⲁⲣ ⲙ̀ⲙⲟⲥ ⲛ̀ϫⲉ ϯⲅ̀ⲣⲁⲫⲏ ϫⲉ ϩⲁⲛⲣⲉϥϫⲱⲛⲧ ⲛⲉ ⲛⲁⲓ ⲛⲓϣϯ ⲙ̀ⲡⲉⲣⲑ̀ⲣⲟⲩⲥⲉ ϩⲣⲡ ⲙⲏⲡⲟⲧⲉ ⲛ̀ⲥⲉⲥⲱ ⲛ̀ⲇⲉⲉⲣⲡⲱⲃϣ ⲛ̀ϯⲥⲟⲫⲓⲁ̀ ⲟⲩⲟϩ ⲛ̀ⲥⲉϣ̀ⲧⲉⲙⲉ̀ϣ̀ϫⲉⲙϫⲟⲙ ⲉ̀ⲕ̀ⲣⲓⲛⲓⲛ ⲙ̀ⲡ̀ⲥⲱⲟⲩⲧⲉⲛ ⲟⲩⲕ ⲟⲩⲛ ⲇⲉ ⲙⲉⲛⲉⲛⲥⲁ ⲫϯ ⲡⲓⲡⲁⲛⲧⲟⲕⲣⲁⲧⲱⲣ ⲛⲉⲙ ⲡⲉϥⲙⲉⲛⲣⲓⲧ ⲛ̀ϣⲏⲣⲓ ⲓ︦ⲏ︦ⲥ︦ ⲡⲭ︦ⲥ︦ ⲛⲉⲙ ⲡⲓⲡⲛ︦ⲁ︦ ⲉ̀ⲑⲟⲩⲁⲃ ⲛⲓⲉ̀ⲡⲓⲥⲕⲟⲡⲟⲥ ⲛⲉⲙ ⲛⲓⲡ̀ⲣⲉⲥⲃⲩⲧⲉⲣⲟⲥ ⲛ̀ⲑⲱⲟⲩ ⲛⲉ ⲛⲓⲛⲓϣϯ ⲛ̀ϯⲉⲕⲕ̀ⲗⲏⲥⲓⲁ̀.</w:t>
-      </w:r>
-    </w:p>
-    <w:p>
-      <w:pPr>
-        <w:spacing w:before="100"/>
-        <w:jc w:val="both"/>
-        <w:rPr>
-          <w:rFonts w:ascii="Antinoou" w:eastAsia="Antinoou" w:hAnsi="Antinoou"/>
-          <w:bCs/>
-          <w:noProof/>
-          <w:color w:val="7030A0"/>
-          <w:sz w:val="26"/>
-          <w:szCs w:val="26"/>
-          <w:lang w:eastAsia="en-GB" w:bidi="he-IL"/>
-        </w:rPr>
-      </w:pPr>
+        <w:t>ϥ̀ϫⲱⲙ̀ⲙⲟⲥ ⲟⲛ ⲉⲑⲃⲉ ⲫⲓⲟⲙ ϫⲉ ⲁⲓⲭⲱ ⲛⲁϥ ⲛ̀ⲟⲩⲑⲱϣ ⲁⲓϯ ⲛ̀ϩⲁⲛⲕⲉⲗⲗⲉ ⲉ̀ⲣⲱϥ ⲛⲉⲙ ϩⲁⲛⲡⲩⲗⲏ ⲁⲓϫⲟⲥ ⲇⲉ ⲛⲁϥ ϫⲉ ⲉ̀ⲣⲉ ⲫⲟϩ ϣⲁ ⲡⲁⲓ ⲙⲁ ⲛ̀ⲧⲉϣ̀ⲧⲉⲙⲥⲉⲛϥ.</w:t>
+      </w:r>
+    </w:p>
+    <w:p>
+      <w:pPr>
+        <w:spacing w:before="80"/>
+        <w:jc w:val="both"/>
+        <w:rPr>
+          <w:rFonts w:ascii="Antinoou" w:eastAsia="Antinoou" w:hAnsi="Antinoou"/>
+          <w:bCs/>
+          <w:noProof/>
+          <w:color w:val="7030A0"/>
+          <w:sz w:val="26"/>
+          <w:szCs w:val="26"/>
+          <w:lang w:eastAsia="en-GB" w:bidi="he-IL"/>
+        </w:rPr>
+      </w:pPr>
+      <w:r>
+        <w:rPr>
+          <w:rFonts w:ascii="Antinoou" w:eastAsia="Antinoou" w:hAnsi="Antinoou"/>
+          <w:bCs/>
+          <w:noProof/>
+          <w:color w:val="7030A0"/>
+          <w:sz w:val="26"/>
+          <w:szCs w:val="26"/>
+          <w:lang w:eastAsia="en-GB" w:bidi="he-IL"/>
+        </w:rPr>
+        <w:t>ⲓⲥϫⲉ ⲛⲓⲥ̀ⲧⲟⲓⲭⲓⲟⲛ ⲟⲩⲛ ⲉⲣⲡ̀ⲃⲟⲗ ⲁⲛ ⲛ̀ⲛⲟⲩⲑⲱϣ ⲉ̀ⲧⲁ ⲫϯ ⲛⲓⲇⲓⲙⲓⲟⲣⲅⲟⲥ ⲙ̀ⲡ̀ⲧⲏⲣϥ ⲑⲁϣⲟⲩ ⲛⲱⲟⲩ ⲓⲉ ⲉⲩⲏⲣ ⲙⲁⲗⲗⲟⲛ ⲉ̀ⲑⲱⲧⲉⲛ ⲡⲉⲧⲥ̀ϣⲱ ⲉ̀ⲣⲱⲧⲉⲛ ⲡⲉ ⲉ̀ϣ̀ⲧⲉⲙⲉⲣⲧⲟⲗⲙⲁⲛ ⲉ̀ⲕⲓⲙ ⲛ̀ϩ̀ⲗⲓ ϧⲉⲛ ⲛⲏⲉ̀ⲧ ⲁ ⲫϯ ⲥⲉⲙⲛⲏⲧⲟⲩ ⲛⲱⲧⲉⲛ ⲕⲁⲧⲁ ⲛⲉϥⲟⲩⲱϣ ⲉ̀ⲑⲟⲩⲁⲃ.</w:t>
+      </w:r>
+    </w:p>
+    <w:p>
+      <w:pPr>
+        <w:spacing w:before="80"/>
+        <w:jc w:val="both"/>
+        <w:rPr>
+          <w:rFonts w:ascii="Antinoou" w:eastAsia="Antinoou" w:hAnsi="Antinoou"/>
+          <w:bCs/>
+          <w:noProof/>
+          <w:color w:val="7030A0"/>
+          <w:sz w:val="26"/>
+          <w:szCs w:val="26"/>
+          <w:lang w:eastAsia="en-GB" w:bidi="he-IL"/>
+        </w:rPr>
+      </w:pPr>
+      <w:r>
+        <w:rPr>
+          <w:rFonts w:ascii="Antinoou" w:eastAsia="Antinoou" w:hAnsi="Antinoou"/>
+          <w:bCs/>
+          <w:noProof/>
+          <w:color w:val="7030A0"/>
+          <w:sz w:val="26"/>
+          <w:szCs w:val="26"/>
+          <w:lang w:eastAsia="en-GB" w:bidi="he-IL"/>
+        </w:rPr>
+        <w:t>ⲉ̀ⲡⲓⲇⲏ ⲟⲩⲙⲏϣ ⲉⲡ ⲫⲁⲓ ϫⲉ ⲟⲩϩ̀ⲗⲓ ⲡⲉ ⲉⲑⲣⲟⲩⲑⲟϧ ⲛ̀ⲧⲁⲝⲓⲥ ⲟⲩⲟϩ ⲉⲑⲣⲟⲩⲉⲣⲧⲟⲗⲙⲁⲛ ⲉ̀ϣⲓⲃϯ ⲛ̀ϯⲭⲓⲣⲟⲇⲟⲛⲓⲁ̀ ⲉ̀ⲧ ⲁⲩⲭⲓⲣⲟⲇⲟⲛⲓⲛ ⲙ̀ⲡⲓⲟⲩⲁⲓ ⲡⲓⲟⲩⲁⲓ ⲛ̀ϧⲏⲧⲥ ⲉⲩϩⲱⲗⲉⲙ ⲛⲱⲟⲩ ⲙ̀ⲙⲁⲩⲁ̀ⲧⲟⲩ ⲛ̀ϩⲁⲛⲁ̀ⲝⲓⲱ̀ⲙⲁ ⲙ̀ⲡⲟⲩⲧⲏⲓⲧⲟⲩ ⲛⲱⲟⲩ ⲟⲩⲟϩ ⲉⲩⲉ̀ⲓ̀ⲣⲓ ⲛⲱⲟⲩ ⲙ̀ⲙⲓⲛ ⲙ̀ⲙⲱⲟⲩ ⲛ̀ⲟⲩⲙⲉⲧⲇⲩⲣⲁⲛⲛⲟⲥ ⲉⲑⲣⲟⲩⲉⲣⲭⲁⲣⲓⲍⲉⲥⲑⲉ ⲛ̀ϩⲁⲛⲕⲉⲭⲱⲟⲩⲛⲓ ⲛ̀ⲛⲏⲉ̀ⲧⲉ ⲙ̀ⲙⲟⲛⲧⲟⲩ ⲉ̀ⲝⲟⲩⲥⲓⲁ̀ ⲙ̀ⲙⲁⲩ ⲉ̀ⲣⲱⲟⲩ ⲉⲑⲃⲉ ⲫⲁⲓ ⲥⲉϯϫⲱⲛⲧ ⲙ̀ⲫϯ ⲙ̀ⲫ̀ⲣⲏϯ ⲛ̀ⲛⲓϣⲏⲣⲓ ⲛ̀ⲕⲟⲣⲉ ⲛⲉⲙ ⲟ̀ⲥⲓⲁⲥ ⲡⲟⲩⲣⲟ ⲛⲁⲓ ⲉ̀ⲧⲁⲩϩⲱⲗⲉⲙ ⲛⲱⲟⲩ ⲙ̀ⲙⲁⲩⲁ̀ⲧⲟⲩ ⲛ̀ⲧ̀ⲙⲉⲧⲁⲣⲭⲏⲉ̀ⲣⲉⲩⲥ ⲕⲥⲱⲣⲓⲥ ⲁ̀ ⲫϯ ⲉⲑⲃⲉ ⲫⲁⲓ ⲛⲁⲓ ⲙⲉⲛ ⲁⲩⲣⲟⲕϩⲟⲩ ϧⲉⲛ ⲟⲩⲭ̀ⲣⲱⲙ ⲡⲁⲓ ⲇⲉ ϩⲱϥ ⲁϥⲥⲱϥ ⲉ̀ⲧⲉϥⲧⲉϩⲛⲉ ⲥⲉϯϫⲱⲛⲧ ⲟⲛ ⲙ̀ⲡⲭ︦ⲥ︦ ⲓ︦ⲏ︦ⲥ︦ ⲫⲁⲓ ⲉ̀ⲧⲁϥⲟⲩⲁϩⲥⲁϩⲛⲓ ⲉⲑⲣⲉ ⲛⲁⲓ ϣⲱⲡⲓ ⲙ̀ⲡⲁⲓⲣⲏϯ ⲟⲩⲟϩ ⲥⲉϯⲗⲩⲡⲏ ⲙ̀ⲡⲓⲡⲛ︦ⲁ︦ ⲉ̀ⲑⲟⲩⲁⲃ ⲉⲩⲉ̀ϫⲱⲗ ⲛ̀ⲧⲉϥⲙⲉⲧⲙⲉⲑⲣⲉ ⲉ̀ⲃⲟⲗ ⲉⲛⲥⲱⲟⲩⲛ ⲇⲉ ϯⲛⲟⲩ ϧⲉⲛ ⲟⲩⲙⲉⲑⲙⲏⲓ ⲙ̀ⲡ̀ⲕⲩⲛⲇⲓⲛⲟⲥ ⲉⲧⲭⲏ ⲉ̀ϧ̀ⲣⲏⲓ ⲛ̀ⲛⲏⲉⲧⲓ̀ⲣⲓ ⲛ̀ⲛⲁⲓ ϩ̀ⲃⲏⲟⲩⲓ̀ ⲙ̀ⲡⲁⲓⲣⲏϯ ⲛⲉⲙ ϯⲁ̀ⲙⲉⲗⲏⲥ ⲉⲧϣⲟⲡ ⲉ̀ϧⲟⲩⲛ ⲉ̀ⲛⲓⲑⲩⲥⲓⲁ̀ ⲛⲉⲙ ⲛⲓⲉⲩⲭⲁⲣⲏⲥⲧⲓⲁ̀ ϩⲟⲧⲁⲛ ⲁⲩϣⲁⲛⲧⲁⲗⲱⲟⲩ ⲉ̀ϩ̀ⲣⲏⲓ ⲉ̀ⲃⲟⲗϩⲓⲧⲟⲧⲟⲩ ⲛ̀ⲛⲏⲉⲧ ⲥ̀ϣⲉ ⲁⲛ ⲉⲩⲙⲉⲩⲓ̀ ⲉ̀ⲡ̀ⲧⲁⲓⲟ ⲛ̀ⲧ̀ⲙⲉⲧⲁⲣⲭⲏⲉ̀ⲣⲉⲩⲥ ⲫⲁⲓ ⲉ̀ⲧⲉⲛⲑⲱⲛⲧ ⲉ̀ⲡⲓⲛⲓϣϯ ⲛ̀ⲁⲣⲭⲏⲉ̀ⲣⲉⲩⲥ ⲙ̀ⲙⲏⲓ ⲓ︦ⲏ︦ⲥ︦ ⲡⲭ︦ⲥ︦ ⲡⲉⲛⲟⲩⲣⲟ ϫⲉ ⲟⲩϩⲱⲃ ⲛ̀ⲥⲱⲃⲓ ⲡⲉ.</w:t>
+      </w:r>
+    </w:p>
+    <w:p>
+      <w:pPr>
+        <w:spacing w:before="80"/>
+        <w:jc w:val="both"/>
+        <w:rPr>
+          <w:rFonts w:ascii="Antinoou" w:eastAsia="Antinoou" w:hAnsi="Antinoou"/>
+          <w:bCs/>
+          <w:noProof/>
+          <w:color w:val="7030A0"/>
+          <w:sz w:val="26"/>
+          <w:szCs w:val="26"/>
+          <w:lang w:eastAsia="en-GB" w:bidi="he-IL"/>
+        </w:rPr>
+      </w:pPr>
+      <w:r>
+        <w:rPr>
+          <w:rFonts w:ascii="Antinoou" w:eastAsia="Antinoou" w:hAnsi="Antinoou"/>
+          <w:bCs/>
+          <w:noProof/>
+          <w:color w:val="7030A0"/>
+          <w:sz w:val="26"/>
+          <w:szCs w:val="26"/>
+          <w:lang w:eastAsia="en-GB" w:bidi="he-IL"/>
+        </w:rPr>
+        <w:t>ⲉⲑⲃⲉ ⲫⲁⲓ ϯⲁ̀ⲛⲁⲅⲕⲏ ⲧⲁϩⲟⲛ ⲉⲑⲣⲉⲛⲥⲩⲙⲃⲟⲩⲗⲱⲛ ⲛⲉⲧⲱⲛ ⲙ̀ⲫⲁⲓ ⲓⲥϫⲉⲛ ϯⲛⲟⲩ ⲅⲁⲣ ϩⲁⲛⲟⲩⲟⲛ ϥⲟϫⲥ ϩⲓ ⲫⲁϩⲟⲩ ⲛ̀ⲧⲟⲩⲙⲉⲧⲡⲉⲧϣⲟⲩⲓⲧ.</w:t>
+      </w:r>
+    </w:p>
+    <w:p>
+      <w:pPr>
+        <w:spacing w:before="80"/>
+        <w:jc w:val="both"/>
+        <w:rPr>
+          <w:rFonts w:ascii="Antinoou" w:eastAsia="Antinoou" w:hAnsi="Antinoou"/>
+          <w:bCs/>
+          <w:noProof/>
+          <w:color w:val="7030A0"/>
+          <w:sz w:val="26"/>
+          <w:szCs w:val="26"/>
+          <w:lang w:eastAsia="en-GB" w:bidi="he-IL"/>
+        </w:rPr>
+      </w:pPr>
+      <w:r>
+        <w:rPr>
+          <w:rFonts w:ascii="Antinoou" w:eastAsia="Antinoou" w:hAnsi="Antinoou"/>
+          <w:bCs/>
+          <w:noProof/>
+          <w:color w:val="7030A0"/>
+          <w:sz w:val="26"/>
+          <w:szCs w:val="26"/>
+          <w:lang w:eastAsia="en-GB" w:bidi="he-IL"/>
+        </w:rPr>
+        <w:t>ⲧⲉⲛϫⲱ ⲇⲉ ⲙ̀ⲙⲟⲥ ϫⲉ ⲙⲱⲟⲩ̀ⲥⲏⲥ ⲫ̀ⲃⲱⲕ ⲙ̀ⲫϯ ⲫⲏⲉ̀ⲧ ⲁ ⲫϯ ⲥⲁϫⲓ ⲛⲉⲙⲁϥ ⲛ̀ϩⲟ ϩⲓ ϩⲟ ⲙ̀ⲫ̀ⲣⲏϯ ⲛ̀ⲟⲩⲁⲓ ⲉϥⲥⲁϫⲓ ⲛⲉⲙ ⲡⲉϥϣ̀ⲫⲏⲣ ⲫⲏⲉ̀ⲧ ⲁϥϫⲟⲥ ⲛⲁϥ ϫⲉ ϯⲥⲱⲟⲩⲛ ⲙ̀ⲙⲟⲕ ⲡⲁⲣⲁ ⲟⲩⲟⲛⲛⲓⲇⲉⲛ ⲫⲏⲉ̀ⲧ ⲁϥⲥⲁϫⲓ ⲛⲉⲙⲁϥ ⲣⲟ ⲟⲩⲃⲉ ⲣⲟ ϩⲓⲧⲉⲛ ⲡⲉϥⲓ̀ⲛⲓ ⲟⲩⲟϩ ϩⲓⲧⲉⲛ ⲟⲩⲑⲱⲛⲧⲉⲛ ⲁⲛ ϧⲉⲛ ϩⲁⲛⲙⲏⲓⲛⲓ ⲁⲛ ⲛⲉⲙ ϩⲁⲛⲣⲁⲥⲟⲩⲓ̀ ⲓⲉ ϩⲁⲛⲁⲅⲅⲉⲗⲟⲥ ⲓⲉ ϩⲁⲛϩⲏⲡ.</w:t>
+      </w:r>
+    </w:p>
+    <w:p>
+      <w:pPr>
+        <w:spacing w:before="80"/>
+        <w:jc w:val="both"/>
+        <w:rPr>
+          <w:rFonts w:ascii="Antinoou" w:eastAsia="Antinoou" w:hAnsi="Antinoou"/>
+          <w:bCs/>
+          <w:noProof/>
+          <w:color w:val="7030A0"/>
+          <w:sz w:val="26"/>
+          <w:szCs w:val="26"/>
+          <w:lang w:eastAsia="en-GB" w:bidi="he-IL"/>
+        </w:rPr>
+      </w:pPr>
+      <w:r>
+        <w:rPr>
+          <w:rFonts w:ascii="Antinoou" w:eastAsia="Antinoou" w:hAnsi="Antinoou"/>
+          <w:bCs/>
+          <w:noProof/>
+          <w:color w:val="7030A0"/>
+          <w:sz w:val="26"/>
+          <w:szCs w:val="26"/>
+          <w:lang w:eastAsia="en-GB" w:bidi="he-IL"/>
+        </w:rPr>
+        <w:t xml:space="preserve">ⲡⲁⲓ ⲙⲉⲛ ϧⲉⲛ ⲡⲓⲥⲏⲟⲩ ⲉ̀ⲧⲁϥⲟⲩⲁϩⲥⲁϩⲛⲓ ⲙ̀ⲡ̀ⲛⲟⲙⲟⲥ ⲙ̀ⲡⲟ︦ⲥ︦ ⲁϥⲑⲱϣ ϫⲉ ⲁϣ ⲙⲉⲛ ⲛⲏⲉⲧ ⲥ̀ϣⲉ ⲉⲑⲣⲟⲩϣⲱⲡⲓ ⲉ̀ⲃⲟⲗϩⲓⲧⲟⲧⲟⲩ ⲛ̀ⲛⲓⲟⲩⲏⲃ ⲁϣ ⲇⲉ ⲟⲛ ⲛⲉ ⲛⲓϩ̀ⲃⲏⲟⲩⲓ̀ ⲛ̀ⲛⲓⲗⲉⲩⲓ̀ⲧⲏⲥ ⲉ̀ⲁϥⲟⲩⲱⲛϩ ⲉ̀ⲃⲟⲗ ⲙ̀ⲡⲉⲧⲉⲣⲡ̀ⲣⲉⲡⲓ ⲙ̀ⲡⲓⲟⲩⲁⲓ ⲡⲓⲟⲩⲁⲓ ⲟⲩⲟϩ ⲡⲉⲧⲧⲱⲙⲓ ⲉ̀ⲧⲉϥⲗⲓⲧⲟⲩⲣⲅⲓⲁ̀ ⲟⲩⲟϩ ⲛⲉ ⲛⲏⲉ̀ⲧ ⲁⲩⲟⲩⲁϩⲥⲁϩⲛⲓ ⲙ̀ⲙⲱⲟⲩ ⲛ̀ⲛⲓⲁⲣⲭⲏⲉ̀ⲣⲉⲩⲥ ⲉⲑⲣⲟⲩⲁⲓⲧⲟⲩ ⲛⲁⲓ ⲙ̀ⲡ̀ⲛⲟⲙⲟⲥ ⲁⲛ ⲡⲉ ⲉⲑⲣⲉ ⲛⲓⲟⲩⲏⲃ ϯⲙ̀ⲡⲟⲩⲟⲩⲟⲓ ⲉ̀ϧⲟⲩⲛ ⲉ̀ⲣⲱⲟⲩ ⲛⲏⲉ̀ⲧ ⲁⲩⲑⲟϣⲟⲩ ⲛ̀ⲛⲓⲟⲩⲏⲃ ⲙⲁⲣⲉ ⲛⲓⲗⲉⲩⲓ̀ⲧⲏⲥ ϧⲱⲛⲧ </w:t>
+      </w:r>
       <w:r>
         <w:rPr>
           <w:rFonts w:ascii="Antinoou" w:eastAsia="Antinoou" w:hAnsi="Antinoou"/>
@@ -11985,50 +12406,345 @@
           <w:lang w:eastAsia="en-GB" w:bidi="he-IL"/>
         </w:rPr>
         <w:lastRenderedPageBreak/>
-        <w:t>ⲉⲛϫⲱ ⲇⲉ ⲛ̀ⲛⲁⲓ ⲉⲛⲉⲣⲕⲱⲗⲓⲛ ⲙ̀ⲙⲱⲟⲩ ⲁⲛ ⲉ̀ϣ̀ⲧⲉⲙⲑ̀ⲣⲟⲩⲥⲱ ⲙ̀ⲙⲟⲛϣ̀ϫⲟⲙ ⲅⲁⲣ ⲉⲑⲣⲉⲛϣⲉϣϥ ⲙ̀ⲫⲏⲉ̀ⲧ ⲁ ⲫϯ ⲑⲁⲙⲓⲟϥ ⲉⲩⲫ̀ⲣⲟⲥⲩⲛⲏ ⲛ̀ⲛⲓⲣⲱⲙⲓ ⲁⲗⲗⲁ ⲉⲛⲟⲩⲁϩⲥⲁϩⲛⲓ ⲉ̀ϣ̀ⲧⲉⲙⲑ̀ⲣⲟⲩⲥⲱ ⲛ̀ⲇⲉⲑⲓϧⲓ.</w:t>
-      </w:r>
-    </w:p>
-    <w:p>
-      <w:pPr>
-        <w:spacing w:before="100"/>
-        <w:jc w:val="both"/>
-        <w:rPr>
-          <w:rFonts w:ascii="Antinoou" w:eastAsia="Antinoou" w:hAnsi="Antinoou"/>
-          <w:bCs/>
-          <w:noProof/>
-          <w:color w:val="7030A0"/>
-          <w:sz w:val="26"/>
-          <w:szCs w:val="26"/>
-          <w:lang w:eastAsia="en-GB" w:bidi="he-IL"/>
-        </w:rPr>
-      </w:pPr>
-      <w:r>
-        <w:rPr>
-          <w:rFonts w:ascii="Antinoou" w:eastAsia="Antinoou" w:hAnsi="Antinoou"/>
-          <w:bCs/>
-          <w:noProof/>
-          <w:color w:val="7030A0"/>
-          <w:sz w:val="26"/>
-          <w:szCs w:val="26"/>
-          <w:lang w:eastAsia="en-GB" w:bidi="he-IL"/>
-        </w:rPr>
-        <w:t>ⲙ̀ⲡⲉⲥϫⲟⲥ ⲅⲁⲣ ⲛ̀ϫⲉ ϯⲅ̀ⲣⲁⲫⲏ ⲉ̀ϣ̀ⲧⲉⲙⲥⲉ ⲏⲣⲡ ⲉ̀ⲡ̀ⲧⲏⲣϥ ⲁⲗⲗⲁ ⲟⲩ ⲡⲉⲧⲉⲥϫⲱⲙ̀ⲙⲟⲥ ⲙ̀ⲡⲉⲣⲥⲉ ⲏⲣⲡ ⲡⲉϫⲁⲥ ⲉⲩⲑⲓϧⲓ ⲟⲩⲟϩ ⲟⲛ ϫⲉ ϣⲁⲣⲉ ⲡⲓϣⲟⲛϯ ⲣⲱⲧ ϧⲉⲛ ⲛⲉⲛϫⲓϫ ⲙ̀ⲡⲓⲣⲉϥⲑⲓϧⲓ ⲫⲁⲓ ⲇⲉ ⲉⲛϫⲱⲙ̀ⲙⲟϥ ⲉⲑⲃⲉ ⲛⲓⲕ̀ⲗⲏⲣⲟⲥ ⲙ̀ⲙⲁⲩⲁ̀ⲧⲟⲩ ⲁⲛ ⲁⲗⲗⲁ ⲉⲑⲃⲉ ⲛⲓⲗⲁⲓ̀ⲕⲟⲥ ⲟⲛ ⲛ̀ⲭ̀ⲣⲏⲥⲧⲓⲁ̀ⲛⲟⲥ ⲛⲁⲓ ⲉ̀ⲧⲁⲩⲙⲟⲩϯ ⲉ̀ϩ̀ⲣⲏⲓ ⲉ̀ϫⲱⲟⲩ ⲙ̀ⲫ̀ⲣⲁⲛ ⲙ̀ⲡⲭ︦ⲥ︦ ⲓ︦ⲏ︦ⲥ︦ ⲡⲉⲛⲟ︦ⲥ︦ ⲛⲁⲓ ⲅⲁⲣ ⲟⲛ ⲛⲏⲉ̀ⲧ ⲁⲩϫⲟⲥ ⲉⲑⲃⲏⲧⲟⲩ ϫⲉ ⲉ̀ⲣⲉ ⲡⲓⲟⲩⲟⲓ ⲛⲁϣⲱⲡⲓ ⲛ̀ⲛⲓⲙ ⲟⲩⲟϩ ⲡⲓϣ̀ⲑⲟⲣⲧⲉⲣ ⲛ̀ⲛⲓⲙ ⲛⲉⲙ ⲛⲓϭⲓϩⲁⲡ ⲛ̀ⲛⲓⲙ ⲛⲉⲙ ⲛⲓⲗⲉⲥⲭⲉ ⲉⲧϩⲱⲟⲩ ⲛ̀ⲛⲓⲙ ⲛⲉⲙ ⲙ̀ⲙⲓϣⲓ ⲛ̀ϫⲓⲛϫⲏ ⲛ̀ⲛⲓⲙ ⲓⲉ ⲛⲓⲙ ⲡⲉⲉⲧⲉⲣⲉ ⲛⲉϥⲃⲁⲗ ⲟⲓ ⲛ̀ⲗⲉⲗⲉⲭⲏⲙⲓ ⲙⲏ ⲛ̀ⲛⲏⲉⲧⲱⲥⲕ ⲁⲛ ⲛⲉ ϧⲉⲛ ⲡ̀ⲏⲣⲡ ⲟⲩⲟϩ ⲉⲧϣⲓⲛⲓ ϫⲉ ⲉ̀ⲣⲉ ⲙ̀ⲙⲁⲛⲥⲱ ⲛⲁϣⲱⲡⲓ ⲛ̀ⲑⲱⲛ.</w:t>
-      </w:r>
-    </w:p>
-    <w:p>
-      <w:pPr>
-        <w:spacing w:before="120"/>
-        <w:jc w:val="both"/>
-        <w:outlineLvl w:val="2"/>
-        <w:rPr>
-          <w:rFonts w:ascii="Antinoou" w:eastAsia="Antinoou" w:hAnsi="Antinoou" w:cs="Gentium"/>
-          <w:b/>
-          <w:bCs/>
-          <w:noProof/>
-          <w:sz w:val="32"/>
-          <w:szCs w:val="32"/>
-          <w:u w:val="single" w:color="00B050"/>
-          <w:lang w:val="el-GR" w:bidi="he-IL"/>
+        <w:t>ⲉ̀ϧⲟⲩⲛ ⲉ̀ⲣⲱⲟⲩ ⲁⲗⲗⲁ ⲡⲓⲟⲩⲁⲓ ⲡⲓⲟⲩⲁⲓ ⲡⲓϣⲉⲙϣⲓ ⲉ̀ⲧⲁϥϭⲓⲧϥ ⲛⲁⲩⲁ̀ⲣⲉϩ ⲉ̀ⲣⲱⲟⲩ ⲡⲉ ⲉ̀ϣ̀ⲧⲉⲙⲉⲣⲡⲉϥⲃⲟⲗ ⲉ̀ϣⲱⲡ ⲉ̀ⲣⲉϣⲁⲛ ⲟⲩⲁⲓ ⲉⲣⲡ̀ⲃⲟⲗ ⲛ̀ϯⲡⲁⲣⲁⲇⲟⲥⲓⲥ ⲉ̀ⲧⲁⲩⲧⲏⲓⲥ ⲉ̀ⲧⲟⲧϥ ⲫ̀ⲙⲟⲩ ⲡⲉⲧ ⲉϥⲉ̀ⲡⲓⲧⲓⲙⲁ̀ ⲡⲁⲓ ⲇⲉ ⲫⲏⲉ̀ⲧ ⲁϥϣⲱⲡⲓ ⲛ̀ⲥⲁⲟⲩⲗ ⲟⲩⲟⲛϩϥ ⲉ̀ⲃⲟⲗ ⲛ̀ϩⲟⲩⲟ̀ ⲫⲁⲓ ⲅⲁⲣ ⲉ̀ⲧⲁϥⲙⲉⲩⲓ̀ ⲉ̀ⲧⲁⲗⲉ ⲟⲩⲑⲩⲥⲓⲁ̀ ⲉ̀ϩ̀ⲣⲏⲓ ⲡ̀ⲃⲟⲗ ⲙ̀ⲡⲓⲡ̀ⲣⲟⲫⲏⲧⲏⲥ ⲟⲩⲟϩ ⲡⲓⲁⲣⲭⲏⲉ̀ⲣⲉⲩⲥ ⲥⲁⲙⲟⲩⲏⲗ ⲁϥⲓ̀ⲛⲓ ⲉ̀ϩ̀ⲣⲏⲓ ⲉ̀ϫⲱϥ ⲛ̀ⲟⲩⲛⲓϣϯ ⲛ̀ⲛⲟⲃⲓ ⲙ̀ⲙⲓⲛ ⲙ̀ⲙⲟϥ ⲛⲉⲙ ⲟⲩⲥⲁϩⲟⲩⲓ̀ ⲛ̀ⲉ̀ⲛⲉϩ ⲁⲗⲗⲁ ⲟⲩⲇⲉ ⲙ̀ⲡⲉϥϯⲁ̀ⲥⲟ ⲉ̀ⲫⲁⲓ ⲛ̀ϫⲉ ⲡⲓⲡ̀ⲣⲟⲫⲏⲧⲏⲥ ⲉⲑⲃⲉ ⲡⲓⲑⲱϩⲥ ⲉ̀ⲧⲁϥⲑⲁϩⲥϥ ⲙ̀ⲙⲟϥ ⲁ̀ ⲫϯ ⲟⲛ ⲧⲁⲙⲟⲛ ϩⲓⲧⲉⲛ ⲟⲩⲛⲓϣϯ ⲛ̀ϩⲱⲃ ⲉϥⲟⲩⲱⲛϩ ⲉ̀ⲃⲟⲗ ⲛ̀ⲛⲏⲉ̀ⲧ ⲁⲩϣⲱⲡⲓ ⲛ̀ⲟ̀ⲍⲓⲁⲥ ⲙ̀ⲡⲉϥⲱⲥⲕ ⲉ̀ϭⲓ ⲙ̀ⲡⲉϥⲙ̀ⲡ̀ϣⲓϣ ⲉϫⲉⲛ ⲧ̀ⲡⲁⲣⲁⲛⲟⲙⲓⲁ̀ ⲉ̀ⲧⲁϥⲁⲓⲥ ⲉ̀ⲁϥⲁⲓϥ ⲛ̀ϣⲉⲙⲙⲟ ⲉ̀ϯⲕⲉⲙⲉⲧⲟⲩⲣⲟ ⲉⲑⲃⲉ ϯⲙⲉⲧⲁⲣⲭⲏⲉ̀ⲣⲉⲩⲥ ⲉ̀ⲧⲁϥⲉⲣⲉ̀ⲡⲓⲑⲩⲙⲓⲛ ⲉ̀ⲣⲟⲥ ⲥ̀ⲛⲁϣⲱⲡⲓ ⲇⲉ ⲟⲛ ⲛ̀ⲧⲉⲧⲉⲛⲟⲓ ⲁⲛ ⲛ̀ⲁⲧⲥⲱⲟⲩⲛ ⲛ̀ⲛⲏⲉ̀ⲧⲁⲩⲑⲟϣⲟⲩ ⲧⲉⲧⲉⲛⲥⲱⲟⲩⲛ ⲅⲁⲣ ϫⲉ ϩⲁⲛⲟⲩⲟⲛ ⲙⲉⲛ ⲁⲛⲙⲟⲩϯ ⲉ̀ⲣⲱⲟⲩ ϫⲉ ⲉ̀ⲡⲓⲥⲕⲟⲡⲟⲥ ϩⲁⲛⲕⲉⲭⲱⲟⲩⲛⲓ ⲇⲉ ϫⲉ ⲡ̀ⲣⲉⲥⲃⲩⲧⲉⲣⲟⲥ ⲟⲩⲟϩ ϩⲁⲛⲟⲩⲟⲛ ⲛ̀ⲇⲓⲁ̀ⲕⲟⲛⲟⲥ ϧⲉⲛ ⲟⲩϣ̀ⲗⲏⲗ ⲛⲉⲙ ⲟⲩⲧⲁⲗⲟ ⲛ̀ϫⲓϫ ⲉ̀ⲁⲛⲧ̀ⲥⲁⲃⲉ ⲉ̀ⲁⲓⲧⲟⲩ ⲉ̀ⲃⲟⲗ ⲉ̀ⲡ̀ϣⲓⲃϯ ⲛ̀ⲛⲓϩ̀ⲃⲏⲟⲩⲓ̀ ϩⲓⲧⲉⲛ ⲡ̀ϣⲓⲃϯ ⲛ̀ⲛⲓⲣⲁⲛ.</w:t>
+      </w:r>
+    </w:p>
+    <w:p>
+      <w:pPr>
+        <w:spacing w:before="120"/>
+        <w:jc w:val="both"/>
+        <w:rPr>
+          <w:rFonts w:ascii="Antinoou" w:eastAsia="Antinoou" w:hAnsi="Antinoou"/>
+          <w:bCs/>
+          <w:noProof/>
+          <w:color w:val="7030A0"/>
+          <w:sz w:val="26"/>
+          <w:szCs w:val="26"/>
+          <w:lang w:eastAsia="en-GB" w:bidi="he-IL"/>
+        </w:rPr>
+      </w:pPr>
+      <w:r>
+        <w:rPr>
+          <w:rFonts w:ascii="Antinoou" w:eastAsia="Antinoou" w:hAnsi="Antinoou"/>
+          <w:bCs/>
+          <w:noProof/>
+          <w:color w:val="7030A0"/>
+          <w:sz w:val="26"/>
+          <w:szCs w:val="26"/>
+          <w:lang w:eastAsia="en-GB" w:bidi="he-IL"/>
+        </w:rPr>
+        <w:t>ⲟⲩⲟⲛ ⲟⲩⲙⲏϣ ⲅⲁⲣ ⲙⲉⲛⲣⲉ ⲡⲉⲧⲟⲩⲱϣ ⲉ̀ⲙⲉϩ ⲧⲉⲛϫⲓϫ ⲉ̀ϣ̀ϭⲓ ⲛ̀ⲧⲟⲧⲉⲛ ⲛ̀ⲫⲏⲉ̀ⲧ ⲁϥⲟⲩⲁϣϥ ⲙ̀ⲡ̀ⲥ̀ⲙⲟⲧ ⲛ̀ⲛⲓⲟⲩⲏⲃ ⲛ̀ⲛⲓⲃⲁϩⲥⲓ ⲛⲁⲓ ⲉ̀ⲧⲁ ⲓⲉⲣⲟⲃⲟⲁⲙ ⲑⲁⲙⲓⲱⲟⲩ ⲛⲁⲓ ⲉⲧϣⲉϣϥ ⲟⲩⲟϩ ⲉⲧⲥ̀ⲧⲏⲟⲩ ⲉ̀ⲃⲟⲗ ⲛⲁϩⲣⲉⲛ ⲫϯ ⲛⲉⲙ ⲛⲓⲣⲱⲙⲓ ⲉ̀ⲛⲉ ⲙ̀ⲙⲟⲛ ⲛⲟⲙⲟⲥ ⲅⲁⲣ ⲙ̀ⲙⲁⲩ ϩⲓ ϣⲓⲃϯ ⲛ̀ⲧⲁⲝⲓⲥ ⲛⲁϥⲣⲱϣⲓ ⲡⲉ ⲉⲑⲣⲉ ⲡ̀ⲧⲏⲣϥ ϫⲱⲕ ⲉ̀ⲃⲟⲗϩⲓⲧⲉⲛ ⲟⲩⲣⲁⲛ ⲛ̀ⲟⲩⲱⲧ ⲁⲗⲗⲁ ⲛ̀ⲧⲟⲩⲧ̀ⲥⲁⲃⲉ ⲉ̀ⲁⲓⲧⲟⲩ ⲉ̀ⲃⲟⲗϩⲓⲧⲉⲛ ⲡⲟ︦ⲥ︦ ⲉⲧ̀ⲁ̀ⲕⲟⲩⲗⲟⲩⲑⲓⲁ̀ ⲛ̀ⲛⲓϩ̀ⲃⲏⲟⲩⲓ̀.</w:t>
+      </w:r>
+    </w:p>
+    <w:p>
+      <w:pPr>
+        <w:spacing w:before="120"/>
+        <w:jc w:val="both"/>
+        <w:rPr>
+          <w:rFonts w:ascii="Antinoou" w:eastAsia="Antinoou" w:hAnsi="Antinoou"/>
+          <w:bCs/>
+          <w:noProof/>
+          <w:color w:val="7030A0"/>
+          <w:sz w:val="26"/>
+          <w:szCs w:val="26"/>
+          <w:lang w:eastAsia="en-GB" w:bidi="he-IL"/>
+        </w:rPr>
+      </w:pPr>
+      <w:r>
+        <w:rPr>
+          <w:rFonts w:ascii="Antinoou" w:eastAsia="Antinoou" w:hAnsi="Antinoou"/>
+          <w:bCs/>
+          <w:noProof/>
+          <w:color w:val="7030A0"/>
+          <w:sz w:val="26"/>
+          <w:szCs w:val="26"/>
+          <w:lang w:eastAsia="en-GB" w:bidi="he-IL"/>
+        </w:rPr>
+        <w:t>ⲛⲓⲉ̀ⲡⲓⲥⲕⲟⲡⲟⲥ ⲙⲉⲛ ⲁⲛⲥⲉⲙⲛⲓ ⲛⲱⲟⲩ ⲛ̀ⲑ̀ⲙⲉⲧⲁⲣⲭⲏⲉ̀ⲣⲉⲩⲥ ⲛⲓⲡ̀ⲣⲉⲥⲃⲩⲧⲉⲣⲟⲥ ϩⲱⲟⲩ ⲛ̀ⲑ̀ⲙⲉⲧⲟⲩⲏⲃ ⲛⲓⲇⲓⲁ̀ⲕⲟⲛⲟⲥ ⲇⲉ ⲟⲛ ⲉ̀ⲧ̀ⲇⲓⲁ̀ⲕⲟⲛⲓⲁ̀ ⲉⲧϣⲟⲡ ⲉ̀ϧⲟⲩⲛ ⲉ̀ⲣⲱⲟⲩ ⲙ̀ⲡ̀ⲃ︦ ϫⲉⲕⲁⲥ ⲉ̀ⲣⲉ ⲛⲓϩ̀ⲃⲏⲟⲩⲓ̀ ⲙ̀ⲡ̀ϣⲉⲙϣⲓ ⲛⲁϫⲱⲕ ⲉ̀ⲃⲟⲗ ϧⲉⲛ ⲟⲩϭⲓϣϣⲱⲟⲩ ⲟⲩⲇⲉ ⲅⲁⲣ ⲙ̀ⲡⲉⲧⲥ̀ϣⲉ ⲁⲛ ⲡⲉ ⲛ̀ⲇⲓⲁ̀ⲕⲟⲛⲟⲥ ⲉ̀ⲧⲁⲗⲉ ⲑⲩⲥⲓⲁ̀ ⲉ̀ϩ̀ⲣⲏⲓ ⲓⲉ ⲉ̀ⲃⲁⲡⲧⲓⲥⲙⲁ ⲓⲉ ϯⲉⲩⲗⲟⲅⲓⲁ̀ ⲛ̀ⲟⲩⲕⲟⲩϫⲓ ⲓⲉ ⲟⲩⲛⲓϣϯ ⲟⲩⲇⲉ ⲛ̀ⲛⲉ ⲡ̀ⲣⲉⲥⲃⲩⲧⲉⲣⲟⲥ ⲭⲓⲣⲟⲇⲟⲛⲓⲛ ⲛ̀ⲟⲩⲇⲓⲕⲉⲟⲛ ⲅⲁⲣ ⲁⲛ ⲡⲉ ⲉ̀ⲫⲱⲛ ⲛ̀ⲧⲁⲝⲓⲥ ⲉ̀ⲃⲟⲗ ⲫϯ ⲅⲁⲣ ⲙ̀ⲫⲁ ⲡⲓϣ̀ⲑⲟⲣⲧⲉⲣ ⲁⲛ ⲡⲉ ϫⲉⲕⲁⲥ ⲛ̀ⲛⲉ ⲛⲏⲉⲧϫⲱϫⲉⲃ ϩⲱⲗⲉⲙ ⲛⲱⲟⲩ ⲙ̀ⲙⲁⲩⲁ̀ⲧⲟⲩ ϧⲉⲛ ⲟⲩⲙⲉⲧⲇⲩⲣⲁⲛⲛⲟⲥ ⲛ̀ⲛⲁ ⲛⲏⲉⲧⲥⲱⲧⲡ ⲉ̀ⲣⲱⲟⲩ ⲉⲩⲭⲱ ⲛⲱⲟⲩ ⲛ̀ⲟⲩⲛⲟⲙⲟⲥ ⲙ̀ⲃⲉⲣⲓ ⲉ̀ⲡⲟⲩⲧⲁⲕⲟ ⲙ̀ⲙⲓⲛ ⲙ̀ⲙⲱⲟⲩ ⲉⲩⲟⲓ ⲛ̀ⲁⲧⲥⲱⲟⲩⲛ ϫⲉ ⲥ̀ⲙⲟⲕϩ ⲛⲱⲟⲩ ⲉ̀ϯⲧ̀ⲃⲏⲣ ⲉ̀ϧⲟⲩⲛ ϧⲉⲛ ϩⲁⲛⲥⲟⲩⲣⲓ ⲛ̀ϩⲟⲩⲟ̀ ⲉ̀ⲫⲁⲓ ⲛⲁⲓ ⲅⲁⲣ ⲙ̀ⲡⲁⲓⲣⲏϯ ⲉ̀ϯⲟⲩⲃⲏ ⲛⲁⲛ ⲁ̀ⲛⲟⲛ ⲛⲓⲉ̀ⲡⲓⲥⲕⲟⲡⲟⲥ ⲁⲗⲗⲁ ⲉⲩϯⲟⲩⲃⲉ ⲡⲓⲛⲓϣϯ ⲛ̀ⲉ̀ⲡⲓⲥⲕⲟⲡⲟⲥ ⲙ̀ⲡ̀ⲧⲏⲣϥ ⲟⲩⲟϩ ⲡⲓⲛⲓϣϯ ⲛ̀ⲁⲣⲭⲏⲉⲣⲉ̀ⲩⲥ ⲡⲉⲛⲟ︦ⲥ︦ ⲓ︦ⲏ︦ⲥ︦ ⲡⲭ︦ⲥ︦ ⲡ̀ϣⲏⲣⲓ ⲙ̀ⲫϯ ⲟⲩⲟϩ ⲫϯ ϧⲉⲛ ⲟⲩⲙⲉⲑⲙⲏⲓ.</w:t>
+      </w:r>
+    </w:p>
+    <w:p>
+      <w:pPr>
+        <w:spacing w:before="120"/>
+        <w:jc w:val="both"/>
+        <w:rPr>
+          <w:rFonts w:ascii="Antinoou" w:eastAsia="Antinoou" w:hAnsi="Antinoou"/>
+          <w:bCs/>
+          <w:noProof/>
+          <w:color w:val="7030A0"/>
+          <w:sz w:val="26"/>
+          <w:szCs w:val="26"/>
+          <w:lang w:eastAsia="en-GB" w:bidi="he-IL"/>
+        </w:rPr>
+      </w:pPr>
+      <w:r>
+        <w:rPr>
+          <w:rFonts w:ascii="Antinoou" w:eastAsia="Antinoou" w:hAnsi="Antinoou"/>
+          <w:bCs/>
+          <w:noProof/>
+          <w:color w:val="7030A0"/>
+          <w:sz w:val="26"/>
+          <w:szCs w:val="26"/>
+          <w:lang w:eastAsia="en-GB" w:bidi="he-IL"/>
+        </w:rPr>
+        <w:t>ⲁⲩⲕⲁⲑⲓⲥⲧⲁ ⲅⲁⲣ ⲉ̀ⲃⲟⲗϩⲓⲧⲉⲛ ⲙⲱⲩ̀ⲥⲏⲥ ⲡⲓⲡ̀ⲣⲟⲫⲏⲧⲏⲥ ⲟⲩⲟϩ ⲡⲉⲧⲙⲁⲓ ⲙ̀ⲫϯ ⲛ̀ϩⲁⲛⲁⲣⲭⲏⲉ̀ⲣⲉⲩⲥ ⲛⲉⲙ ϩⲁⲛⲟⲩⲏⲃ ⲛⲉⲙ ϩⲁⲛⲗⲉⲩⲓ̀ⲧⲏⲥ.</w:t>
+      </w:r>
+    </w:p>
+    <w:p>
+      <w:pPr>
+        <w:spacing w:before="120"/>
+        <w:jc w:val="both"/>
+        <w:rPr>
+          <w:rFonts w:ascii="Antinoou" w:eastAsia="Antinoou" w:hAnsi="Antinoou"/>
+          <w:bCs/>
+          <w:noProof/>
+          <w:color w:val="7030A0"/>
+          <w:sz w:val="26"/>
+          <w:szCs w:val="26"/>
+          <w:lang w:eastAsia="en-GB" w:bidi="he-IL"/>
+        </w:rPr>
+      </w:pPr>
+      <w:r>
+        <w:rPr>
+          <w:rFonts w:ascii="Antinoou" w:eastAsia="Antinoou" w:hAnsi="Antinoou"/>
+          <w:bCs/>
+          <w:noProof/>
+          <w:color w:val="7030A0"/>
+          <w:sz w:val="26"/>
+          <w:szCs w:val="26"/>
+          <w:lang w:eastAsia="en-GB" w:bidi="he-IL"/>
+        </w:rPr>
+        <w:t>ⲁⲩⲕⲁⲑⲓⲥⲧⲁ ϩⲱϥ ⲟⲛ ⲉ̀ⲃⲟⲗϩⲓⲧⲉⲛ ⲫϯ ⲡⲉⲛⲥⲱⲧⲏⲣ ⲙ̀ⲓ︦ⲅ︦ ⲛ̀ⲁ̀ⲡⲟⲥⲧⲟⲗⲟⲥ ⲉ̀ⲃⲟⲗ ⲇⲉ ϩⲓⲧⲉⲛ ⲛⲓⲁ̀ⲡⲟⲥⲧⲟⲗⲟⲥ ⲁⲩⲕⲁⲑⲓⲥⲧⲁ ⲙ̀ⲙⲟⲛ ⲁ̀ⲛⲟⲕ ⲕ̀ⲗⲏⲙⲏⲥ ⲛⲉⲙ ⲓⲁⲕⲱⲃⲟⲥ ⲛⲉⲙ ϩⲁⲛⲕⲉⲭⲱⲟⲩⲛⲓ ⲛⲉⲙⲁⲛ ⲉ̀ⲛⲁϣⲱⲟⲩ ϫⲉ ⲛ̀ⲛⲉⲛϫⲱⲟⲩ ⲧⲏⲣⲟⲩ ⲙ̀ⲫⲟⲩⲁⲓ ⲫⲟⲩⲁⲓ ⲁⲛⲕⲁⲑⲓⲥⲧⲁ ϩⲱⲛ ⲁ̀ⲛⲟⲛ ⲧⲏⲣⲉⲛ ϩⲓ ⲟⲩⲥⲟⲡ ⲛ̀ϩⲁⲛⲡ̀ⲣⲉⲥⲃⲩⲧⲉⲣⲟⲥ ⲛⲉⲙ ϩⲁⲛⲇⲓⲁ̀ⲕⲟⲛⲟⲥ ⲛⲉⲙ ϩⲁⲛϩⲩⲡⲇⲓⲁ̀ⲕⲟⲛⲟⲥ ⲛⲉⲙ ϩⲁⲛⲁ̀ⲛⲁⲅⲛⲱⲥⲧⲏⲥ.</w:t>
+      </w:r>
+    </w:p>
+    <w:p>
+      <w:pPr>
+        <w:spacing w:before="120"/>
+        <w:jc w:val="both"/>
+        <w:rPr>
+          <w:rFonts w:ascii="Antinoou" w:eastAsia="Antinoou" w:hAnsi="Antinoou"/>
+          <w:bCs/>
+          <w:noProof/>
+          <w:color w:val="7030A0"/>
+          <w:sz w:val="26"/>
+          <w:szCs w:val="26"/>
+          <w:lang w:eastAsia="en-GB" w:bidi="he-IL"/>
+        </w:rPr>
+      </w:pPr>
+      <w:r>
+        <w:rPr>
+          <w:rFonts w:ascii="Antinoou" w:eastAsia="Antinoou" w:hAnsi="Antinoou"/>
+          <w:bCs/>
+          <w:noProof/>
+          <w:color w:val="7030A0"/>
+          <w:sz w:val="26"/>
+          <w:szCs w:val="26"/>
+          <w:lang w:eastAsia="en-GB" w:bidi="he-IL"/>
+        </w:rPr>
+        <w:lastRenderedPageBreak/>
+        <w:t>ⲡ̀ϣⲟⲣⲡ ⲇⲉ ϯⲛⲟⲩ ⲡⲓⲁⲣⲭⲏⲉ̀ⲣⲉⲩⲥ ⲙ̀ⲙⲏⲓ ⲡⲓⲛⲟⲙⲟⲑⲉⲧⲏⲥ ⲡⲭ︦ⲥ︦ ⲫⲁⲓ ⲉ̀ⲧⲁϥϩⲱⲗⲉⲙ ⲛⲁϥ ⲁⲛ ⲙ̀ⲡ̀ⲧⲁⲓⲟ̀ ⲁⲗⲗⲁ ⲫⲓⲱⲧ ⲡⲉⲧⲁϥⲕⲁⲑⲓⲥⲧⲁ ⲙ̀ⲙⲟϥ ⲡⲁⲓ ⲉ̀ⲧⲁⲣⲉϥϣⲱⲡⲓ ⲛ̀ⲁⲣⲭⲏⲉ̀ⲣⲉⲩⲥ ⲉⲑⲃⲏⲧⲉⲛ ⲟⲩⲟϩ ⲁϥⲧⲁⲗⲟ ⲉ̀ϩ̀ⲣⲏⲓ ⲛ̀ϯⲑⲩⲥⲓⲁ̀ ⲙ̀ⲡⲛ︦ⲁ︦ⲧⲓⲕⲏ ⲙ̀ⲫϯ ⲡⲉϥⲓⲱⲧ ⲙ̀ⲡⲁⲧⲟⲩⲥ̀ⲧⲁⲩⲣⲱⲛⲓⲛ ⲙ̀ⲙⲟϥ ⲁϥⲟⲩⲁϩⲥⲁϩⲛⲓ ⲛⲁⲛ ⲙ̀ⲙⲁⲩⲁ̀ⲧⲉⲛ ⲉ̀ⲉⲣⲫⲁⲓ ⲕⲉ ⲁⲓⲧⲟⲩ ⲅⲉ ⲟⲩⲛ ϩⲁⲛⲕⲉⲭⲱⲟⲩⲛⲓ ⲙ̀ⲙⲁⲩ ⲛⲉⲙⲁⲛ ⲉ̀ⲁⲩⲛⲁϩϯ ⲉ̀ⲣⲟϥ ⲁⲗⲗⲁ ⲡⲁⲛⲧⲱⲥ ⲫⲁ ⲟⲩⲟⲛⲛⲓⲃⲉⲛ ⲁⲛ ⲉ̀ⲧⲁⲩⲛⲁϩϯ ⲉ̀ⲣⲟϥ ⲉ̀ⲉⲣ ⲟⲩⲏⲃ ⲟⲩⲇⲉ ⲉⲑⲣⲟⲩⲉⲙⲡ̀ϣⲁ ⲙ̀ⲡⲓⲁ̀ⲝⲓⲱ̀ⲙⲁ ⲛ̀ⲑ̀ⲙⲉⲧⲁⲣⲭⲏⲉ̀ⲣⲉⲩⲥ.</w:t>
+      </w:r>
+    </w:p>
+    <w:p>
+      <w:pPr>
+        <w:spacing w:before="120"/>
+        <w:jc w:val="both"/>
+        <w:rPr>
+          <w:rFonts w:ascii="Antinoou" w:eastAsia="Antinoou" w:hAnsi="Antinoou"/>
+          <w:bCs/>
+          <w:noProof/>
+          <w:color w:val="7030A0"/>
+          <w:sz w:val="26"/>
+          <w:szCs w:val="26"/>
+          <w:lang w:eastAsia="en-GB" w:bidi="he-IL"/>
+        </w:rPr>
+      </w:pPr>
+      <w:r>
+        <w:rPr>
+          <w:rFonts w:ascii="Antinoou" w:eastAsia="Antinoou" w:hAnsi="Antinoou"/>
+          <w:bCs/>
+          <w:noProof/>
+          <w:color w:val="7030A0"/>
+          <w:sz w:val="26"/>
+          <w:szCs w:val="26"/>
+          <w:lang w:eastAsia="en-GB" w:bidi="he-IL"/>
+        </w:rPr>
+        <w:t>ⲙⲉⲛⲉⲛⲥⲁ ⲑ̀ⲣⲟⲩⲁ̀ⲛⲁⲗⲁⲙⲯⲓⲥ ⲙ̀ⲙⲟϥ ⲁ̀ⲛⲟⲛ ⲕⲁⲧⲁ ⲡⲓϩ̀ⲙⲟⲧ ⲉ̀ⲧⲁϥⲧⲏⲓϥ ⲛⲁⲛ ⲛⲉⲙ ⲕⲁⲧⲁ ⲡⲉϥⲟⲩⲁϩⲥⲁϩⲛⲓ ⲁⲛⲧⲁⲗⲟ ⲉ̀ϩ̀ⲣⲏⲓ ⲛ̀ⲟⲩⲑⲩⲥⲓⲁ̀ ⲉⲥⲟⲛϧ ⲉⲥⲟⲩⲁⲃ ⲛ̀ⲟⲩⲉϣ ⲛ̀ⲥ̀ⲛⲟϥ ⲉ̀ⲁⲛⲑⲉϣ ϩⲁⲛⲉ̀ⲡⲓⲥⲕⲟⲡⲟⲥ ⲛⲉⲙ ϩⲁⲛⲡ̀ⲣⲉⲥⲃⲩⲧⲉⲣⲟⲥ ⲛⲉⲙ ϩⲁⲛⲇⲓⲁ̀ⲕⲟⲛⲟⲥ ⲉ̀ⲧⲟⲩⲏ̀ⲡⲓ ⲛⲓ︦ⲍ︦ ⲡⲁⲓ ⲉ̀ⲧⲟⲩⲉ̀ⲃⲟⲗ ⲛ̀ϧⲏⲧⲟⲩ ⲡⲉ ⲥ̀ⲧⲉⲫⲁⲛⲟⲥ ⲡⲓⲙⲁⲕⲁⲣⲓⲟⲥ ⲙ̀ⲙⲁⲣⲧⲩⲣⲟⲥ ⲛⲁϥϫⲱϫⲉⲃ ⲁⲛ ⲉ̀ⲣⲟⲛ ϧⲉⲛ ⲟⲩⲙⲉⲑⲙⲏⲓ ⲉ̀ⲧⲉ ⲟⲩⲟⲛⲧⲁϥ ⲉ̀ϧⲟⲩⲛ ⲉ̀ⲫϯ ⲁⲗⲗⲁ ⲁϥⲟⲩⲱⲛϩ ⲛ̀ⲧⲉϥⲙⲉⲧⲣⲉϥϣⲉⲙϣⲉ ⲛⲟⲩϯ ⲉ̀ⲃⲟⲗϧⲉⲛ ⲡⲓⲛⲁϩϯ ⲛⲉⲙ ϯⲁ̀ⲅⲁⲡⲏ ⲉ̀ⲧⲉ ⲟⲩⲟⲛⲧⲁϥ ⲥⲁϧⲟⲩⲛ ⲉ̀ⲡⲭ︦ⲥ︦ ⲓ︦ⲏ︦ⲥ︦ ⲡⲉⲛⲟ︦ⲥ︦ ⲙ̀ⲡⲁⲓⲣⲏϯ ⲧⲏⲣⲥ ϩⲱⲥⲇⲉ ⲉⲑⲣⲉϥϯ ⲛ̀ⲧⲉϥⲯⲩⲭⲏ ϧⲁⲣⲟϥ ⲉ̀ⲁ̀ ⲛⲓⲓⲟⲩⲇⲁⲓ ⲛ̀ⲣⲉϥϧⲱⲧⲉⲃ ⲙ̀ⲡⲟ︦ⲥ︦ ϩⲓⲱ̀ⲛⲓ ⲉ̀ϫⲱϥ ⲁⲩϧⲟⲑⲃⲉϥ ⲁⲗⲗⲁ ϩⲱⲙⲟⲥ ⲡⲁⲓ ⲛⲓϣϯ ⲛ̀ⲣⲱⲙⲓ ϧⲉⲛ ⲧⲁⲓ ⲙⲓⲏ̀ ⲉⲧⲃⲉⲣⲃⲉⲣ ϧⲉⲛ ⲡⲓⲡⲛ︦ⲁ︦ ⲉ̀ⲑⲟⲩⲁⲃ ⲡⲁⲓ ⲛⲓϣϯ ⲛ̀ⲁⲣⲭⲏⲇⲓⲁ̀ⲕⲟⲛⲟⲥ.</w:t>
+      </w:r>
+    </w:p>
+    <w:p>
+      <w:pPr>
+        <w:spacing w:before="120"/>
+        <w:jc w:val="both"/>
+        <w:rPr>
+          <w:rFonts w:ascii="Antinoou" w:eastAsia="Antinoou" w:hAnsi="Antinoou"/>
+          <w:bCs/>
+          <w:noProof/>
+          <w:color w:val="7030A0"/>
+          <w:sz w:val="26"/>
+          <w:szCs w:val="26"/>
+          <w:lang w:eastAsia="en-GB" w:bidi="he-IL"/>
+        </w:rPr>
+      </w:pPr>
+      <w:r>
+        <w:rPr>
+          <w:rFonts w:ascii="Antinoou" w:eastAsia="Antinoou" w:hAnsi="Antinoou"/>
+          <w:bCs/>
+          <w:noProof/>
+          <w:color w:val="7030A0"/>
+          <w:sz w:val="26"/>
+          <w:szCs w:val="26"/>
+          <w:lang w:eastAsia="en-GB" w:bidi="he-IL"/>
+        </w:rPr>
+        <w:t>ⲫⲏⲉ̀ⲧ ⲁϥⲛⲁⲩ ⲉ̀ⲛⲓⲡⲩⲗⲏ ⲛ̀ⲧⲉ ⲛⲓⲫⲏⲟⲩⲓ̀ ⲉ̀ⲁⲩⲟⲩⲱⲛ ⲟⲩⲟϩ ⲓ︦ⲏ︦ⲥ︦ ⲡⲟ︦ⲥ︦ ⲉϥϩⲓⲟⲩⲓ̀ⲛⲁⲙ ⲫϯ ⲡⲉϥⲓⲱⲧ ⲙ̀ⲡⲉϥⲟⲩⲟⲛϩϥ ⲉ̀ⲃⲟⲗ ϧⲉⲛ ϩ̀ⲗⲓ ⲙ̀ⲙⲁ ϩⲱⲥ ⲉϥⲭⲣⲱ ⲙ̀ⲡⲉⲧⲉⲣⲡ̀ⲣⲉⲡⲓ ⲛ̀ⲧ̀ⲙⲉⲧⲇⲓⲁ̀ⲕⲟⲛⲟⲥ ⲛⲉⲙ ⲛⲏⲉ̀ⲧⲉ ⲛ̀ϧ̀ⲏⲧⲥ ⲉ̀ⲧⲁⲗⲉ ⲑⲩⲥⲓⲁ̀ ⲉ̀ϩ̀ⲣⲏⲓ ⲓⲉ ⲉ̀ⲧⲁⲗⲉ ϫⲓϫ ⲉ̀ϫⲉⲛ ϩ̀ⲗⲓ ⲁⲗⲗⲁ ⲁϥⲁ̀ⲣⲉϩ ⲉ̀ϯⲧⲁⲝⲓⲥ ⲛ̀ⲑ̀ⲙⲉⲧⲇⲓⲁ̀ⲕⲟⲛⲟⲥ ϣⲁ ⲉ̀ⲃⲟⲗ ⲡⲉⲧⲉⲣⲡ̀ⲣⲉⲡⲓ ⲅⲁⲣ ⲡⲉ ⲫⲁⲓ ⲙ̀ⲫ̀ⲙⲁⲣⲧⲩⲣⲟⲥ ⲉ̀ⲑⲟⲩⲁⲃ ⲙ̀ⲡⲭ︦ⲥ︦ ⲉⲑⲣⲉϥϫⲱⲕ ⲉ̀ⲃⲟⲗ ⲙ̀ⲡⲉϥⲇ̀ⲣⲟⲙⲟⲥ ⲉϥⲁ̀ⲣⲉϩ ⲉ̀ⲧⲟⲩⲧⲁⲝⲓⲁ̀.</w:t>
+      </w:r>
+    </w:p>
+    <w:p>
+      <w:pPr>
+        <w:spacing w:before="120"/>
+        <w:jc w:val="both"/>
+        <w:rPr>
+          <w:rFonts w:ascii="Antinoou" w:eastAsia="Antinoou" w:hAnsi="Antinoou"/>
+          <w:bCs/>
+          <w:noProof/>
+          <w:color w:val="7030A0"/>
+          <w:sz w:val="26"/>
+          <w:szCs w:val="26"/>
+          <w:lang w:eastAsia="en-GB" w:bidi="he-IL"/>
+        </w:rPr>
+      </w:pPr>
+      <w:r>
+        <w:rPr>
+          <w:rFonts w:ascii="Antinoou" w:eastAsia="Antinoou" w:hAnsi="Antinoou"/>
+          <w:bCs/>
+          <w:noProof/>
+          <w:color w:val="7030A0"/>
+          <w:sz w:val="26"/>
+          <w:szCs w:val="26"/>
+          <w:lang w:eastAsia="en-GB" w:bidi="he-IL"/>
+        </w:rPr>
+        <w:t>ⲓⲥϫⲉ ⲟⲩⲟⲛ ϩⲁⲛⲟⲩⲟⲛ ⲇⲉ ⲙ̀ⲙⲱⲧⲉⲛ ⲛⲁⲣⲓⲕⲓ ⲉ̀ⲫⲓⲗⲓⲡⲡⲟⲥ ⲡⲓⲇⲓⲁ̀ⲕⲟⲛⲟⲥ ⲛⲉⲙ ⲁ̀ⲛⲁⲛⲓⲁⲥ ⲡⲓⲡⲓⲥⲧⲟⲥ ⲛ̀ⲥⲟⲛ ϫⲉ ⲡⲓⲟⲩⲁⲓ ⲙⲉⲛ ⲃⲁⲡⲧⲓⲥⲙⲁ ⲙ̀ⲡⲓⲥⲓⲟⲩⲣ ⲡⲓⲕⲉⲟⲩⲁⲓ ⲇⲉ ⲁϥⲃⲁⲡⲧⲓⲥⲙⲁ ⲙ̀ⲙⲟⲓ ⲁ̀ⲛⲟⲕ ⲡⲁⲩⲗⲟⲥ ⲥⲉⲟⲓ ⲛ̀̀ⲧⲥⲱⲟⲩⲛ ⲉ̀ⲫⲏⲉ̀ⲧ ⲉⲛϫⲱⲙ̀ⲙⲟϥ ⲁⲛϫⲟⲥ ⲅⲁⲣ ϫⲉ ⲙ̀ⲙⲟⲛ ϩ̀ⲗⲓ ϩⲱⲗⲉⲙ ⲛⲁϥ ⲙ̀ⲙⲁⲩⲁⲧϥ ⲙ̀ⲡ̀ⲁ̀ⲝⲓⲱ̀ⲙⲁ ⲛ̀ϯⲙⲉⲧⲟⲩⲏⲃ ⲁⲗⲗⲁ ⲉ̀ϣⲁϥϭⲓⲧϥ ⲉ̀ⲃⲟⲗϩⲓⲧⲉⲛ ⲫϯ ⲙ̀ⲫ̀ⲣⲏϯ ⲙ̀ⲙⲉⲗⲭⲓⲥⲉⲇⲉⲕ ⲛⲉⲙ ⲓⲁⲕⲱⲃ ⲡⲓⲡⲁⲧⲣⲓⲁⲣⲭⲏⲥ ⲓⲉ ⲉ̀ϣⲁϥϭⲓⲧϥ ⲉ̀ⲃⲟⲗϩⲓⲧⲉⲛ ⲡⲓⲁⲧⲭⲏⲉ̀ⲣⲉⲩⲥ ⲙ̀ⲫ̀ⲣⲏϯ ⲛ̀ⲁ̀ⲁ̀ⲣⲱⲛ ⲉ̀ⲧⲁϥϭⲓⲧϥ ⲉ̀ⲃⲟⲗϩⲓⲧⲉⲛ ⲙⲉⲩ̀ⲥⲏⲥ ⲟⲩⲕ ⲟⲩⲛ ⲫⲓⲗⲓⲡⲡⲟⲥ ⲛⲉⲙ ⲁ̀ⲛⲁⲛⲓⲁⲥ ⲛ̀ⲑⲱⲟⲩ ⲁⲛ ⲛⲉ ⲉ̀ⲧⲁⲩⲥⲟⲧⲡⲥ ⲛⲱⲟⲩ ⲉ̀ⲉⲣⲫⲁⲓ ϧⲁⲣⲱⲟⲩ ⲙ̀ⲙⲓⲛ ⲙ̀ⲙⲱⲟⲩ ⲁⲗⲗⲁ ⲡⲭ︦ⲥ︦ ⲡⲉⲧⲁϥⲑⲟϣⲟⲩ ⲡⲓⲁⲣⲭⲏ̀ⲉⲣⲉⲩⲥ ⲙ̀ⲙⲏⲓ ⲫϯ ⲉ̀ⲧⲉ ⲙ̀ⲙⲟⲛ ⲕⲉ ⲛⲟⲩϯ ⲉϥⲧⲉⲛⲑⲱⲛ ⲉ̀ⲣⲟϥ.</w:t>
+      </w:r>
+    </w:p>
+    <w:p>
+      <w:pPr>
+        <w:spacing w:before="120"/>
+        <w:jc w:val="center"/>
+        <w:rPr>
+          <w:rFonts w:ascii="Antinoou" w:eastAsia="Antinoou" w:hAnsi="Antinoou"/>
+          <w:bCs/>
+          <w:noProof/>
+          <w:color w:val="7030A0"/>
+          <w:sz w:val="26"/>
+          <w:szCs w:val="26"/>
+          <w:lang w:eastAsia="en-GB" w:bidi="he-IL"/>
+        </w:rPr>
+      </w:pPr>
+      <w:r>
+        <w:rPr>
+          <w:rFonts w:ascii="Antinoou" w:eastAsia="Antinoou" w:hAnsi="Antinoou"/>
+          <w:bCs/>
+          <w:noProof/>
+          <w:color w:val="7030A0"/>
+          <w:sz w:val="26"/>
+          <w:szCs w:val="26"/>
+          <w:lang w:eastAsia="en-GB" w:bidi="he-IL"/>
+        </w:rPr>
+        <w:t>———————</w:t>
+      </w:r>
+    </w:p>
+    <w:p>
+      <w:pPr>
+        <w:spacing w:before="120"/>
+        <w:jc w:val="center"/>
+        <w:rPr>
+          <w:rFonts w:ascii="Antinoou" w:eastAsia="Antinoou" w:hAnsi="Antinoou"/>
+          <w:bCs/>
+          <w:noProof/>
+          <w:color w:val="7030A0"/>
+          <w:sz w:val="26"/>
+          <w:szCs w:val="26"/>
+          <w:lang w:eastAsia="en-GB" w:bidi="he-IL"/>
+        </w:rPr>
+      </w:pPr>
+      <w:r>
+        <w:rPr>
+          <w:rFonts w:ascii="Antinoou" w:eastAsia="Antinoou" w:hAnsi="Antinoou"/>
+          <w:bCs/>
+          <w:noProof/>
+          <w:color w:val="7030A0"/>
+          <w:sz w:val="26"/>
+          <w:szCs w:val="26"/>
+          <w:lang w:eastAsia="en-GB" w:bidi="he-IL"/>
+        </w:rPr>
+        <w:t xml:space="preserve">ⲁϥϫⲱⲕ ⲉ̀ⲃⲟⲗ </w:t>
+      </w:r>
+      <w:r>
+        <w:rPr>
+          <w:rFonts w:ascii="Antinoou" w:eastAsia="Antinoou" w:hAnsi="Antinoou"/>
+          <w:bCs/>
+          <w:noProof/>
+          <w:color w:val="7030A0"/>
+          <w:sz w:val="26"/>
+          <w:szCs w:val="26"/>
+          <w:lang w:eastAsia="en-GB" w:bidi="he-IL"/>
+        </w:rPr>
+        <w:t>ⲙ̀ⲡⲓϫⲱⲙ</w:t>
+      </w:r>
+      <w:r>
+        <w:rPr>
+          <w:rFonts w:ascii="Antinoou" w:eastAsia="Antinoou" w:hAnsi="Antinoou"/>
+          <w:bCs/>
+          <w:noProof/>
+          <w:color w:val="7030A0"/>
+          <w:sz w:val="26"/>
+          <w:szCs w:val="26"/>
+          <w:lang w:eastAsia="en-GB" w:bidi="he-IL"/>
+        </w:rPr>
+        <w:t xml:space="preserve"> ⲙ̀ⲙⲁϩ ⲉ︦ ϧⲉⲛ ⲟⲩⲓⲣⲏⲛⲏ ⲛ̀ⲧⲉ ⲫϯ ⲁ̀ⲙⲏⲛ</w:t>
+      </w:r>
+    </w:p>
+    <w:p>
+      <w:pPr>
+        <w:spacing w:before="120"/>
+        <w:jc w:val="center"/>
+        <w:rPr>
+          <w:rFonts w:ascii="Antinoou" w:eastAsia="Antinoou" w:hAnsi="Antinoou"/>
+          <w:bCs/>
+          <w:noProof/>
+          <w:color w:val="7030A0"/>
+          <w:sz w:val="26"/>
+          <w:szCs w:val="26"/>
+          <w:lang w:eastAsia="en-GB" w:bidi="he-IL"/>
+        </w:rPr>
+      </w:pPr>
+      <w:r>
+        <w:rPr>
+          <w:rFonts w:ascii="Antinoou" w:eastAsia="Antinoou" w:hAnsi="Antinoou"/>
+          <w:bCs/>
+          <w:noProof/>
+          <w:color w:val="7030A0"/>
+          <w:sz w:val="26"/>
+          <w:szCs w:val="26"/>
+          <w:lang w:eastAsia="en-GB" w:bidi="he-IL"/>
+        </w:rPr>
+        <w:t>———————</w:t>
+      </w:r>
+    </w:p>
+    <w:p>
+      <w:pPr>
+        <w:keepNext/>
+        <w:widowControl w:val="0"/>
+        <w:jc w:val="center"/>
+        <w:rPr>
+          <w:rFonts w:ascii="Antinoou" w:eastAsia="Antinoou" w:hAnsi="Antinoou" w:cs="Gentium"/>
+          <w:b/>
+          <w:bCs/>
+          <w:noProof/>
+          <w:sz w:val="32"/>
+          <w:szCs w:val="32"/>
+          <w:u w:color="00B050"/>
+          <w:lang w:eastAsia="en-GB" w:bidi="he-IL"/>
         </w:rPr>
         <w:sectPr>
           <w:type w:val="continuous"/>
@@ -12051,694 +12767,6 @@
           <w:noProof/>
           <w:sz w:val="32"/>
           <w:szCs w:val="32"/>
-          <w:u w:color="00B050"/>
-          <w:lang w:eastAsia="en-GB" w:bidi="he-IL"/>
-        </w:rPr>
-      </w:pPr>
-      <w:r>
-        <w:rPr>
-          <w:rFonts w:ascii="Antinoou" w:eastAsia="Antinoou" w:hAnsi="Antinoou" w:cs="Gentium"/>
-          <w:b/>
-          <w:bCs/>
-          <w:noProof/>
-          <w:sz w:val="32"/>
-          <w:szCs w:val="32"/>
-          <w:u w:color="00B050"/>
-          <w:lang w:eastAsia="en-GB" w:bidi="he-IL"/>
-        </w:rPr>
-        <w:t>ⲟ︦ⲍ︦.</w:t>
-      </w:r>
-    </w:p>
-    <w:p>
-      <w:pPr>
-        <w:keepNext/>
-        <w:jc w:val="center"/>
-        <w:rPr>
-          <w:rFonts w:ascii="Antinoou" w:eastAsia="Antinoou" w:hAnsi="Antinoou"/>
-          <w:bCs/>
-          <w:noProof/>
-          <w:color w:val="7030A0"/>
-          <w:sz w:val="26"/>
-          <w:szCs w:val="26"/>
-          <w:lang w:eastAsia="en-GB" w:bidi="he-IL"/>
-        </w:rPr>
-      </w:pPr>
-      <w:r>
-        <w:rPr>
-          <w:rFonts w:ascii="Antinoou" w:eastAsia="Antinoou" w:hAnsi="Antinoou"/>
-          <w:bCs/>
-          <w:noProof/>
-          <w:color w:val="7030A0"/>
-          <w:sz w:val="26"/>
-          <w:szCs w:val="26"/>
-          <w:lang w:eastAsia="en-GB" w:bidi="he-IL"/>
-        </w:rPr>
-        <w:t>ⲉⲑⲃⲉ ⲛⲏⲉ̀ⲧⲁⲩϭⲟϭⲓ ⲙ̀ⲙⲱⲟⲩ ⲉⲑⲃⲉ ⲡⲓⲛⲁϩϯ ⲛⲉⲙ ⲛⲏⲉ̀ⲧⲁⲩⲫⲱⲧ ϩⲓ ⲡⲟⲥⲟⲡ ⲉ̀ⲃⲟⲗϧⲉⲛ ⲡⲟⲗⲓⲥ ⲉ̀ⲡⲟⲗⲓⲥ ⲉⲑⲃⲉ ⲡⲓⲛⲁϩϯ ϩⲱⲥⲇⲉ ⲉⲑⲣⲟⲩⲃⲟⲏ̀ⲑⲓⲛ ⲉⲣⲱⲟⲩ ϩⲓ ⲟⲩⲥⲟⲡ.</w:t>
-      </w:r>
-    </w:p>
-    <w:p>
-      <w:pPr>
-        <w:spacing w:before="100"/>
-        <w:jc w:val="both"/>
-        <w:rPr>
-          <w:rFonts w:ascii="Antinoou" w:eastAsia="Antinoou" w:hAnsi="Antinoou"/>
-          <w:bCs/>
-          <w:noProof/>
-          <w:color w:val="7030A0"/>
-          <w:sz w:val="26"/>
-          <w:szCs w:val="26"/>
-          <w:lang w:eastAsia="en-GB" w:bidi="he-IL"/>
-        </w:rPr>
-      </w:pPr>
-      <w:r>
-        <w:rPr>
-          <w:rFonts w:ascii="Antinoou" w:eastAsia="Antinoou" w:hAnsi="Antinoou"/>
-          <w:bCs/>
-          <w:noProof/>
-          <w:color w:val="7030A0"/>
-          <w:sz w:val="26"/>
-          <w:szCs w:val="26"/>
-          <w:lang w:eastAsia="en-GB" w:bidi="he-IL"/>
-        </w:rPr>
-        <w:t>ϣⲱⲡ ⲉ̀ⲣⲱⲧⲉⲛ ⲛ̀ⲛⲏⲉ̀ⲧ ⲁⲩϭⲟϫⲓ ⲛ̀ⲥⲱⲟⲩ ⲉⲑⲃⲉ ⲡⲓⲛⲁϩϯ ⲟⲩⲟϩ ⲉⲩⲫⲏⲧ ⲛ̀ⲥⲱⲟⲩ ⲉ̀ⲃⲟⲗϧⲉⲛ ⲡⲟⲗⲓⲥ ⲉ̀ⲡⲟⲗⲓⲥ ⲉⲑⲃⲉ ⲡ̀ⲉⲣⲫ̀ⲙⲉⲩⲓ̀ ⲛ̀ⲛⲓⲥⲁϫⲓ ⲛ̀ⲧⲉ ⲡⲟ︦ⲥ︦ ⲉⲩⲥⲱⲟⲩⲛ ⲙⲉⲛ ϫⲉ ⲡⲓⲡⲛ︦ⲁ︦ ⲙⲉⲛⲣⲱⲟⲩⲧ ϯⲥⲁⲣⲝ ⲇⲉ ⲟⲩⲁⲥⲑⲉⲛⲏⲥ ⲧⲉ ⲉⲑⲃⲉ ⲫⲁⲓ ϣⲁⲩⲫⲱⲧ ⲟⲩⲟϩ ϣⲁⲩϣⲟⲡ ⲉ̀ⲣⲱⲟⲩ ⲙ̀ⲡ̀ϩⲱⲗⲉⲙ ⲛ̀ⲛⲟⲩϩⲩⲡⲁⲣⲭⲟⲛⲧⲁ ϫⲉⲕⲁⲥ ⲉⲩⲉ̀ⲁⲣⲉϩ ⲛⲱⲟⲩ ⲙ̀ⲫ̀ⲣⲁⲛ ⲙ̀ⲡⲭ︦ⲥ︦ ⲙ̀ⲡⲟⲩⲁⲣⲛⲁ ⲙ̀ⲙⲟϥ ⲃⲟⲏ̀ⲑⲓⲛ ⲉ̀ⲣⲱⲟⲩ ⲛ̀ⲧⲉⲧⲉⲛϫⲱⲕ ⲉ̀ⲃⲟⲗ ⲛ̀ϯⲉⲛⲧⲟⲗⲏ ⲛ̀̀ⲉ ⲡⲟ︦ⲥ︦.</w:t>
-      </w:r>
-    </w:p>
-    <w:p>
-      <w:pPr>
-        <w:spacing w:before="100"/>
-        <w:jc w:val="both"/>
-        <w:rPr>
-          <w:rFonts w:ascii="Antinoou" w:eastAsia="Antinoou" w:hAnsi="Antinoou"/>
-          <w:bCs/>
-          <w:noProof/>
-          <w:color w:val="7030A0"/>
-          <w:sz w:val="26"/>
-          <w:szCs w:val="26"/>
-          <w:lang w:eastAsia="en-GB" w:bidi="he-IL"/>
-        </w:rPr>
-      </w:pPr>
-      <w:r>
-        <w:rPr>
-          <w:rFonts w:ascii="Antinoou" w:eastAsia="Antinoou" w:hAnsi="Antinoou"/>
-          <w:bCs/>
-          <w:noProof/>
-          <w:color w:val="7030A0"/>
-          <w:sz w:val="26"/>
-          <w:szCs w:val="26"/>
-          <w:lang w:eastAsia="en-GB" w:bidi="he-IL"/>
-        </w:rPr>
-        <w:t>ⲫⲁⲓ ⲇⲉ ⲧⲉⲛⲟⲩⲁϩⲥⲁϩⲛⲓ ⲙ̀ⲙⲟϥ ⲛⲱⲧⲉⲛ ⲧⲏⲣⲟⲩ ϩⲓ ⲟⲩⲥⲟⲡ ⲉⲑⲃⲉ ⲡⲓⲟⲩⲁⲓ ⲡⲓⲟⲩⲁⲓ ⲭⲱ ϧⲉⲛ ϯⲧⲁⲝⲓⲥ ⲉ̀ⲧⲁⲩⲧⲏⲓⲥ ⲉ̀ⲧⲟⲧϥ ⲟⲩⲟϩ ⲉ̀ϣ̀ⲧⲉⲙⲑ̀ⲣⲉ ⲧⲉⲧⲉⲛⲣⲡ̀ⲃⲟⲗ ⲙ̀ⲡⲓϣⲓ ⲛⲉⲙ ⲡⲓⲑⲱϣ ⲉ̀ⲧⲁⲩⲑⲟϣⲟⲩ ⲛⲱⲧⲉⲛ ⲛⲟⲩⲛ ⲅⲁⲣ ⲁⲛ ⲛⲉ ⲁⲗⲗⲁ ⲛⲁ ⲫϯ ⲛⲉ.</w:t>
-      </w:r>
-    </w:p>
-    <w:p>
-      <w:pPr>
-        <w:spacing w:before="100"/>
-        <w:jc w:val="both"/>
-        <w:rPr>
-          <w:rFonts w:ascii="Antinoou" w:eastAsia="Antinoou" w:hAnsi="Antinoou"/>
-          <w:bCs/>
-          <w:noProof/>
-          <w:color w:val="7030A0"/>
-          <w:sz w:val="26"/>
-          <w:szCs w:val="26"/>
-          <w:lang w:eastAsia="en-GB" w:bidi="he-IL"/>
-        </w:rPr>
-      </w:pPr>
-      <w:r>
-        <w:rPr>
-          <w:rFonts w:ascii="Antinoou" w:eastAsia="Antinoou" w:hAnsi="Antinoou"/>
-          <w:bCs/>
-          <w:noProof/>
-          <w:color w:val="7030A0"/>
-          <w:sz w:val="26"/>
-          <w:szCs w:val="26"/>
-          <w:lang w:eastAsia="en-GB" w:bidi="he-IL"/>
-        </w:rPr>
-        <w:t>ⲡⲟ︦ⲥ︦ ⲅⲁⲣ ϥ̀ϫⲱⲙ̀ⲙⲟⲥ ϫⲉ ⲫⲏⲉ̀ⲧⲥⲱⲧⲉⲙ ⲉ̀ⲣⲱⲧⲉⲛ ⲉϥⲉ̀ⲥⲱⲧⲉⲙ ⲉ̀ⲣⲟⲓ ⲟⲩⲟϩ ⲫⲏⲉ̀ⲧϫⲱⲗ ⲙ̀ⲙⲱⲧⲉⲛ ϥ̀ϫⲱⲗ ⲙ̀ⲙⲟⲓ ⲟⲩⲟϩ ⲫⲏⲉ̀ⲧϫⲱⲗ ⲙ̀ⲙⲟⲓ ϥ̀ϫⲱⲗ ⲙ̀ⲫⲏⲉ̀ⲧ ⲁϥⲧⲁⲟⲩⲟⲓ.</w:t>
-      </w:r>
-    </w:p>
-    <w:p>
-      <w:pPr>
-        <w:spacing w:before="100"/>
-        <w:jc w:val="both"/>
-        <w:rPr>
-          <w:rFonts w:ascii="Antinoou" w:eastAsia="Antinoou" w:hAnsi="Antinoou"/>
-          <w:bCs/>
-          <w:noProof/>
-          <w:color w:val="7030A0"/>
-          <w:sz w:val="26"/>
-          <w:szCs w:val="26"/>
-          <w:lang w:eastAsia="en-GB" w:bidi="he-IL"/>
-        </w:rPr>
-      </w:pPr>
-      <w:r>
-        <w:rPr>
-          <w:rFonts w:ascii="Antinoou" w:eastAsia="Antinoou" w:hAnsi="Antinoou"/>
-          <w:bCs/>
-          <w:noProof/>
-          <w:color w:val="7030A0"/>
-          <w:sz w:val="26"/>
-          <w:szCs w:val="26"/>
-          <w:lang w:eastAsia="en-GB" w:bidi="he-IL"/>
-        </w:rPr>
-        <w:t>ⲓⲥϫⲉ ⲁ̀ⲯⲩⲭⲟⲛ ⲅⲁⲣ ⲉ̀ⲧⲁϥⲑⲁⲙⲓⲱⲟⲩ ⲥⲉⲁ̀ⲣⲉϩ ⲉ̀ⲧⲟⲩⲧⲁⲝⲓⲥ ⲉⲥϫⲏⲕ ⲉ̀ⲃⲟⲗ ⲉ̀ⲧⲉ ⲡⲓⲉ̀ϫⲱⲣϩ ⲛⲉⲙ ⲡⲓⲉ̀ϩⲟⲟⲩ ⲡⲓⲣⲏ ⲛⲉⲙ ⲡⲓⲓⲟϩ ⲛⲉⲙ ⲛⲓⲥⲓⲟⲩ ⲛⲓⲥ̀ⲧⲟⲓⲭⲓⲟⲛ ⲡⲓⲥ̀ⲧⲉⲣⲉⲱ̀ⲙⲁ ⲉ̀ⲧⲉ ⲛⲓϣⲓⲃϯ ⲛ̀ⲛⲓⲥⲏⲟⲩ ⲛⲓⲁ̀ⲃⲟⲧ ⲛⲓⲉⲃⲇⲱⲙⲁⲥ ⲛⲓⲟⲩⲛⲟⲩ ⲥⲉⲟⲓ ⲙ̀ⲛⲱⲕ ⲉ̀ϯⲉⲭ̀ⲣⲓⲁ̀ ⲉ̀ⲧⲁϥⲑⲟϣⲟⲩ ⲉ̀ⲣⲟⲥ ⲕⲁⲧⲁ ⲫⲏⲉⲧ ⲁϥϫⲟϥ ϫⲉ ⲁϥⲭⲱ ⲛⲱⲟⲩ ⲛ̀ⲟⲩⲑⲱϣ ⲛ̀ⲛⲟⲩϣ̀ⲥⲉⲛϥ.</w:t>
-      </w:r>
-    </w:p>
-    <w:p>
-      <w:pPr>
-        <w:spacing w:before="100"/>
-        <w:jc w:val="both"/>
-        <w:rPr>
-          <w:rFonts w:ascii="Antinoou" w:eastAsia="Antinoou" w:hAnsi="Antinoou"/>
-          <w:bCs/>
-          <w:noProof/>
-          <w:color w:val="7030A0"/>
-          <w:sz w:val="26"/>
-          <w:szCs w:val="26"/>
-          <w:lang w:eastAsia="en-GB" w:bidi="he-IL"/>
-        </w:rPr>
-      </w:pPr>
-      <w:r>
-        <w:rPr>
-          <w:rFonts w:ascii="Antinoou" w:eastAsia="Antinoou" w:hAnsi="Antinoou"/>
-          <w:bCs/>
-          <w:noProof/>
-          <w:color w:val="7030A0"/>
-          <w:sz w:val="26"/>
-          <w:szCs w:val="26"/>
-          <w:lang w:eastAsia="en-GB" w:bidi="he-IL"/>
-        </w:rPr>
-        <w:t>ϥ̀ϫⲱⲙ̀ⲙⲟⲥ ⲟⲛ ⲉⲑⲃⲉ ⲫⲓⲟⲙ ϫⲉ ⲁⲓⲭⲱ ⲛⲁϥ ⲛ̀ⲟⲩⲑⲱϣ ⲁⲓϯ ⲛ̀ϩⲁⲛⲕⲉⲗⲗⲉ ⲉ̀ⲣⲱϥ ⲛⲉⲙ ϩⲁⲛⲡⲩⲗⲏ ⲁⲓϫⲟⲥ ⲇⲉ ⲛⲁϥ ϫⲉ ⲉ̀ⲣⲉ ⲫⲟϩ ϣⲁ ⲡⲁⲓ ⲙⲁ ⲛ̀ⲧⲉϣ̀ⲧⲉⲙⲥⲉⲛϥ.</w:t>
-      </w:r>
-    </w:p>
-    <w:p>
-      <w:pPr>
-        <w:spacing w:before="80"/>
-        <w:jc w:val="both"/>
-        <w:rPr>
-          <w:rFonts w:ascii="Antinoou" w:eastAsia="Antinoou" w:hAnsi="Antinoou"/>
-          <w:bCs/>
-          <w:noProof/>
-          <w:color w:val="7030A0"/>
-          <w:sz w:val="26"/>
-          <w:szCs w:val="26"/>
-          <w:lang w:eastAsia="en-GB" w:bidi="he-IL"/>
-        </w:rPr>
-      </w:pPr>
-      <w:r>
-        <w:rPr>
-          <w:rFonts w:ascii="Antinoou" w:eastAsia="Antinoou" w:hAnsi="Antinoou"/>
-          <w:bCs/>
-          <w:noProof/>
-          <w:color w:val="7030A0"/>
-          <w:sz w:val="26"/>
-          <w:szCs w:val="26"/>
-          <w:lang w:eastAsia="en-GB" w:bidi="he-IL"/>
-        </w:rPr>
-        <w:lastRenderedPageBreak/>
-        <w:t>ⲓⲥϫⲉ ⲛⲓⲥ̀ⲧⲟⲓⲭⲓⲟⲛ ⲟⲩⲛ ⲉⲣⲡ̀ⲃⲟⲗ ⲁⲛ ⲛ̀ⲛⲟⲩⲑⲱϣ ⲉ̀ⲧⲁ ⲫϯ ⲛⲓⲇⲓⲙⲓⲟⲣⲅⲟⲥ ⲙ̀ⲡ̀ⲧⲏⲣϥ ⲑⲁϣⲟⲩ ⲛⲱⲟⲩ ⲓⲉ ⲉⲩⲏⲣ ⲙⲁⲗⲗⲟⲛ ⲉ̀ⲑⲱⲧⲉⲛ ⲡⲉⲧⲥ̀ϣⲱ ⲉ̀ⲣⲱⲧⲉⲛ ⲡⲉ ⲉ̀ϣ̀ⲧⲉⲙⲉⲣⲧⲟⲗⲙⲁⲛ ⲉ̀ⲕⲓⲙ ⲛ̀ϩ̀ⲗⲓ ϧⲉⲛ ⲛⲏⲉ̀ⲧ ⲁ ⲫϯ ⲥⲉⲙⲛⲏⲧⲟⲩ ⲛⲱⲧⲉⲛ ⲕⲁⲧⲁ ⲛⲉϥⲟⲩⲱϣ ⲉ̀ⲑⲟⲩⲁⲃ.</w:t>
-      </w:r>
-    </w:p>
-    <w:p>
-      <w:pPr>
-        <w:spacing w:before="80"/>
-        <w:jc w:val="both"/>
-        <w:rPr>
-          <w:rFonts w:ascii="Antinoou" w:eastAsia="Antinoou" w:hAnsi="Antinoou"/>
-          <w:bCs/>
-          <w:noProof/>
-          <w:color w:val="7030A0"/>
-          <w:sz w:val="26"/>
-          <w:szCs w:val="26"/>
-          <w:lang w:eastAsia="en-GB" w:bidi="he-IL"/>
-        </w:rPr>
-      </w:pPr>
-      <w:r>
-        <w:rPr>
-          <w:rFonts w:ascii="Antinoou" w:eastAsia="Antinoou" w:hAnsi="Antinoou"/>
-          <w:bCs/>
-          <w:noProof/>
-          <w:color w:val="7030A0"/>
-          <w:sz w:val="26"/>
-          <w:szCs w:val="26"/>
-          <w:lang w:eastAsia="en-GB" w:bidi="he-IL"/>
-        </w:rPr>
-        <w:t>ⲉ̀ⲡⲓⲇⲏ ⲟⲩⲙⲏϣ ⲉⲡ ⲫⲁⲓ ϫⲉ ⲟⲩϩ̀ⲗⲓ ⲡⲉ ⲉⲑⲣⲟⲩⲑⲟϧ ⲛ̀ⲧⲁⲝⲓⲥ ⲟⲩⲟϩ ⲉⲑⲣⲟⲩⲉⲣⲧⲟⲗⲙⲁⲛ ⲉ̀ϣⲓⲃϯ ⲛ̀ϯⲭⲓⲣⲟⲇⲟⲛⲓⲁ̀ ⲉ̀ⲧ ⲁⲩⲭⲓⲣⲟⲇⲟⲛⲓⲛ ⲙ̀ⲡⲓⲟⲩⲁⲓ ⲡⲓⲟⲩⲁⲓ ⲛ̀ϧⲏⲧⲥ ⲉⲩϩⲱⲗⲉⲙ ⲛⲱⲟⲩ ⲙ̀ⲙⲁⲩⲁ̀ⲧⲟⲩ ⲛ̀ϩⲁⲛⲁ̀ⲝⲓⲱ̀ⲙⲁ ⲙ̀ⲡⲟⲩⲧⲏⲓⲧⲟⲩ ⲛⲱⲟⲩ ⲟⲩⲟϩ ⲉⲩⲉ̀ⲓ̀ⲣⲓ ⲛⲱⲟⲩ ⲙ̀ⲙⲓⲛ ⲙ̀ⲙⲱⲟⲩ ⲛ̀ⲟⲩⲙⲉⲧⲇⲩⲣⲁⲛⲛⲟⲥ ⲉⲑⲣⲟⲩⲉⲣⲭⲁⲣⲓⲍⲉⲥⲑⲉ ⲛ̀ϩⲁⲛⲕⲉⲭⲱⲟⲩⲛⲓ ⲛ̀ⲛⲏⲉ̀ⲧⲉ ⲙ̀ⲙⲟⲛⲧⲟⲩ ⲉ̀ⲝⲟⲩⲥⲓⲁ̀ ⲙ̀ⲙⲁⲩ ⲉ̀ⲣⲱⲟⲩ ⲉⲑⲃⲉ ⲫⲁⲓ ⲥⲉϯϫⲱⲛⲧ ⲙ̀ⲫϯ ⲙ̀ⲫ̀ⲣⲏϯ ⲛ̀ⲛⲓϣⲏⲣⲓ ⲛ̀ⲕⲟⲣⲉ ⲛⲉⲙ ⲟ̀ⲥⲓⲁⲥ ⲡⲟⲩⲣⲟ ⲛⲁⲓ ⲉ̀ⲧⲁⲩϩⲱⲗⲉⲙ ⲛⲱⲟⲩ ⲙ̀ⲙⲁⲩⲁ̀ⲧⲟⲩ ⲛ̀ⲧ̀ⲙⲉⲧⲁⲣⲭⲏⲉ̀ⲣⲉⲩⲥ ⲕⲥⲱⲣⲓⲥ ⲁ̀ ⲫϯ ⲉⲑⲃⲉ ⲫⲁⲓ ⲛⲁⲓ ⲙⲉⲛ ⲁⲩⲣⲟⲕϩⲟⲩ ϧⲉⲛ ⲟⲩⲭ̀ⲣⲱⲙ ⲡⲁⲓ ⲇⲉ ϩⲱϥ ⲁϥⲥⲱϥ ⲉ̀ⲧⲉϥⲧⲉϩⲛⲉ ⲥⲉϯϫⲱⲛⲧ ⲟⲛ ⲙ̀ⲡⲭ︦ⲥ︦ ⲓ︦ⲏ︦ⲥ︦ ⲫⲁⲓ ⲉ̀ⲧⲁϥⲟⲩⲁϩⲥⲁϩⲛⲓ ⲉⲑⲣⲉ ⲛⲁⲓ ϣⲱⲡⲓ ⲙ̀ⲡⲁⲓⲣⲏϯ ⲟⲩⲟϩ ⲥⲉϯⲗⲩⲡⲏ ⲙ̀ⲡⲓⲡⲛ︦ⲁ︦ ⲉ̀ⲑⲟⲩⲁⲃ ⲉⲩⲉ̀ϫⲱⲗ ⲛ̀ⲧⲉϥⲙⲉⲧⲙⲉⲑⲣⲉ ⲉ̀ⲃⲟⲗ ⲉⲛⲥⲱⲟⲩⲛ ⲇⲉ ϯⲛⲟⲩ ϧⲉⲛ ⲟⲩⲙⲉⲑⲙⲏⲓ ⲙ̀ⲡ̀ⲕⲩⲛⲇⲓⲛⲟⲥ ⲉⲧⲭⲏ ⲉ̀ϧ̀ⲣⲏⲓ ⲛ̀ⲛⲏⲉⲧⲓ̀ⲣⲓ ⲛ̀ⲛⲁⲓ ϩ̀ⲃⲏⲟⲩⲓ̀ ⲙ̀ⲡⲁⲓⲣⲏϯ ⲛⲉⲙ ϯⲁ̀ⲙⲉⲗⲏⲥ ⲉⲧϣⲟⲡ ⲉ̀ϧⲟⲩⲛ ⲉ̀ⲛⲓⲑⲩⲥⲓⲁ̀ ⲛⲉⲙ ⲛⲓⲉⲩⲭⲁⲣⲏⲥⲧⲓⲁ̀ ϩⲟⲧⲁⲛ ⲁⲩϣⲁⲛⲧⲁⲗⲱⲟⲩ ⲉ̀ϩ̀ⲣⲏⲓ ⲉ̀ⲃⲟⲗϩⲓⲧⲟⲧⲟⲩ ⲛ̀ⲛⲏⲉⲧ ⲥ̀ϣⲉ ⲁⲛ ⲉⲩⲙⲉⲩⲓ̀ ⲉ̀ⲡ̀ⲧⲁⲓⲟ ⲛ̀ⲧ̀ⲙⲉⲧⲁⲣⲭⲏⲉ̀ⲣⲉⲩⲥ ⲫⲁⲓ ⲉ̀ⲧⲉⲛⲑⲱⲛⲧ ⲉ̀ⲡⲓⲛⲓϣϯ ⲛ̀ⲁⲣⲭⲏⲉ̀ⲣⲉⲩⲥ ⲙ̀ⲙⲏⲓ ⲓ︦ⲏ︦ⲥ︦ ⲡⲭ︦ⲥ︦ ⲡⲉⲛⲟⲩⲣⲟ ϫⲉ ⲟⲩϩⲱⲃ ⲛ̀ⲥⲱⲃⲓ ⲡⲉ.</w:t>
-      </w:r>
-    </w:p>
-    <w:p>
-      <w:pPr>
-        <w:spacing w:before="80"/>
-        <w:jc w:val="both"/>
-        <w:rPr>
-          <w:rFonts w:ascii="Antinoou" w:eastAsia="Antinoou" w:hAnsi="Antinoou"/>
-          <w:bCs/>
-          <w:noProof/>
-          <w:color w:val="7030A0"/>
-          <w:sz w:val="26"/>
-          <w:szCs w:val="26"/>
-          <w:lang w:eastAsia="en-GB" w:bidi="he-IL"/>
-        </w:rPr>
-      </w:pPr>
-      <w:r>
-        <w:rPr>
-          <w:rFonts w:ascii="Antinoou" w:eastAsia="Antinoou" w:hAnsi="Antinoou"/>
-          <w:bCs/>
-          <w:noProof/>
-          <w:color w:val="7030A0"/>
-          <w:sz w:val="26"/>
-          <w:szCs w:val="26"/>
-          <w:lang w:eastAsia="en-GB" w:bidi="he-IL"/>
-        </w:rPr>
-        <w:t>ⲉⲑⲃⲉ ⲫⲁⲓ ϯⲁ̀ⲛⲁⲅⲕⲏ ⲧⲁϩⲟⲛ ⲉⲑⲣⲉⲛⲥⲩⲙⲃⲟⲩⲗⲱⲛ ⲛⲉⲧⲱⲛ ⲙ̀ⲫⲁⲓ ⲓⲥϫⲉⲛ ϯⲛⲟⲩ ⲅⲁⲣ ϩⲁⲛⲟⲩⲟⲛ ϥⲟϫⲥ ϩⲓ ⲫⲁϩⲟⲩ ⲛ̀ⲧⲟⲩⲙⲉⲧⲡⲉⲧϣⲟⲩⲓⲧ.</w:t>
-      </w:r>
-    </w:p>
-    <w:p>
-      <w:pPr>
-        <w:spacing w:before="80"/>
-        <w:jc w:val="both"/>
-        <w:rPr>
-          <w:rFonts w:ascii="Antinoou" w:eastAsia="Antinoou" w:hAnsi="Antinoou"/>
-          <w:bCs/>
-          <w:noProof/>
-          <w:color w:val="7030A0"/>
-          <w:sz w:val="26"/>
-          <w:szCs w:val="26"/>
-          <w:lang w:eastAsia="en-GB" w:bidi="he-IL"/>
-        </w:rPr>
-      </w:pPr>
-      <w:r>
-        <w:rPr>
-          <w:rFonts w:ascii="Antinoou" w:eastAsia="Antinoou" w:hAnsi="Antinoou"/>
-          <w:bCs/>
-          <w:noProof/>
-          <w:color w:val="7030A0"/>
-          <w:sz w:val="26"/>
-          <w:szCs w:val="26"/>
-          <w:lang w:eastAsia="en-GB" w:bidi="he-IL"/>
-        </w:rPr>
-        <w:t>ⲧⲉⲛϫⲱ ⲇⲉ ⲙ̀ⲙⲟⲥ ϫⲉ ⲙⲱⲟⲩ̀ⲥⲏⲥ ⲫ̀ⲃⲱⲕ ⲙ̀ⲫϯ ⲫⲏⲉ̀ⲧ ⲁ ⲫϯ ⲥⲁϫⲓ ⲛⲉⲙⲁϥ ⲛ̀ϩⲟ ϩⲓ ϩⲟ ⲙ̀ⲫ̀ⲣⲏϯ ⲛ̀ⲟⲩⲁⲓ ⲉϥⲥⲁϫⲓ ⲛⲉⲙ ⲡⲉϥϣ̀ⲫⲏⲣ ⲫⲏⲉ̀ⲧ ⲁϥϫⲟⲥ ⲛⲁϥ ϫⲉ ϯⲥⲱⲟⲩⲛ ⲙ̀ⲙⲟⲕ ⲡⲁⲣⲁ ⲟⲩⲟⲛⲛⲓⲇⲉⲛ ⲫⲏⲉ̀ⲧ ⲁϥⲥⲁϫⲓ ⲛⲉⲙⲁϥ ⲣⲟ ⲟⲩⲃⲉ ⲣⲟ ϩⲓⲧⲉⲛ ⲡⲉϥⲓ̀ⲛⲓ ⲟⲩⲟϩ ϩⲓⲧⲉⲛ ⲟⲩⲑⲱⲛⲧⲉⲛ ⲁⲛ ϧⲉⲛ ϩⲁⲛⲙⲏⲓⲛⲓ ⲁⲛ ⲛⲉⲙ ϩⲁⲛⲣⲁⲥⲟⲩⲓ̀ ⲓⲉ ϩⲁⲛⲁⲅⲅⲉⲗⲟⲥ ⲓⲉ ϩⲁⲛϩⲏⲡ.</w:t>
-      </w:r>
-    </w:p>
-    <w:p>
-      <w:pPr>
-        <w:spacing w:before="80"/>
-        <w:jc w:val="both"/>
-        <w:rPr>
-          <w:rFonts w:ascii="Antinoou" w:eastAsia="Antinoou" w:hAnsi="Antinoou"/>
-          <w:bCs/>
-          <w:noProof/>
-          <w:color w:val="7030A0"/>
-          <w:sz w:val="26"/>
-          <w:szCs w:val="26"/>
-          <w:lang w:eastAsia="en-GB" w:bidi="he-IL"/>
-        </w:rPr>
-      </w:pPr>
-      <w:r>
-        <w:rPr>
-          <w:rFonts w:ascii="Antinoou" w:eastAsia="Antinoou" w:hAnsi="Antinoou"/>
-          <w:bCs/>
-          <w:noProof/>
-          <w:color w:val="7030A0"/>
-          <w:sz w:val="26"/>
-          <w:szCs w:val="26"/>
-          <w:lang w:eastAsia="en-GB" w:bidi="he-IL"/>
-        </w:rPr>
-        <w:t xml:space="preserve">ⲡⲁⲓ ⲙⲉⲛ ϧⲉⲛ ⲡⲓⲥⲏⲟⲩ ⲉ̀ⲧⲁϥⲟⲩⲁϩⲥⲁϩⲛⲓ ⲙ̀ⲡ̀ⲛⲟⲙⲟⲥ ⲙ̀ⲡⲟ︦ⲥ︦ ⲁϥⲑⲱϣ ϫⲉ ⲁϣ ⲙⲉⲛ ⲛⲏⲉⲧ ⲥ̀ϣⲉ ⲉⲑⲣⲟⲩϣⲱⲡⲓ ⲉ̀ⲃⲟⲗϩⲓⲧⲟⲧⲟⲩ ⲛ̀ⲛⲓⲟⲩⲏⲃ ⲁϣ ⲇⲉ ⲟⲛ ⲛⲉ ⲛⲓϩ̀ⲃⲏⲟⲩⲓ̀ ⲛ̀ⲛⲓⲗⲉⲩⲓ̀ⲧⲏⲥ ⲉ̀ⲁϥⲟⲩⲱⲛϩ ⲉ̀ⲃⲟⲗ ⲙ̀ⲡⲉⲧⲉⲣⲡ̀ⲣⲉⲡⲓ ⲙ̀ⲡⲓⲟⲩⲁⲓ ⲡⲓⲟⲩⲁⲓ ⲟⲩⲟϩ ⲡⲉⲧⲧⲱⲙⲓ ⲉ̀ⲧⲉϥⲗⲓⲧⲟⲩⲣⲅⲓⲁ̀ ⲟⲩⲟϩ ⲛⲉ ⲛⲏⲉ̀ⲧ ⲁⲩⲟⲩⲁϩⲥⲁϩⲛⲓ ⲙ̀ⲙⲱⲟⲩ ⲛ̀ⲛⲓⲁⲣⲭⲏⲉ̀ⲣⲉⲩⲥ ⲉⲑⲣⲟⲩⲁⲓⲧⲟⲩ ⲛⲁⲓ ⲙ̀ⲡ̀ⲛⲟⲙⲟⲥ ⲁⲛ ⲡⲉ ⲉⲑⲣⲉ ⲛⲓⲟⲩⲏⲃ ϯⲙ̀ⲡⲟⲩⲟⲩⲟⲓ ⲉ̀ϧⲟⲩⲛ ⲉ̀ⲣⲱⲟⲩ ⲛⲏⲉ̀ⲧ ⲁⲩⲑⲟϣⲟⲩ ⲛ̀ⲛⲓⲟⲩⲏⲃ ⲙⲁⲣⲉ ⲛⲓⲗⲉⲩⲓ̀ⲧⲏⲥ ϧⲱⲛⲧ ⲉ̀ϧⲟⲩⲛ ⲉ̀ⲣⲱⲟⲩ ⲁⲗⲗⲁ ⲡⲓⲟⲩⲁⲓ ⲡⲓⲟⲩⲁⲓ ⲡⲓϣⲉⲙϣⲓ ⲉ̀ⲧⲁϥϭⲓⲧϥ ⲛⲁⲩⲁ̀ⲣⲉϩ ⲉ̀ⲣⲱⲟⲩ ⲡⲉ ⲉ̀ϣ̀ⲧⲉⲙⲉⲣⲡⲉϥⲃⲟⲗ ⲉ̀ϣⲱⲡ ⲉ̀ⲣⲉϣⲁⲛ ⲟⲩⲁⲓ ⲉⲣⲡ̀ⲃⲟⲗ ⲛ̀ϯⲡⲁⲣⲁⲇⲟⲥⲓⲥ ⲉ̀ⲧⲁⲩⲧⲏⲓⲥ ⲉ̀ⲧⲟⲧϥ ⲫ̀ⲙⲟⲩ ⲡⲉⲧ ⲉϥⲉ̀ⲡⲓⲧⲓⲙⲁ̀ ⲡⲁⲓ ⲇⲉ ⲫⲏⲉ̀ⲧ ⲁϥϣⲱⲡⲓ ⲛ̀ⲥⲁⲟⲩⲗ ⲟⲩⲟⲛϩϥ ⲉ̀ⲃⲟⲗ ⲛ̀ϩⲟⲩⲟ̀ ⲫⲁⲓ ⲅⲁⲣ ⲉ̀ⲧⲁϥⲙⲉⲩⲓ̀ ⲉ̀ⲧⲁⲗⲉ ⲟⲩⲑⲩⲥⲓⲁ̀ ⲉ̀ϩ̀ⲣⲏⲓ ⲡ̀ⲃⲟⲗ ⲙ̀ⲡⲓⲡ̀ⲣⲟⲫⲏⲧⲏⲥ ⲟⲩⲟϩ ⲡⲓⲁⲣⲭⲏⲉ̀ⲣⲉⲩⲥ ⲥⲁⲙⲟⲩⲏⲗ ⲁϥⲓ̀ⲛⲓ ⲉ̀ϩ̀ⲣⲏⲓ ⲉ̀ϫⲱϥ ⲛ̀ⲟⲩⲛⲓϣϯ ⲛ̀ⲛⲟⲃⲓ ⲙ̀ⲙⲓⲛ ⲙ̀ⲙⲟϥ ⲛⲉⲙ ⲟⲩⲥⲁϩⲟⲩⲓ̀ ⲛ̀ⲉ̀ⲛⲉϩ ⲁⲗⲗⲁ ⲟⲩⲇⲉ ⲙ̀ⲡⲉϥϯⲁ̀ⲥⲟ ⲉ̀ⲫⲁⲓ ⲛ̀ϫⲉ ⲡⲓⲡ̀ⲣⲟⲫⲏⲧⲏⲥ ⲉⲑⲃⲉ ⲡⲓⲑⲱϩⲥ ⲉ̀ⲧⲁϥⲑⲁϩⲥϥ ⲙ̀ⲙⲟϥ ⲁ̀ ⲫϯ ⲟⲛ ⲧⲁⲙⲟⲛ ϩⲓⲧⲉⲛ ⲟⲩⲛⲓϣϯ ⲛ̀ϩⲱⲃ ⲉϥⲟⲩⲱⲛϩ ⲉ̀ⲃⲟⲗ ⲛ̀ⲛⲏⲉ̀ⲧ ⲁⲩϣⲱⲡⲓ ⲛ̀ⲟ̀ⲍⲓⲁⲥ ⲙ̀ⲡⲉϥⲱⲥⲕ ⲉ̀ϭⲓ ⲙ̀ⲡⲉϥⲙ̀ⲡ̀ϣⲓϣ ⲉϫⲉⲛ ⲧ̀ⲡⲁⲣⲁⲛⲟⲙⲓⲁ̀ ⲉ̀ⲧⲁϥⲁⲓⲥ ⲉ̀ⲁϥⲁⲓϥ ⲛ̀ϣⲉⲙⲙⲟ ⲉ̀ϯⲕⲉⲙⲉⲧⲟⲩⲣⲟ ⲉⲑⲃⲉ ϯⲙⲉⲧⲁⲣⲭⲏⲉ̀ⲣⲉⲩⲥ ⲉ̀ⲧⲁϥⲉⲣⲉ̀ⲡⲓⲑⲩⲙⲓⲛ ⲉ̀ⲣⲟⲥ </w:t>
-      </w:r>
-      <w:r>
-        <w:rPr>
-          <w:rFonts w:ascii="Antinoou" w:eastAsia="Antinoou" w:hAnsi="Antinoou"/>
-          <w:bCs/>
-          <w:noProof/>
-          <w:color w:val="7030A0"/>
-          <w:sz w:val="26"/>
-          <w:szCs w:val="26"/>
-          <w:lang w:eastAsia="en-GB" w:bidi="he-IL"/>
-        </w:rPr>
-        <w:lastRenderedPageBreak/>
-        <w:t>ⲥ̀ⲛⲁϣⲱⲡⲓ ⲇⲉ ⲟⲛ ⲛ̀ⲧⲉⲧⲉⲛⲟⲓ ⲁⲛ ⲛ̀ⲁⲧⲥⲱⲟⲩⲛ ⲛ̀ⲛⲏⲉ̀ⲧⲁⲩⲑⲟϣⲟⲩ ⲧⲉⲧⲉⲛⲥⲱⲟⲩⲛ ⲅⲁⲣ ϫⲉ ϩⲁⲛⲟⲩⲟⲛ ⲙⲉⲛ ⲁⲛⲙⲟⲩϯ ⲉ̀ⲣⲱⲟⲩ ϫⲉ ⲉ̀ⲡⲓⲥⲕⲟⲡⲟⲥ ϩⲁⲛⲕⲉⲭⲱⲟⲩⲛⲓ ⲇⲉ ϫⲉ ⲡ̀ⲣⲉⲥⲃⲩⲧⲉⲣⲟⲥ ⲟⲩⲟϩ ϩⲁⲛⲟⲩⲟⲛ ⲛ̀ⲇⲓⲁ̀ⲕⲟⲛⲟⲥ ϧⲉⲛ ⲟⲩϣ̀ⲗⲏⲗ ⲛⲉⲙ ⲟⲩⲧⲁⲗⲟ ⲛ̀ϫⲓϫ ⲉ̀ⲁⲛⲧ̀ⲥⲁⲃⲉ ⲉ̀ⲁⲓⲧⲟⲩ ⲉ̀ⲃⲟⲗ ⲉ̀ⲡ̀ϣⲓⲃϯ ⲛ̀ⲛⲓϩ̀ⲃⲏⲟⲩⲓ̀ ϩⲓⲧⲉⲛ ⲡ̀ϣⲓⲃϯ ⲛ̀ⲛⲓⲣⲁⲛ.</w:t>
-      </w:r>
-    </w:p>
-    <w:p>
-      <w:pPr>
-        <w:spacing w:before="120"/>
-        <w:jc w:val="both"/>
-        <w:rPr>
-          <w:rFonts w:ascii="Antinoou" w:eastAsia="Antinoou" w:hAnsi="Antinoou"/>
-          <w:bCs/>
-          <w:noProof/>
-          <w:color w:val="7030A0"/>
-          <w:sz w:val="26"/>
-          <w:szCs w:val="26"/>
-          <w:lang w:eastAsia="en-GB" w:bidi="he-IL"/>
-        </w:rPr>
-      </w:pPr>
-      <w:r>
-        <w:rPr>
-          <w:rFonts w:ascii="Antinoou" w:eastAsia="Antinoou" w:hAnsi="Antinoou"/>
-          <w:bCs/>
-          <w:noProof/>
-          <w:color w:val="7030A0"/>
-          <w:sz w:val="26"/>
-          <w:szCs w:val="26"/>
-          <w:lang w:eastAsia="en-GB" w:bidi="he-IL"/>
-        </w:rPr>
-        <w:t>ⲟⲩⲟⲛ ⲟⲩⲙⲏϣ ⲅⲁⲣ ⲙⲉⲛⲣⲉ ⲡⲉⲧⲟⲩⲱϣ ⲉ̀ⲙⲉϩ ⲧⲉⲛϫⲓϫ ⲉ̀ϣ̀ϭⲓ ⲛ̀ⲧⲟⲧⲉⲛ ⲛ̀ⲫⲏⲉ̀ⲧ ⲁϥⲟⲩⲁϣϥ ⲙ̀ⲡ̀ⲥ̀ⲙⲟⲧ ⲛ̀ⲛⲓⲟⲩⲏⲃ ⲛ̀ⲛⲓⲃⲁϩⲥⲓ ⲛⲁⲓ ⲉ̀ⲧⲁ ⲓⲉⲣⲟⲃⲟⲁⲙ ⲑⲁⲙⲓⲱⲟⲩ ⲛⲁⲓ ⲉⲧϣⲉϣϥ ⲟⲩⲟϩ ⲉⲧⲥ̀ⲧⲏⲟⲩ ⲉ̀ⲃⲟⲗ ⲛⲁϩⲣⲉⲛ ⲫϯ ⲛⲉⲙ ⲛⲓⲣⲱⲙⲓ ⲉ̀ⲛⲉ ⲙ̀ⲙⲟⲛ ⲛⲟⲙⲟⲥ ⲅⲁⲣ ⲙ̀ⲙⲁⲩ ϩⲓ ϣⲓⲃϯ ⲛ̀ⲧⲁⲝⲓⲥ ⲛⲁϥⲣⲱϣⲓ ⲡⲉ ⲉⲑⲣⲉ ⲡ̀ⲧⲏⲣϥ ϫⲱⲕ ⲉ̀ⲃⲟⲗϩⲓⲧⲉⲛ ⲟⲩⲣⲁⲛ ⲛ̀ⲟⲩⲱⲧ ⲁⲗⲗⲁ ⲛ̀ⲧⲟⲩⲧ̀ⲥⲁⲃⲉ ⲉ̀ⲁⲓⲧⲟⲩ ⲉ̀ⲃⲟⲗϩⲓⲧⲉⲛ ⲡⲟ︦ⲥ︦ ⲉⲧ̀ⲁ̀ⲕⲟⲩⲗⲟⲩⲑⲓⲁ̀ ⲛ̀ⲛⲓϩ̀ⲃⲏⲟⲩⲓ̀.</w:t>
-      </w:r>
-    </w:p>
-    <w:p>
-      <w:pPr>
-        <w:spacing w:before="120"/>
-        <w:jc w:val="both"/>
-        <w:rPr>
-          <w:rFonts w:ascii="Antinoou" w:eastAsia="Antinoou" w:hAnsi="Antinoou"/>
-          <w:bCs/>
-          <w:noProof/>
-          <w:color w:val="7030A0"/>
-          <w:sz w:val="26"/>
-          <w:szCs w:val="26"/>
-          <w:lang w:eastAsia="en-GB" w:bidi="he-IL"/>
-        </w:rPr>
-      </w:pPr>
-      <w:r>
-        <w:rPr>
-          <w:rFonts w:ascii="Antinoou" w:eastAsia="Antinoou" w:hAnsi="Antinoou"/>
-          <w:bCs/>
-          <w:noProof/>
-          <w:color w:val="7030A0"/>
-          <w:sz w:val="26"/>
-          <w:szCs w:val="26"/>
-          <w:lang w:eastAsia="en-GB" w:bidi="he-IL"/>
-        </w:rPr>
-        <w:t>ⲛⲓⲉ̀ⲡⲓⲥⲕⲟⲡⲟⲥ ⲙⲉⲛ ⲁⲛⲥⲉⲙⲛⲓ ⲛⲱⲟⲩ ⲛ̀ⲑ̀ⲙⲉⲧⲁⲣⲭⲏⲉ̀ⲣⲉⲩⲥ ⲛⲓⲡ̀ⲣⲉⲥⲃⲩⲧⲉⲣⲟⲥ ϩⲱⲟⲩ ⲛ̀ⲑ̀ⲙⲉⲧⲟⲩⲏⲃ ⲛⲓⲇⲓⲁ̀ⲕⲟⲛⲟⲥ ⲇⲉ ⲟⲛ ⲉ̀ⲧ̀ⲇⲓⲁ̀ⲕⲟⲛⲓⲁ̀ ⲉⲧϣⲟⲡ ⲉ̀ϧⲟⲩⲛ ⲉ̀ⲣⲱⲟⲩ ⲙ̀ⲡ̀ⲃ︦ ϫⲉⲕⲁⲥ ⲉ̀ⲣⲉ ⲛⲓϩ̀ⲃⲏⲟⲩⲓ̀ ⲙ̀ⲡ̀ϣⲉⲙϣⲓ ⲛⲁϫⲱⲕ ⲉ̀ⲃⲟⲗ ϧⲉⲛ ⲟⲩϭⲓϣϣⲱⲟⲩ ⲟⲩⲇⲉ ⲅⲁⲣ ⲙ̀ⲡⲉⲧⲥ̀ϣⲉ ⲁⲛ ⲡⲉ ⲛ̀ⲇⲓⲁ̀ⲕⲟⲛⲟⲥ ⲉ̀ⲧⲁⲗⲉ ⲑⲩⲥⲓⲁ̀ ⲉ̀ϩ̀ⲣⲏⲓ ⲓⲉ ⲉ̀ⲃⲁⲡⲧⲓⲥⲙⲁ ⲓⲉ ϯⲉⲩⲗⲟⲅⲓⲁ̀ ⲛ̀ⲟⲩⲕⲟⲩϫⲓ ⲓⲉ ⲟⲩⲛⲓϣϯ ⲟⲩⲇⲉ ⲛ̀ⲛⲉ ⲡ̀ⲣⲉⲥⲃⲩⲧⲉⲣⲟⲥ ⲭⲓⲣⲟⲇⲟⲛⲓⲛ ⲛ̀ⲟⲩⲇⲓⲕⲉⲟⲛ ⲅⲁⲣ ⲁⲛ ⲡⲉ ⲉ̀ⲫⲱⲛ ⲛ̀ⲧⲁⲝⲓⲥ ⲉ̀ⲃⲟⲗ ⲫϯ ⲅⲁⲣ ⲙ̀ⲫⲁ ⲡⲓϣ̀ⲑⲟⲣⲧⲉⲣ ⲁⲛ ⲡⲉ ϫⲉⲕⲁⲥ ⲛ̀ⲛⲉ ⲛⲏⲉⲧϫⲱϫⲉⲃ ϩⲱⲗⲉⲙ ⲛⲱⲟⲩ ⲙ̀ⲙⲁⲩⲁ̀ⲧⲟⲩ ϧⲉⲛ ⲟⲩⲙⲉⲧⲇⲩⲣⲁⲛⲛⲟⲥ ⲛ̀ⲛⲁ ⲛⲏⲉⲧⲥⲱⲧⲡ ⲉ̀ⲣⲱⲟⲩ ⲉⲩⲭⲱ ⲛⲱⲟⲩ ⲛ̀ⲟⲩⲛⲟⲙⲟⲥ ⲙ̀ⲃⲉⲣⲓ ⲉ̀ⲡⲟⲩⲧⲁⲕⲟ ⲙ̀ⲙⲓⲛ ⲙ̀ⲙⲱⲟⲩ ⲉⲩⲟⲓ ⲛ̀ⲁⲧⲥⲱⲟⲩⲛ ϫⲉ ⲥ̀ⲙⲟⲕϩ ⲛⲱⲟⲩ ⲉ̀ϯⲧ̀ⲃⲏⲣ ⲉ̀ϧⲟⲩⲛ ϧⲉⲛ ϩⲁⲛⲥⲟⲩⲣⲓ ⲛ̀ϩⲟⲩⲟ̀ ⲉ̀ⲫⲁⲓ ⲛⲁⲓ ⲅⲁⲣ ⲙ̀ⲡⲁⲓⲣⲏϯ ⲉ̀ϯⲟⲩⲃⲏ ⲛⲁⲛ ⲁ̀ⲛⲟⲛ ⲛⲓⲉ̀ⲡⲓⲥⲕⲟⲡⲟⲥ ⲁⲗⲗⲁ ⲉⲩϯⲟⲩⲃⲉ ⲡⲓⲛⲓϣϯ ⲛ̀ⲉ̀ⲡⲓⲥⲕⲟⲡⲟⲥ ⲙ̀ⲡ̀ⲧⲏⲣϥ ⲟⲩⲟϩ ⲡⲓⲛⲓϣϯ ⲛ̀ⲁⲣⲭⲏⲉⲣⲉ̀ⲩⲥ ⲡⲉⲛⲟ︦ⲥ︦ ⲓ︦ⲏ︦ⲥ︦ ⲡⲭ︦ⲥ︦ ⲡ̀ϣⲏⲣⲓ ⲙ̀ⲫϯ ⲟⲩⲟϩ ⲫϯ ϧⲉⲛ ⲟⲩⲙⲉⲑⲙⲏⲓ.</w:t>
-      </w:r>
-    </w:p>
-    <w:p>
-      <w:pPr>
-        <w:spacing w:before="120"/>
-        <w:jc w:val="both"/>
-        <w:rPr>
-          <w:rFonts w:ascii="Antinoou" w:eastAsia="Antinoou" w:hAnsi="Antinoou"/>
-          <w:bCs/>
-          <w:noProof/>
-          <w:color w:val="7030A0"/>
-          <w:sz w:val="26"/>
-          <w:szCs w:val="26"/>
-          <w:lang w:eastAsia="en-GB" w:bidi="he-IL"/>
-        </w:rPr>
-      </w:pPr>
-      <w:r>
-        <w:rPr>
-          <w:rFonts w:ascii="Antinoou" w:eastAsia="Antinoou" w:hAnsi="Antinoou"/>
-          <w:bCs/>
-          <w:noProof/>
-          <w:color w:val="7030A0"/>
-          <w:sz w:val="26"/>
-          <w:szCs w:val="26"/>
-          <w:lang w:eastAsia="en-GB" w:bidi="he-IL"/>
-        </w:rPr>
-        <w:t>ⲁⲩⲕⲁⲑⲓⲥⲧⲁ ⲅⲁⲣ ⲉ̀ⲃⲟⲗϩⲓⲧⲉⲛ ⲙⲱⲩ̀ⲥⲏⲥ ⲡⲓⲡ̀ⲣⲟⲫⲏⲧⲏⲥ ⲟⲩⲟϩ ⲡⲉⲧⲙⲁⲓ ⲙ̀ⲫϯ ⲛ̀ϩⲁⲛⲁⲣⲭⲏⲉ̀ⲣⲉⲩⲥ ⲛⲉⲙ ϩⲁⲛⲟⲩⲏⲃ ⲛⲉⲙ ϩⲁⲛⲗⲉⲩⲓ̀ⲧⲏⲥ.</w:t>
-      </w:r>
-    </w:p>
-    <w:p>
-      <w:pPr>
-        <w:spacing w:before="120"/>
-        <w:jc w:val="both"/>
-        <w:rPr>
-          <w:rFonts w:ascii="Antinoou" w:eastAsia="Antinoou" w:hAnsi="Antinoou"/>
-          <w:bCs/>
-          <w:noProof/>
-          <w:color w:val="7030A0"/>
-          <w:sz w:val="26"/>
-          <w:szCs w:val="26"/>
-          <w:lang w:eastAsia="en-GB" w:bidi="he-IL"/>
-        </w:rPr>
-      </w:pPr>
-      <w:r>
-        <w:rPr>
-          <w:rFonts w:ascii="Antinoou" w:eastAsia="Antinoou" w:hAnsi="Antinoou"/>
-          <w:bCs/>
-          <w:noProof/>
-          <w:color w:val="7030A0"/>
-          <w:sz w:val="26"/>
-          <w:szCs w:val="26"/>
-          <w:lang w:eastAsia="en-GB" w:bidi="he-IL"/>
-        </w:rPr>
-        <w:t>ⲁⲩⲕⲁⲑⲓⲥⲧⲁ ϩⲱϥ ⲟⲛ ⲉ̀ⲃⲟⲗϩⲓⲧⲉⲛ ⲫϯ ⲡⲉⲛⲥⲱⲧⲏⲣ ⲙ̀ⲓ︦ⲅ︦ ⲛ̀ⲁ̀ⲡⲟⲥⲧⲟⲗⲟⲥ ⲉ̀ⲃⲟⲗ ⲇⲉ ϩⲓⲧⲉⲛ ⲛⲓⲁ̀ⲡⲟⲥⲧⲟⲗⲟⲥ ⲁⲩⲕⲁⲑⲓⲥⲧⲁ ⲙ̀ⲙⲟⲛ ⲁ̀ⲛⲟⲕ ⲕ̀ⲗⲏⲙⲏⲥ ⲛⲉⲙ ⲓⲁⲕⲱⲃⲟⲥ ⲛⲉⲙ ϩⲁⲛⲕⲉⲭⲱⲟⲩⲛⲓ ⲛⲉⲙⲁⲛ ⲉ̀ⲛⲁϣⲱⲟⲩ ϫⲉ ⲛ̀ⲛⲉⲛϫⲱⲟⲩ ⲧⲏⲣⲟⲩ ⲙ̀ⲫⲟⲩⲁⲓ ⲫⲟⲩⲁⲓ ⲁⲛⲕⲁⲑⲓⲥⲧⲁ ϩⲱⲛ ⲁ̀ⲛⲟⲛ ⲧⲏⲣⲉⲛ ϩⲓ ⲟⲩⲥⲟⲡ ⲛ̀ϩⲁⲛⲡ̀ⲣⲉⲥⲃⲩⲧⲉⲣⲟⲥ ⲛⲉⲙ ϩⲁⲛⲇⲓⲁ̀ⲕⲟⲛⲟⲥ ⲛⲉⲙ ϩⲁⲛϩⲩⲡⲇⲓⲁ̀ⲕⲟⲛⲟⲥ ⲛⲉⲙ ϩⲁⲛⲁ̀ⲛⲁⲅⲛⲱⲥⲧⲏⲥ.</w:t>
-      </w:r>
-    </w:p>
-    <w:p>
-      <w:pPr>
-        <w:spacing w:before="120"/>
-        <w:jc w:val="both"/>
-        <w:rPr>
-          <w:rFonts w:ascii="Antinoou" w:eastAsia="Antinoou" w:hAnsi="Antinoou"/>
-          <w:bCs/>
-          <w:noProof/>
-          <w:color w:val="7030A0"/>
-          <w:sz w:val="26"/>
-          <w:szCs w:val="26"/>
-          <w:lang w:eastAsia="en-GB" w:bidi="he-IL"/>
-        </w:rPr>
-      </w:pPr>
-      <w:r>
-        <w:rPr>
-          <w:rFonts w:ascii="Antinoou" w:eastAsia="Antinoou" w:hAnsi="Antinoou"/>
-          <w:bCs/>
-          <w:noProof/>
-          <w:color w:val="7030A0"/>
-          <w:sz w:val="26"/>
-          <w:szCs w:val="26"/>
-          <w:lang w:eastAsia="en-GB" w:bidi="he-IL"/>
-        </w:rPr>
-        <w:t>ⲡ̀ϣⲟⲣⲡ ⲇⲉ ϯⲛⲟⲩ ⲡⲓⲁⲣⲭⲏⲉ̀ⲣⲉⲩⲥ ⲙ̀ⲙⲏⲓ ⲡⲓⲛⲟⲙⲟⲑⲉⲧⲏⲥ ⲡⲭ︦ⲥ︦ ⲫⲁⲓ ⲉ̀ⲧⲁϥϩⲱⲗⲉⲙ ⲛⲁϥ ⲁⲛ ⲙ̀ⲡ̀ⲧⲁⲓⲟ̀ ⲁⲗⲗⲁ ⲫⲓⲱⲧ ⲡⲉⲧⲁϥⲕⲁⲑⲓⲥⲧⲁ ⲙ̀ⲙⲟϥ ⲡⲁⲓ ⲉ̀ⲧⲁⲣⲉϥϣⲱⲡⲓ ⲛ̀ⲁⲣⲭⲏⲉ̀ⲣⲉⲩⲥ ⲉⲑⲃⲏⲧⲉⲛ ⲟⲩⲟϩ ⲁϥⲧⲁⲗⲟ ⲉ̀ϩ̀ⲣⲏⲓ ⲛ̀ϯⲑⲩⲥⲓⲁ̀ ⲙ̀ⲡⲛ︦ⲁ︦ⲧⲓⲕⲏ ⲙ̀ⲫϯ ⲡⲉϥⲓⲱⲧ ⲙ̀ⲡⲁⲧⲟⲩⲥ̀ⲧⲁⲩⲣⲱⲛⲓⲛ ⲙ̀ⲙⲟϥ ⲁϥⲟⲩⲁϩⲥⲁϩⲛⲓ ⲛⲁⲛ ⲙ̀ⲙⲁⲩⲁ̀ⲧⲉⲛ ⲉ̀ⲉⲣⲫⲁⲓ ⲕⲉ ⲁⲓⲧⲟⲩ ⲅⲉ ⲟⲩⲛ ϩⲁⲛⲕⲉⲭⲱⲟⲩⲛⲓ ⲙ̀ⲙⲁⲩ ⲛⲉⲙⲁⲛ ⲉ̀ⲁⲩⲛⲁϩϯ ⲉ̀ⲣⲟϥ ⲁⲗⲗⲁ ⲡⲁⲛⲧⲱⲥ ⲫⲁ ⲟⲩⲟⲛⲛⲓⲃⲉⲛ ⲁⲛ ⲉ̀ⲧⲁⲩⲛⲁϩϯ ⲉ̀ⲣⲟϥ ⲉ̀ⲉⲣ ⲟⲩⲏⲃ ⲟⲩⲇⲉ ⲉⲑⲣⲟⲩⲉⲙⲡ̀ϣⲁ ⲙ̀ⲡⲓⲁ̀ⲝⲓⲱ̀ⲙⲁ ⲛ̀ⲑ̀ⲙⲉⲧⲁⲣⲭⲏⲉ̀ⲣⲉⲩⲥ.</w:t>
-      </w:r>
-    </w:p>
-    <w:p>
-      <w:pPr>
-        <w:spacing w:before="120"/>
-        <w:jc w:val="both"/>
-        <w:rPr>
-          <w:rFonts w:ascii="Antinoou" w:eastAsia="Antinoou" w:hAnsi="Antinoou"/>
-          <w:bCs/>
-          <w:noProof/>
-          <w:color w:val="7030A0"/>
-          <w:sz w:val="26"/>
-          <w:szCs w:val="26"/>
-          <w:lang w:eastAsia="en-GB" w:bidi="he-IL"/>
-        </w:rPr>
-      </w:pPr>
-      <w:r>
-        <w:rPr>
-          <w:rFonts w:ascii="Antinoou" w:eastAsia="Antinoou" w:hAnsi="Antinoou"/>
-          <w:bCs/>
-          <w:noProof/>
-          <w:color w:val="7030A0"/>
-          <w:sz w:val="26"/>
-          <w:szCs w:val="26"/>
-          <w:lang w:eastAsia="en-GB" w:bidi="he-IL"/>
-        </w:rPr>
-        <w:lastRenderedPageBreak/>
-        <w:t>ⲙⲉⲛⲉⲛⲥⲁ ⲑ̀ⲣⲟⲩⲁ̀ⲛⲁⲗⲁⲙⲯⲓⲥ ⲙ̀ⲙⲟϥ ⲁ̀ⲛⲟⲛ ⲕⲁⲧⲁ ⲡⲓϩ̀ⲙⲟⲧ ⲉ̀ⲧⲁϥⲧⲏⲓϥ ⲛⲁⲛ ⲛⲉⲙ ⲕⲁⲧⲁ ⲡⲉϥⲟⲩⲁϩⲥⲁϩⲛⲓ ⲁⲛⲧⲁⲗⲟ ⲉ̀ϩ̀ⲣⲏⲓ ⲛ̀ⲟⲩⲑⲩⲥⲓⲁ̀ ⲉⲥⲟⲛϧ ⲉⲥⲟⲩⲁⲃ ⲛ̀ⲟⲩⲉϣ ⲛ̀ⲥ̀ⲛⲟϥ ⲉ̀ⲁⲛⲑⲉϣ ϩⲁⲛⲉ̀ⲡⲓⲥⲕⲟⲡⲟⲥ ⲛⲉⲙ ϩⲁⲛⲡ̀ⲣⲉⲥⲃⲩⲧⲉⲣⲟⲥ ⲛⲉⲙ ϩⲁⲛⲇⲓⲁ̀ⲕⲟⲛⲟⲥ ⲉ̀ⲧⲟⲩⲏ̀ⲡⲓ ⲛⲓ︦ⲍ︦ ⲡⲁⲓ ⲉ̀ⲧⲟⲩⲉ̀ⲃⲟⲗ ⲛ̀ϧⲏⲧⲟⲩ ⲡⲉ ⲥ̀ⲧⲉⲫⲁⲛⲟⲥ ⲡⲓⲙⲁⲕⲁⲣⲓⲟⲥ ⲙ̀ⲙⲁⲣⲧⲩⲣⲟⲥ ⲛⲁϥϫⲱϫⲉⲃ ⲁⲛ ⲉ̀ⲣⲟⲛ ϧⲉⲛ ⲟⲩⲙⲉⲑⲙⲏⲓ ⲉ̀ⲧⲉ ⲟⲩⲟⲛⲧⲁϥ ⲉ̀ϧⲟⲩⲛ ⲉ̀ⲫϯ ⲁⲗⲗⲁ ⲁϥⲟⲩⲱⲛϩ ⲛ̀ⲧⲉϥⲙⲉⲧⲣⲉϥϣⲉⲙϣⲉ ⲛⲟⲩϯ ⲉ̀ⲃⲟⲗϧⲉⲛ ⲡⲓⲛⲁϩϯ ⲛⲉⲙ ϯⲁ̀ⲅⲁⲡⲏ ⲉ̀ⲧⲉ ⲟⲩⲟⲛⲧⲁϥ ⲥⲁϧⲟⲩⲛ ⲉ̀ⲡⲭ︦ⲥ︦ ⲓ︦ⲏ︦ⲥ︦ ⲡⲉⲛⲟ︦ⲥ︦ ⲙ̀ⲡⲁⲓⲣⲏϯ ⲧⲏⲣⲥ ϩⲱⲥⲇⲉ ⲉⲑⲣⲉϥϯ ⲛ̀ⲧⲉϥⲯⲩⲭⲏ ϧⲁⲣⲟϥ ⲉ̀ⲁ̀ ⲛⲓⲓⲟⲩⲇⲁⲓ ⲛ̀ⲣⲉϥϧⲱⲧⲉⲃ ⲙ̀ⲡⲟ︦ⲥ︦ ϩⲓⲱ̀ⲛⲓ ⲉ̀ϫⲱϥ ⲁⲩϧⲟⲑⲃⲉϥ ⲁⲗⲗⲁ ϩⲱⲙⲟⲥ ⲡⲁⲓ ⲛⲓϣϯ ⲛ̀ⲣⲱⲙⲓ ϧⲉⲛ ⲧⲁⲓ ⲙⲓⲏ̀ ⲉⲧⲃⲉⲣⲃⲉⲣ ϧⲉⲛ ⲡⲓⲡⲛ︦ⲁ︦ ⲉ̀ⲑⲟⲩⲁⲃ ⲡⲁⲓ ⲛⲓϣϯ ⲛ̀ⲁⲣⲭⲏⲇⲓⲁ̀ⲕⲟⲛⲟⲥ.</w:t>
-      </w:r>
-    </w:p>
-    <w:p>
-      <w:pPr>
-        <w:spacing w:before="120"/>
-        <w:jc w:val="both"/>
-        <w:rPr>
-          <w:rFonts w:ascii="Antinoou" w:eastAsia="Antinoou" w:hAnsi="Antinoou"/>
-          <w:bCs/>
-          <w:noProof/>
-          <w:color w:val="7030A0"/>
-          <w:sz w:val="26"/>
-          <w:szCs w:val="26"/>
-          <w:lang w:eastAsia="en-GB" w:bidi="he-IL"/>
-        </w:rPr>
-      </w:pPr>
-      <w:r>
-        <w:rPr>
-          <w:rFonts w:ascii="Antinoou" w:eastAsia="Antinoou" w:hAnsi="Antinoou"/>
-          <w:bCs/>
-          <w:noProof/>
-          <w:color w:val="7030A0"/>
-          <w:sz w:val="26"/>
-          <w:szCs w:val="26"/>
-          <w:lang w:eastAsia="en-GB" w:bidi="he-IL"/>
-        </w:rPr>
-        <w:t>ⲫⲏⲉ̀ⲧ ⲁϥⲛⲁⲩ ⲉ̀ⲛⲓⲡⲩⲗⲏ ⲛ̀ⲧⲉ ⲛⲓⲫⲏⲟⲩⲓ̀ ⲉ̀ⲁⲩⲟⲩⲱⲛ ⲟⲩⲟϩ ⲓ︦ⲏ︦ⲥ︦ ⲡⲟ︦ⲥ︦ ⲉϥϩⲓⲟⲩⲓ̀ⲛⲁⲙ ⲫϯ ⲡⲉϥⲓⲱⲧ ⲙ̀ⲡⲉϥⲟⲩⲟⲛϩϥ ⲉ̀ⲃⲟⲗ ϧⲉⲛ ϩ̀ⲗⲓ ⲙ̀ⲙⲁ ϩⲱⲥ ⲉϥⲭⲣⲱ ⲙ̀ⲡⲉⲧⲉⲣⲡ̀ⲣⲉⲡⲓ ⲛ̀ⲧ̀ⲙⲉⲧⲇⲓⲁ̀ⲕⲟⲛⲟⲥ ⲛⲉⲙ ⲛⲏⲉ̀ⲧⲉ ⲛ̀ϧ̀ⲏⲧⲥ ⲉ̀ⲧⲁⲗⲉ ⲑⲩⲥⲓⲁ̀ ⲉ̀ϩ̀ⲣⲏⲓ ⲓⲉ ⲉ̀ⲧⲁⲗⲉ ϫⲓϫ ⲉ̀ϫⲉⲛ ϩ̀ⲗⲓ ⲁⲗⲗⲁ ⲁϥⲁ̀ⲣⲉϩ ⲉ̀ϯⲧⲁⲝⲓⲥ ⲛ̀ⲑ̀ⲙⲉⲧⲇⲓⲁ̀ⲕⲟⲛⲟⲥ ϣⲁ ⲉ̀ⲃⲟⲗ ⲡⲉⲧⲉⲣⲡ̀ⲣⲉⲡⲓ ⲅⲁⲣ ⲡⲉ ⲫⲁⲓ ⲙ̀ⲫ̀ⲙⲁⲣⲧⲩⲣⲟⲥ ⲉ̀ⲑⲟⲩⲁⲃ ⲙ̀ⲡⲭ︦ⲥ︦ ⲉⲑⲣⲉϥϫⲱⲕ ⲉ̀ⲃⲟⲗ ⲙ̀ⲡⲉϥⲇ̀ⲣⲟⲙⲟⲥ ⲉϥⲁ̀ⲣⲉϩ ⲉ̀ⲧⲟⲩⲧⲁⲝⲓⲁ̀.</w:t>
-      </w:r>
-    </w:p>
-    <w:p>
-      <w:pPr>
-        <w:spacing w:before="120"/>
-        <w:jc w:val="both"/>
-        <w:rPr>
-          <w:rFonts w:ascii="Antinoou" w:eastAsia="Antinoou" w:hAnsi="Antinoou"/>
-          <w:bCs/>
-          <w:noProof/>
-          <w:color w:val="7030A0"/>
-          <w:sz w:val="26"/>
-          <w:szCs w:val="26"/>
-          <w:lang w:eastAsia="en-GB" w:bidi="he-IL"/>
-        </w:rPr>
-      </w:pPr>
-      <w:r>
-        <w:rPr>
-          <w:rFonts w:ascii="Antinoou" w:eastAsia="Antinoou" w:hAnsi="Antinoou"/>
-          <w:bCs/>
-          <w:noProof/>
-          <w:color w:val="7030A0"/>
-          <w:sz w:val="26"/>
-          <w:szCs w:val="26"/>
-          <w:lang w:eastAsia="en-GB" w:bidi="he-IL"/>
-        </w:rPr>
-        <w:t>ⲓⲥϫⲉ ⲟⲩⲟⲛ ϩⲁⲛⲟⲩⲟⲛ ⲇⲉ ⲙ̀ⲙⲱⲧⲉⲛ ⲛⲁⲣⲓⲕⲓ ⲉ̀ⲫⲓⲗⲓⲡⲡⲟⲥ ⲡⲓⲇⲓⲁ̀ⲕⲟⲛⲟⲥ ⲛⲉⲙ ⲁ̀ⲛⲁⲛⲓⲁⲥ ⲡⲓⲡⲓⲥⲧⲟⲥ ⲛ̀ⲥⲟⲛ ϫⲉ ⲡⲓⲟⲩⲁⲓ ⲙⲉⲛ ⲃⲁⲡⲧⲓⲥⲙⲁ ⲙ̀ⲡⲓⲥⲓⲟⲩⲣ ⲡⲓⲕⲉⲟⲩⲁⲓ ⲇⲉ ⲁϥⲃⲁⲡⲧⲓⲥⲙⲁ ⲙ̀ⲙⲟⲓ ⲁ̀ⲛⲟⲕ ⲡⲁⲩⲗⲟⲥ ⲥⲉⲟⲓ ⲛ̀̀ⲧⲥⲱⲟⲩⲛ ⲉ̀ⲫⲏⲉ̀ⲧ ⲉⲛϫⲱⲙ̀ⲙⲟϥ ⲁⲛϫⲟⲥ ⲅⲁⲣ ϫⲉ ⲙ̀ⲙⲟⲛ ϩ̀ⲗⲓ ϩⲱⲗⲉⲙ ⲛⲁϥ ⲙ̀ⲙⲁⲩⲁⲧϥ ⲙ̀ⲡ̀ⲁ̀ⲝⲓⲱ̀ⲙⲁ ⲛ̀ϯⲙⲉⲧⲟⲩⲏⲃ ⲁⲗⲗⲁ ⲉ̀ϣⲁϥϭⲓⲧϥ ⲉ̀ⲃⲟⲗϩⲓⲧⲉⲛ ⲫϯ ⲙ̀ⲫ̀ⲣⲏϯ ⲙ̀ⲙⲉⲗⲭⲓⲥⲉⲇⲉⲕ ⲛⲉⲙ ⲓⲁⲕⲱⲃ ⲡⲓⲡⲁⲧⲣⲓⲁⲣⲭⲏⲥ ⲓⲉ ⲉ̀ϣⲁϥϭⲓⲧϥ ⲉ̀ⲃⲟⲗϩⲓⲧⲉⲛ ⲡⲓⲁⲧⲭⲏⲉ̀ⲣⲉⲩⲥ ⲙ̀ⲫ̀ⲣⲏϯ ⲛ̀ⲁ̀ⲁ̀ⲣⲱⲛ ⲉ̀ⲧⲁϥϭⲓⲧϥ ⲉ̀ⲃⲟⲗϩⲓⲧⲉⲛ ⲙⲉⲩ̀ⲥⲏⲥ ⲟⲩⲕ ⲟⲩⲛ ⲫⲓⲗⲓⲡⲡⲟⲥ ⲛⲉⲙ ⲁ̀ⲛⲁⲛⲓⲁⲥ ⲛ̀ⲑⲱⲟⲩ ⲁⲛ ⲛⲉ ⲉ̀ⲧⲁⲩⲥⲟⲧⲡⲥ ⲛⲱⲟⲩ ⲉ̀ⲉⲣⲫⲁⲓ ϧⲁⲣⲱⲟⲩ ⲙ̀ⲙⲓⲛ ⲙ̀ⲙⲱⲟⲩ ⲁⲗⲗⲁ ⲡⲭ︦ⲥ︦ ⲡⲉⲧⲁϥⲑⲟϣⲟⲩ ⲡⲓⲁⲣⲭⲏ̀ⲉⲣⲉⲩⲥ ⲙ̀ⲙⲏⲓ ⲫϯ ⲉ̀ⲧⲉ ⲙ̀ⲙⲟⲛ ⲕⲉ ⲛⲟⲩϯ ⲉϥⲧⲉⲛⲑⲱⲛ ⲉ̀ⲣⲟϥ.</w:t>
-      </w:r>
-    </w:p>
-    <w:p>
-      <w:pPr>
-        <w:spacing w:before="120"/>
-        <w:jc w:val="center"/>
-        <w:rPr>
-          <w:rFonts w:ascii="Antinoou" w:eastAsia="Antinoou" w:hAnsi="Antinoou"/>
-          <w:bCs/>
-          <w:noProof/>
-          <w:color w:val="7030A0"/>
-          <w:sz w:val="26"/>
-          <w:szCs w:val="26"/>
-          <w:lang w:eastAsia="en-GB" w:bidi="he-IL"/>
-        </w:rPr>
-      </w:pPr>
-      <w:r>
-        <w:rPr>
-          <w:rFonts w:ascii="Antinoou" w:eastAsia="Antinoou" w:hAnsi="Antinoou"/>
-          <w:bCs/>
-          <w:noProof/>
-          <w:color w:val="7030A0"/>
-          <w:sz w:val="26"/>
-          <w:szCs w:val="26"/>
-          <w:lang w:eastAsia="en-GB" w:bidi="he-IL"/>
-        </w:rPr>
-        <w:t>———————</w:t>
-      </w:r>
-    </w:p>
-    <w:p>
-      <w:pPr>
-        <w:spacing w:before="120"/>
-        <w:jc w:val="center"/>
-        <w:rPr>
-          <w:rFonts w:ascii="Antinoou" w:eastAsia="Antinoou" w:hAnsi="Antinoou"/>
-          <w:bCs/>
-          <w:noProof/>
-          <w:color w:val="7030A0"/>
-          <w:sz w:val="26"/>
-          <w:szCs w:val="26"/>
-          <w:lang w:eastAsia="en-GB" w:bidi="he-IL"/>
-        </w:rPr>
-      </w:pPr>
-      <w:r>
-        <w:rPr>
-          <w:rFonts w:ascii="Antinoou" w:eastAsia="Antinoou" w:hAnsi="Antinoou"/>
-          <w:bCs/>
-          <w:noProof/>
-          <w:color w:val="7030A0"/>
-          <w:sz w:val="26"/>
-          <w:szCs w:val="26"/>
-          <w:lang w:eastAsia="en-GB" w:bidi="he-IL"/>
-        </w:rPr>
-        <w:t xml:space="preserve">ⲁϥϫⲱⲕ ⲉ̀ⲃⲟⲗ </w:t>
-      </w:r>
-      <w:r>
-        <w:rPr>
-          <w:rFonts w:ascii="Antinoou" w:eastAsia="Antinoou" w:hAnsi="Antinoou"/>
-          <w:bCs/>
-          <w:noProof/>
-          <w:color w:val="7030A0"/>
-          <w:sz w:val="26"/>
-          <w:szCs w:val="26"/>
-          <w:lang w:eastAsia="en-GB" w:bidi="he-IL"/>
-        </w:rPr>
-        <w:t>ⲙ̀ⲡⲓϫⲱⲙ</w:t>
-      </w:r>
-      <w:r>
-        <w:rPr>
-          <w:rFonts w:ascii="Antinoou" w:eastAsia="Antinoou" w:hAnsi="Antinoou"/>
-          <w:bCs/>
-          <w:noProof/>
-          <w:color w:val="7030A0"/>
-          <w:sz w:val="26"/>
-          <w:szCs w:val="26"/>
-          <w:lang w:eastAsia="en-GB" w:bidi="he-IL"/>
-        </w:rPr>
-        <w:t xml:space="preserve"> ⲙ̀ⲙⲁϩ ⲉ︦ ϧⲉⲛ ⲟⲩⲓⲣⲏⲛⲏ ⲛ̀ⲧⲉ ⲫϯ ⲁ̀ⲙⲏⲛ</w:t>
-      </w:r>
-    </w:p>
-    <w:p>
-      <w:pPr>
-        <w:spacing w:before="120"/>
-        <w:jc w:val="center"/>
-        <w:rPr>
-          <w:rFonts w:ascii="Antinoou" w:eastAsia="Antinoou" w:hAnsi="Antinoou"/>
-          <w:bCs/>
-          <w:noProof/>
-          <w:color w:val="7030A0"/>
-          <w:sz w:val="26"/>
-          <w:szCs w:val="26"/>
-          <w:lang w:eastAsia="en-GB" w:bidi="he-IL"/>
-        </w:rPr>
-      </w:pPr>
-      <w:r>
-        <w:rPr>
-          <w:rFonts w:ascii="Antinoou" w:eastAsia="Antinoou" w:hAnsi="Antinoou"/>
-          <w:bCs/>
-          <w:noProof/>
-          <w:color w:val="7030A0"/>
-          <w:sz w:val="26"/>
-          <w:szCs w:val="26"/>
-          <w:lang w:eastAsia="en-GB" w:bidi="he-IL"/>
-        </w:rPr>
-        <w:t>———————</w:t>
-      </w:r>
-    </w:p>
-    <w:p>
-      <w:pPr>
-        <w:keepNext/>
-        <w:widowControl w:val="0"/>
-        <w:spacing w:before="120"/>
-        <w:jc w:val="center"/>
-        <w:rPr>
-          <w:rFonts w:ascii="Antinoou" w:eastAsia="Antinoou" w:hAnsi="Antinoou" w:cs="Gentium"/>
-          <w:b/>
-          <w:bCs/>
-          <w:noProof/>
-          <w:sz w:val="32"/>
-          <w:szCs w:val="32"/>
-          <w:u w:color="00B050"/>
-          <w:lang w:eastAsia="en-GB" w:bidi="he-IL"/>
-        </w:rPr>
-        <w:sectPr>
-          <w:type w:val="continuous"/>
-          <w:pgSz w:w="16838" w:h="11906" w:orient="landscape" w:code="9"/>
-          <w:pgMar w:top="1418" w:right="1418" w:bottom="1418" w:left="1418" w:header="709" w:footer="709" w:gutter="0"/>
-          <w:cols w:space="708"/>
-          <w:docGrid w:linePitch="360"/>
-        </w:sectPr>
-      </w:pPr>
-    </w:p>
-    <w:p>
-      <w:pPr>
-        <w:keepNext/>
-        <w:widowControl w:val="0"/>
-        <w:jc w:val="center"/>
-        <w:rPr>
-          <w:rFonts w:ascii="Antinoou" w:eastAsia="Antinoou" w:hAnsi="Antinoou" w:cs="Gentium"/>
-          <w:b/>
-          <w:bCs/>
-          <w:noProof/>
-          <w:sz w:val="32"/>
-          <w:szCs w:val="32"/>
           <w:u w:val="single" w:color="00B050"/>
           <w:lang w:eastAsia="en-GB" w:bidi="he-IL"/>
         </w:rPr>
@@ -12869,20 +12897,18 @@
     </w:p>
     <w:p>
       <w:pPr>
-        <w:spacing w:before="120"/>
-        <w:jc w:val="both"/>
-        <w:outlineLvl w:val="2"/>
-        <w:rPr>
-          <w:rFonts w:ascii="Antinoou" w:eastAsia="Antinoou" w:hAnsi="Antinoou" w:cs="Gentium"/>
-          <w:b/>
-          <w:bCs/>
-          <w:i/>
-          <w:iCs/>
-          <w:noProof/>
-          <w:sz w:val="32"/>
-          <w:szCs w:val="32"/>
-          <w:u w:val="single" w:color="00B050"/>
-          <w:lang w:val="el-GR" w:bidi="he-IL"/>
+        <w:keepNext/>
+        <w:widowControl w:val="0"/>
+        <w:jc w:val="center"/>
+        <w:rPr>
+          <w:rFonts w:ascii="Antinoou" w:eastAsia="Antinoou" w:hAnsi="Antinoou" w:cs="Gentium"/>
+          <w:b/>
+          <w:bCs/>
+          <w:noProof/>
+          <w:sz w:val="32"/>
+          <w:szCs w:val="32"/>
+          <w:u w:color="00B050"/>
+          <w:lang w:eastAsia="en-GB" w:bidi="he-IL"/>
         </w:rPr>
         <w:sectPr>
           <w:pgSz w:w="16838" w:h="11906" w:orient="landscape" w:code="9"/>
